--- a/Student_Notes.docx
+++ b/Student_Notes.docx
@@ -1,7 +1,21 @@
 
 <file path=word/document.xml><?xml version="1.0" encoding="utf-8"?>
-<w:document xmlns:wpc="http://schemas.microsoft.com/office/word/2010/wordprocessingCanvas" xmlns:cx="http://schemas.microsoft.com/office/drawing/2014/chartex" xmlns:cx1="http://schemas.microsoft.com/office/drawing/2015/9/8/chartex" xmlns:cx2="http://schemas.microsoft.com/office/drawing/2015/10/21/chartex" xmlns:cx3="http://schemas.microsoft.com/office/drawing/2016/5/9/chartex" xmlns:cx4="http://schemas.microsoft.com/office/drawing/2016/5/10/chartex" xmlns:cx5="http://schemas.microsoft.com/office/drawing/2016/5/11/chartex" xmlns:cx6="http://schemas.microsoft.com/office/drawing/2016/5/12/chartex" xmlns:cx7="http://schemas.microsoft.com/office/drawing/2016/5/13/chartex" xmlns:cx8="http://schemas.microsoft.com/office/drawing/2016/5/14/chartex" xmlns:mc="http://schemas.openxmlformats.org/markup-compatibility/2006" xmlns:aink="http://schemas.microsoft.com/office/drawing/2016/ink" xmlns:am3d="http://schemas.microsoft.com/office/drawing/2017/model3d" xmlns:o="urn:schemas-microsoft-com:office:office" xmlns:oel="http://schemas.microsoft.com/office/2019/extlst" xmlns:r="http://schemas.openxmlformats.org/officeDocument/2006/relationships" xmlns:m="http://schemas.openxmlformats.org/officeDocument/2006/math" xmlns:v="urn:schemas-microsoft-com:vml" xmlns:wp14="http://schemas.microsoft.com/office/word/2010/wordprocessingDrawing" xmlns:wp="http://schemas.openxmlformats.org/drawingml/2006/wordprocessingDrawing" xmlns:w10="urn:schemas-microsoft-com:office:word" xmlns:w="http://schemas.openxmlformats.org/wordprocessingml/2006/main" xmlns:w14="http://schemas.microsoft.com/office/word/2010/wordml" xmlns:w15="http://schemas.microsoft.com/office/word/2012/wordml" xmlns:w16cei="http://schemas.microsoft.com/office/word/2026/wordml/cei" xmlns:w16cex="http://schemas.microsoft.com/office/word/2018/wordml/cex" xmlns:w16cid="http://schemas.microsoft.com/office/word/2016/wordml/cid" xmlns:w16="http://schemas.microsoft.com/office/word/2018/wordml" xmlns:w16du="http://schemas.microsoft.com/office/word/2023/wordml/word16du" xmlns:w16sdtdh="http://schemas.microsoft.com/office/word/2020/wordml/sdtdatahash" xmlns:w16sdtfl="http://schemas.microsoft.com/office/word/2024/wordml/sdtformatlock" xmlns:w16se="http://schemas.microsoft.com/office/word/2015/wordml/symex" xmlns:wpg="http://schemas.microsoft.com/office/word/2010/wordprocessingGroup" xmlns:wpi="http://schemas.microsoft.com/office/word/2010/wordprocessingInk" xmlns:wne="http://schemas.microsoft.com/office/word/2006/wordml" xmlns:wps="http://schemas.microsoft.com/office/word/2010/wordprocessingShape" mc:Ignorable="w14 w15 w16se w16cid w16 w16cex w16sdtdh w16sdtfl w16du wp14">
+<w:document xmlns:wpc="http://schemas.microsoft.com/office/word/2010/wordprocessingCanvas" xmlns:cx="http://schemas.microsoft.com/office/drawing/2014/chartex" xmlns:cx1="http://schemas.microsoft.com/office/drawing/2015/9/8/chartex" xmlns:cx2="http://schemas.microsoft.com/office/drawing/2015/10/21/chartex" xmlns:cx3="http://schemas.microsoft.com/office/drawing/2016/5/9/chartex" xmlns:cx4="http://schemas.microsoft.com/office/drawing/2016/5/10/chartex" xmlns:cx5="http://schemas.microsoft.com/office/drawing/2016/5/11/chartex" xmlns:cx6="http://schemas.microsoft.com/office/drawing/2016/5/12/chartex" xmlns:cx7="http://schemas.microsoft.com/office/drawing/2016/5/13/chartex" xmlns:cx8="http://schemas.microsoft.com/office/drawing/2016/5/14/chartex" xmlns:mc="http://schemas.openxmlformats.org/markup-compatibility/2006" xmlns:aink="http://schemas.microsoft.com/office/drawing/2016/ink" xmlns:am3d="http://schemas.microsoft.com/office/drawing/2017/model3d" xmlns:o="urn:schemas-microsoft-com:office:office" xmlns:oel="http://schemas.microsoft.com/office/2019/extlst" xmlns:r="http://schemas.openxmlformats.org/officeDocument/2006/relationships" xmlns:m="http://schemas.openxmlformats.org/officeDocument/2006/math" xmlns:v="urn:schemas-microsoft-com:vml" xmlns:wp14="http://schemas.microsoft.com/office/word/2010/wordprocessingDrawing" xmlns:wp="http://schemas.openxmlformats.org/drawingml/2006/wordprocessingDrawing" xmlns:w10="urn:schemas-microsoft-com:office:word" xmlns:w="http://schemas.openxmlformats.org/wordprocessingml/2006/main" xmlns:w14="http://schemas.microsoft.com/office/word/2010/wordml" xmlns:w15="http://schemas.microsoft.com/office/word/2012/wordml" xmlns:w16cex="http://schemas.microsoft.com/office/word/2018/wordml/cex" xmlns:w16cid="http://schemas.microsoft.com/office/word/2016/wordml/cid" xmlns:w16="http://schemas.microsoft.com/office/word/2018/wordml" xmlns:w16du="http://schemas.microsoft.com/office/word/2023/wordml/word16du" xmlns:w16sdtdh="http://schemas.microsoft.com/office/word/2020/wordml/sdtdatahash" xmlns:w16sdtfl="http://schemas.microsoft.com/office/word/2024/wordml/sdtformatlock" xmlns:w16se="http://schemas.microsoft.com/office/word/2015/wordml/symex" xmlns:wpg="http://schemas.microsoft.com/office/word/2010/wordprocessingGroup" xmlns:wpi="http://schemas.microsoft.com/office/word/2010/wordprocessingInk" xmlns:wne="http://schemas.microsoft.com/office/word/2006/wordml" xmlns:wps="http://schemas.microsoft.com/office/word/2010/wordprocessingShape" mc:Ignorable="w14 w15 w16se w16cid w16 w16cex w16sdtdh w16sdtfl w16du wp14">
   <w:body>
+    <w:p>
+      <w:pPr>
+        <w:spacing w:after="0"/>
+        <w:ind w:firstLine="360"/>
+        <w:rPr>
+          <w:rFonts w:ascii="Arial" w:hAnsi="Arial" w:cs="Arial"/>
+          <w:b/>
+          <w:bCs/>
+          <w:color w:val="002855"/>
+          <w:sz w:val="28"/>
+          <w:szCs w:val="28"/>
+        </w:rPr>
+      </w:pPr>
+    </w:p>
     <w:p>
       <w:pPr>
         <w:spacing w:after="0"/>
@@ -5324,27 +5338,7 @@
                 <w:sz w:val="20"/>
                 <w:szCs w:val="20"/>
               </w:rPr>
-              <w:t xml:space="preserve">) </w:t>
-            </w:r>
-            <w:proofErr w:type="gramStart"/>
-            <w:r>
-              <w:rPr>
-                <w:rFonts w:ascii="Arial" w:eastAsia="Arial" w:hAnsi="Arial" w:cs="Arial"/>
-                <w:color w:val="000000" w:themeColor="text1"/>
-                <w:sz w:val="20"/>
-                <w:szCs w:val="20"/>
-              </w:rPr>
-              <w:t>do</w:t>
-            </w:r>
-            <w:proofErr w:type="gramEnd"/>
-            <w:r>
-              <w:rPr>
-                <w:rFonts w:ascii="Arial" w:eastAsia="Arial" w:hAnsi="Arial" w:cs="Arial"/>
-                <w:color w:val="000000" w:themeColor="text1"/>
-                <w:sz w:val="20"/>
-                <w:szCs w:val="20"/>
-              </w:rPr>
-              <w:t xml:space="preserve"> together: </w:t>
+              <w:t xml:space="preserve">) do together: </w:t>
             </w:r>
             <w:proofErr w:type="gramStart"/>
             <w:r>
@@ -5715,27 +5709,7 @@
           <w:sz w:val="20"/>
           <w:szCs w:val="20"/>
         </w:rPr>
-        <w:t xml:space="preserve">Linux separates "copy this process" (fork) from "run a new program" (exec). Windows combines </w:t>
-      </w:r>
-      <w:proofErr w:type="gramStart"/>
-      <w:r>
-        <w:rPr>
-          <w:rFonts w:ascii="Arial" w:eastAsia="Arial" w:hAnsi="Arial" w:cs="Arial"/>
-          <w:color w:val="000000" w:themeColor="text1"/>
-          <w:sz w:val="20"/>
-          <w:szCs w:val="20"/>
-        </w:rPr>
-        <w:t>both into</w:t>
-      </w:r>
-      <w:proofErr w:type="gramEnd"/>
-      <w:r>
-        <w:rPr>
-          <w:rFonts w:ascii="Arial" w:eastAsia="Arial" w:hAnsi="Arial" w:cs="Arial"/>
-          <w:color w:val="000000" w:themeColor="text1"/>
-          <w:sz w:val="20"/>
-          <w:szCs w:val="20"/>
-        </w:rPr>
-        <w:t xml:space="preserve"> </w:t>
+        <w:t xml:space="preserve">Linux separates "copy this process" (fork) from "run a new program" (exec). Windows combines both into </w:t>
       </w:r>
       <w:proofErr w:type="spellStart"/>
       <w:proofErr w:type="gramStart"/>
@@ -10386,66 +10360,6 @@
       <w:pPr>
         <w:spacing w:after="0" w:line="276" w:lineRule="auto"/>
         <w:rPr>
-          <w:rFonts w:ascii="Arial" w:eastAsia="Times New Roman" w:hAnsi="Arial" w:cs="Arial"/>
-          <w:sz w:val="28"/>
-          <w:szCs w:val="28"/>
-        </w:rPr>
-      </w:pPr>
-    </w:p>
-    <w:p>
-      <w:pPr>
-        <w:spacing w:after="0" w:line="276" w:lineRule="auto"/>
-        <w:rPr>
-          <w:rFonts w:ascii="Arial" w:eastAsia="Times New Roman" w:hAnsi="Arial" w:cs="Arial"/>
-          <w:sz w:val="28"/>
-          <w:szCs w:val="28"/>
-        </w:rPr>
-      </w:pPr>
-    </w:p>
-    <w:p>
-      <w:pPr>
-        <w:spacing w:after="0" w:line="276" w:lineRule="auto"/>
-        <w:rPr>
-          <w:rFonts w:ascii="Arial" w:eastAsia="Times New Roman" w:hAnsi="Arial" w:cs="Arial"/>
-          <w:sz w:val="28"/>
-          <w:szCs w:val="28"/>
-        </w:rPr>
-      </w:pPr>
-    </w:p>
-    <w:p>
-      <w:pPr>
-        <w:spacing w:after="0" w:line="276" w:lineRule="auto"/>
-        <w:rPr>
-          <w:rFonts w:ascii="Arial" w:eastAsia="Times New Roman" w:hAnsi="Arial" w:cs="Arial"/>
-          <w:sz w:val="28"/>
-          <w:szCs w:val="28"/>
-        </w:rPr>
-      </w:pPr>
-    </w:p>
-    <w:p>
-      <w:pPr>
-        <w:spacing w:after="0" w:line="276" w:lineRule="auto"/>
-        <w:rPr>
-          <w:rFonts w:ascii="Arial" w:eastAsia="Times New Roman" w:hAnsi="Arial" w:cs="Arial"/>
-          <w:sz w:val="28"/>
-          <w:szCs w:val="28"/>
-        </w:rPr>
-      </w:pPr>
-    </w:p>
-    <w:p>
-      <w:pPr>
-        <w:spacing w:after="0" w:line="276" w:lineRule="auto"/>
-        <w:rPr>
-          <w:rFonts w:ascii="Arial" w:eastAsia="Times New Roman" w:hAnsi="Arial" w:cs="Arial"/>
-          <w:sz w:val="28"/>
-          <w:szCs w:val="28"/>
-        </w:rPr>
-      </w:pPr>
-    </w:p>
-    <w:p>
-      <w:pPr>
-        <w:spacing w:after="0" w:line="276" w:lineRule="auto"/>
-        <w:rPr>
           <w:rFonts w:ascii="Arial" w:hAnsi="Arial" w:cs="Arial"/>
           <w:b/>
           <w:bCs/>
@@ -10755,6 +10669,58 @@
         </w:rPr>
         <w:t>Layer 1</w:t>
       </w:r>
+      <w:r>
+        <w:rPr>
+          <w:rFonts w:ascii="Arial" w:eastAsiaTheme="minorHAnsi" w:hAnsi="Arial" w:cs="Arial"/>
+          <w:b/>
+          <w:bCs/>
+          <w:kern w:val="2"/>
+          <w:sz w:val="28"/>
+          <w:szCs w:val="28"/>
+          <w14:ligatures w14:val="standardContextual"/>
+        </w:rPr>
+        <w:t xml:space="preserve">. </w:t>
+      </w:r>
+    </w:p>
+    <w:p>
+      <w:pPr>
+        <w:pStyle w:val="NormalWeb"/>
+        <w:numPr>
+          <w:ilvl w:val="1"/>
+          <w:numId w:val="42"/>
+        </w:numPr>
+        <w:rPr>
+          <w:rFonts w:ascii="Arial" w:eastAsiaTheme="minorHAnsi" w:hAnsi="Arial" w:cs="Arial"/>
+          <w:b/>
+          <w:bCs/>
+          <w:kern w:val="2"/>
+          <w:sz w:val="28"/>
+          <w:szCs w:val="28"/>
+          <w14:ligatures w14:val="standardContextual"/>
+        </w:rPr>
+      </w:pPr>
+      <w:r>
+        <w:rPr>
+          <w:rFonts w:ascii="Arial" w:eastAsiaTheme="minorHAnsi" w:hAnsi="Arial" w:cs="Arial"/>
+          <w:b/>
+          <w:bCs/>
+          <w:kern w:val="2"/>
+          <w:sz w:val="28"/>
+          <w:szCs w:val="28"/>
+          <w14:ligatures w14:val="standardContextual"/>
+        </w:rPr>
+        <w:t xml:space="preserve">Does not </w:t>
+      </w:r>
+      <w:r>
+        <w:rPr>
+          <w:rFonts w:ascii="Arial" w:eastAsiaTheme="minorHAnsi" w:hAnsi="Arial" w:cs="Arial"/>
+          <w:kern w:val="2"/>
+          <w:sz w:val="28"/>
+          <w:szCs w:val="28"/>
+          <w14:ligatures w14:val="standardContextual"/>
+        </w:rPr>
+        <w:t>need a network to function</w:t>
+      </w:r>
     </w:p>
     <w:p>
       <w:pPr>
@@ -10797,22 +10763,10 @@
     <w:p>
       <w:pPr>
         <w:pStyle w:val="NormalWeb"/>
-        <w:ind w:left="720"/>
-        <w:rPr>
-          <w:rFonts w:ascii="Arial" w:eastAsiaTheme="minorHAnsi" w:hAnsi="Arial" w:cs="Arial"/>
-          <w:b/>
-          <w:bCs/>
-          <w:kern w:val="2"/>
-          <w:sz w:val="28"/>
-          <w:szCs w:val="28"/>
-          <w14:ligatures w14:val="standardContextual"/>
-        </w:rPr>
-      </w:pPr>
-    </w:p>
-    <w:p>
-      <w:pPr>
-        <w:pStyle w:val="NormalWeb"/>
-        <w:ind w:left="1440"/>
+        <w:numPr>
+          <w:ilvl w:val="0"/>
+          <w:numId w:val="42"/>
+        </w:numPr>
         <w:rPr>
           <w:rFonts w:ascii="Arial" w:eastAsiaTheme="minorHAnsi" w:hAnsi="Arial" w:cs="Arial"/>
           <w:kern w:val="2"/>
@@ -10821,33 +10775,16 @@
           <w14:ligatures w14:val="standardContextual"/>
         </w:rPr>
       </w:pPr>
-    </w:p>
-    <w:p>
-      <w:pPr>
-        <w:pStyle w:val="NormalWeb"/>
-        <w:numPr>
-          <w:ilvl w:val="0"/>
-          <w:numId w:val="42"/>
-        </w:numPr>
+      <w:r>
         <w:rPr>
           <w:rFonts w:ascii="Arial" w:eastAsiaTheme="minorHAnsi" w:hAnsi="Arial" w:cs="Arial"/>
+          <w:b/>
+          <w:bCs/>
           <w:kern w:val="2"/>
           <w:sz w:val="28"/>
           <w:szCs w:val="28"/>
           <w14:ligatures w14:val="standardContextual"/>
         </w:rPr>
-      </w:pPr>
-      <w:r>
-        <w:rPr>
-          <w:rFonts w:ascii="Arial" w:eastAsiaTheme="minorHAnsi" w:hAnsi="Arial" w:cs="Arial"/>
-          <w:b/>
-          <w:bCs/>
-          <w:kern w:val="2"/>
-          <w:sz w:val="28"/>
-          <w:szCs w:val="28"/>
-          <w14:ligatures w14:val="standardContextual"/>
-        </w:rPr>
-        <w:lastRenderedPageBreak/>
         <w:t xml:space="preserve">Ethernet LAN Cables Chart </w:t>
       </w:r>
       <w:r>
@@ -10950,6 +10887,7 @@
           <w:szCs w:val="28"/>
           <w14:ligatures w14:val="standardContextual"/>
         </w:rPr>
+        <w:lastRenderedPageBreak/>
         <w:t>Fiber Optics Lines</w:t>
       </w:r>
       <w:r>
@@ -11434,7 +11372,6 @@
           <w:sz w:val="28"/>
           <w:szCs w:val="28"/>
         </w:rPr>
-        <w:lastRenderedPageBreak/>
         <w:t xml:space="preserve">Networking </w:t>
       </w:r>
       <w:r>
@@ -11652,6 +11589,7 @@
                 <w:b/>
                 <w:bCs/>
               </w:rPr>
+              <w:lastRenderedPageBreak/>
               <w:t>MAN</w:t>
             </w:r>
             <w:r>
@@ -12121,42 +12059,42 @@
           <w:sz w:val="28"/>
           <w:szCs w:val="28"/>
         </w:rPr>
+        <w:t>Common in enterprise and web environments</w:t>
+      </w:r>
+      <w:r>
+        <w:rPr>
+          <w:rFonts w:ascii="Arial" w:hAnsi="Arial" w:cs="Arial"/>
+          <w:sz w:val="28"/>
+          <w:szCs w:val="28"/>
+        </w:rPr>
+        <w:br/>
+      </w:r>
+      <w:r>
+        <w:rPr>
+          <w:rFonts w:ascii="Arial" w:hAnsi="Arial" w:cs="Arial"/>
+          <w:sz w:val="28"/>
+          <w:szCs w:val="28"/>
+        </w:rPr>
+        <w:tab/>
+      </w:r>
+    </w:p>
+    <w:p>
+      <w:pPr>
+        <w:spacing w:after="0" w:line="276" w:lineRule="auto"/>
+        <w:rPr>
+          <w:rFonts w:ascii="Arial" w:hAnsi="Arial" w:cs="Arial"/>
+          <w:sz w:val="28"/>
+          <w:szCs w:val="28"/>
+        </w:rPr>
+      </w:pPr>
+      <w:r>
+        <w:rPr>
+          <w:rFonts w:ascii="Arial" w:hAnsi="Arial" w:cs="Arial"/>
+          <w:noProof/>
+          <w:sz w:val="28"/>
+          <w:szCs w:val="28"/>
+        </w:rPr>
         <w:lastRenderedPageBreak/>
-        <w:t>Common in enterprise and web environments</w:t>
-      </w:r>
-      <w:r>
-        <w:rPr>
-          <w:rFonts w:ascii="Arial" w:hAnsi="Arial" w:cs="Arial"/>
-          <w:sz w:val="28"/>
-          <w:szCs w:val="28"/>
-        </w:rPr>
-        <w:br/>
-      </w:r>
-      <w:r>
-        <w:rPr>
-          <w:rFonts w:ascii="Arial" w:hAnsi="Arial" w:cs="Arial"/>
-          <w:sz w:val="28"/>
-          <w:szCs w:val="28"/>
-        </w:rPr>
-        <w:tab/>
-      </w:r>
-    </w:p>
-    <w:p>
-      <w:pPr>
-        <w:spacing w:after="0" w:line="276" w:lineRule="auto"/>
-        <w:rPr>
-          <w:rFonts w:ascii="Arial" w:hAnsi="Arial" w:cs="Arial"/>
-          <w:sz w:val="28"/>
-          <w:szCs w:val="28"/>
-        </w:rPr>
-      </w:pPr>
-      <w:r>
-        <w:rPr>
-          <w:rFonts w:ascii="Arial" w:hAnsi="Arial" w:cs="Arial"/>
-          <w:noProof/>
-          <w:sz w:val="28"/>
-          <w:szCs w:val="28"/>
-        </w:rPr>
         <w:drawing>
           <wp:inline distT="0" distB="0" distL="0" distR="0" wp14:anchorId="1CEC18C1" wp14:editId="75AAE012">
             <wp:extent cx="5005415" cy="2232380"/>
@@ -12723,6 +12661,7 @@
           <w:sz w:val="28"/>
           <w:szCs w:val="28"/>
         </w:rPr>
+        <w:lastRenderedPageBreak/>
         <w:t xml:space="preserve">Network Topologies </w:t>
       </w:r>
     </w:p>
@@ -13134,7 +13073,6 @@
           <w:sz w:val="28"/>
           <w:szCs w:val="28"/>
         </w:rPr>
-        <w:lastRenderedPageBreak/>
         <w:br/>
       </w:r>
       <w:r>
@@ -13260,6 +13198,7 @@
           <w:sz w:val="28"/>
           <w:szCs w:val="28"/>
         </w:rPr>
+        <w:lastRenderedPageBreak/>
         <w:t xml:space="preserve">All devices connect to a central device (switch or hub) </w:t>
       </w:r>
     </w:p>
@@ -13596,6 +13535,36 @@
           <w:szCs w:val="28"/>
         </w:rPr>
       </w:pPr>
+    </w:p>
+    <w:p>
+      <w:pPr>
+        <w:spacing w:line="276" w:lineRule="auto"/>
+        <w:rPr>
+          <w:rFonts w:ascii="Arial" w:hAnsi="Arial" w:cs="Arial"/>
+          <w:sz w:val="28"/>
+          <w:szCs w:val="28"/>
+        </w:rPr>
+      </w:pPr>
+    </w:p>
+    <w:p>
+      <w:pPr>
+        <w:spacing w:line="276" w:lineRule="auto"/>
+        <w:rPr>
+          <w:rFonts w:ascii="Arial" w:hAnsi="Arial" w:cs="Arial"/>
+          <w:sz w:val="28"/>
+          <w:szCs w:val="28"/>
+        </w:rPr>
+      </w:pPr>
+    </w:p>
+    <w:p>
+      <w:pPr>
+        <w:spacing w:line="276" w:lineRule="auto"/>
+        <w:rPr>
+          <w:rFonts w:ascii="Arial" w:hAnsi="Arial" w:cs="Arial"/>
+          <w:sz w:val="28"/>
+          <w:szCs w:val="28"/>
+        </w:rPr>
+      </w:pPr>
       <w:r>
         <w:rPr>
           <w:rFonts w:ascii="Arial" w:hAnsi="Arial" w:cs="Arial"/>
@@ -13668,7 +13637,6 @@
           <w:sz w:val="28"/>
           <w:szCs w:val="28"/>
         </w:rPr>
-        <w:lastRenderedPageBreak/>
         <w:t xml:space="preserve">Syntax </w:t>
       </w:r>
       <w:r>
@@ -13721,6 +13689,7 @@
           <w:sz w:val="28"/>
           <w:szCs w:val="28"/>
         </w:rPr>
+        <w:lastRenderedPageBreak/>
         <w:t>Basic code formatting</w:t>
       </w:r>
     </w:p>
@@ -14353,39 +14322,39 @@
           <w:sz w:val="28"/>
           <w:szCs w:val="28"/>
         </w:rPr>
+        <w:br/>
+      </w:r>
+      <w:r>
+        <w:rPr>
+          <w:rFonts w:ascii="Arial" w:eastAsia="Times New Roman" w:hAnsi="Arial" w:cs="Arial"/>
+          <w:b/>
+          <w:bCs/>
+          <w:sz w:val="28"/>
+          <w:szCs w:val="28"/>
+        </w:rPr>
+        <w:t xml:space="preserve"> </w:t>
+      </w:r>
+    </w:p>
+    <w:p>
+      <w:pPr>
+        <w:spacing w:line="276" w:lineRule="auto"/>
+        <w:rPr>
+          <w:rFonts w:ascii="Arial" w:eastAsia="Times New Roman" w:hAnsi="Arial" w:cs="Arial"/>
+          <w:b/>
+          <w:bCs/>
+          <w:sz w:val="28"/>
+          <w:szCs w:val="28"/>
+        </w:rPr>
+      </w:pPr>
+      <w:r>
+        <w:rPr>
+          <w:rFonts w:ascii="Arial" w:eastAsia="Times New Roman" w:hAnsi="Arial" w:cs="Arial"/>
+          <w:b/>
+          <w:bCs/>
+          <w:sz w:val="28"/>
+          <w:szCs w:val="28"/>
+        </w:rPr>
         <w:lastRenderedPageBreak/>
-        <w:br/>
-      </w:r>
-      <w:r>
-        <w:rPr>
-          <w:rFonts w:ascii="Arial" w:eastAsia="Times New Roman" w:hAnsi="Arial" w:cs="Arial"/>
-          <w:b/>
-          <w:bCs/>
-          <w:sz w:val="28"/>
-          <w:szCs w:val="28"/>
-        </w:rPr>
-        <w:t xml:space="preserve"> </w:t>
-      </w:r>
-    </w:p>
-    <w:p>
-      <w:pPr>
-        <w:spacing w:line="276" w:lineRule="auto"/>
-        <w:rPr>
-          <w:rFonts w:ascii="Arial" w:eastAsia="Times New Roman" w:hAnsi="Arial" w:cs="Arial"/>
-          <w:b/>
-          <w:bCs/>
-          <w:sz w:val="28"/>
-          <w:szCs w:val="28"/>
-        </w:rPr>
-      </w:pPr>
-      <w:r>
-        <w:rPr>
-          <w:rFonts w:ascii="Arial" w:eastAsia="Times New Roman" w:hAnsi="Arial" w:cs="Arial"/>
-          <w:b/>
-          <w:bCs/>
-          <w:sz w:val="28"/>
-          <w:szCs w:val="28"/>
-        </w:rPr>
         <w:t>Popular IDEs:</w:t>
       </w:r>
     </w:p>
@@ -15286,7 +15255,6 @@
           <w:sz w:val="28"/>
           <w:szCs w:val="28"/>
         </w:rPr>
-        <w:lastRenderedPageBreak/>
         <w:t>Cloud computing model suits a company needing IT help desks and other services</w:t>
       </w:r>
     </w:p>
@@ -15342,6 +15310,7 @@
           <w:sz w:val="28"/>
           <w:szCs w:val="28"/>
         </w:rPr>
+        <w:lastRenderedPageBreak/>
         <w:t>Infrastructure as a Service (IaaS)</w:t>
       </w:r>
     </w:p>
@@ -15891,7 +15860,6 @@
           <w:sz w:val="28"/>
           <w:szCs w:val="28"/>
         </w:rPr>
-        <w:lastRenderedPageBreak/>
         <w:t xml:space="preserve">Amazon </w:t>
       </w:r>
       <w:r>
@@ -15996,6 +15964,7 @@
           <w:sz w:val="28"/>
           <w:szCs w:val="28"/>
         </w:rPr>
+        <w:lastRenderedPageBreak/>
         <w:t>Remote work and telecommuting.</w:t>
       </w:r>
     </w:p>
@@ -16578,7 +16547,6 @@
           <w:sz w:val="28"/>
           <w:szCs w:val="28"/>
         </w:rPr>
-        <w:lastRenderedPageBreak/>
         <w:t>N</w:t>
       </w:r>
       <w:r>
@@ -16640,6 +16608,7 @@
           <w:sz w:val="28"/>
           <w:szCs w:val="28"/>
         </w:rPr>
+        <w:lastRenderedPageBreak/>
         <w:t>MEVN Stack (MongoDB, Express.js, Vue.js, Node.js)</w:t>
       </w:r>
       <w:r>
@@ -17294,6 +17263,76 @@
     </w:p>
     <w:p>
       <w:pPr>
+        <w:spacing w:after="0" w:line="276" w:lineRule="auto"/>
+        <w:rPr>
+          <w:rFonts w:ascii="Arial" w:eastAsia="Times New Roman" w:hAnsi="Arial" w:cs="Arial"/>
+          <w:sz w:val="28"/>
+          <w:szCs w:val="28"/>
+        </w:rPr>
+      </w:pPr>
+    </w:p>
+    <w:p>
+      <w:pPr>
+        <w:spacing w:after="0" w:line="276" w:lineRule="auto"/>
+        <w:rPr>
+          <w:rFonts w:ascii="Arial" w:eastAsia="Times New Roman" w:hAnsi="Arial" w:cs="Arial"/>
+          <w:sz w:val="28"/>
+          <w:szCs w:val="28"/>
+        </w:rPr>
+      </w:pPr>
+    </w:p>
+    <w:p>
+      <w:pPr>
+        <w:spacing w:after="0" w:line="276" w:lineRule="auto"/>
+        <w:rPr>
+          <w:rFonts w:ascii="Arial" w:eastAsia="Times New Roman" w:hAnsi="Arial" w:cs="Arial"/>
+          <w:sz w:val="28"/>
+          <w:szCs w:val="28"/>
+        </w:rPr>
+      </w:pPr>
+    </w:p>
+    <w:p>
+      <w:pPr>
+        <w:spacing w:after="0" w:line="276" w:lineRule="auto"/>
+        <w:rPr>
+          <w:rFonts w:ascii="Arial" w:eastAsia="Times New Roman" w:hAnsi="Arial" w:cs="Arial"/>
+          <w:sz w:val="28"/>
+          <w:szCs w:val="28"/>
+        </w:rPr>
+      </w:pPr>
+    </w:p>
+    <w:p>
+      <w:pPr>
+        <w:spacing w:after="0" w:line="276" w:lineRule="auto"/>
+        <w:rPr>
+          <w:rFonts w:ascii="Arial" w:eastAsia="Times New Roman" w:hAnsi="Arial" w:cs="Arial"/>
+          <w:sz w:val="28"/>
+          <w:szCs w:val="28"/>
+        </w:rPr>
+      </w:pPr>
+    </w:p>
+    <w:p>
+      <w:pPr>
+        <w:spacing w:after="0" w:line="276" w:lineRule="auto"/>
+        <w:rPr>
+          <w:rFonts w:ascii="Arial" w:eastAsia="Times New Roman" w:hAnsi="Arial" w:cs="Arial"/>
+          <w:sz w:val="28"/>
+          <w:szCs w:val="28"/>
+        </w:rPr>
+      </w:pPr>
+    </w:p>
+    <w:p>
+      <w:pPr>
+        <w:spacing w:after="0" w:line="276" w:lineRule="auto"/>
+        <w:rPr>
+          <w:rFonts w:ascii="Arial" w:eastAsia="Times New Roman" w:hAnsi="Arial" w:cs="Arial"/>
+          <w:sz w:val="28"/>
+          <w:szCs w:val="28"/>
+        </w:rPr>
+      </w:pPr>
+    </w:p>
+    <w:p>
+      <w:pPr>
         <w:spacing w:line="276" w:lineRule="auto"/>
         <w:rPr>
           <w:rFonts w:ascii="Arial" w:hAnsi="Arial" w:cs="Arial"/>
@@ -17311,6 +17350,7 @@
           <w:sz w:val="28"/>
           <w:szCs w:val="28"/>
         </w:rPr>
+        <w:lastRenderedPageBreak/>
         <w:t xml:space="preserve">Malware Types </w:t>
       </w:r>
     </w:p>
@@ -17381,7 +17421,6 @@
                 <w:sz w:val="28"/>
                 <w:szCs w:val="28"/>
               </w:rPr>
-              <w:lastRenderedPageBreak/>
               <w:t>Malware Type</w:t>
             </w:r>
           </w:p>
@@ -18106,6 +18145,7 @@
                 <w:sz w:val="28"/>
                 <w:szCs w:val="28"/>
               </w:rPr>
+              <w:lastRenderedPageBreak/>
               <w:t>Ransomware</w:t>
             </w:r>
           </w:p>
@@ -18139,16 +18179,7 @@
                 <w:sz w:val="28"/>
                 <w:szCs w:val="28"/>
               </w:rPr>
-              <w:t xml:space="preserve"> files and demands </w:t>
-            </w:r>
-            <w:r>
-              <w:rPr>
-                <w:rFonts w:ascii="Arial" w:eastAsia="Times New Roman" w:hAnsi="Arial" w:cs="Arial"/>
-                <w:sz w:val="28"/>
-                <w:szCs w:val="28"/>
-              </w:rPr>
-              <w:lastRenderedPageBreak/>
-              <w:t>payment</w:t>
+              <w:t xml:space="preserve"> files and demands payment</w:t>
             </w:r>
             <w:r>
               <w:rPr>
@@ -18181,7 +18212,6 @@
                 <w:sz w:val="28"/>
                 <w:szCs w:val="28"/>
               </w:rPr>
-              <w:lastRenderedPageBreak/>
               <w:t>Locks user data</w:t>
             </w:r>
           </w:p>
@@ -18815,7 +18845,7 @@
 </file>
 
 <file path=word/endnotes.xml><?xml version="1.0" encoding="utf-8"?>
-<w:endnotes xmlns:wpc="http://schemas.microsoft.com/office/word/2010/wordprocessingCanvas" xmlns:cx="http://schemas.microsoft.com/office/drawing/2014/chartex" xmlns:cx1="http://schemas.microsoft.com/office/drawing/2015/9/8/chartex" xmlns:cx2="http://schemas.microsoft.com/office/drawing/2015/10/21/chartex" xmlns:cx3="http://schemas.microsoft.com/office/drawing/2016/5/9/chartex" xmlns:cx4="http://schemas.microsoft.com/office/drawing/2016/5/10/chartex" xmlns:cx5="http://schemas.microsoft.com/office/drawing/2016/5/11/chartex" xmlns:cx6="http://schemas.microsoft.com/office/drawing/2016/5/12/chartex" xmlns:cx7="http://schemas.microsoft.com/office/drawing/2016/5/13/chartex" xmlns:cx8="http://schemas.microsoft.com/office/drawing/2016/5/14/chartex" xmlns:mc="http://schemas.openxmlformats.org/markup-compatibility/2006" xmlns:aink="http://schemas.microsoft.com/office/drawing/2016/ink" xmlns:am3d="http://schemas.microsoft.com/office/drawing/2017/model3d" xmlns:o="urn:schemas-microsoft-com:office:office" xmlns:oel="http://schemas.microsoft.com/office/2019/extlst" xmlns:r="http://schemas.openxmlformats.org/officeDocument/2006/relationships" xmlns:m="http://schemas.openxmlformats.org/officeDocument/2006/math" xmlns:v="urn:schemas-microsoft-com:vml" xmlns:wp14="http://schemas.microsoft.com/office/word/2010/wordprocessingDrawing" xmlns:wp="http://schemas.openxmlformats.org/drawingml/2006/wordprocessingDrawing" xmlns:w10="urn:schemas-microsoft-com:office:word" xmlns:w="http://schemas.openxmlformats.org/wordprocessingml/2006/main" xmlns:w14="http://schemas.microsoft.com/office/word/2010/wordml" xmlns:w15="http://schemas.microsoft.com/office/word/2012/wordml" xmlns:w16cei="http://schemas.microsoft.com/office/word/2026/wordml/cei" xmlns:w16cex="http://schemas.microsoft.com/office/word/2018/wordml/cex" xmlns:w16cid="http://schemas.microsoft.com/office/word/2016/wordml/cid" xmlns:w16="http://schemas.microsoft.com/office/word/2018/wordml" xmlns:w16du="http://schemas.microsoft.com/office/word/2023/wordml/word16du" xmlns:w16sdtdh="http://schemas.microsoft.com/office/word/2020/wordml/sdtdatahash" xmlns:w16sdtfl="http://schemas.microsoft.com/office/word/2024/wordml/sdtformatlock" xmlns:w16se="http://schemas.microsoft.com/office/word/2015/wordml/symex" xmlns:wpg="http://schemas.microsoft.com/office/word/2010/wordprocessingGroup" xmlns:wpi="http://schemas.microsoft.com/office/word/2010/wordprocessingInk" xmlns:wne="http://schemas.microsoft.com/office/word/2006/wordml" xmlns:wps="http://schemas.microsoft.com/office/word/2010/wordprocessingShape" mc:Ignorable="w14 w15 w16se w16cid w16 w16cex w16sdtdh w16sdtfl w16du wp14">
+<w:endnotes xmlns:wpc="http://schemas.microsoft.com/office/word/2010/wordprocessingCanvas" xmlns:cx="http://schemas.microsoft.com/office/drawing/2014/chartex" xmlns:cx1="http://schemas.microsoft.com/office/drawing/2015/9/8/chartex" xmlns:cx2="http://schemas.microsoft.com/office/drawing/2015/10/21/chartex" xmlns:cx3="http://schemas.microsoft.com/office/drawing/2016/5/9/chartex" xmlns:cx4="http://schemas.microsoft.com/office/drawing/2016/5/10/chartex" xmlns:cx5="http://schemas.microsoft.com/office/drawing/2016/5/11/chartex" xmlns:cx6="http://schemas.microsoft.com/office/drawing/2016/5/12/chartex" xmlns:cx7="http://schemas.microsoft.com/office/drawing/2016/5/13/chartex" xmlns:cx8="http://schemas.microsoft.com/office/drawing/2016/5/14/chartex" xmlns:mc="http://schemas.openxmlformats.org/markup-compatibility/2006" xmlns:aink="http://schemas.microsoft.com/office/drawing/2016/ink" xmlns:am3d="http://schemas.microsoft.com/office/drawing/2017/model3d" xmlns:o="urn:schemas-microsoft-com:office:office" xmlns:oel="http://schemas.microsoft.com/office/2019/extlst" xmlns:r="http://schemas.openxmlformats.org/officeDocument/2006/relationships" xmlns:m="http://schemas.openxmlformats.org/officeDocument/2006/math" xmlns:v="urn:schemas-microsoft-com:vml" xmlns:wp14="http://schemas.microsoft.com/office/word/2010/wordprocessingDrawing" xmlns:wp="http://schemas.openxmlformats.org/drawingml/2006/wordprocessingDrawing" xmlns:w10="urn:schemas-microsoft-com:office:word" xmlns:w="http://schemas.openxmlformats.org/wordprocessingml/2006/main" xmlns:w14="http://schemas.microsoft.com/office/word/2010/wordml" xmlns:w15="http://schemas.microsoft.com/office/word/2012/wordml" xmlns:w16cex="http://schemas.microsoft.com/office/word/2018/wordml/cex" xmlns:w16cid="http://schemas.microsoft.com/office/word/2016/wordml/cid" xmlns:w16="http://schemas.microsoft.com/office/word/2018/wordml" xmlns:w16du="http://schemas.microsoft.com/office/word/2023/wordml/word16du" xmlns:w16sdtdh="http://schemas.microsoft.com/office/word/2020/wordml/sdtdatahash" xmlns:w16sdtfl="http://schemas.microsoft.com/office/word/2024/wordml/sdtformatlock" xmlns:w16se="http://schemas.microsoft.com/office/word/2015/wordml/symex" xmlns:wpg="http://schemas.microsoft.com/office/word/2010/wordprocessingGroup" xmlns:wpi="http://schemas.microsoft.com/office/word/2010/wordprocessingInk" xmlns:wne="http://schemas.microsoft.com/office/word/2006/wordml" xmlns:wps="http://schemas.microsoft.com/office/word/2010/wordprocessingShape" mc:Ignorable="w14 w15 w16se w16cid w16 w16cex w16sdtdh w16sdtfl w16du wp14">
   <w:endnote w:type="separator" w:id="-1">
     <w:p>
       <w:pPr>
@@ -18840,7 +18870,7 @@
 </file>
 
 <file path=word/footnotes.xml><?xml version="1.0" encoding="utf-8"?>
-<w:footnotes xmlns:wpc="http://schemas.microsoft.com/office/word/2010/wordprocessingCanvas" xmlns:cx="http://schemas.microsoft.com/office/drawing/2014/chartex" xmlns:cx1="http://schemas.microsoft.com/office/drawing/2015/9/8/chartex" xmlns:cx2="http://schemas.microsoft.com/office/drawing/2015/10/21/chartex" xmlns:cx3="http://schemas.microsoft.com/office/drawing/2016/5/9/chartex" xmlns:cx4="http://schemas.microsoft.com/office/drawing/2016/5/10/chartex" xmlns:cx5="http://schemas.microsoft.com/office/drawing/2016/5/11/chartex" xmlns:cx6="http://schemas.microsoft.com/office/drawing/2016/5/12/chartex" xmlns:cx7="http://schemas.microsoft.com/office/drawing/2016/5/13/chartex" xmlns:cx8="http://schemas.microsoft.com/office/drawing/2016/5/14/chartex" xmlns:mc="http://schemas.openxmlformats.org/markup-compatibility/2006" xmlns:aink="http://schemas.microsoft.com/office/drawing/2016/ink" xmlns:am3d="http://schemas.microsoft.com/office/drawing/2017/model3d" xmlns:o="urn:schemas-microsoft-com:office:office" xmlns:oel="http://schemas.microsoft.com/office/2019/extlst" xmlns:r="http://schemas.openxmlformats.org/officeDocument/2006/relationships" xmlns:m="http://schemas.openxmlformats.org/officeDocument/2006/math" xmlns:v="urn:schemas-microsoft-com:vml" xmlns:wp14="http://schemas.microsoft.com/office/word/2010/wordprocessingDrawing" xmlns:wp="http://schemas.openxmlformats.org/drawingml/2006/wordprocessingDrawing" xmlns:w10="urn:schemas-microsoft-com:office:word" xmlns:w="http://schemas.openxmlformats.org/wordprocessingml/2006/main" xmlns:w14="http://schemas.microsoft.com/office/word/2010/wordml" xmlns:w15="http://schemas.microsoft.com/office/word/2012/wordml" xmlns:w16cei="http://schemas.microsoft.com/office/word/2026/wordml/cei" xmlns:w16cex="http://schemas.microsoft.com/office/word/2018/wordml/cex" xmlns:w16cid="http://schemas.microsoft.com/office/word/2016/wordml/cid" xmlns:w16="http://schemas.microsoft.com/office/word/2018/wordml" xmlns:w16du="http://schemas.microsoft.com/office/word/2023/wordml/word16du" xmlns:w16sdtdh="http://schemas.microsoft.com/office/word/2020/wordml/sdtdatahash" xmlns:w16sdtfl="http://schemas.microsoft.com/office/word/2024/wordml/sdtformatlock" xmlns:w16se="http://schemas.microsoft.com/office/word/2015/wordml/symex" xmlns:wpg="http://schemas.microsoft.com/office/word/2010/wordprocessingGroup" xmlns:wpi="http://schemas.microsoft.com/office/word/2010/wordprocessingInk" xmlns:wne="http://schemas.microsoft.com/office/word/2006/wordml" xmlns:wps="http://schemas.microsoft.com/office/word/2010/wordprocessingShape" mc:Ignorable="w14 w15 w16se w16cid w16 w16cex w16sdtdh w16sdtfl w16du wp14">
+<w:footnotes xmlns:wpc="http://schemas.microsoft.com/office/word/2010/wordprocessingCanvas" xmlns:cx="http://schemas.microsoft.com/office/drawing/2014/chartex" xmlns:cx1="http://schemas.microsoft.com/office/drawing/2015/9/8/chartex" xmlns:cx2="http://schemas.microsoft.com/office/drawing/2015/10/21/chartex" xmlns:cx3="http://schemas.microsoft.com/office/drawing/2016/5/9/chartex" xmlns:cx4="http://schemas.microsoft.com/office/drawing/2016/5/10/chartex" xmlns:cx5="http://schemas.microsoft.com/office/drawing/2016/5/11/chartex" xmlns:cx6="http://schemas.microsoft.com/office/drawing/2016/5/12/chartex" xmlns:cx7="http://schemas.microsoft.com/office/drawing/2016/5/13/chartex" xmlns:cx8="http://schemas.microsoft.com/office/drawing/2016/5/14/chartex" xmlns:mc="http://schemas.openxmlformats.org/markup-compatibility/2006" xmlns:aink="http://schemas.microsoft.com/office/drawing/2016/ink" xmlns:am3d="http://schemas.microsoft.com/office/drawing/2017/model3d" xmlns:o="urn:schemas-microsoft-com:office:office" xmlns:oel="http://schemas.microsoft.com/office/2019/extlst" xmlns:r="http://schemas.openxmlformats.org/officeDocument/2006/relationships" xmlns:m="http://schemas.openxmlformats.org/officeDocument/2006/math" xmlns:v="urn:schemas-microsoft-com:vml" xmlns:wp14="http://schemas.microsoft.com/office/word/2010/wordprocessingDrawing" xmlns:wp="http://schemas.openxmlformats.org/drawingml/2006/wordprocessingDrawing" xmlns:w10="urn:schemas-microsoft-com:office:word" xmlns:w="http://schemas.openxmlformats.org/wordprocessingml/2006/main" xmlns:w14="http://schemas.microsoft.com/office/word/2010/wordml" xmlns:w15="http://schemas.microsoft.com/office/word/2012/wordml" xmlns:w16cex="http://schemas.microsoft.com/office/word/2018/wordml/cex" xmlns:w16cid="http://schemas.microsoft.com/office/word/2016/wordml/cid" xmlns:w16="http://schemas.microsoft.com/office/word/2018/wordml" xmlns:w16du="http://schemas.microsoft.com/office/word/2023/wordml/word16du" xmlns:w16sdtdh="http://schemas.microsoft.com/office/word/2020/wordml/sdtdatahash" xmlns:w16sdtfl="http://schemas.microsoft.com/office/word/2024/wordml/sdtformatlock" xmlns:w16se="http://schemas.microsoft.com/office/word/2015/wordml/symex" xmlns:wpg="http://schemas.microsoft.com/office/word/2010/wordprocessingGroup" xmlns:wpi="http://schemas.microsoft.com/office/word/2010/wordprocessingInk" xmlns:wne="http://schemas.microsoft.com/office/word/2006/wordml" xmlns:wps="http://schemas.microsoft.com/office/word/2010/wordprocessingShape" mc:Ignorable="w14 w15 w16se w16cid w16 w16cex w16sdtdh w16sdtfl w16du wp14">
   <w:footnote w:type="separator" w:id="-1">
     <w:p>
       <w:pPr>
@@ -18865,7 +18895,7 @@
 </file>
 
 <file path=word/header1.xml><?xml version="1.0" encoding="utf-8"?>
-<w:hdr xmlns:wpc="http://schemas.microsoft.com/office/word/2010/wordprocessingCanvas" xmlns:cx="http://schemas.microsoft.com/office/drawing/2014/chartex" xmlns:cx1="http://schemas.microsoft.com/office/drawing/2015/9/8/chartex" xmlns:cx2="http://schemas.microsoft.com/office/drawing/2015/10/21/chartex" xmlns:cx3="http://schemas.microsoft.com/office/drawing/2016/5/9/chartex" xmlns:cx4="http://schemas.microsoft.com/office/drawing/2016/5/10/chartex" xmlns:cx5="http://schemas.microsoft.com/office/drawing/2016/5/11/chartex" xmlns:cx6="http://schemas.microsoft.com/office/drawing/2016/5/12/chartex" xmlns:cx7="http://schemas.microsoft.com/office/drawing/2016/5/13/chartex" xmlns:cx8="http://schemas.microsoft.com/office/drawing/2016/5/14/chartex" xmlns:mc="http://schemas.openxmlformats.org/markup-compatibility/2006" xmlns:aink="http://schemas.microsoft.com/office/drawing/2016/ink" xmlns:am3d="http://schemas.microsoft.com/office/drawing/2017/model3d" xmlns:o="urn:schemas-microsoft-com:office:office" xmlns:oel="http://schemas.microsoft.com/office/2019/extlst" xmlns:r="http://schemas.openxmlformats.org/officeDocument/2006/relationships" xmlns:m="http://schemas.openxmlformats.org/officeDocument/2006/math" xmlns:v="urn:schemas-microsoft-com:vml" xmlns:wp14="http://schemas.microsoft.com/office/word/2010/wordprocessingDrawing" xmlns:wp="http://schemas.openxmlformats.org/drawingml/2006/wordprocessingDrawing" xmlns:w10="urn:schemas-microsoft-com:office:word" xmlns:w="http://schemas.openxmlformats.org/wordprocessingml/2006/main" xmlns:w14="http://schemas.microsoft.com/office/word/2010/wordml" xmlns:w15="http://schemas.microsoft.com/office/word/2012/wordml" xmlns:w16cei="http://schemas.microsoft.com/office/word/2026/wordml/cei" xmlns:w16cex="http://schemas.microsoft.com/office/word/2018/wordml/cex" xmlns:w16cid="http://schemas.microsoft.com/office/word/2016/wordml/cid" xmlns:w16="http://schemas.microsoft.com/office/word/2018/wordml" xmlns:w16du="http://schemas.microsoft.com/office/word/2023/wordml/word16du" xmlns:w16sdtdh="http://schemas.microsoft.com/office/word/2020/wordml/sdtdatahash" xmlns:w16sdtfl="http://schemas.microsoft.com/office/word/2024/wordml/sdtformatlock" xmlns:w16se="http://schemas.microsoft.com/office/word/2015/wordml/symex" xmlns:wpg="http://schemas.microsoft.com/office/word/2010/wordprocessingGroup" xmlns:wpi="http://schemas.microsoft.com/office/word/2010/wordprocessingInk" xmlns:wne="http://schemas.microsoft.com/office/word/2006/wordml" xmlns:wps="http://schemas.microsoft.com/office/word/2010/wordprocessingShape" mc:Ignorable="w14 w15 w16se w16cid w16 w16cex w16sdtdh w16sdtfl w16du wp14">
+<w:hdr xmlns:wpc="http://schemas.microsoft.com/office/word/2010/wordprocessingCanvas" xmlns:cx="http://schemas.microsoft.com/office/drawing/2014/chartex" xmlns:cx1="http://schemas.microsoft.com/office/drawing/2015/9/8/chartex" xmlns:cx2="http://schemas.microsoft.com/office/drawing/2015/10/21/chartex" xmlns:cx3="http://schemas.microsoft.com/office/drawing/2016/5/9/chartex" xmlns:cx4="http://schemas.microsoft.com/office/drawing/2016/5/10/chartex" xmlns:cx5="http://schemas.microsoft.com/office/drawing/2016/5/11/chartex" xmlns:cx6="http://schemas.microsoft.com/office/drawing/2016/5/12/chartex" xmlns:cx7="http://schemas.microsoft.com/office/drawing/2016/5/13/chartex" xmlns:cx8="http://schemas.microsoft.com/office/drawing/2016/5/14/chartex" xmlns:mc="http://schemas.openxmlformats.org/markup-compatibility/2006" xmlns:aink="http://schemas.microsoft.com/office/drawing/2016/ink" xmlns:am3d="http://schemas.microsoft.com/office/drawing/2017/model3d" xmlns:o="urn:schemas-microsoft-com:office:office" xmlns:oel="http://schemas.microsoft.com/office/2019/extlst" xmlns:r="http://schemas.openxmlformats.org/officeDocument/2006/relationships" xmlns:m="http://schemas.openxmlformats.org/officeDocument/2006/math" xmlns:v="urn:schemas-microsoft-com:vml" xmlns:wp14="http://schemas.microsoft.com/office/word/2010/wordprocessingDrawing" xmlns:wp="http://schemas.openxmlformats.org/drawingml/2006/wordprocessingDrawing" xmlns:w10="urn:schemas-microsoft-com:office:word" xmlns:w="http://schemas.openxmlformats.org/wordprocessingml/2006/main" xmlns:w14="http://schemas.microsoft.com/office/word/2010/wordml" xmlns:w15="http://schemas.microsoft.com/office/word/2012/wordml" xmlns:w16cex="http://schemas.microsoft.com/office/word/2018/wordml/cex" xmlns:w16cid="http://schemas.microsoft.com/office/word/2016/wordml/cid" xmlns:w16="http://schemas.microsoft.com/office/word/2018/wordml" xmlns:w16du="http://schemas.microsoft.com/office/word/2023/wordml/word16du" xmlns:w16sdtdh="http://schemas.microsoft.com/office/word/2020/wordml/sdtdatahash" xmlns:w16sdtfl="http://schemas.microsoft.com/office/word/2024/wordml/sdtformatlock" xmlns:w16se="http://schemas.microsoft.com/office/word/2015/wordml/symex" xmlns:wpg="http://schemas.microsoft.com/office/word/2010/wordprocessingGroup" xmlns:wpi="http://schemas.microsoft.com/office/word/2010/wordprocessingInk" xmlns:wne="http://schemas.microsoft.com/office/word/2006/wordml" xmlns:wps="http://schemas.microsoft.com/office/word/2010/wordprocessingShape" mc:Ignorable="w14 w15 w16se w16cid w16 w16cex w16sdtdh w16sdtfl w16du wp14">
   <w:p>
     <w:pPr>
       <w:pStyle w:val="Header"/>
@@ -18922,7 +18952,7 @@
 </file>
 
 <file path=word/numbering.xml><?xml version="1.0" encoding="utf-8"?>
-<w:numbering xmlns:wpc="http://schemas.microsoft.com/office/word/2010/wordprocessingCanvas" xmlns:cx="http://schemas.microsoft.com/office/drawing/2014/chartex" xmlns:cx1="http://schemas.microsoft.com/office/drawing/2015/9/8/chartex" xmlns:cx2="http://schemas.microsoft.com/office/drawing/2015/10/21/chartex" xmlns:cx3="http://schemas.microsoft.com/office/drawing/2016/5/9/chartex" xmlns:cx4="http://schemas.microsoft.com/office/drawing/2016/5/10/chartex" xmlns:cx5="http://schemas.microsoft.com/office/drawing/2016/5/11/chartex" xmlns:cx6="http://schemas.microsoft.com/office/drawing/2016/5/12/chartex" xmlns:cx7="http://schemas.microsoft.com/office/drawing/2016/5/13/chartex" xmlns:cx8="http://schemas.microsoft.com/office/drawing/2016/5/14/chartex" xmlns:mc="http://schemas.openxmlformats.org/markup-compatibility/2006" xmlns:aink="http://schemas.microsoft.com/office/drawing/2016/ink" xmlns:am3d="http://schemas.microsoft.com/office/drawing/2017/model3d" xmlns:o="urn:schemas-microsoft-com:office:office" xmlns:oel="http://schemas.microsoft.com/office/2019/extlst" xmlns:r="http://schemas.openxmlformats.org/officeDocument/2006/relationships" xmlns:m="http://schemas.openxmlformats.org/officeDocument/2006/math" xmlns:v="urn:schemas-microsoft-com:vml" xmlns:wp14="http://schemas.microsoft.com/office/word/2010/wordprocessingDrawing" xmlns:wp="http://schemas.openxmlformats.org/drawingml/2006/wordprocessingDrawing" xmlns:w10="urn:schemas-microsoft-com:office:word" xmlns:w="http://schemas.openxmlformats.org/wordprocessingml/2006/main" xmlns:w14="http://schemas.microsoft.com/office/word/2010/wordml" xmlns:w15="http://schemas.microsoft.com/office/word/2012/wordml" xmlns:w16cei="http://schemas.microsoft.com/office/word/2026/wordml/cei" xmlns:w16cex="http://schemas.microsoft.com/office/word/2018/wordml/cex" xmlns:w16cid="http://schemas.microsoft.com/office/word/2016/wordml/cid" xmlns:w16="http://schemas.microsoft.com/office/word/2018/wordml" xmlns:w16du="http://schemas.microsoft.com/office/word/2023/wordml/word16du" xmlns:w16sdtdh="http://schemas.microsoft.com/office/word/2020/wordml/sdtdatahash" xmlns:w16sdtfl="http://schemas.microsoft.com/office/word/2024/wordml/sdtformatlock" xmlns:w16se="http://schemas.microsoft.com/office/word/2015/wordml/symex" xmlns:wpg="http://schemas.microsoft.com/office/word/2010/wordprocessingGroup" xmlns:wpi="http://schemas.microsoft.com/office/word/2010/wordprocessingInk" xmlns:wne="http://schemas.microsoft.com/office/word/2006/wordml" xmlns:wps="http://schemas.microsoft.com/office/word/2010/wordprocessingShape" mc:Ignorable="w14 w15 w16se w16cid w16 w16cex w16sdtdh w16sdtfl w16du wp14">
+<w:numbering xmlns:wpc="http://schemas.microsoft.com/office/word/2010/wordprocessingCanvas" xmlns:cx="http://schemas.microsoft.com/office/drawing/2014/chartex" xmlns:cx1="http://schemas.microsoft.com/office/drawing/2015/9/8/chartex" xmlns:cx2="http://schemas.microsoft.com/office/drawing/2015/10/21/chartex" xmlns:cx3="http://schemas.microsoft.com/office/drawing/2016/5/9/chartex" xmlns:cx4="http://schemas.microsoft.com/office/drawing/2016/5/10/chartex" xmlns:cx5="http://schemas.microsoft.com/office/drawing/2016/5/11/chartex" xmlns:cx6="http://schemas.microsoft.com/office/drawing/2016/5/12/chartex" xmlns:cx7="http://schemas.microsoft.com/office/drawing/2016/5/13/chartex" xmlns:cx8="http://schemas.microsoft.com/office/drawing/2016/5/14/chartex" xmlns:mc="http://schemas.openxmlformats.org/markup-compatibility/2006" xmlns:aink="http://schemas.microsoft.com/office/drawing/2016/ink" xmlns:am3d="http://schemas.microsoft.com/office/drawing/2017/model3d" xmlns:o="urn:schemas-microsoft-com:office:office" xmlns:oel="http://schemas.microsoft.com/office/2019/extlst" xmlns:r="http://schemas.openxmlformats.org/officeDocument/2006/relationships" xmlns:m="http://schemas.openxmlformats.org/officeDocument/2006/math" xmlns:v="urn:schemas-microsoft-com:vml" xmlns:wp14="http://schemas.microsoft.com/office/word/2010/wordprocessingDrawing" xmlns:wp="http://schemas.openxmlformats.org/drawingml/2006/wordprocessingDrawing" xmlns:w10="urn:schemas-microsoft-com:office:word" xmlns:w="http://schemas.openxmlformats.org/wordprocessingml/2006/main" xmlns:w14="http://schemas.microsoft.com/office/word/2010/wordml" xmlns:w15="http://schemas.microsoft.com/office/word/2012/wordml" xmlns:w16cex="http://schemas.microsoft.com/office/word/2018/wordml/cex" xmlns:w16cid="http://schemas.microsoft.com/office/word/2016/wordml/cid" xmlns:w16="http://schemas.microsoft.com/office/word/2018/wordml" xmlns:w16du="http://schemas.microsoft.com/office/word/2023/wordml/word16du" xmlns:w16sdtdh="http://schemas.microsoft.com/office/word/2020/wordml/sdtdatahash" xmlns:w16sdtfl="http://schemas.microsoft.com/office/word/2024/wordml/sdtformatlock" xmlns:w16se="http://schemas.microsoft.com/office/word/2015/wordml/symex" xmlns:wpg="http://schemas.microsoft.com/office/word/2010/wordprocessingGroup" xmlns:wpi="http://schemas.microsoft.com/office/word/2010/wordprocessingInk" xmlns:wne="http://schemas.microsoft.com/office/word/2006/wordml" xmlns:wps="http://schemas.microsoft.com/office/word/2010/wordprocessingShape" mc:Ignorable="w14 w15 w16se w16cid w16 w16cex w16sdtdh w16sdtfl w16du wp14">
   <w:abstractNum w:abstractNumId="0" w15:restartNumberingAfterBreak="0">
     <w:nsid w:val="075D32D2"/>
     <w:multiLevelType w:val="multilevel"/>

--- a/Student_Notes.docx
+++ b/Student_Notes.docx
@@ -3013,7 +3013,7 @@
           <w:sz w:val="28"/>
           <w:szCs w:val="28"/>
         </w:rPr>
-        <w:t>Python</w:t>
+        <w:t>PowerShell</w:t>
       </w:r>
     </w:p>
     <w:p>
@@ -3035,7 +3035,7 @@
           <w:sz w:val="28"/>
           <w:szCs w:val="28"/>
         </w:rPr>
-        <w:t>JavaScript</w:t>
+        <w:t>Python</w:t>
       </w:r>
     </w:p>
     <w:p>
@@ -3057,7 +3057,7 @@
           <w:sz w:val="28"/>
           <w:szCs w:val="28"/>
         </w:rPr>
-        <w:t>Ruby</w:t>
+        <w:t>JavaScript</w:t>
       </w:r>
     </w:p>
     <w:p>
@@ -3079,7 +3079,7 @@
           <w:sz w:val="28"/>
           <w:szCs w:val="28"/>
         </w:rPr>
-        <w:t>PHP</w:t>
+        <w:t>Ruby</w:t>
       </w:r>
     </w:p>
     <w:p>
@@ -3101,6 +3101,28 @@
           <w:sz w:val="28"/>
           <w:szCs w:val="28"/>
         </w:rPr>
+        <w:t>PHP</w:t>
+      </w:r>
+    </w:p>
+    <w:p>
+      <w:pPr>
+        <w:numPr>
+          <w:ilvl w:val="0"/>
+          <w:numId w:val="36"/>
+        </w:numPr>
+        <w:spacing w:after="0"/>
+        <w:rPr>
+          <w:rFonts w:ascii="Arial" w:hAnsi="Arial" w:cs="Arial"/>
+          <w:sz w:val="28"/>
+          <w:szCs w:val="28"/>
+        </w:rPr>
+      </w:pPr>
+      <w:r>
+        <w:rPr>
+          <w:rFonts w:ascii="Arial" w:hAnsi="Arial" w:cs="Arial"/>
+          <w:sz w:val="28"/>
+          <w:szCs w:val="28"/>
+        </w:rPr>
         <w:t>Perl</w:t>
       </w:r>
     </w:p>
@@ -3386,6 +3408,7 @@
           <w:sz w:val="28"/>
           <w:szCs w:val="28"/>
         </w:rPr>
+        <w:lastRenderedPageBreak/>
         <w:t>C++</w:t>
       </w:r>
     </w:p>
@@ -3408,7 +3431,6 @@
           <w:sz w:val="28"/>
           <w:szCs w:val="28"/>
         </w:rPr>
-        <w:lastRenderedPageBreak/>
         <w:t>Rust</w:t>
       </w:r>
     </w:p>
@@ -4100,6 +4122,7 @@
           <w:sz w:val="28"/>
           <w:szCs w:val="28"/>
         </w:rPr>
+        <w:lastRenderedPageBreak/>
         <w:t>Tailwind</w:t>
       </w:r>
       <w:r>
@@ -4139,7 +4162,6 @@
           <w:sz w:val="28"/>
           <w:szCs w:val="28"/>
         </w:rPr>
-        <w:lastRenderedPageBreak/>
         <w:t xml:space="preserve">A </w:t>
       </w:r>
       <w:r>
@@ -4744,6 +4766,7 @@
                 <w:sz w:val="18"/>
                 <w:szCs w:val="18"/>
               </w:rPr>
+              <w:lastRenderedPageBreak/>
               <w:t>fork(</w:t>
             </w:r>
             <w:proofErr w:type="gramEnd"/>
@@ -4856,7 +4879,6 @@
                 <w:sz w:val="18"/>
                 <w:szCs w:val="18"/>
               </w:rPr>
-              <w:lastRenderedPageBreak/>
               <w:t>exec(</w:t>
             </w:r>
             <w:proofErr w:type="gramEnd"/>
@@ -7020,6 +7042,7 @@
                 <w:sz w:val="18"/>
                 <w:szCs w:val="18"/>
               </w:rPr>
+              <w:lastRenderedPageBreak/>
               <w:t>DeleteFile</w:t>
             </w:r>
             <w:proofErr w:type="spellEnd"/>
@@ -7140,7 +7163,6 @@
           <w:sz w:val="22"/>
           <w:szCs w:val="22"/>
         </w:rPr>
-        <w:lastRenderedPageBreak/>
         <w:t xml:space="preserve"> </w:t>
       </w:r>
     </w:p>
@@ -7726,6 +7748,7 @@
           <w:szCs w:val="28"/>
           <w14:ligatures w14:val="standardContextual"/>
         </w:rPr>
+        <w:lastRenderedPageBreak/>
         <w:t>Application 2: 4 GB</w:t>
       </w:r>
     </w:p>
@@ -7752,7 +7775,6 @@
           <w:szCs w:val="28"/>
           <w14:ligatures w14:val="standardContextual"/>
         </w:rPr>
-        <w:lastRenderedPageBreak/>
         <w:t>Operating System: 4 GB</w:t>
       </w:r>
     </w:p>
@@ -8379,6 +8401,7 @@
           <w:sz w:val="28"/>
           <w:szCs w:val="28"/>
         </w:rPr>
+        <w:lastRenderedPageBreak/>
         <w:t xml:space="preserve">Fast read/write speeds </w:t>
       </w:r>
     </w:p>
@@ -8402,7 +8425,6 @@
           <w:sz w:val="28"/>
           <w:szCs w:val="28"/>
         </w:rPr>
-        <w:lastRenderedPageBreak/>
         <w:t>Uses Flash Memory</w:t>
       </w:r>
       <w:r>
@@ -8849,6 +8871,39 @@
       <w:r>
         <w:rPr>
           <w:rFonts w:ascii="Arial" w:hAnsi="Arial" w:cs="Arial"/>
+          <w:b/>
+          <w:bCs/>
+          <w:sz w:val="28"/>
+          <w:szCs w:val="28"/>
+        </w:rPr>
+        <w:t xml:space="preserve">Riser card </w:t>
+      </w:r>
+      <w:r>
+        <w:rPr>
+          <w:rFonts w:ascii="Arial" w:hAnsi="Arial" w:cs="Arial"/>
+          <w:sz w:val="28"/>
+          <w:szCs w:val="28"/>
+        </w:rPr>
+        <w:t>is a small circuit board that plugs into an expansion slot on the motherboard and redirects that slot at an angle, usually 90 degrees.</w:t>
+      </w:r>
+    </w:p>
+    <w:p>
+      <w:pPr>
+        <w:pStyle w:val="ListParagraph"/>
+        <w:numPr>
+          <w:ilvl w:val="0"/>
+          <w:numId w:val="22"/>
+        </w:numPr>
+        <w:spacing w:after="0" w:line="276" w:lineRule="auto"/>
+        <w:rPr>
+          <w:rFonts w:ascii="Arial" w:eastAsia="Times New Roman" w:hAnsi="Arial" w:cs="Arial"/>
+          <w:sz w:val="28"/>
+          <w:szCs w:val="28"/>
+        </w:rPr>
+      </w:pPr>
+      <w:r>
+        <w:rPr>
+          <w:rFonts w:ascii="Arial" w:hAnsi="Arial" w:cs="Arial"/>
           <w:sz w:val="28"/>
           <w:szCs w:val="28"/>
         </w:rPr>
@@ -8901,7 +8956,16 @@
           <w:sz w:val="28"/>
           <w:szCs w:val="28"/>
         </w:rPr>
-        <w:t>Think of the bus architecture as a highway system in a big city. Cars (data) travel along these roads to get from one place to another, like from a factory (CPU) to a warehouse (RAM) or other buildings (devices).</w:t>
+        <w:t xml:space="preserve">Think of the bus architecture as a highway system in a big city. Cars (data) travel along these roads to get from one place to </w:t>
+      </w:r>
+      <w:r>
+        <w:rPr>
+          <w:rFonts w:ascii="Arial" w:hAnsi="Arial" w:cs="Arial"/>
+          <w:sz w:val="28"/>
+          <w:szCs w:val="28"/>
+        </w:rPr>
+        <w:lastRenderedPageBreak/>
+        <w:t>another, like from a factory (CPU) to a warehouse (RAM) or other buildings (devices).</w:t>
       </w:r>
     </w:p>
     <w:p>
@@ -8959,7 +9023,6 @@
           <w:sz w:val="28"/>
           <w:szCs w:val="28"/>
         </w:rPr>
-        <w:lastRenderedPageBreak/>
         <w:t>The chipset is like the traffic control system and road manager for that highway. It controls traffic lights, directs which routes cars take, and ensures everything flows smoothly without collisions or congestion.</w:t>
       </w:r>
     </w:p>
@@ -9478,6 +9541,7 @@
           <w:sz w:val="28"/>
           <w:szCs w:val="28"/>
         </w:rPr>
+        <w:lastRenderedPageBreak/>
         <w:t>RAID 5:</w:t>
       </w:r>
       <w:r>
@@ -9588,7 +9652,6 @@
           <w:sz w:val="28"/>
           <w:szCs w:val="28"/>
         </w:rPr>
-        <w:lastRenderedPageBreak/>
         <w:t>RAID 10</w:t>
       </w:r>
       <w:r>
@@ -10145,16 +10208,8 @@
           <w:sz w:val="28"/>
           <w:szCs w:val="28"/>
         </w:rPr>
-        <w:t xml:space="preserve">are lightweight, portable, and self-contained units that package an application along with its dependencies (libraries, binaries, </w:t>
-      </w:r>
-      <w:r>
-        <w:rPr>
-          <w:rFonts w:ascii="Arial" w:hAnsi="Arial" w:cs="Arial"/>
-          <w:sz w:val="28"/>
-          <w:szCs w:val="28"/>
-        </w:rPr>
         <w:lastRenderedPageBreak/>
-        <w:t>configuration files) to ensure it runs consistently across different computing environments</w:t>
+        <w:t>are lightweight, portable, and self-contained units that package an application along with its dependencies (libraries, binaries, configuration files) to ensure it runs consistently across different computing environments</w:t>
       </w:r>
     </w:p>
     <w:p>
@@ -10821,6 +10876,7 @@
           <w:sz w:val="28"/>
           <w:szCs w:val="28"/>
         </w:rPr>
+        <w:lastRenderedPageBreak/>
         <w:drawing>
           <wp:inline distT="0" distB="0" distL="0" distR="0" wp14:anchorId="38D070F5" wp14:editId="3177B099">
             <wp:extent cx="3277040" cy="1901183"/>
@@ -10887,7 +10943,6 @@
           <w:szCs w:val="28"/>
           <w14:ligatures w14:val="standardContextual"/>
         </w:rPr>
-        <w:lastRenderedPageBreak/>
         <w:t>Fiber Optics Lines</w:t>
       </w:r>
       <w:r>
@@ -11589,7 +11644,6 @@
                 <w:b/>
                 <w:bCs/>
               </w:rPr>
-              <w:lastRenderedPageBreak/>
               <w:t>MAN</w:t>
             </w:r>
             <w:r>
@@ -11674,6 +11728,48 @@
           </w:p>
         </w:tc>
       </w:tr>
+      <w:tr>
+        <w:tc>
+          <w:tcPr>
+            <w:tcW w:w="2425" w:type="dxa"/>
+          </w:tcPr>
+          <w:p>
+            <w:pPr>
+              <w:rPr>
+                <w:b/>
+                <w:bCs/>
+              </w:rPr>
+            </w:pPr>
+            <w:r>
+              <w:rPr>
+                <w:b/>
+                <w:bCs/>
+              </w:rPr>
+              <w:t>NAS (Network Attached Storage)</w:t>
+            </w:r>
+          </w:p>
+        </w:tc>
+        <w:tc>
+          <w:tcPr>
+            <w:tcW w:w="3690" w:type="dxa"/>
+          </w:tcPr>
+          <w:p>
+            <w:r>
+              <w:t>Not a network type. A storage device on a LAN that gives multiple users file-level access to shared files from one central location.</w:t>
+            </w:r>
+          </w:p>
+        </w:tc>
+        <w:tc>
+          <w:tcPr>
+            <w:tcW w:w="3385" w:type="dxa"/>
+          </w:tcPr>
+          <w:p>
+            <w:r>
+              <w:t>Shared department file server, home media server, small-office backup drive</w:t>
+            </w:r>
+          </w:p>
+        </w:tc>
+      </w:tr>
     </w:tbl>
     <w:p>
       <w:pPr>
@@ -11990,6 +12086,7 @@
           <w:sz w:val="28"/>
           <w:szCs w:val="28"/>
         </w:rPr>
+        <w:lastRenderedPageBreak/>
         <w:t>Centralized structure</w:t>
       </w:r>
     </w:p>
@@ -12094,7 +12191,6 @@
           <w:sz w:val="28"/>
           <w:szCs w:val="28"/>
         </w:rPr>
-        <w:lastRenderedPageBreak/>
         <w:drawing>
           <wp:inline distT="0" distB="0" distL="0" distR="0" wp14:anchorId="1CEC18C1" wp14:editId="75AAE012">
             <wp:extent cx="5005415" cy="2232380"/>
@@ -12565,7 +12661,16 @@
           <w:sz w:val="28"/>
           <w:szCs w:val="28"/>
         </w:rPr>
-        <w:t xml:space="preserve">is a technology that creates a secure, encrypted connection over a public network (such as the internet). It </w:t>
+        <w:t xml:space="preserve">is a technology that creates a secure, encrypted connection over a public network (such as the </w:t>
+      </w:r>
+      <w:r>
+        <w:rPr>
+          <w:rFonts w:ascii="Arial" w:hAnsi="Arial" w:cs="Arial"/>
+          <w:sz w:val="28"/>
+          <w:szCs w:val="28"/>
+        </w:rPr>
+        <w:lastRenderedPageBreak/>
+        <w:t xml:space="preserve">internet). It </w:t>
       </w:r>
       <w:r>
         <w:rPr>
@@ -12661,7 +12766,6 @@
           <w:sz w:val="28"/>
           <w:szCs w:val="28"/>
         </w:rPr>
-        <w:lastRenderedPageBreak/>
         <w:t xml:space="preserve">Network Topologies </w:t>
       </w:r>
     </w:p>
@@ -13073,6 +13177,7 @@
           <w:sz w:val="28"/>
           <w:szCs w:val="28"/>
         </w:rPr>
+        <w:lastRenderedPageBreak/>
         <w:br/>
       </w:r>
       <w:r>
@@ -13198,7 +13303,6 @@
           <w:sz w:val="28"/>
           <w:szCs w:val="28"/>
         </w:rPr>
-        <w:lastRenderedPageBreak/>
         <w:t xml:space="preserve">All devices connect to a central device (switch or hub) </w:t>
       </w:r>
     </w:p>
@@ -13571,6 +13675,7 @@
           <w:sz w:val="28"/>
           <w:szCs w:val="28"/>
         </w:rPr>
+        <w:lastRenderedPageBreak/>
         <w:br/>
       </w:r>
       <w:r>
@@ -13689,7 +13794,6 @@
           <w:sz w:val="28"/>
           <w:szCs w:val="28"/>
         </w:rPr>
-        <w:lastRenderedPageBreak/>
         <w:t>Basic code formatting</w:t>
       </w:r>
     </w:p>
@@ -14234,6 +14338,7 @@
           <w:sz w:val="28"/>
           <w:szCs w:val="28"/>
         </w:rPr>
+        <w:lastRenderedPageBreak/>
         <w:t>Build automation tools</w:t>
       </w:r>
     </w:p>
@@ -14354,7 +14459,6 @@
           <w:sz w:val="28"/>
           <w:szCs w:val="28"/>
         </w:rPr>
-        <w:lastRenderedPageBreak/>
         <w:t>Popular IDEs:</w:t>
       </w:r>
     </w:p>
@@ -14991,15 +15095,23 @@
           <w:sz w:val="28"/>
           <w:szCs w:val="28"/>
         </w:rPr>
-        <w:t>Ready to use software</w:t>
-      </w:r>
-      <w:r>
-        <w:rPr>
-          <w:rFonts w:ascii="Arial" w:eastAsia="Times New Roman" w:hAnsi="Arial" w:cs="Arial"/>
-          <w:sz w:val="28"/>
-          <w:szCs w:val="28"/>
-        </w:rPr>
-        <w:t xml:space="preserve"> delivered over the internet</w:t>
+        <w:t>Not manage the software</w:t>
+      </w:r>
+      <w:r>
+        <w:rPr>
+          <w:rFonts w:ascii="Arial" w:eastAsia="Times New Roman" w:hAnsi="Arial" w:cs="Arial"/>
+          <w:sz w:val="28"/>
+          <w:szCs w:val="28"/>
+        </w:rPr>
+        <w:t xml:space="preserve"> – customer doesn’t install anything</w:t>
+      </w:r>
+      <w:r>
+        <w:rPr>
+          <w:rFonts w:ascii="Arial" w:eastAsia="Times New Roman" w:hAnsi="Arial" w:cs="Arial"/>
+          <w:sz w:val="28"/>
+          <w:szCs w:val="28"/>
+        </w:rPr>
+        <w:tab/>
       </w:r>
     </w:p>
     <w:p>
@@ -15022,7 +15134,15 @@
           <w:sz w:val="28"/>
           <w:szCs w:val="28"/>
         </w:rPr>
-        <w:t>Accessible from any device via a web browser.</w:t>
+        <w:t>Ready to use software</w:t>
+      </w:r>
+      <w:r>
+        <w:rPr>
+          <w:rFonts w:ascii="Arial" w:eastAsia="Times New Roman" w:hAnsi="Arial" w:cs="Arial"/>
+          <w:sz w:val="28"/>
+          <w:szCs w:val="28"/>
+        </w:rPr>
+        <w:t xml:space="preserve"> delivered over the internet</w:t>
       </w:r>
     </w:p>
     <w:p>
@@ -15045,6 +15165,29 @@
           <w:sz w:val="28"/>
           <w:szCs w:val="28"/>
         </w:rPr>
+        <w:t>Accessible from any device via a web browser.</w:t>
+      </w:r>
+    </w:p>
+    <w:p>
+      <w:pPr>
+        <w:pStyle w:val="ListParagraph"/>
+        <w:numPr>
+          <w:ilvl w:val="1"/>
+          <w:numId w:val="45"/>
+        </w:numPr>
+        <w:spacing w:after="0" w:line="276" w:lineRule="auto"/>
+        <w:rPr>
+          <w:rFonts w:ascii="Arial" w:eastAsia="Times New Roman" w:hAnsi="Arial" w:cs="Arial"/>
+          <w:sz w:val="28"/>
+          <w:szCs w:val="28"/>
+        </w:rPr>
+      </w:pPr>
+      <w:r>
+        <w:rPr>
+          <w:rFonts w:ascii="Arial" w:eastAsia="Times New Roman" w:hAnsi="Arial" w:cs="Arial"/>
+          <w:sz w:val="28"/>
+          <w:szCs w:val="28"/>
+        </w:rPr>
         <w:t>Subscription-based pricing.</w:t>
       </w:r>
     </w:p>
@@ -15070,6 +15213,7 @@
           <w:sz w:val="28"/>
           <w:szCs w:val="28"/>
         </w:rPr>
+        <w:lastRenderedPageBreak/>
         <w:t>Examples</w:t>
       </w:r>
       <w:r>
@@ -15310,7 +15454,6 @@
           <w:sz w:val="28"/>
           <w:szCs w:val="28"/>
         </w:rPr>
-        <w:lastRenderedPageBreak/>
         <w:t>Infrastructure as a Service (IaaS)</w:t>
       </w:r>
     </w:p>
@@ -15334,7 +15477,7 @@
           <w:sz w:val="28"/>
           <w:szCs w:val="28"/>
         </w:rPr>
-        <w:t>provides virtualized computing resources over the internet, such as servers, storage, networking, and virtualization.</w:t>
+        <w:t>Scalable compute, storage, and networking resources provisioned on demand as needs grow</w:t>
       </w:r>
     </w:p>
     <w:p>
@@ -15357,7 +15500,7 @@
           <w:sz w:val="28"/>
           <w:szCs w:val="28"/>
         </w:rPr>
-        <w:t>On-demand computing infrastructure.</w:t>
+        <w:t>provides virtualized computing resources over the internet, such as servers, storage, networking, and virtualization.</w:t>
       </w:r>
     </w:p>
     <w:p>
@@ -15380,7 +15523,50 @@
           <w:sz w:val="28"/>
           <w:szCs w:val="28"/>
         </w:rPr>
-        <w:t>Scalable resources (CPU, RAM, storage).</w:t>
+        <w:t>Pay-as-you-go pricing model.</w:t>
+      </w:r>
+      <w:r>
+        <w:rPr>
+          <w:rFonts w:ascii="Arial" w:eastAsia="Times New Roman" w:hAnsi="Arial" w:cs="Arial"/>
+          <w:sz w:val="28"/>
+          <w:szCs w:val="28"/>
+        </w:rPr>
+        <w:br/>
+      </w:r>
+      <w:r>
+        <w:rPr>
+          <w:rFonts w:ascii="Arial" w:eastAsia="Times New Roman" w:hAnsi="Arial" w:cs="Arial"/>
+          <w:sz w:val="28"/>
+          <w:szCs w:val="28"/>
+        </w:rPr>
+        <w:br/>
+      </w:r>
+    </w:p>
+    <w:p>
+      <w:pPr>
+        <w:pStyle w:val="ListParagraph"/>
+        <w:numPr>
+          <w:ilvl w:val="0"/>
+          <w:numId w:val="45"/>
+        </w:numPr>
+        <w:spacing w:after="0" w:line="276" w:lineRule="auto"/>
+        <w:rPr>
+          <w:rFonts w:ascii="Arial" w:eastAsia="Times New Roman" w:hAnsi="Arial" w:cs="Arial"/>
+          <w:b/>
+          <w:bCs/>
+          <w:sz w:val="28"/>
+          <w:szCs w:val="28"/>
+        </w:rPr>
+      </w:pPr>
+      <w:r>
+        <w:rPr>
+          <w:rFonts w:ascii="Arial" w:eastAsia="Times New Roman" w:hAnsi="Arial" w:cs="Arial"/>
+          <w:b/>
+          <w:bCs/>
+          <w:sz w:val="28"/>
+          <w:szCs w:val="28"/>
+        </w:rPr>
+        <w:t>Examples of IaaS:</w:t>
       </w:r>
     </w:p>
     <w:p>
@@ -15403,24 +15589,74 @@
           <w:sz w:val="28"/>
           <w:szCs w:val="28"/>
         </w:rPr>
-        <w:t>Pay-as-you-go pricing model.</w:t>
-      </w:r>
-      <w:r>
-        <w:rPr>
-          <w:rFonts w:ascii="Arial" w:eastAsia="Times New Roman" w:hAnsi="Arial" w:cs="Arial"/>
-          <w:sz w:val="28"/>
-          <w:szCs w:val="28"/>
-        </w:rPr>
-        <w:br/>
-      </w:r>
-      <w:r>
-        <w:rPr>
-          <w:rFonts w:ascii="Arial" w:eastAsia="Times New Roman" w:hAnsi="Arial" w:cs="Arial"/>
-          <w:sz w:val="28"/>
-          <w:szCs w:val="28"/>
-        </w:rPr>
-        <w:br/>
-      </w:r>
+        <w:t>Amazon Web Services (AWS) EC2</w:t>
+      </w:r>
+    </w:p>
+    <w:p>
+      <w:pPr>
+        <w:pStyle w:val="ListParagraph"/>
+        <w:numPr>
+          <w:ilvl w:val="1"/>
+          <w:numId w:val="45"/>
+        </w:numPr>
+        <w:spacing w:after="0" w:line="276" w:lineRule="auto"/>
+        <w:rPr>
+          <w:rFonts w:ascii="Arial" w:eastAsia="Times New Roman" w:hAnsi="Arial" w:cs="Arial"/>
+          <w:sz w:val="28"/>
+          <w:szCs w:val="28"/>
+        </w:rPr>
+      </w:pPr>
+      <w:r>
+        <w:rPr>
+          <w:rFonts w:ascii="Arial" w:eastAsia="Times New Roman" w:hAnsi="Arial" w:cs="Arial"/>
+          <w:sz w:val="28"/>
+          <w:szCs w:val="28"/>
+        </w:rPr>
+        <w:t>Microsoft Azure Virtual Machines</w:t>
+      </w:r>
+    </w:p>
+    <w:p>
+      <w:pPr>
+        <w:pStyle w:val="ListParagraph"/>
+        <w:numPr>
+          <w:ilvl w:val="1"/>
+          <w:numId w:val="45"/>
+        </w:numPr>
+        <w:spacing w:after="0" w:line="276" w:lineRule="auto"/>
+        <w:rPr>
+          <w:rFonts w:ascii="Arial" w:eastAsia="Times New Roman" w:hAnsi="Arial" w:cs="Arial"/>
+          <w:sz w:val="28"/>
+          <w:szCs w:val="28"/>
+        </w:rPr>
+      </w:pPr>
+      <w:r>
+        <w:rPr>
+          <w:rFonts w:ascii="Arial" w:eastAsia="Times New Roman" w:hAnsi="Arial" w:cs="Arial"/>
+          <w:sz w:val="28"/>
+          <w:szCs w:val="28"/>
+        </w:rPr>
+        <w:t>Google Compute Engine (GCE)</w:t>
+      </w:r>
+    </w:p>
+    <w:p>
+      <w:pPr>
+        <w:spacing w:after="0" w:line="276" w:lineRule="auto"/>
+        <w:rPr>
+          <w:rFonts w:ascii="Arial" w:eastAsia="Times New Roman" w:hAnsi="Arial" w:cs="Arial"/>
+          <w:sz w:val="28"/>
+          <w:szCs w:val="28"/>
+        </w:rPr>
+      </w:pPr>
+    </w:p>
+    <w:p>
+      <w:pPr>
+        <w:spacing w:after="0" w:line="276" w:lineRule="auto"/>
+        <w:rPr>
+          <w:rFonts w:ascii="Arial" w:eastAsia="Times New Roman" w:hAnsi="Arial" w:cs="Arial"/>
+          <w:sz w:val="28"/>
+          <w:szCs w:val="28"/>
+        </w:rPr>
+      </w:pPr>
     </w:p>
     <w:p>
       <w:pPr>
@@ -15446,7 +15682,7 @@
           <w:sz w:val="28"/>
           <w:szCs w:val="28"/>
         </w:rPr>
-        <w:t>Examples of IaaS:</w:t>
+        <w:t>Use Cases of IaaS:</w:t>
       </w:r>
     </w:p>
     <w:p>
@@ -15469,7 +15705,7 @@
           <w:sz w:val="28"/>
           <w:szCs w:val="28"/>
         </w:rPr>
-        <w:t>Amazon Web Services (AWS) EC2</w:t>
+        <w:t xml:space="preserve">Hosting websites and applications. </w:t>
       </w:r>
     </w:p>
     <w:p>
@@ -15479,20 +15715,20 @@
           <w:ilvl w:val="1"/>
           <w:numId w:val="45"/>
         </w:numPr>
-        <w:spacing w:after="0" w:line="276" w:lineRule="auto"/>
-        <w:rPr>
-          <w:rFonts w:ascii="Arial" w:eastAsia="Times New Roman" w:hAnsi="Arial" w:cs="Arial"/>
-          <w:sz w:val="28"/>
-          <w:szCs w:val="28"/>
-        </w:rPr>
-      </w:pPr>
-      <w:r>
-        <w:rPr>
-          <w:rFonts w:ascii="Arial" w:eastAsia="Times New Roman" w:hAnsi="Arial" w:cs="Arial"/>
-          <w:sz w:val="28"/>
-          <w:szCs w:val="28"/>
-        </w:rPr>
-        <w:t>Microsoft Azure Virtual Machines</w:t>
+        <w:spacing w:line="276" w:lineRule="auto"/>
+        <w:rPr>
+          <w:rFonts w:ascii="Arial" w:eastAsia="Times New Roman" w:hAnsi="Arial" w:cs="Arial"/>
+          <w:sz w:val="28"/>
+          <w:szCs w:val="28"/>
+        </w:rPr>
+      </w:pPr>
+      <w:r>
+        <w:rPr>
+          <w:rFonts w:ascii="Arial" w:eastAsia="Times New Roman" w:hAnsi="Arial" w:cs="Arial"/>
+          <w:sz w:val="28"/>
+          <w:szCs w:val="28"/>
+        </w:rPr>
+        <w:t xml:space="preserve">Running virtual machines and custom environments </w:t>
       </w:r>
     </w:p>
     <w:p>
@@ -15515,14 +15751,14 @@
           <w:sz w:val="28"/>
           <w:szCs w:val="28"/>
         </w:rPr>
-        <w:t>Google Compute Engine (GCE)</w:t>
+        <w:t>Disaster recovery and backup solutions</w:t>
       </w:r>
     </w:p>
     <w:p>
       <w:pPr>
         <w:spacing w:after="0" w:line="276" w:lineRule="auto"/>
         <w:rPr>
-          <w:rFonts w:ascii="Arial" w:eastAsia="Times New Roman" w:hAnsi="Arial" w:cs="Arial"/>
+          <w:rFonts w:ascii="Arial" w:hAnsi="Arial" w:cs="Arial"/>
           <w:sz w:val="28"/>
           <w:szCs w:val="28"/>
         </w:rPr>
@@ -15537,6 +15773,160 @@
           <w:szCs w:val="28"/>
         </w:rPr>
       </w:pPr>
+      <w:r>
+        <w:rPr>
+          <w:rFonts w:ascii="Arial" w:hAnsi="Arial" w:cs="Arial"/>
+          <w:sz w:val="28"/>
+          <w:szCs w:val="28"/>
+        </w:rPr>
+        <w:br/>
+      </w:r>
+    </w:p>
+    <w:p>
+      <w:pPr>
+        <w:spacing w:after="0" w:line="276" w:lineRule="auto"/>
+        <w:rPr>
+          <w:rFonts w:ascii="Arial" w:eastAsia="Times New Roman" w:hAnsi="Arial" w:cs="Arial"/>
+          <w:b/>
+          <w:bCs/>
+          <w:sz w:val="28"/>
+          <w:szCs w:val="28"/>
+        </w:rPr>
+      </w:pPr>
+      <w:r>
+        <w:rPr>
+          <w:rFonts w:ascii="Arial" w:eastAsia="Times New Roman" w:hAnsi="Arial" w:cs="Arial"/>
+          <w:b/>
+          <w:bCs/>
+          <w:sz w:val="28"/>
+          <w:szCs w:val="28"/>
+        </w:rPr>
+        <w:t>Desktop as a Service (DaaS)</w:t>
+      </w:r>
+    </w:p>
+    <w:p>
+      <w:pPr>
+        <w:pStyle w:val="ListParagraph"/>
+        <w:numPr>
+          <w:ilvl w:val="1"/>
+          <w:numId w:val="45"/>
+        </w:numPr>
+        <w:spacing w:after="0" w:line="276" w:lineRule="auto"/>
+        <w:rPr>
+          <w:rFonts w:ascii="Arial" w:eastAsia="Times New Roman" w:hAnsi="Arial" w:cs="Arial"/>
+          <w:sz w:val="28"/>
+          <w:szCs w:val="28"/>
+        </w:rPr>
+      </w:pPr>
+      <w:r>
+        <w:rPr>
+          <w:rFonts w:ascii="Arial" w:eastAsia="Times New Roman" w:hAnsi="Arial" w:cs="Arial"/>
+          <w:sz w:val="28"/>
+          <w:szCs w:val="28"/>
+        </w:rPr>
+        <w:t>DaaS delivers cloud-hosted virtual desktops to users, allowing access from any device.</w:t>
+      </w:r>
+    </w:p>
+    <w:p>
+      <w:pPr>
+        <w:pStyle w:val="ListParagraph"/>
+        <w:numPr>
+          <w:ilvl w:val="1"/>
+          <w:numId w:val="45"/>
+        </w:numPr>
+        <w:spacing w:after="0" w:line="276" w:lineRule="auto"/>
+        <w:rPr>
+          <w:rFonts w:ascii="Arial" w:eastAsia="Times New Roman" w:hAnsi="Arial" w:cs="Arial"/>
+          <w:sz w:val="28"/>
+          <w:szCs w:val="28"/>
+        </w:rPr>
+      </w:pPr>
+      <w:r>
+        <w:rPr>
+          <w:rFonts w:ascii="Arial" w:eastAsia="Times New Roman" w:hAnsi="Arial" w:cs="Arial"/>
+          <w:sz w:val="28"/>
+          <w:szCs w:val="28"/>
+        </w:rPr>
+        <w:t>Secure remote desktop access.</w:t>
+      </w:r>
+    </w:p>
+    <w:p>
+      <w:pPr>
+        <w:pStyle w:val="ListParagraph"/>
+        <w:numPr>
+          <w:ilvl w:val="1"/>
+          <w:numId w:val="45"/>
+        </w:numPr>
+        <w:spacing w:after="0" w:line="276" w:lineRule="auto"/>
+        <w:rPr>
+          <w:rFonts w:ascii="Arial" w:eastAsia="Times New Roman" w:hAnsi="Arial" w:cs="Arial"/>
+          <w:sz w:val="28"/>
+          <w:szCs w:val="28"/>
+        </w:rPr>
+      </w:pPr>
+      <w:r>
+        <w:rPr>
+          <w:rFonts w:ascii="Arial" w:eastAsia="Times New Roman" w:hAnsi="Arial" w:cs="Arial"/>
+          <w:sz w:val="28"/>
+          <w:szCs w:val="28"/>
+        </w:rPr>
+        <w:lastRenderedPageBreak/>
+        <w:t>Centralized management of virtual desktops.</w:t>
+      </w:r>
+    </w:p>
+    <w:p>
+      <w:pPr>
+        <w:pStyle w:val="ListParagraph"/>
+        <w:numPr>
+          <w:ilvl w:val="1"/>
+          <w:numId w:val="45"/>
+        </w:numPr>
+        <w:spacing w:after="0" w:line="276" w:lineRule="auto"/>
+        <w:rPr>
+          <w:rFonts w:ascii="Arial" w:eastAsia="Times New Roman" w:hAnsi="Arial" w:cs="Arial"/>
+          <w:sz w:val="28"/>
+          <w:szCs w:val="28"/>
+        </w:rPr>
+      </w:pPr>
+      <w:r>
+        <w:rPr>
+          <w:rFonts w:ascii="Arial" w:eastAsia="Times New Roman" w:hAnsi="Arial" w:cs="Arial"/>
+          <w:sz w:val="28"/>
+          <w:szCs w:val="28"/>
+        </w:rPr>
+        <w:t>Supports multiple operating systems.</w:t>
+      </w:r>
+    </w:p>
+    <w:p>
+      <w:pPr>
+        <w:pStyle w:val="ListParagraph"/>
+        <w:numPr>
+          <w:ilvl w:val="1"/>
+          <w:numId w:val="45"/>
+        </w:numPr>
+        <w:spacing w:after="0" w:line="276" w:lineRule="auto"/>
+        <w:rPr>
+          <w:rFonts w:ascii="Arial" w:eastAsia="Times New Roman" w:hAnsi="Arial" w:cs="Arial"/>
+          <w:sz w:val="28"/>
+          <w:szCs w:val="28"/>
+        </w:rPr>
+      </w:pPr>
+      <w:r>
+        <w:rPr>
+          <w:rFonts w:ascii="Arial" w:eastAsia="Times New Roman" w:hAnsi="Arial" w:cs="Arial"/>
+          <w:sz w:val="28"/>
+          <w:szCs w:val="28"/>
+        </w:rPr>
+        <w:t>Pay-per-user model.</w:t>
+      </w:r>
+      <w:r>
+        <w:rPr>
+          <w:rFonts w:ascii="Arial" w:eastAsia="Times New Roman" w:hAnsi="Arial" w:cs="Arial"/>
+          <w:sz w:val="28"/>
+          <w:szCs w:val="28"/>
+        </w:rPr>
+        <w:br/>
+      </w:r>
     </w:p>
     <w:p>
       <w:pPr>
@@ -15548,21 +15938,27 @@
         <w:spacing w:after="0" w:line="276" w:lineRule="auto"/>
         <w:rPr>
           <w:rFonts w:ascii="Arial" w:eastAsia="Times New Roman" w:hAnsi="Arial" w:cs="Arial"/>
-          <w:b/>
-          <w:bCs/>
-          <w:sz w:val="28"/>
-          <w:szCs w:val="28"/>
-        </w:rPr>
-      </w:pPr>
-      <w:r>
-        <w:rPr>
-          <w:rFonts w:ascii="Arial" w:eastAsia="Times New Roman" w:hAnsi="Arial" w:cs="Arial"/>
-          <w:b/>
-          <w:bCs/>
-          <w:sz w:val="28"/>
-          <w:szCs w:val="28"/>
-        </w:rPr>
-        <w:t>Use Cases of IaaS:</w:t>
+          <w:sz w:val="28"/>
+          <w:szCs w:val="28"/>
+        </w:rPr>
+      </w:pPr>
+      <w:r>
+        <w:rPr>
+          <w:rFonts w:ascii="Arial" w:eastAsia="Times New Roman" w:hAnsi="Arial" w:cs="Arial"/>
+          <w:b/>
+          <w:bCs/>
+          <w:sz w:val="28"/>
+          <w:szCs w:val="28"/>
+        </w:rPr>
+        <w:t>Examples of DaaS</w:t>
+      </w:r>
+      <w:r>
+        <w:rPr>
+          <w:rFonts w:ascii="Arial" w:eastAsia="Times New Roman" w:hAnsi="Arial" w:cs="Arial"/>
+          <w:sz w:val="28"/>
+          <w:szCs w:val="28"/>
+        </w:rPr>
+        <w:t>:</w:t>
       </w:r>
     </w:p>
     <w:p>
@@ -15585,7 +15981,15 @@
           <w:sz w:val="28"/>
           <w:szCs w:val="28"/>
         </w:rPr>
-        <w:t xml:space="preserve">Hosting websites and applications. </w:t>
+        <w:t xml:space="preserve">Amazon </w:t>
+      </w:r>
+      <w:r>
+        <w:rPr>
+          <w:rFonts w:ascii="Arial" w:eastAsia="Times New Roman" w:hAnsi="Arial" w:cs="Arial"/>
+          <w:sz w:val="28"/>
+          <w:szCs w:val="28"/>
+        </w:rPr>
+        <w:t>Workspaces</w:t>
       </w:r>
     </w:p>
     <w:p>
@@ -15595,20 +15999,20 @@
           <w:ilvl w:val="1"/>
           <w:numId w:val="45"/>
         </w:numPr>
-        <w:spacing w:line="276" w:lineRule="auto"/>
-        <w:rPr>
-          <w:rFonts w:ascii="Arial" w:eastAsia="Times New Roman" w:hAnsi="Arial" w:cs="Arial"/>
-          <w:sz w:val="28"/>
-          <w:szCs w:val="28"/>
-        </w:rPr>
-      </w:pPr>
-      <w:r>
-        <w:rPr>
-          <w:rFonts w:ascii="Arial" w:eastAsia="Times New Roman" w:hAnsi="Arial" w:cs="Arial"/>
-          <w:sz w:val="28"/>
-          <w:szCs w:val="28"/>
-        </w:rPr>
-        <w:t xml:space="preserve">Running virtual machines and custom environments </w:t>
+        <w:spacing w:after="0" w:line="276" w:lineRule="auto"/>
+        <w:rPr>
+          <w:rFonts w:ascii="Arial" w:eastAsia="Times New Roman" w:hAnsi="Arial" w:cs="Arial"/>
+          <w:sz w:val="28"/>
+          <w:szCs w:val="28"/>
+        </w:rPr>
+      </w:pPr>
+      <w:r>
+        <w:rPr>
+          <w:rFonts w:ascii="Arial" w:eastAsia="Times New Roman" w:hAnsi="Arial" w:cs="Arial"/>
+          <w:sz w:val="28"/>
+          <w:szCs w:val="28"/>
+        </w:rPr>
+        <w:t>Microsoft Azure Virtual Desktop</w:t>
       </w:r>
     </w:p>
     <w:p>
@@ -15631,57 +16035,34 @@
           <w:sz w:val="28"/>
           <w:szCs w:val="28"/>
         </w:rPr>
-        <w:t>Disaster recovery and backup solutions</w:t>
-      </w:r>
-    </w:p>
-    <w:p>
-      <w:pPr>
+        <w:t>Citrix Virtual Apps and Desktops</w:t>
+      </w:r>
+    </w:p>
+    <w:p>
+      <w:pPr>
+        <w:pStyle w:val="ListParagraph"/>
+        <w:numPr>
+          <w:ilvl w:val="0"/>
+          <w:numId w:val="45"/>
+        </w:numPr>
         <w:spacing w:after="0" w:line="276" w:lineRule="auto"/>
         <w:rPr>
-          <w:rFonts w:ascii="Arial" w:hAnsi="Arial" w:cs="Arial"/>
-          <w:sz w:val="28"/>
-          <w:szCs w:val="28"/>
-        </w:rPr>
-      </w:pPr>
-    </w:p>
-    <w:p>
-      <w:pPr>
-        <w:spacing w:after="0" w:line="276" w:lineRule="auto"/>
-        <w:rPr>
-          <w:rFonts w:ascii="Arial" w:eastAsia="Times New Roman" w:hAnsi="Arial" w:cs="Arial"/>
-          <w:sz w:val="28"/>
-          <w:szCs w:val="28"/>
-        </w:rPr>
-      </w:pPr>
-      <w:r>
-        <w:rPr>
-          <w:rFonts w:ascii="Arial" w:hAnsi="Arial" w:cs="Arial"/>
-          <w:sz w:val="28"/>
-          <w:szCs w:val="28"/>
-        </w:rPr>
-        <w:br/>
-      </w:r>
-    </w:p>
-    <w:p>
-      <w:pPr>
-        <w:spacing w:after="0" w:line="276" w:lineRule="auto"/>
-        <w:rPr>
-          <w:rFonts w:ascii="Arial" w:eastAsia="Times New Roman" w:hAnsi="Arial" w:cs="Arial"/>
-          <w:b/>
-          <w:bCs/>
-          <w:sz w:val="28"/>
-          <w:szCs w:val="28"/>
-        </w:rPr>
-      </w:pPr>
-      <w:r>
-        <w:rPr>
-          <w:rFonts w:ascii="Arial" w:eastAsia="Times New Roman" w:hAnsi="Arial" w:cs="Arial"/>
-          <w:b/>
-          <w:bCs/>
-          <w:sz w:val="28"/>
-          <w:szCs w:val="28"/>
-        </w:rPr>
-        <w:t>Desktop as a Service (DaaS)</w:t>
+          <w:rFonts w:ascii="Arial" w:eastAsia="Times New Roman" w:hAnsi="Arial" w:cs="Arial"/>
+          <w:b/>
+          <w:bCs/>
+          <w:sz w:val="28"/>
+          <w:szCs w:val="28"/>
+        </w:rPr>
+      </w:pPr>
+      <w:r>
+        <w:rPr>
+          <w:rFonts w:ascii="Arial" w:eastAsia="Times New Roman" w:hAnsi="Arial" w:cs="Arial"/>
+          <w:b/>
+          <w:bCs/>
+          <w:sz w:val="28"/>
+          <w:szCs w:val="28"/>
+        </w:rPr>
+        <w:t>Use Cases of DaaS:</w:t>
       </w:r>
     </w:p>
     <w:p>
@@ -15704,7 +16085,47 @@
           <w:sz w:val="28"/>
           <w:szCs w:val="28"/>
         </w:rPr>
-        <w:t>DaaS delivers cloud-hosted virtual desktops to users, allowing access from any device.</w:t>
+        <w:t>Remote work and telecommuting.</w:t>
+      </w:r>
+    </w:p>
+    <w:p>
+      <w:pPr>
+        <w:spacing w:after="0" w:line="276" w:lineRule="auto"/>
+        <w:rPr>
+          <w:rFonts w:ascii="Arial" w:eastAsia="Times New Roman" w:hAnsi="Arial" w:cs="Arial"/>
+          <w:sz w:val="28"/>
+          <w:szCs w:val="28"/>
+        </w:rPr>
+      </w:pPr>
+      <w:r>
+        <w:rPr>
+          <w:rFonts w:ascii="Arial" w:hAnsi="Arial" w:cs="Arial"/>
+          <w:sz w:val="28"/>
+          <w:szCs w:val="28"/>
+        </w:rPr>
+        <w:br/>
+      </w:r>
+    </w:p>
+    <w:p>
+      <w:pPr>
+        <w:spacing w:after="0" w:line="276" w:lineRule="auto"/>
+        <w:rPr>
+          <w:rFonts w:ascii="Arial" w:eastAsia="Times New Roman" w:hAnsi="Arial" w:cs="Arial"/>
+          <w:b/>
+          <w:bCs/>
+          <w:sz w:val="28"/>
+          <w:szCs w:val="28"/>
+        </w:rPr>
+      </w:pPr>
+      <w:r>
+        <w:rPr>
+          <w:rFonts w:ascii="Arial" w:eastAsia="Times New Roman" w:hAnsi="Arial" w:cs="Arial"/>
+          <w:b/>
+          <w:bCs/>
+          <w:sz w:val="28"/>
+          <w:szCs w:val="28"/>
+        </w:rPr>
+        <w:t>Platform as a Service (PaaS)</w:t>
       </w:r>
     </w:p>
     <w:p>
@@ -15727,7 +16148,15 @@
           <w:sz w:val="28"/>
           <w:szCs w:val="28"/>
         </w:rPr>
-        <w:t>Secure remote desktop access.</w:t>
+        <w:t>A platform</w:t>
+      </w:r>
+      <w:r>
+        <w:rPr>
+          <w:rFonts w:ascii="Arial" w:eastAsia="Times New Roman" w:hAnsi="Arial" w:cs="Arial"/>
+          <w:sz w:val="28"/>
+          <w:szCs w:val="28"/>
+        </w:rPr>
+        <w:t xml:space="preserve"> for developers to build, test, and deploy applications without worrying about the underlying infrastructure.</w:t>
       </w:r>
     </w:p>
     <w:p>
@@ -15750,7 +16179,7 @@
           <w:sz w:val="28"/>
           <w:szCs w:val="28"/>
         </w:rPr>
-        <w:t>Centralized management of virtual desktops.</w:t>
+        <w:t>Includes development tools, databases, and runtime environments.</w:t>
       </w:r>
     </w:p>
     <w:p>
@@ -15773,7 +16202,7 @@
           <w:sz w:val="28"/>
           <w:szCs w:val="28"/>
         </w:rPr>
-        <w:t>Supports multiple operating systems.</w:t>
+        <w:t>Automates infrastructure management.</w:t>
       </w:r>
     </w:p>
     <w:p>
@@ -15796,15 +16225,30 @@
           <w:sz w:val="28"/>
           <w:szCs w:val="28"/>
         </w:rPr>
-        <w:t>Pay-per-user model.</w:t>
-      </w:r>
-      <w:r>
-        <w:rPr>
-          <w:rFonts w:ascii="Arial" w:eastAsia="Times New Roman" w:hAnsi="Arial" w:cs="Arial"/>
-          <w:sz w:val="28"/>
-          <w:szCs w:val="28"/>
-        </w:rPr>
-        <w:br/>
+        <w:t>Supports various programming languages.</w:t>
+      </w:r>
+    </w:p>
+    <w:p>
+      <w:pPr>
+        <w:pStyle w:val="ListParagraph"/>
+        <w:numPr>
+          <w:ilvl w:val="1"/>
+          <w:numId w:val="45"/>
+        </w:numPr>
+        <w:spacing w:after="0" w:line="276" w:lineRule="auto"/>
+        <w:rPr>
+          <w:rFonts w:ascii="Arial" w:eastAsia="Times New Roman" w:hAnsi="Arial" w:cs="Arial"/>
+          <w:sz w:val="28"/>
+          <w:szCs w:val="28"/>
+        </w:rPr>
+      </w:pPr>
+      <w:r>
+        <w:rPr>
+          <w:rFonts w:ascii="Arial" w:eastAsia="Times New Roman" w:hAnsi="Arial" w:cs="Arial"/>
+          <w:sz w:val="28"/>
+          <w:szCs w:val="28"/>
+        </w:rPr>
+        <w:t>Developers focus on coding while the provider handles scaling and maintenance.</w:t>
       </w:r>
     </w:p>
     <w:p>
@@ -15829,7 +16273,7 @@
           <w:sz w:val="28"/>
           <w:szCs w:val="28"/>
         </w:rPr>
-        <w:t>Examples of DaaS</w:t>
+        <w:t>Examples of PaaS</w:t>
       </w:r>
       <w:r>
         <w:rPr>
@@ -15860,15 +16304,7 @@
           <w:sz w:val="28"/>
           <w:szCs w:val="28"/>
         </w:rPr>
-        <w:t xml:space="preserve">Amazon </w:t>
-      </w:r>
-      <w:r>
-        <w:rPr>
-          <w:rFonts w:ascii="Arial" w:eastAsia="Times New Roman" w:hAnsi="Arial" w:cs="Arial"/>
-          <w:sz w:val="28"/>
-          <w:szCs w:val="28"/>
-        </w:rPr>
-        <w:t>Workspaces</w:t>
+        <w:t>Google App Engine</w:t>
       </w:r>
     </w:p>
     <w:p>
@@ -15891,7 +16327,7 @@
           <w:sz w:val="28"/>
           <w:szCs w:val="28"/>
         </w:rPr>
-        <w:t>Microsoft Azure Virtual Desktop</w:t>
+        <w:t>Microsoft Azure App Service</w:t>
       </w:r>
     </w:p>
     <w:p>
@@ -15914,7 +16350,7 @@
           <w:sz w:val="28"/>
           <w:szCs w:val="28"/>
         </w:rPr>
-        <w:t>Citrix Virtual Apps and Desktops</w:t>
+        <w:t>AWS Elastic Beanstalk</w:t>
       </w:r>
     </w:p>
     <w:p>
@@ -15927,21 +16363,27 @@
         <w:spacing w:after="0" w:line="276" w:lineRule="auto"/>
         <w:rPr>
           <w:rFonts w:ascii="Arial" w:eastAsia="Times New Roman" w:hAnsi="Arial" w:cs="Arial"/>
-          <w:b/>
-          <w:bCs/>
-          <w:sz w:val="28"/>
-          <w:szCs w:val="28"/>
-        </w:rPr>
-      </w:pPr>
-      <w:r>
-        <w:rPr>
-          <w:rFonts w:ascii="Arial" w:eastAsia="Times New Roman" w:hAnsi="Arial" w:cs="Arial"/>
-          <w:b/>
-          <w:bCs/>
-          <w:sz w:val="28"/>
-          <w:szCs w:val="28"/>
-        </w:rPr>
-        <w:t>Use Cases of DaaS:</w:t>
+          <w:sz w:val="28"/>
+          <w:szCs w:val="28"/>
+        </w:rPr>
+      </w:pPr>
+      <w:r>
+        <w:rPr>
+          <w:rFonts w:ascii="Arial" w:eastAsia="Times New Roman" w:hAnsi="Arial" w:cs="Arial"/>
+          <w:b/>
+          <w:bCs/>
+          <w:sz w:val="28"/>
+          <w:szCs w:val="28"/>
+        </w:rPr>
+        <w:t>Use Cases of PaaS</w:t>
+      </w:r>
+      <w:r>
+        <w:rPr>
+          <w:rFonts w:ascii="Arial" w:eastAsia="Times New Roman" w:hAnsi="Arial" w:cs="Arial"/>
+          <w:sz w:val="28"/>
+          <w:szCs w:val="28"/>
+        </w:rPr>
+        <w:t>:</w:t>
       </w:r>
     </w:p>
     <w:p>
@@ -15964,328 +16406,6 @@
           <w:sz w:val="28"/>
           <w:szCs w:val="28"/>
         </w:rPr>
-        <w:lastRenderedPageBreak/>
-        <w:t>Remote work and telecommuting.</w:t>
-      </w:r>
-    </w:p>
-    <w:p>
-      <w:pPr>
-        <w:spacing w:after="0" w:line="276" w:lineRule="auto"/>
-        <w:rPr>
-          <w:rFonts w:ascii="Arial" w:eastAsia="Times New Roman" w:hAnsi="Arial" w:cs="Arial"/>
-          <w:sz w:val="28"/>
-          <w:szCs w:val="28"/>
-        </w:rPr>
-      </w:pPr>
-      <w:r>
-        <w:rPr>
-          <w:rFonts w:ascii="Arial" w:hAnsi="Arial" w:cs="Arial"/>
-          <w:sz w:val="28"/>
-          <w:szCs w:val="28"/>
-        </w:rPr>
-        <w:br/>
-      </w:r>
-    </w:p>
-    <w:p>
-      <w:pPr>
-        <w:spacing w:after="0" w:line="276" w:lineRule="auto"/>
-        <w:rPr>
-          <w:rFonts w:ascii="Arial" w:eastAsia="Times New Roman" w:hAnsi="Arial" w:cs="Arial"/>
-          <w:b/>
-          <w:bCs/>
-          <w:sz w:val="28"/>
-          <w:szCs w:val="28"/>
-        </w:rPr>
-      </w:pPr>
-      <w:r>
-        <w:rPr>
-          <w:rFonts w:ascii="Arial" w:eastAsia="Times New Roman" w:hAnsi="Arial" w:cs="Arial"/>
-          <w:b/>
-          <w:bCs/>
-          <w:sz w:val="28"/>
-          <w:szCs w:val="28"/>
-        </w:rPr>
-        <w:t>Platform as a Service (PaaS)</w:t>
-      </w:r>
-    </w:p>
-    <w:p>
-      <w:pPr>
-        <w:pStyle w:val="ListParagraph"/>
-        <w:numPr>
-          <w:ilvl w:val="1"/>
-          <w:numId w:val="45"/>
-        </w:numPr>
-        <w:spacing w:after="0" w:line="276" w:lineRule="auto"/>
-        <w:rPr>
-          <w:rFonts w:ascii="Arial" w:eastAsia="Times New Roman" w:hAnsi="Arial" w:cs="Arial"/>
-          <w:sz w:val="28"/>
-          <w:szCs w:val="28"/>
-        </w:rPr>
-      </w:pPr>
-      <w:r>
-        <w:rPr>
-          <w:rFonts w:ascii="Arial" w:eastAsia="Times New Roman" w:hAnsi="Arial" w:cs="Arial"/>
-          <w:sz w:val="28"/>
-          <w:szCs w:val="28"/>
-        </w:rPr>
-        <w:t>A platform</w:t>
-      </w:r>
-      <w:r>
-        <w:rPr>
-          <w:rFonts w:ascii="Arial" w:eastAsia="Times New Roman" w:hAnsi="Arial" w:cs="Arial"/>
-          <w:sz w:val="28"/>
-          <w:szCs w:val="28"/>
-        </w:rPr>
-        <w:t xml:space="preserve"> for developers to build, test, and deploy applications without worrying about the underlying infrastructure.</w:t>
-      </w:r>
-    </w:p>
-    <w:p>
-      <w:pPr>
-        <w:pStyle w:val="ListParagraph"/>
-        <w:numPr>
-          <w:ilvl w:val="1"/>
-          <w:numId w:val="45"/>
-        </w:numPr>
-        <w:spacing w:after="0" w:line="276" w:lineRule="auto"/>
-        <w:rPr>
-          <w:rFonts w:ascii="Arial" w:eastAsia="Times New Roman" w:hAnsi="Arial" w:cs="Arial"/>
-          <w:sz w:val="28"/>
-          <w:szCs w:val="28"/>
-        </w:rPr>
-      </w:pPr>
-      <w:r>
-        <w:rPr>
-          <w:rFonts w:ascii="Arial" w:eastAsia="Times New Roman" w:hAnsi="Arial" w:cs="Arial"/>
-          <w:sz w:val="28"/>
-          <w:szCs w:val="28"/>
-        </w:rPr>
-        <w:t>Includes development tools, databases, and runtime environments.</w:t>
-      </w:r>
-    </w:p>
-    <w:p>
-      <w:pPr>
-        <w:pStyle w:val="ListParagraph"/>
-        <w:numPr>
-          <w:ilvl w:val="1"/>
-          <w:numId w:val="45"/>
-        </w:numPr>
-        <w:spacing w:after="0" w:line="276" w:lineRule="auto"/>
-        <w:rPr>
-          <w:rFonts w:ascii="Arial" w:eastAsia="Times New Roman" w:hAnsi="Arial" w:cs="Arial"/>
-          <w:sz w:val="28"/>
-          <w:szCs w:val="28"/>
-        </w:rPr>
-      </w:pPr>
-      <w:r>
-        <w:rPr>
-          <w:rFonts w:ascii="Arial" w:eastAsia="Times New Roman" w:hAnsi="Arial" w:cs="Arial"/>
-          <w:sz w:val="28"/>
-          <w:szCs w:val="28"/>
-        </w:rPr>
-        <w:t>Automates infrastructure management.</w:t>
-      </w:r>
-    </w:p>
-    <w:p>
-      <w:pPr>
-        <w:pStyle w:val="ListParagraph"/>
-        <w:numPr>
-          <w:ilvl w:val="1"/>
-          <w:numId w:val="45"/>
-        </w:numPr>
-        <w:spacing w:after="0" w:line="276" w:lineRule="auto"/>
-        <w:rPr>
-          <w:rFonts w:ascii="Arial" w:eastAsia="Times New Roman" w:hAnsi="Arial" w:cs="Arial"/>
-          <w:sz w:val="28"/>
-          <w:szCs w:val="28"/>
-        </w:rPr>
-      </w:pPr>
-      <w:r>
-        <w:rPr>
-          <w:rFonts w:ascii="Arial" w:eastAsia="Times New Roman" w:hAnsi="Arial" w:cs="Arial"/>
-          <w:sz w:val="28"/>
-          <w:szCs w:val="28"/>
-        </w:rPr>
-        <w:t>Supports various programming languages.</w:t>
-      </w:r>
-    </w:p>
-    <w:p>
-      <w:pPr>
-        <w:pStyle w:val="ListParagraph"/>
-        <w:numPr>
-          <w:ilvl w:val="1"/>
-          <w:numId w:val="45"/>
-        </w:numPr>
-        <w:spacing w:after="0" w:line="276" w:lineRule="auto"/>
-        <w:rPr>
-          <w:rFonts w:ascii="Arial" w:eastAsia="Times New Roman" w:hAnsi="Arial" w:cs="Arial"/>
-          <w:sz w:val="28"/>
-          <w:szCs w:val="28"/>
-        </w:rPr>
-      </w:pPr>
-      <w:r>
-        <w:rPr>
-          <w:rFonts w:ascii="Arial" w:eastAsia="Times New Roman" w:hAnsi="Arial" w:cs="Arial"/>
-          <w:sz w:val="28"/>
-          <w:szCs w:val="28"/>
-        </w:rPr>
-        <w:t>Developers focus on coding while the provider handles scaling and maintenance.</w:t>
-      </w:r>
-    </w:p>
-    <w:p>
-      <w:pPr>
-        <w:pStyle w:val="ListParagraph"/>
-        <w:numPr>
-          <w:ilvl w:val="0"/>
-          <w:numId w:val="45"/>
-        </w:numPr>
-        <w:spacing w:after="0" w:line="276" w:lineRule="auto"/>
-        <w:rPr>
-          <w:rFonts w:ascii="Arial" w:eastAsia="Times New Roman" w:hAnsi="Arial" w:cs="Arial"/>
-          <w:sz w:val="28"/>
-          <w:szCs w:val="28"/>
-        </w:rPr>
-      </w:pPr>
-      <w:r>
-        <w:rPr>
-          <w:rFonts w:ascii="Arial" w:eastAsia="Times New Roman" w:hAnsi="Arial" w:cs="Arial"/>
-          <w:b/>
-          <w:bCs/>
-          <w:sz w:val="28"/>
-          <w:szCs w:val="28"/>
-        </w:rPr>
-        <w:t>Examples of PaaS</w:t>
-      </w:r>
-      <w:r>
-        <w:rPr>
-          <w:rFonts w:ascii="Arial" w:eastAsia="Times New Roman" w:hAnsi="Arial" w:cs="Arial"/>
-          <w:sz w:val="28"/>
-          <w:szCs w:val="28"/>
-        </w:rPr>
-        <w:t>:</w:t>
-      </w:r>
-    </w:p>
-    <w:p>
-      <w:pPr>
-        <w:pStyle w:val="ListParagraph"/>
-        <w:numPr>
-          <w:ilvl w:val="1"/>
-          <w:numId w:val="45"/>
-        </w:numPr>
-        <w:spacing w:after="0" w:line="276" w:lineRule="auto"/>
-        <w:rPr>
-          <w:rFonts w:ascii="Arial" w:eastAsia="Times New Roman" w:hAnsi="Arial" w:cs="Arial"/>
-          <w:sz w:val="28"/>
-          <w:szCs w:val="28"/>
-        </w:rPr>
-      </w:pPr>
-      <w:r>
-        <w:rPr>
-          <w:rFonts w:ascii="Arial" w:eastAsia="Times New Roman" w:hAnsi="Arial" w:cs="Arial"/>
-          <w:sz w:val="28"/>
-          <w:szCs w:val="28"/>
-        </w:rPr>
-        <w:t>Google App Engine</w:t>
-      </w:r>
-    </w:p>
-    <w:p>
-      <w:pPr>
-        <w:pStyle w:val="ListParagraph"/>
-        <w:numPr>
-          <w:ilvl w:val="1"/>
-          <w:numId w:val="45"/>
-        </w:numPr>
-        <w:spacing w:after="0" w:line="276" w:lineRule="auto"/>
-        <w:rPr>
-          <w:rFonts w:ascii="Arial" w:eastAsia="Times New Roman" w:hAnsi="Arial" w:cs="Arial"/>
-          <w:sz w:val="28"/>
-          <w:szCs w:val="28"/>
-        </w:rPr>
-      </w:pPr>
-      <w:r>
-        <w:rPr>
-          <w:rFonts w:ascii="Arial" w:eastAsia="Times New Roman" w:hAnsi="Arial" w:cs="Arial"/>
-          <w:sz w:val="28"/>
-          <w:szCs w:val="28"/>
-        </w:rPr>
-        <w:t>Microsoft Azure App Service</w:t>
-      </w:r>
-    </w:p>
-    <w:p>
-      <w:pPr>
-        <w:pStyle w:val="ListParagraph"/>
-        <w:numPr>
-          <w:ilvl w:val="1"/>
-          <w:numId w:val="45"/>
-        </w:numPr>
-        <w:spacing w:after="0" w:line="276" w:lineRule="auto"/>
-        <w:rPr>
-          <w:rFonts w:ascii="Arial" w:eastAsia="Times New Roman" w:hAnsi="Arial" w:cs="Arial"/>
-          <w:sz w:val="28"/>
-          <w:szCs w:val="28"/>
-        </w:rPr>
-      </w:pPr>
-      <w:r>
-        <w:rPr>
-          <w:rFonts w:ascii="Arial" w:eastAsia="Times New Roman" w:hAnsi="Arial" w:cs="Arial"/>
-          <w:sz w:val="28"/>
-          <w:szCs w:val="28"/>
-        </w:rPr>
-        <w:t>AWS Elastic Beanstalk</w:t>
-      </w:r>
-    </w:p>
-    <w:p>
-      <w:pPr>
-        <w:pStyle w:val="ListParagraph"/>
-        <w:numPr>
-          <w:ilvl w:val="0"/>
-          <w:numId w:val="45"/>
-        </w:numPr>
-        <w:spacing w:after="0" w:line="276" w:lineRule="auto"/>
-        <w:rPr>
-          <w:rFonts w:ascii="Arial" w:eastAsia="Times New Roman" w:hAnsi="Arial" w:cs="Arial"/>
-          <w:sz w:val="28"/>
-          <w:szCs w:val="28"/>
-        </w:rPr>
-      </w:pPr>
-      <w:r>
-        <w:rPr>
-          <w:rFonts w:ascii="Arial" w:eastAsia="Times New Roman" w:hAnsi="Arial" w:cs="Arial"/>
-          <w:b/>
-          <w:bCs/>
-          <w:sz w:val="28"/>
-          <w:szCs w:val="28"/>
-        </w:rPr>
-        <w:t>Use Cases of PaaS</w:t>
-      </w:r>
-      <w:r>
-        <w:rPr>
-          <w:rFonts w:ascii="Arial" w:eastAsia="Times New Roman" w:hAnsi="Arial" w:cs="Arial"/>
-          <w:sz w:val="28"/>
-          <w:szCs w:val="28"/>
-        </w:rPr>
-        <w:t>:</w:t>
-      </w:r>
-    </w:p>
-    <w:p>
-      <w:pPr>
-        <w:pStyle w:val="ListParagraph"/>
-        <w:numPr>
-          <w:ilvl w:val="1"/>
-          <w:numId w:val="45"/>
-        </w:numPr>
-        <w:spacing w:after="0" w:line="276" w:lineRule="auto"/>
-        <w:rPr>
-          <w:rFonts w:ascii="Arial" w:eastAsia="Times New Roman" w:hAnsi="Arial" w:cs="Arial"/>
-          <w:sz w:val="28"/>
-          <w:szCs w:val="28"/>
-        </w:rPr>
-      </w:pPr>
-      <w:r>
-        <w:rPr>
-          <w:rFonts w:ascii="Arial" w:eastAsia="Times New Roman" w:hAnsi="Arial" w:cs="Arial"/>
-          <w:sz w:val="28"/>
-          <w:szCs w:val="28"/>
-        </w:rPr>
         <w:t>A category of internet and cloud-based services provides software development tools</w:t>
       </w:r>
     </w:p>
@@ -16423,6 +16543,7 @@
           <w:sz w:val="28"/>
           <w:szCs w:val="28"/>
         </w:rPr>
+        <w:lastRenderedPageBreak/>
         <w:t>It consists of:</w:t>
       </w:r>
     </w:p>
@@ -16608,7 +16729,6 @@
           <w:sz w:val="28"/>
           <w:szCs w:val="28"/>
         </w:rPr>
-        <w:lastRenderedPageBreak/>
         <w:t>MEVN Stack (MongoDB, Express.js, Vue.js, Node.js)</w:t>
       </w:r>
       <w:r>
@@ -17350,7 +17470,6 @@
           <w:sz w:val="28"/>
           <w:szCs w:val="28"/>
         </w:rPr>
-        <w:lastRenderedPageBreak/>
         <w:t xml:space="preserve">Malware Types </w:t>
       </w:r>
     </w:p>
@@ -18024,7 +18143,16 @@
                 <w:sz w:val="28"/>
                 <w:szCs w:val="28"/>
               </w:rPr>
-              <w:t xml:space="preserve"> Microsoft Word or Excel that automatically executes when the host document is opened</w:t>
+              <w:t xml:space="preserve"> Microsoft Word or Excel that automatically executes when </w:t>
+            </w:r>
+            <w:r>
+              <w:rPr>
+                <w:rFonts w:ascii="Arial" w:eastAsia="Times New Roman" w:hAnsi="Arial" w:cs="Arial"/>
+                <w:sz w:val="28"/>
+                <w:szCs w:val="28"/>
+              </w:rPr>
+              <w:lastRenderedPageBreak/>
+              <w:t>the host document is opened</w:t>
             </w:r>
             <w:r>
               <w:rPr>
@@ -18056,7 +18184,17 @@
                 <w:sz w:val="28"/>
                 <w:szCs w:val="28"/>
               </w:rPr>
-              <w:t>Attaches itself to document templates and macros rather than executable files; activates when the file is opened and macros are enabled</w:t>
+              <w:lastRenderedPageBreak/>
+              <w:t xml:space="preserve">Attaches itself to document templates and macros rather than executable </w:t>
+            </w:r>
+            <w:r>
+              <w:rPr>
+                <w:rFonts w:ascii="Arial" w:eastAsia="Times New Roman" w:hAnsi="Arial" w:cs="Arial"/>
+                <w:sz w:val="28"/>
+                <w:szCs w:val="28"/>
+              </w:rPr>
+              <w:lastRenderedPageBreak/>
+              <w:t>files; activates when the file is opened and macros are enabled</w:t>
             </w:r>
           </w:p>
         </w:tc>
@@ -18080,7 +18218,17 @@
                 <w:sz w:val="28"/>
                 <w:szCs w:val="28"/>
               </w:rPr>
-              <w:t>Spreads through infected email attachments, shared documents, or downloaded files; often relies on social engineering to trick users into enabling macros.</w:t>
+              <w:lastRenderedPageBreak/>
+              <w:t xml:space="preserve">Spreads through infected email attachments, shared documents, or </w:t>
+            </w:r>
+            <w:r>
+              <w:rPr>
+                <w:rFonts w:ascii="Arial" w:eastAsia="Times New Roman" w:hAnsi="Arial" w:cs="Arial"/>
+                <w:sz w:val="28"/>
+                <w:szCs w:val="28"/>
+              </w:rPr>
+              <w:lastRenderedPageBreak/>
+              <w:t>downloaded files; often relies on social engineering to trick users into enabling macros.</w:t>
             </w:r>
           </w:p>
         </w:tc>
@@ -18103,7 +18251,17 @@
                 <w:sz w:val="28"/>
                 <w:szCs w:val="28"/>
               </w:rPr>
-              <w:t>Melissa virus (1999) spread via infected Word documents attached to emails, which mass-emailed itself to contacts once opened.</w:t>
+              <w:lastRenderedPageBreak/>
+              <w:t>Melissa virus (1999) spread via infected Word documents attached to emails, which mass-</w:t>
+            </w:r>
+            <w:r>
+              <w:rPr>
+                <w:rFonts w:ascii="Arial" w:eastAsia="Times New Roman" w:hAnsi="Arial" w:cs="Arial"/>
+                <w:sz w:val="28"/>
+                <w:szCs w:val="28"/>
+              </w:rPr>
+              <w:lastRenderedPageBreak/>
+              <w:t>emailed itself to contacts once opened.</w:t>
             </w:r>
           </w:p>
           <w:p>
@@ -25726,7 +25884,6 @@
   <w:style w:type="character" w:default="1" w:styleId="DefaultParagraphFont">
     <w:name w:val="Default Paragraph Font"/>
     <w:uiPriority w:val="1"/>
-    <w:semiHidden/>
     <w:unhideWhenUsed/>
   </w:style>
   <w:style w:type="table" w:default="1" w:styleId="TableNormal">

--- a/Student_Notes.docx
+++ b/Student_Notes.docx
@@ -439,7 +439,21 @@
           <w:i/>
           <w:iCs/>
         </w:rPr>
-        <w:t>It is like a car that no longer receives new features such as CarPlay, but still gets essential safety recalls and fixes addressed.</w:t>
+        <w:t xml:space="preserve">It is like a car that no longer receives new features such as </w:t>
+      </w:r>
+      <w:r>
+        <w:rPr>
+          <w:i/>
+          <w:iCs/>
+        </w:rPr>
+        <w:t>CarPlay but</w:t>
+      </w:r>
+      <w:r>
+        <w:rPr>
+          <w:i/>
+          <w:iCs/>
+        </w:rPr>
+        <w:t xml:space="preserve"> still gets essential safety recalls and fixes addressed.</w:t>
       </w:r>
     </w:p>
     <w:p>
@@ -1260,7 +1274,14 @@
           <w:i/>
           <w:iCs/>
         </w:rPr>
-        <w:t>Angular gives you a full LEGO architecture system and says, "Follow this official building standard." Another way to see it: React is a set of power tools, Vue is a tool kit with a manual, and Angular is a prefab house kit where every wall, outlet, and door is pre-decided. Slower to learn, but a 50-person crew can build without arguing about where the outlets go. AngularJS versus Angular is like a 2010 car model and a 2016 model with the same name: same badge, completely different engine and parts, and the old one is no longer serviced.</w:t>
+        <w:t xml:space="preserve">Angular gives you a full LEGO architecture system and says, "Follow this official building standard." Another way to see it: React is a set of power tools, Vue is a tool kit with a manual, and Angular is a prefab house kit where every wall, outlet, and door is pre-decided. Slower to learn, but a 50-person crew can build without arguing about where the outlets go. AngularJS versus Angular is like a 2010 car model and a 2016 model with the same name: same badge, completely different engine and parts, and the </w:t>
+      </w:r>
+      <w:r>
+        <w:rPr>
+          <w:i/>
+          <w:iCs/>
+        </w:rPr>
+        <w:t>old one is no longer serviced.</w:t>
       </w:r>
     </w:p>
     <w:p>
@@ -1381,7 +1402,21 @@
           <w:i/>
           <w:iCs/>
         </w:rPr>
-        <w:t>HTML is the skeleton of a house, CSS is the paint and decor, and JavaScript is the electricity that makes things work. Tailwind is a ready-made set of paint swatches so you do not have to mix colors yourself.</w:t>
+        <w:t xml:space="preserve">HTML is the skeleton of a house, CSS is the paint and decor, and JavaScript is the electricity that makes things work. Tailwind is a ready-made set of paint </w:t>
+      </w:r>
+      <w:r>
+        <w:rPr>
+          <w:i/>
+          <w:iCs/>
+        </w:rPr>
+        <w:t>swatches,</w:t>
+      </w:r>
+      <w:r>
+        <w:rPr>
+          <w:i/>
+          <w:iCs/>
+        </w:rPr>
+        <w:t xml:space="preserve"> so you do not have to mix colors yourself.</w:t>
       </w:r>
     </w:p>
     <w:p>
@@ -1922,21 +1957,12 @@
             </w:tcMar>
           </w:tcPr>
           <w:p>
-            <w:proofErr w:type="spellStart"/>
-            <w:r>
-              <w:rPr>
-                <w:sz w:val="20"/>
-                <w:szCs w:val="20"/>
-              </w:rPr>
-              <w:t>CreateProcess</w:t>
-            </w:r>
-            <w:proofErr w:type="spellEnd"/>
-            <w:r>
-              <w:rPr>
-                <w:sz w:val="20"/>
-                <w:szCs w:val="20"/>
-              </w:rPr>
-              <w:t>()</w:t>
+            <w:r>
+              <w:rPr>
+                <w:sz w:val="20"/>
+                <w:szCs w:val="20"/>
+              </w:rPr>
+              <w:t>CreateProcess()</w:t>
             </w:r>
           </w:p>
         </w:tc>
@@ -1993,21 +2019,12 @@
             </w:tcMar>
           </w:tcPr>
           <w:p>
-            <w:proofErr w:type="spellStart"/>
-            <w:r>
-              <w:rPr>
-                <w:sz w:val="20"/>
-                <w:szCs w:val="20"/>
-              </w:rPr>
-              <w:t>TerminateProcess</w:t>
-            </w:r>
-            <w:proofErr w:type="spellEnd"/>
-            <w:r>
-              <w:rPr>
-                <w:sz w:val="20"/>
-                <w:szCs w:val="20"/>
-              </w:rPr>
-              <w:t>()</w:t>
+            <w:r>
+              <w:rPr>
+                <w:sz w:val="20"/>
+                <w:szCs w:val="20"/>
+              </w:rPr>
+              <w:t>TerminateProcess()</w:t>
             </w:r>
           </w:p>
         </w:tc>
@@ -2064,21 +2081,12 @@
             </w:tcMar>
           </w:tcPr>
           <w:p>
-            <w:proofErr w:type="spellStart"/>
-            <w:r>
-              <w:rPr>
-                <w:sz w:val="20"/>
-                <w:szCs w:val="20"/>
-              </w:rPr>
-              <w:t>ExitProcess</w:t>
-            </w:r>
-            <w:proofErr w:type="spellEnd"/>
-            <w:r>
-              <w:rPr>
-                <w:sz w:val="20"/>
-                <w:szCs w:val="20"/>
-              </w:rPr>
-              <w:t>()</w:t>
+            <w:r>
+              <w:rPr>
+                <w:sz w:val="20"/>
+                <w:szCs w:val="20"/>
+              </w:rPr>
+              <w:t>ExitProcess()</w:t>
             </w:r>
           </w:p>
         </w:tc>
@@ -2141,15 +2149,7 @@
         <w:t>Key concept:</w:t>
       </w:r>
       <w:r>
-        <w:t xml:space="preserve"> Linux separates "copy this process" (fork) from "run a new program" (exec). Windows combines both into </w:t>
-      </w:r>
-      <w:proofErr w:type="spellStart"/>
-      <w:r>
-        <w:t>CreateProcess</w:t>
-      </w:r>
-      <w:proofErr w:type="spellEnd"/>
-      <w:r>
-        <w:t>().</w:t>
+        <w:t xml:space="preserve"> Linux separates "copy this process" (fork) from "run a new program" (exec). Windows combines both into CreateProcess().</w:t>
       </w:r>
     </w:p>
     <w:p>
@@ -2607,21 +2607,12 @@
             </w:tcMar>
           </w:tcPr>
           <w:p>
-            <w:proofErr w:type="spellStart"/>
-            <w:r>
-              <w:rPr>
-                <w:sz w:val="20"/>
-                <w:szCs w:val="20"/>
-              </w:rPr>
-              <w:t>CreateFile</w:t>
-            </w:r>
-            <w:proofErr w:type="spellEnd"/>
-            <w:r>
-              <w:rPr>
-                <w:sz w:val="20"/>
-                <w:szCs w:val="20"/>
-              </w:rPr>
-              <w:t>()</w:t>
+            <w:r>
+              <w:rPr>
+                <w:sz w:val="20"/>
+                <w:szCs w:val="20"/>
+              </w:rPr>
+              <w:t>CreateFile()</w:t>
             </w:r>
           </w:p>
         </w:tc>
@@ -2678,21 +2669,12 @@
             </w:tcMar>
           </w:tcPr>
           <w:p>
-            <w:proofErr w:type="spellStart"/>
-            <w:r>
-              <w:rPr>
-                <w:sz w:val="20"/>
-                <w:szCs w:val="20"/>
-              </w:rPr>
-              <w:t>ReadFile</w:t>
-            </w:r>
-            <w:proofErr w:type="spellEnd"/>
-            <w:r>
-              <w:rPr>
-                <w:sz w:val="20"/>
-                <w:szCs w:val="20"/>
-              </w:rPr>
-              <w:t>()</w:t>
+            <w:r>
+              <w:rPr>
+                <w:sz w:val="20"/>
+                <w:szCs w:val="20"/>
+              </w:rPr>
+              <w:t>ReadFile()</w:t>
             </w:r>
           </w:p>
         </w:tc>
@@ -2749,21 +2731,12 @@
             </w:tcMar>
           </w:tcPr>
           <w:p>
-            <w:proofErr w:type="spellStart"/>
-            <w:r>
-              <w:rPr>
-                <w:sz w:val="20"/>
-                <w:szCs w:val="20"/>
-              </w:rPr>
-              <w:t>WriteFile</w:t>
-            </w:r>
-            <w:proofErr w:type="spellEnd"/>
-            <w:r>
-              <w:rPr>
-                <w:sz w:val="20"/>
-                <w:szCs w:val="20"/>
-              </w:rPr>
-              <w:t>()</w:t>
+            <w:r>
+              <w:rPr>
+                <w:sz w:val="20"/>
+                <w:szCs w:val="20"/>
+              </w:rPr>
+              <w:t>WriteFile()</w:t>
             </w:r>
           </w:p>
         </w:tc>
@@ -2820,21 +2793,12 @@
             </w:tcMar>
           </w:tcPr>
           <w:p>
-            <w:proofErr w:type="spellStart"/>
-            <w:r>
-              <w:rPr>
-                <w:sz w:val="20"/>
-                <w:szCs w:val="20"/>
-              </w:rPr>
-              <w:t>CloseHandle</w:t>
-            </w:r>
-            <w:proofErr w:type="spellEnd"/>
-            <w:r>
-              <w:rPr>
-                <w:sz w:val="20"/>
-                <w:szCs w:val="20"/>
-              </w:rPr>
-              <w:t>()</w:t>
+            <w:r>
+              <w:rPr>
+                <w:sz w:val="20"/>
+                <w:szCs w:val="20"/>
+              </w:rPr>
+              <w:t>CloseHandle()</w:t>
             </w:r>
           </w:p>
         </w:tc>
@@ -2874,7 +2838,14 @@
                 <w:sz w:val="20"/>
                 <w:szCs w:val="20"/>
               </w:rPr>
-              <w:t>Releases the handle, equivalent to Linux close(). Used for files, processes, and more.</w:t>
+              <w:t>Releases the handle, equivalent to Linux close(</w:t>
+            </w:r>
+            <w:r>
+              <w:rPr>
+                <w:sz w:val="20"/>
+                <w:szCs w:val="20"/>
+              </w:rPr>
+              <w:t>). Used for files, processes, and more.</w:t>
             </w:r>
           </w:p>
         </w:tc>
@@ -2891,21 +2862,12 @@
             </w:tcMar>
           </w:tcPr>
           <w:p>
-            <w:proofErr w:type="spellStart"/>
-            <w:r>
-              <w:rPr>
-                <w:sz w:val="20"/>
-                <w:szCs w:val="20"/>
-              </w:rPr>
-              <w:t>DeleteFile</w:t>
-            </w:r>
-            <w:proofErr w:type="spellEnd"/>
-            <w:r>
-              <w:rPr>
-                <w:sz w:val="20"/>
-                <w:szCs w:val="20"/>
-              </w:rPr>
-              <w:t>()</w:t>
+            <w:r>
+              <w:rPr>
+                <w:sz w:val="20"/>
+                <w:szCs w:val="20"/>
+              </w:rPr>
+              <w:t>DeleteFile()</w:t>
             </w:r>
           </w:p>
         </w:tc>
@@ -3133,7 +3095,14 @@
           <w:i/>
           <w:iCs/>
         </w:rPr>
-        <w:t>ROM is a printed book: the words are permanent. RAM is a whiteboard: fast to write on and read from, but wiped clean when the power goes off.</w:t>
+        <w:t>ROM is a printed book: the words are permanent. RAM is a whiteboard: fast to write on and read from, but</w:t>
+      </w:r>
+      <w:r>
+        <w:rPr>
+          <w:i/>
+          <w:iCs/>
+        </w:rPr>
+        <w:t xml:space="preserve"> wiped clean when the power goes off.</w:t>
       </w:r>
     </w:p>
     <w:p>
@@ -3574,10 +3543,7 @@
         <w:spacing w:after="40"/>
       </w:pPr>
       <w:r>
-        <w:t>L</w:t>
-      </w:r>
-      <w:r>
-        <w:t>arge capacity at low cost, but faster than a plain hard drive</w:t>
+        <w:t>Large capacity at low cost, but faster than a plain hard drive</w:t>
       </w:r>
     </w:p>
     <w:p>
@@ -4576,7 +4542,14 @@
           <w:i/>
           <w:iCs/>
         </w:rPr>
-        <w:t>Imagine a set of notebooks. RAID 0 splits your essay across two notebooks so two people can write at once (fast, but lose one notebook and the essay is ruined). RAID 1 is writing the whole essay in two notebooks at the same time (lose one, you still have it). RAID 5 spreads the essay across several notebooks and adds a "cheat sheet" of clues so any single lost notebook can be rebuilt. RAID 6 keeps two cheat sheets, so two notebooks can be lost. RAID 10 is pairs of duplicate notebooks with the essay split across the pairs.</w:t>
+        <w:t>Imagine a set of notebooks. RAID 0 splits your essay across two notebooks so two people can write at once (fast, but</w:t>
+      </w:r>
+      <w:r>
+        <w:rPr>
+          <w:i/>
+          <w:iCs/>
+        </w:rPr>
+        <w:t xml:space="preserve"> lose one notebook and the essay is ruined). RAID 1 is writing the whole essay in two notebooks at the same time (lose one, you still have it). RAID 5 spreads the essay across several notebooks and adds a "cheat sheet" of clues so any single lost notebook can be rebuilt. RAID 6 keeps two cheat sheets, so two notebooks can be lost. RAID 10 is pairs of duplicate notebooks with the essay split across the pairs.</w:t>
       </w:r>
     </w:p>
     <w:p>
@@ -4704,15 +4677,7 @@
         <w:t>Type 1 hypervisor (bare metal)</w:t>
       </w:r>
       <w:r>
-        <w:t xml:space="preserve"> runs directly on the host hardware. Examples: VMware </w:t>
-      </w:r>
-      <w:proofErr w:type="spellStart"/>
-      <w:r>
-        <w:t>ESXi</w:t>
-      </w:r>
-      <w:proofErr w:type="spellEnd"/>
-      <w:r>
-        <w:t>, Microsoft Hyper-V (server), KVM, Xen.</w:t>
+        <w:t xml:space="preserve"> runs directly on the host hardware. Examples: VMware ESXi, Microsoft Hyper-V (server), KVM, Xen.</w:t>
       </w:r>
     </w:p>
     <w:p>
@@ -4913,839 +4878,9 @@
     </w:p>
     <w:p>
       <w:pPr>
-        <w:pStyle w:val="Heading2"/>
-      </w:pPr>
-      <w:r>
-        <w:t>Application Virtualization</w:t>
-      </w:r>
-    </w:p>
-    <w:p>
-      <w:pPr>
-        <w:spacing w:after="80"/>
-      </w:pPr>
-      <w:r>
-        <w:t>Application virtualization runs a program in a layer that separates it from the underlying operating system, so the app behaves as if it were installed locally even when it is not, or runs on a platform it was never written for. Unlike a VM, you do not virtualize a whole computer; you virtualize just the application.</w:t>
-      </w:r>
-    </w:p>
-    <w:p>
-      <w:pPr>
-        <w:pStyle w:val="Heading3"/>
-      </w:pPr>
-      <w:r>
-        <w:t>Types of Application Virtualization</w:t>
-      </w:r>
-    </w:p>
-    <w:p>
-      <w:pPr>
-        <w:pStyle w:val="ListParagraph"/>
-        <w:numPr>
-          <w:ilvl w:val="0"/>
-          <w:numId w:val="2"/>
-        </w:numPr>
-        <w:spacing w:after="40"/>
-      </w:pPr>
-      <w:r>
-        <w:rPr>
-          <w:b/>
-          <w:bCs/>
-        </w:rPr>
-        <w:t>Application streaming:</w:t>
-      </w:r>
-      <w:r>
-        <w:t xml:space="preserve"> the app is stored on a server and delivered to the user's device on demand, piece by piece, rather than being fully installed. Examples: Microsoft App-V, Citrix Virtual Apps.</w:t>
-      </w:r>
-    </w:p>
-    <w:p>
-      <w:pPr>
-        <w:pStyle w:val="ListParagraph"/>
-        <w:numPr>
-          <w:ilvl w:val="0"/>
-          <w:numId w:val="2"/>
-        </w:numPr>
-        <w:spacing w:after="40"/>
-      </w:pPr>
-      <w:r>
-        <w:rPr>
-          <w:b/>
-          <w:bCs/>
-        </w:rPr>
-        <w:t>Application sandboxing (isolation):</w:t>
-      </w:r>
-      <w:r>
-        <w:t xml:space="preserve"> the app runs inside its own protected bubble so it cannot change system files or conflict with other programs. Examples: Windows Sandbox, browser sandboxes, </w:t>
-      </w:r>
-      <w:proofErr w:type="spellStart"/>
-      <w:r>
-        <w:t>Sandboxie</w:t>
-      </w:r>
-      <w:proofErr w:type="spellEnd"/>
-      <w:r>
-        <w:t>.</w:t>
-      </w:r>
-    </w:p>
-    <w:p>
-      <w:pPr>
-        <w:pStyle w:val="ListParagraph"/>
-        <w:numPr>
-          <w:ilvl w:val="0"/>
-          <w:numId w:val="2"/>
-        </w:numPr>
-        <w:spacing w:after="40"/>
-      </w:pPr>
-      <w:r>
-        <w:rPr>
-          <w:b/>
-          <w:bCs/>
-        </w:rPr>
-        <w:t>Remote application delivery:</w:t>
-      </w:r>
-      <w:r>
-        <w:t xml:space="preserve"> the app actually runs on a server and only the screen, keyboard, and mouse travel to the user. Examples: Citrix, Microsoft RemoteApp, Azure Virtual Desktop app publishing.</w:t>
-      </w:r>
-    </w:p>
-    <w:p>
-      <w:pPr>
-        <w:pStyle w:val="ListParagraph"/>
-        <w:numPr>
-          <w:ilvl w:val="0"/>
-          <w:numId w:val="2"/>
-        </w:numPr>
-        <w:spacing w:after="40"/>
-      </w:pPr>
-      <w:r>
-        <w:rPr>
-          <w:b/>
-          <w:bCs/>
-        </w:rPr>
-        <w:t>Cross-platform virtualization (compatibility layers and translation):</w:t>
-      </w:r>
-      <w:r>
-        <w:t xml:space="preserve"> lets software written for one operating system or CPU architecture run on a different one</w:t>
-      </w:r>
-    </w:p>
-    <w:p>
-      <w:pPr>
-        <w:pStyle w:val="ListParagraph"/>
-        <w:numPr>
-          <w:ilvl w:val="1"/>
-          <w:numId w:val="2"/>
-        </w:numPr>
-        <w:spacing w:after="40"/>
-      </w:pPr>
-      <w:r>
-        <w:rPr>
-          <w:b/>
-          <w:bCs/>
-        </w:rPr>
-        <w:t>Wine</w:t>
-      </w:r>
-      <w:r>
-        <w:t xml:space="preserve"> and </w:t>
-      </w:r>
-      <w:proofErr w:type="spellStart"/>
-      <w:r>
-        <w:rPr>
-          <w:b/>
-          <w:bCs/>
-        </w:rPr>
-        <w:t>CrossOver</w:t>
-      </w:r>
-      <w:proofErr w:type="spellEnd"/>
-      <w:r>
-        <w:t xml:space="preserve"> run Windows applications on Linux and macOS by translating Windows API calls into Linux/macOS calls, with no Windows copy needed</w:t>
-      </w:r>
-    </w:p>
-    <w:p>
-      <w:pPr>
-        <w:pStyle w:val="ListParagraph"/>
-        <w:numPr>
-          <w:ilvl w:val="1"/>
-          <w:numId w:val="2"/>
-        </w:numPr>
-        <w:spacing w:after="40"/>
-      </w:pPr>
-      <w:r>
-        <w:rPr>
-          <w:b/>
-          <w:bCs/>
-        </w:rPr>
-        <w:t>Apple Rosetta 2</w:t>
-      </w:r>
-      <w:r>
-        <w:t xml:space="preserve"> translates apps built for Intel (x86) processors so they run on Apple Silicon (ARM) Macs</w:t>
-      </w:r>
-    </w:p>
-    <w:p>
-      <w:pPr>
-        <w:pStyle w:val="ListParagraph"/>
-        <w:numPr>
-          <w:ilvl w:val="1"/>
-          <w:numId w:val="2"/>
-        </w:numPr>
-        <w:spacing w:after="40"/>
-      </w:pPr>
-      <w:r>
-        <w:rPr>
-          <w:b/>
-          <w:bCs/>
-        </w:rPr>
-        <w:t>Windows on ARM x86 emulation</w:t>
-      </w:r>
-      <w:r>
-        <w:t xml:space="preserve"> runs traditional x86 Windows apps on ARM-based Windows laptops</w:t>
-      </w:r>
-    </w:p>
-    <w:p>
-      <w:pPr>
-        <w:pStyle w:val="ListParagraph"/>
-        <w:numPr>
-          <w:ilvl w:val="1"/>
-          <w:numId w:val="2"/>
-        </w:numPr>
-        <w:spacing w:after="40"/>
-      </w:pPr>
-      <w:r>
-        <w:rPr>
-          <w:b/>
-          <w:bCs/>
-        </w:rPr>
-        <w:t>Emulators</w:t>
-      </w:r>
-      <w:r>
-        <w:t xml:space="preserve"> (game console emulators, Android emulators such as those in Android Studio) recreate a different platform in software</w:t>
-      </w:r>
-    </w:p>
-    <w:p>
-      <w:pPr>
-        <w:pStyle w:val="ListParagraph"/>
-        <w:numPr>
-          <w:ilvl w:val="1"/>
-          <w:numId w:val="2"/>
-        </w:numPr>
-        <w:spacing w:after="40"/>
-      </w:pPr>
-      <w:r>
-        <w:rPr>
-          <w:b/>
-          <w:bCs/>
-        </w:rPr>
-        <w:t>Java Virtual Machine (JVM)</w:t>
-      </w:r>
-      <w:r>
-        <w:t xml:space="preserve"> and </w:t>
-      </w:r>
-      <w:r>
-        <w:rPr>
-          <w:b/>
-          <w:bCs/>
-        </w:rPr>
-        <w:t>.NET runtime</w:t>
-      </w:r>
-      <w:r>
-        <w:t xml:space="preserve"> are also cross-platform virtualization: "write once, run anywhere" because the code runs on a virtual machine layer instead of directly on the OS</w:t>
-      </w:r>
-    </w:p>
-    <w:p>
-      <w:pPr>
-        <w:pBdr>
-          <w:left w:val="single" w:sz="18" w:space="6" w:color="1F4E79"/>
-        </w:pBdr>
-        <w:shd w:val="clear" w:color="auto" w:fill="EAF2FB"/>
-        <w:spacing w:before="60" w:after="140"/>
-        <w:ind w:left="360"/>
-      </w:pPr>
-      <w:r>
-        <w:rPr>
-          <w:b/>
-          <w:bCs/>
-          <w:color w:val="1F4E79"/>
-        </w:rPr>
-        <w:t xml:space="preserve">Analogy: </w:t>
-      </w:r>
-      <w:r>
-        <w:rPr>
-          <w:i/>
-          <w:iCs/>
-        </w:rPr>
-        <w:t>Cross-platform virtualization is a live interpreter at a meeting. The speaker (the app) talks in English (Windows API calls). The interpreter (Wine or Rosetta) translates each sentence into Spanish (macOS or ARM instructions) on the fly. The listener never needs to learn English, and the speaker never needs to learn Spanish. Application streaming is more like Netflix: you do not download the whole movie before watching; it arrives as you go.</w:t>
-      </w:r>
-    </w:p>
-    <w:p>
-      <w:pPr>
-        <w:pStyle w:val="Heading3"/>
-      </w:pPr>
-      <w:r>
-        <w:t>Virtualization at a Glance</w:t>
-      </w:r>
-    </w:p>
-    <w:tbl>
-      <w:tblPr>
-        <w:tblW w:w="9360" w:type="dxa"/>
-        <w:tblBorders>
-          <w:top w:val="single" w:sz="4" w:space="0" w:color="auto"/>
-          <w:left w:val="single" w:sz="4" w:space="0" w:color="auto"/>
-          <w:bottom w:val="single" w:sz="4" w:space="0" w:color="auto"/>
-          <w:right w:val="single" w:sz="4" w:space="0" w:color="auto"/>
-          <w:insideH w:val="single" w:sz="4" w:space="0" w:color="auto"/>
-          <w:insideV w:val="single" w:sz="4" w:space="0" w:color="auto"/>
-        </w:tblBorders>
-        <w:tblCellMar>
-          <w:left w:w="10" w:type="dxa"/>
-          <w:right w:w="10" w:type="dxa"/>
-        </w:tblCellMar>
-        <w:tblLook w:val="04A0" w:firstRow="1" w:lastRow="0" w:firstColumn="1" w:lastColumn="0" w:noHBand="0" w:noVBand="1"/>
-      </w:tblPr>
-      <w:tblGrid>
-        <w:gridCol w:w="2499"/>
-        <w:gridCol w:w="2634"/>
-        <w:gridCol w:w="1757"/>
-        <w:gridCol w:w="2470"/>
-      </w:tblGrid>
-      <w:tr>
-        <w:trPr>
-          <w:tblHeader/>
-        </w:trPr>
-        <w:tc>
-          <w:tcPr>
-            <w:tcW w:w="0" w:type="dxa"/>
-            <w:shd w:val="clear" w:color="auto" w:fill="1F4E79"/>
-            <w:tcMar>
-              <w:top w:w="60" w:type="dxa"/>
-              <w:left w:w="100" w:type="dxa"/>
-              <w:bottom w:w="60" w:type="dxa"/>
-              <w:right w:w="100" w:type="dxa"/>
-            </w:tcMar>
-          </w:tcPr>
-          <w:p>
-            <w:r>
-              <w:rPr>
-                <w:b/>
-                <w:bCs/>
-                <w:color w:val="FFFFFF"/>
-                <w:sz w:val="20"/>
-                <w:szCs w:val="20"/>
-              </w:rPr>
-              <w:t>Type</w:t>
-            </w:r>
-          </w:p>
-        </w:tc>
-        <w:tc>
-          <w:tcPr>
-            <w:tcW w:w="0" w:type="dxa"/>
-            <w:shd w:val="clear" w:color="auto" w:fill="1F4E79"/>
-            <w:tcMar>
-              <w:top w:w="60" w:type="dxa"/>
-              <w:left w:w="100" w:type="dxa"/>
-              <w:bottom w:w="60" w:type="dxa"/>
-              <w:right w:w="100" w:type="dxa"/>
-            </w:tcMar>
-          </w:tcPr>
-          <w:p>
-            <w:r>
-              <w:rPr>
-                <w:b/>
-                <w:bCs/>
-                <w:color w:val="FFFFFF"/>
-                <w:sz w:val="20"/>
-                <w:szCs w:val="20"/>
-              </w:rPr>
-              <w:t>What is virtualized</w:t>
-            </w:r>
-          </w:p>
-        </w:tc>
-        <w:tc>
-          <w:tcPr>
-            <w:tcW w:w="0" w:type="dxa"/>
-            <w:shd w:val="clear" w:color="auto" w:fill="1F4E79"/>
-            <w:tcMar>
-              <w:top w:w="60" w:type="dxa"/>
-              <w:left w:w="100" w:type="dxa"/>
-              <w:bottom w:w="60" w:type="dxa"/>
-              <w:right w:w="100" w:type="dxa"/>
-            </w:tcMar>
-          </w:tcPr>
-          <w:p>
-            <w:r>
-              <w:rPr>
-                <w:b/>
-                <w:bCs/>
-                <w:color w:val="FFFFFF"/>
-                <w:sz w:val="20"/>
-                <w:szCs w:val="20"/>
-              </w:rPr>
-              <w:t>Includes a guest OS?</w:t>
-            </w:r>
-          </w:p>
-        </w:tc>
-        <w:tc>
-          <w:tcPr>
-            <w:tcW w:w="0" w:type="dxa"/>
-            <w:shd w:val="clear" w:color="auto" w:fill="1F4E79"/>
-            <w:tcMar>
-              <w:top w:w="60" w:type="dxa"/>
-              <w:left w:w="100" w:type="dxa"/>
-              <w:bottom w:w="60" w:type="dxa"/>
-              <w:right w:w="100" w:type="dxa"/>
-            </w:tcMar>
-          </w:tcPr>
-          <w:p>
-            <w:r>
-              <w:rPr>
-                <w:b/>
-                <w:bCs/>
-                <w:color w:val="FFFFFF"/>
-                <w:sz w:val="20"/>
-                <w:szCs w:val="20"/>
-              </w:rPr>
-              <w:t>Typical examples</w:t>
-            </w:r>
-          </w:p>
-        </w:tc>
-      </w:tr>
-      <w:tr>
-        <w:tc>
-          <w:tcPr>
-            <w:tcW w:w="0" w:type="dxa"/>
-            <w:tcMar>
-              <w:top w:w="60" w:type="dxa"/>
-              <w:left w:w="100" w:type="dxa"/>
-              <w:bottom w:w="60" w:type="dxa"/>
-              <w:right w:w="100" w:type="dxa"/>
-            </w:tcMar>
-          </w:tcPr>
-          <w:p>
-            <w:r>
-              <w:rPr>
-                <w:sz w:val="20"/>
-                <w:szCs w:val="20"/>
-              </w:rPr>
-              <w:t>Virtual machine</w:t>
-            </w:r>
-          </w:p>
-        </w:tc>
-        <w:tc>
-          <w:tcPr>
-            <w:tcW w:w="0" w:type="dxa"/>
-            <w:tcMar>
-              <w:top w:w="60" w:type="dxa"/>
-              <w:left w:w="100" w:type="dxa"/>
-              <w:bottom w:w="60" w:type="dxa"/>
-              <w:right w:w="100" w:type="dxa"/>
-            </w:tcMar>
-          </w:tcPr>
-          <w:p>
-            <w:r>
-              <w:rPr>
-                <w:sz w:val="20"/>
-                <w:szCs w:val="20"/>
-              </w:rPr>
-              <w:t>An entire computer (CPU, RAM, disk, OS)</w:t>
-            </w:r>
-          </w:p>
-        </w:tc>
-        <w:tc>
-          <w:tcPr>
-            <w:tcW w:w="0" w:type="dxa"/>
-            <w:tcMar>
-              <w:top w:w="60" w:type="dxa"/>
-              <w:left w:w="100" w:type="dxa"/>
-              <w:bottom w:w="60" w:type="dxa"/>
-              <w:right w:w="100" w:type="dxa"/>
-            </w:tcMar>
-          </w:tcPr>
-          <w:p>
-            <w:r>
-              <w:rPr>
-                <w:sz w:val="20"/>
-                <w:szCs w:val="20"/>
-              </w:rPr>
-              <w:t>Yes</w:t>
-            </w:r>
-          </w:p>
-        </w:tc>
-        <w:tc>
-          <w:tcPr>
-            <w:tcW w:w="0" w:type="dxa"/>
-            <w:tcMar>
-              <w:top w:w="60" w:type="dxa"/>
-              <w:left w:w="100" w:type="dxa"/>
-              <w:bottom w:w="60" w:type="dxa"/>
-              <w:right w:w="100" w:type="dxa"/>
-            </w:tcMar>
-          </w:tcPr>
-          <w:p>
-            <w:r>
-              <w:rPr>
-                <w:sz w:val="20"/>
-                <w:szCs w:val="20"/>
-              </w:rPr>
-              <w:t>Parallels, VMware, Hyper-V, VirtualBox</w:t>
-            </w:r>
-          </w:p>
-        </w:tc>
-      </w:tr>
-      <w:tr>
-        <w:tc>
-          <w:tcPr>
-            <w:tcW w:w="0" w:type="dxa"/>
-            <w:tcMar>
-              <w:top w:w="60" w:type="dxa"/>
-              <w:left w:w="100" w:type="dxa"/>
-              <w:bottom w:w="60" w:type="dxa"/>
-              <w:right w:w="100" w:type="dxa"/>
-            </w:tcMar>
-          </w:tcPr>
-          <w:p>
-            <w:r>
-              <w:rPr>
-                <w:sz w:val="20"/>
-                <w:szCs w:val="20"/>
-              </w:rPr>
-              <w:lastRenderedPageBreak/>
-              <w:t>Container</w:t>
-            </w:r>
-          </w:p>
-        </w:tc>
-        <w:tc>
-          <w:tcPr>
-            <w:tcW w:w="0" w:type="dxa"/>
-            <w:tcMar>
-              <w:top w:w="60" w:type="dxa"/>
-              <w:left w:w="100" w:type="dxa"/>
-              <w:bottom w:w="60" w:type="dxa"/>
-              <w:right w:w="100" w:type="dxa"/>
-            </w:tcMar>
-          </w:tcPr>
-          <w:p>
-            <w:r>
-              <w:rPr>
-                <w:sz w:val="20"/>
-                <w:szCs w:val="20"/>
-              </w:rPr>
-              <w:t>An application plus its dependencies</w:t>
-            </w:r>
-          </w:p>
-        </w:tc>
-        <w:tc>
-          <w:tcPr>
-            <w:tcW w:w="0" w:type="dxa"/>
-            <w:tcMar>
-              <w:top w:w="60" w:type="dxa"/>
-              <w:left w:w="100" w:type="dxa"/>
-              <w:bottom w:w="60" w:type="dxa"/>
-              <w:right w:w="100" w:type="dxa"/>
-            </w:tcMar>
-          </w:tcPr>
-          <w:p>
-            <w:r>
-              <w:rPr>
-                <w:sz w:val="20"/>
-                <w:szCs w:val="20"/>
-              </w:rPr>
-              <w:t>No (shares host kernel)</w:t>
-            </w:r>
-          </w:p>
-        </w:tc>
-        <w:tc>
-          <w:tcPr>
-            <w:tcW w:w="0" w:type="dxa"/>
-            <w:tcMar>
-              <w:top w:w="60" w:type="dxa"/>
-              <w:left w:w="100" w:type="dxa"/>
-              <w:bottom w:w="60" w:type="dxa"/>
-              <w:right w:w="100" w:type="dxa"/>
-            </w:tcMar>
-          </w:tcPr>
-          <w:p>
-            <w:r>
-              <w:rPr>
-                <w:sz w:val="20"/>
-                <w:szCs w:val="20"/>
-              </w:rPr>
-              <w:t>Docker, Kubernetes</w:t>
-            </w:r>
-          </w:p>
-        </w:tc>
-      </w:tr>
-      <w:tr>
-        <w:tc>
-          <w:tcPr>
-            <w:tcW w:w="0" w:type="dxa"/>
-            <w:tcMar>
-              <w:top w:w="60" w:type="dxa"/>
-              <w:left w:w="100" w:type="dxa"/>
-              <w:bottom w:w="60" w:type="dxa"/>
-              <w:right w:w="100" w:type="dxa"/>
-            </w:tcMar>
-          </w:tcPr>
-          <w:p>
-            <w:r>
-              <w:rPr>
-                <w:sz w:val="20"/>
-                <w:szCs w:val="20"/>
-              </w:rPr>
-              <w:t>Application virtualization</w:t>
-            </w:r>
-          </w:p>
-        </w:tc>
-        <w:tc>
-          <w:tcPr>
-            <w:tcW w:w="0" w:type="dxa"/>
-            <w:tcMar>
-              <w:top w:w="60" w:type="dxa"/>
-              <w:left w:w="100" w:type="dxa"/>
-              <w:bottom w:w="60" w:type="dxa"/>
-              <w:right w:w="100" w:type="dxa"/>
-            </w:tcMar>
-          </w:tcPr>
-          <w:p>
-            <w:r>
-              <w:rPr>
-                <w:sz w:val="20"/>
-                <w:szCs w:val="20"/>
-              </w:rPr>
-              <w:t>A single application, isolated or translated</w:t>
-            </w:r>
-          </w:p>
-        </w:tc>
-        <w:tc>
-          <w:tcPr>
-            <w:tcW w:w="0" w:type="dxa"/>
-            <w:tcMar>
-              <w:top w:w="60" w:type="dxa"/>
-              <w:left w:w="100" w:type="dxa"/>
-              <w:bottom w:w="60" w:type="dxa"/>
-              <w:right w:w="100" w:type="dxa"/>
-            </w:tcMar>
-          </w:tcPr>
-          <w:p>
-            <w:r>
-              <w:rPr>
-                <w:sz w:val="20"/>
-                <w:szCs w:val="20"/>
-              </w:rPr>
-              <w:t>No</w:t>
-            </w:r>
-          </w:p>
-        </w:tc>
-        <w:tc>
-          <w:tcPr>
-            <w:tcW w:w="0" w:type="dxa"/>
-            <w:tcMar>
-              <w:top w:w="60" w:type="dxa"/>
-              <w:left w:w="100" w:type="dxa"/>
-              <w:bottom w:w="60" w:type="dxa"/>
-              <w:right w:w="100" w:type="dxa"/>
-            </w:tcMar>
-          </w:tcPr>
-          <w:p>
-            <w:r>
-              <w:rPr>
-                <w:sz w:val="20"/>
-                <w:szCs w:val="20"/>
-              </w:rPr>
-              <w:t>App-V, Citrix, Wine, Rosetta 2, JVM</w:t>
-            </w:r>
-          </w:p>
-        </w:tc>
-      </w:tr>
-      <w:tr>
-        <w:tc>
-          <w:tcPr>
-            <w:tcW w:w="0" w:type="dxa"/>
-            <w:tcMar>
-              <w:top w:w="60" w:type="dxa"/>
-              <w:left w:w="100" w:type="dxa"/>
-              <w:bottom w:w="60" w:type="dxa"/>
-              <w:right w:w="100" w:type="dxa"/>
-            </w:tcMar>
-          </w:tcPr>
-          <w:p>
-            <w:r>
-              <w:rPr>
-                <w:sz w:val="20"/>
-                <w:szCs w:val="20"/>
-              </w:rPr>
-              <w:t>Desktop virtualization (VDI / DaaS)</w:t>
-            </w:r>
-          </w:p>
-        </w:tc>
-        <w:tc>
-          <w:tcPr>
-            <w:tcW w:w="0" w:type="dxa"/>
-            <w:tcMar>
-              <w:top w:w="60" w:type="dxa"/>
-              <w:left w:w="100" w:type="dxa"/>
-              <w:bottom w:w="60" w:type="dxa"/>
-              <w:right w:w="100" w:type="dxa"/>
-            </w:tcMar>
-          </w:tcPr>
-          <w:p>
-            <w:r>
-              <w:rPr>
-                <w:sz w:val="20"/>
-                <w:szCs w:val="20"/>
-              </w:rPr>
-              <w:t>A user's whole desktop, hosted on a server</w:t>
-            </w:r>
-          </w:p>
-        </w:tc>
-        <w:tc>
-          <w:tcPr>
-            <w:tcW w:w="0" w:type="dxa"/>
-            <w:tcMar>
-              <w:top w:w="60" w:type="dxa"/>
-              <w:left w:w="100" w:type="dxa"/>
-              <w:bottom w:w="60" w:type="dxa"/>
-              <w:right w:w="100" w:type="dxa"/>
-            </w:tcMar>
-          </w:tcPr>
-          <w:p>
-            <w:r>
-              <w:rPr>
-                <w:sz w:val="20"/>
-                <w:szCs w:val="20"/>
-              </w:rPr>
-              <w:t>Yes (on the server)</w:t>
-            </w:r>
-          </w:p>
-        </w:tc>
-        <w:tc>
-          <w:tcPr>
-            <w:tcW w:w="0" w:type="dxa"/>
-            <w:tcMar>
-              <w:top w:w="60" w:type="dxa"/>
-              <w:left w:w="100" w:type="dxa"/>
-              <w:bottom w:w="60" w:type="dxa"/>
-              <w:right w:w="100" w:type="dxa"/>
-            </w:tcMar>
-          </w:tcPr>
-          <w:p>
-            <w:r>
-              <w:rPr>
-                <w:sz w:val="20"/>
-                <w:szCs w:val="20"/>
-              </w:rPr>
-              <w:t xml:space="preserve">Azure Virtual Desktop, Amazon </w:t>
-            </w:r>
-            <w:proofErr w:type="spellStart"/>
-            <w:r>
-              <w:rPr>
-                <w:sz w:val="20"/>
-                <w:szCs w:val="20"/>
-              </w:rPr>
-              <w:t>WorkSpaces</w:t>
-            </w:r>
-            <w:proofErr w:type="spellEnd"/>
-            <w:r>
-              <w:rPr>
-                <w:sz w:val="20"/>
-                <w:szCs w:val="20"/>
-              </w:rPr>
-              <w:t>, Citrix</w:t>
-            </w:r>
-          </w:p>
-        </w:tc>
-      </w:tr>
-      <w:tr>
-        <w:tc>
-          <w:tcPr>
-            <w:tcW w:w="0" w:type="dxa"/>
-            <w:tcMar>
-              <w:top w:w="60" w:type="dxa"/>
-              <w:left w:w="100" w:type="dxa"/>
-              <w:bottom w:w="60" w:type="dxa"/>
-              <w:right w:w="100" w:type="dxa"/>
-            </w:tcMar>
-          </w:tcPr>
-          <w:p>
-            <w:r>
-              <w:rPr>
-                <w:sz w:val="20"/>
-                <w:szCs w:val="20"/>
-              </w:rPr>
-              <w:t>Storage virtualization</w:t>
-            </w:r>
-          </w:p>
-        </w:tc>
-        <w:tc>
-          <w:tcPr>
-            <w:tcW w:w="0" w:type="dxa"/>
-            <w:tcMar>
-              <w:top w:w="60" w:type="dxa"/>
-              <w:left w:w="100" w:type="dxa"/>
-              <w:bottom w:w="60" w:type="dxa"/>
-              <w:right w:w="100" w:type="dxa"/>
-            </w:tcMar>
-          </w:tcPr>
-          <w:p>
-            <w:r>
-              <w:rPr>
-                <w:sz w:val="20"/>
-                <w:szCs w:val="20"/>
-              </w:rPr>
-              <w:t>Multiple physical drives presented as one logical drive</w:t>
-            </w:r>
-          </w:p>
-        </w:tc>
-        <w:tc>
-          <w:tcPr>
-            <w:tcW w:w="0" w:type="dxa"/>
-            <w:tcMar>
-              <w:top w:w="60" w:type="dxa"/>
-              <w:left w:w="100" w:type="dxa"/>
-              <w:bottom w:w="60" w:type="dxa"/>
-              <w:right w:w="100" w:type="dxa"/>
-            </w:tcMar>
-          </w:tcPr>
-          <w:p>
-            <w:r>
-              <w:rPr>
-                <w:sz w:val="20"/>
-                <w:szCs w:val="20"/>
-              </w:rPr>
-              <w:t>N/A</w:t>
-            </w:r>
-          </w:p>
-        </w:tc>
-        <w:tc>
-          <w:tcPr>
-            <w:tcW w:w="0" w:type="dxa"/>
-            <w:tcMar>
-              <w:top w:w="60" w:type="dxa"/>
-              <w:left w:w="100" w:type="dxa"/>
-              <w:bottom w:w="60" w:type="dxa"/>
-              <w:right w:w="100" w:type="dxa"/>
-            </w:tcMar>
-          </w:tcPr>
-          <w:p>
-            <w:r>
-              <w:rPr>
-                <w:sz w:val="20"/>
-                <w:szCs w:val="20"/>
-              </w:rPr>
-              <w:t>RAID, SAN</w:t>
-            </w:r>
-          </w:p>
-        </w:tc>
-      </w:tr>
-    </w:tbl>
-    <w:p>
-      <w:pPr>
-        <w:spacing w:after="160"/>
-      </w:pPr>
-    </w:p>
-    <w:p>
-      <w:r>
-        <w:br w:type="page"/>
-      </w:r>
-    </w:p>
-    <w:p>
-      <w:pPr>
         <w:pStyle w:val="Heading1"/>
       </w:pPr>
       <w:r>
-        <w:lastRenderedPageBreak/>
         <w:t>Day 3</w:t>
       </w:r>
     </w:p>
@@ -6064,7 +5199,8 @@
           <w:b/>
           <w:bCs/>
         </w:rPr>
-        <w:t>Full-duplex:</w:t>
+        <w:lastRenderedPageBreak/>
+        <w:t>Full duplex:</w:t>
       </w:r>
       <w:r>
         <w:t xml:space="preserve"> signals can travel simultaneously in both directions on a connection. Example: a phone call (both people can talk at once).</w:t>
@@ -6095,7 +5231,6 @@
         <w:pStyle w:val="Heading2"/>
       </w:pPr>
       <w:r>
-        <w:lastRenderedPageBreak/>
         <w:t>Networking Types</w:t>
       </w:r>
     </w:p>
@@ -6443,6 +5578,13 @@
               </w:rPr>
               <w:t>The Internet, a multinational company's network linking offices worldwide</w:t>
             </w:r>
+            <w:r>
+              <w:rPr>
+                <w:sz w:val="20"/>
+                <w:szCs w:val="20"/>
+              </w:rPr>
+              <w:t xml:space="preserve"> or overseas</w:t>
+            </w:r>
           </w:p>
         </w:tc>
       </w:tr>
@@ -6630,6 +5772,7 @@
         <w:rPr>
           <w:noProof/>
         </w:rPr>
+        <w:lastRenderedPageBreak/>
         <w:drawing>
           <wp:inline distT="0" distB="0" distL="0" distR="0" wp14:anchorId="23BF2353" wp14:editId="76BAE737">
             <wp:extent cx="4933950" cy="2190750"/>
@@ -6685,7 +5828,6 @@
           <w:bCs/>
           <w:color w:val="1F4E79"/>
         </w:rPr>
-        <w:lastRenderedPageBreak/>
         <w:t xml:space="preserve">Analogy: </w:t>
       </w:r>
       <w:r>
@@ -6954,6 +6096,25 @@
         <w:pStyle w:val="Heading2"/>
       </w:pPr>
       <w:r>
+        <w:br/>
+      </w:r>
+    </w:p>
+    <w:p>
+      <w:pPr>
+        <w:pStyle w:val="Heading2"/>
+      </w:pPr>
+    </w:p>
+    <w:p>
+      <w:pPr>
+        <w:pStyle w:val="Heading2"/>
+      </w:pPr>
+    </w:p>
+    <w:p>
+      <w:pPr>
+        <w:pStyle w:val="Heading2"/>
+      </w:pPr>
+      <w:r>
+        <w:lastRenderedPageBreak/>
         <w:t>Network Topologies</w:t>
       </w:r>
     </w:p>
@@ -7075,6 +6236,31 @@
     </w:p>
     <w:p>
       <w:pPr>
+        <w:spacing w:after="40"/>
+      </w:pPr>
+    </w:p>
+    <w:p>
+      <w:pPr>
+        <w:spacing w:after="40"/>
+      </w:pPr>
+    </w:p>
+    <w:p>
+      <w:pPr>
+        <w:spacing w:after="40"/>
+      </w:pPr>
+    </w:p>
+    <w:p>
+      <w:pPr>
+        <w:spacing w:after="40"/>
+      </w:pPr>
+    </w:p>
+    <w:p>
+      <w:pPr>
+        <w:spacing w:after="40"/>
+      </w:pPr>
+    </w:p>
+    <w:p>
+      <w:pPr>
         <w:pStyle w:val="Heading3"/>
       </w:pPr>
       <w:r>
@@ -7090,7 +6276,6 @@
         <w:rPr>
           <w:noProof/>
         </w:rPr>
-        <w:lastRenderedPageBreak/>
         <w:drawing>
           <wp:inline distT="0" distB="0" distL="0" distR="0" wp14:anchorId="0B6EAAA1" wp14:editId="2F949CC9">
             <wp:extent cx="1047750" cy="1143000"/>
@@ -7283,6 +6468,7 @@
         <w:spacing w:after="40"/>
       </w:pPr>
       <w:r>
+        <w:lastRenderedPageBreak/>
         <w:t>Easy to install, manage, and expand</w:t>
       </w:r>
     </w:p>
@@ -7457,8 +6643,12 @@
       <w:pPr>
         <w:pStyle w:val="Heading2"/>
       </w:pPr>
-      <w:r>
-        <w:lastRenderedPageBreak/>
+    </w:p>
+    <w:p>
+      <w:pPr>
+        <w:pStyle w:val="Heading2"/>
+      </w:pPr>
+      <w:r>
         <w:t>Text Editors and IDEs</w:t>
       </w:r>
     </w:p>
@@ -7818,6 +7008,7 @@
                 <w:sz w:val="20"/>
                 <w:szCs w:val="20"/>
               </w:rPr>
+              <w:lastRenderedPageBreak/>
               <w:t>IDE</w:t>
             </w:r>
           </w:p>
@@ -8255,185 +7446,188 @@
         <w:spacing w:after="40"/>
       </w:pPr>
       <w:r>
+        <w:t>Pros: lowest up-front</w:t>
+      </w:r>
+      <w:r>
+        <w:t xml:space="preserve"> cost, pay-as-you-go, nearly unlimited scaling, no hardware to maintain</w:t>
+      </w:r>
+    </w:p>
+    <w:p>
+      <w:pPr>
+        <w:pStyle w:val="ListParagraph"/>
+        <w:numPr>
+          <w:ilvl w:val="1"/>
+          <w:numId w:val="2"/>
+        </w:numPr>
+        <w:spacing w:after="40"/>
+      </w:pPr>
+      <w:r>
+        <w:t>Cons: less control, shared hardware, may not meet strict regulatory requirements</w:t>
+      </w:r>
+    </w:p>
+    <w:p>
+      <w:pPr>
+        <w:pStyle w:val="ListParagraph"/>
+        <w:numPr>
+          <w:ilvl w:val="0"/>
+          <w:numId w:val="2"/>
+        </w:numPr>
+        <w:spacing w:after="40"/>
+      </w:pPr>
+      <w:r>
+        <w:rPr>
+          <w:b/>
+          <w:bCs/>
+        </w:rPr>
+        <w:t>Private cloud:</w:t>
+      </w:r>
+      <w:r>
+        <w:t xml:space="preserve"> infrastructure used exclusively by one organization. It can sit in the company's own data center or be hosted by a provider, but it is never shared with other customers.</w:t>
+      </w:r>
+    </w:p>
+    <w:p>
+      <w:pPr>
+        <w:pStyle w:val="ListParagraph"/>
+        <w:numPr>
+          <w:ilvl w:val="1"/>
+          <w:numId w:val="2"/>
+        </w:numPr>
+        <w:spacing w:after="40"/>
+      </w:pPr>
+      <w:r>
+        <w:t>Examples: VMware vSphere private cloud, OpenStack, a bank's in-house cloud, Azure Stack or AWS Outposts running on-premises</w:t>
+      </w:r>
+    </w:p>
+    <w:p>
+      <w:pPr>
+        <w:pStyle w:val="ListParagraph"/>
+        <w:numPr>
+          <w:ilvl w:val="1"/>
+          <w:numId w:val="2"/>
+        </w:numPr>
+        <w:spacing w:after="40"/>
+      </w:pPr>
+      <w:r>
+        <w:t>Pros: maximum control, security, and compliance (HIPAA, government, finance)</w:t>
+      </w:r>
+    </w:p>
+    <w:p>
+      <w:pPr>
+        <w:pStyle w:val="ListParagraph"/>
+        <w:numPr>
+          <w:ilvl w:val="1"/>
+          <w:numId w:val="2"/>
+        </w:numPr>
+        <w:spacing w:after="40"/>
+      </w:pPr>
+      <w:r>
+        <w:t>Cons: expensive, the organization buys and maintains the hardware, scaling is slower</w:t>
+      </w:r>
+    </w:p>
+    <w:p>
+      <w:pPr>
+        <w:pStyle w:val="ListParagraph"/>
+        <w:numPr>
+          <w:ilvl w:val="0"/>
+          <w:numId w:val="2"/>
+        </w:numPr>
+        <w:spacing w:after="40"/>
+      </w:pPr>
+      <w:r>
+        <w:rPr>
+          <w:b/>
+          <w:bCs/>
+        </w:rPr>
+        <w:t>Hybrid cloud:</w:t>
+      </w:r>
+      <w:r>
+        <w:t xml:space="preserve"> a mix of private and public cloud that are connected so data and applications can move between them. Sensitive workloads stay private; bursty or public-facing workloads use the public cloud.</w:t>
+      </w:r>
+    </w:p>
+    <w:p>
+      <w:pPr>
+        <w:pStyle w:val="ListParagraph"/>
+        <w:numPr>
+          <w:ilvl w:val="1"/>
+          <w:numId w:val="2"/>
+        </w:numPr>
+        <w:spacing w:after="40"/>
+      </w:pPr>
+      <w:r>
+        <w:t>Example: patient records stay in a hospital's private cloud, while the public appointment website runs in Azure</w:t>
+      </w:r>
+    </w:p>
+    <w:p>
+      <w:pPr>
+        <w:pStyle w:val="ListParagraph"/>
+        <w:numPr>
+          <w:ilvl w:val="1"/>
+          <w:numId w:val="2"/>
+        </w:numPr>
+        <w:spacing w:after="40"/>
+      </w:pPr>
+      <w:r>
+        <w:t xml:space="preserve">Key phrase: </w:t>
+      </w:r>
+      <w:r>
+        <w:rPr>
+          <w:b/>
+          <w:bCs/>
+        </w:rPr>
+        <w:t>cloud bursting</w:t>
+      </w:r>
+      <w:r>
+        <w:t>, where an app runs privately most of the time but "bursts" into the public cloud during peak demand</w:t>
+      </w:r>
+    </w:p>
+    <w:p>
+      <w:pPr>
+        <w:pStyle w:val="ListParagraph"/>
+        <w:numPr>
+          <w:ilvl w:val="0"/>
+          <w:numId w:val="2"/>
+        </w:numPr>
+        <w:spacing w:after="40"/>
+      </w:pPr>
+      <w:r>
+        <w:rPr>
+          <w:b/>
+          <w:bCs/>
+        </w:rPr>
+        <w:t>Community cloud:</w:t>
+      </w:r>
+      <w:r>
+        <w:t xml:space="preserve"> infrastructure shared by several organizations that have common needs (same industry, same regulations, same mission). Costs and governance are shared among the members, but it is not open to the general public.</w:t>
+      </w:r>
+    </w:p>
+    <w:p>
+      <w:pPr>
+        <w:pStyle w:val="ListParagraph"/>
+        <w:numPr>
+          <w:ilvl w:val="1"/>
+          <w:numId w:val="2"/>
+        </w:numPr>
+        <w:spacing w:after="40"/>
+      </w:pPr>
+      <w:r>
+        <w:t>Examples: a cloud shared by several universities for research, a cloud shared by county governments, healthcare organizations sharing a HIPAA-compliant cloud</w:t>
+      </w:r>
+    </w:p>
+    <w:p>
+      <w:pPr>
+        <w:pStyle w:val="ListParagraph"/>
+        <w:numPr>
+          <w:ilvl w:val="0"/>
+          <w:numId w:val="2"/>
+        </w:numPr>
+        <w:spacing w:after="40"/>
+      </w:pPr>
+      <w:r>
+        <w:rPr>
+          <w:b/>
+          <w:bCs/>
+        </w:rPr>
         <w:lastRenderedPageBreak/>
-        <w:t>Pros: lowest up-front cost, pay-as-you-go, nearly unlimited scaling, no hardware to maintain</w:t>
-      </w:r>
-    </w:p>
-    <w:p>
-      <w:pPr>
-        <w:pStyle w:val="ListParagraph"/>
-        <w:numPr>
-          <w:ilvl w:val="1"/>
-          <w:numId w:val="2"/>
-        </w:numPr>
-        <w:spacing w:after="40"/>
-      </w:pPr>
-      <w:r>
-        <w:t>Cons: less control, shared hardware, may not meet strict regulatory requirements</w:t>
-      </w:r>
-    </w:p>
-    <w:p>
-      <w:pPr>
-        <w:pStyle w:val="ListParagraph"/>
-        <w:numPr>
-          <w:ilvl w:val="0"/>
-          <w:numId w:val="2"/>
-        </w:numPr>
-        <w:spacing w:after="40"/>
-      </w:pPr>
-      <w:r>
-        <w:rPr>
-          <w:b/>
-          <w:bCs/>
-        </w:rPr>
-        <w:t>Private cloud:</w:t>
-      </w:r>
-      <w:r>
-        <w:t xml:space="preserve"> infrastructure used exclusively by one organization. It can sit in the company's own data center or be hosted by a provider, but it is never shared with other customers.</w:t>
-      </w:r>
-    </w:p>
-    <w:p>
-      <w:pPr>
-        <w:pStyle w:val="ListParagraph"/>
-        <w:numPr>
-          <w:ilvl w:val="1"/>
-          <w:numId w:val="2"/>
-        </w:numPr>
-        <w:spacing w:after="40"/>
-      </w:pPr>
-      <w:r>
-        <w:t>Examples: VMware vSphere private cloud, OpenStack, a bank's in-house cloud, Azure Stack or AWS Outposts running on-premises</w:t>
-      </w:r>
-    </w:p>
-    <w:p>
-      <w:pPr>
-        <w:pStyle w:val="ListParagraph"/>
-        <w:numPr>
-          <w:ilvl w:val="1"/>
-          <w:numId w:val="2"/>
-        </w:numPr>
-        <w:spacing w:after="40"/>
-      </w:pPr>
-      <w:r>
-        <w:t>Pros: maximum control, security, and compliance (HIPAA, government, finance)</w:t>
-      </w:r>
-    </w:p>
-    <w:p>
-      <w:pPr>
-        <w:pStyle w:val="ListParagraph"/>
-        <w:numPr>
-          <w:ilvl w:val="1"/>
-          <w:numId w:val="2"/>
-        </w:numPr>
-        <w:spacing w:after="40"/>
-      </w:pPr>
-      <w:r>
-        <w:t>Cons: expensive, the organization buys and maintains the hardware, scaling is slower</w:t>
-      </w:r>
-    </w:p>
-    <w:p>
-      <w:pPr>
-        <w:pStyle w:val="ListParagraph"/>
-        <w:numPr>
-          <w:ilvl w:val="0"/>
-          <w:numId w:val="2"/>
-        </w:numPr>
-        <w:spacing w:after="40"/>
-      </w:pPr>
-      <w:r>
-        <w:rPr>
-          <w:b/>
-          <w:bCs/>
-        </w:rPr>
-        <w:t>Hybrid cloud:</w:t>
-      </w:r>
-      <w:r>
-        <w:t xml:space="preserve"> a mix of private and public cloud that are connected so data and applications can move between them. Sensitive workloads stay private; bursty or public-facing workloads use the public cloud.</w:t>
-      </w:r>
-    </w:p>
-    <w:p>
-      <w:pPr>
-        <w:pStyle w:val="ListParagraph"/>
-        <w:numPr>
-          <w:ilvl w:val="1"/>
-          <w:numId w:val="2"/>
-        </w:numPr>
-        <w:spacing w:after="40"/>
-      </w:pPr>
-      <w:r>
-        <w:t>Example: patient records stay in a hospital's private cloud, while the public appointment website runs in Azure</w:t>
-      </w:r>
-    </w:p>
-    <w:p>
-      <w:pPr>
-        <w:pStyle w:val="ListParagraph"/>
-        <w:numPr>
-          <w:ilvl w:val="1"/>
-          <w:numId w:val="2"/>
-        </w:numPr>
-        <w:spacing w:after="40"/>
-      </w:pPr>
-      <w:r>
-        <w:t xml:space="preserve">Key phrase: </w:t>
-      </w:r>
-      <w:r>
-        <w:rPr>
-          <w:b/>
-          <w:bCs/>
-        </w:rPr>
-        <w:t>cloud bursting</w:t>
-      </w:r>
-      <w:r>
-        <w:t>, where an app runs privately most of the time but "bursts" into the public cloud during peak demand</w:t>
-      </w:r>
-    </w:p>
-    <w:p>
-      <w:pPr>
-        <w:pStyle w:val="ListParagraph"/>
-        <w:numPr>
-          <w:ilvl w:val="0"/>
-          <w:numId w:val="2"/>
-        </w:numPr>
-        <w:spacing w:after="40"/>
-      </w:pPr>
-      <w:r>
-        <w:rPr>
-          <w:b/>
-          <w:bCs/>
-        </w:rPr>
-        <w:t>Community cloud:</w:t>
-      </w:r>
-      <w:r>
-        <w:t xml:space="preserve"> infrastructure shared by several organizations that have common needs (same industry, same regulations, same mission). Costs and governance are shared among the members, but it is not open to the general public.</w:t>
-      </w:r>
-    </w:p>
-    <w:p>
-      <w:pPr>
-        <w:pStyle w:val="ListParagraph"/>
-        <w:numPr>
-          <w:ilvl w:val="1"/>
-          <w:numId w:val="2"/>
-        </w:numPr>
-        <w:spacing w:after="40"/>
-      </w:pPr>
-      <w:r>
-        <w:t>Examples: a cloud shared by several universities for research, a cloud shared by county governments, healthcare organizations sharing a HIPAA-compliant cloud</w:t>
-      </w:r>
-    </w:p>
-    <w:p>
-      <w:pPr>
-        <w:pStyle w:val="ListParagraph"/>
-        <w:numPr>
-          <w:ilvl w:val="0"/>
-          <w:numId w:val="2"/>
-        </w:numPr>
-        <w:spacing w:after="40"/>
-      </w:pPr>
-      <w:r>
-        <w:rPr>
-          <w:b/>
-          <w:bCs/>
-        </w:rPr>
         <w:t>Multi-cloud:</w:t>
       </w:r>
       <w:r>
@@ -8993,7 +8187,6 @@
                 <w:sz w:val="20"/>
                 <w:szCs w:val="20"/>
               </w:rPr>
-              <w:lastRenderedPageBreak/>
               <w:t>Hybrid</w:t>
             </w:r>
           </w:p>
@@ -9516,6 +8709,7 @@
         <w:spacing w:after="40"/>
       </w:pPr>
       <w:r>
+        <w:lastRenderedPageBreak/>
         <w:t>Use cases: a company needing IT help desks and other ready-made services; WGU uses SaaS</w:t>
       </w:r>
     </w:p>
@@ -9636,13 +8830,8 @@
         <w:spacing w:after="40"/>
       </w:pPr>
       <w:r>
-        <w:t xml:space="preserve">Examples: Amazon </w:t>
-      </w:r>
-      <w:proofErr w:type="spellStart"/>
-      <w:r>
-        <w:t>WorkSpaces</w:t>
-      </w:r>
-      <w:proofErr w:type="spellEnd"/>
+        <w:t>Examples: Amazon WorkSpaces</w:t>
+      </w:r>
       <w:r>
         <w:t>, Microsoft Azure Virtual Desktop, Citrix DaaS (formerly Citrix Virtual Apps and Desktops service)</w:t>
       </w:r>
@@ -9665,7 +8854,6 @@
         <w:pStyle w:val="Heading4"/>
       </w:pPr>
       <w:r>
-        <w:lastRenderedPageBreak/>
         <w:t>Platform as a Service (PaaS)</w:t>
       </w:r>
     </w:p>
@@ -9866,6 +9054,7 @@
         <w:pStyle w:val="Heading3"/>
       </w:pPr>
       <w:r>
+        <w:lastRenderedPageBreak/>
         <w:t>MEAN Stack (MongoDB, Express.js, Angular, Node.js)</w:t>
       </w:r>
     </w:p>
@@ -10320,7 +9509,6 @@
                 <w:sz w:val="20"/>
                 <w:szCs w:val="20"/>
               </w:rPr>
-              <w:lastRenderedPageBreak/>
               <w:t>Trojan (Trojan Horse)</w:t>
             </w:r>
           </w:p>
@@ -10401,17 +9589,8 @@
                 <w:sz w:val="20"/>
                 <w:szCs w:val="20"/>
               </w:rPr>
-              <w:t xml:space="preserve">Zeus, </w:t>
-            </w:r>
-            <w:proofErr w:type="spellStart"/>
-            <w:r>
-              <w:rPr>
-                <w:sz w:val="20"/>
-                <w:szCs w:val="20"/>
-              </w:rPr>
-              <w:t>DarkComet</w:t>
-            </w:r>
-            <w:proofErr w:type="spellEnd"/>
+              <w:t>Zeus, DarkComet</w:t>
+            </w:r>
           </w:p>
         </w:tc>
       </w:tr>
@@ -10554,7 +9733,7 @@
                 <w:sz w:val="20"/>
                 <w:szCs w:val="20"/>
               </w:rPr>
-              <w:t>Encrypts files and demands payment; changes file extensions</w:t>
+              <w:t>Encrypt files and demands payment; changes file extensions</w:t>
             </w:r>
           </w:p>
         </w:tc>
@@ -10609,21 +9788,12 @@
             </w:tcMar>
           </w:tcPr>
           <w:p>
-            <w:proofErr w:type="spellStart"/>
-            <w:r>
-              <w:rPr>
-                <w:sz w:val="20"/>
-                <w:szCs w:val="20"/>
-              </w:rPr>
-              <w:t>CryptoLocker</w:t>
-            </w:r>
-            <w:proofErr w:type="spellEnd"/>
-            <w:r>
-              <w:rPr>
-                <w:sz w:val="20"/>
-                <w:szCs w:val="20"/>
-              </w:rPr>
-              <w:t>, WannaCry</w:t>
+            <w:r>
+              <w:rPr>
+                <w:sz w:val="20"/>
+                <w:szCs w:val="20"/>
+              </w:rPr>
+              <w:t>CryptoLocker, WannaCry</w:t>
             </w:r>
           </w:p>
         </w:tc>
@@ -10951,6 +10121,7 @@
                 <w:sz w:val="20"/>
                 <w:szCs w:val="20"/>
               </w:rPr>
+              <w:lastRenderedPageBreak/>
               <w:t>Polymorphic Virus</w:t>
             </w:r>
           </w:p>
@@ -11031,17 +10202,8 @@
                 <w:sz w:val="20"/>
                 <w:szCs w:val="20"/>
               </w:rPr>
-              <w:t>W32/</w:t>
-            </w:r>
-            <w:proofErr w:type="spellStart"/>
-            <w:r>
-              <w:rPr>
-                <w:sz w:val="20"/>
-                <w:szCs w:val="20"/>
-              </w:rPr>
-              <w:t>Sality</w:t>
-            </w:r>
-            <w:proofErr w:type="spellEnd"/>
+              <w:t>W32/Sality</w:t>
+            </w:r>
           </w:p>
         </w:tc>
       </w:tr>

--- a/Student_Notes.docx
+++ b/Student_Notes.docx
@@ -175,7 +175,21 @@
           <w:i/>
           <w:iCs/>
         </w:rPr>
-        <w:t>Think of a chef in a kitchen. The chef is the CPU. The recipe card in hand is a register (instant access). The spice rack within arm's reach is cache. The pantry across the room is RAM. The grocery store down the street is the hard drive. The closer the ingredient, the faster the chef can use it.</w:t>
+        <w:t xml:space="preserve">Think of a chef in a kitchen. The chef is the CPU. The recipe card in hand is a register (instant access). The spice rack within arm's reach is cache. The pantry across the room is RAM. The grocery store down the street is </w:t>
+      </w:r>
+      <w:r>
+        <w:rPr>
+          <w:i/>
+          <w:iCs/>
+        </w:rPr>
+        <w:t>a</w:t>
+      </w:r>
+      <w:r>
+        <w:rPr>
+          <w:i/>
+          <w:iCs/>
+        </w:rPr>
+        <w:t xml:space="preserve"> hard drive. The closer the ingredient, the faster the chef can use it.</w:t>
       </w:r>
     </w:p>
     <w:p>
@@ -1088,7 +1102,23 @@
           <w:i/>
           <w:iCs/>
         </w:rPr>
-        <w:t>Think of it like building a house before living in it. All the construction happens up front; afterward you just move in and everything is ready.</w:t>
+        <w:t xml:space="preserve">Think of it like building a house before living in it. All the construction happens up front; afterward you just move </w:t>
+      </w:r>
+      <w:proofErr w:type="gramStart"/>
+      <w:r>
+        <w:rPr>
+          <w:i/>
+          <w:iCs/>
+        </w:rPr>
+        <w:t>in</w:t>
+      </w:r>
+      <w:proofErr w:type="gramEnd"/>
+      <w:r>
+        <w:rPr>
+          <w:i/>
+          <w:iCs/>
+        </w:rPr>
+        <w:t xml:space="preserve"> and everything is ready.</w:t>
       </w:r>
     </w:p>
     <w:p>
@@ -1274,14 +1304,7 @@
           <w:i/>
           <w:iCs/>
         </w:rPr>
-        <w:t xml:space="preserve">Angular gives you a full LEGO architecture system and says, "Follow this official building standard." Another way to see it: React is a set of power tools, Vue is a tool kit with a manual, and Angular is a prefab house kit where every wall, outlet, and door is pre-decided. Slower to learn, but a 50-person crew can build without arguing about where the outlets go. AngularJS versus Angular is like a 2010 car model and a 2016 model with the same name: same badge, completely different engine and parts, and the </w:t>
-      </w:r>
-      <w:r>
-        <w:rPr>
-          <w:i/>
-          <w:iCs/>
-        </w:rPr>
-        <w:t>old one is no longer serviced.</w:t>
+        <w:t>Angular gives you a full LEGO architecture system and says, "Follow this official building standard." Another way to see it: React is a set of power tools, Vue is a tool kit with a manual, and Angular is a prefab house kit where every wall, outlet, and door is pre-decided. Slower to learn, but a 50-person crew can build without arguing about where the outlets go. AngularJS versus Angular is like a 2010 car model and a 2016 model with the same name: same badge, completely different engine and parts, and the old one is no longer serviced.</w:t>
       </w:r>
     </w:p>
     <w:p>
@@ -1587,7 +1610,23 @@
           <w:i/>
           <w:iCs/>
         </w:rPr>
-        <w:t>A program is like a customer at a bank. It cannot walk into the vault itself; it has to go to the teller (the kernel) and make a request. Each request is a system call.</w:t>
+        <w:t xml:space="preserve">A program is like a customer at a bank. It cannot walk into the vault itself; it </w:t>
+      </w:r>
+      <w:proofErr w:type="gramStart"/>
+      <w:r>
+        <w:rPr>
+          <w:i/>
+          <w:iCs/>
+        </w:rPr>
+        <w:t>has to</w:t>
+      </w:r>
+      <w:proofErr w:type="gramEnd"/>
+      <w:r>
+        <w:rPr>
+          <w:i/>
+          <w:iCs/>
+        </w:rPr>
+        <w:t xml:space="preserve"> go to the teller (the kernel) and make a request. Each request is a system call.</w:t>
       </w:r>
     </w:p>
     <w:p>
@@ -1709,12 +1748,21 @@
             </w:tcMar>
           </w:tcPr>
           <w:p>
-            <w:r>
-              <w:rPr>
-                <w:sz w:val="20"/>
-                <w:szCs w:val="20"/>
-              </w:rPr>
-              <w:t>fork()</w:t>
+            <w:proofErr w:type="gramStart"/>
+            <w:r>
+              <w:rPr>
+                <w:sz w:val="20"/>
+                <w:szCs w:val="20"/>
+              </w:rPr>
+              <w:t>fork(</w:t>
+            </w:r>
+            <w:proofErr w:type="gramEnd"/>
+            <w:r>
+              <w:rPr>
+                <w:sz w:val="20"/>
+                <w:szCs w:val="20"/>
+              </w:rPr>
+              <w:t>)</w:t>
             </w:r>
           </w:p>
         </w:tc>
@@ -1771,12 +1819,21 @@
             </w:tcMar>
           </w:tcPr>
           <w:p>
-            <w:r>
-              <w:rPr>
-                <w:sz w:val="20"/>
-                <w:szCs w:val="20"/>
-              </w:rPr>
-              <w:t>exec()</w:t>
+            <w:proofErr w:type="gramStart"/>
+            <w:r>
+              <w:rPr>
+                <w:sz w:val="20"/>
+                <w:szCs w:val="20"/>
+              </w:rPr>
+              <w:t>exec(</w:t>
+            </w:r>
+            <w:proofErr w:type="gramEnd"/>
+            <w:r>
+              <w:rPr>
+                <w:sz w:val="20"/>
+                <w:szCs w:val="20"/>
+              </w:rPr>
+              <w:t>)</w:t>
             </w:r>
           </w:p>
         </w:tc>
@@ -1816,7 +1873,23 @@
                 <w:sz w:val="20"/>
                 <w:szCs w:val="20"/>
               </w:rPr>
-              <w:t>Replaces the current process with a new program. Often used right after fork().</w:t>
+              <w:t xml:space="preserve">Replaces the current process with a new program. Often used right after </w:t>
+            </w:r>
+            <w:proofErr w:type="gramStart"/>
+            <w:r>
+              <w:rPr>
+                <w:sz w:val="20"/>
+                <w:szCs w:val="20"/>
+              </w:rPr>
+              <w:t>fork(</w:t>
+            </w:r>
+            <w:proofErr w:type="gramEnd"/>
+            <w:r>
+              <w:rPr>
+                <w:sz w:val="20"/>
+                <w:szCs w:val="20"/>
+              </w:rPr>
+              <w:t>).</w:t>
             </w:r>
           </w:p>
         </w:tc>
@@ -1833,12 +1906,21 @@
             </w:tcMar>
           </w:tcPr>
           <w:p>
-            <w:r>
-              <w:rPr>
-                <w:sz w:val="20"/>
-                <w:szCs w:val="20"/>
-              </w:rPr>
-              <w:t>exit()</w:t>
+            <w:proofErr w:type="gramStart"/>
+            <w:r>
+              <w:rPr>
+                <w:sz w:val="20"/>
+                <w:szCs w:val="20"/>
+              </w:rPr>
+              <w:t>exit(</w:t>
+            </w:r>
+            <w:proofErr w:type="gramEnd"/>
+            <w:r>
+              <w:rPr>
+                <w:sz w:val="20"/>
+                <w:szCs w:val="20"/>
+              </w:rPr>
+              <w:t>)</w:t>
             </w:r>
           </w:p>
         </w:tc>
@@ -1895,12 +1977,21 @@
             </w:tcMar>
           </w:tcPr>
           <w:p>
-            <w:r>
-              <w:rPr>
-                <w:sz w:val="20"/>
-                <w:szCs w:val="20"/>
-              </w:rPr>
-              <w:t>wait()</w:t>
+            <w:proofErr w:type="gramStart"/>
+            <w:r>
+              <w:rPr>
+                <w:sz w:val="20"/>
+                <w:szCs w:val="20"/>
+              </w:rPr>
+              <w:t>wait(</w:t>
+            </w:r>
+            <w:proofErr w:type="gramEnd"/>
+            <w:r>
+              <w:rPr>
+                <w:sz w:val="20"/>
+                <w:szCs w:val="20"/>
+              </w:rPr>
+              <w:t>)</w:t>
             </w:r>
           </w:p>
         </w:tc>
@@ -1957,12 +2048,30 @@
             </w:tcMar>
           </w:tcPr>
           <w:p>
-            <w:r>
-              <w:rPr>
-                <w:sz w:val="20"/>
-                <w:szCs w:val="20"/>
-              </w:rPr>
-              <w:t>CreateProcess()</w:t>
+            <w:proofErr w:type="spellStart"/>
+            <w:proofErr w:type="gramStart"/>
+            <w:r>
+              <w:rPr>
+                <w:sz w:val="20"/>
+                <w:szCs w:val="20"/>
+              </w:rPr>
+              <w:t>CreateProcess</w:t>
+            </w:r>
+            <w:proofErr w:type="spellEnd"/>
+            <w:r>
+              <w:rPr>
+                <w:sz w:val="20"/>
+                <w:szCs w:val="20"/>
+              </w:rPr>
+              <w:t>(</w:t>
+            </w:r>
+            <w:proofErr w:type="gramEnd"/>
+            <w:r>
+              <w:rPr>
+                <w:sz w:val="20"/>
+                <w:szCs w:val="20"/>
+              </w:rPr>
+              <w:t>)</w:t>
             </w:r>
           </w:p>
         </w:tc>
@@ -2002,7 +2111,71 @@
                 <w:sz w:val="20"/>
                 <w:szCs w:val="20"/>
               </w:rPr>
-              <w:t>Does what fork() + exec() do together: creates and launches a new process in one step.</w:t>
+              <w:t xml:space="preserve">Does what </w:t>
+            </w:r>
+            <w:proofErr w:type="gramStart"/>
+            <w:r>
+              <w:rPr>
+                <w:sz w:val="20"/>
+                <w:szCs w:val="20"/>
+              </w:rPr>
+              <w:t>fork(</w:t>
+            </w:r>
+            <w:proofErr w:type="gramEnd"/>
+            <w:r>
+              <w:rPr>
+                <w:sz w:val="20"/>
+                <w:szCs w:val="20"/>
+              </w:rPr>
+              <w:t xml:space="preserve">) + </w:t>
+            </w:r>
+            <w:proofErr w:type="gramStart"/>
+            <w:r>
+              <w:rPr>
+                <w:sz w:val="20"/>
+                <w:szCs w:val="20"/>
+              </w:rPr>
+              <w:t>exec(</w:t>
+            </w:r>
+            <w:proofErr w:type="gramEnd"/>
+            <w:r>
+              <w:rPr>
+                <w:sz w:val="20"/>
+                <w:szCs w:val="20"/>
+              </w:rPr>
+              <w:t xml:space="preserve">) do together: </w:t>
+            </w:r>
+            <w:proofErr w:type="gramStart"/>
+            <w:r>
+              <w:rPr>
+                <w:sz w:val="20"/>
+                <w:szCs w:val="20"/>
+              </w:rPr>
+              <w:t>creates</w:t>
+            </w:r>
+            <w:proofErr w:type="gramEnd"/>
+            <w:r>
+              <w:rPr>
+                <w:sz w:val="20"/>
+                <w:szCs w:val="20"/>
+              </w:rPr>
+              <w:t xml:space="preserve"> and </w:t>
+            </w:r>
+            <w:proofErr w:type="gramStart"/>
+            <w:r>
+              <w:rPr>
+                <w:sz w:val="20"/>
+                <w:szCs w:val="20"/>
+              </w:rPr>
+              <w:t>launches</w:t>
+            </w:r>
+            <w:proofErr w:type="gramEnd"/>
+            <w:r>
+              <w:rPr>
+                <w:sz w:val="20"/>
+                <w:szCs w:val="20"/>
+              </w:rPr>
+              <w:t xml:space="preserve"> a new process in one step.</w:t>
             </w:r>
           </w:p>
         </w:tc>
@@ -2019,12 +2192,30 @@
             </w:tcMar>
           </w:tcPr>
           <w:p>
-            <w:r>
-              <w:rPr>
-                <w:sz w:val="20"/>
-                <w:szCs w:val="20"/>
-              </w:rPr>
-              <w:t>TerminateProcess()</w:t>
+            <w:proofErr w:type="spellStart"/>
+            <w:proofErr w:type="gramStart"/>
+            <w:r>
+              <w:rPr>
+                <w:sz w:val="20"/>
+                <w:szCs w:val="20"/>
+              </w:rPr>
+              <w:t>TerminateProcess</w:t>
+            </w:r>
+            <w:proofErr w:type="spellEnd"/>
+            <w:r>
+              <w:rPr>
+                <w:sz w:val="20"/>
+                <w:szCs w:val="20"/>
+              </w:rPr>
+              <w:t>(</w:t>
+            </w:r>
+            <w:proofErr w:type="gramEnd"/>
+            <w:r>
+              <w:rPr>
+                <w:sz w:val="20"/>
+                <w:szCs w:val="20"/>
+              </w:rPr>
+              <w:t>)</w:t>
             </w:r>
           </w:p>
         </w:tc>
@@ -2064,7 +2255,23 @@
                 <w:sz w:val="20"/>
                 <w:szCs w:val="20"/>
               </w:rPr>
-              <w:t>Forcefully kills a specified process, similar to Linux kill.</w:t>
+              <w:t xml:space="preserve">Forcefully kills a specified process, </w:t>
+            </w:r>
+            <w:proofErr w:type="gramStart"/>
+            <w:r>
+              <w:rPr>
+                <w:sz w:val="20"/>
+                <w:szCs w:val="20"/>
+              </w:rPr>
+              <w:t>similar to</w:t>
+            </w:r>
+            <w:proofErr w:type="gramEnd"/>
+            <w:r>
+              <w:rPr>
+                <w:sz w:val="20"/>
+                <w:szCs w:val="20"/>
+              </w:rPr>
+              <w:t xml:space="preserve"> Linux kill.</w:t>
             </w:r>
           </w:p>
         </w:tc>
@@ -2081,12 +2288,30 @@
             </w:tcMar>
           </w:tcPr>
           <w:p>
-            <w:r>
-              <w:rPr>
-                <w:sz w:val="20"/>
-                <w:szCs w:val="20"/>
-              </w:rPr>
-              <w:t>ExitProcess()</w:t>
+            <w:proofErr w:type="spellStart"/>
+            <w:proofErr w:type="gramStart"/>
+            <w:r>
+              <w:rPr>
+                <w:sz w:val="20"/>
+                <w:szCs w:val="20"/>
+              </w:rPr>
+              <w:t>ExitProcess</w:t>
+            </w:r>
+            <w:proofErr w:type="spellEnd"/>
+            <w:r>
+              <w:rPr>
+                <w:sz w:val="20"/>
+                <w:szCs w:val="20"/>
+              </w:rPr>
+              <w:t>(</w:t>
+            </w:r>
+            <w:proofErr w:type="gramEnd"/>
+            <w:r>
+              <w:rPr>
+                <w:sz w:val="20"/>
+                <w:szCs w:val="20"/>
+              </w:rPr>
+              <w:t>)</w:t>
             </w:r>
           </w:p>
         </w:tc>
@@ -2126,7 +2351,23 @@
                 <w:sz w:val="20"/>
                 <w:szCs w:val="20"/>
               </w:rPr>
-              <w:t>Cleanly shuts down the current process, equivalent to Linux exit().</w:t>
+              <w:t xml:space="preserve">Cleanly shuts down the current process, equivalent to Linux </w:t>
+            </w:r>
+            <w:proofErr w:type="gramStart"/>
+            <w:r>
+              <w:rPr>
+                <w:sz w:val="20"/>
+                <w:szCs w:val="20"/>
+              </w:rPr>
+              <w:t>exit(</w:t>
+            </w:r>
+            <w:proofErr w:type="gramEnd"/>
+            <w:r>
+              <w:rPr>
+                <w:sz w:val="20"/>
+                <w:szCs w:val="20"/>
+              </w:rPr>
+              <w:t>).</w:t>
             </w:r>
           </w:p>
         </w:tc>
@@ -2149,7 +2390,20 @@
         <w:t>Key concept:</w:t>
       </w:r>
       <w:r>
-        <w:t xml:space="preserve"> Linux separates "copy this process" (fork) from "run a new program" (exec). Windows combines both into CreateProcess().</w:t>
+        <w:t xml:space="preserve"> Linux separates "copy this process" (fork) from "run a new program" (exec). Windows combines both into </w:t>
+      </w:r>
+      <w:proofErr w:type="spellStart"/>
+      <w:proofErr w:type="gramStart"/>
+      <w:r>
+        <w:t>CreateProcess</w:t>
+      </w:r>
+      <w:proofErr w:type="spellEnd"/>
+      <w:r>
+        <w:t>(</w:t>
+      </w:r>
+      <w:proofErr w:type="gramEnd"/>
+      <w:r>
+        <w:t>).</w:t>
       </w:r>
     </w:p>
     <w:p>
@@ -2169,12 +2423,37 @@
         </w:rPr>
         <w:t xml:space="preserve">Analogy: </w:t>
       </w:r>
+      <w:proofErr w:type="gramStart"/>
       <w:r>
         <w:rPr>
           <w:i/>
           <w:iCs/>
         </w:rPr>
-        <w:t>fork() is photocopying a form; exec() is writing something new on that copy. Windows hands you a fresh, already-filled form in one step.</w:t>
+        <w:t>fork(</w:t>
+      </w:r>
+      <w:proofErr w:type="gramEnd"/>
+      <w:r>
+        <w:rPr>
+          <w:i/>
+          <w:iCs/>
+        </w:rPr>
+        <w:t xml:space="preserve">) is photocopying a form; </w:t>
+      </w:r>
+      <w:proofErr w:type="gramStart"/>
+      <w:r>
+        <w:rPr>
+          <w:i/>
+          <w:iCs/>
+        </w:rPr>
+        <w:t>exec(</w:t>
+      </w:r>
+      <w:proofErr w:type="gramEnd"/>
+      <w:r>
+        <w:rPr>
+          <w:i/>
+          <w:iCs/>
+        </w:rPr>
+        <w:t>) is writing something new on that copy. Windows hands you a fresh, already-filled form in one step.</w:t>
       </w:r>
     </w:p>
     <w:p>
@@ -2296,12 +2575,21 @@
             </w:tcMar>
           </w:tcPr>
           <w:p>
-            <w:r>
-              <w:rPr>
-                <w:sz w:val="20"/>
-                <w:szCs w:val="20"/>
-              </w:rPr>
-              <w:t>open()</w:t>
+            <w:proofErr w:type="gramStart"/>
+            <w:r>
+              <w:rPr>
+                <w:sz w:val="20"/>
+                <w:szCs w:val="20"/>
+              </w:rPr>
+              <w:t>open(</w:t>
+            </w:r>
+            <w:proofErr w:type="gramEnd"/>
+            <w:r>
+              <w:rPr>
+                <w:sz w:val="20"/>
+                <w:szCs w:val="20"/>
+              </w:rPr>
+              <w:t>)</w:t>
             </w:r>
           </w:p>
         </w:tc>
@@ -2358,12 +2646,21 @@
             </w:tcMar>
           </w:tcPr>
           <w:p>
-            <w:r>
-              <w:rPr>
-                <w:sz w:val="20"/>
-                <w:szCs w:val="20"/>
-              </w:rPr>
-              <w:t>read()</w:t>
+            <w:proofErr w:type="gramStart"/>
+            <w:r>
+              <w:rPr>
+                <w:sz w:val="20"/>
+                <w:szCs w:val="20"/>
+              </w:rPr>
+              <w:t>read(</w:t>
+            </w:r>
+            <w:proofErr w:type="gramEnd"/>
+            <w:r>
+              <w:rPr>
+                <w:sz w:val="20"/>
+                <w:szCs w:val="20"/>
+              </w:rPr>
+              <w:t>)</w:t>
             </w:r>
           </w:p>
         </w:tc>
@@ -2420,12 +2717,21 @@
             </w:tcMar>
           </w:tcPr>
           <w:p>
-            <w:r>
-              <w:rPr>
-                <w:sz w:val="20"/>
-                <w:szCs w:val="20"/>
-              </w:rPr>
-              <w:t>write()</w:t>
+            <w:proofErr w:type="gramStart"/>
+            <w:r>
+              <w:rPr>
+                <w:sz w:val="20"/>
+                <w:szCs w:val="20"/>
+              </w:rPr>
+              <w:t>write(</w:t>
+            </w:r>
+            <w:proofErr w:type="gramEnd"/>
+            <w:r>
+              <w:rPr>
+                <w:sz w:val="20"/>
+                <w:szCs w:val="20"/>
+              </w:rPr>
+              <w:t>)</w:t>
             </w:r>
           </w:p>
         </w:tc>
@@ -2482,13 +2788,22 @@
             </w:tcMar>
           </w:tcPr>
           <w:p>
+            <w:proofErr w:type="gramStart"/>
             <w:r>
               <w:rPr>
                 <w:sz w:val="20"/>
                 <w:szCs w:val="20"/>
               </w:rPr>
               <w:lastRenderedPageBreak/>
-              <w:t>close()</w:t>
+              <w:t>close(</w:t>
+            </w:r>
+            <w:proofErr w:type="gramEnd"/>
+            <w:r>
+              <w:rPr>
+                <w:sz w:val="20"/>
+                <w:szCs w:val="20"/>
+              </w:rPr>
+              <w:t>)</w:t>
             </w:r>
           </w:p>
         </w:tc>
@@ -2523,12 +2838,21 @@
             </w:tcMar>
           </w:tcPr>
           <w:p>
-            <w:r>
-              <w:rPr>
-                <w:sz w:val="20"/>
-                <w:szCs w:val="20"/>
-              </w:rPr>
-              <w:t>Releases the file descriptor when done; frees up OS resources.</w:t>
+            <w:proofErr w:type="gramStart"/>
+            <w:r>
+              <w:rPr>
+                <w:sz w:val="20"/>
+                <w:szCs w:val="20"/>
+              </w:rPr>
+              <w:t>Releases</w:t>
+            </w:r>
+            <w:proofErr w:type="gramEnd"/>
+            <w:r>
+              <w:rPr>
+                <w:sz w:val="20"/>
+                <w:szCs w:val="20"/>
+              </w:rPr>
+              <w:t xml:space="preserve"> the file descriptor when done; frees up OS resources.</w:t>
             </w:r>
           </w:p>
         </w:tc>
@@ -2545,12 +2869,21 @@
             </w:tcMar>
           </w:tcPr>
           <w:p>
-            <w:r>
-              <w:rPr>
-                <w:sz w:val="20"/>
-                <w:szCs w:val="20"/>
-              </w:rPr>
-              <w:t>unlink()</w:t>
+            <w:proofErr w:type="gramStart"/>
+            <w:r>
+              <w:rPr>
+                <w:sz w:val="20"/>
+                <w:szCs w:val="20"/>
+              </w:rPr>
+              <w:t>unlink(</w:t>
+            </w:r>
+            <w:proofErr w:type="gramEnd"/>
+            <w:r>
+              <w:rPr>
+                <w:sz w:val="20"/>
+                <w:szCs w:val="20"/>
+              </w:rPr>
+              <w:t>)</w:t>
             </w:r>
           </w:p>
         </w:tc>
@@ -2607,12 +2940,30 @@
             </w:tcMar>
           </w:tcPr>
           <w:p>
-            <w:r>
-              <w:rPr>
-                <w:sz w:val="20"/>
-                <w:szCs w:val="20"/>
-              </w:rPr>
-              <w:t>CreateFile()</w:t>
+            <w:proofErr w:type="spellStart"/>
+            <w:proofErr w:type="gramStart"/>
+            <w:r>
+              <w:rPr>
+                <w:sz w:val="20"/>
+                <w:szCs w:val="20"/>
+              </w:rPr>
+              <w:t>CreateFile</w:t>
+            </w:r>
+            <w:proofErr w:type="spellEnd"/>
+            <w:r>
+              <w:rPr>
+                <w:sz w:val="20"/>
+                <w:szCs w:val="20"/>
+              </w:rPr>
+              <w:t>(</w:t>
+            </w:r>
+            <w:proofErr w:type="gramEnd"/>
+            <w:r>
+              <w:rPr>
+                <w:sz w:val="20"/>
+                <w:szCs w:val="20"/>
+              </w:rPr>
+              <w:t>)</w:t>
             </w:r>
           </w:p>
         </w:tc>
@@ -2669,12 +3020,30 @@
             </w:tcMar>
           </w:tcPr>
           <w:p>
-            <w:r>
-              <w:rPr>
-                <w:sz w:val="20"/>
-                <w:szCs w:val="20"/>
-              </w:rPr>
-              <w:t>ReadFile()</w:t>
+            <w:proofErr w:type="spellStart"/>
+            <w:proofErr w:type="gramStart"/>
+            <w:r>
+              <w:rPr>
+                <w:sz w:val="20"/>
+                <w:szCs w:val="20"/>
+              </w:rPr>
+              <w:t>ReadFile</w:t>
+            </w:r>
+            <w:proofErr w:type="spellEnd"/>
+            <w:r>
+              <w:rPr>
+                <w:sz w:val="20"/>
+                <w:szCs w:val="20"/>
+              </w:rPr>
+              <w:t>(</w:t>
+            </w:r>
+            <w:proofErr w:type="gramEnd"/>
+            <w:r>
+              <w:rPr>
+                <w:sz w:val="20"/>
+                <w:szCs w:val="20"/>
+              </w:rPr>
+              <w:t>)</w:t>
             </w:r>
           </w:p>
         </w:tc>
@@ -2731,12 +3100,30 @@
             </w:tcMar>
           </w:tcPr>
           <w:p>
-            <w:r>
-              <w:rPr>
-                <w:sz w:val="20"/>
-                <w:szCs w:val="20"/>
-              </w:rPr>
-              <w:t>WriteFile()</w:t>
+            <w:proofErr w:type="spellStart"/>
+            <w:proofErr w:type="gramStart"/>
+            <w:r>
+              <w:rPr>
+                <w:sz w:val="20"/>
+                <w:szCs w:val="20"/>
+              </w:rPr>
+              <w:t>WriteFile</w:t>
+            </w:r>
+            <w:proofErr w:type="spellEnd"/>
+            <w:r>
+              <w:rPr>
+                <w:sz w:val="20"/>
+                <w:szCs w:val="20"/>
+              </w:rPr>
+              <w:t>(</w:t>
+            </w:r>
+            <w:proofErr w:type="gramEnd"/>
+            <w:r>
+              <w:rPr>
+                <w:sz w:val="20"/>
+                <w:szCs w:val="20"/>
+              </w:rPr>
+              <w:t>)</w:t>
             </w:r>
           </w:p>
         </w:tc>
@@ -2793,12 +3180,30 @@
             </w:tcMar>
           </w:tcPr>
           <w:p>
-            <w:r>
-              <w:rPr>
-                <w:sz w:val="20"/>
-                <w:szCs w:val="20"/>
-              </w:rPr>
-              <w:t>CloseHandle()</w:t>
+            <w:proofErr w:type="spellStart"/>
+            <w:proofErr w:type="gramStart"/>
+            <w:r>
+              <w:rPr>
+                <w:sz w:val="20"/>
+                <w:szCs w:val="20"/>
+              </w:rPr>
+              <w:t>CloseHandle</w:t>
+            </w:r>
+            <w:proofErr w:type="spellEnd"/>
+            <w:r>
+              <w:rPr>
+                <w:sz w:val="20"/>
+                <w:szCs w:val="20"/>
+              </w:rPr>
+              <w:t>(</w:t>
+            </w:r>
+            <w:proofErr w:type="gramEnd"/>
+            <w:r>
+              <w:rPr>
+                <w:sz w:val="20"/>
+                <w:szCs w:val="20"/>
+              </w:rPr>
+              <w:t>)</w:t>
             </w:r>
           </w:p>
         </w:tc>
@@ -2838,8 +3243,17 @@
                 <w:sz w:val="20"/>
                 <w:szCs w:val="20"/>
               </w:rPr>
-              <w:t>Releases the handle, equivalent to Linux close(</w:t>
-            </w:r>
+              <w:t xml:space="preserve">Releases the handle, equivalent to Linux </w:t>
+            </w:r>
+            <w:proofErr w:type="gramStart"/>
+            <w:r>
+              <w:rPr>
+                <w:sz w:val="20"/>
+                <w:szCs w:val="20"/>
+              </w:rPr>
+              <w:t>close(</w:t>
+            </w:r>
+            <w:proofErr w:type="gramEnd"/>
             <w:r>
               <w:rPr>
                 <w:sz w:val="20"/>
@@ -2862,12 +3276,30 @@
             </w:tcMar>
           </w:tcPr>
           <w:p>
-            <w:r>
-              <w:rPr>
-                <w:sz w:val="20"/>
-                <w:szCs w:val="20"/>
-              </w:rPr>
-              <w:t>DeleteFile()</w:t>
+            <w:proofErr w:type="spellStart"/>
+            <w:proofErr w:type="gramStart"/>
+            <w:r>
+              <w:rPr>
+                <w:sz w:val="20"/>
+                <w:szCs w:val="20"/>
+              </w:rPr>
+              <w:t>DeleteFile</w:t>
+            </w:r>
+            <w:proofErr w:type="spellEnd"/>
+            <w:r>
+              <w:rPr>
+                <w:sz w:val="20"/>
+                <w:szCs w:val="20"/>
+              </w:rPr>
+              <w:t>(</w:t>
+            </w:r>
+            <w:proofErr w:type="gramEnd"/>
+            <w:r>
+              <w:rPr>
+                <w:sz w:val="20"/>
+                <w:szCs w:val="20"/>
+              </w:rPr>
+              <w:t>)</w:t>
             </w:r>
           </w:p>
         </w:tc>
@@ -2907,7 +3339,23 @@
                 <w:sz w:val="20"/>
                 <w:szCs w:val="20"/>
               </w:rPr>
-              <w:t>Deletes a file, equivalent to Linux unlink().</w:t>
+              <w:t xml:space="preserve">Deletes a file, equivalent to Linux </w:t>
+            </w:r>
+            <w:proofErr w:type="gramStart"/>
+            <w:r>
+              <w:rPr>
+                <w:sz w:val="20"/>
+                <w:szCs w:val="20"/>
+              </w:rPr>
+              <w:t>unlink(</w:t>
+            </w:r>
+            <w:proofErr w:type="gramEnd"/>
+            <w:r>
+              <w:rPr>
+                <w:sz w:val="20"/>
+                <w:szCs w:val="20"/>
+              </w:rPr>
+              <w:t>).</w:t>
             </w:r>
           </w:p>
         </w:tc>
@@ -3095,8 +3543,17 @@
           <w:i/>
           <w:iCs/>
         </w:rPr>
-        <w:t>ROM is a printed book: the words are permanent. RAM is a whiteboard: fast to write on and read from, but</w:t>
-      </w:r>
+        <w:t xml:space="preserve">ROM is a printed book: the words are permanent. RAM is a whiteboard: fast to write on and read </w:t>
+      </w:r>
+      <w:proofErr w:type="gramStart"/>
+      <w:r>
+        <w:rPr>
+          <w:i/>
+          <w:iCs/>
+        </w:rPr>
+        <w:t>from, but</w:t>
+      </w:r>
+      <w:proofErr w:type="gramEnd"/>
       <w:r>
         <w:rPr>
           <w:i/>
@@ -4542,13 +4999,22 @@
           <w:i/>
           <w:iCs/>
         </w:rPr>
-        <w:t>Imagine a set of notebooks. RAID 0 splits your essay across two notebooks so two people can write at once (fast, but</w:t>
-      </w:r>
+        <w:t>Imagine a set of notebooks. RAID 0 splits your essay across two notebooks so two people can write at once (</w:t>
+      </w:r>
+      <w:proofErr w:type="gramStart"/>
       <w:r>
         <w:rPr>
           <w:i/>
           <w:iCs/>
         </w:rPr>
+        <w:t>fast, but</w:t>
+      </w:r>
+      <w:proofErr w:type="gramEnd"/>
+      <w:r>
+        <w:rPr>
+          <w:i/>
+          <w:iCs/>
+        </w:rPr>
         <w:t xml:space="preserve"> lose one notebook and the essay is ruined). RAID 1 is writing the whole essay in two notebooks at the same time (lose one, you still have it). RAID 5 spreads the essay across several notebooks and adds a "cheat sheet" of clues so any single lost notebook can be rebuilt. RAID 6 keeps two cheat sheets, so two notebooks can be lost. RAID 10 is pairs of duplicate notebooks with the essay split across the pairs.</w:t>
       </w:r>
     </w:p>
@@ -4677,7 +5143,15 @@
         <w:t>Type 1 hypervisor (bare metal)</w:t>
       </w:r>
       <w:r>
-        <w:t xml:space="preserve"> runs directly on the host hardware. Examples: VMware ESXi, Microsoft Hyper-V (server), KVM, Xen.</w:t>
+        <w:t xml:space="preserve"> runs directly on the host hardware. Examples: VMware </w:t>
+      </w:r>
+      <w:proofErr w:type="spellStart"/>
+      <w:r>
+        <w:t>ESXi</w:t>
+      </w:r>
+      <w:proofErr w:type="spellEnd"/>
+      <w:r>
+        <w:t>, Microsoft Hyper-V (server), KVM, Xen.</w:t>
       </w:r>
     </w:p>
     <w:p>
@@ -4756,7 +5230,21 @@
         <w:spacing w:after="40"/>
       </w:pPr>
       <w:r>
-        <w:t>Containers are lightweight, portable, self-contained units that package an application along with its dependencies (libraries, binaries, configuration files) so it runs consistently across different computing environments</w:t>
+        <w:t xml:space="preserve">Containers are lightweight, portable, self-contained units that package an application along with </w:t>
+      </w:r>
+      <w:proofErr w:type="gramStart"/>
+      <w:r>
+        <w:t>its</w:t>
+      </w:r>
+      <w:proofErr w:type="gramEnd"/>
+      <w:r>
+        <w:t xml:space="preserve"> dependencies (libraries, binaries, configuration files) so </w:t>
+      </w:r>
+      <w:r>
+        <w:t>they run</w:t>
+      </w:r>
+      <w:r>
+        <w:t xml:space="preserve"> consistently across different computing environments</w:t>
       </w:r>
     </w:p>
     <w:p>
@@ -4834,7 +5322,27 @@
         <w:spacing w:after="40"/>
       </w:pPr>
       <w:r>
-        <w:t>Examples: Docker (builds and runs containers) and Kubernetes (orchestrates many containers)</w:t>
+        <w:t xml:space="preserve">Examples: </w:t>
+      </w:r>
+      <w:r>
+        <w:rPr>
+          <w:b/>
+          <w:bCs/>
+        </w:rPr>
+        <w:t>Docker</w:t>
+      </w:r>
+      <w:r>
+        <w:t xml:space="preserve"> (builds and runs containers) and </w:t>
+      </w:r>
+      <w:r>
+        <w:rPr>
+          <w:b/>
+          <w:bCs/>
+        </w:rPr>
+        <w:t>Kubernetes</w:t>
+      </w:r>
+      <w:r>
+        <w:t xml:space="preserve"> (orchestrates many containers)</w:t>
       </w:r>
     </w:p>
     <w:p>
@@ -5262,7 +5770,7 @@
         </w:trPr>
         <w:tc>
           <w:tcPr>
-            <w:tcW w:w="0" w:type="dxa"/>
+            <w:tcW w:w="3221" w:type="dxa"/>
             <w:shd w:val="clear" w:color="auto" w:fill="1F4E79"/>
             <w:tcMar>
               <w:top w:w="60" w:type="dxa"/>
@@ -5286,7 +5794,7 @@
         </w:tc>
         <w:tc>
           <w:tcPr>
-            <w:tcW w:w="0" w:type="dxa"/>
+            <w:tcW w:w="3048" w:type="dxa"/>
             <w:shd w:val="clear" w:color="auto" w:fill="1F4E79"/>
             <w:tcMar>
               <w:top w:w="60" w:type="dxa"/>
@@ -5310,7 +5818,7 @@
         </w:tc>
         <w:tc>
           <w:tcPr>
-            <w:tcW w:w="0" w:type="dxa"/>
+            <w:tcW w:w="3091" w:type="dxa"/>
             <w:shd w:val="clear" w:color="auto" w:fill="1F4E79"/>
             <w:tcMar>
               <w:top w:w="60" w:type="dxa"/>
@@ -5336,7 +5844,7 @@
       <w:tr>
         <w:tc>
           <w:tcPr>
-            <w:tcW w:w="0" w:type="dxa"/>
+            <w:tcW w:w="3221" w:type="dxa"/>
             <w:tcMar>
               <w:top w:w="60" w:type="dxa"/>
               <w:left w:w="100" w:type="dxa"/>
@@ -5356,7 +5864,7 @@
         </w:tc>
         <w:tc>
           <w:tcPr>
-            <w:tcW w:w="0" w:type="dxa"/>
+            <w:tcW w:w="3048" w:type="dxa"/>
             <w:tcMar>
               <w:top w:w="60" w:type="dxa"/>
               <w:left w:w="100" w:type="dxa"/>
@@ -5376,7 +5884,7 @@
         </w:tc>
         <w:tc>
           <w:tcPr>
-            <w:tcW w:w="0" w:type="dxa"/>
+            <w:tcW w:w="3091" w:type="dxa"/>
             <w:tcMar>
               <w:top w:w="60" w:type="dxa"/>
               <w:left w:w="100" w:type="dxa"/>
@@ -5398,7 +5906,7 @@
       <w:tr>
         <w:tc>
           <w:tcPr>
-            <w:tcW w:w="0" w:type="dxa"/>
+            <w:tcW w:w="3221" w:type="dxa"/>
             <w:tcMar>
               <w:top w:w="60" w:type="dxa"/>
               <w:left w:w="100" w:type="dxa"/>
@@ -5418,27 +5926,36 @@
         </w:tc>
         <w:tc>
           <w:tcPr>
-            <w:tcW w:w="0" w:type="dxa"/>
-            <w:tcMar>
-              <w:top w:w="60" w:type="dxa"/>
-              <w:left w:w="100" w:type="dxa"/>
-              <w:bottom w:w="60" w:type="dxa"/>
-              <w:right w:w="100" w:type="dxa"/>
-            </w:tcMar>
-          </w:tcPr>
-          <w:p>
-            <w:r>
-              <w:rPr>
-                <w:sz w:val="20"/>
-                <w:szCs w:val="20"/>
-              </w:rPr>
-              <w:t>Connects devices within a building or campus.</w:t>
-            </w:r>
-          </w:p>
-        </w:tc>
-        <w:tc>
-          <w:tcPr>
-            <w:tcW w:w="0" w:type="dxa"/>
+            <w:tcW w:w="3048" w:type="dxa"/>
+            <w:tcMar>
+              <w:top w:w="60" w:type="dxa"/>
+              <w:left w:w="100" w:type="dxa"/>
+              <w:bottom w:w="60" w:type="dxa"/>
+              <w:right w:w="100" w:type="dxa"/>
+            </w:tcMar>
+          </w:tcPr>
+          <w:p>
+            <w:proofErr w:type="gramStart"/>
+            <w:r>
+              <w:rPr>
+                <w:sz w:val="20"/>
+                <w:szCs w:val="20"/>
+              </w:rPr>
+              <w:t>Connects</w:t>
+            </w:r>
+            <w:proofErr w:type="gramEnd"/>
+            <w:r>
+              <w:rPr>
+                <w:sz w:val="20"/>
+                <w:szCs w:val="20"/>
+              </w:rPr>
+              <w:t xml:space="preserve"> devices within a building or campus.</w:t>
+            </w:r>
+          </w:p>
+        </w:tc>
+        <w:tc>
+          <w:tcPr>
+            <w:tcW w:w="3091" w:type="dxa"/>
             <w:tcMar>
               <w:top w:w="60" w:type="dxa"/>
               <w:left w:w="100" w:type="dxa"/>
@@ -5460,7 +5977,7 @@
       <w:tr>
         <w:tc>
           <w:tcPr>
-            <w:tcW w:w="0" w:type="dxa"/>
+            <w:tcW w:w="3221" w:type="dxa"/>
             <w:tcMar>
               <w:top w:w="60" w:type="dxa"/>
               <w:left w:w="100" w:type="dxa"/>
@@ -5480,7 +5997,7 @@
         </w:tc>
         <w:tc>
           <w:tcPr>
-            <w:tcW w:w="0" w:type="dxa"/>
+            <w:tcW w:w="3048" w:type="dxa"/>
             <w:tcMar>
               <w:top w:w="60" w:type="dxa"/>
               <w:left w:w="100" w:type="dxa"/>
@@ -5500,7 +6017,7 @@
         </w:tc>
         <w:tc>
           <w:tcPr>
-            <w:tcW w:w="0" w:type="dxa"/>
+            <w:tcW w:w="3091" w:type="dxa"/>
             <w:tcMar>
               <w:top w:w="60" w:type="dxa"/>
               <w:left w:w="100" w:type="dxa"/>
@@ -5522,7 +6039,7 @@
       <w:tr>
         <w:tc>
           <w:tcPr>
-            <w:tcW w:w="0" w:type="dxa"/>
+            <w:tcW w:w="3221" w:type="dxa"/>
             <w:tcMar>
               <w:top w:w="60" w:type="dxa"/>
               <w:left w:w="100" w:type="dxa"/>
@@ -5542,27 +6059,36 @@
         </w:tc>
         <w:tc>
           <w:tcPr>
-            <w:tcW w:w="0" w:type="dxa"/>
-            <w:tcMar>
-              <w:top w:w="60" w:type="dxa"/>
-              <w:left w:w="100" w:type="dxa"/>
-              <w:bottom w:w="60" w:type="dxa"/>
-              <w:right w:w="100" w:type="dxa"/>
-            </w:tcMar>
-          </w:tcPr>
-          <w:p>
-            <w:r>
-              <w:rPr>
-                <w:sz w:val="20"/>
-                <w:szCs w:val="20"/>
-              </w:rPr>
-              <w:t>Connects networks across countries and the world.</w:t>
-            </w:r>
-          </w:p>
-        </w:tc>
-        <w:tc>
-          <w:tcPr>
-            <w:tcW w:w="0" w:type="dxa"/>
+            <w:tcW w:w="3048" w:type="dxa"/>
+            <w:tcMar>
+              <w:top w:w="60" w:type="dxa"/>
+              <w:left w:w="100" w:type="dxa"/>
+              <w:bottom w:w="60" w:type="dxa"/>
+              <w:right w:w="100" w:type="dxa"/>
+            </w:tcMar>
+          </w:tcPr>
+          <w:p>
+            <w:proofErr w:type="gramStart"/>
+            <w:r>
+              <w:rPr>
+                <w:sz w:val="20"/>
+                <w:szCs w:val="20"/>
+              </w:rPr>
+              <w:t>Connects</w:t>
+            </w:r>
+            <w:proofErr w:type="gramEnd"/>
+            <w:r>
+              <w:rPr>
+                <w:sz w:val="20"/>
+                <w:szCs w:val="20"/>
+              </w:rPr>
+              <w:t xml:space="preserve"> networks across countries and the world.</w:t>
+            </w:r>
+          </w:p>
+        </w:tc>
+        <w:tc>
+          <w:tcPr>
+            <w:tcW w:w="3091" w:type="dxa"/>
             <w:tcMar>
               <w:top w:w="60" w:type="dxa"/>
               <w:left w:w="100" w:type="dxa"/>
@@ -5584,68 +6110,6 @@
                 <w:szCs w:val="20"/>
               </w:rPr>
               <w:t xml:space="preserve"> or overseas</w:t>
-            </w:r>
-          </w:p>
-        </w:tc>
-      </w:tr>
-      <w:tr>
-        <w:tc>
-          <w:tcPr>
-            <w:tcW w:w="0" w:type="dxa"/>
-            <w:tcMar>
-              <w:top w:w="60" w:type="dxa"/>
-              <w:left w:w="100" w:type="dxa"/>
-              <w:bottom w:w="60" w:type="dxa"/>
-              <w:right w:w="100" w:type="dxa"/>
-            </w:tcMar>
-          </w:tcPr>
-          <w:p>
-            <w:r>
-              <w:rPr>
-                <w:sz w:val="20"/>
-                <w:szCs w:val="20"/>
-              </w:rPr>
-              <w:t>NAS (Network Attached Storage)</w:t>
-            </w:r>
-          </w:p>
-        </w:tc>
-        <w:tc>
-          <w:tcPr>
-            <w:tcW w:w="0" w:type="dxa"/>
-            <w:tcMar>
-              <w:top w:w="60" w:type="dxa"/>
-              <w:left w:w="100" w:type="dxa"/>
-              <w:bottom w:w="60" w:type="dxa"/>
-              <w:right w:w="100" w:type="dxa"/>
-            </w:tcMar>
-          </w:tcPr>
-          <w:p>
-            <w:r>
-              <w:rPr>
-                <w:sz w:val="20"/>
-                <w:szCs w:val="20"/>
-              </w:rPr>
-              <w:t>A storage device on a LAN that gives multiple users file-level access to shared files from one central location.</w:t>
-            </w:r>
-          </w:p>
-        </w:tc>
-        <w:tc>
-          <w:tcPr>
-            <w:tcW w:w="0" w:type="dxa"/>
-            <w:tcMar>
-              <w:top w:w="60" w:type="dxa"/>
-              <w:left w:w="100" w:type="dxa"/>
-              <w:bottom w:w="60" w:type="dxa"/>
-              <w:right w:w="100" w:type="dxa"/>
-            </w:tcMar>
-          </w:tcPr>
-          <w:p>
-            <w:r>
-              <w:rPr>
-                <w:sz w:val="20"/>
-                <w:szCs w:val="20"/>
-              </w:rPr>
-              <w:t>Shared department file server, home media server, small-office backup drive</w:t>
             </w:r>
           </w:p>
         </w:tc>
@@ -5908,7 +6372,23 @@
           <w:i/>
           <w:iCs/>
         </w:rPr>
-        <w:t xml:space="preserve"> "Who is Jane?" across the office and Jane raising her hand so you know where to deliver the package.</w:t>
+        <w:t xml:space="preserve"> "Who is Jane?" across the office and Jane </w:t>
+      </w:r>
+      <w:proofErr w:type="gramStart"/>
+      <w:r>
+        <w:rPr>
+          <w:i/>
+          <w:iCs/>
+        </w:rPr>
+        <w:t>raising</w:t>
+      </w:r>
+      <w:proofErr w:type="gramEnd"/>
+      <w:r>
+        <w:rPr>
+          <w:i/>
+          <w:iCs/>
+        </w:rPr>
+        <w:t xml:space="preserve"> her hand so you know where to deliver the package.</w:t>
       </w:r>
     </w:p>
     <w:p>
@@ -7446,8 +7926,13 @@
         <w:spacing w:after="40"/>
       </w:pPr>
       <w:r>
-        <w:t>Pros: lowest up-front</w:t>
-      </w:r>
+        <w:t xml:space="preserve">Pros: lowest </w:t>
+      </w:r>
+      <w:proofErr w:type="gramStart"/>
+      <w:r>
+        <w:t>up-front</w:t>
+      </w:r>
+      <w:proofErr w:type="gramEnd"/>
       <w:r>
         <w:t xml:space="preserve"> cost, pay-as-you-go, nearly unlimited scaling, no hardware to maintain</w:t>
       </w:r>
@@ -7495,8 +7980,13 @@
         <w:spacing w:after="40"/>
       </w:pPr>
       <w:r>
-        <w:t>Examples: VMware vSphere private cloud, OpenStack, a bank's in-house cloud, Azure Stack or AWS Outposts running on-premises</w:t>
-      </w:r>
+        <w:t xml:space="preserve">Examples: VMware vSphere private cloud, OpenStack, a bank's in-house cloud, Azure Stack or AWS Outposts running </w:t>
+      </w:r>
+      <w:proofErr w:type="gramStart"/>
+      <w:r>
+        <w:t>on-premises</w:t>
+      </w:r>
+      <w:proofErr w:type="gramEnd"/>
     </w:p>
     <w:p>
       <w:pPr>
@@ -7541,7 +8031,15 @@
         <w:t>Hybrid cloud:</w:t>
       </w:r>
       <w:r>
-        <w:t xml:space="preserve"> a mix of private and public cloud that are connected so data and applications can move between them. Sensitive workloads stay private; bursty or public-facing workloads use the public cloud.</w:t>
+        <w:t xml:space="preserve"> a mix of private and public </w:t>
+      </w:r>
+      <w:proofErr w:type="gramStart"/>
+      <w:r>
+        <w:t>cloud</w:t>
+      </w:r>
+      <w:proofErr w:type="gramEnd"/>
+      <w:r>
+        <w:t xml:space="preserve"> that are connected so data and applications can move between them. Sensitive workloads stay private; bursty or public-facing workloads use the public cloud.</w:t>
       </w:r>
     </w:p>
     <w:p>
@@ -7597,7 +8095,15 @@
         <w:t>Community cloud:</w:t>
       </w:r>
       <w:r>
-        <w:t xml:space="preserve"> infrastructure shared by several organizations that have common needs (same industry, same regulations, same mission). Costs and governance are shared among the members, but it is not open to the general public.</w:t>
+        <w:t xml:space="preserve"> infrastructure shared by several organizations that have common needs (same industry, same regulations, same mission). Costs and governance are shared among the members, but it is not open to the </w:t>
+      </w:r>
+      <w:proofErr w:type="gramStart"/>
+      <w:r>
+        <w:t>general public</w:t>
+      </w:r>
+      <w:proofErr w:type="gramEnd"/>
+      <w:r>
+        <w:t>.</w:t>
       </w:r>
     </w:p>
     <w:p>
@@ -7631,7 +8137,23 @@
         <w:t>Multi-cloud:</w:t>
       </w:r>
       <w:r>
-        <w:t xml:space="preserve"> using services from two or more public cloud providers at the same time (for example, AWS for compute and Azure for Microsoft 365 integration) to avoid lock-in or to use the best tool from each</w:t>
+        <w:t xml:space="preserve"> using services from two or more public cloud providers at the same time (for example, AWS for compute and Azure for Microsoft 365 integration) to avoid </w:t>
+      </w:r>
+      <w:proofErr w:type="gramStart"/>
+      <w:r>
+        <w:t>lock-in</w:t>
+      </w:r>
+      <w:proofErr w:type="gramEnd"/>
+      <w:r>
+        <w:t xml:space="preserve"> or </w:t>
+      </w:r>
+      <w:proofErr w:type="gramStart"/>
+      <w:r>
+        <w:t>to use</w:t>
+      </w:r>
+      <w:proofErr w:type="gramEnd"/>
+      <w:r>
+        <w:t xml:space="preserve"> the best tool from each</w:t>
       </w:r>
     </w:p>
     <w:p>
@@ -7717,7 +8239,39 @@
           <w:i/>
           <w:iCs/>
         </w:rPr>
-        <w:t xml:space="preserve"> is owning a house and also renting a storage unit or an Airbnb when guests visit: you keep what matters at home and rent extra space only when you need it. </w:t>
+        <w:t xml:space="preserve"> is owning a house </w:t>
+      </w:r>
+      <w:proofErr w:type="gramStart"/>
+      <w:r>
+        <w:rPr>
+          <w:i/>
+          <w:iCs/>
+        </w:rPr>
+        <w:t>and also</w:t>
+      </w:r>
+      <w:proofErr w:type="gramEnd"/>
+      <w:r>
+        <w:rPr>
+          <w:i/>
+          <w:iCs/>
+        </w:rPr>
+        <w:t xml:space="preserve"> renting a storage unit or an Airbnb when guests </w:t>
+      </w:r>
+      <w:proofErr w:type="gramStart"/>
+      <w:r>
+        <w:rPr>
+          <w:i/>
+          <w:iCs/>
+        </w:rPr>
+        <w:t>visit:</w:t>
+      </w:r>
+      <w:proofErr w:type="gramEnd"/>
+      <w:r>
+        <w:rPr>
+          <w:i/>
+          <w:iCs/>
+        </w:rPr>
+        <w:t xml:space="preserve"> you keep what matters at home and rent extra space only when you need it. </w:t>
       </w:r>
       <w:r>
         <w:rPr>
@@ -8574,6 +9128,7 @@
         </w:rPr>
         <w:t xml:space="preserve">The pizza analogy. </w:t>
       </w:r>
+      <w:proofErr w:type="gramStart"/>
       <w:r>
         <w:rPr>
           <w:b/>
@@ -8583,6 +9138,7 @@
         </w:rPr>
         <w:t>On-premises</w:t>
       </w:r>
+      <w:proofErr w:type="gramEnd"/>
       <w:r>
         <w:rPr>
           <w:i/>
@@ -8830,8 +9386,13 @@
         <w:spacing w:after="40"/>
       </w:pPr>
       <w:r>
-        <w:t>Examples: Amazon WorkSpaces</w:t>
-      </w:r>
+        <w:t xml:space="preserve">Examples: Amazon </w:t>
+      </w:r>
+      <w:proofErr w:type="spellStart"/>
+      <w:r>
+        <w:t>WorkSpaces</w:t>
+      </w:r>
+      <w:proofErr w:type="spellEnd"/>
       <w:r>
         <w:t>, Microsoft Azure Virtual Desktop, Citrix DaaS (formerly Citrix Virtual Apps and Desktops service)</w:t>
       </w:r>
@@ -8919,7 +9480,15 @@
         <w:spacing w:after="40"/>
       </w:pPr>
       <w:r>
-        <w:t>Use cases: a category of internet and cloud-based services that provides software development tools</w:t>
+        <w:t xml:space="preserve">Use cases: a category of internet and cloud-based services that </w:t>
+      </w:r>
+      <w:proofErr w:type="gramStart"/>
+      <w:r>
+        <w:t>provides</w:t>
+      </w:r>
+      <w:proofErr w:type="gramEnd"/>
+      <w:r>
+        <w:t xml:space="preserve"> software development tools</w:t>
       </w:r>
     </w:p>
     <w:p>
@@ -9067,8 +9636,13 @@
         </w:numPr>
         <w:spacing w:after="40"/>
       </w:pPr>
-      <w:r>
-        <w:t>Similar to MEVN, using Angular (a TypeScript-based frontend framework)</w:t>
+      <w:proofErr w:type="gramStart"/>
+      <w:r>
+        <w:t>Similar to</w:t>
+      </w:r>
+      <w:proofErr w:type="gramEnd"/>
+      <w:r>
+        <w:t xml:space="preserve"> MEVN, using Angular (a TypeScript-based frontend framework)</w:t>
       </w:r>
     </w:p>
     <w:p>
@@ -9589,8 +10163,17 @@
                 <w:sz w:val="20"/>
                 <w:szCs w:val="20"/>
               </w:rPr>
-              <w:t>Zeus, DarkComet</w:t>
-            </w:r>
+              <w:t xml:space="preserve">Zeus, </w:t>
+            </w:r>
+            <w:proofErr w:type="spellStart"/>
+            <w:r>
+              <w:rPr>
+                <w:sz w:val="20"/>
+                <w:szCs w:val="20"/>
+              </w:rPr>
+              <w:t>DarkComet</w:t>
+            </w:r>
+            <w:proofErr w:type="spellEnd"/>
           </w:p>
         </w:tc>
       </w:tr>
@@ -9788,12 +10371,21 @@
             </w:tcMar>
           </w:tcPr>
           <w:p>
-            <w:r>
-              <w:rPr>
-                <w:sz w:val="20"/>
-                <w:szCs w:val="20"/>
-              </w:rPr>
-              <w:t>CryptoLocker, WannaCry</w:t>
+            <w:proofErr w:type="spellStart"/>
+            <w:r>
+              <w:rPr>
+                <w:sz w:val="20"/>
+                <w:szCs w:val="20"/>
+              </w:rPr>
+              <w:t>CryptoLocker</w:t>
+            </w:r>
+            <w:proofErr w:type="spellEnd"/>
+            <w:r>
+              <w:rPr>
+                <w:sz w:val="20"/>
+                <w:szCs w:val="20"/>
+              </w:rPr>
+              <w:t>, WannaCry</w:t>
             </w:r>
           </w:p>
         </w:tc>
@@ -10202,8 +10794,17 @@
                 <w:sz w:val="20"/>
                 <w:szCs w:val="20"/>
               </w:rPr>
-              <w:t>W32/Sality</w:t>
-            </w:r>
+              <w:t>W32/</w:t>
+            </w:r>
+            <w:proofErr w:type="spellStart"/>
+            <w:r>
+              <w:rPr>
+                <w:sz w:val="20"/>
+                <w:szCs w:val="20"/>
+              </w:rPr>
+              <w:t>Sality</w:t>
+            </w:r>
+            <w:proofErr w:type="spellEnd"/>
           </w:p>
         </w:tc>
       </w:tr>
@@ -10235,7 +10836,55 @@
           <w:i/>
           <w:iCs/>
         </w:rPr>
-        <w:t>A virus is a cold: it needs a host to carry it and you have to come in contact. A worm is a wildfire: it spreads on its own with no help. A Trojan is a gift-wrapped box with something nasty inside. Ransomware is a kidnapper who locks your files and demands a ransom. A rootkit is a burglar who hides in the attic and disables the alarm. A polymorphic virus is a criminal who changes disguises so the wanted poster never matches.</w:t>
+        <w:t xml:space="preserve">A virus is a cold: it needs a host to carry </w:t>
+      </w:r>
+      <w:proofErr w:type="gramStart"/>
+      <w:r>
+        <w:rPr>
+          <w:i/>
+          <w:iCs/>
+        </w:rPr>
+        <w:t>it</w:t>
+      </w:r>
+      <w:proofErr w:type="gramEnd"/>
+      <w:r>
+        <w:rPr>
+          <w:i/>
+          <w:iCs/>
+        </w:rPr>
+        <w:t xml:space="preserve"> and you </w:t>
+      </w:r>
+      <w:proofErr w:type="gramStart"/>
+      <w:r>
+        <w:rPr>
+          <w:i/>
+          <w:iCs/>
+        </w:rPr>
+        <w:t>have to</w:t>
+      </w:r>
+      <w:proofErr w:type="gramEnd"/>
+      <w:r>
+        <w:rPr>
+          <w:i/>
+          <w:iCs/>
+        </w:rPr>
+        <w:t xml:space="preserve"> come in contact. A worm is a wildfire: it spreads on its own with no help. A Trojan is a gift-wrapped box with something nasty inside. Ransomware is a kidnapper who locks your files and demands a ransom. A rootkit is a burglar who hides in the attic and disables the alarm. A polymorphic virus is a criminal who changes </w:t>
+      </w:r>
+      <w:proofErr w:type="gramStart"/>
+      <w:r>
+        <w:rPr>
+          <w:i/>
+          <w:iCs/>
+        </w:rPr>
+        <w:t>disguises</w:t>
+      </w:r>
+      <w:proofErr w:type="gramEnd"/>
+      <w:r>
+        <w:rPr>
+          <w:i/>
+          <w:iCs/>
+        </w:rPr>
+        <w:t xml:space="preserve"> so the wanted poster never matches.</w:t>
       </w:r>
     </w:p>
     <w:sectPr>

--- a/Student_Notes.docx
+++ b/Student_Notes.docx
@@ -1,6 +1,6 @@
 
 <file path=word/document.xml><?xml version="1.0" encoding="utf-8"?>
-<w:document xmlns:wpc="http://schemas.microsoft.com/office/word/2010/wordprocessingCanvas" xmlns:cx="http://schemas.microsoft.com/office/drawing/2014/chartex" xmlns:cx1="http://schemas.microsoft.com/office/drawing/2015/9/8/chartex" xmlns:cx2="http://schemas.microsoft.com/office/drawing/2015/10/21/chartex" xmlns:cx3="http://schemas.microsoft.com/office/drawing/2016/5/9/chartex" xmlns:cx4="http://schemas.microsoft.com/office/drawing/2016/5/10/chartex" xmlns:cx5="http://schemas.microsoft.com/office/drawing/2016/5/11/chartex" xmlns:cx6="http://schemas.microsoft.com/office/drawing/2016/5/12/chartex" xmlns:cx7="http://schemas.microsoft.com/office/drawing/2016/5/13/chartex" xmlns:cx8="http://schemas.microsoft.com/office/drawing/2016/5/14/chartex" xmlns:mc="http://schemas.openxmlformats.org/markup-compatibility/2006" xmlns:aink="http://schemas.microsoft.com/office/drawing/2016/ink" xmlns:am3d="http://schemas.microsoft.com/office/drawing/2017/model3d" xmlns:o="urn:schemas-microsoft-com:office:office" xmlns:oel="http://schemas.microsoft.com/office/2019/extlst" xmlns:r="http://schemas.openxmlformats.org/officeDocument/2006/relationships" xmlns:m="http://schemas.openxmlformats.org/officeDocument/2006/math" xmlns:v="urn:schemas-microsoft-com:vml" xmlns:wp14="http://schemas.microsoft.com/office/word/2010/wordprocessingDrawing" xmlns:wp="http://schemas.openxmlformats.org/drawingml/2006/wordprocessingDrawing" xmlns:w10="urn:schemas-microsoft-com:office:word" xmlns:w="http://schemas.openxmlformats.org/wordprocessingml/2006/main" xmlns:w14="http://schemas.microsoft.com/office/word/2010/wordml" xmlns:w15="http://schemas.microsoft.com/office/word/2012/wordml" xmlns:w16cex="http://schemas.microsoft.com/office/word/2018/wordml/cex" xmlns:w16cid="http://schemas.microsoft.com/office/word/2016/wordml/cid" xmlns:w16="http://schemas.microsoft.com/office/word/2018/wordml" xmlns:w16du="http://schemas.microsoft.com/office/word/2023/wordml/word16du" xmlns:w16sdtdh="http://schemas.microsoft.com/office/word/2020/wordml/sdtdatahash" xmlns:w16sdtfl="http://schemas.microsoft.com/office/word/2024/wordml/sdtformatlock" xmlns:w16se="http://schemas.microsoft.com/office/word/2015/wordml/symex" xmlns:wpg="http://schemas.microsoft.com/office/word/2010/wordprocessingGroup" xmlns:wpi="http://schemas.microsoft.com/office/word/2010/wordprocessingInk" xmlns:wne="http://schemas.microsoft.com/office/word/2006/wordml" xmlns:wps="http://schemas.microsoft.com/office/word/2010/wordprocessingShape" mc:Ignorable="w14 w15 w16se w16cid w16 w16cex w16sdtdh w16sdtfl w16du wp14">
+<w:document xmlns:wpc="http://schemas.microsoft.com/office/word/2010/wordprocessingCanvas" xmlns:cx="http://schemas.microsoft.com/office/drawing/2014/chartex" xmlns:cx1="http://schemas.microsoft.com/office/drawing/2015/9/8/chartex" xmlns:cx2="http://schemas.microsoft.com/office/drawing/2015/10/21/chartex" xmlns:cx3="http://schemas.microsoft.com/office/drawing/2016/5/9/chartex" xmlns:cx4="http://schemas.microsoft.com/office/drawing/2016/5/10/chartex" xmlns:cx5="http://schemas.microsoft.com/office/drawing/2016/5/11/chartex" xmlns:cx6="http://schemas.microsoft.com/office/drawing/2016/5/12/chartex" xmlns:cx7="http://schemas.microsoft.com/office/drawing/2016/5/13/chartex" xmlns:cx8="http://schemas.microsoft.com/office/drawing/2016/5/14/chartex" xmlns:mc="http://schemas.openxmlformats.org/markup-compatibility/2006" xmlns:m="http://schemas.openxmlformats.org/officeDocument/2006/math" xmlns:aink="http://schemas.microsoft.com/office/drawing/2016/ink" xmlns:am3d="http://schemas.microsoft.com/office/drawing/2017/model3d" xmlns:oel="http://schemas.microsoft.com/office/2019/extlst" xmlns:r="http://schemas.openxmlformats.org/officeDocument/2006/relationships" xmlns:wp14="http://schemas.microsoft.com/office/word/2010/wordprocessingDrawing" xmlns:wp="http://schemas.openxmlformats.org/drawingml/2006/wordprocessingDrawing" xmlns:wpg="http://schemas.microsoft.com/office/word/2010/wordprocessingGroup" xmlns:wpi="http://schemas.microsoft.com/office/word/2010/wordprocessingInk" xmlns:wps="http://schemas.microsoft.com/office/word/2010/wordprocessingShape" xmlns:o="urn:schemas-microsoft-com:office:office" xmlns:v="urn:schemas-microsoft-com:vml" xmlns:w10="urn:schemas-microsoft-com:office:word" xmlns:w="http://schemas.openxmlformats.org/wordprocessingml/2006/main" xmlns:w14="http://schemas.microsoft.com/office/word/2010/wordml" xmlns:w15="http://schemas.microsoft.com/office/word/2012/wordml" xmlns:w16cex="http://schemas.microsoft.com/office/word/2018/wordml/cex" xmlns:w16cid="http://schemas.microsoft.com/office/word/2016/wordml/cid" xmlns:w16="http://schemas.microsoft.com/office/word/2018/wordml" xmlns:w16sdtdh="http://schemas.microsoft.com/office/word/2020/wordml/sdtdatahash" xmlns:w16sdtfl="http://schemas.microsoft.com/office/word/2024/wordml/sdtformatlock" xmlns:w16se="http://schemas.microsoft.com/office/word/2015/wordml/symex" xmlns:w16du="http://schemas.microsoft.com/office/word/2023/wordml/word16du" xmlns:wne="http://schemas.microsoft.com/office/word/2006/wordml" mc:Ignorable="w14 w15 w16se w16cid w16 w16cex w16sdtdh w16sdtfl w16du wp14">
   <w:body>
     <w:p>
       <w:pPr>
@@ -91,66 +91,6 @@
       </w:r>
       <w:r>
         <w:t xml:space="preserve"> the "calculator" of the CPU; performs math and logic operations</w:t>
-      </w:r>
-    </w:p>
-    <w:p>
-      <w:pPr>
-        <w:pStyle w:val="ListParagraph"/>
-        <w:numPr>
-          <w:ilvl w:val="0"/>
-          <w:numId w:val="2"/>
-        </w:numPr>
-        <w:spacing w:after="40"/>
-      </w:pPr>
-      <w:r>
-        <w:rPr>
-          <w:b/>
-          <w:bCs/>
-        </w:rPr>
-        <w:t>CU (Control Unit):</w:t>
-      </w:r>
-      <w:r>
-        <w:t xml:space="preserve"> the "manager" of the CPU; directs data movement and execution</w:t>
-      </w:r>
-    </w:p>
-    <w:p>
-      <w:pPr>
-        <w:pStyle w:val="ListParagraph"/>
-        <w:numPr>
-          <w:ilvl w:val="0"/>
-          <w:numId w:val="2"/>
-        </w:numPr>
-        <w:spacing w:after="40"/>
-      </w:pPr>
-      <w:r>
-        <w:rPr>
-          <w:b/>
-          <w:bCs/>
-        </w:rPr>
-        <w:t>Registers:</w:t>
-      </w:r>
-      <w:r>
-        <w:t xml:space="preserve"> the fastest memory in the entire computer (faster than cache); small, ultra-fast storage inside the CPU</w:t>
-      </w:r>
-    </w:p>
-    <w:p>
-      <w:pPr>
-        <w:pStyle w:val="ListParagraph"/>
-        <w:numPr>
-          <w:ilvl w:val="0"/>
-          <w:numId w:val="2"/>
-        </w:numPr>
-        <w:spacing w:after="40"/>
-      </w:pPr>
-      <w:r>
-        <w:rPr>
-          <w:b/>
-          <w:bCs/>
-        </w:rPr>
-        <w:t>Cache:</w:t>
-      </w:r>
-      <w:r>
-        <w:t xml:space="preserve"> high-speed memory in the CPU that stores frequently accessed data and instructions to speed things up</w:t>
       </w:r>
     </w:p>
     <w:p>
@@ -175,260 +115,27 @@
           <w:i/>
           <w:iCs/>
         </w:rPr>
-        <w:t xml:space="preserve">Think of a chef in a kitchen. The chef is the CPU. The recipe card in hand is a register (instant access). The spice rack within arm's reach is cache. The pantry across the room is RAM. The grocery store down the street is </w:t>
-      </w:r>
-      <w:r>
-        <w:rPr>
-          <w:i/>
-          <w:iCs/>
-        </w:rPr>
-        <w:t>a</w:t>
-      </w:r>
-      <w:r>
-        <w:rPr>
-          <w:i/>
-          <w:iCs/>
-        </w:rPr>
-        <w:t xml:space="preserve"> hard drive. The closer the ingredient, the faster the chef can use it.</w:t>
-      </w:r>
-    </w:p>
-    <w:p>
-      <w:pPr>
-        <w:pStyle w:val="Heading3"/>
-      </w:pPr>
-      <w:r>
-        <w:t>Operating Systems and Applications</w:t>
-      </w:r>
-    </w:p>
-    <w:p>
-      <w:pPr>
-        <w:pStyle w:val="ListParagraph"/>
-        <w:numPr>
-          <w:ilvl w:val="0"/>
-          <w:numId w:val="2"/>
-        </w:numPr>
-        <w:spacing w:after="40"/>
-      </w:pPr>
-      <w:r>
-        <w:rPr>
-          <w:b/>
-          <w:bCs/>
-        </w:rPr>
-        <w:t>Operating systems</w:t>
-      </w:r>
-      <w:r>
-        <w:t xml:space="preserve"> execute commands and manage a computer's hardware and software resources, including device, memory, file, and process management. An OS also provides common services for computer programs.</w:t>
-      </w:r>
-    </w:p>
-    <w:p>
-      <w:pPr>
-        <w:pStyle w:val="ListParagraph"/>
-        <w:numPr>
-          <w:ilvl w:val="1"/>
-          <w:numId w:val="2"/>
-        </w:numPr>
-        <w:spacing w:after="40"/>
-      </w:pPr>
-      <w:r>
-        <w:t>The OS is the brain combined with the nervous system of the computer</w:t>
-      </w:r>
-    </w:p>
-    <w:p>
-      <w:pPr>
-        <w:pStyle w:val="ListParagraph"/>
-        <w:numPr>
-          <w:ilvl w:val="0"/>
-          <w:numId w:val="2"/>
-        </w:numPr>
-        <w:spacing w:after="40"/>
-      </w:pPr>
-      <w:r>
-        <w:t xml:space="preserve">An </w:t>
-      </w:r>
-      <w:r>
-        <w:rPr>
-          <w:b/>
-          <w:bCs/>
-        </w:rPr>
-        <w:t>application program</w:t>
-      </w:r>
-      <w:r>
-        <w:t xml:space="preserve"> is software designed to perform a specific task or function for users</w:t>
-      </w:r>
-    </w:p>
-    <w:p>
-      <w:pPr>
-        <w:pStyle w:val="ListParagraph"/>
-        <w:numPr>
-          <w:ilvl w:val="1"/>
-          <w:numId w:val="2"/>
-        </w:numPr>
-        <w:spacing w:after="40"/>
-      </w:pPr>
-      <w:r>
-        <w:t>Example: Microsoft Word is an application program designed to create, edit, and format text documents</w:t>
-      </w:r>
-    </w:p>
-    <w:p>
-      <w:pPr>
-        <w:pStyle w:val="ListParagraph"/>
-        <w:numPr>
-          <w:ilvl w:val="1"/>
-          <w:numId w:val="2"/>
-        </w:numPr>
-        <w:spacing w:after="40"/>
-      </w:pPr>
-      <w:r>
-        <w:t>Applications are the hands and tools of the computer</w:t>
-      </w:r>
-    </w:p>
-    <w:p>
-      <w:pPr>
-        <w:pStyle w:val="ListParagraph"/>
-        <w:numPr>
-          <w:ilvl w:val="0"/>
-          <w:numId w:val="2"/>
-        </w:numPr>
-        <w:spacing w:after="40"/>
-      </w:pPr>
-      <w:r>
-        <w:rPr>
-          <w:b/>
-          <w:bCs/>
-        </w:rPr>
-        <w:t>Swift</w:t>
-      </w:r>
-      <w:r>
-        <w:t xml:space="preserve"> is a programming language used for Apple iOS app development</w:t>
-      </w:r>
-    </w:p>
-    <w:p>
-      <w:pPr>
-        <w:pStyle w:val="ListParagraph"/>
-        <w:numPr>
-          <w:ilvl w:val="0"/>
-          <w:numId w:val="2"/>
-        </w:numPr>
-        <w:spacing w:after="40"/>
-      </w:pPr>
-      <w:r>
-        <w:rPr>
-          <w:b/>
-          <w:bCs/>
-        </w:rPr>
-        <w:t>Java</w:t>
-      </w:r>
-      <w:r>
-        <w:t xml:space="preserve"> is a programming language used for Android app development </w:t>
-      </w:r>
-    </w:p>
-    <w:p>
-      <w:pPr>
-        <w:pStyle w:val="ListParagraph"/>
-        <w:numPr>
-          <w:ilvl w:val="0"/>
-          <w:numId w:val="2"/>
-        </w:numPr>
-        <w:spacing w:after="40"/>
-      </w:pPr>
-      <w:r>
-        <w:t xml:space="preserve">A </w:t>
-      </w:r>
-      <w:r>
-        <w:rPr>
-          <w:b/>
-          <w:bCs/>
-        </w:rPr>
-        <w:t>workstation operating system</w:t>
-      </w:r>
-      <w:r>
-        <w:t xml:space="preserve"> is optimized for power users or professional tasks (software development, 3D modeling, scientific computing) and offers more advanced user management, encryption, and policy controls</w:t>
-      </w:r>
-    </w:p>
-    <w:p>
-      <w:pPr>
-        <w:pStyle w:val="ListParagraph"/>
-        <w:numPr>
-          <w:ilvl w:val="1"/>
-          <w:numId w:val="2"/>
-        </w:numPr>
-        <w:spacing w:after="40"/>
-      </w:pPr>
-      <w:r>
-        <w:t>Examples: Windows 11 Professional (Pro), Ubuntu</w:t>
-      </w:r>
-    </w:p>
-    <w:p>
-      <w:pPr>
-        <w:pStyle w:val="ListParagraph"/>
-        <w:numPr>
-          <w:ilvl w:val="0"/>
-          <w:numId w:val="2"/>
-        </w:numPr>
-        <w:spacing w:after="40"/>
-      </w:pPr>
-      <w:r>
-        <w:rPr>
-          <w:b/>
-          <w:bCs/>
-        </w:rPr>
-        <w:t>Command Line Interface (CLI)</w:t>
-      </w:r>
-      <w:r>
-        <w:t xml:space="preserve"> is a text-based user interface used to interact with an operating system or program by typing commands. It can be faster and more precise for experienced users and specific tasks, but not always for beginners or visual workflows.</w:t>
-      </w:r>
-    </w:p>
-    <w:p>
-      <w:pPr>
-        <w:pStyle w:val="ListParagraph"/>
-        <w:numPr>
-          <w:ilvl w:val="0"/>
-          <w:numId w:val="2"/>
-        </w:numPr>
-        <w:spacing w:after="40"/>
-      </w:pPr>
-      <w:r>
-        <w:rPr>
-          <w:b/>
-          <w:bCs/>
-        </w:rPr>
-        <w:t>Extended Support</w:t>
-      </w:r>
-      <w:r>
-        <w:t xml:space="preserve"> is the phase in an operating system's life cycle during which the vendor continues to provide only critical security updates, but no new features or non-security updates</w:t>
-      </w:r>
-    </w:p>
-    <w:p>
-      <w:pPr>
-        <w:pStyle w:val="ListParagraph"/>
-        <w:numPr>
-          <w:ilvl w:val="1"/>
-          <w:numId w:val="2"/>
-        </w:numPr>
-        <w:spacing w:after="40"/>
-      </w:pPr>
-      <w:r>
-        <w:lastRenderedPageBreak/>
-        <w:t xml:space="preserve">Example: Windows 10 reached its official end of support on October 14, 2025, but Microsoft </w:t>
-      </w:r>
-      <w:r>
-        <w:t>E</w:t>
-      </w:r>
-      <w:r>
-        <w:t>xtended Security Updates (ESU) coverage through October 12, 2027. ESU delivers only critical and important security fixes; no new features.</w:t>
-      </w:r>
-    </w:p>
-    <w:p>
-      <w:pPr>
-        <w:pStyle w:val="ListParagraph"/>
-        <w:numPr>
-          <w:ilvl w:val="1"/>
-          <w:numId w:val="2"/>
-        </w:numPr>
-        <w:spacing w:after="40"/>
-      </w:pPr>
-      <w:r>
-        <w:t>During extended support, Microsoft provides security updates to keep the system protected but does not add new features or make major design changes</w:t>
+        <w:t>The ALU is like the line cook in a kitchen who does the actual work, chopping, mixing, and checking whether something is done, but never decides what to make.</w:t>
+      </w:r>
+    </w:p>
+    <w:p>
+      <w:pPr>
+        <w:pStyle w:val="ListParagraph"/>
+        <w:numPr>
+          <w:ilvl w:val="0"/>
+          <w:numId w:val="2"/>
+        </w:numPr>
+        <w:spacing w:after="40"/>
+      </w:pPr>
+      <w:r>
+        <w:rPr>
+          <w:b/>
+          <w:bCs/>
+        </w:rPr>
+        <w:t>CU (Control Unit):</w:t>
+      </w:r>
+      <w:r>
+        <w:t xml:space="preserve"> the "manager" of the CPU; directs data movement and execution</w:t>
       </w:r>
     </w:p>
     <w:p>
@@ -453,57 +160,27 @@
           <w:i/>
           <w:iCs/>
         </w:rPr>
-        <w:t xml:space="preserve">It is like a car that no longer receives new features such as </w:t>
-      </w:r>
-      <w:r>
-        <w:rPr>
-          <w:i/>
-          <w:iCs/>
-        </w:rPr>
-        <w:t>CarPlay but</w:t>
-      </w:r>
-      <w:r>
-        <w:rPr>
-          <w:i/>
-          <w:iCs/>
-        </w:rPr>
-        <w:t xml:space="preserve"> still gets essential safety recalls and fixes addressed.</w:t>
-      </w:r>
-    </w:p>
-    <w:p>
-      <w:pPr>
-        <w:pStyle w:val="ListParagraph"/>
-        <w:numPr>
-          <w:ilvl w:val="0"/>
-          <w:numId w:val="2"/>
-        </w:numPr>
-        <w:spacing w:after="40"/>
-      </w:pPr>
-      <w:r>
-        <w:t xml:space="preserve">A </w:t>
-      </w:r>
-      <w:r>
-        <w:rPr>
-          <w:b/>
-          <w:bCs/>
-        </w:rPr>
-        <w:t>breakpoint</w:t>
-      </w:r>
-      <w:r>
-        <w:t xml:space="preserve"> is a debugging tool that pauses program execution</w:t>
-      </w:r>
-    </w:p>
-    <w:p>
-      <w:pPr>
-        <w:pStyle w:val="ListParagraph"/>
-        <w:numPr>
-          <w:ilvl w:val="1"/>
-          <w:numId w:val="2"/>
-        </w:numPr>
-        <w:spacing w:after="40"/>
-      </w:pPr>
-      <w:r>
-        <w:t>Example: In Visual Studio, you can set a breakpoint on a line of code. When the program reaches that line, it pauses so you can inspect variable values and program flow.</w:t>
+        <w:t>The Control Unit is like the head chef who reads the order tickets and tells everyone what to do next without cooking anything.</w:t>
+      </w:r>
+    </w:p>
+    <w:p>
+      <w:pPr>
+        <w:pStyle w:val="ListParagraph"/>
+        <w:numPr>
+          <w:ilvl w:val="0"/>
+          <w:numId w:val="2"/>
+        </w:numPr>
+        <w:spacing w:after="40"/>
+      </w:pPr>
+      <w:r>
+        <w:rPr>
+          <w:b/>
+          <w:bCs/>
+        </w:rPr>
+        <w:t>Registers:</w:t>
+      </w:r>
+      <w:r>
+        <w:t xml:space="preserve"> the fastest memory in the entire computer (faster than cache); small, ultra-fast storage inside the CPU</w:t>
       </w:r>
     </w:p>
     <w:p>
@@ -528,150 +205,27 @@
           <w:i/>
           <w:iCs/>
         </w:rPr>
-        <w:t>A breakpoint is like a pause button in a movie where you can stop and check what is happening before continuing.</w:t>
-      </w:r>
-    </w:p>
-    <w:p>
-      <w:pPr>
-        <w:pStyle w:val="ListParagraph"/>
-        <w:numPr>
-          <w:ilvl w:val="0"/>
-          <w:numId w:val="2"/>
-        </w:numPr>
-        <w:spacing w:after="40"/>
-      </w:pPr>
-      <w:r>
-        <w:t xml:space="preserve">A </w:t>
-      </w:r>
-      <w:r>
-        <w:rPr>
-          <w:b/>
-          <w:bCs/>
-        </w:rPr>
-        <w:t>variable</w:t>
-      </w:r>
-      <w:r>
-        <w:t xml:space="preserve"> is a storage location in programming that holds a value that can be changed or retrieved during program execution</w:t>
-      </w:r>
-    </w:p>
-    <w:p>
-      <w:pPr>
-        <w:pStyle w:val="ListParagraph"/>
-        <w:numPr>
-          <w:ilvl w:val="0"/>
-          <w:numId w:val="2"/>
-        </w:numPr>
-        <w:spacing w:after="40"/>
-      </w:pPr>
-      <w:r>
-        <w:rPr>
-          <w:b/>
-          <w:bCs/>
-        </w:rPr>
-        <w:t>Visual Basic Script (VBScript)</w:t>
-      </w:r>
-      <w:r>
-        <w:t xml:space="preserve"> is a lightweight scripting language developed by Microsoft; it can interact with COM (Component Object Model). Microsoft deprecated VBScript in 2023 and is phasing it out of Windows in favor of PowerShell and JavaScript.</w:t>
-      </w:r>
-    </w:p>
-    <w:p>
-      <w:pPr>
-        <w:pStyle w:val="ListParagraph"/>
-        <w:numPr>
-          <w:ilvl w:val="0"/>
-          <w:numId w:val="2"/>
-        </w:numPr>
-        <w:spacing w:after="40"/>
-      </w:pPr>
-      <w:r>
-        <w:rPr>
-          <w:b/>
-          <w:bCs/>
-        </w:rPr>
-        <w:t>GNOME</w:t>
-      </w:r>
-      <w:r>
-        <w:t xml:space="preserve"> is an example of a graphical user interface shell provided in Linux operating systems</w:t>
-      </w:r>
-    </w:p>
-    <w:p>
-      <w:pPr>
-        <w:pStyle w:val="ListParagraph"/>
-        <w:numPr>
-          <w:ilvl w:val="0"/>
-          <w:numId w:val="2"/>
-        </w:numPr>
-        <w:spacing w:after="40"/>
-      </w:pPr>
-      <w:r>
-        <w:t>Windows and Linux common tasks:</w:t>
-      </w:r>
-    </w:p>
-    <w:p>
-      <w:pPr>
-        <w:pStyle w:val="ListParagraph"/>
-        <w:numPr>
-          <w:ilvl w:val="1"/>
-          <w:numId w:val="2"/>
-        </w:numPr>
-        <w:spacing w:after="40"/>
-      </w:pPr>
-      <w:r>
-        <w:t>Create and delete files</w:t>
-      </w:r>
-    </w:p>
-    <w:p>
-      <w:pPr>
-        <w:pStyle w:val="ListParagraph"/>
-        <w:numPr>
-          <w:ilvl w:val="1"/>
-          <w:numId w:val="2"/>
-        </w:numPr>
-        <w:spacing w:after="40"/>
-      </w:pPr>
-      <w:r>
-        <w:t>Create and terminate a program</w:t>
-      </w:r>
-    </w:p>
-    <w:p>
-      <w:pPr>
-        <w:pStyle w:val="Heading3"/>
-      </w:pPr>
-      <w:r>
-        <w:t>Data Platforms and Databases</w:t>
-      </w:r>
-    </w:p>
-    <w:p>
-      <w:pPr>
-        <w:pStyle w:val="ListParagraph"/>
-        <w:numPr>
-          <w:ilvl w:val="0"/>
-          <w:numId w:val="2"/>
-        </w:numPr>
-        <w:spacing w:after="40"/>
-      </w:pPr>
-      <w:r>
-        <w:rPr>
-          <w:b/>
-          <w:bCs/>
-        </w:rPr>
-        <w:t>Kafka</w:t>
-      </w:r>
-      <w:r>
-        <w:t xml:space="preserve"> is a distributed event streaming platform that uses a publish-subscribe model to handle real-time data pipelines</w:t>
-      </w:r>
-    </w:p>
-    <w:p>
-      <w:pPr>
-        <w:pStyle w:val="ListParagraph"/>
-        <w:numPr>
-          <w:ilvl w:val="1"/>
-          <w:numId w:val="2"/>
-        </w:numPr>
-        <w:spacing w:after="40"/>
-      </w:pPr>
-      <w:r>
-        <w:t>It is like a central event pipeline that collects real-time data from many sources and delivers it to multiple systems that need it, without slowing down</w:t>
+        <w:t>Registers are like the cook's hands and cutting board, holding only what is being worked on right now, with no reach time at all.</w:t>
+      </w:r>
+    </w:p>
+    <w:p>
+      <w:pPr>
+        <w:pStyle w:val="ListParagraph"/>
+        <w:numPr>
+          <w:ilvl w:val="0"/>
+          <w:numId w:val="2"/>
+        </w:numPr>
+        <w:spacing w:after="40"/>
+      </w:pPr>
+      <w:r>
+        <w:rPr>
+          <w:b/>
+          <w:bCs/>
+        </w:rPr>
+        <w:t>Cache:</w:t>
+      </w:r>
+      <w:r>
+        <w:t xml:space="preserve"> high-speed memory in the CPU that stores frequently accessed data and instructions to speed things up</w:t>
       </w:r>
     </w:p>
     <w:p>
@@ -696,27 +250,48 @@
           <w:i/>
           <w:iCs/>
         </w:rPr>
-        <w:t>Netflix: data (events) are always available, and each viewer can start, pause, rewind, or replay from their own position independently. Or a Ring doorbell: it continuously records events (door activity), and multiple viewers can independently watch live or replay past footage from their own point in time.</w:t>
-      </w:r>
-    </w:p>
-    <w:p>
-      <w:pPr>
-        <w:pStyle w:val="ListParagraph"/>
-        <w:numPr>
-          <w:ilvl w:val="0"/>
-          <w:numId w:val="2"/>
-        </w:numPr>
-        <w:spacing w:after="40"/>
-      </w:pPr>
-      <w:r>
-        <w:rPr>
-          <w:b/>
-          <w:bCs/>
-        </w:rPr>
-        <w:t>Hadoop</w:t>
-      </w:r>
-      <w:r>
-        <w:t xml:space="preserve"> is an open-source framework designed for storing and processing large amounts of data across clusters of computers using simple programming models</w:t>
+        <w:t>Cache is like the prep station next to the cook, where the most-used ingredients sit so nobody has to walk to the pantry.</w:t>
+      </w:r>
+    </w:p>
+    <w:p>
+      <w:pPr>
+        <w:pStyle w:val="Heading3"/>
+      </w:pPr>
+      <w:r>
+        <w:t>Operating Systems and Applications</w:t>
+      </w:r>
+    </w:p>
+    <w:p>
+      <w:pPr>
+        <w:pStyle w:val="ListParagraph"/>
+        <w:numPr>
+          <w:ilvl w:val="0"/>
+          <w:numId w:val="2"/>
+        </w:numPr>
+        <w:spacing w:after="40"/>
+      </w:pPr>
+      <w:r>
+        <w:rPr>
+          <w:b/>
+          <w:bCs/>
+        </w:rPr>
+        <w:t>Operating systems</w:t>
+      </w:r>
+      <w:r>
+        <w:t xml:space="preserve"> execute commands and manage a computer's hardware and software resources, including device, memory, file, and process management. An OS also provides common services for computer programs.</w:t>
+      </w:r>
+    </w:p>
+    <w:p>
+      <w:pPr>
+        <w:pStyle w:val="ListParagraph"/>
+        <w:numPr>
+          <w:ilvl w:val="1"/>
+          <w:numId w:val="2"/>
+        </w:numPr>
+        <w:spacing w:after="40"/>
+      </w:pPr>
+      <w:r>
+        <w:t>The OS is the brain combined with the nervous system of the computer</w:t>
       </w:r>
     </w:p>
     <w:p>
@@ -741,27 +316,30 @@
           <w:i/>
           <w:iCs/>
         </w:rPr>
-        <w:t>An Amazon warehouse with many workers, each handling part of a huge shipment, so all the boxes (data) get sorted quickly.</w:t>
-      </w:r>
-    </w:p>
-    <w:p>
-      <w:pPr>
-        <w:pStyle w:val="ListParagraph"/>
-        <w:numPr>
-          <w:ilvl w:val="0"/>
-          <w:numId w:val="2"/>
-        </w:numPr>
-        <w:spacing w:after="40"/>
-      </w:pPr>
-      <w:r>
-        <w:rPr>
-          <w:b/>
-          <w:bCs/>
-        </w:rPr>
-        <w:t>MongoDB</w:t>
-      </w:r>
-      <w:r>
-        <w:t xml:space="preserve"> is a NoSQL document database. It stores data in flexible BSON (Binary JSON) documents instead of traditional tables and rows. It is schema-flexible, unlike relational databases that use fixed tables.</w:t>
+        <w:t>The OS is like an air traffic controller. Planes (programs) never talk to the runway directly; the controller decides who lands where (memory), in what order (processes), keeps the flight records (files), and makes sure the runway lights and fuel trucks work (devices). Every airline uses the same tower, which is the "common services" part. To remember the four jobs, Device, Memory, File, Process: "Dogs Make Fine Pets."</w:t>
+      </w:r>
+    </w:p>
+    <w:p>
+      <w:pPr>
+        <w:pStyle w:val="ListParagraph"/>
+        <w:numPr>
+          <w:ilvl w:val="0"/>
+          <w:numId w:val="2"/>
+        </w:numPr>
+        <w:spacing w:after="40"/>
+      </w:pPr>
+      <w:r>
+        <w:t xml:space="preserve">An </w:t>
+      </w:r>
+      <w:r>
+        <w:rPr>
+          <w:b/>
+          <w:bCs/>
+        </w:rPr>
+        <w:t>application program</w:t>
+      </w:r>
+      <w:r>
+        <w:t xml:space="preserve"> is software designed to perform a specific task or function for users</w:t>
       </w:r>
     </w:p>
     <w:p>
@@ -774,7 +352,20 @@
         <w:spacing w:after="40"/>
       </w:pPr>
       <w:r>
-        <w:t>It excels at centralized, high-performance applications</w:t>
+        <w:t>Example: Microsoft Word is an application program designed to create, edit, and format text documents</w:t>
+      </w:r>
+    </w:p>
+    <w:p>
+      <w:pPr>
+        <w:pStyle w:val="ListParagraph"/>
+        <w:numPr>
+          <w:ilvl w:val="1"/>
+          <w:numId w:val="2"/>
+        </w:numPr>
+        <w:spacing w:after="40"/>
+      </w:pPr>
+      <w:r>
+        <w:t>Applications are the hands and tools of the computer</w:t>
       </w:r>
     </w:p>
     <w:p>
@@ -792,6 +383,7 @@
           <w:bCs/>
           <w:color w:val="1F4E79"/>
         </w:rPr>
+        <w:lastRenderedPageBreak/>
         <w:t xml:space="preserve">Analogy: </w:t>
       </w:r>
       <w:r>
@@ -799,6 +391,601 @@
           <w:i/>
           <w:iCs/>
         </w:rPr>
+        <w:t>An application is like a toaster. It does one job well and nothing else, and it only works because the house (the OS) supplies the outlet. Word makes documents, a browser browses; neither one knows how to talk to the hardware itself.</w:t>
+      </w:r>
+    </w:p>
+    <w:p>
+      <w:pPr>
+        <w:pStyle w:val="ListParagraph"/>
+        <w:numPr>
+          <w:ilvl w:val="0"/>
+          <w:numId w:val="2"/>
+        </w:numPr>
+        <w:spacing w:after="40"/>
+      </w:pPr>
+      <w:r>
+        <w:rPr>
+          <w:b/>
+          <w:bCs/>
+        </w:rPr>
+        <w:t>Swift</w:t>
+      </w:r>
+      <w:r>
+        <w:t xml:space="preserve"> is a programming language used for Apple iOS app development</w:t>
+      </w:r>
+    </w:p>
+    <w:p>
+      <w:pPr>
+        <w:pStyle w:val="ListParagraph"/>
+        <w:numPr>
+          <w:ilvl w:val="0"/>
+          <w:numId w:val="2"/>
+        </w:numPr>
+        <w:spacing w:after="40"/>
+      </w:pPr>
+      <w:r>
+        <w:rPr>
+          <w:b/>
+          <w:bCs/>
+        </w:rPr>
+        <w:t>Java</w:t>
+      </w:r>
+      <w:r>
+        <w:t xml:space="preserve"> is a programming language used for Android app development </w:t>
+      </w:r>
+    </w:p>
+    <w:p>
+      <w:pPr>
+        <w:pBdr>
+          <w:left w:val="single" w:sz="18" w:space="6" w:color="1F4E79"/>
+        </w:pBdr>
+        <w:shd w:val="clear" w:color="auto" w:fill="EAF2FB"/>
+        <w:spacing w:before="60" w:after="140"/>
+        <w:ind w:left="360"/>
+      </w:pPr>
+      <w:r>
+        <w:rPr>
+          <w:b/>
+          <w:bCs/>
+          <w:color w:val="1F4E79"/>
+        </w:rPr>
+        <w:t xml:space="preserve">Analogy: </w:t>
+      </w:r>
+      <w:r>
+        <w:rPr>
+          <w:i/>
+          <w:iCs/>
+        </w:rPr>
+        <w:t>Think Newton: the apple fell swiftly. Apple = Swift. And the Android robot runs on coffee: Java's logo is literally a coffee cup. Android = Java.</w:t>
+      </w:r>
+    </w:p>
+    <w:p>
+      <w:pPr>
+        <w:pStyle w:val="ListParagraph"/>
+        <w:numPr>
+          <w:ilvl w:val="0"/>
+          <w:numId w:val="2"/>
+        </w:numPr>
+        <w:spacing w:after="40"/>
+      </w:pPr>
+      <w:r>
+        <w:t xml:space="preserve">A </w:t>
+      </w:r>
+      <w:r>
+        <w:rPr>
+          <w:b/>
+          <w:bCs/>
+        </w:rPr>
+        <w:t>workstation operating system</w:t>
+      </w:r>
+      <w:r>
+        <w:t xml:space="preserve"> is optimized for power users or professional tasks (software development, 3D modeling, scientific computing) and offers more advanced user management, encryption, and policy controls</w:t>
+      </w:r>
+    </w:p>
+    <w:p>
+      <w:pPr>
+        <w:pStyle w:val="ListParagraph"/>
+        <w:numPr>
+          <w:ilvl w:val="1"/>
+          <w:numId w:val="2"/>
+        </w:numPr>
+        <w:spacing w:after="40"/>
+      </w:pPr>
+      <w:r>
+        <w:t>Examples: Windows 11 Professional (Pro), Ubuntu</w:t>
+      </w:r>
+    </w:p>
+    <w:p>
+      <w:pPr>
+        <w:pBdr>
+          <w:left w:val="single" w:sz="18" w:space="6" w:color="1F4E79"/>
+        </w:pBdr>
+        <w:shd w:val="clear" w:color="auto" w:fill="EAF2FB"/>
+        <w:spacing w:before="60" w:after="140"/>
+        <w:ind w:left="360"/>
+      </w:pPr>
+      <w:r>
+        <w:rPr>
+          <w:b/>
+          <w:bCs/>
+          <w:color w:val="1F4E79"/>
+        </w:rPr>
+        <w:t xml:space="preserve">Analogy: </w:t>
+      </w:r>
+      <w:r>
+        <w:rPr>
+          <w:i/>
+          <w:iCs/>
+        </w:rPr>
+        <w:t>A workstation OS is a contractor's work truck, not the family sedan. Same engine underneath, but built for heavy loads (3D modeling, scientific computing), with locking toolboxes (encryption) and fleet rules about who can drive it and where (user management and policy controls). Windows 11 Home is the sedan; Windows 11 Pro is the truck.</w:t>
+      </w:r>
+    </w:p>
+    <w:p>
+      <w:pPr>
+        <w:pStyle w:val="ListParagraph"/>
+        <w:numPr>
+          <w:ilvl w:val="0"/>
+          <w:numId w:val="2"/>
+        </w:numPr>
+        <w:spacing w:after="40"/>
+      </w:pPr>
+      <w:r>
+        <w:rPr>
+          <w:b/>
+          <w:bCs/>
+        </w:rPr>
+        <w:t>Command Line Interface (CLI)</w:t>
+      </w:r>
+      <w:r>
+        <w:t xml:space="preserve"> is a text-based user interface used to interact with an operating system or program by typing commands. It can be faster and more precise for experienced users and specific tasks, but not always for beginners or visual workflows.</w:t>
+      </w:r>
+    </w:p>
+    <w:p>
+      <w:pPr>
+        <w:pBdr>
+          <w:left w:val="single" w:sz="18" w:space="6" w:color="1F4E79"/>
+        </w:pBdr>
+        <w:shd w:val="clear" w:color="auto" w:fill="EAF2FB"/>
+        <w:spacing w:before="60" w:after="140"/>
+        <w:ind w:left="360"/>
+      </w:pPr>
+      <w:r>
+        <w:rPr>
+          <w:b/>
+          <w:bCs/>
+          <w:color w:val="1F4E79"/>
+        </w:rPr>
+        <w:t xml:space="preserve">Analogy: </w:t>
+      </w:r>
+      <w:r>
+        <w:rPr>
+          <w:i/>
+          <w:iCs/>
+        </w:rPr>
+        <w:t>Using a CLI is like ordering coffee by saying exactly what you want: "grande oat latte, extra shot, no foam." If you know the words, it is faster and more precise than pointing at pictures on the menu board (the GUI). If you do not know the words, the picture menu is the easier way to start.</w:t>
+      </w:r>
+    </w:p>
+    <w:p>
+      <w:pPr>
+        <w:pStyle w:val="ListParagraph"/>
+        <w:numPr>
+          <w:ilvl w:val="0"/>
+          <w:numId w:val="2"/>
+        </w:numPr>
+        <w:spacing w:after="40"/>
+      </w:pPr>
+      <w:r>
+        <w:rPr>
+          <w:b/>
+          <w:bCs/>
+        </w:rPr>
+        <w:t>Extended Support</w:t>
+      </w:r>
+      <w:r>
+        <w:t xml:space="preserve"> is the phase in an operating system's life cycle during which the vendor continues to provide only critical security updates, but no new features or non-security updates</w:t>
+      </w:r>
+    </w:p>
+    <w:p>
+      <w:pPr>
+        <w:pStyle w:val="ListParagraph"/>
+        <w:numPr>
+          <w:ilvl w:val="1"/>
+          <w:numId w:val="2"/>
+        </w:numPr>
+        <w:spacing w:after="40"/>
+      </w:pPr>
+      <w:r>
+        <w:t xml:space="preserve">Example: Windows 10 reached its official end of support on October 14, 2025, but Microsoft </w:t>
+      </w:r>
+      <w:r>
+        <w:t>E</w:t>
+      </w:r>
+      <w:r>
+        <w:t>xtended Security Updates (ESU) coverage through October 12, 2027. ESU delivers only critical and important security fixes; no new features.</w:t>
+      </w:r>
+    </w:p>
+    <w:p>
+      <w:pPr>
+        <w:pStyle w:val="ListParagraph"/>
+        <w:numPr>
+          <w:ilvl w:val="1"/>
+          <w:numId w:val="2"/>
+        </w:numPr>
+        <w:spacing w:after="40"/>
+      </w:pPr>
+      <w:r>
+        <w:t>During extended support, Microsoft provides security updates to keep the system protected but does not add new features or make major design changes</w:t>
+      </w:r>
+    </w:p>
+    <w:p>
+      <w:pPr>
+        <w:pBdr>
+          <w:left w:val="single" w:sz="18" w:space="6" w:color="1F4E79"/>
+        </w:pBdr>
+        <w:shd w:val="clear" w:color="auto" w:fill="EAF2FB"/>
+        <w:spacing w:before="60" w:after="140"/>
+        <w:ind w:left="360"/>
+      </w:pPr>
+      <w:r>
+        <w:rPr>
+          <w:b/>
+          <w:bCs/>
+          <w:color w:val="1F4E79"/>
+        </w:rPr>
+        <w:t xml:space="preserve">Analogy: </w:t>
+      </w:r>
+      <w:r>
+        <w:rPr>
+          <w:i/>
+          <w:iCs/>
+        </w:rPr>
+        <w:t xml:space="preserve">It is like a car that no longer receives new features such as </w:t>
+      </w:r>
+      <w:r>
+        <w:rPr>
+          <w:i/>
+          <w:iCs/>
+        </w:rPr>
+        <w:t>CarPlay but</w:t>
+      </w:r>
+      <w:r>
+        <w:rPr>
+          <w:i/>
+          <w:iCs/>
+        </w:rPr>
+        <w:t xml:space="preserve"> still gets essential safety recalls and fixes addressed.</w:t>
+      </w:r>
+    </w:p>
+    <w:p>
+      <w:pPr>
+        <w:pStyle w:val="ListParagraph"/>
+        <w:numPr>
+          <w:ilvl w:val="0"/>
+          <w:numId w:val="2"/>
+        </w:numPr>
+        <w:spacing w:after="40"/>
+      </w:pPr>
+      <w:r>
+        <w:t xml:space="preserve">A </w:t>
+      </w:r>
+      <w:r>
+        <w:rPr>
+          <w:b/>
+          <w:bCs/>
+        </w:rPr>
+        <w:t>breakpoint</w:t>
+      </w:r>
+      <w:r>
+        <w:t xml:space="preserve"> is a debugging tool that pauses program execution</w:t>
+      </w:r>
+    </w:p>
+    <w:p>
+      <w:pPr>
+        <w:pStyle w:val="ListParagraph"/>
+        <w:numPr>
+          <w:ilvl w:val="1"/>
+          <w:numId w:val="2"/>
+        </w:numPr>
+        <w:spacing w:after="40"/>
+      </w:pPr>
+      <w:r>
+        <w:t>Example: In Visual Studio, you can set a breakpoint on a line of code. When the program reaches that line, it pauses so you can inspect variable values and program flow.</w:t>
+      </w:r>
+    </w:p>
+    <w:p>
+      <w:pPr>
+        <w:pBdr>
+          <w:left w:val="single" w:sz="18" w:space="6" w:color="1F4E79"/>
+        </w:pBdr>
+        <w:shd w:val="clear" w:color="auto" w:fill="EAF2FB"/>
+        <w:spacing w:before="60" w:after="140"/>
+        <w:ind w:left="360"/>
+      </w:pPr>
+      <w:r>
+        <w:rPr>
+          <w:b/>
+          <w:bCs/>
+          <w:color w:val="1F4E79"/>
+        </w:rPr>
+        <w:t xml:space="preserve">Analogy: </w:t>
+      </w:r>
+      <w:r>
+        <w:rPr>
+          <w:i/>
+          <w:iCs/>
+        </w:rPr>
+        <w:t>A breakpoint is like a pause button in a movie where you can stop and check what is happening before continuing.</w:t>
+      </w:r>
+    </w:p>
+    <w:p>
+      <w:pPr>
+        <w:pStyle w:val="ListParagraph"/>
+        <w:numPr>
+          <w:ilvl w:val="0"/>
+          <w:numId w:val="2"/>
+        </w:numPr>
+        <w:spacing w:after="40"/>
+      </w:pPr>
+      <w:r>
+        <w:t xml:space="preserve">A </w:t>
+      </w:r>
+      <w:r>
+        <w:rPr>
+          <w:b/>
+          <w:bCs/>
+        </w:rPr>
+        <w:t>variable</w:t>
+      </w:r>
+      <w:r>
+        <w:t xml:space="preserve"> is a storage location in programming that holds a value that can be changed or retrieved during program execution</w:t>
+      </w:r>
+    </w:p>
+    <w:p>
+      <w:pPr>
+        <w:pStyle w:val="ListParagraph"/>
+        <w:numPr>
+          <w:ilvl w:val="0"/>
+          <w:numId w:val="2"/>
+        </w:numPr>
+        <w:spacing w:after="40"/>
+      </w:pPr>
+      <w:r>
+        <w:rPr>
+          <w:b/>
+          <w:bCs/>
+        </w:rPr>
+        <w:t>Visual Basic Script (VBScript)</w:t>
+      </w:r>
+      <w:r>
+        <w:t xml:space="preserve"> is a lightweight scripting language developed by Microsoft; it can interact with COM (Component Object Model). Microsoft deprecated VBScript in 2023 and is phasing it out of Windows in favor of PowerShell and JavaScript.</w:t>
+      </w:r>
+    </w:p>
+    <w:p>
+      <w:pPr>
+        <w:pStyle w:val="ListParagraph"/>
+        <w:numPr>
+          <w:ilvl w:val="0"/>
+          <w:numId w:val="2"/>
+        </w:numPr>
+        <w:spacing w:after="40"/>
+      </w:pPr>
+      <w:r>
+        <w:rPr>
+          <w:b/>
+          <w:bCs/>
+        </w:rPr>
+        <w:t>GNOME</w:t>
+      </w:r>
+      <w:r>
+        <w:t xml:space="preserve"> is an example of a graphical user interface shell provided in Linux operating systems</w:t>
+      </w:r>
+    </w:p>
+    <w:p>
+      <w:pPr>
+        <w:pStyle w:val="ListParagraph"/>
+        <w:numPr>
+          <w:ilvl w:val="0"/>
+          <w:numId w:val="2"/>
+        </w:numPr>
+        <w:spacing w:after="40"/>
+      </w:pPr>
+      <w:r>
+        <w:lastRenderedPageBreak/>
+        <w:t>Windows and Linux common tasks:</w:t>
+      </w:r>
+    </w:p>
+    <w:p>
+      <w:pPr>
+        <w:pStyle w:val="ListParagraph"/>
+        <w:numPr>
+          <w:ilvl w:val="1"/>
+          <w:numId w:val="2"/>
+        </w:numPr>
+        <w:spacing w:after="40"/>
+      </w:pPr>
+      <w:r>
+        <w:t>Create and delete files</w:t>
+      </w:r>
+    </w:p>
+    <w:p>
+      <w:pPr>
+        <w:pStyle w:val="ListParagraph"/>
+        <w:numPr>
+          <w:ilvl w:val="1"/>
+          <w:numId w:val="2"/>
+        </w:numPr>
+        <w:spacing w:after="40"/>
+      </w:pPr>
+      <w:r>
+        <w:t>Create and terminate a program</w:t>
+      </w:r>
+    </w:p>
+    <w:p>
+      <w:pPr>
+        <w:pStyle w:val="Heading3"/>
+      </w:pPr>
+      <w:r>
+        <w:t>Data Platforms and Databases</w:t>
+      </w:r>
+    </w:p>
+    <w:p>
+      <w:pPr>
+        <w:pStyle w:val="ListParagraph"/>
+        <w:numPr>
+          <w:ilvl w:val="0"/>
+          <w:numId w:val="2"/>
+        </w:numPr>
+        <w:spacing w:after="40"/>
+      </w:pPr>
+      <w:r>
+        <w:rPr>
+          <w:b/>
+          <w:bCs/>
+        </w:rPr>
+        <w:t>Kafka</w:t>
+      </w:r>
+      <w:r>
+        <w:t xml:space="preserve"> is a distributed event streaming platform that uses a publish-subscribe model to handle real-time data pipelines</w:t>
+      </w:r>
+    </w:p>
+    <w:p>
+      <w:pPr>
+        <w:pStyle w:val="ListParagraph"/>
+        <w:numPr>
+          <w:ilvl w:val="1"/>
+          <w:numId w:val="2"/>
+        </w:numPr>
+        <w:spacing w:after="40"/>
+      </w:pPr>
+      <w:r>
+        <w:t>It is like a central event pipeline that collects real-time data from many sources and delivers it to multiple systems that need it, without slowing down</w:t>
+      </w:r>
+    </w:p>
+    <w:p>
+      <w:pPr>
+        <w:pBdr>
+          <w:left w:val="single" w:sz="18" w:space="6" w:color="1F4E79"/>
+        </w:pBdr>
+        <w:shd w:val="clear" w:color="auto" w:fill="EAF2FB"/>
+        <w:spacing w:before="60" w:after="140"/>
+        <w:ind w:left="360"/>
+      </w:pPr>
+      <w:r>
+        <w:rPr>
+          <w:b/>
+          <w:bCs/>
+          <w:color w:val="1F4E79"/>
+        </w:rPr>
+        <w:t xml:space="preserve">Analogy: </w:t>
+      </w:r>
+      <w:r>
+        <w:rPr>
+          <w:i/>
+          <w:iCs/>
+        </w:rPr>
+        <w:t>Netflix: data (events) are always available, and each viewer can start, pause, rewind, or replay from their own position independently. Or a Ring doorbell: it continuously records events (door activity), and multiple viewers can independently watch live or replay past footage from their own point in time.</w:t>
+      </w:r>
+    </w:p>
+    <w:p>
+      <w:pPr>
+        <w:pStyle w:val="ListParagraph"/>
+        <w:numPr>
+          <w:ilvl w:val="0"/>
+          <w:numId w:val="2"/>
+        </w:numPr>
+        <w:spacing w:after="40"/>
+      </w:pPr>
+      <w:r>
+        <w:rPr>
+          <w:b/>
+          <w:bCs/>
+        </w:rPr>
+        <w:t>Hadoop</w:t>
+      </w:r>
+      <w:r>
+        <w:t xml:space="preserve"> is an open-source framework designed for storing and processing large amounts of data across clusters of computers using simple programming models</w:t>
+      </w:r>
+    </w:p>
+    <w:p>
+      <w:pPr>
+        <w:pBdr>
+          <w:left w:val="single" w:sz="18" w:space="6" w:color="1F4E79"/>
+        </w:pBdr>
+        <w:shd w:val="clear" w:color="auto" w:fill="EAF2FB"/>
+        <w:spacing w:before="60" w:after="140"/>
+        <w:ind w:left="360"/>
+      </w:pPr>
+      <w:r>
+        <w:rPr>
+          <w:b/>
+          <w:bCs/>
+          <w:color w:val="1F4E79"/>
+        </w:rPr>
+        <w:t xml:space="preserve">Analogy: </w:t>
+      </w:r>
+      <w:r>
+        <w:rPr>
+          <w:i/>
+          <w:iCs/>
+        </w:rPr>
+        <w:t>An Amazon warehouse with many workers, each handling part of a huge shipment, so all the boxes (data) get sorted quickly.</w:t>
+      </w:r>
+    </w:p>
+    <w:p>
+      <w:pPr>
+        <w:pStyle w:val="ListParagraph"/>
+        <w:numPr>
+          <w:ilvl w:val="0"/>
+          <w:numId w:val="2"/>
+        </w:numPr>
+        <w:spacing w:after="40"/>
+      </w:pPr>
+      <w:r>
+        <w:rPr>
+          <w:b/>
+          <w:bCs/>
+        </w:rPr>
+        <w:t>MongoDB</w:t>
+      </w:r>
+      <w:r>
+        <w:t xml:space="preserve"> is a NoSQL document database. It stores data in flexible BSON (Binary JSON) documents instead of traditional tables and rows. It is schema-flexible, unlike relational databases that use fixed tables.</w:t>
+      </w:r>
+    </w:p>
+    <w:p>
+      <w:pPr>
+        <w:pStyle w:val="ListParagraph"/>
+        <w:numPr>
+          <w:ilvl w:val="1"/>
+          <w:numId w:val="2"/>
+        </w:numPr>
+        <w:spacing w:after="40"/>
+      </w:pPr>
+      <w:r>
+        <w:t>It excels at centralized, high-performance applications</w:t>
+      </w:r>
+    </w:p>
+    <w:p>
+      <w:pPr>
+        <w:pBdr>
+          <w:left w:val="single" w:sz="18" w:space="6" w:color="1F4E79"/>
+        </w:pBdr>
+        <w:shd w:val="clear" w:color="auto" w:fill="EAF2FB"/>
+        <w:spacing w:before="60" w:after="140"/>
+        <w:ind w:left="360"/>
+      </w:pPr>
+      <w:r>
+        <w:rPr>
+          <w:b/>
+          <w:bCs/>
+          <w:color w:val="1F4E79"/>
+        </w:rPr>
+        <w:t xml:space="preserve">Analogy: </w:t>
+      </w:r>
+      <w:r>
+        <w:rPr>
+          <w:i/>
+          <w:iCs/>
+        </w:rPr>
         <w:t>MongoDB is like your bank account. Your money is stored centrally, you access it whenever you need it, and the bank maintains the official record.</w:t>
       </w:r>
     </w:p>
@@ -811,7 +998,6 @@
         <w:rPr>
           <w:noProof/>
         </w:rPr>
-        <w:lastRenderedPageBreak/>
         <w:drawing>
           <wp:inline distT="0" distB="0" distL="0" distR="0" wp14:anchorId="305F5F6E" wp14:editId="55DCBF8C">
             <wp:extent cx="2743200" cy="2647950"/>
@@ -919,6 +1105,7 @@
         <w:rPr>
           <w:noProof/>
         </w:rPr>
+        <w:lastRenderedPageBreak/>
         <w:drawing>
           <wp:inline distT="0" distB="0" distL="0" distR="0" wp14:anchorId="10AD4DBB" wp14:editId="638BB9AD">
             <wp:extent cx="4391025" cy="2057400"/>
@@ -1066,7 +1253,6 @@
         <w:spacing w:after="80"/>
       </w:pPr>
       <w:r>
-        <w:lastRenderedPageBreak/>
         <w:t xml:space="preserve">A </w:t>
       </w:r>
       <w:r>
@@ -1297,6 +1483,7 @@
           <w:bCs/>
           <w:color w:val="1F4E79"/>
         </w:rPr>
+        <w:lastRenderedPageBreak/>
         <w:t xml:space="preserve">Analogy: </w:t>
       </w:r>
       <w:r>
@@ -1490,7 +1677,6 @@
           <w:b/>
           <w:bCs/>
         </w:rPr>
-        <w:lastRenderedPageBreak/>
         <w:t>Something you know</w:t>
       </w:r>
       <w:r>
@@ -1610,23 +1796,7 @@
           <w:i/>
           <w:iCs/>
         </w:rPr>
-        <w:t xml:space="preserve">A program is like a customer at a bank. It cannot walk into the vault itself; it </w:t>
-      </w:r>
-      <w:proofErr w:type="gramStart"/>
-      <w:r>
-        <w:rPr>
-          <w:i/>
-          <w:iCs/>
-        </w:rPr>
-        <w:t>has to</w:t>
-      </w:r>
-      <w:proofErr w:type="gramEnd"/>
-      <w:r>
-        <w:rPr>
-          <w:i/>
-          <w:iCs/>
-        </w:rPr>
-        <w:t xml:space="preserve"> go to the teller (the kernel) and make a request. Each request is a system call.</w:t>
+        <w:t>A program is like a student in a classroom. You can work at your own desk all you want, but to use the printer, get supplies, or leave the room, you raise your hand and ask the teacher (the kernel). Each raised hand is a system call.</w:t>
       </w:r>
     </w:p>
     <w:p>
@@ -1683,6 +1853,7 @@
                 <w:sz w:val="20"/>
                 <w:szCs w:val="20"/>
               </w:rPr>
+              <w:lastRenderedPageBreak/>
               <w:t>Call</w:t>
             </w:r>
           </w:p>
@@ -2143,39 +2314,7 @@
                 <w:sz w:val="20"/>
                 <w:szCs w:val="20"/>
               </w:rPr>
-              <w:t xml:space="preserve">) do together: </w:t>
-            </w:r>
-            <w:proofErr w:type="gramStart"/>
-            <w:r>
-              <w:rPr>
-                <w:sz w:val="20"/>
-                <w:szCs w:val="20"/>
-              </w:rPr>
-              <w:t>creates</w:t>
-            </w:r>
-            <w:proofErr w:type="gramEnd"/>
-            <w:r>
-              <w:rPr>
-                <w:sz w:val="20"/>
-                <w:szCs w:val="20"/>
-              </w:rPr>
-              <w:t xml:space="preserve"> and </w:t>
-            </w:r>
-            <w:proofErr w:type="gramStart"/>
-            <w:r>
-              <w:rPr>
-                <w:sz w:val="20"/>
-                <w:szCs w:val="20"/>
-              </w:rPr>
-              <w:t>launches</w:t>
-            </w:r>
-            <w:proofErr w:type="gramEnd"/>
-            <w:r>
-              <w:rPr>
-                <w:sz w:val="20"/>
-                <w:szCs w:val="20"/>
-              </w:rPr>
-              <w:t xml:space="preserve"> a new process in one step.</w:t>
+              <w:t>) do together: creates and launches a new process in one step.</w:t>
             </w:r>
           </w:p>
         </w:tc>
@@ -2794,7 +2933,6 @@
                 <w:sz w:val="20"/>
                 <w:szCs w:val="20"/>
               </w:rPr>
-              <w:lastRenderedPageBreak/>
               <w:t>close(</w:t>
             </w:r>
             <w:proofErr w:type="gramEnd"/>
@@ -2838,21 +2976,12 @@
             </w:tcMar>
           </w:tcPr>
           <w:p>
-            <w:proofErr w:type="gramStart"/>
-            <w:r>
-              <w:rPr>
-                <w:sz w:val="20"/>
-                <w:szCs w:val="20"/>
-              </w:rPr>
-              <w:t>Releases</w:t>
-            </w:r>
-            <w:proofErr w:type="gramEnd"/>
-            <w:r>
-              <w:rPr>
-                <w:sz w:val="20"/>
-                <w:szCs w:val="20"/>
-              </w:rPr>
-              <w:t xml:space="preserve"> the file descriptor when done; frees up OS resources.</w:t>
+            <w:r>
+              <w:rPr>
+                <w:sz w:val="20"/>
+                <w:szCs w:val="20"/>
+              </w:rPr>
+              <w:t>Releases the file descriptor when done; frees up OS resources.</w:t>
             </w:r>
           </w:p>
         </w:tc>
@@ -3396,6 +3525,7 @@
           <w:bCs/>
           <w:color w:val="1F4E79"/>
         </w:rPr>
+        <w:lastRenderedPageBreak/>
         <w:t xml:space="preserve">Analogy: </w:t>
       </w:r>
       <w:r>
@@ -3609,75 +3739,6 @@
         <w:pStyle w:val="Heading3"/>
       </w:pPr>
       <w:r>
-        <w:t>Determining Maximum Application Instances</w:t>
-      </w:r>
-    </w:p>
-    <w:p>
-      <w:pPr>
-        <w:pStyle w:val="ListParagraph"/>
-        <w:numPr>
-          <w:ilvl w:val="0"/>
-          <w:numId w:val="2"/>
-        </w:numPr>
-        <w:spacing w:after="40"/>
-      </w:pPr>
-      <w:r>
-        <w:t>Step 1: Subtract OS memory from total system RAM. Example: 32 GB total minus 2 GB (OS) = 30 GB available.</w:t>
-      </w:r>
-    </w:p>
-    <w:p>
-      <w:pPr>
-        <w:pStyle w:val="ListParagraph"/>
-        <w:numPr>
-          <w:ilvl w:val="0"/>
-          <w:numId w:val="2"/>
-        </w:numPr>
-        <w:spacing w:after="40"/>
-      </w:pPr>
-      <w:r>
-        <w:lastRenderedPageBreak/>
-        <w:t>Step 2: Divide remaining RAM by memory required per instance. 30 GB ÷ 7 GB = 4.28.</w:t>
-      </w:r>
-    </w:p>
-    <w:p>
-      <w:pPr>
-        <w:pStyle w:val="ListParagraph"/>
-        <w:numPr>
-          <w:ilvl w:val="0"/>
-          <w:numId w:val="2"/>
-        </w:numPr>
-        <w:spacing w:after="40"/>
-      </w:pPr>
-      <w:r>
-        <w:t>Step 3: Only whole instances can run. Maximum instances = 4.</w:t>
-      </w:r>
-    </w:p>
-    <w:p>
-      <w:pPr>
-        <w:pBdr>
-          <w:left w:val="single" w:sz="18" w:space="6" w:color="C55A11"/>
-        </w:pBdr>
-        <w:shd w:val="clear" w:color="auto" w:fill="FFF4E5"/>
-        <w:spacing w:before="60" w:after="140"/>
-        <w:ind w:left="360"/>
-      </w:pPr>
-      <w:r>
-        <w:rPr>
-          <w:b/>
-          <w:bCs/>
-          <w:color w:val="7B3F00"/>
-        </w:rPr>
-        <w:t xml:space="preserve">Exam tip: </w:t>
-      </w:r>
-      <w:r>
-        <w:t>Always round down when calculating simultaneous processes. A partial instance cannot run.</w:t>
-      </w:r>
-    </w:p>
-    <w:p>
-      <w:pPr>
-        <w:pStyle w:val="Heading3"/>
-      </w:pPr>
-      <w:r>
         <w:t>Other Memory Terms</w:t>
       </w:r>
     </w:p>
@@ -3851,6 +3912,7 @@
         <w:spacing w:after="40"/>
       </w:pPr>
       <w:r>
+        <w:lastRenderedPageBreak/>
         <w:t>Fast read/write speeds</w:t>
       </w:r>
     </w:p>
@@ -4053,6 +4115,9 @@
       </w:pPr>
       <w:r>
         <w:t>Common in budget laptops and gaming consoles before pure SSDs became cheap</w:t>
+      </w:r>
+      <w:r>
+        <w:br/>
       </w:r>
     </w:p>
     <w:p>
@@ -4070,7 +4135,6 @@
           <w:bCs/>
           <w:color w:val="1F4E79"/>
         </w:rPr>
-        <w:lastRenderedPageBreak/>
         <w:t xml:space="preserve">Analogy: </w:t>
       </w:r>
       <w:r>
@@ -5230,15 +5294,7 @@
         <w:spacing w:after="40"/>
       </w:pPr>
       <w:r>
-        <w:t xml:space="preserve">Containers are lightweight, portable, self-contained units that package an application along with </w:t>
-      </w:r>
-      <w:proofErr w:type="gramStart"/>
-      <w:r>
-        <w:t>its</w:t>
-      </w:r>
-      <w:proofErr w:type="gramEnd"/>
-      <w:r>
-        <w:t xml:space="preserve"> dependencies (libraries, binaries, configuration files) so </w:t>
+        <w:t xml:space="preserve">Containers are lightweight, portable, self-contained units that package an application along with its dependencies (libraries, binaries, configuration files) so </w:t>
       </w:r>
       <w:r>
         <w:t>they run</w:t>
@@ -5418,6 +5474,71 @@
       </w:r>
       <w:r>
         <w:t xml:space="preserve"> routes data between different networks using IP addresses (Layer 3)</w:t>
+      </w:r>
+    </w:p>
+    <w:p>
+      <w:pPr>
+        <w:pStyle w:val="ListParagraph"/>
+        <w:numPr>
+          <w:ilvl w:val="1"/>
+          <w:numId w:val="2"/>
+        </w:numPr>
+        <w:spacing w:after="40"/>
+      </w:pPr>
+      <w:r>
+        <w:t xml:space="preserve">Acts as the intermediary </w:t>
+      </w:r>
+      <w:proofErr w:type="gramStart"/>
+      <w:r>
+        <w:t>node:</w:t>
+      </w:r>
+      <w:proofErr w:type="gramEnd"/>
+      <w:r>
+        <w:t xml:space="preserve"> receives data and forwards it toward a destination on a different network</w:t>
+      </w:r>
+    </w:p>
+    <w:p>
+      <w:pPr>
+        <w:pStyle w:val="ListParagraph"/>
+        <w:numPr>
+          <w:ilvl w:val="1"/>
+          <w:numId w:val="2"/>
+        </w:numPr>
+        <w:spacing w:after="40"/>
+      </w:pPr>
+      <w:r>
+        <w:t>Example: two offices in different cities need to communicate as one network. Each site needs a router to join its local network (LAN) to the wider network. The result is a WAN.</w:t>
+      </w:r>
+    </w:p>
+    <w:p>
+      <w:pPr>
+        <w:pStyle w:val="ListParagraph"/>
+        <w:numPr>
+          <w:ilvl w:val="1"/>
+          <w:numId w:val="2"/>
+        </w:numPr>
+        <w:spacing w:after="40"/>
+      </w:pPr>
+      <w:r>
+        <w:t xml:space="preserve">Remember the distinction: the WAN is the </w:t>
+      </w:r>
+      <w:r>
+        <w:rPr>
+          <w:rStyle w:val="Emphasis"/>
+        </w:rPr>
+        <w:t>outcome</w:t>
+      </w:r>
+      <w:r>
+        <w:t xml:space="preserve">; the router is the </w:t>
+      </w:r>
+      <w:r>
+        <w:rPr>
+          <w:rStyle w:val="Emphasis"/>
+        </w:rPr>
+        <w:t>equipment</w:t>
+      </w:r>
+      <w:r>
+        <w:t xml:space="preserve"> that makes it possible</w:t>
       </w:r>
     </w:p>
     <w:p>
@@ -5624,9 +5745,17 @@
     </w:p>
     <w:p>
       <w:pPr>
+        <w:pStyle w:val="ListParagraph"/>
+        <w:spacing w:after="40"/>
+        <w:ind w:left="720"/>
+      </w:pPr>
+    </w:p>
+    <w:p>
+      <w:pPr>
         <w:pStyle w:val="Heading3"/>
       </w:pPr>
       <w:r>
+        <w:lastRenderedPageBreak/>
         <w:t>Protocols and Communication Modes</w:t>
       </w:r>
     </w:p>
@@ -5707,7 +5836,6 @@
           <w:b/>
           <w:bCs/>
         </w:rPr>
-        <w:lastRenderedPageBreak/>
         <w:t>Full duplex:</w:t>
       </w:r>
       <w:r>
@@ -5935,21 +6063,12 @@
             </w:tcMar>
           </w:tcPr>
           <w:p>
-            <w:proofErr w:type="gramStart"/>
-            <w:r>
-              <w:rPr>
-                <w:sz w:val="20"/>
-                <w:szCs w:val="20"/>
-              </w:rPr>
-              <w:t>Connects</w:t>
-            </w:r>
-            <w:proofErr w:type="gramEnd"/>
-            <w:r>
-              <w:rPr>
-                <w:sz w:val="20"/>
-                <w:szCs w:val="20"/>
-              </w:rPr>
-              <w:t xml:space="preserve"> devices within a building or campus.</w:t>
+            <w:r>
+              <w:rPr>
+                <w:sz w:val="20"/>
+                <w:szCs w:val="20"/>
+              </w:rPr>
+              <w:t>Connects devices within a building or campus.</w:t>
             </w:r>
           </w:p>
         </w:tc>
@@ -6068,21 +6187,28 @@
             </w:tcMar>
           </w:tcPr>
           <w:p>
-            <w:proofErr w:type="gramStart"/>
-            <w:r>
-              <w:rPr>
-                <w:sz w:val="20"/>
-                <w:szCs w:val="20"/>
-              </w:rPr>
-              <w:t>Connects</w:t>
-            </w:r>
-            <w:proofErr w:type="gramEnd"/>
-            <w:r>
-              <w:rPr>
-                <w:sz w:val="20"/>
-                <w:szCs w:val="20"/>
-              </w:rPr>
-              <w:t xml:space="preserve"> networks across countries and the world.</w:t>
+            <w:r>
+              <w:rPr>
+                <w:sz w:val="20"/>
+                <w:szCs w:val="20"/>
+              </w:rPr>
+              <w:t xml:space="preserve">Connects two or more LANs across large geographic distances (cities, countries, or the world). Each site needs a </w:t>
+            </w:r>
+            <w:r>
+              <w:rPr>
+                <w:b/>
+                <w:bCs/>
+                <w:sz w:val="20"/>
+                <w:szCs w:val="20"/>
+              </w:rPr>
+              <w:t>router</w:t>
+            </w:r>
+            <w:r>
+              <w:rPr>
+                <w:sz w:val="20"/>
+                <w:szCs w:val="20"/>
+              </w:rPr>
+              <w:t xml:space="preserve"> to join its local network to the WAN.</w:t>
             </w:r>
           </w:p>
         </w:tc>
@@ -6307,33 +6433,30 @@
         <w:pStyle w:val="Heading3"/>
       </w:pPr>
       <w:r>
-        <w:t>Address Resolution Protocol (ARP)</w:t>
-      </w:r>
-    </w:p>
-    <w:p>
-      <w:pPr>
-        <w:pStyle w:val="ListParagraph"/>
-        <w:numPr>
-          <w:ilvl w:val="0"/>
-          <w:numId w:val="2"/>
-        </w:numPr>
-        <w:spacing w:after="40"/>
-      </w:pPr>
-      <w:r>
-        <w:t>Primary function: maps a known IP address to its corresponding MAC (Media Access Control) address</w:t>
-      </w:r>
-    </w:p>
-    <w:p>
-      <w:pPr>
-        <w:pStyle w:val="ListParagraph"/>
-        <w:numPr>
-          <w:ilvl w:val="0"/>
-          <w:numId w:val="2"/>
-        </w:numPr>
-        <w:spacing w:after="40"/>
-      </w:pPr>
-      <w:r>
-        <w:t>Operates within a local network (LAN)</w:t>
+        <w:br/>
+      </w:r>
+      <w:r>
+        <w:t>Security Devices</w:t>
+      </w:r>
+    </w:p>
+    <w:p>
+      <w:pPr>
+        <w:pStyle w:val="ListParagraph"/>
+        <w:numPr>
+          <w:ilvl w:val="0"/>
+          <w:numId w:val="2"/>
+        </w:numPr>
+        <w:spacing w:after="40"/>
+      </w:pPr>
+      <w:r>
+        <w:rPr>
+          <w:b/>
+          <w:bCs/>
+        </w:rPr>
+        <w:t>Intrusion Prevention System (IPS)</w:t>
+      </w:r>
+      <w:r>
+        <w:t xml:space="preserve"> is an active system because it can automatically block or prevent attacks</w:t>
       </w:r>
     </w:p>
     <w:p>
@@ -6358,65 +6481,27 @@
           <w:i/>
           <w:iCs/>
         </w:rPr>
-        <w:t xml:space="preserve">You know a coworker's name (IP address) but not which desk they sit at (MAC address). ARP is </w:t>
-      </w:r>
-      <w:r>
-        <w:rPr>
-          <w:i/>
-          <w:iCs/>
-        </w:rPr>
-        <w:t>shouting,</w:t>
-      </w:r>
-      <w:r>
-        <w:rPr>
-          <w:i/>
-          <w:iCs/>
-        </w:rPr>
-        <w:t xml:space="preserve"> "Who is Jane?" across the office and Jane </w:t>
-      </w:r>
-      <w:proofErr w:type="gramStart"/>
-      <w:r>
-        <w:rPr>
-          <w:i/>
-          <w:iCs/>
-        </w:rPr>
-        <w:t>raising</w:t>
-      </w:r>
-      <w:proofErr w:type="gramEnd"/>
-      <w:r>
-        <w:rPr>
-          <w:i/>
-          <w:iCs/>
-        </w:rPr>
-        <w:t xml:space="preserve"> her hand so you know where to deliver the package.</w:t>
-      </w:r>
-    </w:p>
-    <w:p>
-      <w:pPr>
-        <w:pStyle w:val="Heading3"/>
-      </w:pPr>
-      <w:r>
-        <w:t>Security Devices</w:t>
-      </w:r>
-    </w:p>
-    <w:p>
-      <w:pPr>
-        <w:pStyle w:val="ListParagraph"/>
-        <w:numPr>
-          <w:ilvl w:val="0"/>
-          <w:numId w:val="2"/>
-        </w:numPr>
-        <w:spacing w:after="40"/>
-      </w:pPr>
-      <w:r>
-        <w:rPr>
-          <w:b/>
-          <w:bCs/>
-        </w:rPr>
-        <w:t>Intrusion Prevention System (IPS)</w:t>
-      </w:r>
-      <w:r>
-        <w:t xml:space="preserve"> is an active system because it can automatically block or prevent attacks</w:t>
+        <w:t>It is raining outside, and you use an umbrella to actively prevent getting wet.</w:t>
+      </w:r>
+    </w:p>
+    <w:p>
+      <w:pPr>
+        <w:pStyle w:val="ListParagraph"/>
+        <w:numPr>
+          <w:ilvl w:val="0"/>
+          <w:numId w:val="2"/>
+        </w:numPr>
+        <w:spacing w:after="40"/>
+      </w:pPr>
+      <w:r>
+        <w:rPr>
+          <w:b/>
+          <w:bCs/>
+        </w:rPr>
+        <w:t>Intrusion Detection System (IDS)</w:t>
+      </w:r>
+      <w:r>
+        <w:t xml:space="preserve"> is passive; it detects attacks but does not intervene</w:t>
       </w:r>
     </w:p>
     <w:p>
@@ -6441,27 +6526,27 @@
           <w:i/>
           <w:iCs/>
         </w:rPr>
-        <w:t>It is raining outside, and you use an umbrella to actively prevent getting wet.</w:t>
-      </w:r>
-    </w:p>
-    <w:p>
-      <w:pPr>
-        <w:pStyle w:val="ListParagraph"/>
-        <w:numPr>
-          <w:ilvl w:val="0"/>
-          <w:numId w:val="2"/>
-        </w:numPr>
-        <w:spacing w:after="40"/>
-      </w:pPr>
-      <w:r>
-        <w:rPr>
-          <w:b/>
-          <w:bCs/>
-        </w:rPr>
-        <w:t>Intrusion Detection System (IDS)</w:t>
-      </w:r>
-      <w:r>
-        <w:t xml:space="preserve"> is passive; it detects attacks but does not intervene</w:t>
+        <w:t>It is raining outside, and you notice it but take no action.</w:t>
+      </w:r>
+    </w:p>
+    <w:p>
+      <w:pPr>
+        <w:pStyle w:val="ListParagraph"/>
+        <w:numPr>
+          <w:ilvl w:val="0"/>
+          <w:numId w:val="2"/>
+        </w:numPr>
+        <w:spacing w:after="40"/>
+      </w:pPr>
+      <w:r>
+        <w:rPr>
+          <w:b/>
+          <w:bCs/>
+        </w:rPr>
+        <w:t>Unified Threat Management (UTM)</w:t>
+      </w:r>
+      <w:r>
+        <w:t xml:space="preserve"> provides IPS, IDS, firewall, and other protections all in one, combining multiple security features into a single solution</w:t>
       </w:r>
     </w:p>
     <w:p>
@@ -6486,27 +6571,7 @@
           <w:i/>
           <w:iCs/>
         </w:rPr>
-        <w:t>It is raining outside, and you notice it but take no action.</w:t>
-      </w:r>
-    </w:p>
-    <w:p>
-      <w:pPr>
-        <w:pStyle w:val="ListParagraph"/>
-        <w:numPr>
-          <w:ilvl w:val="0"/>
-          <w:numId w:val="2"/>
-        </w:numPr>
-        <w:spacing w:after="40"/>
-      </w:pPr>
-      <w:r>
-        <w:rPr>
-          <w:b/>
-          <w:bCs/>
-        </w:rPr>
-        <w:t>Unified Threat Management (UTM)</w:t>
-      </w:r>
-      <w:r>
-        <w:t xml:space="preserve"> provides IPS, IDS, firewall, and other protections all in one, combining multiple security features into a single solution</w:t>
+        <w:t>A UTM is like an all-in-one home security system. Instead of buying a door lock from one company, cameras from another, and a motion alarm from a third, you get one box from one vendor that does all of it. The firewall is the lock, the IDS is the camera that notices and alerts, and the IPS is the alarm that actually stops the intruder.</w:t>
       </w:r>
     </w:p>
     <w:p>
@@ -6593,8 +6658,22 @@
       <w:pPr>
         <w:pStyle w:val="Heading2"/>
       </w:pPr>
-      <w:r>
-        <w:lastRenderedPageBreak/>
+    </w:p>
+    <w:p>
+      <w:pPr>
+        <w:pStyle w:val="Heading2"/>
+      </w:pPr>
+    </w:p>
+    <w:p>
+      <w:pPr>
+        <w:pStyle w:val="Heading2"/>
+      </w:pPr>
+    </w:p>
+    <w:p>
+      <w:pPr>
+        <w:pStyle w:val="Heading2"/>
+      </w:pPr>
+      <w:r>
         <w:t>Network Topologies</w:t>
       </w:r>
     </w:p>
@@ -6872,6 +6951,7 @@
         <w:rPr>
           <w:noProof/>
         </w:rPr>
+        <w:lastRenderedPageBreak/>
         <w:drawing>
           <wp:inline distT="0" distB="0" distL="0" distR="0" wp14:anchorId="734F8AA1" wp14:editId="4D864ADB">
             <wp:extent cx="1276350" cy="1304925"/>
@@ -6948,7 +7028,6 @@
         <w:spacing w:after="40"/>
       </w:pPr>
       <w:r>
-        <w:lastRenderedPageBreak/>
         <w:t>Easy to install, manage, and expand</w:t>
       </w:r>
     </w:p>
@@ -7091,7 +7170,40 @@
         <w:spacing w:after="40"/>
       </w:pPr>
       <w:r>
-        <w:t>One failure usually does not take the whole network down</w:t>
+        <w:t xml:space="preserve">One failure usually </w:t>
+      </w:r>
+      <w:r>
+        <w:rPr>
+          <w:b/>
+          <w:bCs/>
+        </w:rPr>
+        <w:t>does not</w:t>
+      </w:r>
+      <w:r>
+        <w:t xml:space="preserve"> take the whole network down</w:t>
+      </w:r>
+    </w:p>
+    <w:p>
+      <w:pPr>
+        <w:pStyle w:val="ListParagraph"/>
+        <w:numPr>
+          <w:ilvl w:val="0"/>
+          <w:numId w:val="2"/>
+        </w:numPr>
+        <w:spacing w:after="40"/>
+      </w:pPr>
+      <w:r>
+        <w:rPr>
+          <w:b/>
+          <w:bCs/>
+        </w:rPr>
+        <w:t>Highest reliability</w:t>
+      </w:r>
+      <w:r>
+        <w:t xml:space="preserve"> of the standard topologies: in a full mesh every node connects directly to every other node, so traffic can always be rerouted if a link or node fails</w:t>
+      </w:r>
+      <w:r>
+        <w:br/>
       </w:r>
     </w:p>
     <w:p>
@@ -7181,8 +7293,8 @@
         <w:tblLook w:val="04A0" w:firstRow="1" w:lastRow="0" w:firstColumn="1" w:lastColumn="0" w:noHBand="0" w:noVBand="1"/>
       </w:tblPr>
       <w:tblGrid>
-        <w:gridCol w:w="4266"/>
-        <w:gridCol w:w="5094"/>
+        <w:gridCol w:w="4288"/>
+        <w:gridCol w:w="5072"/>
       </w:tblGrid>
       <w:tr>
         <w:trPr>
@@ -7296,6 +7408,7 @@
                 <w:sz w:val="20"/>
                 <w:szCs w:val="20"/>
               </w:rPr>
+              <w:lastRenderedPageBreak/>
               <w:t>Sublime Text</w:t>
             </w:r>
           </w:p>
@@ -7440,6 +7553,56 @@
       </w:pPr>
       <w:r>
         <w:t>Features: code editor with advanced autocomplete, debugger for step-through execution, build automation tools, project and file management, version control integration (Git), GUI design tools (in some IDEs)</w:t>
+      </w:r>
+    </w:p>
+    <w:p>
+      <w:pPr>
+        <w:pStyle w:val="ListParagraph"/>
+        <w:numPr>
+          <w:ilvl w:val="0"/>
+          <w:numId w:val="2"/>
+        </w:numPr>
+        <w:spacing w:after="40"/>
+      </w:pPr>
+      <w:r>
+        <w:t xml:space="preserve">Platform support: </w:t>
+      </w:r>
+      <w:r>
+        <w:rPr>
+          <w:b/>
+          <w:bCs/>
+        </w:rPr>
+        <w:t>PyCharm is a full IDE that runs natively on Windows</w:t>
+      </w:r>
+      <w:r>
+        <w:rPr>
+          <w:b/>
+          <w:bCs/>
+        </w:rPr>
+        <w:t xml:space="preserve"> and </w:t>
+      </w:r>
+      <w:r>
+        <w:rPr>
+          <w:b/>
+          <w:bCs/>
+        </w:rPr>
+        <w:t>macOS</w:t>
+      </w:r>
+    </w:p>
+    <w:p>
+      <w:pPr>
+        <w:pStyle w:val="ListParagraph"/>
+        <w:numPr>
+          <w:ilvl w:val="0"/>
+          <w:numId w:val="2"/>
+        </w:numPr>
+        <w:spacing w:after="40"/>
+      </w:pPr>
+      <w:r>
+        <w:t>Visual Studio is primarily a Windows product (Visual Studio for Mac was discontinued); Xcode is macOS only; Notepad++ is a Windows-only text editor, not an IDE</w:t>
+      </w:r>
+      <w:r>
+        <w:br/>
       </w:r>
     </w:p>
     <w:tbl>
@@ -7460,9 +7623,9 @@
         <w:tblLook w:val="04A0" w:firstRow="1" w:lastRow="0" w:firstColumn="1" w:lastColumn="0" w:noHBand="0" w:noVBand="1"/>
       </w:tblPr>
       <w:tblGrid>
-        <w:gridCol w:w="2656"/>
-        <w:gridCol w:w="3660"/>
-        <w:gridCol w:w="3044"/>
+        <w:gridCol w:w="2701"/>
+        <w:gridCol w:w="3486"/>
+        <w:gridCol w:w="3173"/>
       </w:tblGrid>
       <w:tr>
         <w:trPr>
@@ -7488,7 +7651,6 @@
                 <w:sz w:val="20"/>
                 <w:szCs w:val="20"/>
               </w:rPr>
-              <w:lastRenderedPageBreak/>
               <w:t>IDE</w:t>
             </w:r>
           </w:p>
@@ -7560,6 +7722,13 @@
                 <w:szCs w:val="20"/>
               </w:rPr>
               <w:t>PyCharm</w:t>
+            </w:r>
+            <w:r>
+              <w:rPr>
+                <w:sz w:val="20"/>
+                <w:szCs w:val="20"/>
+              </w:rPr>
+              <w:t xml:space="preserve"> </w:t>
             </w:r>
           </w:p>
         </w:tc>
@@ -7823,350 +7992,21 @@
     </w:p>
     <w:p>
       <w:pPr>
-        <w:pStyle w:val="Heading2"/>
-      </w:pPr>
-      <w:r>
-        <w:t>Cloud Computing</w:t>
-      </w:r>
-    </w:p>
-    <w:p>
-      <w:pPr>
-        <w:spacing w:after="80"/>
-      </w:pPr>
-      <w:r>
-        <w:t>Service availability in cloud computing is often measured in "nines" (99.9%, 99.99% uptime), indicating reliability. Each extra nine means far less downtime per year: 99.9% is about 8.8 hours of downtime a year; 99.99% is about 53 minutes.</w:t>
-      </w:r>
-    </w:p>
-    <w:p>
-      <w:pPr>
         <w:pStyle w:val="Heading3"/>
-      </w:pPr>
-      <w:r>
-        <w:t>Cloud Deployment Models (Who Owns and Shares the Cloud)</w:t>
-      </w:r>
-    </w:p>
-    <w:p>
-      <w:pPr>
-        <w:spacing w:after="80"/>
-      </w:pPr>
-      <w:r>
-        <w:t xml:space="preserve">A deployment model describes </w:t>
-      </w:r>
-      <w:r>
-        <w:rPr>
-          <w:b/>
-          <w:bCs/>
-        </w:rPr>
-        <w:t>where</w:t>
-      </w:r>
-      <w:r>
-        <w:t xml:space="preserve"> the cloud lives and </w:t>
-      </w:r>
-      <w:r>
-        <w:rPr>
-          <w:b/>
-          <w:bCs/>
-        </w:rPr>
-        <w:t>who</w:t>
-      </w:r>
-      <w:r>
-        <w:t xml:space="preserve"> shares it. A service model (SaaS, PaaS, IaaS, covered next) describes </w:t>
-      </w:r>
-      <w:r>
-        <w:rPr>
-          <w:b/>
-          <w:bCs/>
-        </w:rPr>
-        <w:t>what</w:t>
-      </w:r>
-      <w:r>
-        <w:t xml:space="preserve"> you get. Exam questions often mix the two, so keep them separate in your mind.</w:t>
-      </w:r>
-    </w:p>
-    <w:p>
-      <w:pPr>
-        <w:pStyle w:val="ListParagraph"/>
-        <w:numPr>
-          <w:ilvl w:val="0"/>
-          <w:numId w:val="2"/>
-        </w:numPr>
-        <w:spacing w:after="40"/>
-      </w:pPr>
-      <w:r>
-        <w:rPr>
-          <w:b/>
-          <w:bCs/>
-        </w:rPr>
-        <w:t>Public cloud:</w:t>
-      </w:r>
-      <w:r>
-        <w:t xml:space="preserve"> infrastructure owned and operated by a third-party provider and shared by many customers (tenants) over the internet. You rent a slice; the provider owns the building.</w:t>
-      </w:r>
-    </w:p>
-    <w:p>
-      <w:pPr>
-        <w:pStyle w:val="ListParagraph"/>
-        <w:numPr>
-          <w:ilvl w:val="1"/>
-          <w:numId w:val="2"/>
-        </w:numPr>
-        <w:spacing w:after="40"/>
-      </w:pPr>
-      <w:r>
-        <w:t>Examples: Amazon Web Services (AWS), Microsoft Azure, Google Cloud Platform (GCP)</w:t>
-      </w:r>
-    </w:p>
-    <w:p>
-      <w:pPr>
-        <w:pStyle w:val="ListParagraph"/>
-        <w:numPr>
-          <w:ilvl w:val="1"/>
-          <w:numId w:val="2"/>
-        </w:numPr>
-        <w:spacing w:after="40"/>
-      </w:pPr>
-      <w:r>
-        <w:t xml:space="preserve">Pros: lowest </w:t>
-      </w:r>
-      <w:proofErr w:type="gramStart"/>
-      <w:r>
-        <w:t>up-front</w:t>
-      </w:r>
-      <w:proofErr w:type="gramEnd"/>
-      <w:r>
-        <w:t xml:space="preserve"> cost, pay-as-you-go, nearly unlimited scaling, no hardware to maintain</w:t>
-      </w:r>
-    </w:p>
-    <w:p>
-      <w:pPr>
-        <w:pStyle w:val="ListParagraph"/>
-        <w:numPr>
-          <w:ilvl w:val="1"/>
-          <w:numId w:val="2"/>
-        </w:numPr>
-        <w:spacing w:after="40"/>
-      </w:pPr>
-      <w:r>
-        <w:t>Cons: less control, shared hardware, may not meet strict regulatory requirements</w:t>
-      </w:r>
-    </w:p>
-    <w:p>
-      <w:pPr>
-        <w:pStyle w:val="ListParagraph"/>
-        <w:numPr>
-          <w:ilvl w:val="0"/>
-          <w:numId w:val="2"/>
-        </w:numPr>
-        <w:spacing w:after="40"/>
-      </w:pPr>
-      <w:r>
-        <w:rPr>
-          <w:b/>
-          <w:bCs/>
-        </w:rPr>
-        <w:t>Private cloud:</w:t>
-      </w:r>
-      <w:r>
-        <w:t xml:space="preserve"> infrastructure used exclusively by one organization. It can sit in the company's own data center or be hosted by a provider, but it is never shared with other customers.</w:t>
-      </w:r>
-    </w:p>
-    <w:p>
-      <w:pPr>
-        <w:pStyle w:val="ListParagraph"/>
-        <w:numPr>
-          <w:ilvl w:val="1"/>
-          <w:numId w:val="2"/>
-        </w:numPr>
-        <w:spacing w:after="40"/>
-      </w:pPr>
-      <w:r>
-        <w:t xml:space="preserve">Examples: VMware vSphere private cloud, OpenStack, a bank's in-house cloud, Azure Stack or AWS Outposts running </w:t>
-      </w:r>
-      <w:proofErr w:type="gramStart"/>
-      <w:r>
-        <w:t>on-premises</w:t>
-      </w:r>
-      <w:proofErr w:type="gramEnd"/>
-    </w:p>
-    <w:p>
-      <w:pPr>
-        <w:pStyle w:val="ListParagraph"/>
-        <w:numPr>
-          <w:ilvl w:val="1"/>
-          <w:numId w:val="2"/>
-        </w:numPr>
-        <w:spacing w:after="40"/>
-      </w:pPr>
-      <w:r>
-        <w:t>Pros: maximum control, security, and compliance (HIPAA, government, finance)</w:t>
-      </w:r>
-    </w:p>
-    <w:p>
-      <w:pPr>
-        <w:pStyle w:val="ListParagraph"/>
-        <w:numPr>
-          <w:ilvl w:val="1"/>
-          <w:numId w:val="2"/>
-        </w:numPr>
-        <w:spacing w:after="40"/>
-      </w:pPr>
-      <w:r>
-        <w:t>Cons: expensive, the organization buys and maintains the hardware, scaling is slower</w:t>
-      </w:r>
-    </w:p>
-    <w:p>
-      <w:pPr>
-        <w:pStyle w:val="ListParagraph"/>
-        <w:numPr>
-          <w:ilvl w:val="0"/>
-          <w:numId w:val="2"/>
-        </w:numPr>
-        <w:spacing w:after="40"/>
-      </w:pPr>
-      <w:r>
-        <w:rPr>
-          <w:b/>
-          <w:bCs/>
-        </w:rPr>
-        <w:t>Hybrid cloud:</w:t>
-      </w:r>
-      <w:r>
-        <w:t xml:space="preserve"> a mix of private and public </w:t>
-      </w:r>
-      <w:proofErr w:type="gramStart"/>
-      <w:r>
-        <w:t>cloud</w:t>
-      </w:r>
-      <w:proofErr w:type="gramEnd"/>
-      <w:r>
-        <w:t xml:space="preserve"> that are connected so data and applications can move between them. Sensitive workloads stay private; bursty or public-facing workloads use the public cloud.</w:t>
-      </w:r>
-    </w:p>
-    <w:p>
-      <w:pPr>
-        <w:pStyle w:val="ListParagraph"/>
-        <w:numPr>
-          <w:ilvl w:val="1"/>
-          <w:numId w:val="2"/>
-        </w:numPr>
-        <w:spacing w:after="40"/>
-      </w:pPr>
-      <w:r>
-        <w:t>Example: patient records stay in a hospital's private cloud, while the public appointment website runs in Azure</w:t>
-      </w:r>
-    </w:p>
-    <w:p>
-      <w:pPr>
-        <w:pStyle w:val="ListParagraph"/>
-        <w:numPr>
-          <w:ilvl w:val="1"/>
-          <w:numId w:val="2"/>
-        </w:numPr>
-        <w:spacing w:after="40"/>
-      </w:pPr>
-      <w:r>
-        <w:t xml:space="preserve">Key phrase: </w:t>
-      </w:r>
-      <w:r>
-        <w:rPr>
-          <w:b/>
-          <w:bCs/>
-        </w:rPr>
-        <w:t>cloud bursting</w:t>
-      </w:r>
-      <w:r>
-        <w:t>, where an app runs privately most of the time but "bursts" into the public cloud during peak demand</w:t>
-      </w:r>
-    </w:p>
-    <w:p>
-      <w:pPr>
-        <w:pStyle w:val="ListParagraph"/>
-        <w:numPr>
-          <w:ilvl w:val="0"/>
-          <w:numId w:val="2"/>
-        </w:numPr>
-        <w:spacing w:after="40"/>
-      </w:pPr>
-      <w:r>
-        <w:rPr>
-          <w:b/>
-          <w:bCs/>
-        </w:rPr>
-        <w:t>Community cloud:</w:t>
-      </w:r>
-      <w:r>
-        <w:t xml:space="preserve"> infrastructure shared by several organizations that have common needs (same industry, same regulations, same mission). Costs and governance are shared among the members, but it is not open to the </w:t>
-      </w:r>
-      <w:proofErr w:type="gramStart"/>
-      <w:r>
-        <w:t>general public</w:t>
-      </w:r>
-      <w:proofErr w:type="gramEnd"/>
-      <w:r>
-        <w:t>.</w:t>
-      </w:r>
-    </w:p>
-    <w:p>
-      <w:pPr>
-        <w:pStyle w:val="ListParagraph"/>
-        <w:numPr>
-          <w:ilvl w:val="1"/>
-          <w:numId w:val="2"/>
-        </w:numPr>
-        <w:spacing w:after="40"/>
-      </w:pPr>
-      <w:r>
-        <w:t>Examples: a cloud shared by several universities for research, a cloud shared by county governments, healthcare organizations sharing a HIPAA-compliant cloud</w:t>
-      </w:r>
-    </w:p>
-    <w:p>
-      <w:pPr>
-        <w:pStyle w:val="ListParagraph"/>
-        <w:numPr>
-          <w:ilvl w:val="0"/>
-          <w:numId w:val="2"/>
-        </w:numPr>
-        <w:spacing w:after="40"/>
-      </w:pPr>
-      <w:r>
-        <w:rPr>
-          <w:b/>
-          <w:bCs/>
-        </w:rPr>
-        <w:lastRenderedPageBreak/>
-        <w:t>Multi-cloud:</w:t>
-      </w:r>
-      <w:r>
-        <w:t xml:space="preserve"> using services from two or more public cloud providers at the same time (for example, AWS for compute and Azure for Microsoft 365 integration) to avoid </w:t>
-      </w:r>
-      <w:proofErr w:type="gramStart"/>
-      <w:r>
-        <w:t>lock-in</w:t>
-      </w:r>
-      <w:proofErr w:type="gramEnd"/>
-      <w:r>
-        <w:t xml:space="preserve"> or </w:t>
-      </w:r>
-      <w:proofErr w:type="gramStart"/>
-      <w:r>
-        <w:t>to use</w:t>
-      </w:r>
-      <w:proofErr w:type="gramEnd"/>
-      <w:r>
-        <w:t xml:space="preserve"> the best tool from each</w:t>
-      </w:r>
-    </w:p>
-    <w:p>
-      <w:pPr>
-        <w:pStyle w:val="ListParagraph"/>
-        <w:numPr>
-          <w:ilvl w:val="1"/>
-          <w:numId w:val="2"/>
-        </w:numPr>
-        <w:spacing w:after="40"/>
-      </w:pPr>
-      <w:r>
-        <w:t>Multi-cloud is not the same as hybrid: hybrid mixes private + public; multi-cloud mixes public + public</w:t>
+        <w:rPr>
+          <w:sz w:val="28"/>
+          <w:szCs w:val="28"/>
+        </w:rPr>
+      </w:pPr>
+      <w:r>
+        <w:br/>
+      </w:r>
+      <w:r>
+        <w:rPr>
+          <w:sz w:val="28"/>
+          <w:szCs w:val="28"/>
+        </w:rPr>
+        <w:t>Cloud Service Models (What You Get)</w:t>
       </w:r>
     </w:p>
     <w:p>
@@ -8191,23 +8031,21 @@
           <w:i/>
           <w:iCs/>
         </w:rPr>
-        <w:t xml:space="preserve">Think of housing. </w:t>
-      </w:r>
-      <w:r>
-        <w:rPr>
-          <w:b/>
-          <w:bCs/>
+        <w:t xml:space="preserve">The pizza analogy. </w:t>
+      </w:r>
+      <w:r>
+        <w:rPr>
           <w:i/>
           <w:iCs/>
         </w:rPr>
-        <w:t>Public cloud</w:t>
+        <w:t>On premises</w:t>
       </w:r>
       <w:r>
         <w:rPr>
           <w:i/>
           <w:iCs/>
         </w:rPr>
-        <w:t xml:space="preserve"> is renting an apartment in a large building: cheap, move in tomorrow, but you share walls and the landlord sets the rules. </w:t>
+        <w:t xml:space="preserve"> is making pizza from scratch at home: you buy every ingredient, the oven, and the table. </w:t>
       </w:r>
       <w:r>
         <w:rPr>
@@ -8216,14 +8054,14 @@
           <w:i/>
           <w:iCs/>
         </w:rPr>
-        <w:t>Private cloud</w:t>
+        <w:t>IaaS</w:t>
       </w:r>
       <w:r>
         <w:rPr>
           <w:i/>
           <w:iCs/>
         </w:rPr>
-        <w:t xml:space="preserve"> is owning your own house: total control and privacy, but you pay for the roof, the plumbing, and every repair. </w:t>
+        <w:t xml:space="preserve"> is take-and-bake: the pizza is assembled for you, but you supply the oven, the table, and do the cooking. </w:t>
       </w:r>
       <w:r>
         <w:rPr>
@@ -8232,78 +8070,1060 @@
           <w:i/>
           <w:iCs/>
         </w:rPr>
-        <w:t>Hybrid cloud</w:t>
+        <w:t xml:space="preserve">PaaS </w:t>
       </w:r>
       <w:r>
         <w:rPr>
           <w:i/>
           <w:iCs/>
         </w:rPr>
-        <w:t xml:space="preserve"> is owning a house </w:t>
-      </w:r>
-      <w:proofErr w:type="gramStart"/>
-      <w:r>
-        <w:rPr>
+        <w:t xml:space="preserve">is delivery: it arrives cooked; you only supply the table and the drinks. </w:t>
+      </w:r>
+      <w:r>
+        <w:rPr>
+          <w:b/>
+          <w:bCs/>
           <w:i/>
           <w:iCs/>
         </w:rPr>
-        <w:t>and also</w:t>
-      </w:r>
-      <w:proofErr w:type="gramEnd"/>
+        <w:t>SaaS</w:t>
+      </w:r>
       <w:r>
         <w:rPr>
           <w:i/>
           <w:iCs/>
         </w:rPr>
-        <w:t xml:space="preserve"> renting a storage unit or an Airbnb when guests </w:t>
-      </w:r>
-      <w:proofErr w:type="gramStart"/>
-      <w:r>
-        <w:rPr>
+        <w:t xml:space="preserve"> is eating at the restaurant: everything is handled, you just show up and eat. </w:t>
+      </w:r>
+      <w:r>
+        <w:rPr>
+          <w:b/>
+          <w:bCs/>
           <w:i/>
           <w:iCs/>
         </w:rPr>
-        <w:t>visit:</w:t>
-      </w:r>
-      <w:proofErr w:type="gramEnd"/>
+        <w:t>DaaS</w:t>
+      </w:r>
       <w:r>
         <w:rPr>
           <w:i/>
           <w:iCs/>
         </w:rPr>
-        <w:t xml:space="preserve"> you keep what matters at home and rent extra space only when you need it. </w:t>
-      </w:r>
-      <w:r>
-        <w:rPr>
-          <w:b/>
-          <w:bCs/>
+        <w:t xml:space="preserve"> is the restaurant setting up your personal table, with your usual order and your own seat, wherever you happen to </w:t>
+      </w:r>
+      <w:r>
+        <w:rPr>
           <w:i/>
           <w:iCs/>
         </w:rPr>
-        <w:t>Community cloud</w:t>
+        <w:t>be</w:t>
       </w:r>
       <w:r>
         <w:rPr>
           <w:i/>
           <w:iCs/>
         </w:rPr>
-        <w:t xml:space="preserve"> is a co-op or condo association: a group of like-minded owners share one building and split the costs and the rules, and outsiders cannot move in. </w:t>
-      </w:r>
-      <w:r>
-        <w:rPr>
-          <w:b/>
-          <w:bCs/>
-          <w:i/>
-          <w:iCs/>
-        </w:rPr>
-        <w:t>Multi-cloud</w:t>
-      </w:r>
-      <w:r>
-        <w:rPr>
-          <w:i/>
-          <w:iCs/>
-        </w:rPr>
-        <w:t xml:space="preserve"> is renting apartments in two different buildings because each has something the other lacks.</w:t>
+        <w:t xml:space="preserve"> at home, at work, or in a hotel. You bring only yourself (the device); the whole dining experience follows you. The more you move toward SaaS and DaaS, the less you manage and the less you control.</w:t>
+      </w:r>
+    </w:p>
+    <w:p>
+      <w:pPr>
+        <w:pStyle w:val="Heading4"/>
+      </w:pPr>
+      <w:r>
+        <w:br/>
+      </w:r>
+      <w:r>
+        <w:t>Software as a Service (SaaS): most common</w:t>
+      </w:r>
+    </w:p>
+    <w:p>
+      <w:pPr>
+        <w:pStyle w:val="ListParagraph"/>
+        <w:numPr>
+          <w:ilvl w:val="0"/>
+          <w:numId w:val="2"/>
+        </w:numPr>
+        <w:spacing w:after="40"/>
+      </w:pPr>
+      <w:r>
+        <w:t>Customer does not manage the software and does not install anything</w:t>
+      </w:r>
+    </w:p>
+    <w:p>
+      <w:pPr>
+        <w:pStyle w:val="ListParagraph"/>
+        <w:numPr>
+          <w:ilvl w:val="0"/>
+          <w:numId w:val="2"/>
+        </w:numPr>
+        <w:spacing w:after="40"/>
+      </w:pPr>
+      <w:r>
+        <w:t>Ready-to-use software delivered over the internet, accessible from any device via a web browser</w:t>
+      </w:r>
+    </w:p>
+    <w:p>
+      <w:pPr>
+        <w:pStyle w:val="ListParagraph"/>
+        <w:numPr>
+          <w:ilvl w:val="0"/>
+          <w:numId w:val="2"/>
+        </w:numPr>
+        <w:spacing w:after="40"/>
+      </w:pPr>
+      <w:r>
+        <w:t>Subscription-based pricing</w:t>
+      </w:r>
+    </w:p>
+    <w:p>
+      <w:pPr>
+        <w:pStyle w:val="ListParagraph"/>
+        <w:numPr>
+          <w:ilvl w:val="0"/>
+          <w:numId w:val="2"/>
+        </w:numPr>
+        <w:spacing w:after="40"/>
+      </w:pPr>
+      <w:r>
+        <w:lastRenderedPageBreak/>
+        <w:t>Examples: web-based email (Gmail, Yahoo), Microsoft 365 (Word, Excel, Outlook), Dropbox, Salesforce, Zoom</w:t>
+      </w:r>
+    </w:p>
+    <w:p>
+      <w:pPr>
+        <w:pStyle w:val="ListParagraph"/>
+        <w:numPr>
+          <w:ilvl w:val="0"/>
+          <w:numId w:val="2"/>
+        </w:numPr>
+        <w:spacing w:after="40"/>
+      </w:pPr>
+      <w:r>
+        <w:t>Use cases: a company needing IT help desks and other ready-made services; WGU uses SaaS</w:t>
+      </w:r>
+    </w:p>
+    <w:p>
+      <w:pPr>
+        <w:pStyle w:val="Heading4"/>
+      </w:pPr>
+      <w:r>
+        <w:t>Infrastructure as a Service (IaaS)</w:t>
+      </w:r>
+    </w:p>
+    <w:p>
+      <w:pPr>
+        <w:pStyle w:val="ListParagraph"/>
+        <w:numPr>
+          <w:ilvl w:val="0"/>
+          <w:numId w:val="2"/>
+        </w:numPr>
+        <w:spacing w:after="40"/>
+      </w:pPr>
+      <w:r>
+        <w:t>Scalable compute, storage, and networking resources provisioned on demand as needs grow</w:t>
+      </w:r>
+    </w:p>
+    <w:p>
+      <w:pPr>
+        <w:pStyle w:val="ListParagraph"/>
+        <w:numPr>
+          <w:ilvl w:val="0"/>
+          <w:numId w:val="2"/>
+        </w:numPr>
+        <w:spacing w:after="40"/>
+      </w:pPr>
+      <w:r>
+        <w:t>Provides virtualized computing resources over the internet: servers, storage, networking, and virtualization</w:t>
+      </w:r>
+    </w:p>
+    <w:p>
+      <w:pPr>
+        <w:pStyle w:val="ListParagraph"/>
+        <w:numPr>
+          <w:ilvl w:val="0"/>
+          <w:numId w:val="2"/>
+        </w:numPr>
+        <w:spacing w:after="40"/>
+      </w:pPr>
+      <w:r>
+        <w:t>Pay-as-you-go pricing model</w:t>
+      </w:r>
+    </w:p>
+    <w:p>
+      <w:pPr>
+        <w:pStyle w:val="ListParagraph"/>
+        <w:numPr>
+          <w:ilvl w:val="0"/>
+          <w:numId w:val="2"/>
+        </w:numPr>
+        <w:spacing w:after="40"/>
+      </w:pPr>
+      <w:r>
+        <w:t>Examples: Amazon Web Services (AWS) EC2, Microsoft Azure Virtual Machines, Google Compute Engine (GCE)</w:t>
+      </w:r>
+    </w:p>
+    <w:p>
+      <w:pPr>
+        <w:pStyle w:val="ListParagraph"/>
+        <w:numPr>
+          <w:ilvl w:val="0"/>
+          <w:numId w:val="2"/>
+        </w:numPr>
+        <w:spacing w:after="40"/>
+      </w:pPr>
+      <w:r>
+        <w:t>Use cases: hosting websites and applications, running virtual machines and custom environments, disaster recovery and backup solutions</w:t>
+      </w:r>
+    </w:p>
+    <w:p>
+      <w:pPr>
+        <w:pStyle w:val="ListParagraph"/>
+        <w:numPr>
+          <w:ilvl w:val="0"/>
+          <w:numId w:val="2"/>
+        </w:numPr>
+        <w:spacing w:after="40"/>
+      </w:pPr>
+      <w:r>
+        <w:t>Key clue: the customer rents virtual machines, storage, and networking but installs and maintains its own operating systems and applications. If the customer manages the OS, it is IaaS</w:t>
+      </w:r>
+    </w:p>
+    <w:p>
+      <w:pPr>
+        <w:pStyle w:val="Heading4"/>
+      </w:pPr>
+      <w:r>
+        <w:t>Desktop as a Service (DaaS)</w:t>
+      </w:r>
+    </w:p>
+    <w:p>
+      <w:pPr>
+        <w:pStyle w:val="ListParagraph"/>
+        <w:numPr>
+          <w:ilvl w:val="0"/>
+          <w:numId w:val="2"/>
+        </w:numPr>
+        <w:spacing w:after="40"/>
+      </w:pPr>
+      <w:r>
+        <w:t>Delivers cloud-hosted virtual desktops to users, allowing access from any device</w:t>
+      </w:r>
+    </w:p>
+    <w:p>
+      <w:pPr>
+        <w:pStyle w:val="ListParagraph"/>
+        <w:numPr>
+          <w:ilvl w:val="0"/>
+          <w:numId w:val="2"/>
+        </w:numPr>
+        <w:spacing w:after="40"/>
+      </w:pPr>
+      <w:r>
+        <w:t>Secure remote desktop access; centralized management of virtual desktops; supports multiple operating systems; pay-per-user model</w:t>
+      </w:r>
+    </w:p>
+    <w:p>
+      <w:pPr>
+        <w:pStyle w:val="ListParagraph"/>
+        <w:numPr>
+          <w:ilvl w:val="0"/>
+          <w:numId w:val="2"/>
+        </w:numPr>
+        <w:spacing w:after="40"/>
+      </w:pPr>
+      <w:r>
+        <w:t xml:space="preserve">Examples: Amazon </w:t>
+      </w:r>
+      <w:proofErr w:type="spellStart"/>
+      <w:r>
+        <w:t>WorkSpaces</w:t>
+      </w:r>
+      <w:proofErr w:type="spellEnd"/>
+      <w:r>
+        <w:t>, Microsoft Azure Virtual Desktop, Citrix DaaS (formerly Citrix Virtual Apps and Desktops service)</w:t>
+      </w:r>
+    </w:p>
+    <w:p>
+      <w:pPr>
+        <w:pStyle w:val="ListParagraph"/>
+        <w:numPr>
+          <w:ilvl w:val="0"/>
+          <w:numId w:val="2"/>
+        </w:numPr>
+        <w:spacing w:after="40"/>
+      </w:pPr>
+      <w:r>
+        <w:t>Use cases: remote work and telecommuting</w:t>
+      </w:r>
+    </w:p>
+    <w:p>
+      <w:pPr>
+        <w:pStyle w:val="Heading4"/>
+      </w:pPr>
+      <w:r>
+        <w:t>Platform as a Service (PaaS)</w:t>
+      </w:r>
+    </w:p>
+    <w:p>
+      <w:pPr>
+        <w:pStyle w:val="ListParagraph"/>
+        <w:numPr>
+          <w:ilvl w:val="0"/>
+          <w:numId w:val="2"/>
+        </w:numPr>
+        <w:spacing w:after="40"/>
+      </w:pPr>
+      <w:r>
+        <w:t>A platform for developers to build, test, and deploy applications without worrying about the underlying infrastructure</w:t>
+      </w:r>
+    </w:p>
+    <w:p>
+      <w:pPr>
+        <w:pStyle w:val="ListParagraph"/>
+        <w:numPr>
+          <w:ilvl w:val="0"/>
+          <w:numId w:val="2"/>
+        </w:numPr>
+        <w:spacing w:after="40"/>
+      </w:pPr>
+      <w:r>
+        <w:t>Includes development tools, databases, and runtime environments; automates infrastructure management; supports various programming languages</w:t>
+      </w:r>
+    </w:p>
+    <w:p>
+      <w:pPr>
+        <w:pStyle w:val="ListParagraph"/>
+        <w:numPr>
+          <w:ilvl w:val="0"/>
+          <w:numId w:val="2"/>
+        </w:numPr>
+        <w:spacing w:after="40"/>
+      </w:pPr>
+      <w:r>
+        <w:t>Developers focus on coding while the provider handles scaling and maintenance</w:t>
+      </w:r>
+    </w:p>
+    <w:p>
+      <w:pPr>
+        <w:pStyle w:val="ListParagraph"/>
+        <w:numPr>
+          <w:ilvl w:val="0"/>
+          <w:numId w:val="2"/>
+        </w:numPr>
+        <w:spacing w:after="40"/>
+      </w:pPr>
+      <w:r>
+        <w:t>Examples: Google App Engine, Microsoft Azure App Service, AWS Elastic Beanstalk</w:t>
+      </w:r>
+    </w:p>
+    <w:p>
+      <w:pPr>
+        <w:pStyle w:val="ListParagraph"/>
+        <w:numPr>
+          <w:ilvl w:val="0"/>
+          <w:numId w:val="2"/>
+        </w:numPr>
+        <w:spacing w:after="40"/>
+      </w:pPr>
+      <w:r>
+        <w:t>Use cases: a category of internet and cloud-based services that provides software development tools</w:t>
+      </w:r>
+    </w:p>
+    <w:p>
+      <w:pPr>
+        <w:pStyle w:val="ListParagraph"/>
+        <w:numPr>
+          <w:ilvl w:val="0"/>
+          <w:numId w:val="2"/>
+        </w:numPr>
+        <w:spacing w:after="40"/>
+      </w:pPr>
+      <w:r>
+        <w:t>D</w:t>
+      </w:r>
+      <w:r>
+        <w:t>eploy</w:t>
+      </w:r>
+      <w:r>
+        <w:t>ing</w:t>
+      </w:r>
+      <w:r>
+        <w:t xml:space="preserve"> a web application without installing or patching an OS, configuring servers, or managing the runtime. </w:t>
+      </w:r>
+    </w:p>
+    <w:p>
+      <w:pPr>
+        <w:spacing w:after="40"/>
+      </w:pPr>
+    </w:p>
+    <w:p>
+      <w:pPr>
+        <w:pStyle w:val="Heading2"/>
+      </w:pPr>
+    </w:p>
+    <w:p>
+      <w:pPr>
+        <w:pStyle w:val="Heading2"/>
+      </w:pPr>
+    </w:p>
+    <w:p>
+      <w:pPr>
+        <w:pStyle w:val="Heading2"/>
+      </w:pPr>
+    </w:p>
+    <w:p>
+      <w:pPr>
+        <w:pStyle w:val="Heading2"/>
+      </w:pPr>
+    </w:p>
+    <w:p>
+      <w:pPr>
+        <w:pStyle w:val="Heading2"/>
+      </w:pPr>
+      <w:r>
+        <w:lastRenderedPageBreak/>
+        <w:t>Tech Stacks: MERN, MEVN, MEAN, LAMP</w:t>
+      </w:r>
+    </w:p>
+    <w:p>
+      <w:pPr>
+        <w:pStyle w:val="Heading3"/>
+      </w:pPr>
+      <w:r>
+        <w:t>MERN Stack (MongoDB, Express.js, React.js, Node.js)</w:t>
+      </w:r>
+    </w:p>
+    <w:p>
+      <w:pPr>
+        <w:numPr>
+          <w:ilvl w:val="0"/>
+          <w:numId w:val="3"/>
+        </w:numPr>
+        <w:spacing w:before="100" w:beforeAutospacing="1" w:after="100" w:afterAutospacing="1"/>
+        <w:rPr>
+          <w:rFonts w:ascii="Calibri" w:eastAsia="Calibri" w:hAnsi="Calibri" w:cs="Calibri"/>
+          <w:sz w:val="22"/>
+          <w:szCs w:val="22"/>
+        </w:rPr>
+      </w:pPr>
+      <w:r>
+        <w:rPr>
+          <w:rFonts w:ascii="Calibri" w:eastAsia="Calibri" w:hAnsi="Calibri" w:cs="Calibri"/>
+          <w:b/>
+          <w:bCs/>
+          <w:sz w:val="22"/>
+          <w:szCs w:val="22"/>
+        </w:rPr>
+        <w:t>MongoDB (database):</w:t>
+      </w:r>
+      <w:r>
+        <w:rPr>
+          <w:rFonts w:ascii="Calibri" w:eastAsia="Calibri" w:hAnsi="Calibri" w:cs="Calibri"/>
+          <w:sz w:val="22"/>
+          <w:szCs w:val="22"/>
+        </w:rPr>
+        <w:t xml:space="preserve"> NoSQL document database; stores the app’s data as flexible JSON-like documents instead of tables</w:t>
+      </w:r>
+    </w:p>
+    <w:p>
+      <w:pPr>
+        <w:numPr>
+          <w:ilvl w:val="0"/>
+          <w:numId w:val="3"/>
+        </w:numPr>
+        <w:spacing w:before="100" w:beforeAutospacing="1" w:after="100" w:afterAutospacing="1"/>
+        <w:rPr>
+          <w:rFonts w:ascii="Calibri" w:eastAsia="Calibri" w:hAnsi="Calibri" w:cs="Calibri"/>
+          <w:sz w:val="22"/>
+          <w:szCs w:val="22"/>
+        </w:rPr>
+      </w:pPr>
+      <w:r>
+        <w:rPr>
+          <w:rFonts w:ascii="Calibri" w:eastAsia="Calibri" w:hAnsi="Calibri" w:cs="Calibri"/>
+          <w:b/>
+          <w:bCs/>
+          <w:sz w:val="22"/>
+          <w:szCs w:val="22"/>
+        </w:rPr>
+        <w:t>Express.js (back-end framework):</w:t>
+      </w:r>
+      <w:r>
+        <w:rPr>
+          <w:rFonts w:ascii="Calibri" w:eastAsia="Calibri" w:hAnsi="Calibri" w:cs="Calibri"/>
+          <w:sz w:val="22"/>
+          <w:szCs w:val="22"/>
+        </w:rPr>
+        <w:t xml:space="preserve"> runs on Node; handles routing, HTTP requests/responses, and middleware between the browser and the database</w:t>
+      </w:r>
+    </w:p>
+    <w:p>
+      <w:pPr>
+        <w:numPr>
+          <w:ilvl w:val="0"/>
+          <w:numId w:val="3"/>
+        </w:numPr>
+        <w:spacing w:before="100" w:beforeAutospacing="1" w:after="100" w:afterAutospacing="1"/>
+        <w:rPr>
+          <w:rFonts w:ascii="Calibri" w:eastAsia="Calibri" w:hAnsi="Calibri" w:cs="Calibri"/>
+          <w:sz w:val="22"/>
+          <w:szCs w:val="22"/>
+        </w:rPr>
+      </w:pPr>
+      <w:r>
+        <w:rPr>
+          <w:rFonts w:ascii="Calibri" w:eastAsia="Calibri" w:hAnsi="Calibri" w:cs="Calibri"/>
+          <w:b/>
+          <w:bCs/>
+          <w:sz w:val="22"/>
+          <w:szCs w:val="22"/>
+        </w:rPr>
+        <w:t>React.js (front-end library):</w:t>
+      </w:r>
+      <w:r>
+        <w:rPr>
+          <w:rFonts w:ascii="Calibri" w:eastAsia="Calibri" w:hAnsi="Calibri" w:cs="Calibri"/>
+          <w:sz w:val="22"/>
+          <w:szCs w:val="22"/>
+        </w:rPr>
+        <w:t xml:space="preserve"> builds the user interface from reusable components; what the user sees and clicks</w:t>
+      </w:r>
+    </w:p>
+    <w:p>
+      <w:pPr>
+        <w:numPr>
+          <w:ilvl w:val="0"/>
+          <w:numId w:val="3"/>
+        </w:numPr>
+        <w:spacing w:before="100" w:beforeAutospacing="1" w:after="100" w:afterAutospacing="1"/>
+        <w:rPr>
+          <w:rFonts w:ascii="Calibri" w:eastAsia="Calibri" w:hAnsi="Calibri" w:cs="Calibri"/>
+          <w:sz w:val="22"/>
+          <w:szCs w:val="22"/>
+        </w:rPr>
+      </w:pPr>
+      <w:r>
+        <w:rPr>
+          <w:rFonts w:ascii="Calibri" w:eastAsia="Calibri" w:hAnsi="Calibri" w:cs="Calibri"/>
+          <w:b/>
+          <w:bCs/>
+          <w:sz w:val="22"/>
+          <w:szCs w:val="22"/>
+        </w:rPr>
+        <w:t>Node.js (runtime):</w:t>
+      </w:r>
+      <w:r>
+        <w:rPr>
+          <w:rFonts w:ascii="Calibri" w:eastAsia="Calibri" w:hAnsi="Calibri" w:cs="Calibri"/>
+          <w:sz w:val="22"/>
+          <w:szCs w:val="22"/>
+        </w:rPr>
+        <w:t xml:space="preserve"> lets JavaScript run on the server outside the browser; Express cannot run without it</w:t>
+      </w:r>
+    </w:p>
+    <w:p>
+      <w:pPr>
+        <w:pStyle w:val="Heading3"/>
+      </w:pPr>
+      <w:r>
+        <w:t>MEVN Stack (MongoDB, Express.js, Vue.js, Node.js</w:t>
+      </w:r>
+      <w:r>
+        <w:t>)</w:t>
+      </w:r>
+      <w:r>
+        <w:rPr>
+          <w:color w:val="auto"/>
+          <w:sz w:val="22"/>
+          <w:szCs w:val="22"/>
+        </w:rPr>
+        <w:t xml:space="preserve"> (</w:t>
+      </w:r>
+      <w:r>
+        <w:rPr>
+          <w:color w:val="auto"/>
+          <w:sz w:val="22"/>
+          <w:szCs w:val="22"/>
+        </w:rPr>
+        <w:t>Similar to MEAN</w:t>
+      </w:r>
+      <w:r>
+        <w:rPr>
+          <w:color w:val="auto"/>
+          <w:sz w:val="22"/>
+          <w:szCs w:val="22"/>
+        </w:rPr>
+        <w:t>)</w:t>
+      </w:r>
+    </w:p>
+    <w:p>
+      <w:pPr>
+        <w:numPr>
+          <w:ilvl w:val="0"/>
+          <w:numId w:val="2"/>
+        </w:numPr>
+        <w:spacing w:before="100" w:beforeAutospacing="1" w:after="100" w:afterAutospacing="1"/>
+        <w:rPr>
+          <w:rFonts w:ascii="Calibri" w:eastAsia="Calibri" w:hAnsi="Calibri" w:cs="Calibri"/>
+          <w:sz w:val="22"/>
+          <w:szCs w:val="22"/>
+        </w:rPr>
+      </w:pPr>
+      <w:r>
+        <w:rPr>
+          <w:rFonts w:ascii="Calibri" w:eastAsia="Calibri" w:hAnsi="Calibri" w:cs="Calibri"/>
+          <w:b/>
+          <w:bCs/>
+          <w:sz w:val="22"/>
+          <w:szCs w:val="22"/>
+        </w:rPr>
+        <w:t>MongoDB (database):</w:t>
+      </w:r>
+      <w:r>
+        <w:rPr>
+          <w:rFonts w:ascii="Calibri" w:eastAsia="Calibri" w:hAnsi="Calibri" w:cs="Calibri"/>
+          <w:sz w:val="22"/>
+          <w:szCs w:val="22"/>
+        </w:rPr>
+        <w:t xml:space="preserve"> NoSQL document database; stores the app’s data as flexible JSON-like documents instead of tables</w:t>
+      </w:r>
+    </w:p>
+    <w:p>
+      <w:pPr>
+        <w:numPr>
+          <w:ilvl w:val="0"/>
+          <w:numId w:val="2"/>
+        </w:numPr>
+        <w:spacing w:before="100" w:beforeAutospacing="1" w:after="100" w:afterAutospacing="1"/>
+        <w:rPr>
+          <w:rFonts w:ascii="Calibri" w:eastAsia="Calibri" w:hAnsi="Calibri" w:cs="Calibri"/>
+          <w:sz w:val="22"/>
+          <w:szCs w:val="22"/>
+        </w:rPr>
+      </w:pPr>
+      <w:r>
+        <w:rPr>
+          <w:rFonts w:ascii="Calibri" w:eastAsia="Calibri" w:hAnsi="Calibri" w:cs="Calibri"/>
+          <w:b/>
+          <w:bCs/>
+          <w:sz w:val="22"/>
+          <w:szCs w:val="22"/>
+        </w:rPr>
+        <w:t>Express.js (back-end framework):</w:t>
+      </w:r>
+      <w:r>
+        <w:rPr>
+          <w:rFonts w:ascii="Calibri" w:eastAsia="Calibri" w:hAnsi="Calibri" w:cs="Calibri"/>
+          <w:sz w:val="22"/>
+          <w:szCs w:val="22"/>
+        </w:rPr>
+        <w:t xml:space="preserve"> runs on Node; handles routing, HTTP requests/responses, and middleware between the browser and the database</w:t>
+      </w:r>
+    </w:p>
+    <w:p>
+      <w:pPr>
+        <w:numPr>
+          <w:ilvl w:val="0"/>
+          <w:numId w:val="2"/>
+        </w:numPr>
+        <w:spacing w:before="100" w:beforeAutospacing="1" w:after="100" w:afterAutospacing="1"/>
+        <w:rPr>
+          <w:rFonts w:ascii="Calibri" w:eastAsia="Calibri" w:hAnsi="Calibri" w:cs="Calibri"/>
+          <w:sz w:val="22"/>
+          <w:szCs w:val="22"/>
+        </w:rPr>
+      </w:pPr>
+      <w:r>
+        <w:rPr>
+          <w:rFonts w:ascii="Calibri" w:eastAsia="Calibri" w:hAnsi="Calibri" w:cs="Calibri"/>
+          <w:b/>
+          <w:bCs/>
+          <w:sz w:val="22"/>
+          <w:szCs w:val="22"/>
+        </w:rPr>
+        <w:t>Vue.js (front-end framework):</w:t>
+      </w:r>
+      <w:r>
+        <w:rPr>
+          <w:rFonts w:ascii="Calibri" w:eastAsia="Calibri" w:hAnsi="Calibri" w:cs="Calibri"/>
+          <w:sz w:val="22"/>
+          <w:szCs w:val="22"/>
+        </w:rPr>
+        <w:t xml:space="preserve"> progressive framework for building the user interface; lighter and easier to learn than Angular</w:t>
+      </w:r>
+    </w:p>
+    <w:p>
+      <w:pPr>
+        <w:numPr>
+          <w:ilvl w:val="0"/>
+          <w:numId w:val="2"/>
+        </w:numPr>
+        <w:spacing w:before="100" w:beforeAutospacing="1" w:after="100" w:afterAutospacing="1"/>
+        <w:rPr>
+          <w:rFonts w:ascii="Calibri" w:eastAsia="Calibri" w:hAnsi="Calibri" w:cs="Calibri"/>
+          <w:sz w:val="22"/>
+          <w:szCs w:val="22"/>
+        </w:rPr>
+      </w:pPr>
+      <w:r>
+        <w:rPr>
+          <w:rFonts w:ascii="Calibri" w:eastAsia="Calibri" w:hAnsi="Calibri" w:cs="Calibri"/>
+          <w:b/>
+          <w:bCs/>
+          <w:sz w:val="22"/>
+          <w:szCs w:val="22"/>
+        </w:rPr>
+        <w:t>Node.js (runtime):</w:t>
+      </w:r>
+      <w:r>
+        <w:rPr>
+          <w:rFonts w:ascii="Calibri" w:eastAsia="Calibri" w:hAnsi="Calibri" w:cs="Calibri"/>
+          <w:sz w:val="22"/>
+          <w:szCs w:val="22"/>
+        </w:rPr>
+        <w:t xml:space="preserve"> lets JavaScript run on the server outside the browser; Express cannot run without it</w:t>
+      </w:r>
+    </w:p>
+    <w:p>
+      <w:pPr>
+        <w:pStyle w:val="Heading3"/>
+        <w:rPr>
+          <w:color w:val="auto"/>
+          <w:sz w:val="22"/>
+          <w:szCs w:val="22"/>
+        </w:rPr>
+      </w:pPr>
+      <w:r>
+        <w:t>MEAN Stack (MongoDB, Express.js, Angular, Node.js)</w:t>
+      </w:r>
+      <w:r>
+        <w:t xml:space="preserve"> </w:t>
+      </w:r>
+      <w:r>
+        <w:rPr>
+          <w:color w:val="auto"/>
+          <w:sz w:val="22"/>
+          <w:szCs w:val="22"/>
+        </w:rPr>
+        <w:t>(Similar to ME</w:t>
+      </w:r>
+      <w:r>
+        <w:rPr>
+          <w:color w:val="auto"/>
+          <w:sz w:val="22"/>
+          <w:szCs w:val="22"/>
+        </w:rPr>
+        <w:t>V</w:t>
+      </w:r>
+      <w:r>
+        <w:rPr>
+          <w:color w:val="auto"/>
+          <w:sz w:val="22"/>
+          <w:szCs w:val="22"/>
+        </w:rPr>
+        <w:t>N)</w:t>
+      </w:r>
+    </w:p>
+    <w:p>
+      <w:pPr>
+        <w:numPr>
+          <w:ilvl w:val="0"/>
+          <w:numId w:val="5"/>
+        </w:numPr>
+        <w:spacing w:before="100" w:beforeAutospacing="1" w:after="100" w:afterAutospacing="1"/>
+        <w:rPr>
+          <w:rFonts w:ascii="Calibri" w:eastAsia="Calibri" w:hAnsi="Calibri" w:cs="Calibri"/>
+          <w:sz w:val="22"/>
+          <w:szCs w:val="22"/>
+        </w:rPr>
+      </w:pPr>
+      <w:r>
+        <w:rPr>
+          <w:rFonts w:ascii="Calibri" w:eastAsia="Calibri" w:hAnsi="Calibri" w:cs="Calibri"/>
+          <w:b/>
+          <w:bCs/>
+          <w:sz w:val="22"/>
+          <w:szCs w:val="22"/>
+        </w:rPr>
+        <w:t>MongoDB (database):</w:t>
+      </w:r>
+      <w:r>
+        <w:t xml:space="preserve"> </w:t>
+      </w:r>
+      <w:r>
+        <w:rPr>
+          <w:rFonts w:ascii="Calibri" w:eastAsia="Calibri" w:hAnsi="Calibri" w:cs="Calibri"/>
+          <w:sz w:val="22"/>
+          <w:szCs w:val="22"/>
+        </w:rPr>
+        <w:t>NoSQL document database; stores the app’s data as flexible JSON-like documents instead of tables</w:t>
+      </w:r>
+    </w:p>
+    <w:p>
+      <w:pPr>
+        <w:numPr>
+          <w:ilvl w:val="0"/>
+          <w:numId w:val="5"/>
+        </w:numPr>
+        <w:spacing w:before="100" w:beforeAutospacing="1" w:after="100" w:afterAutospacing="1"/>
+        <w:rPr>
+          <w:rFonts w:ascii="Calibri" w:eastAsia="Calibri" w:hAnsi="Calibri" w:cs="Calibri"/>
+          <w:sz w:val="22"/>
+          <w:szCs w:val="22"/>
+        </w:rPr>
+      </w:pPr>
+      <w:r>
+        <w:rPr>
+          <w:rFonts w:ascii="Calibri" w:eastAsia="Calibri" w:hAnsi="Calibri" w:cs="Calibri"/>
+          <w:b/>
+          <w:bCs/>
+          <w:sz w:val="22"/>
+          <w:szCs w:val="22"/>
+        </w:rPr>
+        <w:t>Express.js (back-end framework):</w:t>
+      </w:r>
+      <w:r>
+        <w:rPr>
+          <w:rFonts w:ascii="Calibri" w:eastAsia="Calibri" w:hAnsi="Calibri" w:cs="Calibri"/>
+          <w:sz w:val="22"/>
+          <w:szCs w:val="22"/>
+        </w:rPr>
+        <w:t xml:space="preserve"> runs on Node; handles routing, HTTP requests/responses, and middleware between the browser and the database</w:t>
+      </w:r>
+    </w:p>
+    <w:p>
+      <w:pPr>
+        <w:numPr>
+          <w:ilvl w:val="0"/>
+          <w:numId w:val="5"/>
+        </w:numPr>
+        <w:spacing w:before="100" w:beforeAutospacing="1" w:after="100" w:afterAutospacing="1"/>
+        <w:rPr>
+          <w:rFonts w:ascii="Calibri" w:eastAsia="Calibri" w:hAnsi="Calibri" w:cs="Calibri"/>
+          <w:sz w:val="22"/>
+          <w:szCs w:val="22"/>
+        </w:rPr>
+      </w:pPr>
+      <w:r>
+        <w:rPr>
+          <w:rFonts w:ascii="Calibri" w:eastAsia="Calibri" w:hAnsi="Calibri" w:cs="Calibri"/>
+          <w:b/>
+          <w:bCs/>
+          <w:sz w:val="22"/>
+          <w:szCs w:val="22"/>
+        </w:rPr>
+        <w:t>Angular (front-end framework):</w:t>
+      </w:r>
+      <w:r>
+        <w:rPr>
+          <w:rFonts w:ascii="Calibri" w:eastAsia="Calibri" w:hAnsi="Calibri" w:cs="Calibri"/>
+          <w:sz w:val="22"/>
+          <w:szCs w:val="22"/>
+        </w:rPr>
+        <w:t xml:space="preserve"> full, opinionated TypeScript framework from Google for building the user interface</w:t>
+      </w:r>
+    </w:p>
+    <w:p>
+      <w:pPr>
+        <w:numPr>
+          <w:ilvl w:val="0"/>
+          <w:numId w:val="5"/>
+        </w:numPr>
+        <w:spacing w:before="100" w:beforeAutospacing="1" w:after="100" w:afterAutospacing="1"/>
+        <w:rPr>
+          <w:rFonts w:ascii="Calibri" w:eastAsia="Calibri" w:hAnsi="Calibri" w:cs="Calibri"/>
+          <w:sz w:val="22"/>
+          <w:szCs w:val="22"/>
+        </w:rPr>
+      </w:pPr>
+      <w:r>
+        <w:rPr>
+          <w:rFonts w:ascii="Calibri" w:eastAsia="Calibri" w:hAnsi="Calibri" w:cs="Calibri"/>
+          <w:b/>
+          <w:bCs/>
+          <w:sz w:val="22"/>
+          <w:szCs w:val="22"/>
+        </w:rPr>
+        <w:t>Node.js (runtime):</w:t>
+      </w:r>
+      <w:r>
+        <w:rPr>
+          <w:rFonts w:ascii="Calibri" w:eastAsia="Calibri" w:hAnsi="Calibri" w:cs="Calibri"/>
+          <w:sz w:val="22"/>
+          <w:szCs w:val="22"/>
+        </w:rPr>
+        <w:t xml:space="preserve"> lets JavaScript run on the server outside the browser; Express cannot run without it</w:t>
+      </w:r>
+    </w:p>
+    <w:p>
+      <w:pPr>
+        <w:pStyle w:val="Heading3"/>
+      </w:pPr>
+      <w:r>
+        <w:t>LAMP Stack (Linux, Apache, MySQL, PHP)</w:t>
+      </w:r>
+    </w:p>
+    <w:p>
+      <w:pPr>
+        <w:numPr>
+          <w:ilvl w:val="0"/>
+          <w:numId w:val="6"/>
+        </w:numPr>
+        <w:spacing w:before="100" w:beforeAutospacing="1" w:after="100" w:afterAutospacing="1"/>
+        <w:rPr>
+          <w:rFonts w:ascii="Calibri" w:eastAsia="Calibri" w:hAnsi="Calibri" w:cs="Calibri"/>
+          <w:sz w:val="22"/>
+          <w:szCs w:val="22"/>
+        </w:rPr>
+      </w:pPr>
+      <w:r>
+        <w:rPr>
+          <w:rFonts w:ascii="Calibri" w:eastAsia="Calibri" w:hAnsi="Calibri" w:cs="Calibri"/>
+          <w:b/>
+          <w:bCs/>
+          <w:sz w:val="22"/>
+          <w:szCs w:val="22"/>
+        </w:rPr>
+        <w:t>Linux (operating system):</w:t>
+      </w:r>
+      <w:r>
+        <w:t xml:space="preserve"> </w:t>
+      </w:r>
+      <w:r>
+        <w:rPr>
+          <w:rFonts w:ascii="Calibri" w:eastAsia="Calibri" w:hAnsi="Calibri" w:cs="Calibri"/>
+          <w:sz w:val="22"/>
+          <w:szCs w:val="22"/>
+        </w:rPr>
+        <w:t>the open-source OS the server runs on</w:t>
+      </w:r>
+    </w:p>
+    <w:p>
+      <w:pPr>
+        <w:numPr>
+          <w:ilvl w:val="0"/>
+          <w:numId w:val="6"/>
+        </w:numPr>
+        <w:spacing w:before="100" w:beforeAutospacing="1" w:after="100" w:afterAutospacing="1"/>
+        <w:rPr>
+          <w:rFonts w:ascii="Calibri" w:eastAsia="Calibri" w:hAnsi="Calibri" w:cs="Calibri"/>
+          <w:sz w:val="22"/>
+          <w:szCs w:val="22"/>
+        </w:rPr>
+      </w:pPr>
+      <w:r>
+        <w:rPr>
+          <w:rFonts w:ascii="Calibri" w:eastAsia="Calibri" w:hAnsi="Calibri" w:cs="Calibri"/>
+          <w:b/>
+          <w:bCs/>
+          <w:sz w:val="22"/>
+          <w:szCs w:val="22"/>
+        </w:rPr>
+        <w:t>Apache (web server):</w:t>
+      </w:r>
+      <w:r>
+        <w:rPr>
+          <w:rFonts w:ascii="Calibri" w:eastAsia="Calibri" w:hAnsi="Calibri" w:cs="Calibri"/>
+          <w:sz w:val="22"/>
+          <w:szCs w:val="22"/>
+        </w:rPr>
+        <w:t xml:space="preserve"> receives HTTP requests from browsers and serves back web pages</w:t>
+      </w:r>
+    </w:p>
+    <w:p>
+      <w:pPr>
+        <w:numPr>
+          <w:ilvl w:val="0"/>
+          <w:numId w:val="6"/>
+        </w:numPr>
+        <w:spacing w:before="100" w:beforeAutospacing="1" w:after="100" w:afterAutospacing="1"/>
+        <w:rPr>
+          <w:rFonts w:ascii="Calibri" w:eastAsia="Calibri" w:hAnsi="Calibri" w:cs="Calibri"/>
+          <w:sz w:val="22"/>
+          <w:szCs w:val="22"/>
+        </w:rPr>
+      </w:pPr>
+      <w:r>
+        <w:rPr>
+          <w:rFonts w:ascii="Calibri" w:eastAsia="Calibri" w:hAnsi="Calibri" w:cs="Calibri"/>
+          <w:b/>
+          <w:bCs/>
+          <w:sz w:val="22"/>
+          <w:szCs w:val="22"/>
+        </w:rPr>
+        <w:t>MySQL (database):</w:t>
+      </w:r>
+      <w:r>
+        <w:rPr>
+          <w:rFonts w:ascii="Calibri" w:eastAsia="Calibri" w:hAnsi="Calibri" w:cs="Calibri"/>
+          <w:sz w:val="22"/>
+          <w:szCs w:val="22"/>
+        </w:rPr>
+        <w:t xml:space="preserve"> relational SQL database; stores data in structured tables with rows and columns</w:t>
+      </w:r>
+    </w:p>
+    <w:p>
+      <w:pPr>
+        <w:numPr>
+          <w:ilvl w:val="0"/>
+          <w:numId w:val="6"/>
+        </w:numPr>
+        <w:spacing w:before="100" w:beforeAutospacing="1" w:after="100" w:afterAutospacing="1"/>
+        <w:rPr>
+          <w:rFonts w:ascii="Calibri" w:eastAsia="Calibri" w:hAnsi="Calibri" w:cs="Calibri"/>
+          <w:sz w:val="22"/>
+          <w:szCs w:val="22"/>
+        </w:rPr>
+      </w:pPr>
+      <w:r>
+        <w:rPr>
+          <w:rFonts w:ascii="Calibri" w:eastAsia="Calibri" w:hAnsi="Calibri" w:cs="Calibri"/>
+          <w:b/>
+          <w:bCs/>
+          <w:sz w:val="22"/>
+          <w:szCs w:val="22"/>
+        </w:rPr>
+        <w:t>PHP (server-side language):</w:t>
+      </w:r>
+      <w:r>
+        <w:rPr>
+          <w:rFonts w:ascii="Calibri" w:eastAsia="Calibri" w:hAnsi="Calibri" w:cs="Calibri"/>
+          <w:sz w:val="22"/>
+          <w:szCs w:val="22"/>
+        </w:rPr>
+        <w:t xml:space="preserve"> generates dynamic web pages and talks to the database; runs on the server</w:t>
+      </w:r>
+    </w:p>
+    <w:p>
+      <w:pPr>
+        <w:pStyle w:val="Heading3"/>
+        <w:rPr>
+          <w:b w:val="0"/>
+          <w:bCs w:val="0"/>
+          <w:color w:val="auto"/>
+          <w:sz w:val="22"/>
+          <w:szCs w:val="22"/>
+        </w:rPr>
+      </w:pPr>
+      <w:r>
+        <w:rPr>
+          <w:b w:val="0"/>
+          <w:bCs w:val="0"/>
+          <w:color w:val="auto"/>
+          <w:sz w:val="22"/>
+          <w:szCs w:val="22"/>
+        </w:rPr>
+        <w:br/>
+      </w:r>
+    </w:p>
+    <w:p>
+      <w:pPr>
+        <w:pStyle w:val="Heading2"/>
+      </w:pPr>
+      <w:r>
+        <w:lastRenderedPageBreak/>
+        <w:t>Malware Types</w:t>
       </w:r>
     </w:p>
     <w:tbl>
@@ -8324,12 +9144,11 @@
         <w:tblLook w:val="04A0" w:firstRow="1" w:lastRow="0" w:firstColumn="1" w:lastColumn="0" w:noHBand="0" w:noVBand="1"/>
       </w:tblPr>
       <w:tblGrid>
-        <w:gridCol w:w="1602"/>
-        <w:gridCol w:w="1807"/>
-        <w:gridCol w:w="1698"/>
-        <w:gridCol w:w="1240"/>
-        <w:gridCol w:w="1272"/>
-        <w:gridCol w:w="1741"/>
+        <w:gridCol w:w="1810"/>
+        <w:gridCol w:w="1873"/>
+        <w:gridCol w:w="1728"/>
+        <w:gridCol w:w="1955"/>
+        <w:gridCol w:w="1994"/>
       </w:tblGrid>
       <w:tr>
         <w:trPr>
@@ -8355,7 +9174,7 @@
                 <w:sz w:val="20"/>
                 <w:szCs w:val="20"/>
               </w:rPr>
-              <w:t>Model</w:t>
+              <w:t>Malware Type</w:t>
             </w:r>
           </w:p>
         </w:tc>
@@ -8379,7 +9198,7 @@
                 <w:sz w:val="20"/>
                 <w:szCs w:val="20"/>
               </w:rPr>
-              <w:t>Who owns it</w:t>
+              <w:t>Definition</w:t>
             </w:r>
           </w:p>
         </w:tc>
@@ -8403,7 +9222,7 @@
                 <w:sz w:val="20"/>
                 <w:szCs w:val="20"/>
               </w:rPr>
-              <w:t>Who shares it</w:t>
+              <w:t>Key Feature</w:t>
             </w:r>
           </w:p>
         </w:tc>
@@ -8427,7 +9246,7 @@
                 <w:sz w:val="20"/>
                 <w:szCs w:val="20"/>
               </w:rPr>
-              <w:t>Cost</w:t>
+              <w:t>How It Spreads</w:t>
             </w:r>
           </w:p>
         </w:tc>
@@ -8451,31 +9270,7 @@
                 <w:sz w:val="20"/>
                 <w:szCs w:val="20"/>
               </w:rPr>
-              <w:t>Control / Security</w:t>
-            </w:r>
-          </w:p>
-        </w:tc>
-        <w:tc>
-          <w:tcPr>
-            <w:tcW w:w="0" w:type="dxa"/>
-            <w:shd w:val="clear" w:color="auto" w:fill="1F4E79"/>
-            <w:tcMar>
-              <w:top w:w="60" w:type="dxa"/>
-              <w:left w:w="100" w:type="dxa"/>
-              <w:bottom w:w="60" w:type="dxa"/>
-              <w:right w:w="100" w:type="dxa"/>
-            </w:tcMar>
-          </w:tcPr>
-          <w:p>
-            <w:r>
-              <w:rPr>
-                <w:b/>
-                <w:bCs/>
-                <w:color w:val="FFFFFF"/>
-                <w:sz w:val="20"/>
-                <w:szCs w:val="20"/>
-              </w:rPr>
-              <w:t>Typical use</w:t>
+              <w:t>Example</w:t>
             </w:r>
           </w:p>
         </w:tc>
@@ -8497,7 +9292,7 @@
                 <w:sz w:val="20"/>
                 <w:szCs w:val="20"/>
               </w:rPr>
-              <w:t>Public</w:t>
+              <w:t>Virus</w:t>
             </w:r>
           </w:p>
         </w:tc>
@@ -8517,7 +9312,7 @@
                 <w:sz w:val="20"/>
                 <w:szCs w:val="20"/>
               </w:rPr>
-              <w:t>Third-party provider</w:t>
+              <w:t>Malicious code that attaches to a host file or program</w:t>
             </w:r>
           </w:p>
         </w:tc>
@@ -8537,7 +9332,7 @@
                 <w:sz w:val="20"/>
                 <w:szCs w:val="20"/>
               </w:rPr>
-              <w:t>Many customers</w:t>
+              <w:t>Requires a host</w:t>
             </w:r>
           </w:p>
         </w:tc>
@@ -8557,7 +9352,7 @@
                 <w:sz w:val="20"/>
                 <w:szCs w:val="20"/>
               </w:rPr>
-              <w:t>Lowest</w:t>
+              <w:t>User action (opening file/program)</w:t>
             </w:r>
           </w:p>
         </w:tc>
@@ -8577,27 +9372,7 @@
                 <w:sz w:val="20"/>
                 <w:szCs w:val="20"/>
               </w:rPr>
-              <w:t>Least</w:t>
-            </w:r>
-          </w:p>
-        </w:tc>
-        <w:tc>
-          <w:tcPr>
-            <w:tcW w:w="0" w:type="dxa"/>
-            <w:tcMar>
-              <w:top w:w="60" w:type="dxa"/>
-              <w:left w:w="100" w:type="dxa"/>
-              <w:bottom w:w="60" w:type="dxa"/>
-              <w:right w:w="100" w:type="dxa"/>
-            </w:tcMar>
-          </w:tcPr>
-          <w:p>
-            <w:r>
-              <w:rPr>
-                <w:sz w:val="20"/>
-                <w:szCs w:val="20"/>
-              </w:rPr>
-              <w:t>Startups, websites, general workloads</w:t>
+              <w:t>Brain, Michelangelo</w:t>
             </w:r>
           </w:p>
         </w:tc>
@@ -8619,7 +9394,7 @@
                 <w:sz w:val="20"/>
                 <w:szCs w:val="20"/>
               </w:rPr>
-              <w:t>Private</w:t>
+              <w:t>Worm</w:t>
             </w:r>
           </w:p>
         </w:tc>
@@ -8639,7 +9414,7 @@
                 <w:sz w:val="20"/>
                 <w:szCs w:val="20"/>
               </w:rPr>
-              <w:t>One organization (or hosted for it)</w:t>
+              <w:t>Self-replicating malware that spreads automatically</w:t>
             </w:r>
           </w:p>
         </w:tc>
@@ -8659,7 +9434,7 @@
                 <w:sz w:val="20"/>
                 <w:szCs w:val="20"/>
               </w:rPr>
-              <w:t>One organization</w:t>
+              <w:t>No host needed</w:t>
             </w:r>
           </w:p>
         </w:tc>
@@ -8679,7 +9454,7 @@
                 <w:sz w:val="20"/>
                 <w:szCs w:val="20"/>
               </w:rPr>
-              <w:t>Highest</w:t>
+              <w:t>Network, email, vulnerabilities</w:t>
             </w:r>
           </w:p>
         </w:tc>
@@ -8699,27 +9474,7 @@
                 <w:sz w:val="20"/>
                 <w:szCs w:val="20"/>
               </w:rPr>
-              <w:t>Most</w:t>
-            </w:r>
-          </w:p>
-        </w:tc>
-        <w:tc>
-          <w:tcPr>
-            <w:tcW w:w="0" w:type="dxa"/>
-            <w:tcMar>
-              <w:top w:w="60" w:type="dxa"/>
-              <w:left w:w="100" w:type="dxa"/>
-              <w:bottom w:w="60" w:type="dxa"/>
-              <w:right w:w="100" w:type="dxa"/>
-            </w:tcMar>
-          </w:tcPr>
-          <w:p>
-            <w:r>
-              <w:rPr>
-                <w:sz w:val="20"/>
-                <w:szCs w:val="20"/>
-              </w:rPr>
-              <w:t>Banks, government, healthcare</w:t>
+              <w:t>ILOVEYOU, SQL Slammer</w:t>
             </w:r>
           </w:p>
         </w:tc>
@@ -8741,7 +9496,7 @@
                 <w:sz w:val="20"/>
                 <w:szCs w:val="20"/>
               </w:rPr>
-              <w:t>Hybrid</w:t>
+              <w:t>Trojan (Trojan Horse)</w:t>
             </w:r>
           </w:p>
         </w:tc>
@@ -8761,7 +9516,7 @@
                 <w:sz w:val="20"/>
                 <w:szCs w:val="20"/>
               </w:rPr>
-              <w:t>Both</w:t>
+              <w:t>Malicious software disguised as legitimate</w:t>
             </w:r>
           </w:p>
         </w:tc>
@@ -8781,7 +9536,7 @@
                 <w:sz w:val="20"/>
                 <w:szCs w:val="20"/>
               </w:rPr>
-              <w:t>Mixed</w:t>
+              <w:t>Tricks user into installing</w:t>
             </w:r>
           </w:p>
         </w:tc>
@@ -8801,7 +9556,7 @@
                 <w:sz w:val="20"/>
                 <w:szCs w:val="20"/>
               </w:rPr>
-              <w:t>Medium</w:t>
+              <w:t>Downloads, fake software</w:t>
             </w:r>
           </w:p>
         </w:tc>
@@ -8821,28 +9576,17 @@
                 <w:sz w:val="20"/>
                 <w:szCs w:val="20"/>
               </w:rPr>
-              <w:t>High for sensitive parts</w:t>
-            </w:r>
-          </w:p>
-        </w:tc>
-        <w:tc>
-          <w:tcPr>
-            <w:tcW w:w="0" w:type="dxa"/>
-            <w:tcMar>
-              <w:top w:w="60" w:type="dxa"/>
-              <w:left w:w="100" w:type="dxa"/>
-              <w:bottom w:w="60" w:type="dxa"/>
-              <w:right w:w="100" w:type="dxa"/>
-            </w:tcMar>
-          </w:tcPr>
-          <w:p>
-            <w:r>
-              <w:rPr>
-                <w:sz w:val="20"/>
-                <w:szCs w:val="20"/>
-              </w:rPr>
-              <w:t>Cloud bursting, gradual migration</w:t>
-            </w:r>
+              <w:t xml:space="preserve">Zeus, </w:t>
+            </w:r>
+            <w:proofErr w:type="spellStart"/>
+            <w:r>
+              <w:rPr>
+                <w:sz w:val="20"/>
+                <w:szCs w:val="20"/>
+              </w:rPr>
+              <w:t>DarkComet</w:t>
+            </w:r>
+            <w:proofErr w:type="spellEnd"/>
           </w:p>
         </w:tc>
       </w:tr>
@@ -8863,7 +9607,7 @@
                 <w:sz w:val="20"/>
                 <w:szCs w:val="20"/>
               </w:rPr>
-              <w:t>Community</w:t>
+              <w:t>Macro Virus</w:t>
             </w:r>
           </w:p>
         </w:tc>
@@ -8883,7 +9627,7 @@
                 <w:sz w:val="20"/>
                 <w:szCs w:val="20"/>
               </w:rPr>
-              <w:t>Group of organizations</w:t>
+              <w:t>Malware written for document files such as Microsoft Word or Excel that executes automatically when the host document is opened</w:t>
             </w:r>
           </w:p>
         </w:tc>
@@ -8903,7 +9647,7 @@
                 <w:sz w:val="20"/>
                 <w:szCs w:val="20"/>
               </w:rPr>
-              <w:t>Members only</w:t>
+              <w:t>Attaches to document templates and macros rather than executables; activates when the file is opened and macros are enabled</w:t>
             </w:r>
           </w:p>
         </w:tc>
@@ -8923,7 +9667,7 @@
                 <w:sz w:val="20"/>
                 <w:szCs w:val="20"/>
               </w:rPr>
-              <w:t>Shared</w:t>
+              <w:t>Infected email attachments, shared documents, downloaded files; often uses social engineering to get users to enable macros</w:t>
             </w:r>
           </w:p>
         </w:tc>
@@ -8943,27 +9687,7 @@
                 <w:sz w:val="20"/>
                 <w:szCs w:val="20"/>
               </w:rPr>
-              <w:t>High, shared rules</w:t>
-            </w:r>
-          </w:p>
-        </w:tc>
-        <w:tc>
-          <w:tcPr>
-            <w:tcW w:w="0" w:type="dxa"/>
-            <w:tcMar>
-              <w:top w:w="60" w:type="dxa"/>
-              <w:left w:w="100" w:type="dxa"/>
-              <w:bottom w:w="60" w:type="dxa"/>
-              <w:right w:w="100" w:type="dxa"/>
-            </w:tcMar>
-          </w:tcPr>
-          <w:p>
-            <w:r>
-              <w:rPr>
-                <w:sz w:val="20"/>
-                <w:szCs w:val="20"/>
-              </w:rPr>
-              <w:t>Universities, agencies, industry groups</w:t>
+              <w:t>Melissa (1999) spread via infected Word attachments and mass-emailed itself to contacts once opened</w:t>
             </w:r>
           </w:p>
         </w:tc>
@@ -8985,7 +9709,7 @@
                 <w:sz w:val="20"/>
                 <w:szCs w:val="20"/>
               </w:rPr>
-              <w:t>Multi-cloud</w:t>
+              <w:t>Ransomware</w:t>
             </w:r>
           </w:p>
         </w:tc>
@@ -9005,7 +9729,7 @@
                 <w:sz w:val="20"/>
                 <w:szCs w:val="20"/>
               </w:rPr>
-              <w:t>Several providers</w:t>
+              <w:t>Encrypt files and demands payment; changes file extensions</w:t>
             </w:r>
           </w:p>
         </w:tc>
@@ -9025,7 +9749,7 @@
                 <w:sz w:val="20"/>
                 <w:szCs w:val="20"/>
               </w:rPr>
-              <w:t>Many customers</w:t>
+              <w:t>Locks user data</w:t>
             </w:r>
           </w:p>
         </w:tc>
@@ -9045,7 +9769,7 @@
                 <w:sz w:val="20"/>
                 <w:szCs w:val="20"/>
               </w:rPr>
-              <w:t>Varies</w:t>
+              <w:t>Phishing, downloads</w:t>
             </w:r>
           </w:p>
         </w:tc>
@@ -9060,15 +9784,26 @@
             </w:tcMar>
           </w:tcPr>
           <w:p>
-            <w:r>
-              <w:rPr>
-                <w:sz w:val="20"/>
-                <w:szCs w:val="20"/>
-              </w:rPr>
-              <w:t>Least</w:t>
-            </w:r>
-          </w:p>
-        </w:tc>
+            <w:proofErr w:type="spellStart"/>
+            <w:r>
+              <w:rPr>
+                <w:sz w:val="20"/>
+                <w:szCs w:val="20"/>
+              </w:rPr>
+              <w:t>CryptoLocker</w:t>
+            </w:r>
+            <w:proofErr w:type="spellEnd"/>
+            <w:r>
+              <w:rPr>
+                <w:sz w:val="20"/>
+                <w:szCs w:val="20"/>
+              </w:rPr>
+              <w:t>, WannaCry</w:t>
+            </w:r>
+          </w:p>
+        </w:tc>
+      </w:tr>
+      <w:tr>
         <w:tc>
           <w:tcPr>
             <w:tcW w:w="0" w:type="dxa"/>
@@ -9085,8 +9820,403 @@
                 <w:sz w:val="20"/>
                 <w:szCs w:val="20"/>
               </w:rPr>
-              <w:t>Avoiding vendor lock-in</w:t>
-            </w:r>
+              <w:t>Rootkit</w:t>
+            </w:r>
+          </w:p>
+        </w:tc>
+        <w:tc>
+          <w:tcPr>
+            <w:tcW w:w="0" w:type="dxa"/>
+            <w:tcMar>
+              <w:top w:w="60" w:type="dxa"/>
+              <w:left w:w="100" w:type="dxa"/>
+              <w:bottom w:w="60" w:type="dxa"/>
+              <w:right w:w="100" w:type="dxa"/>
+            </w:tcMar>
+          </w:tcPr>
+          <w:p>
+            <w:r>
+              <w:rPr>
+                <w:sz w:val="20"/>
+                <w:szCs w:val="20"/>
+              </w:rPr>
+              <w:t>Malware designed to hide itself and other threats</w:t>
+            </w:r>
+          </w:p>
+        </w:tc>
+        <w:tc>
+          <w:tcPr>
+            <w:tcW w:w="0" w:type="dxa"/>
+            <w:tcMar>
+              <w:top w:w="60" w:type="dxa"/>
+              <w:left w:w="100" w:type="dxa"/>
+              <w:bottom w:w="60" w:type="dxa"/>
+              <w:right w:w="100" w:type="dxa"/>
+            </w:tcMar>
+          </w:tcPr>
+          <w:p>
+            <w:r>
+              <w:rPr>
+                <w:sz w:val="20"/>
+                <w:szCs w:val="20"/>
+              </w:rPr>
+              <w:t>Stealth + persistence</w:t>
+            </w:r>
+          </w:p>
+        </w:tc>
+        <w:tc>
+          <w:tcPr>
+            <w:tcW w:w="0" w:type="dxa"/>
+            <w:tcMar>
+              <w:top w:w="60" w:type="dxa"/>
+              <w:left w:w="100" w:type="dxa"/>
+              <w:bottom w:w="60" w:type="dxa"/>
+              <w:right w:w="100" w:type="dxa"/>
+            </w:tcMar>
+          </w:tcPr>
+          <w:p>
+            <w:r>
+              <w:rPr>
+                <w:sz w:val="20"/>
+                <w:szCs w:val="20"/>
+              </w:rPr>
+              <w:t>Installed after system compromise</w:t>
+            </w:r>
+          </w:p>
+        </w:tc>
+        <w:tc>
+          <w:tcPr>
+            <w:tcW w:w="0" w:type="dxa"/>
+            <w:tcMar>
+              <w:top w:w="60" w:type="dxa"/>
+              <w:left w:w="100" w:type="dxa"/>
+              <w:bottom w:w="60" w:type="dxa"/>
+              <w:right w:w="100" w:type="dxa"/>
+            </w:tcMar>
+          </w:tcPr>
+          <w:p>
+            <w:r>
+              <w:rPr>
+                <w:sz w:val="20"/>
+                <w:szCs w:val="20"/>
+              </w:rPr>
+              <w:t>Sony Rootkit</w:t>
+            </w:r>
+          </w:p>
+        </w:tc>
+      </w:tr>
+      <w:tr>
+        <w:tc>
+          <w:tcPr>
+            <w:tcW w:w="0" w:type="dxa"/>
+            <w:tcMar>
+              <w:top w:w="60" w:type="dxa"/>
+              <w:left w:w="100" w:type="dxa"/>
+              <w:bottom w:w="60" w:type="dxa"/>
+              <w:right w:w="100" w:type="dxa"/>
+            </w:tcMar>
+          </w:tcPr>
+          <w:p>
+            <w:r>
+              <w:rPr>
+                <w:sz w:val="20"/>
+                <w:szCs w:val="20"/>
+              </w:rPr>
+              <w:t>Stealth Virus</w:t>
+            </w:r>
+          </w:p>
+        </w:tc>
+        <w:tc>
+          <w:tcPr>
+            <w:tcW w:w="0" w:type="dxa"/>
+            <w:tcMar>
+              <w:top w:w="60" w:type="dxa"/>
+              <w:left w:w="100" w:type="dxa"/>
+              <w:bottom w:w="60" w:type="dxa"/>
+              <w:right w:w="100" w:type="dxa"/>
+            </w:tcMar>
+          </w:tcPr>
+          <w:p>
+            <w:r>
+              <w:rPr>
+                <w:sz w:val="20"/>
+                <w:szCs w:val="20"/>
+              </w:rPr>
+              <w:t>Virus that hides its presence by manipulating system functions during detection</w:t>
+            </w:r>
+          </w:p>
+        </w:tc>
+        <w:tc>
+          <w:tcPr>
+            <w:tcW w:w="0" w:type="dxa"/>
+            <w:tcMar>
+              <w:top w:w="60" w:type="dxa"/>
+              <w:left w:w="100" w:type="dxa"/>
+              <w:bottom w:w="60" w:type="dxa"/>
+              <w:right w:w="100" w:type="dxa"/>
+            </w:tcMar>
+          </w:tcPr>
+          <w:p>
+            <w:r>
+              <w:rPr>
+                <w:sz w:val="20"/>
+                <w:szCs w:val="20"/>
+              </w:rPr>
+              <w:t>Conceals infection</w:t>
+            </w:r>
+          </w:p>
+        </w:tc>
+        <w:tc>
+          <w:tcPr>
+            <w:tcW w:w="0" w:type="dxa"/>
+            <w:tcMar>
+              <w:top w:w="60" w:type="dxa"/>
+              <w:left w:w="100" w:type="dxa"/>
+              <w:bottom w:w="60" w:type="dxa"/>
+              <w:right w:w="100" w:type="dxa"/>
+            </w:tcMar>
+          </w:tcPr>
+          <w:p>
+            <w:r>
+              <w:rPr>
+                <w:sz w:val="20"/>
+                <w:szCs w:val="20"/>
+              </w:rPr>
+              <w:t>User action (opening infected file/program)</w:t>
+            </w:r>
+          </w:p>
+        </w:tc>
+        <w:tc>
+          <w:tcPr>
+            <w:tcW w:w="0" w:type="dxa"/>
+            <w:tcMar>
+              <w:top w:w="60" w:type="dxa"/>
+              <w:left w:w="100" w:type="dxa"/>
+              <w:bottom w:w="60" w:type="dxa"/>
+              <w:right w:w="100" w:type="dxa"/>
+            </w:tcMar>
+          </w:tcPr>
+          <w:p>
+            <w:r>
+              <w:rPr>
+                <w:sz w:val="20"/>
+                <w:szCs w:val="20"/>
+              </w:rPr>
+              <w:t>Frodo (4096), Whale</w:t>
+            </w:r>
+          </w:p>
+        </w:tc>
+      </w:tr>
+      <w:tr>
+        <w:tc>
+          <w:tcPr>
+            <w:tcW w:w="0" w:type="dxa"/>
+            <w:tcMar>
+              <w:top w:w="60" w:type="dxa"/>
+              <w:left w:w="100" w:type="dxa"/>
+              <w:bottom w:w="60" w:type="dxa"/>
+              <w:right w:w="100" w:type="dxa"/>
+            </w:tcMar>
+          </w:tcPr>
+          <w:p>
+            <w:r>
+              <w:rPr>
+                <w:sz w:val="20"/>
+                <w:szCs w:val="20"/>
+              </w:rPr>
+              <w:t>Spyware / Keylogger</w:t>
+            </w:r>
+          </w:p>
+        </w:tc>
+        <w:tc>
+          <w:tcPr>
+            <w:tcW w:w="0" w:type="dxa"/>
+            <w:tcMar>
+              <w:top w:w="60" w:type="dxa"/>
+              <w:left w:w="100" w:type="dxa"/>
+              <w:bottom w:w="60" w:type="dxa"/>
+              <w:right w:w="100" w:type="dxa"/>
+            </w:tcMar>
+          </w:tcPr>
+          <w:p>
+            <w:r>
+              <w:rPr>
+                <w:sz w:val="20"/>
+                <w:szCs w:val="20"/>
+              </w:rPr>
+              <w:t>Tracks user activity and captures sensitive data</w:t>
+            </w:r>
+          </w:p>
+        </w:tc>
+        <w:tc>
+          <w:tcPr>
+            <w:tcW w:w="0" w:type="dxa"/>
+            <w:tcMar>
+              <w:top w:w="60" w:type="dxa"/>
+              <w:left w:w="100" w:type="dxa"/>
+              <w:bottom w:w="60" w:type="dxa"/>
+              <w:right w:w="100" w:type="dxa"/>
+            </w:tcMar>
+          </w:tcPr>
+          <w:p>
+            <w:r>
+              <w:rPr>
+                <w:sz w:val="20"/>
+                <w:szCs w:val="20"/>
+              </w:rPr>
+              <w:t>Information theft</w:t>
+            </w:r>
+          </w:p>
+        </w:tc>
+        <w:tc>
+          <w:tcPr>
+            <w:tcW w:w="0" w:type="dxa"/>
+            <w:tcMar>
+              <w:top w:w="60" w:type="dxa"/>
+              <w:left w:w="100" w:type="dxa"/>
+              <w:bottom w:w="60" w:type="dxa"/>
+              <w:right w:w="100" w:type="dxa"/>
+            </w:tcMar>
+          </w:tcPr>
+          <w:p>
+            <w:r>
+              <w:rPr>
+                <w:sz w:val="20"/>
+                <w:szCs w:val="20"/>
+              </w:rPr>
+              <w:t>Bundled software, phishing</w:t>
+            </w:r>
+          </w:p>
+        </w:tc>
+        <w:tc>
+          <w:tcPr>
+            <w:tcW w:w="0" w:type="dxa"/>
+            <w:tcMar>
+              <w:top w:w="60" w:type="dxa"/>
+              <w:left w:w="100" w:type="dxa"/>
+              <w:bottom w:w="60" w:type="dxa"/>
+              <w:right w:w="100" w:type="dxa"/>
+            </w:tcMar>
+          </w:tcPr>
+          <w:p>
+            <w:r>
+              <w:rPr>
+                <w:sz w:val="20"/>
+                <w:szCs w:val="20"/>
+              </w:rPr>
+              <w:t>Agent Tesla</w:t>
+            </w:r>
+          </w:p>
+        </w:tc>
+      </w:tr>
+      <w:tr>
+        <w:tc>
+          <w:tcPr>
+            <w:tcW w:w="0" w:type="dxa"/>
+            <w:tcMar>
+              <w:top w:w="60" w:type="dxa"/>
+              <w:left w:w="100" w:type="dxa"/>
+              <w:bottom w:w="60" w:type="dxa"/>
+              <w:right w:w="100" w:type="dxa"/>
+            </w:tcMar>
+          </w:tcPr>
+          <w:p>
+            <w:r>
+              <w:rPr>
+                <w:sz w:val="20"/>
+                <w:szCs w:val="20"/>
+              </w:rPr>
+              <w:t>Polymorphic Virus</w:t>
+            </w:r>
+          </w:p>
+        </w:tc>
+        <w:tc>
+          <w:tcPr>
+            <w:tcW w:w="0" w:type="dxa"/>
+            <w:tcMar>
+              <w:top w:w="60" w:type="dxa"/>
+              <w:left w:w="100" w:type="dxa"/>
+              <w:bottom w:w="60" w:type="dxa"/>
+              <w:right w:w="100" w:type="dxa"/>
+            </w:tcMar>
+          </w:tcPr>
+          <w:p>
+            <w:r>
+              <w:rPr>
+                <w:sz w:val="20"/>
+                <w:szCs w:val="20"/>
+              </w:rPr>
+              <w:t>Virus that changes its code to avoid detection</w:t>
+            </w:r>
+          </w:p>
+        </w:tc>
+        <w:tc>
+          <w:tcPr>
+            <w:tcW w:w="0" w:type="dxa"/>
+            <w:tcMar>
+              <w:top w:w="60" w:type="dxa"/>
+              <w:left w:w="100" w:type="dxa"/>
+              <w:bottom w:w="60" w:type="dxa"/>
+              <w:right w:w="100" w:type="dxa"/>
+            </w:tcMar>
+          </w:tcPr>
+          <w:p>
+            <w:r>
+              <w:rPr>
+                <w:sz w:val="20"/>
+                <w:szCs w:val="20"/>
+              </w:rPr>
+              <w:t>Evades antivirus</w:t>
+            </w:r>
+          </w:p>
+        </w:tc>
+        <w:tc>
+          <w:tcPr>
+            <w:tcW w:w="0" w:type="dxa"/>
+            <w:tcMar>
+              <w:top w:w="60" w:type="dxa"/>
+              <w:left w:w="100" w:type="dxa"/>
+              <w:bottom w:w="60" w:type="dxa"/>
+              <w:right w:w="100" w:type="dxa"/>
+            </w:tcMar>
+          </w:tcPr>
+          <w:p>
+            <w:r>
+              <w:rPr>
+                <w:sz w:val="20"/>
+                <w:szCs w:val="20"/>
+              </w:rPr>
+              <w:t>Same as virus (host-based)</w:t>
+            </w:r>
+          </w:p>
+        </w:tc>
+        <w:tc>
+          <w:tcPr>
+            <w:tcW w:w="0" w:type="dxa"/>
+            <w:tcMar>
+              <w:top w:w="60" w:type="dxa"/>
+              <w:left w:w="100" w:type="dxa"/>
+              <w:bottom w:w="60" w:type="dxa"/>
+              <w:right w:w="100" w:type="dxa"/>
+            </w:tcMar>
+          </w:tcPr>
+          <w:p>
+            <w:r>
+              <w:rPr>
+                <w:sz w:val="20"/>
+                <w:szCs w:val="20"/>
+              </w:rPr>
+              <w:t>W32/</w:t>
+            </w:r>
+            <w:proofErr w:type="spellStart"/>
+            <w:r>
+              <w:rPr>
+                <w:sz w:val="20"/>
+                <w:szCs w:val="20"/>
+              </w:rPr>
+              <w:t>Sality</w:t>
+            </w:r>
+            <w:proofErr w:type="spellEnd"/>
           </w:p>
         </w:tc>
       </w:tr>
@@ -9096,1799 +10226,13 @@
         <w:spacing w:after="160"/>
       </w:pPr>
     </w:p>
-    <w:p>
-      <w:pPr>
-        <w:pStyle w:val="Heading3"/>
-      </w:pPr>
-      <w:r>
-        <w:t>Cloud Service Models (What You Get)</w:t>
-      </w:r>
-    </w:p>
-    <w:p>
-      <w:pPr>
-        <w:pBdr>
-          <w:left w:val="single" w:sz="18" w:space="6" w:color="1F4E79"/>
-        </w:pBdr>
-        <w:shd w:val="clear" w:color="auto" w:fill="EAF2FB"/>
-        <w:spacing w:before="60" w:after="140"/>
-        <w:ind w:left="360"/>
-      </w:pPr>
-      <w:r>
-        <w:rPr>
-          <w:b/>
-          <w:bCs/>
-          <w:color w:val="1F4E79"/>
-        </w:rPr>
-        <w:t xml:space="preserve">Analogy: </w:t>
-      </w:r>
-      <w:r>
-        <w:rPr>
-          <w:i/>
-          <w:iCs/>
-        </w:rPr>
-        <w:t xml:space="preserve">The pizza analogy. </w:t>
-      </w:r>
-      <w:proofErr w:type="gramStart"/>
-      <w:r>
-        <w:rPr>
-          <w:b/>
-          <w:bCs/>
-          <w:i/>
-          <w:iCs/>
-        </w:rPr>
-        <w:t>On-premises</w:t>
-      </w:r>
-      <w:proofErr w:type="gramEnd"/>
-      <w:r>
-        <w:rPr>
-          <w:i/>
-          <w:iCs/>
-        </w:rPr>
-        <w:t xml:space="preserve"> is making pizza from scratch at home: you buy every ingredient, the oven, and the table. </w:t>
-      </w:r>
-      <w:r>
-        <w:rPr>
-          <w:b/>
-          <w:bCs/>
-          <w:i/>
-          <w:iCs/>
-        </w:rPr>
-        <w:t>IaaS</w:t>
-      </w:r>
-      <w:r>
-        <w:rPr>
-          <w:i/>
-          <w:iCs/>
-        </w:rPr>
-        <w:t xml:space="preserve"> is take-and-bake: the pizza is assembled for you, but you supply the oven, the table, and do the cooking. </w:t>
-      </w:r>
-      <w:r>
-        <w:rPr>
-          <w:b/>
-          <w:bCs/>
-          <w:i/>
-          <w:iCs/>
-        </w:rPr>
-        <w:t>PaaS</w:t>
-      </w:r>
-      <w:r>
-        <w:rPr>
-          <w:i/>
-          <w:iCs/>
-        </w:rPr>
-        <w:t xml:space="preserve"> is delivery: it arrives cooked; you only supply the table and the drinks. </w:t>
-      </w:r>
-      <w:r>
-        <w:rPr>
-          <w:b/>
-          <w:bCs/>
-          <w:i/>
-          <w:iCs/>
-        </w:rPr>
-        <w:t>SaaS</w:t>
-      </w:r>
-      <w:r>
-        <w:rPr>
-          <w:i/>
-          <w:iCs/>
-        </w:rPr>
-        <w:t xml:space="preserve"> is eating at the restaurant: everything is handled, you just show up and eat. The more you move toward SaaS, the less you manage and the less you control.</w:t>
-      </w:r>
-    </w:p>
-    <w:p>
-      <w:pPr>
-        <w:pStyle w:val="Heading4"/>
-      </w:pPr>
-      <w:r>
-        <w:t>Software as a Service (SaaS): most common</w:t>
-      </w:r>
-    </w:p>
-    <w:p>
-      <w:pPr>
-        <w:pStyle w:val="ListParagraph"/>
-        <w:numPr>
-          <w:ilvl w:val="0"/>
-          <w:numId w:val="2"/>
-        </w:numPr>
-        <w:spacing w:after="40"/>
-      </w:pPr>
-      <w:r>
-        <w:t>Customer does not manage the software and does not install anything</w:t>
-      </w:r>
-    </w:p>
-    <w:p>
-      <w:pPr>
-        <w:pStyle w:val="ListParagraph"/>
-        <w:numPr>
-          <w:ilvl w:val="0"/>
-          <w:numId w:val="2"/>
-        </w:numPr>
-        <w:spacing w:after="40"/>
-      </w:pPr>
-      <w:r>
-        <w:t>Ready-to-use software delivered over the internet, accessible from any device via a web browser</w:t>
-      </w:r>
-    </w:p>
-    <w:p>
-      <w:pPr>
-        <w:pStyle w:val="ListParagraph"/>
-        <w:numPr>
-          <w:ilvl w:val="0"/>
-          <w:numId w:val="2"/>
-        </w:numPr>
-        <w:spacing w:after="40"/>
-      </w:pPr>
-      <w:r>
-        <w:t>Subscription-based pricing</w:t>
-      </w:r>
-    </w:p>
-    <w:p>
-      <w:pPr>
-        <w:pStyle w:val="ListParagraph"/>
-        <w:numPr>
-          <w:ilvl w:val="0"/>
-          <w:numId w:val="2"/>
-        </w:numPr>
-        <w:spacing w:after="40"/>
-      </w:pPr>
-      <w:r>
-        <w:t>Examples: web-based email (Gmail, Yahoo), Microsoft 365 (Word, Excel, Outlook), Dropbox, Salesforce, Zoom</w:t>
-      </w:r>
-    </w:p>
-    <w:p>
-      <w:pPr>
-        <w:pStyle w:val="ListParagraph"/>
-        <w:numPr>
-          <w:ilvl w:val="0"/>
-          <w:numId w:val="2"/>
-        </w:numPr>
-        <w:spacing w:after="40"/>
-      </w:pPr>
-      <w:r>
-        <w:lastRenderedPageBreak/>
-        <w:t>Use cases: a company needing IT help desks and other ready-made services; WGU uses SaaS</w:t>
-      </w:r>
-    </w:p>
-    <w:p>
-      <w:pPr>
-        <w:pStyle w:val="Heading4"/>
-      </w:pPr>
-      <w:r>
-        <w:t>Infrastructure as a Service (IaaS)</w:t>
-      </w:r>
-    </w:p>
-    <w:p>
-      <w:pPr>
-        <w:pStyle w:val="ListParagraph"/>
-        <w:numPr>
-          <w:ilvl w:val="0"/>
-          <w:numId w:val="2"/>
-        </w:numPr>
-        <w:spacing w:after="40"/>
-      </w:pPr>
-      <w:r>
-        <w:t>Scalable compute, storage, and networking resources provisioned on demand as needs grow</w:t>
-      </w:r>
-    </w:p>
-    <w:p>
-      <w:pPr>
-        <w:pStyle w:val="ListParagraph"/>
-        <w:numPr>
-          <w:ilvl w:val="0"/>
-          <w:numId w:val="2"/>
-        </w:numPr>
-        <w:spacing w:after="40"/>
-      </w:pPr>
-      <w:r>
-        <w:t>Provides virtualized computing resources over the internet: servers, storage, networking, and virtualization</w:t>
-      </w:r>
-    </w:p>
-    <w:p>
-      <w:pPr>
-        <w:pStyle w:val="ListParagraph"/>
-        <w:numPr>
-          <w:ilvl w:val="0"/>
-          <w:numId w:val="2"/>
-        </w:numPr>
-        <w:spacing w:after="40"/>
-      </w:pPr>
-      <w:r>
-        <w:t>Pay-as-you-go pricing model</w:t>
-      </w:r>
-    </w:p>
-    <w:p>
-      <w:pPr>
-        <w:pStyle w:val="ListParagraph"/>
-        <w:numPr>
-          <w:ilvl w:val="0"/>
-          <w:numId w:val="2"/>
-        </w:numPr>
-        <w:spacing w:after="40"/>
-      </w:pPr>
-      <w:r>
-        <w:t>Examples: Amazon Web Services (AWS) EC2, Microsoft Azure Virtual Machines, Google Compute Engine (GCE)</w:t>
-      </w:r>
-    </w:p>
-    <w:p>
-      <w:pPr>
-        <w:pStyle w:val="ListParagraph"/>
-        <w:numPr>
-          <w:ilvl w:val="0"/>
-          <w:numId w:val="2"/>
-        </w:numPr>
-        <w:spacing w:after="40"/>
-      </w:pPr>
-      <w:r>
-        <w:t>Use cases: hosting websites and applications, running virtual machines and custom environments, disaster recovery and backup solutions</w:t>
-      </w:r>
-    </w:p>
-    <w:p>
-      <w:pPr>
-        <w:pStyle w:val="Heading4"/>
-      </w:pPr>
-      <w:r>
-        <w:t>Desktop as a Service (DaaS)</w:t>
-      </w:r>
-    </w:p>
-    <w:p>
-      <w:pPr>
-        <w:pStyle w:val="ListParagraph"/>
-        <w:numPr>
-          <w:ilvl w:val="0"/>
-          <w:numId w:val="2"/>
-        </w:numPr>
-        <w:spacing w:after="40"/>
-      </w:pPr>
-      <w:r>
-        <w:t>Delivers cloud-hosted virtual desktops to users, allowing access from any device</w:t>
-      </w:r>
-    </w:p>
-    <w:p>
-      <w:pPr>
-        <w:pStyle w:val="ListParagraph"/>
-        <w:numPr>
-          <w:ilvl w:val="0"/>
-          <w:numId w:val="2"/>
-        </w:numPr>
-        <w:spacing w:after="40"/>
-      </w:pPr>
-      <w:r>
-        <w:t>Secure remote desktop access; centralized management of virtual desktops; supports multiple operating systems; pay-per-user model</w:t>
-      </w:r>
-    </w:p>
-    <w:p>
-      <w:pPr>
-        <w:pStyle w:val="ListParagraph"/>
-        <w:numPr>
-          <w:ilvl w:val="0"/>
-          <w:numId w:val="2"/>
-        </w:numPr>
-        <w:spacing w:after="40"/>
-      </w:pPr>
-      <w:r>
-        <w:t xml:space="preserve">Examples: Amazon </w:t>
-      </w:r>
-      <w:proofErr w:type="spellStart"/>
-      <w:r>
-        <w:t>WorkSpaces</w:t>
-      </w:r>
-      <w:proofErr w:type="spellEnd"/>
-      <w:r>
-        <w:t>, Microsoft Azure Virtual Desktop, Citrix DaaS (formerly Citrix Virtual Apps and Desktops service)</w:t>
-      </w:r>
-    </w:p>
-    <w:p>
-      <w:pPr>
-        <w:pStyle w:val="ListParagraph"/>
-        <w:numPr>
-          <w:ilvl w:val="0"/>
-          <w:numId w:val="2"/>
-        </w:numPr>
-        <w:spacing w:after="40"/>
-      </w:pPr>
-      <w:r>
-        <w:t>Use cases: remote work and telecommuting</w:t>
-      </w:r>
-    </w:p>
-    <w:p>
-      <w:pPr>
-        <w:pStyle w:val="Heading4"/>
-      </w:pPr>
-      <w:r>
-        <w:t>Platform as a Service (PaaS)</w:t>
-      </w:r>
-    </w:p>
-    <w:p>
-      <w:pPr>
-        <w:pStyle w:val="ListParagraph"/>
-        <w:numPr>
-          <w:ilvl w:val="0"/>
-          <w:numId w:val="2"/>
-        </w:numPr>
-        <w:spacing w:after="40"/>
-      </w:pPr>
-      <w:r>
-        <w:t>A platform for developers to build, test, and deploy applications without worrying about the underlying infrastructure</w:t>
-      </w:r>
-    </w:p>
-    <w:p>
-      <w:pPr>
-        <w:pStyle w:val="ListParagraph"/>
-        <w:numPr>
-          <w:ilvl w:val="0"/>
-          <w:numId w:val="2"/>
-        </w:numPr>
-        <w:spacing w:after="40"/>
-      </w:pPr>
-      <w:r>
-        <w:t>Includes development tools, databases, and runtime environments; automates infrastructure management; supports various programming languages</w:t>
-      </w:r>
-    </w:p>
-    <w:p>
-      <w:pPr>
-        <w:pStyle w:val="ListParagraph"/>
-        <w:numPr>
-          <w:ilvl w:val="0"/>
-          <w:numId w:val="2"/>
-        </w:numPr>
-        <w:spacing w:after="40"/>
-      </w:pPr>
-      <w:r>
-        <w:t>Developers focus on coding while the provider handles scaling and maintenance</w:t>
-      </w:r>
-    </w:p>
-    <w:p>
-      <w:pPr>
-        <w:pStyle w:val="ListParagraph"/>
-        <w:numPr>
-          <w:ilvl w:val="0"/>
-          <w:numId w:val="2"/>
-        </w:numPr>
-        <w:spacing w:after="40"/>
-      </w:pPr>
-      <w:r>
-        <w:t>Examples: Google App Engine, Microsoft Azure App Service, AWS Elastic Beanstalk</w:t>
-      </w:r>
-    </w:p>
-    <w:p>
-      <w:pPr>
-        <w:pStyle w:val="ListParagraph"/>
-        <w:numPr>
-          <w:ilvl w:val="0"/>
-          <w:numId w:val="2"/>
-        </w:numPr>
-        <w:spacing w:after="40"/>
-      </w:pPr>
-      <w:r>
-        <w:t xml:space="preserve">Use cases: a category of internet and cloud-based services that </w:t>
-      </w:r>
-      <w:proofErr w:type="gramStart"/>
-      <w:r>
-        <w:t>provides</w:t>
-      </w:r>
-      <w:proofErr w:type="gramEnd"/>
-      <w:r>
-        <w:t xml:space="preserve"> software development tools</w:t>
-      </w:r>
-    </w:p>
-    <w:p>
-      <w:pPr>
-        <w:pStyle w:val="Heading2"/>
-      </w:pPr>
-      <w:r>
-        <w:t>Tech Stacks: MERN, MEVN, MEAN, LAMP</w:t>
-      </w:r>
-    </w:p>
-    <w:p>
-      <w:pPr>
-        <w:pBdr>
-          <w:left w:val="single" w:sz="18" w:space="6" w:color="1F4E79"/>
-        </w:pBdr>
-        <w:shd w:val="clear" w:color="auto" w:fill="EAF2FB"/>
-        <w:spacing w:before="60" w:after="140"/>
-        <w:ind w:left="360"/>
-      </w:pPr>
-      <w:r>
-        <w:rPr>
-          <w:b/>
-          <w:bCs/>
-          <w:color w:val="1F4E79"/>
-        </w:rPr>
-        <w:t xml:space="preserve">Analogy: </w:t>
-      </w:r>
-      <w:r>
-        <w:rPr>
-          <w:i/>
-          <w:iCs/>
-        </w:rPr>
-        <w:t>A tech stack is a meal kit. Each stack picks one ingredient from each category: a database, a backend framework, a frontend, and a runtime or server. The middle letters change (React, Vue, Angular), but the rest of the recipe stays the same.</w:t>
-      </w:r>
-    </w:p>
-    <w:p>
-      <w:pPr>
-        <w:pStyle w:val="Heading3"/>
-      </w:pPr>
-      <w:r>
-        <w:t>MERN Stack (MongoDB, Express.js, React.js, Node.js)</w:t>
-      </w:r>
-    </w:p>
-    <w:p>
-      <w:pPr>
-        <w:pStyle w:val="ListParagraph"/>
-        <w:numPr>
-          <w:ilvl w:val="0"/>
-          <w:numId w:val="2"/>
-        </w:numPr>
-        <w:spacing w:after="40"/>
-      </w:pPr>
-      <w:r>
-        <w:t>A JavaScript-based stack used for building full-stack web applications</w:t>
-      </w:r>
-    </w:p>
-    <w:p>
-      <w:pPr>
-        <w:pStyle w:val="ListParagraph"/>
-        <w:numPr>
-          <w:ilvl w:val="1"/>
-          <w:numId w:val="2"/>
-        </w:numPr>
-        <w:spacing w:after="40"/>
-      </w:pPr>
-      <w:r>
-        <w:t>MongoDB: NoSQL database for data storage</w:t>
-      </w:r>
-    </w:p>
-    <w:p>
-      <w:pPr>
-        <w:pStyle w:val="ListParagraph"/>
-        <w:numPr>
-          <w:ilvl w:val="1"/>
-          <w:numId w:val="2"/>
-        </w:numPr>
-        <w:spacing w:after="40"/>
-      </w:pPr>
-      <w:r>
-        <w:t>Express.js: web framework for handling backend logic</w:t>
-      </w:r>
-    </w:p>
-    <w:p>
-      <w:pPr>
-        <w:pStyle w:val="ListParagraph"/>
-        <w:numPr>
-          <w:ilvl w:val="1"/>
-          <w:numId w:val="2"/>
-        </w:numPr>
-        <w:spacing w:after="40"/>
-      </w:pPr>
-      <w:r>
-        <w:t>React: frontend JavaScript library for building user interfaces</w:t>
-      </w:r>
-    </w:p>
-    <w:p>
-      <w:pPr>
-        <w:pStyle w:val="ListParagraph"/>
-        <w:numPr>
-          <w:ilvl w:val="1"/>
-          <w:numId w:val="2"/>
-        </w:numPr>
-        <w:spacing w:after="40"/>
-      </w:pPr>
-      <w:r>
-        <w:t>Node.js: runtime environment for executing JavaScript on the server side</w:t>
-      </w:r>
-    </w:p>
-    <w:p>
-      <w:pPr>
-        <w:pStyle w:val="Heading3"/>
-      </w:pPr>
-      <w:r>
-        <w:t>MEVN Stack (MongoDB, Express.js, Vue.js, Node.js)</w:t>
-      </w:r>
-    </w:p>
-    <w:p>
-      <w:pPr>
-        <w:pStyle w:val="ListParagraph"/>
-        <w:numPr>
-          <w:ilvl w:val="0"/>
-          <w:numId w:val="2"/>
-        </w:numPr>
-        <w:spacing w:after="40"/>
-      </w:pPr>
-      <w:r>
-        <w:t>Similar to MEAN and MERN, swapping in Vue.js as the JavaScript framework for the frontend UI</w:t>
-      </w:r>
-    </w:p>
-    <w:p>
-      <w:pPr>
-        <w:pStyle w:val="Heading3"/>
-      </w:pPr>
-      <w:r>
-        <w:lastRenderedPageBreak/>
-        <w:t>MEAN Stack (MongoDB, Express.js, Angular, Node.js)</w:t>
-      </w:r>
-    </w:p>
-    <w:p>
-      <w:pPr>
-        <w:pStyle w:val="ListParagraph"/>
-        <w:numPr>
-          <w:ilvl w:val="0"/>
-          <w:numId w:val="2"/>
-        </w:numPr>
-        <w:spacing w:after="40"/>
-      </w:pPr>
-      <w:proofErr w:type="gramStart"/>
-      <w:r>
-        <w:t>Similar to</w:t>
-      </w:r>
-      <w:proofErr w:type="gramEnd"/>
-      <w:r>
-        <w:t xml:space="preserve"> MEVN, using Angular (a TypeScript-based frontend framework)</w:t>
-      </w:r>
-    </w:p>
-    <w:p>
-      <w:pPr>
-        <w:pStyle w:val="Heading3"/>
-      </w:pPr>
-      <w:r>
-        <w:t>LAMP Stack (Linux, Apache, MySQL, PHP)</w:t>
-      </w:r>
-    </w:p>
-    <w:p>
-      <w:pPr>
-        <w:pStyle w:val="ListParagraph"/>
-        <w:numPr>
-          <w:ilvl w:val="1"/>
-          <w:numId w:val="2"/>
-        </w:numPr>
-        <w:spacing w:after="40"/>
-      </w:pPr>
-      <w:r>
-        <w:t>Linux: operating system</w:t>
-      </w:r>
-    </w:p>
-    <w:p>
-      <w:pPr>
-        <w:pStyle w:val="ListParagraph"/>
-        <w:numPr>
-          <w:ilvl w:val="1"/>
-          <w:numId w:val="2"/>
-        </w:numPr>
-        <w:spacing w:after="40"/>
-      </w:pPr>
-      <w:r>
-        <w:t>Apache: web server</w:t>
-      </w:r>
-    </w:p>
-    <w:p>
-      <w:pPr>
-        <w:pStyle w:val="ListParagraph"/>
-        <w:numPr>
-          <w:ilvl w:val="1"/>
-          <w:numId w:val="2"/>
-        </w:numPr>
-        <w:spacing w:after="40"/>
-      </w:pPr>
-      <w:r>
-        <w:t>MySQL: relational database management system</w:t>
-      </w:r>
-    </w:p>
-    <w:p>
-      <w:pPr>
-        <w:pStyle w:val="ListParagraph"/>
-        <w:numPr>
-          <w:ilvl w:val="1"/>
-          <w:numId w:val="2"/>
-        </w:numPr>
-        <w:spacing w:after="40"/>
-      </w:pPr>
-      <w:r>
-        <w:t>PHP: programming language for backend logic</w:t>
-      </w:r>
-    </w:p>
-    <w:p>
-      <w:pPr>
-        <w:pStyle w:val="Heading2"/>
-      </w:pPr>
-      <w:r>
-        <w:t>Malware Types</w:t>
-      </w:r>
-    </w:p>
-    <w:tbl>
-      <w:tblPr>
-        <w:tblW w:w="9360" w:type="dxa"/>
-        <w:tblBorders>
-          <w:top w:val="single" w:sz="4" w:space="0" w:color="auto"/>
-          <w:left w:val="single" w:sz="4" w:space="0" w:color="auto"/>
-          <w:bottom w:val="single" w:sz="4" w:space="0" w:color="auto"/>
-          <w:right w:val="single" w:sz="4" w:space="0" w:color="auto"/>
-          <w:insideH w:val="single" w:sz="4" w:space="0" w:color="auto"/>
-          <w:insideV w:val="single" w:sz="4" w:space="0" w:color="auto"/>
-        </w:tblBorders>
-        <w:tblCellMar>
-          <w:left w:w="10" w:type="dxa"/>
-          <w:right w:w="10" w:type="dxa"/>
-        </w:tblCellMar>
-        <w:tblLook w:val="04A0" w:firstRow="1" w:lastRow="0" w:firstColumn="1" w:lastColumn="0" w:noHBand="0" w:noVBand="1"/>
-      </w:tblPr>
-      <w:tblGrid>
-        <w:gridCol w:w="1827"/>
-        <w:gridCol w:w="1891"/>
-        <w:gridCol w:w="1769"/>
-        <w:gridCol w:w="1948"/>
-        <w:gridCol w:w="1925"/>
-      </w:tblGrid>
-      <w:tr>
-        <w:trPr>
-          <w:tblHeader/>
-        </w:trPr>
-        <w:tc>
-          <w:tcPr>
-            <w:tcW w:w="0" w:type="dxa"/>
-            <w:shd w:val="clear" w:color="auto" w:fill="1F4E79"/>
-            <w:tcMar>
-              <w:top w:w="60" w:type="dxa"/>
-              <w:left w:w="100" w:type="dxa"/>
-              <w:bottom w:w="60" w:type="dxa"/>
-              <w:right w:w="100" w:type="dxa"/>
-            </w:tcMar>
-          </w:tcPr>
-          <w:p>
-            <w:r>
-              <w:rPr>
-                <w:b/>
-                <w:bCs/>
-                <w:color w:val="FFFFFF"/>
-                <w:sz w:val="20"/>
-                <w:szCs w:val="20"/>
-              </w:rPr>
-              <w:t>Malware Type</w:t>
-            </w:r>
-          </w:p>
-        </w:tc>
-        <w:tc>
-          <w:tcPr>
-            <w:tcW w:w="0" w:type="dxa"/>
-            <w:shd w:val="clear" w:color="auto" w:fill="1F4E79"/>
-            <w:tcMar>
-              <w:top w:w="60" w:type="dxa"/>
-              <w:left w:w="100" w:type="dxa"/>
-              <w:bottom w:w="60" w:type="dxa"/>
-              <w:right w:w="100" w:type="dxa"/>
-            </w:tcMar>
-          </w:tcPr>
-          <w:p>
-            <w:r>
-              <w:rPr>
-                <w:b/>
-                <w:bCs/>
-                <w:color w:val="FFFFFF"/>
-                <w:sz w:val="20"/>
-                <w:szCs w:val="20"/>
-              </w:rPr>
-              <w:t>Definition</w:t>
-            </w:r>
-          </w:p>
-        </w:tc>
-        <w:tc>
-          <w:tcPr>
-            <w:tcW w:w="0" w:type="dxa"/>
-            <w:shd w:val="clear" w:color="auto" w:fill="1F4E79"/>
-            <w:tcMar>
-              <w:top w:w="60" w:type="dxa"/>
-              <w:left w:w="100" w:type="dxa"/>
-              <w:bottom w:w="60" w:type="dxa"/>
-              <w:right w:w="100" w:type="dxa"/>
-            </w:tcMar>
-          </w:tcPr>
-          <w:p>
-            <w:r>
-              <w:rPr>
-                <w:b/>
-                <w:bCs/>
-                <w:color w:val="FFFFFF"/>
-                <w:sz w:val="20"/>
-                <w:szCs w:val="20"/>
-              </w:rPr>
-              <w:t>Key Feature</w:t>
-            </w:r>
-          </w:p>
-        </w:tc>
-        <w:tc>
-          <w:tcPr>
-            <w:tcW w:w="0" w:type="dxa"/>
-            <w:shd w:val="clear" w:color="auto" w:fill="1F4E79"/>
-            <w:tcMar>
-              <w:top w:w="60" w:type="dxa"/>
-              <w:left w:w="100" w:type="dxa"/>
-              <w:bottom w:w="60" w:type="dxa"/>
-              <w:right w:w="100" w:type="dxa"/>
-            </w:tcMar>
-          </w:tcPr>
-          <w:p>
-            <w:r>
-              <w:rPr>
-                <w:b/>
-                <w:bCs/>
-                <w:color w:val="FFFFFF"/>
-                <w:sz w:val="20"/>
-                <w:szCs w:val="20"/>
-              </w:rPr>
-              <w:t>How It Spreads</w:t>
-            </w:r>
-          </w:p>
-        </w:tc>
-        <w:tc>
-          <w:tcPr>
-            <w:tcW w:w="0" w:type="dxa"/>
-            <w:shd w:val="clear" w:color="auto" w:fill="1F4E79"/>
-            <w:tcMar>
-              <w:top w:w="60" w:type="dxa"/>
-              <w:left w:w="100" w:type="dxa"/>
-              <w:bottom w:w="60" w:type="dxa"/>
-              <w:right w:w="100" w:type="dxa"/>
-            </w:tcMar>
-          </w:tcPr>
-          <w:p>
-            <w:r>
-              <w:rPr>
-                <w:b/>
-                <w:bCs/>
-                <w:color w:val="FFFFFF"/>
-                <w:sz w:val="20"/>
-                <w:szCs w:val="20"/>
-              </w:rPr>
-              <w:t>Example</w:t>
-            </w:r>
-          </w:p>
-        </w:tc>
-      </w:tr>
-      <w:tr>
-        <w:tc>
-          <w:tcPr>
-            <w:tcW w:w="0" w:type="dxa"/>
-            <w:tcMar>
-              <w:top w:w="60" w:type="dxa"/>
-              <w:left w:w="100" w:type="dxa"/>
-              <w:bottom w:w="60" w:type="dxa"/>
-              <w:right w:w="100" w:type="dxa"/>
-            </w:tcMar>
-          </w:tcPr>
-          <w:p>
-            <w:r>
-              <w:rPr>
-                <w:sz w:val="20"/>
-                <w:szCs w:val="20"/>
-              </w:rPr>
-              <w:t>Virus</w:t>
-            </w:r>
-          </w:p>
-        </w:tc>
-        <w:tc>
-          <w:tcPr>
-            <w:tcW w:w="0" w:type="dxa"/>
-            <w:tcMar>
-              <w:top w:w="60" w:type="dxa"/>
-              <w:left w:w="100" w:type="dxa"/>
-              <w:bottom w:w="60" w:type="dxa"/>
-              <w:right w:w="100" w:type="dxa"/>
-            </w:tcMar>
-          </w:tcPr>
-          <w:p>
-            <w:r>
-              <w:rPr>
-                <w:sz w:val="20"/>
-                <w:szCs w:val="20"/>
-              </w:rPr>
-              <w:t>Malicious code that attaches to a host file or program</w:t>
-            </w:r>
-          </w:p>
-        </w:tc>
-        <w:tc>
-          <w:tcPr>
-            <w:tcW w:w="0" w:type="dxa"/>
-            <w:tcMar>
-              <w:top w:w="60" w:type="dxa"/>
-              <w:left w:w="100" w:type="dxa"/>
-              <w:bottom w:w="60" w:type="dxa"/>
-              <w:right w:w="100" w:type="dxa"/>
-            </w:tcMar>
-          </w:tcPr>
-          <w:p>
-            <w:r>
-              <w:rPr>
-                <w:sz w:val="20"/>
-                <w:szCs w:val="20"/>
-              </w:rPr>
-              <w:t>Requires a host</w:t>
-            </w:r>
-          </w:p>
-        </w:tc>
-        <w:tc>
-          <w:tcPr>
-            <w:tcW w:w="0" w:type="dxa"/>
-            <w:tcMar>
-              <w:top w:w="60" w:type="dxa"/>
-              <w:left w:w="100" w:type="dxa"/>
-              <w:bottom w:w="60" w:type="dxa"/>
-              <w:right w:w="100" w:type="dxa"/>
-            </w:tcMar>
-          </w:tcPr>
-          <w:p>
-            <w:r>
-              <w:rPr>
-                <w:sz w:val="20"/>
-                <w:szCs w:val="20"/>
-              </w:rPr>
-              <w:t>User action (opening file/program)</w:t>
-            </w:r>
-          </w:p>
-        </w:tc>
-        <w:tc>
-          <w:tcPr>
-            <w:tcW w:w="0" w:type="dxa"/>
-            <w:tcMar>
-              <w:top w:w="60" w:type="dxa"/>
-              <w:left w:w="100" w:type="dxa"/>
-              <w:bottom w:w="60" w:type="dxa"/>
-              <w:right w:w="100" w:type="dxa"/>
-            </w:tcMar>
-          </w:tcPr>
-          <w:p>
-            <w:r>
-              <w:rPr>
-                <w:sz w:val="20"/>
-                <w:szCs w:val="20"/>
-              </w:rPr>
-              <w:t>Brain, Michelangelo</w:t>
-            </w:r>
-          </w:p>
-        </w:tc>
-      </w:tr>
-      <w:tr>
-        <w:tc>
-          <w:tcPr>
-            <w:tcW w:w="0" w:type="dxa"/>
-            <w:tcMar>
-              <w:top w:w="60" w:type="dxa"/>
-              <w:left w:w="100" w:type="dxa"/>
-              <w:bottom w:w="60" w:type="dxa"/>
-              <w:right w:w="100" w:type="dxa"/>
-            </w:tcMar>
-          </w:tcPr>
-          <w:p>
-            <w:r>
-              <w:rPr>
-                <w:sz w:val="20"/>
-                <w:szCs w:val="20"/>
-              </w:rPr>
-              <w:t>Worm</w:t>
-            </w:r>
-          </w:p>
-        </w:tc>
-        <w:tc>
-          <w:tcPr>
-            <w:tcW w:w="0" w:type="dxa"/>
-            <w:tcMar>
-              <w:top w:w="60" w:type="dxa"/>
-              <w:left w:w="100" w:type="dxa"/>
-              <w:bottom w:w="60" w:type="dxa"/>
-              <w:right w:w="100" w:type="dxa"/>
-            </w:tcMar>
-          </w:tcPr>
-          <w:p>
-            <w:r>
-              <w:rPr>
-                <w:sz w:val="20"/>
-                <w:szCs w:val="20"/>
-              </w:rPr>
-              <w:t>Self-replicating malware that spreads automatically</w:t>
-            </w:r>
-          </w:p>
-        </w:tc>
-        <w:tc>
-          <w:tcPr>
-            <w:tcW w:w="0" w:type="dxa"/>
-            <w:tcMar>
-              <w:top w:w="60" w:type="dxa"/>
-              <w:left w:w="100" w:type="dxa"/>
-              <w:bottom w:w="60" w:type="dxa"/>
-              <w:right w:w="100" w:type="dxa"/>
-            </w:tcMar>
-          </w:tcPr>
-          <w:p>
-            <w:r>
-              <w:rPr>
-                <w:sz w:val="20"/>
-                <w:szCs w:val="20"/>
-              </w:rPr>
-              <w:t>No host needed</w:t>
-            </w:r>
-          </w:p>
-        </w:tc>
-        <w:tc>
-          <w:tcPr>
-            <w:tcW w:w="0" w:type="dxa"/>
-            <w:tcMar>
-              <w:top w:w="60" w:type="dxa"/>
-              <w:left w:w="100" w:type="dxa"/>
-              <w:bottom w:w="60" w:type="dxa"/>
-              <w:right w:w="100" w:type="dxa"/>
-            </w:tcMar>
-          </w:tcPr>
-          <w:p>
-            <w:r>
-              <w:rPr>
-                <w:sz w:val="20"/>
-                <w:szCs w:val="20"/>
-              </w:rPr>
-              <w:t>Network, email, vulnerabilities</w:t>
-            </w:r>
-          </w:p>
-        </w:tc>
-        <w:tc>
-          <w:tcPr>
-            <w:tcW w:w="0" w:type="dxa"/>
-            <w:tcMar>
-              <w:top w:w="60" w:type="dxa"/>
-              <w:left w:w="100" w:type="dxa"/>
-              <w:bottom w:w="60" w:type="dxa"/>
-              <w:right w:w="100" w:type="dxa"/>
-            </w:tcMar>
-          </w:tcPr>
-          <w:p>
-            <w:r>
-              <w:rPr>
-                <w:sz w:val="20"/>
-                <w:szCs w:val="20"/>
-              </w:rPr>
-              <w:t>ILOVEYOU, SQL Slammer</w:t>
-            </w:r>
-          </w:p>
-        </w:tc>
-      </w:tr>
-      <w:tr>
-        <w:tc>
-          <w:tcPr>
-            <w:tcW w:w="0" w:type="dxa"/>
-            <w:tcMar>
-              <w:top w:w="60" w:type="dxa"/>
-              <w:left w:w="100" w:type="dxa"/>
-              <w:bottom w:w="60" w:type="dxa"/>
-              <w:right w:w="100" w:type="dxa"/>
-            </w:tcMar>
-          </w:tcPr>
-          <w:p>
-            <w:r>
-              <w:rPr>
-                <w:sz w:val="20"/>
-                <w:szCs w:val="20"/>
-              </w:rPr>
-              <w:t>Trojan (Trojan Horse)</w:t>
-            </w:r>
-          </w:p>
-        </w:tc>
-        <w:tc>
-          <w:tcPr>
-            <w:tcW w:w="0" w:type="dxa"/>
-            <w:tcMar>
-              <w:top w:w="60" w:type="dxa"/>
-              <w:left w:w="100" w:type="dxa"/>
-              <w:bottom w:w="60" w:type="dxa"/>
-              <w:right w:w="100" w:type="dxa"/>
-            </w:tcMar>
-          </w:tcPr>
-          <w:p>
-            <w:r>
-              <w:rPr>
-                <w:sz w:val="20"/>
-                <w:szCs w:val="20"/>
-              </w:rPr>
-              <w:t>Malicious software disguised as legitimate</w:t>
-            </w:r>
-          </w:p>
-        </w:tc>
-        <w:tc>
-          <w:tcPr>
-            <w:tcW w:w="0" w:type="dxa"/>
-            <w:tcMar>
-              <w:top w:w="60" w:type="dxa"/>
-              <w:left w:w="100" w:type="dxa"/>
-              <w:bottom w:w="60" w:type="dxa"/>
-              <w:right w:w="100" w:type="dxa"/>
-            </w:tcMar>
-          </w:tcPr>
-          <w:p>
-            <w:r>
-              <w:rPr>
-                <w:sz w:val="20"/>
-                <w:szCs w:val="20"/>
-              </w:rPr>
-              <w:t>Tricks user into installing</w:t>
-            </w:r>
-          </w:p>
-        </w:tc>
-        <w:tc>
-          <w:tcPr>
-            <w:tcW w:w="0" w:type="dxa"/>
-            <w:tcMar>
-              <w:top w:w="60" w:type="dxa"/>
-              <w:left w:w="100" w:type="dxa"/>
-              <w:bottom w:w="60" w:type="dxa"/>
-              <w:right w:w="100" w:type="dxa"/>
-            </w:tcMar>
-          </w:tcPr>
-          <w:p>
-            <w:r>
-              <w:rPr>
-                <w:sz w:val="20"/>
-                <w:szCs w:val="20"/>
-              </w:rPr>
-              <w:t>Downloads, fake software</w:t>
-            </w:r>
-          </w:p>
-        </w:tc>
-        <w:tc>
-          <w:tcPr>
-            <w:tcW w:w="0" w:type="dxa"/>
-            <w:tcMar>
-              <w:top w:w="60" w:type="dxa"/>
-              <w:left w:w="100" w:type="dxa"/>
-              <w:bottom w:w="60" w:type="dxa"/>
-              <w:right w:w="100" w:type="dxa"/>
-            </w:tcMar>
-          </w:tcPr>
-          <w:p>
-            <w:r>
-              <w:rPr>
-                <w:sz w:val="20"/>
-                <w:szCs w:val="20"/>
-              </w:rPr>
-              <w:t xml:space="preserve">Zeus, </w:t>
-            </w:r>
-            <w:proofErr w:type="spellStart"/>
-            <w:r>
-              <w:rPr>
-                <w:sz w:val="20"/>
-                <w:szCs w:val="20"/>
-              </w:rPr>
-              <w:t>DarkComet</w:t>
-            </w:r>
-            <w:proofErr w:type="spellEnd"/>
-          </w:p>
-        </w:tc>
-      </w:tr>
-      <w:tr>
-        <w:tc>
-          <w:tcPr>
-            <w:tcW w:w="0" w:type="dxa"/>
-            <w:tcMar>
-              <w:top w:w="60" w:type="dxa"/>
-              <w:left w:w="100" w:type="dxa"/>
-              <w:bottom w:w="60" w:type="dxa"/>
-              <w:right w:w="100" w:type="dxa"/>
-            </w:tcMar>
-          </w:tcPr>
-          <w:p>
-            <w:r>
-              <w:rPr>
-                <w:sz w:val="20"/>
-                <w:szCs w:val="20"/>
-              </w:rPr>
-              <w:t>Macro Virus</w:t>
-            </w:r>
-          </w:p>
-        </w:tc>
-        <w:tc>
-          <w:tcPr>
-            <w:tcW w:w="0" w:type="dxa"/>
-            <w:tcMar>
-              <w:top w:w="60" w:type="dxa"/>
-              <w:left w:w="100" w:type="dxa"/>
-              <w:bottom w:w="60" w:type="dxa"/>
-              <w:right w:w="100" w:type="dxa"/>
-            </w:tcMar>
-          </w:tcPr>
-          <w:p>
-            <w:r>
-              <w:rPr>
-                <w:sz w:val="20"/>
-                <w:szCs w:val="20"/>
-              </w:rPr>
-              <w:t>Malware written for document files such as Microsoft Word or Excel that executes automatically when the host document is opened</w:t>
-            </w:r>
-          </w:p>
-        </w:tc>
-        <w:tc>
-          <w:tcPr>
-            <w:tcW w:w="0" w:type="dxa"/>
-            <w:tcMar>
-              <w:top w:w="60" w:type="dxa"/>
-              <w:left w:w="100" w:type="dxa"/>
-              <w:bottom w:w="60" w:type="dxa"/>
-              <w:right w:w="100" w:type="dxa"/>
-            </w:tcMar>
-          </w:tcPr>
-          <w:p>
-            <w:r>
-              <w:rPr>
-                <w:sz w:val="20"/>
-                <w:szCs w:val="20"/>
-              </w:rPr>
-              <w:t>Attaches to document templates and macros rather than executables; activates when the file is opened and macros are enabled</w:t>
-            </w:r>
-          </w:p>
-        </w:tc>
-        <w:tc>
-          <w:tcPr>
-            <w:tcW w:w="0" w:type="dxa"/>
-            <w:tcMar>
-              <w:top w:w="60" w:type="dxa"/>
-              <w:left w:w="100" w:type="dxa"/>
-              <w:bottom w:w="60" w:type="dxa"/>
-              <w:right w:w="100" w:type="dxa"/>
-            </w:tcMar>
-          </w:tcPr>
-          <w:p>
-            <w:r>
-              <w:rPr>
-                <w:sz w:val="20"/>
-                <w:szCs w:val="20"/>
-              </w:rPr>
-              <w:t>Infected email attachments, shared documents, downloaded files; often uses social engineering to get users to enable macros</w:t>
-            </w:r>
-          </w:p>
-        </w:tc>
-        <w:tc>
-          <w:tcPr>
-            <w:tcW w:w="0" w:type="dxa"/>
-            <w:tcMar>
-              <w:top w:w="60" w:type="dxa"/>
-              <w:left w:w="100" w:type="dxa"/>
-              <w:bottom w:w="60" w:type="dxa"/>
-              <w:right w:w="100" w:type="dxa"/>
-            </w:tcMar>
-          </w:tcPr>
-          <w:p>
-            <w:r>
-              <w:rPr>
-                <w:sz w:val="20"/>
-                <w:szCs w:val="20"/>
-              </w:rPr>
-              <w:t>Melissa (1999) spread via infected Word attachments and mass-emailed itself to contacts once opened</w:t>
-            </w:r>
-          </w:p>
-        </w:tc>
-      </w:tr>
-      <w:tr>
-        <w:tc>
-          <w:tcPr>
-            <w:tcW w:w="0" w:type="dxa"/>
-            <w:tcMar>
-              <w:top w:w="60" w:type="dxa"/>
-              <w:left w:w="100" w:type="dxa"/>
-              <w:bottom w:w="60" w:type="dxa"/>
-              <w:right w:w="100" w:type="dxa"/>
-            </w:tcMar>
-          </w:tcPr>
-          <w:p>
-            <w:r>
-              <w:rPr>
-                <w:sz w:val="20"/>
-                <w:szCs w:val="20"/>
-              </w:rPr>
-              <w:t>Ransomware</w:t>
-            </w:r>
-          </w:p>
-        </w:tc>
-        <w:tc>
-          <w:tcPr>
-            <w:tcW w:w="0" w:type="dxa"/>
-            <w:tcMar>
-              <w:top w:w="60" w:type="dxa"/>
-              <w:left w:w="100" w:type="dxa"/>
-              <w:bottom w:w="60" w:type="dxa"/>
-              <w:right w:w="100" w:type="dxa"/>
-            </w:tcMar>
-          </w:tcPr>
-          <w:p>
-            <w:r>
-              <w:rPr>
-                <w:sz w:val="20"/>
-                <w:szCs w:val="20"/>
-              </w:rPr>
-              <w:t>Encrypt files and demands payment; changes file extensions</w:t>
-            </w:r>
-          </w:p>
-        </w:tc>
-        <w:tc>
-          <w:tcPr>
-            <w:tcW w:w="0" w:type="dxa"/>
-            <w:tcMar>
-              <w:top w:w="60" w:type="dxa"/>
-              <w:left w:w="100" w:type="dxa"/>
-              <w:bottom w:w="60" w:type="dxa"/>
-              <w:right w:w="100" w:type="dxa"/>
-            </w:tcMar>
-          </w:tcPr>
-          <w:p>
-            <w:r>
-              <w:rPr>
-                <w:sz w:val="20"/>
-                <w:szCs w:val="20"/>
-              </w:rPr>
-              <w:t>Locks user data</w:t>
-            </w:r>
-          </w:p>
-        </w:tc>
-        <w:tc>
-          <w:tcPr>
-            <w:tcW w:w="0" w:type="dxa"/>
-            <w:tcMar>
-              <w:top w:w="60" w:type="dxa"/>
-              <w:left w:w="100" w:type="dxa"/>
-              <w:bottom w:w="60" w:type="dxa"/>
-              <w:right w:w="100" w:type="dxa"/>
-            </w:tcMar>
-          </w:tcPr>
-          <w:p>
-            <w:r>
-              <w:rPr>
-                <w:sz w:val="20"/>
-                <w:szCs w:val="20"/>
-              </w:rPr>
-              <w:t>Phishing, downloads</w:t>
-            </w:r>
-          </w:p>
-        </w:tc>
-        <w:tc>
-          <w:tcPr>
-            <w:tcW w:w="0" w:type="dxa"/>
-            <w:tcMar>
-              <w:top w:w="60" w:type="dxa"/>
-              <w:left w:w="100" w:type="dxa"/>
-              <w:bottom w:w="60" w:type="dxa"/>
-              <w:right w:w="100" w:type="dxa"/>
-            </w:tcMar>
-          </w:tcPr>
-          <w:p>
-            <w:proofErr w:type="spellStart"/>
-            <w:r>
-              <w:rPr>
-                <w:sz w:val="20"/>
-                <w:szCs w:val="20"/>
-              </w:rPr>
-              <w:t>CryptoLocker</w:t>
-            </w:r>
-            <w:proofErr w:type="spellEnd"/>
-            <w:r>
-              <w:rPr>
-                <w:sz w:val="20"/>
-                <w:szCs w:val="20"/>
-              </w:rPr>
-              <w:t>, WannaCry</w:t>
-            </w:r>
-          </w:p>
-        </w:tc>
-      </w:tr>
-      <w:tr>
-        <w:tc>
-          <w:tcPr>
-            <w:tcW w:w="0" w:type="dxa"/>
-            <w:tcMar>
-              <w:top w:w="60" w:type="dxa"/>
-              <w:left w:w="100" w:type="dxa"/>
-              <w:bottom w:w="60" w:type="dxa"/>
-              <w:right w:w="100" w:type="dxa"/>
-            </w:tcMar>
-          </w:tcPr>
-          <w:p>
-            <w:r>
-              <w:rPr>
-                <w:sz w:val="20"/>
-                <w:szCs w:val="20"/>
-              </w:rPr>
-              <w:t>Rootkit</w:t>
-            </w:r>
-          </w:p>
-        </w:tc>
-        <w:tc>
-          <w:tcPr>
-            <w:tcW w:w="0" w:type="dxa"/>
-            <w:tcMar>
-              <w:top w:w="60" w:type="dxa"/>
-              <w:left w:w="100" w:type="dxa"/>
-              <w:bottom w:w="60" w:type="dxa"/>
-              <w:right w:w="100" w:type="dxa"/>
-            </w:tcMar>
-          </w:tcPr>
-          <w:p>
-            <w:r>
-              <w:rPr>
-                <w:sz w:val="20"/>
-                <w:szCs w:val="20"/>
-              </w:rPr>
-              <w:t>Malware designed to hide itself and other threats</w:t>
-            </w:r>
-          </w:p>
-        </w:tc>
-        <w:tc>
-          <w:tcPr>
-            <w:tcW w:w="0" w:type="dxa"/>
-            <w:tcMar>
-              <w:top w:w="60" w:type="dxa"/>
-              <w:left w:w="100" w:type="dxa"/>
-              <w:bottom w:w="60" w:type="dxa"/>
-              <w:right w:w="100" w:type="dxa"/>
-            </w:tcMar>
-          </w:tcPr>
-          <w:p>
-            <w:r>
-              <w:rPr>
-                <w:sz w:val="20"/>
-                <w:szCs w:val="20"/>
-              </w:rPr>
-              <w:t>Stealth + persistence</w:t>
-            </w:r>
-          </w:p>
-        </w:tc>
-        <w:tc>
-          <w:tcPr>
-            <w:tcW w:w="0" w:type="dxa"/>
-            <w:tcMar>
-              <w:top w:w="60" w:type="dxa"/>
-              <w:left w:w="100" w:type="dxa"/>
-              <w:bottom w:w="60" w:type="dxa"/>
-              <w:right w:w="100" w:type="dxa"/>
-            </w:tcMar>
-          </w:tcPr>
-          <w:p>
-            <w:r>
-              <w:rPr>
-                <w:sz w:val="20"/>
-                <w:szCs w:val="20"/>
-              </w:rPr>
-              <w:t>Installed after system compromise</w:t>
-            </w:r>
-          </w:p>
-        </w:tc>
-        <w:tc>
-          <w:tcPr>
-            <w:tcW w:w="0" w:type="dxa"/>
-            <w:tcMar>
-              <w:top w:w="60" w:type="dxa"/>
-              <w:left w:w="100" w:type="dxa"/>
-              <w:bottom w:w="60" w:type="dxa"/>
-              <w:right w:w="100" w:type="dxa"/>
-            </w:tcMar>
-          </w:tcPr>
-          <w:p>
-            <w:r>
-              <w:rPr>
-                <w:sz w:val="20"/>
-                <w:szCs w:val="20"/>
-              </w:rPr>
-              <w:t>Sony Rootkit</w:t>
-            </w:r>
-          </w:p>
-        </w:tc>
-      </w:tr>
-      <w:tr>
-        <w:tc>
-          <w:tcPr>
-            <w:tcW w:w="0" w:type="dxa"/>
-            <w:tcMar>
-              <w:top w:w="60" w:type="dxa"/>
-              <w:left w:w="100" w:type="dxa"/>
-              <w:bottom w:w="60" w:type="dxa"/>
-              <w:right w:w="100" w:type="dxa"/>
-            </w:tcMar>
-          </w:tcPr>
-          <w:p>
-            <w:r>
-              <w:rPr>
-                <w:sz w:val="20"/>
-                <w:szCs w:val="20"/>
-              </w:rPr>
-              <w:t>Stealth Virus</w:t>
-            </w:r>
-          </w:p>
-        </w:tc>
-        <w:tc>
-          <w:tcPr>
-            <w:tcW w:w="0" w:type="dxa"/>
-            <w:tcMar>
-              <w:top w:w="60" w:type="dxa"/>
-              <w:left w:w="100" w:type="dxa"/>
-              <w:bottom w:w="60" w:type="dxa"/>
-              <w:right w:w="100" w:type="dxa"/>
-            </w:tcMar>
-          </w:tcPr>
-          <w:p>
-            <w:r>
-              <w:rPr>
-                <w:sz w:val="20"/>
-                <w:szCs w:val="20"/>
-              </w:rPr>
-              <w:t>Virus that hides its presence by manipulating system functions during detection</w:t>
-            </w:r>
-          </w:p>
-        </w:tc>
-        <w:tc>
-          <w:tcPr>
-            <w:tcW w:w="0" w:type="dxa"/>
-            <w:tcMar>
-              <w:top w:w="60" w:type="dxa"/>
-              <w:left w:w="100" w:type="dxa"/>
-              <w:bottom w:w="60" w:type="dxa"/>
-              <w:right w:w="100" w:type="dxa"/>
-            </w:tcMar>
-          </w:tcPr>
-          <w:p>
-            <w:r>
-              <w:rPr>
-                <w:sz w:val="20"/>
-                <w:szCs w:val="20"/>
-              </w:rPr>
-              <w:t>Conceals infection</w:t>
-            </w:r>
-          </w:p>
-        </w:tc>
-        <w:tc>
-          <w:tcPr>
-            <w:tcW w:w="0" w:type="dxa"/>
-            <w:tcMar>
-              <w:top w:w="60" w:type="dxa"/>
-              <w:left w:w="100" w:type="dxa"/>
-              <w:bottom w:w="60" w:type="dxa"/>
-              <w:right w:w="100" w:type="dxa"/>
-            </w:tcMar>
-          </w:tcPr>
-          <w:p>
-            <w:r>
-              <w:rPr>
-                <w:sz w:val="20"/>
-                <w:szCs w:val="20"/>
-              </w:rPr>
-              <w:t>User action (opening infected file/program)</w:t>
-            </w:r>
-          </w:p>
-        </w:tc>
-        <w:tc>
-          <w:tcPr>
-            <w:tcW w:w="0" w:type="dxa"/>
-            <w:tcMar>
-              <w:top w:w="60" w:type="dxa"/>
-              <w:left w:w="100" w:type="dxa"/>
-              <w:bottom w:w="60" w:type="dxa"/>
-              <w:right w:w="100" w:type="dxa"/>
-            </w:tcMar>
-          </w:tcPr>
-          <w:p>
-            <w:r>
-              <w:rPr>
-                <w:sz w:val="20"/>
-                <w:szCs w:val="20"/>
-              </w:rPr>
-              <w:t>Frodo (4096), Whale</w:t>
-            </w:r>
-          </w:p>
-        </w:tc>
-      </w:tr>
-      <w:tr>
-        <w:tc>
-          <w:tcPr>
-            <w:tcW w:w="0" w:type="dxa"/>
-            <w:tcMar>
-              <w:top w:w="60" w:type="dxa"/>
-              <w:left w:w="100" w:type="dxa"/>
-              <w:bottom w:w="60" w:type="dxa"/>
-              <w:right w:w="100" w:type="dxa"/>
-            </w:tcMar>
-          </w:tcPr>
-          <w:p>
-            <w:r>
-              <w:rPr>
-                <w:sz w:val="20"/>
-                <w:szCs w:val="20"/>
-              </w:rPr>
-              <w:t>Spyware / Keylogger</w:t>
-            </w:r>
-          </w:p>
-        </w:tc>
-        <w:tc>
-          <w:tcPr>
-            <w:tcW w:w="0" w:type="dxa"/>
-            <w:tcMar>
-              <w:top w:w="60" w:type="dxa"/>
-              <w:left w:w="100" w:type="dxa"/>
-              <w:bottom w:w="60" w:type="dxa"/>
-              <w:right w:w="100" w:type="dxa"/>
-            </w:tcMar>
-          </w:tcPr>
-          <w:p>
-            <w:r>
-              <w:rPr>
-                <w:sz w:val="20"/>
-                <w:szCs w:val="20"/>
-              </w:rPr>
-              <w:t>Tracks user activity and captures sensitive data</w:t>
-            </w:r>
-          </w:p>
-        </w:tc>
-        <w:tc>
-          <w:tcPr>
-            <w:tcW w:w="0" w:type="dxa"/>
-            <w:tcMar>
-              <w:top w:w="60" w:type="dxa"/>
-              <w:left w:w="100" w:type="dxa"/>
-              <w:bottom w:w="60" w:type="dxa"/>
-              <w:right w:w="100" w:type="dxa"/>
-            </w:tcMar>
-          </w:tcPr>
-          <w:p>
-            <w:r>
-              <w:rPr>
-                <w:sz w:val="20"/>
-                <w:szCs w:val="20"/>
-              </w:rPr>
-              <w:t>Information theft</w:t>
-            </w:r>
-          </w:p>
-        </w:tc>
-        <w:tc>
-          <w:tcPr>
-            <w:tcW w:w="0" w:type="dxa"/>
-            <w:tcMar>
-              <w:top w:w="60" w:type="dxa"/>
-              <w:left w:w="100" w:type="dxa"/>
-              <w:bottom w:w="60" w:type="dxa"/>
-              <w:right w:w="100" w:type="dxa"/>
-            </w:tcMar>
-          </w:tcPr>
-          <w:p>
-            <w:r>
-              <w:rPr>
-                <w:sz w:val="20"/>
-                <w:szCs w:val="20"/>
-              </w:rPr>
-              <w:t>Bundled software, phishing</w:t>
-            </w:r>
-          </w:p>
-        </w:tc>
-        <w:tc>
-          <w:tcPr>
-            <w:tcW w:w="0" w:type="dxa"/>
-            <w:tcMar>
-              <w:top w:w="60" w:type="dxa"/>
-              <w:left w:w="100" w:type="dxa"/>
-              <w:bottom w:w="60" w:type="dxa"/>
-              <w:right w:w="100" w:type="dxa"/>
-            </w:tcMar>
-          </w:tcPr>
-          <w:p>
-            <w:r>
-              <w:rPr>
-                <w:sz w:val="20"/>
-                <w:szCs w:val="20"/>
-              </w:rPr>
-              <w:t>Agent Tesla</w:t>
-            </w:r>
-          </w:p>
-        </w:tc>
-      </w:tr>
-      <w:tr>
-        <w:tc>
-          <w:tcPr>
-            <w:tcW w:w="0" w:type="dxa"/>
-            <w:tcMar>
-              <w:top w:w="60" w:type="dxa"/>
-              <w:left w:w="100" w:type="dxa"/>
-              <w:bottom w:w="60" w:type="dxa"/>
-              <w:right w:w="100" w:type="dxa"/>
-            </w:tcMar>
-          </w:tcPr>
-          <w:p>
-            <w:r>
-              <w:rPr>
-                <w:sz w:val="20"/>
-                <w:szCs w:val="20"/>
-              </w:rPr>
-              <w:lastRenderedPageBreak/>
-              <w:t>Polymorphic Virus</w:t>
-            </w:r>
-          </w:p>
-        </w:tc>
-        <w:tc>
-          <w:tcPr>
-            <w:tcW w:w="0" w:type="dxa"/>
-            <w:tcMar>
-              <w:top w:w="60" w:type="dxa"/>
-              <w:left w:w="100" w:type="dxa"/>
-              <w:bottom w:w="60" w:type="dxa"/>
-              <w:right w:w="100" w:type="dxa"/>
-            </w:tcMar>
-          </w:tcPr>
-          <w:p>
-            <w:r>
-              <w:rPr>
-                <w:sz w:val="20"/>
-                <w:szCs w:val="20"/>
-              </w:rPr>
-              <w:t>Virus that changes its code to avoid detection</w:t>
-            </w:r>
-          </w:p>
-        </w:tc>
-        <w:tc>
-          <w:tcPr>
-            <w:tcW w:w="0" w:type="dxa"/>
-            <w:tcMar>
-              <w:top w:w="60" w:type="dxa"/>
-              <w:left w:w="100" w:type="dxa"/>
-              <w:bottom w:w="60" w:type="dxa"/>
-              <w:right w:w="100" w:type="dxa"/>
-            </w:tcMar>
-          </w:tcPr>
-          <w:p>
-            <w:r>
-              <w:rPr>
-                <w:sz w:val="20"/>
-                <w:szCs w:val="20"/>
-              </w:rPr>
-              <w:t>Evades antivirus</w:t>
-            </w:r>
-          </w:p>
-        </w:tc>
-        <w:tc>
-          <w:tcPr>
-            <w:tcW w:w="0" w:type="dxa"/>
-            <w:tcMar>
-              <w:top w:w="60" w:type="dxa"/>
-              <w:left w:w="100" w:type="dxa"/>
-              <w:bottom w:w="60" w:type="dxa"/>
-              <w:right w:w="100" w:type="dxa"/>
-            </w:tcMar>
-          </w:tcPr>
-          <w:p>
-            <w:r>
-              <w:rPr>
-                <w:sz w:val="20"/>
-                <w:szCs w:val="20"/>
-              </w:rPr>
-              <w:t>Same as virus (host-based)</w:t>
-            </w:r>
-          </w:p>
-        </w:tc>
-        <w:tc>
-          <w:tcPr>
-            <w:tcW w:w="0" w:type="dxa"/>
-            <w:tcMar>
-              <w:top w:w="60" w:type="dxa"/>
-              <w:left w:w="100" w:type="dxa"/>
-              <w:bottom w:w="60" w:type="dxa"/>
-              <w:right w:w="100" w:type="dxa"/>
-            </w:tcMar>
-          </w:tcPr>
-          <w:p>
-            <w:r>
-              <w:rPr>
-                <w:sz w:val="20"/>
-                <w:szCs w:val="20"/>
-              </w:rPr>
-              <w:t>W32/</w:t>
-            </w:r>
-            <w:proofErr w:type="spellStart"/>
-            <w:r>
-              <w:rPr>
-                <w:sz w:val="20"/>
-                <w:szCs w:val="20"/>
-              </w:rPr>
-              <w:t>Sality</w:t>
-            </w:r>
-            <w:proofErr w:type="spellEnd"/>
-          </w:p>
-        </w:tc>
-      </w:tr>
-    </w:tbl>
-    <w:p>
-      <w:pPr>
-        <w:spacing w:after="160"/>
-      </w:pPr>
-    </w:p>
-    <w:p>
-      <w:pPr>
-        <w:pBdr>
-          <w:left w:val="single" w:sz="18" w:space="6" w:color="1F4E79"/>
-        </w:pBdr>
-        <w:shd w:val="clear" w:color="auto" w:fill="EAF2FB"/>
-        <w:spacing w:before="60" w:after="140"/>
-        <w:ind w:left="360"/>
-      </w:pPr>
-      <w:r>
-        <w:rPr>
-          <w:b/>
-          <w:bCs/>
-          <w:color w:val="1F4E79"/>
-        </w:rPr>
-        <w:t xml:space="preserve">Analogy: </w:t>
-      </w:r>
-      <w:r>
-        <w:rPr>
-          <w:i/>
-          <w:iCs/>
-        </w:rPr>
-        <w:t xml:space="preserve">A virus is a cold: it needs a host to carry </w:t>
-      </w:r>
-      <w:proofErr w:type="gramStart"/>
-      <w:r>
-        <w:rPr>
-          <w:i/>
-          <w:iCs/>
-        </w:rPr>
-        <w:t>it</w:t>
-      </w:r>
-      <w:proofErr w:type="gramEnd"/>
-      <w:r>
-        <w:rPr>
-          <w:i/>
-          <w:iCs/>
-        </w:rPr>
-        <w:t xml:space="preserve"> and you </w:t>
-      </w:r>
-      <w:proofErr w:type="gramStart"/>
-      <w:r>
-        <w:rPr>
-          <w:i/>
-          <w:iCs/>
-        </w:rPr>
-        <w:t>have to</w:t>
-      </w:r>
-      <w:proofErr w:type="gramEnd"/>
-      <w:r>
-        <w:rPr>
-          <w:i/>
-          <w:iCs/>
-        </w:rPr>
-        <w:t xml:space="preserve"> come in contact. A worm is a wildfire: it spreads on its own with no help. A Trojan is a gift-wrapped box with something nasty inside. Ransomware is a kidnapper who locks your files and demands a ransom. A rootkit is a burglar who hides in the attic and disables the alarm. A polymorphic virus is a criminal who changes </w:t>
-      </w:r>
-      <w:proofErr w:type="gramStart"/>
-      <w:r>
-        <w:rPr>
-          <w:i/>
-          <w:iCs/>
-        </w:rPr>
-        <w:t>disguises</w:t>
-      </w:r>
-      <w:proofErr w:type="gramEnd"/>
-      <w:r>
-        <w:rPr>
-          <w:i/>
-          <w:iCs/>
-        </w:rPr>
-        <w:t xml:space="preserve"> so the wanted poster never matches.</w:t>
-      </w:r>
-    </w:p>
     <w:sectPr>
-      <w:headerReference w:type="default" r:id="rId15"/>
+      <w:headerReference w:type="even" r:id="rId15"/>
+      <w:headerReference w:type="default" r:id="rId16"/>
+      <w:footerReference w:type="even" r:id="rId17"/>
+      <w:footerReference w:type="default" r:id="rId18"/>
+      <w:headerReference w:type="first" r:id="rId19"/>
+      <w:footerReference w:type="first" r:id="rId20"/>
       <w:pgSz w:w="12240" w:h="15840"/>
       <w:pgMar w:top="1440" w:right="1440" w:bottom="1440" w:left="1440" w:header="708" w:footer="708" w:gutter="0"/>
       <w:cols w:space="720"/>
@@ -10899,7 +10243,7 @@
 </file>
 
 <file path=word/endnotes.xml><?xml version="1.0" encoding="utf-8"?>
-<w:endnotes xmlns:wpc="http://schemas.microsoft.com/office/word/2010/wordprocessingCanvas" xmlns:cx="http://schemas.microsoft.com/office/drawing/2014/chartex" xmlns:cx1="http://schemas.microsoft.com/office/drawing/2015/9/8/chartex" xmlns:cx2="http://schemas.microsoft.com/office/drawing/2015/10/21/chartex" xmlns:cx3="http://schemas.microsoft.com/office/drawing/2016/5/9/chartex" xmlns:cx4="http://schemas.microsoft.com/office/drawing/2016/5/10/chartex" xmlns:cx5="http://schemas.microsoft.com/office/drawing/2016/5/11/chartex" xmlns:cx6="http://schemas.microsoft.com/office/drawing/2016/5/12/chartex" xmlns:cx7="http://schemas.microsoft.com/office/drawing/2016/5/13/chartex" xmlns:cx8="http://schemas.microsoft.com/office/drawing/2016/5/14/chartex" xmlns:mc="http://schemas.openxmlformats.org/markup-compatibility/2006" xmlns:aink="http://schemas.microsoft.com/office/drawing/2016/ink" xmlns:am3d="http://schemas.microsoft.com/office/drawing/2017/model3d" xmlns:o="urn:schemas-microsoft-com:office:office" xmlns:oel="http://schemas.microsoft.com/office/2019/extlst" xmlns:r="http://schemas.openxmlformats.org/officeDocument/2006/relationships" xmlns:m="http://schemas.openxmlformats.org/officeDocument/2006/math" xmlns:v="urn:schemas-microsoft-com:vml" xmlns:wp14="http://schemas.microsoft.com/office/word/2010/wordprocessingDrawing" xmlns:wp="http://schemas.openxmlformats.org/drawingml/2006/wordprocessingDrawing" xmlns:w10="urn:schemas-microsoft-com:office:word" xmlns:w="http://schemas.openxmlformats.org/wordprocessingml/2006/main" xmlns:w14="http://schemas.microsoft.com/office/word/2010/wordml" xmlns:w15="http://schemas.microsoft.com/office/word/2012/wordml" xmlns:w16cex="http://schemas.microsoft.com/office/word/2018/wordml/cex" xmlns:w16cid="http://schemas.microsoft.com/office/word/2016/wordml/cid" xmlns:w16="http://schemas.microsoft.com/office/word/2018/wordml" xmlns:w16du="http://schemas.microsoft.com/office/word/2023/wordml/word16du" xmlns:w16sdtdh="http://schemas.microsoft.com/office/word/2020/wordml/sdtdatahash" xmlns:w16sdtfl="http://schemas.microsoft.com/office/word/2024/wordml/sdtformatlock" xmlns:w16se="http://schemas.microsoft.com/office/word/2015/wordml/symex" xmlns:wpg="http://schemas.microsoft.com/office/word/2010/wordprocessingGroup" xmlns:wpi="http://schemas.microsoft.com/office/word/2010/wordprocessingInk" xmlns:wne="http://schemas.microsoft.com/office/word/2006/wordml" xmlns:wps="http://schemas.microsoft.com/office/word/2010/wordprocessingShape" mc:Ignorable="w14 w15 w16se w16cid w16 w16cex w16sdtdh w16sdtfl w16du wp14">
+<w:endnotes xmlns:wpc="http://schemas.microsoft.com/office/word/2010/wordprocessingCanvas" xmlns:cx="http://schemas.microsoft.com/office/drawing/2014/chartex" xmlns:cx1="http://schemas.microsoft.com/office/drawing/2015/9/8/chartex" xmlns:cx2="http://schemas.microsoft.com/office/drawing/2015/10/21/chartex" xmlns:cx3="http://schemas.microsoft.com/office/drawing/2016/5/9/chartex" xmlns:cx4="http://schemas.microsoft.com/office/drawing/2016/5/10/chartex" xmlns:cx5="http://schemas.microsoft.com/office/drawing/2016/5/11/chartex" xmlns:cx6="http://schemas.microsoft.com/office/drawing/2016/5/12/chartex" xmlns:cx7="http://schemas.microsoft.com/office/drawing/2016/5/13/chartex" xmlns:cx8="http://schemas.microsoft.com/office/drawing/2016/5/14/chartex" xmlns:mc="http://schemas.openxmlformats.org/markup-compatibility/2006" xmlns:m="http://schemas.openxmlformats.org/officeDocument/2006/math" xmlns:aink="http://schemas.microsoft.com/office/drawing/2016/ink" xmlns:am3d="http://schemas.microsoft.com/office/drawing/2017/model3d" xmlns:oel="http://schemas.microsoft.com/office/2019/extlst" xmlns:r="http://schemas.openxmlformats.org/officeDocument/2006/relationships" xmlns:wp14="http://schemas.microsoft.com/office/word/2010/wordprocessingDrawing" xmlns:wp="http://schemas.openxmlformats.org/drawingml/2006/wordprocessingDrawing" xmlns:wpg="http://schemas.microsoft.com/office/word/2010/wordprocessingGroup" xmlns:wpi="http://schemas.microsoft.com/office/word/2010/wordprocessingInk" xmlns:wps="http://schemas.microsoft.com/office/word/2010/wordprocessingShape" xmlns:o="urn:schemas-microsoft-com:office:office" xmlns:v="urn:schemas-microsoft-com:vml" xmlns:w10="urn:schemas-microsoft-com:office:word" xmlns:w="http://schemas.openxmlformats.org/wordprocessingml/2006/main" xmlns:w14="http://schemas.microsoft.com/office/word/2010/wordml" xmlns:w15="http://schemas.microsoft.com/office/word/2012/wordml" xmlns:w16cex="http://schemas.microsoft.com/office/word/2018/wordml/cex" xmlns:w16cid="http://schemas.microsoft.com/office/word/2016/wordml/cid" xmlns:w16="http://schemas.microsoft.com/office/word/2018/wordml" xmlns:w16sdtdh="http://schemas.microsoft.com/office/word/2020/wordml/sdtdatahash" xmlns:w16sdtfl="http://schemas.microsoft.com/office/word/2024/wordml/sdtformatlock" xmlns:w16se="http://schemas.microsoft.com/office/word/2015/wordml/symex" xmlns:w16du="http://schemas.microsoft.com/office/word/2023/wordml/word16du" xmlns:wne="http://schemas.microsoft.com/office/word/2006/wordml" mc:Ignorable="w14 w15 w16se w16cid w16 w16cex w16sdtdh w16sdtfl w16du wp14">
   <w:endnote w:type="separator" w:id="-1">
     <w:p>
       <w:r>
@@ -10917,8 +10261,38 @@
 </w:endnotes>
 </file>
 
+<file path=word/footer1.xml><?xml version="1.0" encoding="utf-8"?>
+<w:ftr xmlns:wpc="http://schemas.microsoft.com/office/word/2010/wordprocessingCanvas" xmlns:cx="http://schemas.microsoft.com/office/drawing/2014/chartex" xmlns:cx1="http://schemas.microsoft.com/office/drawing/2015/9/8/chartex" xmlns:cx2="http://schemas.microsoft.com/office/drawing/2015/10/21/chartex" xmlns:cx3="http://schemas.microsoft.com/office/drawing/2016/5/9/chartex" xmlns:cx4="http://schemas.microsoft.com/office/drawing/2016/5/10/chartex" xmlns:cx5="http://schemas.microsoft.com/office/drawing/2016/5/11/chartex" xmlns:cx6="http://schemas.microsoft.com/office/drawing/2016/5/12/chartex" xmlns:cx7="http://schemas.microsoft.com/office/drawing/2016/5/13/chartex" xmlns:cx8="http://schemas.microsoft.com/office/drawing/2016/5/14/chartex" xmlns:mc="http://schemas.openxmlformats.org/markup-compatibility/2006" xmlns:m="http://schemas.openxmlformats.org/officeDocument/2006/math" xmlns:aink="http://schemas.microsoft.com/office/drawing/2016/ink" xmlns:am3d="http://schemas.microsoft.com/office/drawing/2017/model3d" xmlns:oel="http://schemas.microsoft.com/office/2019/extlst" xmlns:r="http://schemas.openxmlformats.org/officeDocument/2006/relationships" xmlns:wp14="http://schemas.microsoft.com/office/word/2010/wordprocessingDrawing" xmlns:wp="http://schemas.openxmlformats.org/drawingml/2006/wordprocessingDrawing" xmlns:wpg="http://schemas.microsoft.com/office/word/2010/wordprocessingGroup" xmlns:wpi="http://schemas.microsoft.com/office/word/2010/wordprocessingInk" xmlns:wps="http://schemas.microsoft.com/office/word/2010/wordprocessingShape" xmlns:o="urn:schemas-microsoft-com:office:office" xmlns:v="urn:schemas-microsoft-com:vml" xmlns:w10="urn:schemas-microsoft-com:office:word" xmlns:w="http://schemas.openxmlformats.org/wordprocessingml/2006/main" xmlns:w14="http://schemas.microsoft.com/office/word/2010/wordml" xmlns:w15="http://schemas.microsoft.com/office/word/2012/wordml" xmlns:w16cex="http://schemas.microsoft.com/office/word/2018/wordml/cex" xmlns:w16cid="http://schemas.microsoft.com/office/word/2016/wordml/cid" xmlns:w16="http://schemas.microsoft.com/office/word/2018/wordml" xmlns:w16sdtdh="http://schemas.microsoft.com/office/word/2020/wordml/sdtdatahash" xmlns:w16sdtfl="http://schemas.microsoft.com/office/word/2024/wordml/sdtformatlock" xmlns:w16se="http://schemas.microsoft.com/office/word/2015/wordml/symex" xmlns:w16du="http://schemas.microsoft.com/office/word/2023/wordml/word16du" xmlns:wne="http://schemas.microsoft.com/office/word/2006/wordml" mc:Ignorable="w14 w15 w16se w16cid w16 w16cex w16sdtdh w16sdtfl w16du wp14">
+  <w:p>
+    <w:pPr>
+      <w:pStyle w:val="Footer"/>
+    </w:pPr>
+  </w:p>
+</w:ftr>
+</file>
+
+<file path=word/footer2.xml><?xml version="1.0" encoding="utf-8"?>
+<w:ftr xmlns:wpc="http://schemas.microsoft.com/office/word/2010/wordprocessingCanvas" xmlns:cx="http://schemas.microsoft.com/office/drawing/2014/chartex" xmlns:cx1="http://schemas.microsoft.com/office/drawing/2015/9/8/chartex" xmlns:cx2="http://schemas.microsoft.com/office/drawing/2015/10/21/chartex" xmlns:cx3="http://schemas.microsoft.com/office/drawing/2016/5/9/chartex" xmlns:cx4="http://schemas.microsoft.com/office/drawing/2016/5/10/chartex" xmlns:cx5="http://schemas.microsoft.com/office/drawing/2016/5/11/chartex" xmlns:cx6="http://schemas.microsoft.com/office/drawing/2016/5/12/chartex" xmlns:cx7="http://schemas.microsoft.com/office/drawing/2016/5/13/chartex" xmlns:cx8="http://schemas.microsoft.com/office/drawing/2016/5/14/chartex" xmlns:mc="http://schemas.openxmlformats.org/markup-compatibility/2006" xmlns:m="http://schemas.openxmlformats.org/officeDocument/2006/math" xmlns:aink="http://schemas.microsoft.com/office/drawing/2016/ink" xmlns:am3d="http://schemas.microsoft.com/office/drawing/2017/model3d" xmlns:oel="http://schemas.microsoft.com/office/2019/extlst" xmlns:r="http://schemas.openxmlformats.org/officeDocument/2006/relationships" xmlns:wp14="http://schemas.microsoft.com/office/word/2010/wordprocessingDrawing" xmlns:wp="http://schemas.openxmlformats.org/drawingml/2006/wordprocessingDrawing" xmlns:wpg="http://schemas.microsoft.com/office/word/2010/wordprocessingGroup" xmlns:wpi="http://schemas.microsoft.com/office/word/2010/wordprocessingInk" xmlns:wps="http://schemas.microsoft.com/office/word/2010/wordprocessingShape" xmlns:o="urn:schemas-microsoft-com:office:office" xmlns:v="urn:schemas-microsoft-com:vml" xmlns:w10="urn:schemas-microsoft-com:office:word" xmlns:w="http://schemas.openxmlformats.org/wordprocessingml/2006/main" xmlns:w14="http://schemas.microsoft.com/office/word/2010/wordml" xmlns:w15="http://schemas.microsoft.com/office/word/2012/wordml" xmlns:w16cex="http://schemas.microsoft.com/office/word/2018/wordml/cex" xmlns:w16cid="http://schemas.microsoft.com/office/word/2016/wordml/cid" xmlns:w16="http://schemas.microsoft.com/office/word/2018/wordml" xmlns:w16sdtdh="http://schemas.microsoft.com/office/word/2020/wordml/sdtdatahash" xmlns:w16sdtfl="http://schemas.microsoft.com/office/word/2024/wordml/sdtformatlock" xmlns:w16se="http://schemas.microsoft.com/office/word/2015/wordml/symex" xmlns:w16du="http://schemas.microsoft.com/office/word/2023/wordml/word16du" xmlns:wne="http://schemas.microsoft.com/office/word/2006/wordml" mc:Ignorable="w14 w15 w16se w16cid w16 w16cex w16sdtdh w16sdtfl w16du wp14">
+  <w:p>
+    <w:pPr>
+      <w:pStyle w:val="Footer"/>
+    </w:pPr>
+  </w:p>
+</w:ftr>
+</file>
+
+<file path=word/footer3.xml><?xml version="1.0" encoding="utf-8"?>
+<w:ftr xmlns:wpc="http://schemas.microsoft.com/office/word/2010/wordprocessingCanvas" xmlns:cx="http://schemas.microsoft.com/office/drawing/2014/chartex" xmlns:cx1="http://schemas.microsoft.com/office/drawing/2015/9/8/chartex" xmlns:cx2="http://schemas.microsoft.com/office/drawing/2015/10/21/chartex" xmlns:cx3="http://schemas.microsoft.com/office/drawing/2016/5/9/chartex" xmlns:cx4="http://schemas.microsoft.com/office/drawing/2016/5/10/chartex" xmlns:cx5="http://schemas.microsoft.com/office/drawing/2016/5/11/chartex" xmlns:cx6="http://schemas.microsoft.com/office/drawing/2016/5/12/chartex" xmlns:cx7="http://schemas.microsoft.com/office/drawing/2016/5/13/chartex" xmlns:cx8="http://schemas.microsoft.com/office/drawing/2016/5/14/chartex" xmlns:mc="http://schemas.openxmlformats.org/markup-compatibility/2006" xmlns:m="http://schemas.openxmlformats.org/officeDocument/2006/math" xmlns:aink="http://schemas.microsoft.com/office/drawing/2016/ink" xmlns:am3d="http://schemas.microsoft.com/office/drawing/2017/model3d" xmlns:oel="http://schemas.microsoft.com/office/2019/extlst" xmlns:r="http://schemas.openxmlformats.org/officeDocument/2006/relationships" xmlns:wp14="http://schemas.microsoft.com/office/word/2010/wordprocessingDrawing" xmlns:wp="http://schemas.openxmlformats.org/drawingml/2006/wordprocessingDrawing" xmlns:wpg="http://schemas.microsoft.com/office/word/2010/wordprocessingGroup" xmlns:wpi="http://schemas.microsoft.com/office/word/2010/wordprocessingInk" xmlns:wps="http://schemas.microsoft.com/office/word/2010/wordprocessingShape" xmlns:o="urn:schemas-microsoft-com:office:office" xmlns:v="urn:schemas-microsoft-com:vml" xmlns:w10="urn:schemas-microsoft-com:office:word" xmlns:w="http://schemas.openxmlformats.org/wordprocessingml/2006/main" xmlns:w14="http://schemas.microsoft.com/office/word/2010/wordml" xmlns:w15="http://schemas.microsoft.com/office/word/2012/wordml" xmlns:w16cex="http://schemas.microsoft.com/office/word/2018/wordml/cex" xmlns:w16cid="http://schemas.microsoft.com/office/word/2016/wordml/cid" xmlns:w16="http://schemas.microsoft.com/office/word/2018/wordml" xmlns:w16sdtdh="http://schemas.microsoft.com/office/word/2020/wordml/sdtdatahash" xmlns:w16sdtfl="http://schemas.microsoft.com/office/word/2024/wordml/sdtformatlock" xmlns:w16se="http://schemas.microsoft.com/office/word/2015/wordml/symex" xmlns:w16du="http://schemas.microsoft.com/office/word/2023/wordml/word16du" xmlns:wne="http://schemas.microsoft.com/office/word/2006/wordml" mc:Ignorable="w14 w15 w16se w16cid w16 w16cex w16sdtdh w16sdtfl w16du wp14">
+  <w:p>
+    <w:pPr>
+      <w:pStyle w:val="Footer"/>
+    </w:pPr>
+  </w:p>
+</w:ftr>
+</file>
+
 <file path=word/footnotes.xml><?xml version="1.0" encoding="utf-8"?>
-<w:footnotes xmlns:wpc="http://schemas.microsoft.com/office/word/2010/wordprocessingCanvas" xmlns:cx="http://schemas.microsoft.com/office/drawing/2014/chartex" xmlns:cx1="http://schemas.microsoft.com/office/drawing/2015/9/8/chartex" xmlns:cx2="http://schemas.microsoft.com/office/drawing/2015/10/21/chartex" xmlns:cx3="http://schemas.microsoft.com/office/drawing/2016/5/9/chartex" xmlns:cx4="http://schemas.microsoft.com/office/drawing/2016/5/10/chartex" xmlns:cx5="http://schemas.microsoft.com/office/drawing/2016/5/11/chartex" xmlns:cx6="http://schemas.microsoft.com/office/drawing/2016/5/12/chartex" xmlns:cx7="http://schemas.microsoft.com/office/drawing/2016/5/13/chartex" xmlns:cx8="http://schemas.microsoft.com/office/drawing/2016/5/14/chartex" xmlns:mc="http://schemas.openxmlformats.org/markup-compatibility/2006" xmlns:aink="http://schemas.microsoft.com/office/drawing/2016/ink" xmlns:am3d="http://schemas.microsoft.com/office/drawing/2017/model3d" xmlns:o="urn:schemas-microsoft-com:office:office" xmlns:oel="http://schemas.microsoft.com/office/2019/extlst" xmlns:r="http://schemas.openxmlformats.org/officeDocument/2006/relationships" xmlns:m="http://schemas.openxmlformats.org/officeDocument/2006/math" xmlns:v="urn:schemas-microsoft-com:vml" xmlns:wp14="http://schemas.microsoft.com/office/word/2010/wordprocessingDrawing" xmlns:wp="http://schemas.openxmlformats.org/drawingml/2006/wordprocessingDrawing" xmlns:w10="urn:schemas-microsoft-com:office:word" xmlns:w="http://schemas.openxmlformats.org/wordprocessingml/2006/main" xmlns:w14="http://schemas.microsoft.com/office/word/2010/wordml" xmlns:w15="http://schemas.microsoft.com/office/word/2012/wordml" xmlns:w16cex="http://schemas.microsoft.com/office/word/2018/wordml/cex" xmlns:w16cid="http://schemas.microsoft.com/office/word/2016/wordml/cid" xmlns:w16="http://schemas.microsoft.com/office/word/2018/wordml" xmlns:w16du="http://schemas.microsoft.com/office/word/2023/wordml/word16du" xmlns:w16sdtdh="http://schemas.microsoft.com/office/word/2020/wordml/sdtdatahash" xmlns:w16sdtfl="http://schemas.microsoft.com/office/word/2024/wordml/sdtformatlock" xmlns:w16se="http://schemas.microsoft.com/office/word/2015/wordml/symex" xmlns:wpg="http://schemas.microsoft.com/office/word/2010/wordprocessingGroup" xmlns:wpi="http://schemas.microsoft.com/office/word/2010/wordprocessingInk" xmlns:wne="http://schemas.microsoft.com/office/word/2006/wordml" xmlns:wps="http://schemas.microsoft.com/office/word/2010/wordprocessingShape" mc:Ignorable="w14 w15 w16se w16cid w16 w16cex w16sdtdh w16sdtfl w16du wp14">
+<w:footnotes xmlns:wpc="http://schemas.microsoft.com/office/word/2010/wordprocessingCanvas" xmlns:cx="http://schemas.microsoft.com/office/drawing/2014/chartex" xmlns:cx1="http://schemas.microsoft.com/office/drawing/2015/9/8/chartex" xmlns:cx2="http://schemas.microsoft.com/office/drawing/2015/10/21/chartex" xmlns:cx3="http://schemas.microsoft.com/office/drawing/2016/5/9/chartex" xmlns:cx4="http://schemas.microsoft.com/office/drawing/2016/5/10/chartex" xmlns:cx5="http://schemas.microsoft.com/office/drawing/2016/5/11/chartex" xmlns:cx6="http://schemas.microsoft.com/office/drawing/2016/5/12/chartex" xmlns:cx7="http://schemas.microsoft.com/office/drawing/2016/5/13/chartex" xmlns:cx8="http://schemas.microsoft.com/office/drawing/2016/5/14/chartex" xmlns:mc="http://schemas.openxmlformats.org/markup-compatibility/2006" xmlns:m="http://schemas.openxmlformats.org/officeDocument/2006/math" xmlns:aink="http://schemas.microsoft.com/office/drawing/2016/ink" xmlns:am3d="http://schemas.microsoft.com/office/drawing/2017/model3d" xmlns:oel="http://schemas.microsoft.com/office/2019/extlst" xmlns:r="http://schemas.openxmlformats.org/officeDocument/2006/relationships" xmlns:wp14="http://schemas.microsoft.com/office/word/2010/wordprocessingDrawing" xmlns:wp="http://schemas.openxmlformats.org/drawingml/2006/wordprocessingDrawing" xmlns:wpg="http://schemas.microsoft.com/office/word/2010/wordprocessingGroup" xmlns:wpi="http://schemas.microsoft.com/office/word/2010/wordprocessingInk" xmlns:wps="http://schemas.microsoft.com/office/word/2010/wordprocessingShape" xmlns:o="urn:schemas-microsoft-com:office:office" xmlns:v="urn:schemas-microsoft-com:vml" xmlns:w10="urn:schemas-microsoft-com:office:word" xmlns:w="http://schemas.openxmlformats.org/wordprocessingml/2006/main" xmlns:w14="http://schemas.microsoft.com/office/word/2010/wordml" xmlns:w15="http://schemas.microsoft.com/office/word/2012/wordml" xmlns:w16cex="http://schemas.microsoft.com/office/word/2018/wordml/cex" xmlns:w16cid="http://schemas.microsoft.com/office/word/2016/wordml/cid" xmlns:w16="http://schemas.microsoft.com/office/word/2018/wordml" xmlns:w16sdtdh="http://schemas.microsoft.com/office/word/2020/wordml/sdtdatahash" xmlns:w16sdtfl="http://schemas.microsoft.com/office/word/2024/wordml/sdtformatlock" xmlns:w16se="http://schemas.microsoft.com/office/word/2015/wordml/symex" xmlns:w16du="http://schemas.microsoft.com/office/word/2023/wordml/word16du" xmlns:wne="http://schemas.microsoft.com/office/word/2006/wordml" mc:Ignorable="w14 w15 w16se w16cid w16 w16cex w16sdtdh w16sdtfl w16du wp14">
   <w:footnote w:type="separator" w:id="-1">
     <w:p>
       <w:r>
@@ -10937,7 +10311,17 @@
 </file>
 
 <file path=word/header1.xml><?xml version="1.0" encoding="utf-8"?>
-<w:hdr xmlns:wpc="http://schemas.microsoft.com/office/word/2010/wordprocessingCanvas" xmlns:cx="http://schemas.microsoft.com/office/drawing/2014/chartex" xmlns:cx1="http://schemas.microsoft.com/office/drawing/2015/9/8/chartex" xmlns:cx2="http://schemas.microsoft.com/office/drawing/2015/10/21/chartex" xmlns:cx3="http://schemas.microsoft.com/office/drawing/2016/5/9/chartex" xmlns:cx4="http://schemas.microsoft.com/office/drawing/2016/5/10/chartex" xmlns:cx5="http://schemas.microsoft.com/office/drawing/2016/5/11/chartex" xmlns:cx6="http://schemas.microsoft.com/office/drawing/2016/5/12/chartex" xmlns:cx7="http://schemas.microsoft.com/office/drawing/2016/5/13/chartex" xmlns:cx8="http://schemas.microsoft.com/office/drawing/2016/5/14/chartex" xmlns:mc="http://schemas.openxmlformats.org/markup-compatibility/2006" xmlns:aink="http://schemas.microsoft.com/office/drawing/2016/ink" xmlns:am3d="http://schemas.microsoft.com/office/drawing/2017/model3d" xmlns:o="urn:schemas-microsoft-com:office:office" xmlns:oel="http://schemas.microsoft.com/office/2019/extlst" xmlns:r="http://schemas.openxmlformats.org/officeDocument/2006/relationships" xmlns:m="http://schemas.openxmlformats.org/officeDocument/2006/math" xmlns:v="urn:schemas-microsoft-com:vml" xmlns:wp14="http://schemas.microsoft.com/office/word/2010/wordprocessingDrawing" xmlns:wp="http://schemas.openxmlformats.org/drawingml/2006/wordprocessingDrawing" xmlns:w10="urn:schemas-microsoft-com:office:word" xmlns:w="http://schemas.openxmlformats.org/wordprocessingml/2006/main" xmlns:w14="http://schemas.microsoft.com/office/word/2010/wordml" xmlns:w15="http://schemas.microsoft.com/office/word/2012/wordml" xmlns:w16cex="http://schemas.microsoft.com/office/word/2018/wordml/cex" xmlns:w16cid="http://schemas.microsoft.com/office/word/2016/wordml/cid" xmlns:w16="http://schemas.microsoft.com/office/word/2018/wordml" xmlns:w16du="http://schemas.microsoft.com/office/word/2023/wordml/word16du" xmlns:w16sdtdh="http://schemas.microsoft.com/office/word/2020/wordml/sdtdatahash" xmlns:w16sdtfl="http://schemas.microsoft.com/office/word/2024/wordml/sdtformatlock" xmlns:w16se="http://schemas.microsoft.com/office/word/2015/wordml/symex" xmlns:wpg="http://schemas.microsoft.com/office/word/2010/wordprocessingGroup" xmlns:wpi="http://schemas.microsoft.com/office/word/2010/wordprocessingInk" xmlns:wne="http://schemas.microsoft.com/office/word/2006/wordml" xmlns:wps="http://schemas.microsoft.com/office/word/2010/wordprocessingShape" mc:Ignorable="w14 w15 w16se w16cid w16 w16cex w16sdtdh w16sdtfl w16du wp14">
+<w:hdr xmlns:wpc="http://schemas.microsoft.com/office/word/2010/wordprocessingCanvas" xmlns:cx="http://schemas.microsoft.com/office/drawing/2014/chartex" xmlns:cx1="http://schemas.microsoft.com/office/drawing/2015/9/8/chartex" xmlns:cx2="http://schemas.microsoft.com/office/drawing/2015/10/21/chartex" xmlns:cx3="http://schemas.microsoft.com/office/drawing/2016/5/9/chartex" xmlns:cx4="http://schemas.microsoft.com/office/drawing/2016/5/10/chartex" xmlns:cx5="http://schemas.microsoft.com/office/drawing/2016/5/11/chartex" xmlns:cx6="http://schemas.microsoft.com/office/drawing/2016/5/12/chartex" xmlns:cx7="http://schemas.microsoft.com/office/drawing/2016/5/13/chartex" xmlns:cx8="http://schemas.microsoft.com/office/drawing/2016/5/14/chartex" xmlns:mc="http://schemas.openxmlformats.org/markup-compatibility/2006" xmlns:m="http://schemas.openxmlformats.org/officeDocument/2006/math" xmlns:aink="http://schemas.microsoft.com/office/drawing/2016/ink" xmlns:am3d="http://schemas.microsoft.com/office/drawing/2017/model3d" xmlns:oel="http://schemas.microsoft.com/office/2019/extlst" xmlns:r="http://schemas.openxmlformats.org/officeDocument/2006/relationships" xmlns:wp14="http://schemas.microsoft.com/office/word/2010/wordprocessingDrawing" xmlns:wp="http://schemas.openxmlformats.org/drawingml/2006/wordprocessingDrawing" xmlns:wpg="http://schemas.microsoft.com/office/word/2010/wordprocessingGroup" xmlns:wpi="http://schemas.microsoft.com/office/word/2010/wordprocessingInk" xmlns:wps="http://schemas.microsoft.com/office/word/2010/wordprocessingShape" xmlns:o="urn:schemas-microsoft-com:office:office" xmlns:v="urn:schemas-microsoft-com:vml" xmlns:w10="urn:schemas-microsoft-com:office:word" xmlns:w="http://schemas.openxmlformats.org/wordprocessingml/2006/main" xmlns:w14="http://schemas.microsoft.com/office/word/2010/wordml" xmlns:w15="http://schemas.microsoft.com/office/word/2012/wordml" xmlns:w16cex="http://schemas.microsoft.com/office/word/2018/wordml/cex" xmlns:w16cid="http://schemas.microsoft.com/office/word/2016/wordml/cid" xmlns:w16="http://schemas.microsoft.com/office/word/2018/wordml" xmlns:w16sdtdh="http://schemas.microsoft.com/office/word/2020/wordml/sdtdatahash" xmlns:w16sdtfl="http://schemas.microsoft.com/office/word/2024/wordml/sdtformatlock" xmlns:w16se="http://schemas.microsoft.com/office/word/2015/wordml/symex" xmlns:w16du="http://schemas.microsoft.com/office/word/2023/wordml/word16du" xmlns:wne="http://schemas.microsoft.com/office/word/2006/wordml" mc:Ignorable="w14 w15 w16se w16cid w16 w16cex w16sdtdh w16sdtfl w16du wp14">
+  <w:p>
+    <w:pPr>
+      <w:pStyle w:val="Header"/>
+    </w:pPr>
+  </w:p>
+</w:hdr>
+</file>
+
+<file path=word/header2.xml><?xml version="1.0" encoding="utf-8"?>
+<w:hdr xmlns:wpc="http://schemas.microsoft.com/office/word/2010/wordprocessingCanvas" xmlns:cx="http://schemas.microsoft.com/office/drawing/2014/chartex" xmlns:cx1="http://schemas.microsoft.com/office/drawing/2015/9/8/chartex" xmlns:cx2="http://schemas.microsoft.com/office/drawing/2015/10/21/chartex" xmlns:cx3="http://schemas.microsoft.com/office/drawing/2016/5/9/chartex" xmlns:cx4="http://schemas.microsoft.com/office/drawing/2016/5/10/chartex" xmlns:cx5="http://schemas.microsoft.com/office/drawing/2016/5/11/chartex" xmlns:cx6="http://schemas.microsoft.com/office/drawing/2016/5/12/chartex" xmlns:cx7="http://schemas.microsoft.com/office/drawing/2016/5/13/chartex" xmlns:cx8="http://schemas.microsoft.com/office/drawing/2016/5/14/chartex" xmlns:mc="http://schemas.openxmlformats.org/markup-compatibility/2006" xmlns:m="http://schemas.openxmlformats.org/officeDocument/2006/math" xmlns:aink="http://schemas.microsoft.com/office/drawing/2016/ink" xmlns:am3d="http://schemas.microsoft.com/office/drawing/2017/model3d" xmlns:oel="http://schemas.microsoft.com/office/2019/extlst" xmlns:r="http://schemas.openxmlformats.org/officeDocument/2006/relationships" xmlns:wp14="http://schemas.microsoft.com/office/word/2010/wordprocessingDrawing" xmlns:wp="http://schemas.openxmlformats.org/drawingml/2006/wordprocessingDrawing" xmlns:wpg="http://schemas.microsoft.com/office/word/2010/wordprocessingGroup" xmlns:wpi="http://schemas.microsoft.com/office/word/2010/wordprocessingInk" xmlns:wps="http://schemas.microsoft.com/office/word/2010/wordprocessingShape" xmlns:o="urn:schemas-microsoft-com:office:office" xmlns:v="urn:schemas-microsoft-com:vml" xmlns:w10="urn:schemas-microsoft-com:office:word" xmlns:w="http://schemas.openxmlformats.org/wordprocessingml/2006/main" xmlns:w14="http://schemas.microsoft.com/office/word/2010/wordml" xmlns:w15="http://schemas.microsoft.com/office/word/2012/wordml" xmlns:w16cex="http://schemas.microsoft.com/office/word/2018/wordml/cex" xmlns:w16cid="http://schemas.microsoft.com/office/word/2016/wordml/cid" xmlns:w16="http://schemas.microsoft.com/office/word/2018/wordml" xmlns:w16sdtdh="http://schemas.microsoft.com/office/word/2020/wordml/sdtdatahash" xmlns:w16sdtfl="http://schemas.microsoft.com/office/word/2024/wordml/sdtformatlock" xmlns:w16se="http://schemas.microsoft.com/office/word/2015/wordml/symex" xmlns:w16du="http://schemas.microsoft.com/office/word/2023/wordml/word16du" xmlns:wne="http://schemas.microsoft.com/office/word/2006/wordml" mc:Ignorable="w14 w15 w16se w16cid w16 w16cex w16sdtdh w16sdtfl w16du wp14">
   <w:p>
     <w:pPr>
       <w:pStyle w:val="Header"/>
@@ -11001,9 +10385,466 @@
 </w:hdr>
 </file>
 
+<file path=word/header3.xml><?xml version="1.0" encoding="utf-8"?>
+<w:hdr xmlns:wpc="http://schemas.microsoft.com/office/word/2010/wordprocessingCanvas" xmlns:cx="http://schemas.microsoft.com/office/drawing/2014/chartex" xmlns:cx1="http://schemas.microsoft.com/office/drawing/2015/9/8/chartex" xmlns:cx2="http://schemas.microsoft.com/office/drawing/2015/10/21/chartex" xmlns:cx3="http://schemas.microsoft.com/office/drawing/2016/5/9/chartex" xmlns:cx4="http://schemas.microsoft.com/office/drawing/2016/5/10/chartex" xmlns:cx5="http://schemas.microsoft.com/office/drawing/2016/5/11/chartex" xmlns:cx6="http://schemas.microsoft.com/office/drawing/2016/5/12/chartex" xmlns:cx7="http://schemas.microsoft.com/office/drawing/2016/5/13/chartex" xmlns:cx8="http://schemas.microsoft.com/office/drawing/2016/5/14/chartex" xmlns:mc="http://schemas.openxmlformats.org/markup-compatibility/2006" xmlns:m="http://schemas.openxmlformats.org/officeDocument/2006/math" xmlns:aink="http://schemas.microsoft.com/office/drawing/2016/ink" xmlns:am3d="http://schemas.microsoft.com/office/drawing/2017/model3d" xmlns:oel="http://schemas.microsoft.com/office/2019/extlst" xmlns:r="http://schemas.openxmlformats.org/officeDocument/2006/relationships" xmlns:wp14="http://schemas.microsoft.com/office/word/2010/wordprocessingDrawing" xmlns:wp="http://schemas.openxmlformats.org/drawingml/2006/wordprocessingDrawing" xmlns:wpg="http://schemas.microsoft.com/office/word/2010/wordprocessingGroup" xmlns:wpi="http://schemas.microsoft.com/office/word/2010/wordprocessingInk" xmlns:wps="http://schemas.microsoft.com/office/word/2010/wordprocessingShape" xmlns:o="urn:schemas-microsoft-com:office:office" xmlns:v="urn:schemas-microsoft-com:vml" xmlns:w10="urn:schemas-microsoft-com:office:word" xmlns:w="http://schemas.openxmlformats.org/wordprocessingml/2006/main" xmlns:w14="http://schemas.microsoft.com/office/word/2010/wordml" xmlns:w15="http://schemas.microsoft.com/office/word/2012/wordml" xmlns:w16cex="http://schemas.microsoft.com/office/word/2018/wordml/cex" xmlns:w16cid="http://schemas.microsoft.com/office/word/2016/wordml/cid" xmlns:w16="http://schemas.microsoft.com/office/word/2018/wordml" xmlns:w16sdtdh="http://schemas.microsoft.com/office/word/2020/wordml/sdtdatahash" xmlns:w16sdtfl="http://schemas.microsoft.com/office/word/2024/wordml/sdtformatlock" xmlns:w16se="http://schemas.microsoft.com/office/word/2015/wordml/symex" xmlns:w16du="http://schemas.microsoft.com/office/word/2023/wordml/word16du" xmlns:wne="http://schemas.microsoft.com/office/word/2006/wordml" mc:Ignorable="w14 w15 w16se w16cid w16 w16cex w16sdtdh w16sdtfl w16du wp14">
+  <w:p>
+    <w:pPr>
+      <w:pStyle w:val="Header"/>
+    </w:pPr>
+  </w:p>
+</w:hdr>
+</file>
+
 <file path=word/numbering.xml><?xml version="1.0" encoding="utf-8"?>
-<w:numbering xmlns:wpc="http://schemas.microsoft.com/office/word/2010/wordprocessingCanvas" xmlns:cx="http://schemas.microsoft.com/office/drawing/2014/chartex" xmlns:cx1="http://schemas.microsoft.com/office/drawing/2015/9/8/chartex" xmlns:cx2="http://schemas.microsoft.com/office/drawing/2015/10/21/chartex" xmlns:cx3="http://schemas.microsoft.com/office/drawing/2016/5/9/chartex" xmlns:cx4="http://schemas.microsoft.com/office/drawing/2016/5/10/chartex" xmlns:cx5="http://schemas.microsoft.com/office/drawing/2016/5/11/chartex" xmlns:cx6="http://schemas.microsoft.com/office/drawing/2016/5/12/chartex" xmlns:cx7="http://schemas.microsoft.com/office/drawing/2016/5/13/chartex" xmlns:cx8="http://schemas.microsoft.com/office/drawing/2016/5/14/chartex" xmlns:mc="http://schemas.openxmlformats.org/markup-compatibility/2006" xmlns:aink="http://schemas.microsoft.com/office/drawing/2016/ink" xmlns:am3d="http://schemas.microsoft.com/office/drawing/2017/model3d" xmlns:o="urn:schemas-microsoft-com:office:office" xmlns:oel="http://schemas.microsoft.com/office/2019/extlst" xmlns:r="http://schemas.openxmlformats.org/officeDocument/2006/relationships" xmlns:m="http://schemas.openxmlformats.org/officeDocument/2006/math" xmlns:v="urn:schemas-microsoft-com:vml" xmlns:wp14="http://schemas.microsoft.com/office/word/2010/wordprocessingDrawing" xmlns:wp="http://schemas.openxmlformats.org/drawingml/2006/wordprocessingDrawing" xmlns:w10="urn:schemas-microsoft-com:office:word" xmlns:w="http://schemas.openxmlformats.org/wordprocessingml/2006/main" xmlns:w14="http://schemas.microsoft.com/office/word/2010/wordml" xmlns:w15="http://schemas.microsoft.com/office/word/2012/wordml" xmlns:w16cex="http://schemas.microsoft.com/office/word/2018/wordml/cex" xmlns:w16cid="http://schemas.microsoft.com/office/word/2016/wordml/cid" xmlns:w16="http://schemas.microsoft.com/office/word/2018/wordml" xmlns:w16du="http://schemas.microsoft.com/office/word/2023/wordml/word16du" xmlns:w16sdtdh="http://schemas.microsoft.com/office/word/2020/wordml/sdtdatahash" xmlns:w16sdtfl="http://schemas.microsoft.com/office/word/2024/wordml/sdtformatlock" xmlns:w16se="http://schemas.microsoft.com/office/word/2015/wordml/symex" xmlns:wpg="http://schemas.microsoft.com/office/word/2010/wordprocessingGroup" xmlns:wpi="http://schemas.microsoft.com/office/word/2010/wordprocessingInk" xmlns:wne="http://schemas.microsoft.com/office/word/2006/wordml" xmlns:wps="http://schemas.microsoft.com/office/word/2010/wordprocessingShape" mc:Ignorable="w14 w15 w16se w16cid w16 w16cex w16sdtdh w16sdtfl w16du wp14">
+<w:numbering xmlns:wpc="http://schemas.microsoft.com/office/word/2010/wordprocessingCanvas" xmlns:cx="http://schemas.microsoft.com/office/drawing/2014/chartex" xmlns:cx1="http://schemas.microsoft.com/office/drawing/2015/9/8/chartex" xmlns:cx2="http://schemas.microsoft.com/office/drawing/2015/10/21/chartex" xmlns:cx3="http://schemas.microsoft.com/office/drawing/2016/5/9/chartex" xmlns:cx4="http://schemas.microsoft.com/office/drawing/2016/5/10/chartex" xmlns:cx5="http://schemas.microsoft.com/office/drawing/2016/5/11/chartex" xmlns:cx6="http://schemas.microsoft.com/office/drawing/2016/5/12/chartex" xmlns:cx7="http://schemas.microsoft.com/office/drawing/2016/5/13/chartex" xmlns:cx8="http://schemas.microsoft.com/office/drawing/2016/5/14/chartex" xmlns:mc="http://schemas.openxmlformats.org/markup-compatibility/2006" xmlns:m="http://schemas.openxmlformats.org/officeDocument/2006/math" xmlns:aink="http://schemas.microsoft.com/office/drawing/2016/ink" xmlns:am3d="http://schemas.microsoft.com/office/drawing/2017/model3d" xmlns:oel="http://schemas.microsoft.com/office/2019/extlst" xmlns:r="http://schemas.openxmlformats.org/officeDocument/2006/relationships" xmlns:wp14="http://schemas.microsoft.com/office/word/2010/wordprocessingDrawing" xmlns:wp="http://schemas.openxmlformats.org/drawingml/2006/wordprocessingDrawing" xmlns:wpg="http://schemas.microsoft.com/office/word/2010/wordprocessingGroup" xmlns:wpi="http://schemas.microsoft.com/office/word/2010/wordprocessingInk" xmlns:wps="http://schemas.microsoft.com/office/word/2010/wordprocessingShape" xmlns:o="urn:schemas-microsoft-com:office:office" xmlns:v="urn:schemas-microsoft-com:vml" xmlns:w10="urn:schemas-microsoft-com:office:word" xmlns:w="http://schemas.openxmlformats.org/wordprocessingml/2006/main" xmlns:w14="http://schemas.microsoft.com/office/word/2010/wordml" xmlns:w15="http://schemas.microsoft.com/office/word/2012/wordml" xmlns:w16cex="http://schemas.microsoft.com/office/word/2018/wordml/cex" xmlns:w16cid="http://schemas.microsoft.com/office/word/2016/wordml/cid" xmlns:w16="http://schemas.microsoft.com/office/word/2018/wordml" xmlns:w16sdtdh="http://schemas.microsoft.com/office/word/2020/wordml/sdtdatahash" xmlns:w16sdtfl="http://schemas.microsoft.com/office/word/2024/wordml/sdtformatlock" xmlns:w16se="http://schemas.microsoft.com/office/word/2015/wordml/symex" xmlns:w16du="http://schemas.microsoft.com/office/word/2023/wordml/word16du" xmlns:wne="http://schemas.microsoft.com/office/word/2006/wordml" mc:Ignorable="w14 w15 w16se w16cid w16 w16cex w16sdtdh w16sdtfl w16du wp14">
   <w:abstractNum w:abstractNumId="0" w15:restartNumberingAfterBreak="0">
+    <w:nsid w:val="2D71098D"/>
+    <w:multiLevelType w:val="multilevel"/>
+    <w:tmpl w:val="5144F032"/>
+    <w:lvl w:ilvl="0">
+      <w:start w:val="1"/>
+      <w:numFmt w:val="bullet"/>
+      <w:lvlText w:val=""/>
+      <w:lvlJc w:val="left"/>
+      <w:pPr>
+        <w:tabs>
+          <w:tab w:val="num" w:pos="720"/>
+        </w:tabs>
+        <w:ind w:left="720" w:hanging="360"/>
+      </w:pPr>
+      <w:rPr>
+        <w:rFonts w:ascii="Symbol" w:hAnsi="Symbol" w:hint="default"/>
+        <w:sz w:val="20"/>
+      </w:rPr>
+    </w:lvl>
+    <w:lvl w:ilvl="1" w:tentative="1">
+      <w:start w:val="1"/>
+      <w:numFmt w:val="bullet"/>
+      <w:lvlText w:val="o"/>
+      <w:lvlJc w:val="left"/>
+      <w:pPr>
+        <w:tabs>
+          <w:tab w:val="num" w:pos="1440"/>
+        </w:tabs>
+        <w:ind w:left="1440" w:hanging="360"/>
+      </w:pPr>
+      <w:rPr>
+        <w:rFonts w:ascii="Courier New" w:hAnsi="Courier New" w:hint="default"/>
+        <w:sz w:val="20"/>
+      </w:rPr>
+    </w:lvl>
+    <w:lvl w:ilvl="2" w:tentative="1">
+      <w:start w:val="1"/>
+      <w:numFmt w:val="bullet"/>
+      <w:lvlText w:val=""/>
+      <w:lvlJc w:val="left"/>
+      <w:pPr>
+        <w:tabs>
+          <w:tab w:val="num" w:pos="2160"/>
+        </w:tabs>
+        <w:ind w:left="2160" w:hanging="360"/>
+      </w:pPr>
+      <w:rPr>
+        <w:rFonts w:ascii="Wingdings" w:hAnsi="Wingdings" w:hint="default"/>
+        <w:sz w:val="20"/>
+      </w:rPr>
+    </w:lvl>
+    <w:lvl w:ilvl="3" w:tentative="1">
+      <w:start w:val="1"/>
+      <w:numFmt w:val="bullet"/>
+      <w:lvlText w:val=""/>
+      <w:lvlJc w:val="left"/>
+      <w:pPr>
+        <w:tabs>
+          <w:tab w:val="num" w:pos="2880"/>
+        </w:tabs>
+        <w:ind w:left="2880" w:hanging="360"/>
+      </w:pPr>
+      <w:rPr>
+        <w:rFonts w:ascii="Wingdings" w:hAnsi="Wingdings" w:hint="default"/>
+        <w:sz w:val="20"/>
+      </w:rPr>
+    </w:lvl>
+    <w:lvl w:ilvl="4" w:tentative="1">
+      <w:start w:val="1"/>
+      <w:numFmt w:val="bullet"/>
+      <w:lvlText w:val=""/>
+      <w:lvlJc w:val="left"/>
+      <w:pPr>
+        <w:tabs>
+          <w:tab w:val="num" w:pos="3600"/>
+        </w:tabs>
+        <w:ind w:left="3600" w:hanging="360"/>
+      </w:pPr>
+      <w:rPr>
+        <w:rFonts w:ascii="Wingdings" w:hAnsi="Wingdings" w:hint="default"/>
+        <w:sz w:val="20"/>
+      </w:rPr>
+    </w:lvl>
+    <w:lvl w:ilvl="5" w:tentative="1">
+      <w:start w:val="1"/>
+      <w:numFmt w:val="bullet"/>
+      <w:lvlText w:val=""/>
+      <w:lvlJc w:val="left"/>
+      <w:pPr>
+        <w:tabs>
+          <w:tab w:val="num" w:pos="4320"/>
+        </w:tabs>
+        <w:ind w:left="4320" w:hanging="360"/>
+      </w:pPr>
+      <w:rPr>
+        <w:rFonts w:ascii="Wingdings" w:hAnsi="Wingdings" w:hint="default"/>
+        <w:sz w:val="20"/>
+      </w:rPr>
+    </w:lvl>
+    <w:lvl w:ilvl="6" w:tentative="1">
+      <w:start w:val="1"/>
+      <w:numFmt w:val="bullet"/>
+      <w:lvlText w:val=""/>
+      <w:lvlJc w:val="left"/>
+      <w:pPr>
+        <w:tabs>
+          <w:tab w:val="num" w:pos="5040"/>
+        </w:tabs>
+        <w:ind w:left="5040" w:hanging="360"/>
+      </w:pPr>
+      <w:rPr>
+        <w:rFonts w:ascii="Wingdings" w:hAnsi="Wingdings" w:hint="default"/>
+        <w:sz w:val="20"/>
+      </w:rPr>
+    </w:lvl>
+    <w:lvl w:ilvl="7" w:tentative="1">
+      <w:start w:val="1"/>
+      <w:numFmt w:val="bullet"/>
+      <w:lvlText w:val=""/>
+      <w:lvlJc w:val="left"/>
+      <w:pPr>
+        <w:tabs>
+          <w:tab w:val="num" w:pos="5760"/>
+        </w:tabs>
+        <w:ind w:left="5760" w:hanging="360"/>
+      </w:pPr>
+      <w:rPr>
+        <w:rFonts w:ascii="Wingdings" w:hAnsi="Wingdings" w:hint="default"/>
+        <w:sz w:val="20"/>
+      </w:rPr>
+    </w:lvl>
+    <w:lvl w:ilvl="8" w:tentative="1">
+      <w:start w:val="1"/>
+      <w:numFmt w:val="bullet"/>
+      <w:lvlText w:val=""/>
+      <w:lvlJc w:val="left"/>
+      <w:pPr>
+        <w:tabs>
+          <w:tab w:val="num" w:pos="6480"/>
+        </w:tabs>
+        <w:ind w:left="6480" w:hanging="360"/>
+      </w:pPr>
+      <w:rPr>
+        <w:rFonts w:ascii="Wingdings" w:hAnsi="Wingdings" w:hint="default"/>
+        <w:sz w:val="20"/>
+      </w:rPr>
+    </w:lvl>
+  </w:abstractNum>
+  <w:abstractNum w:abstractNumId="1" w15:restartNumberingAfterBreak="0">
+    <w:nsid w:val="53716F4C"/>
+    <w:multiLevelType w:val="multilevel"/>
+    <w:tmpl w:val="23340996"/>
+    <w:lvl w:ilvl="0">
+      <w:start w:val="1"/>
+      <w:numFmt w:val="bullet"/>
+      <w:lvlText w:val=""/>
+      <w:lvlJc w:val="left"/>
+      <w:pPr>
+        <w:tabs>
+          <w:tab w:val="num" w:pos="720"/>
+        </w:tabs>
+        <w:ind w:left="720" w:hanging="360"/>
+      </w:pPr>
+      <w:rPr>
+        <w:rFonts w:ascii="Symbol" w:hAnsi="Symbol" w:hint="default"/>
+        <w:sz w:val="20"/>
+      </w:rPr>
+    </w:lvl>
+    <w:lvl w:ilvl="1" w:tentative="1">
+      <w:start w:val="1"/>
+      <w:numFmt w:val="bullet"/>
+      <w:lvlText w:val="o"/>
+      <w:lvlJc w:val="left"/>
+      <w:pPr>
+        <w:tabs>
+          <w:tab w:val="num" w:pos="1440"/>
+        </w:tabs>
+        <w:ind w:left="1440" w:hanging="360"/>
+      </w:pPr>
+      <w:rPr>
+        <w:rFonts w:ascii="Courier New" w:hAnsi="Courier New" w:hint="default"/>
+        <w:sz w:val="20"/>
+      </w:rPr>
+    </w:lvl>
+    <w:lvl w:ilvl="2" w:tentative="1">
+      <w:start w:val="1"/>
+      <w:numFmt w:val="bullet"/>
+      <w:lvlText w:val=""/>
+      <w:lvlJc w:val="left"/>
+      <w:pPr>
+        <w:tabs>
+          <w:tab w:val="num" w:pos="2160"/>
+        </w:tabs>
+        <w:ind w:left="2160" w:hanging="360"/>
+      </w:pPr>
+      <w:rPr>
+        <w:rFonts w:ascii="Wingdings" w:hAnsi="Wingdings" w:hint="default"/>
+        <w:sz w:val="20"/>
+      </w:rPr>
+    </w:lvl>
+    <w:lvl w:ilvl="3" w:tentative="1">
+      <w:start w:val="1"/>
+      <w:numFmt w:val="bullet"/>
+      <w:lvlText w:val=""/>
+      <w:lvlJc w:val="left"/>
+      <w:pPr>
+        <w:tabs>
+          <w:tab w:val="num" w:pos="2880"/>
+        </w:tabs>
+        <w:ind w:left="2880" w:hanging="360"/>
+      </w:pPr>
+      <w:rPr>
+        <w:rFonts w:ascii="Wingdings" w:hAnsi="Wingdings" w:hint="default"/>
+        <w:sz w:val="20"/>
+      </w:rPr>
+    </w:lvl>
+    <w:lvl w:ilvl="4" w:tentative="1">
+      <w:start w:val="1"/>
+      <w:numFmt w:val="bullet"/>
+      <w:lvlText w:val=""/>
+      <w:lvlJc w:val="left"/>
+      <w:pPr>
+        <w:tabs>
+          <w:tab w:val="num" w:pos="3600"/>
+        </w:tabs>
+        <w:ind w:left="3600" w:hanging="360"/>
+      </w:pPr>
+      <w:rPr>
+        <w:rFonts w:ascii="Wingdings" w:hAnsi="Wingdings" w:hint="default"/>
+        <w:sz w:val="20"/>
+      </w:rPr>
+    </w:lvl>
+    <w:lvl w:ilvl="5" w:tentative="1">
+      <w:start w:val="1"/>
+      <w:numFmt w:val="bullet"/>
+      <w:lvlText w:val=""/>
+      <w:lvlJc w:val="left"/>
+      <w:pPr>
+        <w:tabs>
+          <w:tab w:val="num" w:pos="4320"/>
+        </w:tabs>
+        <w:ind w:left="4320" w:hanging="360"/>
+      </w:pPr>
+      <w:rPr>
+        <w:rFonts w:ascii="Wingdings" w:hAnsi="Wingdings" w:hint="default"/>
+        <w:sz w:val="20"/>
+      </w:rPr>
+    </w:lvl>
+    <w:lvl w:ilvl="6" w:tentative="1">
+      <w:start w:val="1"/>
+      <w:numFmt w:val="bullet"/>
+      <w:lvlText w:val=""/>
+      <w:lvlJc w:val="left"/>
+      <w:pPr>
+        <w:tabs>
+          <w:tab w:val="num" w:pos="5040"/>
+        </w:tabs>
+        <w:ind w:left="5040" w:hanging="360"/>
+      </w:pPr>
+      <w:rPr>
+        <w:rFonts w:ascii="Wingdings" w:hAnsi="Wingdings" w:hint="default"/>
+        <w:sz w:val="20"/>
+      </w:rPr>
+    </w:lvl>
+    <w:lvl w:ilvl="7" w:tentative="1">
+      <w:start w:val="1"/>
+      <w:numFmt w:val="bullet"/>
+      <w:lvlText w:val=""/>
+      <w:lvlJc w:val="left"/>
+      <w:pPr>
+        <w:tabs>
+          <w:tab w:val="num" w:pos="5760"/>
+        </w:tabs>
+        <w:ind w:left="5760" w:hanging="360"/>
+      </w:pPr>
+      <w:rPr>
+        <w:rFonts w:ascii="Wingdings" w:hAnsi="Wingdings" w:hint="default"/>
+        <w:sz w:val="20"/>
+      </w:rPr>
+    </w:lvl>
+    <w:lvl w:ilvl="8" w:tentative="1">
+      <w:start w:val="1"/>
+      <w:numFmt w:val="bullet"/>
+      <w:lvlText w:val=""/>
+      <w:lvlJc w:val="left"/>
+      <w:pPr>
+        <w:tabs>
+          <w:tab w:val="num" w:pos="6480"/>
+        </w:tabs>
+        <w:ind w:left="6480" w:hanging="360"/>
+      </w:pPr>
+      <w:rPr>
+        <w:rFonts w:ascii="Wingdings" w:hAnsi="Wingdings" w:hint="default"/>
+        <w:sz w:val="20"/>
+      </w:rPr>
+    </w:lvl>
+  </w:abstractNum>
+  <w:abstractNum w:abstractNumId="2" w15:restartNumberingAfterBreak="0">
+    <w:nsid w:val="58410E26"/>
+    <w:multiLevelType w:val="multilevel"/>
+    <w:tmpl w:val="D1066E50"/>
+    <w:lvl w:ilvl="0">
+      <w:start w:val="1"/>
+      <w:numFmt w:val="bullet"/>
+      <w:lvlText w:val=""/>
+      <w:lvlJc w:val="left"/>
+      <w:pPr>
+        <w:tabs>
+          <w:tab w:val="num" w:pos="720"/>
+        </w:tabs>
+        <w:ind w:left="720" w:hanging="360"/>
+      </w:pPr>
+      <w:rPr>
+        <w:rFonts w:ascii="Symbol" w:hAnsi="Symbol" w:hint="default"/>
+        <w:sz w:val="20"/>
+      </w:rPr>
+    </w:lvl>
+    <w:lvl w:ilvl="1" w:tentative="1">
+      <w:start w:val="1"/>
+      <w:numFmt w:val="bullet"/>
+      <w:lvlText w:val="o"/>
+      <w:lvlJc w:val="left"/>
+      <w:pPr>
+        <w:tabs>
+          <w:tab w:val="num" w:pos="1440"/>
+        </w:tabs>
+        <w:ind w:left="1440" w:hanging="360"/>
+      </w:pPr>
+      <w:rPr>
+        <w:rFonts w:ascii="Courier New" w:hAnsi="Courier New" w:hint="default"/>
+        <w:sz w:val="20"/>
+      </w:rPr>
+    </w:lvl>
+    <w:lvl w:ilvl="2" w:tentative="1">
+      <w:start w:val="1"/>
+      <w:numFmt w:val="bullet"/>
+      <w:lvlText w:val=""/>
+      <w:lvlJc w:val="left"/>
+      <w:pPr>
+        <w:tabs>
+          <w:tab w:val="num" w:pos="2160"/>
+        </w:tabs>
+        <w:ind w:left="2160" w:hanging="360"/>
+      </w:pPr>
+      <w:rPr>
+        <w:rFonts w:ascii="Wingdings" w:hAnsi="Wingdings" w:hint="default"/>
+        <w:sz w:val="20"/>
+      </w:rPr>
+    </w:lvl>
+    <w:lvl w:ilvl="3" w:tentative="1">
+      <w:start w:val="1"/>
+      <w:numFmt w:val="bullet"/>
+      <w:lvlText w:val=""/>
+      <w:lvlJc w:val="left"/>
+      <w:pPr>
+        <w:tabs>
+          <w:tab w:val="num" w:pos="2880"/>
+        </w:tabs>
+        <w:ind w:left="2880" w:hanging="360"/>
+      </w:pPr>
+      <w:rPr>
+        <w:rFonts w:ascii="Wingdings" w:hAnsi="Wingdings" w:hint="default"/>
+        <w:sz w:val="20"/>
+      </w:rPr>
+    </w:lvl>
+    <w:lvl w:ilvl="4" w:tentative="1">
+      <w:start w:val="1"/>
+      <w:numFmt w:val="bullet"/>
+      <w:lvlText w:val=""/>
+      <w:lvlJc w:val="left"/>
+      <w:pPr>
+        <w:tabs>
+          <w:tab w:val="num" w:pos="3600"/>
+        </w:tabs>
+        <w:ind w:left="3600" w:hanging="360"/>
+      </w:pPr>
+      <w:rPr>
+        <w:rFonts w:ascii="Wingdings" w:hAnsi="Wingdings" w:hint="default"/>
+        <w:sz w:val="20"/>
+      </w:rPr>
+    </w:lvl>
+    <w:lvl w:ilvl="5" w:tentative="1">
+      <w:start w:val="1"/>
+      <w:numFmt w:val="bullet"/>
+      <w:lvlText w:val=""/>
+      <w:lvlJc w:val="left"/>
+      <w:pPr>
+        <w:tabs>
+          <w:tab w:val="num" w:pos="4320"/>
+        </w:tabs>
+        <w:ind w:left="4320" w:hanging="360"/>
+      </w:pPr>
+      <w:rPr>
+        <w:rFonts w:ascii="Wingdings" w:hAnsi="Wingdings" w:hint="default"/>
+        <w:sz w:val="20"/>
+      </w:rPr>
+    </w:lvl>
+    <w:lvl w:ilvl="6" w:tentative="1">
+      <w:start w:val="1"/>
+      <w:numFmt w:val="bullet"/>
+      <w:lvlText w:val=""/>
+      <w:lvlJc w:val="left"/>
+      <w:pPr>
+        <w:tabs>
+          <w:tab w:val="num" w:pos="5040"/>
+        </w:tabs>
+        <w:ind w:left="5040" w:hanging="360"/>
+      </w:pPr>
+      <w:rPr>
+        <w:rFonts w:ascii="Wingdings" w:hAnsi="Wingdings" w:hint="default"/>
+        <w:sz w:val="20"/>
+      </w:rPr>
+    </w:lvl>
+    <w:lvl w:ilvl="7" w:tentative="1">
+      <w:start w:val="1"/>
+      <w:numFmt w:val="bullet"/>
+      <w:lvlText w:val=""/>
+      <w:lvlJc w:val="left"/>
+      <w:pPr>
+        <w:tabs>
+          <w:tab w:val="num" w:pos="5760"/>
+        </w:tabs>
+        <w:ind w:left="5760" w:hanging="360"/>
+      </w:pPr>
+      <w:rPr>
+        <w:rFonts w:ascii="Wingdings" w:hAnsi="Wingdings" w:hint="default"/>
+        <w:sz w:val="20"/>
+      </w:rPr>
+    </w:lvl>
+    <w:lvl w:ilvl="8" w:tentative="1">
+      <w:start w:val="1"/>
+      <w:numFmt w:val="bullet"/>
+      <w:lvlText w:val=""/>
+      <w:lvlJc w:val="left"/>
+      <w:pPr>
+        <w:tabs>
+          <w:tab w:val="num" w:pos="6480"/>
+        </w:tabs>
+        <w:ind w:left="6480" w:hanging="360"/>
+      </w:pPr>
+      <w:rPr>
+        <w:rFonts w:ascii="Wingdings" w:hAnsi="Wingdings" w:hint="default"/>
+        <w:sz w:val="20"/>
+      </w:rPr>
+    </w:lvl>
+  </w:abstractNum>
+  <w:abstractNum w:abstractNumId="3" w15:restartNumberingAfterBreak="0">
     <w:nsid w:val="5C9D2B4E"/>
     <w:multiLevelType w:val="hybridMultilevel"/>
     <w:tmpl w:val="FEC8DC26"/>
@@ -11065,7 +10906,156 @@
       <w:lvlJc w:val="left"/>
     </w:lvl>
   </w:abstractNum>
-  <w:abstractNum w:abstractNumId="1" w15:restartNumberingAfterBreak="0">
+  <w:abstractNum w:abstractNumId="4" w15:restartNumberingAfterBreak="0">
+    <w:nsid w:val="65471555"/>
+    <w:multiLevelType w:val="multilevel"/>
+    <w:tmpl w:val="2F74FFA2"/>
+    <w:lvl w:ilvl="0">
+      <w:start w:val="1"/>
+      <w:numFmt w:val="bullet"/>
+      <w:lvlText w:val=""/>
+      <w:lvlJc w:val="left"/>
+      <w:pPr>
+        <w:tabs>
+          <w:tab w:val="num" w:pos="720"/>
+        </w:tabs>
+        <w:ind w:left="720" w:hanging="360"/>
+      </w:pPr>
+      <w:rPr>
+        <w:rFonts w:ascii="Symbol" w:hAnsi="Symbol" w:hint="default"/>
+        <w:sz w:val="20"/>
+      </w:rPr>
+    </w:lvl>
+    <w:lvl w:ilvl="1" w:tentative="1">
+      <w:start w:val="1"/>
+      <w:numFmt w:val="bullet"/>
+      <w:lvlText w:val="o"/>
+      <w:lvlJc w:val="left"/>
+      <w:pPr>
+        <w:tabs>
+          <w:tab w:val="num" w:pos="1440"/>
+        </w:tabs>
+        <w:ind w:left="1440" w:hanging="360"/>
+      </w:pPr>
+      <w:rPr>
+        <w:rFonts w:ascii="Courier New" w:hAnsi="Courier New" w:hint="default"/>
+        <w:sz w:val="20"/>
+      </w:rPr>
+    </w:lvl>
+    <w:lvl w:ilvl="2" w:tentative="1">
+      <w:start w:val="1"/>
+      <w:numFmt w:val="bullet"/>
+      <w:lvlText w:val=""/>
+      <w:lvlJc w:val="left"/>
+      <w:pPr>
+        <w:tabs>
+          <w:tab w:val="num" w:pos="2160"/>
+        </w:tabs>
+        <w:ind w:left="2160" w:hanging="360"/>
+      </w:pPr>
+      <w:rPr>
+        <w:rFonts w:ascii="Wingdings" w:hAnsi="Wingdings" w:hint="default"/>
+        <w:sz w:val="20"/>
+      </w:rPr>
+    </w:lvl>
+    <w:lvl w:ilvl="3" w:tentative="1">
+      <w:start w:val="1"/>
+      <w:numFmt w:val="bullet"/>
+      <w:lvlText w:val=""/>
+      <w:lvlJc w:val="left"/>
+      <w:pPr>
+        <w:tabs>
+          <w:tab w:val="num" w:pos="2880"/>
+        </w:tabs>
+        <w:ind w:left="2880" w:hanging="360"/>
+      </w:pPr>
+      <w:rPr>
+        <w:rFonts w:ascii="Wingdings" w:hAnsi="Wingdings" w:hint="default"/>
+        <w:sz w:val="20"/>
+      </w:rPr>
+    </w:lvl>
+    <w:lvl w:ilvl="4" w:tentative="1">
+      <w:start w:val="1"/>
+      <w:numFmt w:val="bullet"/>
+      <w:lvlText w:val=""/>
+      <w:lvlJc w:val="left"/>
+      <w:pPr>
+        <w:tabs>
+          <w:tab w:val="num" w:pos="3600"/>
+        </w:tabs>
+        <w:ind w:left="3600" w:hanging="360"/>
+      </w:pPr>
+      <w:rPr>
+        <w:rFonts w:ascii="Wingdings" w:hAnsi="Wingdings" w:hint="default"/>
+        <w:sz w:val="20"/>
+      </w:rPr>
+    </w:lvl>
+    <w:lvl w:ilvl="5" w:tentative="1">
+      <w:start w:val="1"/>
+      <w:numFmt w:val="bullet"/>
+      <w:lvlText w:val=""/>
+      <w:lvlJc w:val="left"/>
+      <w:pPr>
+        <w:tabs>
+          <w:tab w:val="num" w:pos="4320"/>
+        </w:tabs>
+        <w:ind w:left="4320" w:hanging="360"/>
+      </w:pPr>
+      <w:rPr>
+        <w:rFonts w:ascii="Wingdings" w:hAnsi="Wingdings" w:hint="default"/>
+        <w:sz w:val="20"/>
+      </w:rPr>
+    </w:lvl>
+    <w:lvl w:ilvl="6" w:tentative="1">
+      <w:start w:val="1"/>
+      <w:numFmt w:val="bullet"/>
+      <w:lvlText w:val=""/>
+      <w:lvlJc w:val="left"/>
+      <w:pPr>
+        <w:tabs>
+          <w:tab w:val="num" w:pos="5040"/>
+        </w:tabs>
+        <w:ind w:left="5040" w:hanging="360"/>
+      </w:pPr>
+      <w:rPr>
+        <w:rFonts w:ascii="Wingdings" w:hAnsi="Wingdings" w:hint="default"/>
+        <w:sz w:val="20"/>
+      </w:rPr>
+    </w:lvl>
+    <w:lvl w:ilvl="7" w:tentative="1">
+      <w:start w:val="1"/>
+      <w:numFmt w:val="bullet"/>
+      <w:lvlText w:val=""/>
+      <w:lvlJc w:val="left"/>
+      <w:pPr>
+        <w:tabs>
+          <w:tab w:val="num" w:pos="5760"/>
+        </w:tabs>
+        <w:ind w:left="5760" w:hanging="360"/>
+      </w:pPr>
+      <w:rPr>
+        <w:rFonts w:ascii="Wingdings" w:hAnsi="Wingdings" w:hint="default"/>
+        <w:sz w:val="20"/>
+      </w:rPr>
+    </w:lvl>
+    <w:lvl w:ilvl="8" w:tentative="1">
+      <w:start w:val="1"/>
+      <w:numFmt w:val="bullet"/>
+      <w:lvlText w:val=""/>
+      <w:lvlJc w:val="left"/>
+      <w:pPr>
+        <w:tabs>
+          <w:tab w:val="num" w:pos="6480"/>
+        </w:tabs>
+        <w:ind w:left="6480" w:hanging="360"/>
+      </w:pPr>
+      <w:rPr>
+        <w:rFonts w:ascii="Wingdings" w:hAnsi="Wingdings" w:hint="default"/>
+        <w:sz w:val="20"/>
+      </w:rPr>
+    </w:lvl>
+  </w:abstractNum>
+  <w:abstractNum w:abstractNumId="5" w15:restartNumberingAfterBreak="0">
     <w:nsid w:val="72C83EF6"/>
     <w:multiLevelType w:val="hybridMultilevel"/>
     <w:tmpl w:val="D6B2E9A4"/>
@@ -11152,22 +11142,34 @@
     </w:lvl>
   </w:abstractNum>
   <w:num w:numId="1" w16cid:durableId="2002390648">
-    <w:abstractNumId w:val="1"/>
+    <w:abstractNumId w:val="5"/>
     <w:lvlOverride w:ilvl="0">
       <w:startOverride w:val="1"/>
     </w:lvlOverride>
   </w:num>
   <w:num w:numId="2" w16cid:durableId="2123527967">
-    <w:abstractNumId w:val="0"/>
+    <w:abstractNumId w:val="3"/>
     <w:lvlOverride w:ilvl="0">
       <w:startOverride w:val="1"/>
     </w:lvlOverride>
+  </w:num>
+  <w:num w:numId="3" w16cid:durableId="391779862">
+    <w:abstractNumId w:val="0"/>
+  </w:num>
+  <w:num w:numId="4" w16cid:durableId="369839145">
+    <w:abstractNumId w:val="1"/>
+  </w:num>
+  <w:num w:numId="5" w16cid:durableId="1453595620">
+    <w:abstractNumId w:val="4"/>
+  </w:num>
+  <w:num w:numId="6" w16cid:durableId="1213342571">
+    <w:abstractNumId w:val="2"/>
   </w:num>
 </w:numbering>
 </file>
 
 <file path=word/styles.xml><?xml version="1.0" encoding="utf-8"?>
-<w:styles xmlns:mc="http://schemas.openxmlformats.org/markup-compatibility/2006" xmlns:r="http://schemas.openxmlformats.org/officeDocument/2006/relationships" xmlns:w="http://schemas.openxmlformats.org/wordprocessingml/2006/main" xmlns:w14="http://schemas.microsoft.com/office/word/2010/wordml" xmlns:w15="http://schemas.microsoft.com/office/word/2012/wordml" xmlns:w16cex="http://schemas.microsoft.com/office/word/2018/wordml/cex" xmlns:w16cid="http://schemas.microsoft.com/office/word/2016/wordml/cid" xmlns:w16="http://schemas.microsoft.com/office/word/2018/wordml" xmlns:w16du="http://schemas.microsoft.com/office/word/2023/wordml/word16du" xmlns:w16sdtdh="http://schemas.microsoft.com/office/word/2020/wordml/sdtdatahash" xmlns:w16sdtfl="http://schemas.microsoft.com/office/word/2024/wordml/sdtformatlock" xmlns:w16se="http://schemas.microsoft.com/office/word/2015/wordml/symex" mc:Ignorable="w14 w15 w16se w16cid w16 w16cex w16sdtdh w16sdtfl w16du">
+<w:styles xmlns:mc="http://schemas.openxmlformats.org/markup-compatibility/2006" xmlns:r="http://schemas.openxmlformats.org/officeDocument/2006/relationships" xmlns:w="http://schemas.openxmlformats.org/wordprocessingml/2006/main" xmlns:w14="http://schemas.microsoft.com/office/word/2010/wordml" xmlns:w15="http://schemas.microsoft.com/office/word/2012/wordml" xmlns:w16cex="http://schemas.microsoft.com/office/word/2018/wordml/cex" xmlns:w16cid="http://schemas.microsoft.com/office/word/2016/wordml/cid" xmlns:w16="http://schemas.microsoft.com/office/word/2018/wordml" xmlns:w16sdtdh="http://schemas.microsoft.com/office/word/2020/wordml/sdtdatahash" xmlns:w16sdtfl="http://schemas.microsoft.com/office/word/2024/wordml/sdtformatlock" xmlns:w16se="http://schemas.microsoft.com/office/word/2015/wordml/symex" xmlns:w16du="http://schemas.microsoft.com/office/word/2023/wordml/word16du" mc:Ignorable="w14 w15 w16se w16cid w16 w16cex w16sdtdh w16sdtfl w16du">
   <w:docDefaults>
     <w:rPrDefault>
       <w:rPr>
@@ -11560,6 +11562,12 @@
   <w:style w:type="paragraph" w:default="1" w:styleId="Normal">
     <w:name w:val="Normal"/>
     <w:qFormat/>
+    <w:rsid w:val="00583D02"/>
+    <w:rPr>
+      <w:rFonts w:ascii="Times New Roman" w:eastAsia="Times New Roman" w:hAnsi="Times New Roman" w:cs="Times New Roman"/>
+      <w:sz w:val="24"/>
+      <w:szCs w:val="24"/>
+    </w:rPr>
   </w:style>
   <w:style w:type="paragraph" w:styleId="Heading1">
     <w:name w:val="heading 1"/>
@@ -11655,6 +11663,77 @@
     </w:pPr>
     <w:rPr>
       <w:color w:val="1F4D78"/>
+    </w:rPr>
+  </w:style>
+  <w:style w:type="paragraph" w:styleId="Heading7">
+    <w:name w:val="heading 7"/>
+    <w:basedOn w:val="Normal"/>
+    <w:next w:val="Normal"/>
+    <w:link w:val="Heading7Char"/>
+    <w:uiPriority w:val="9"/>
+    <w:semiHidden/>
+    <w:unhideWhenUsed/>
+    <w:qFormat/>
+    <w:rsid w:val="00A10EA7"/>
+    <w:pPr>
+      <w:keepNext/>
+      <w:keepLines/>
+      <w:spacing w:before="40"/>
+      <w:outlineLvl w:val="6"/>
+    </w:pPr>
+    <w:rPr>
+      <w:rFonts w:asciiTheme="majorHAnsi" w:eastAsiaTheme="majorEastAsia" w:hAnsiTheme="majorHAnsi" w:cstheme="majorBidi"/>
+      <w:i/>
+      <w:iCs/>
+      <w:color w:val="0A2F40" w:themeColor="accent1" w:themeShade="7F"/>
+    </w:rPr>
+  </w:style>
+  <w:style w:type="paragraph" w:styleId="Heading8">
+    <w:name w:val="heading 8"/>
+    <w:basedOn w:val="Normal"/>
+    <w:next w:val="Normal"/>
+    <w:link w:val="Heading8Char"/>
+    <w:uiPriority w:val="9"/>
+    <w:semiHidden/>
+    <w:unhideWhenUsed/>
+    <w:qFormat/>
+    <w:rsid w:val="00A10EA7"/>
+    <w:pPr>
+      <w:keepNext/>
+      <w:keepLines/>
+      <w:spacing w:before="40"/>
+      <w:outlineLvl w:val="7"/>
+    </w:pPr>
+    <w:rPr>
+      <w:rFonts w:asciiTheme="majorHAnsi" w:eastAsiaTheme="majorEastAsia" w:hAnsiTheme="majorHAnsi" w:cstheme="majorBidi"/>
+      <w:color w:val="272727" w:themeColor="text1" w:themeTint="D8"/>
+      <w:sz w:val="21"/>
+      <w:szCs w:val="21"/>
+    </w:rPr>
+  </w:style>
+  <w:style w:type="paragraph" w:styleId="Heading9">
+    <w:name w:val="heading 9"/>
+    <w:basedOn w:val="Normal"/>
+    <w:next w:val="Normal"/>
+    <w:link w:val="Heading9Char"/>
+    <w:uiPriority w:val="9"/>
+    <w:semiHidden/>
+    <w:unhideWhenUsed/>
+    <w:qFormat/>
+    <w:rsid w:val="00A10EA7"/>
+    <w:pPr>
+      <w:keepNext/>
+      <w:keepLines/>
+      <w:spacing w:before="40"/>
+      <w:outlineLvl w:val="8"/>
+    </w:pPr>
+    <w:rPr>
+      <w:rFonts w:asciiTheme="majorHAnsi" w:eastAsiaTheme="majorEastAsia" w:hAnsiTheme="majorHAnsi" w:cstheme="majorBidi"/>
+      <w:i/>
+      <w:iCs/>
+      <w:color w:val="272727" w:themeColor="text1" w:themeTint="D8"/>
+      <w:sz w:val="21"/>
+      <w:szCs w:val="21"/>
     </w:rPr>
   </w:style>
   <w:style w:type="character" w:default="1" w:styleId="DefaultParagraphFont">
@@ -11823,6 +11902,286 @@
     <w:link w:val="Footer"/>
     <w:uiPriority w:val="99"/>
     <w:rsid w:val="00312963"/>
+  </w:style>
+  <w:style w:type="character" w:styleId="Emphasis">
+    <w:name w:val="Emphasis"/>
+    <w:basedOn w:val="DefaultParagraphFont"/>
+    <w:uiPriority w:val="20"/>
+    <w:qFormat/>
+    <w:rsid w:val="00685A78"/>
+    <w:rPr>
+      <w:i/>
+      <w:iCs/>
+    </w:rPr>
+  </w:style>
+  <w:style w:type="character" w:styleId="BookTitle">
+    <w:name w:val="Book Title"/>
+    <w:basedOn w:val="DefaultParagraphFont"/>
+    <w:uiPriority w:val="33"/>
+    <w:qFormat/>
+    <w:rsid w:val="00A10EA7"/>
+    <w:rPr>
+      <w:b/>
+      <w:bCs/>
+      <w:i/>
+      <w:iCs/>
+      <w:spacing w:val="5"/>
+    </w:rPr>
+  </w:style>
+  <w:style w:type="paragraph" w:styleId="Caption">
+    <w:name w:val="caption"/>
+    <w:basedOn w:val="Normal"/>
+    <w:next w:val="Normal"/>
+    <w:uiPriority w:val="35"/>
+    <w:semiHidden/>
+    <w:unhideWhenUsed/>
+    <w:qFormat/>
+    <w:rsid w:val="00A10EA7"/>
+    <w:pPr>
+      <w:spacing w:after="200"/>
+    </w:pPr>
+    <w:rPr>
+      <w:i/>
+      <w:iCs/>
+      <w:color w:val="0E2841" w:themeColor="text2"/>
+      <w:sz w:val="18"/>
+      <w:szCs w:val="18"/>
+    </w:rPr>
+  </w:style>
+  <w:style w:type="character" w:customStyle="1" w:styleId="Heading7Char">
+    <w:name w:val="Heading 7 Char"/>
+    <w:basedOn w:val="DefaultParagraphFont"/>
+    <w:link w:val="Heading7"/>
+    <w:uiPriority w:val="9"/>
+    <w:semiHidden/>
+    <w:rsid w:val="00A10EA7"/>
+    <w:rPr>
+      <w:rFonts w:asciiTheme="majorHAnsi" w:eastAsiaTheme="majorEastAsia" w:hAnsiTheme="majorHAnsi" w:cstheme="majorBidi"/>
+      <w:i/>
+      <w:iCs/>
+      <w:color w:val="0A2F40" w:themeColor="accent1" w:themeShade="7F"/>
+    </w:rPr>
+  </w:style>
+  <w:style w:type="character" w:customStyle="1" w:styleId="Heading8Char">
+    <w:name w:val="Heading 8 Char"/>
+    <w:basedOn w:val="DefaultParagraphFont"/>
+    <w:link w:val="Heading8"/>
+    <w:uiPriority w:val="9"/>
+    <w:semiHidden/>
+    <w:rsid w:val="00A10EA7"/>
+    <w:rPr>
+      <w:rFonts w:asciiTheme="majorHAnsi" w:eastAsiaTheme="majorEastAsia" w:hAnsiTheme="majorHAnsi" w:cstheme="majorBidi"/>
+      <w:color w:val="272727" w:themeColor="text1" w:themeTint="D8"/>
+      <w:sz w:val="21"/>
+      <w:szCs w:val="21"/>
+    </w:rPr>
+  </w:style>
+  <w:style w:type="character" w:customStyle="1" w:styleId="Heading9Char">
+    <w:name w:val="Heading 9 Char"/>
+    <w:basedOn w:val="DefaultParagraphFont"/>
+    <w:link w:val="Heading9"/>
+    <w:uiPriority w:val="9"/>
+    <w:semiHidden/>
+    <w:rsid w:val="00A10EA7"/>
+    <w:rPr>
+      <w:rFonts w:asciiTheme="majorHAnsi" w:eastAsiaTheme="majorEastAsia" w:hAnsiTheme="majorHAnsi" w:cstheme="majorBidi"/>
+      <w:i/>
+      <w:iCs/>
+      <w:color w:val="272727" w:themeColor="text1" w:themeTint="D8"/>
+      <w:sz w:val="21"/>
+      <w:szCs w:val="21"/>
+    </w:rPr>
+  </w:style>
+  <w:style w:type="character" w:styleId="IntenseEmphasis">
+    <w:name w:val="Intense Emphasis"/>
+    <w:basedOn w:val="DefaultParagraphFont"/>
+    <w:uiPriority w:val="21"/>
+    <w:qFormat/>
+    <w:rsid w:val="00A10EA7"/>
+    <w:rPr>
+      <w:i/>
+      <w:iCs/>
+      <w:color w:val="156082" w:themeColor="accent1"/>
+    </w:rPr>
+  </w:style>
+  <w:style w:type="paragraph" w:styleId="IntenseQuote">
+    <w:name w:val="Intense Quote"/>
+    <w:basedOn w:val="Normal"/>
+    <w:next w:val="Normal"/>
+    <w:link w:val="IntenseQuoteChar"/>
+    <w:uiPriority w:val="30"/>
+    <w:qFormat/>
+    <w:rsid w:val="00A10EA7"/>
+    <w:pPr>
+      <w:pBdr>
+        <w:top w:val="single" w:sz="4" w:space="10" w:color="156082" w:themeColor="accent1"/>
+        <w:bottom w:val="single" w:sz="4" w:space="10" w:color="156082" w:themeColor="accent1"/>
+      </w:pBdr>
+      <w:spacing w:before="360" w:after="360"/>
+      <w:ind w:left="864" w:right="864"/>
+      <w:jc w:val="center"/>
+    </w:pPr>
+    <w:rPr>
+      <w:i/>
+      <w:iCs/>
+      <w:color w:val="156082" w:themeColor="accent1"/>
+    </w:rPr>
+  </w:style>
+  <w:style w:type="character" w:customStyle="1" w:styleId="IntenseQuoteChar">
+    <w:name w:val="Intense Quote Char"/>
+    <w:basedOn w:val="DefaultParagraphFont"/>
+    <w:link w:val="IntenseQuote"/>
+    <w:uiPriority w:val="30"/>
+    <w:rsid w:val="00A10EA7"/>
+    <w:rPr>
+      <w:i/>
+      <w:iCs/>
+      <w:color w:val="156082" w:themeColor="accent1"/>
+    </w:rPr>
+  </w:style>
+  <w:style w:type="character" w:styleId="IntenseReference">
+    <w:name w:val="Intense Reference"/>
+    <w:basedOn w:val="DefaultParagraphFont"/>
+    <w:uiPriority w:val="32"/>
+    <w:qFormat/>
+    <w:rsid w:val="00A10EA7"/>
+    <w:rPr>
+      <w:b/>
+      <w:bCs/>
+      <w:smallCaps/>
+      <w:color w:val="156082" w:themeColor="accent1"/>
+      <w:spacing w:val="5"/>
+    </w:rPr>
+  </w:style>
+  <w:style w:type="paragraph" w:styleId="NoSpacing">
+    <w:name w:val="No Spacing"/>
+    <w:uiPriority w:val="1"/>
+    <w:qFormat/>
+    <w:rsid w:val="00A10EA7"/>
+  </w:style>
+  <w:style w:type="paragraph" w:styleId="Quote">
+    <w:name w:val="Quote"/>
+    <w:basedOn w:val="Normal"/>
+    <w:next w:val="Normal"/>
+    <w:link w:val="QuoteChar"/>
+    <w:uiPriority w:val="29"/>
+    <w:qFormat/>
+    <w:rsid w:val="00A10EA7"/>
+    <w:pPr>
+      <w:spacing w:before="200" w:after="160"/>
+      <w:ind w:left="864" w:right="864"/>
+      <w:jc w:val="center"/>
+    </w:pPr>
+    <w:rPr>
+      <w:i/>
+      <w:iCs/>
+      <w:color w:val="404040" w:themeColor="text1" w:themeTint="BF"/>
+    </w:rPr>
+  </w:style>
+  <w:style w:type="character" w:customStyle="1" w:styleId="QuoteChar">
+    <w:name w:val="Quote Char"/>
+    <w:basedOn w:val="DefaultParagraphFont"/>
+    <w:link w:val="Quote"/>
+    <w:uiPriority w:val="29"/>
+    <w:rsid w:val="00A10EA7"/>
+    <w:rPr>
+      <w:i/>
+      <w:iCs/>
+      <w:color w:val="404040" w:themeColor="text1" w:themeTint="BF"/>
+    </w:rPr>
+  </w:style>
+  <w:style w:type="character" w:styleId="Strong">
+    <w:name w:val="Strong"/>
+    <w:basedOn w:val="DefaultParagraphFont"/>
+    <w:uiPriority w:val="22"/>
+    <w:qFormat/>
+    <w:rsid w:val="00A10EA7"/>
+    <w:rPr>
+      <w:b/>
+      <w:bCs/>
+    </w:rPr>
+  </w:style>
+  <w:style w:type="paragraph" w:styleId="Subtitle">
+    <w:name w:val="Subtitle"/>
+    <w:basedOn w:val="Normal"/>
+    <w:next w:val="Normal"/>
+    <w:link w:val="SubtitleChar"/>
+    <w:uiPriority w:val="11"/>
+    <w:qFormat/>
+    <w:rsid w:val="00A10EA7"/>
+    <w:pPr>
+      <w:numPr>
+        <w:ilvl w:val="1"/>
+      </w:numPr>
+      <w:spacing w:after="160"/>
+    </w:pPr>
+    <w:rPr>
+      <w:rFonts w:asciiTheme="minorHAnsi" w:eastAsiaTheme="minorEastAsia" w:hAnsiTheme="minorHAnsi" w:cstheme="minorBidi"/>
+      <w:color w:val="5A5A5A" w:themeColor="text1" w:themeTint="A5"/>
+      <w:spacing w:val="15"/>
+    </w:rPr>
+  </w:style>
+  <w:style w:type="character" w:customStyle="1" w:styleId="SubtitleChar">
+    <w:name w:val="Subtitle Char"/>
+    <w:basedOn w:val="DefaultParagraphFont"/>
+    <w:link w:val="Subtitle"/>
+    <w:uiPriority w:val="11"/>
+    <w:rsid w:val="00A10EA7"/>
+    <w:rPr>
+      <w:rFonts w:asciiTheme="minorHAnsi" w:eastAsiaTheme="minorEastAsia" w:hAnsiTheme="minorHAnsi" w:cstheme="minorBidi"/>
+      <w:color w:val="5A5A5A" w:themeColor="text1" w:themeTint="A5"/>
+      <w:spacing w:val="15"/>
+    </w:rPr>
+  </w:style>
+  <w:style w:type="character" w:styleId="SubtleEmphasis">
+    <w:name w:val="Subtle Emphasis"/>
+    <w:basedOn w:val="DefaultParagraphFont"/>
+    <w:uiPriority w:val="19"/>
+    <w:qFormat/>
+    <w:rsid w:val="00A10EA7"/>
+    <w:rPr>
+      <w:i/>
+      <w:iCs/>
+      <w:color w:val="404040" w:themeColor="text1" w:themeTint="BF"/>
+    </w:rPr>
+  </w:style>
+  <w:style w:type="character" w:styleId="SubtleReference">
+    <w:name w:val="Subtle Reference"/>
+    <w:basedOn w:val="DefaultParagraphFont"/>
+    <w:uiPriority w:val="31"/>
+    <w:qFormat/>
+    <w:rsid w:val="00A10EA7"/>
+    <w:rPr>
+      <w:smallCaps/>
+      <w:color w:val="5A5A5A" w:themeColor="text1" w:themeTint="A5"/>
+    </w:rPr>
+  </w:style>
+  <w:style w:type="paragraph" w:styleId="TOCHeading">
+    <w:name w:val="TOC Heading"/>
+    <w:basedOn w:val="Heading1"/>
+    <w:next w:val="Normal"/>
+    <w:uiPriority w:val="39"/>
+    <w:semiHidden/>
+    <w:unhideWhenUsed/>
+    <w:qFormat/>
+    <w:rsid w:val="00A10EA7"/>
+    <w:pPr>
+      <w:keepNext/>
+      <w:keepLines/>
+      <w:pBdr>
+        <w:bottom w:val="none" w:sz="0" w:space="0" w:color="auto"/>
+      </w:pBdr>
+      <w:spacing w:before="240" w:after="0"/>
+      <w:outlineLvl w:val="9"/>
+    </w:pPr>
+    <w:rPr>
+      <w:rFonts w:asciiTheme="majorHAnsi" w:eastAsiaTheme="majorEastAsia" w:hAnsiTheme="majorHAnsi" w:cstheme="majorBidi"/>
+      <w:b w:val="0"/>
+      <w:bCs w:val="0"/>
+      <w:color w:val="0F4761" w:themeColor="accent1" w:themeShade="BF"/>
+      <w:sz w:val="32"/>
+      <w:szCs w:val="32"/>
+    </w:rPr>
   </w:style>
 </w:styles>
 </file>

--- a/Student_Notes.docx
+++ b/Student_Notes.docx
@@ -101,9 +101,13 @@
         <w:shd w:val="clear" w:color="auto" w:fill="EAF2FB"/>
         <w:spacing w:before="60" w:after="140"/>
         <w:ind w:left="360"/>
-      </w:pPr>
-      <w:r>
-        <w:rPr>
+        <w:rPr>
+          <w:rFonts w:ascii="Calibri" w:hAnsi="Calibri" w:cs="Calibri"/>
+        </w:rPr>
+      </w:pPr>
+      <w:r>
+        <w:rPr>
+          <w:rFonts w:ascii="Calibri" w:hAnsi="Calibri" w:cs="Calibri"/>
           <w:b/>
           <w:bCs/>
           <w:color w:val="1F4E79"/>
@@ -112,6 +116,7 @@
       </w:r>
       <w:r>
         <w:rPr>
+          <w:rFonts w:ascii="Calibri" w:hAnsi="Calibri" w:cs="Calibri"/>
           <w:i/>
           <w:iCs/>
         </w:rPr>
@@ -146,9 +151,13 @@
         <w:shd w:val="clear" w:color="auto" w:fill="EAF2FB"/>
         <w:spacing w:before="60" w:after="140"/>
         <w:ind w:left="360"/>
-      </w:pPr>
-      <w:r>
-        <w:rPr>
+        <w:rPr>
+          <w:rFonts w:ascii="Calibri" w:hAnsi="Calibri" w:cs="Calibri"/>
+        </w:rPr>
+      </w:pPr>
+      <w:r>
+        <w:rPr>
+          <w:rFonts w:ascii="Calibri" w:hAnsi="Calibri" w:cs="Calibri"/>
           <w:b/>
           <w:bCs/>
           <w:color w:val="1F4E79"/>
@@ -157,6 +166,7 @@
       </w:r>
       <w:r>
         <w:rPr>
+          <w:rFonts w:ascii="Calibri" w:hAnsi="Calibri" w:cs="Calibri"/>
           <w:i/>
           <w:iCs/>
         </w:rPr>
@@ -191,9 +201,13 @@
         <w:shd w:val="clear" w:color="auto" w:fill="EAF2FB"/>
         <w:spacing w:before="60" w:after="140"/>
         <w:ind w:left="360"/>
-      </w:pPr>
-      <w:r>
-        <w:rPr>
+        <w:rPr>
+          <w:rFonts w:ascii="Calibri" w:hAnsi="Calibri" w:cs="Calibri"/>
+        </w:rPr>
+      </w:pPr>
+      <w:r>
+        <w:rPr>
+          <w:rFonts w:ascii="Calibri" w:hAnsi="Calibri" w:cs="Calibri"/>
           <w:b/>
           <w:bCs/>
           <w:color w:val="1F4E79"/>
@@ -202,6 +216,7 @@
       </w:r>
       <w:r>
         <w:rPr>
+          <w:rFonts w:ascii="Calibri" w:hAnsi="Calibri" w:cs="Calibri"/>
           <w:i/>
           <w:iCs/>
         </w:rPr>
@@ -236,9 +251,13 @@
         <w:shd w:val="clear" w:color="auto" w:fill="EAF2FB"/>
         <w:spacing w:before="60" w:after="140"/>
         <w:ind w:left="360"/>
-      </w:pPr>
-      <w:r>
-        <w:rPr>
+        <w:rPr>
+          <w:rFonts w:ascii="Calibri" w:hAnsi="Calibri" w:cs="Calibri"/>
+        </w:rPr>
+      </w:pPr>
+      <w:r>
+        <w:rPr>
+          <w:rFonts w:ascii="Calibri" w:hAnsi="Calibri" w:cs="Calibri"/>
           <w:b/>
           <w:bCs/>
           <w:color w:val="1F4E79"/>
@@ -247,6 +266,7 @@
       </w:r>
       <w:r>
         <w:rPr>
+          <w:rFonts w:ascii="Calibri" w:hAnsi="Calibri" w:cs="Calibri"/>
           <w:i/>
           <w:iCs/>
         </w:rPr>
@@ -302,9 +322,13 @@
         <w:shd w:val="clear" w:color="auto" w:fill="EAF2FB"/>
         <w:spacing w:before="60" w:after="140"/>
         <w:ind w:left="360"/>
-      </w:pPr>
-      <w:r>
-        <w:rPr>
+        <w:rPr>
+          <w:rFonts w:ascii="Calibri" w:hAnsi="Calibri" w:cs="Calibri"/>
+        </w:rPr>
+      </w:pPr>
+      <w:r>
+        <w:rPr>
+          <w:rFonts w:ascii="Calibri" w:hAnsi="Calibri" w:cs="Calibri"/>
           <w:b/>
           <w:bCs/>
           <w:color w:val="1F4E79"/>
@@ -313,6 +337,7 @@
       </w:r>
       <w:r>
         <w:rPr>
+          <w:rFonts w:ascii="Calibri" w:hAnsi="Calibri" w:cs="Calibri"/>
           <w:i/>
           <w:iCs/>
         </w:rPr>
@@ -376,9 +401,13 @@
         <w:shd w:val="clear" w:color="auto" w:fill="EAF2FB"/>
         <w:spacing w:before="60" w:after="140"/>
         <w:ind w:left="360"/>
-      </w:pPr>
-      <w:r>
-        <w:rPr>
+        <w:rPr>
+          <w:rFonts w:ascii="Calibri" w:hAnsi="Calibri" w:cs="Calibri"/>
+        </w:rPr>
+      </w:pPr>
+      <w:r>
+        <w:rPr>
+          <w:rFonts w:ascii="Calibri" w:hAnsi="Calibri" w:cs="Calibri"/>
           <w:b/>
           <w:bCs/>
           <w:color w:val="1F4E79"/>
@@ -388,6 +417,7 @@
       </w:r>
       <w:r>
         <w:rPr>
+          <w:rFonts w:ascii="Calibri" w:hAnsi="Calibri" w:cs="Calibri"/>
           <w:i/>
           <w:iCs/>
         </w:rPr>
@@ -442,9 +472,13 @@
         <w:shd w:val="clear" w:color="auto" w:fill="EAF2FB"/>
         <w:spacing w:before="60" w:after="140"/>
         <w:ind w:left="360"/>
-      </w:pPr>
-      <w:r>
-        <w:rPr>
+        <w:rPr>
+          <w:rFonts w:ascii="Calibri" w:hAnsi="Calibri" w:cs="Calibri"/>
+        </w:rPr>
+      </w:pPr>
+      <w:r>
+        <w:rPr>
+          <w:rFonts w:ascii="Calibri" w:hAnsi="Calibri" w:cs="Calibri"/>
           <w:b/>
           <w:bCs/>
           <w:color w:val="1F4E79"/>
@@ -453,6 +487,7 @@
       </w:r>
       <w:r>
         <w:rPr>
+          <w:rFonts w:ascii="Calibri" w:hAnsi="Calibri" w:cs="Calibri"/>
           <w:i/>
           <w:iCs/>
         </w:rPr>
@@ -503,9 +538,13 @@
         <w:shd w:val="clear" w:color="auto" w:fill="EAF2FB"/>
         <w:spacing w:before="60" w:after="140"/>
         <w:ind w:left="360"/>
-      </w:pPr>
-      <w:r>
-        <w:rPr>
+        <w:rPr>
+          <w:rFonts w:ascii="Calibri" w:hAnsi="Calibri" w:cs="Calibri"/>
+        </w:rPr>
+      </w:pPr>
+      <w:r>
+        <w:rPr>
+          <w:rFonts w:ascii="Calibri" w:hAnsi="Calibri" w:cs="Calibri"/>
           <w:b/>
           <w:bCs/>
           <w:color w:val="1F4E79"/>
@@ -514,6 +553,7 @@
       </w:r>
       <w:r>
         <w:rPr>
+          <w:rFonts w:ascii="Calibri" w:hAnsi="Calibri" w:cs="Calibri"/>
           <w:i/>
           <w:iCs/>
         </w:rPr>
@@ -548,9 +588,13 @@
         <w:shd w:val="clear" w:color="auto" w:fill="EAF2FB"/>
         <w:spacing w:before="60" w:after="140"/>
         <w:ind w:left="360"/>
-      </w:pPr>
-      <w:r>
-        <w:rPr>
+        <w:rPr>
+          <w:rFonts w:ascii="Calibri" w:hAnsi="Calibri" w:cs="Calibri"/>
+        </w:rPr>
+      </w:pPr>
+      <w:r>
+        <w:rPr>
+          <w:rFonts w:ascii="Calibri" w:hAnsi="Calibri" w:cs="Calibri"/>
           <w:b/>
           <w:bCs/>
           <w:color w:val="1F4E79"/>
@@ -559,6 +603,7 @@
       </w:r>
       <w:r>
         <w:rPr>
+          <w:rFonts w:ascii="Calibri" w:hAnsi="Calibri" w:cs="Calibri"/>
           <w:i/>
           <w:iCs/>
         </w:rPr>
@@ -625,9 +670,13 @@
         <w:shd w:val="clear" w:color="auto" w:fill="EAF2FB"/>
         <w:spacing w:before="60" w:after="140"/>
         <w:ind w:left="360"/>
-      </w:pPr>
-      <w:r>
-        <w:rPr>
+        <w:rPr>
+          <w:rFonts w:ascii="Calibri" w:hAnsi="Calibri" w:cs="Calibri"/>
+        </w:rPr>
+      </w:pPr>
+      <w:r>
+        <w:rPr>
+          <w:rFonts w:ascii="Calibri" w:hAnsi="Calibri" w:cs="Calibri"/>
           <w:b/>
           <w:bCs/>
           <w:color w:val="1F4E79"/>
@@ -636,6 +685,7 @@
       </w:r>
       <w:r>
         <w:rPr>
+          <w:rFonts w:ascii="Calibri" w:hAnsi="Calibri" w:cs="Calibri"/>
           <w:i/>
           <w:iCs/>
         </w:rPr>
@@ -643,6 +693,7 @@
       </w:r>
       <w:r>
         <w:rPr>
+          <w:rFonts w:ascii="Calibri" w:hAnsi="Calibri" w:cs="Calibri"/>
           <w:i/>
           <w:iCs/>
         </w:rPr>
@@ -650,6 +701,7 @@
       </w:r>
       <w:r>
         <w:rPr>
+          <w:rFonts w:ascii="Calibri" w:hAnsi="Calibri" w:cs="Calibri"/>
           <w:i/>
           <w:iCs/>
         </w:rPr>
@@ -700,9 +752,13 @@
         <w:shd w:val="clear" w:color="auto" w:fill="EAF2FB"/>
         <w:spacing w:before="60" w:after="140"/>
         <w:ind w:left="360"/>
-      </w:pPr>
-      <w:r>
-        <w:rPr>
+        <w:rPr>
+          <w:rFonts w:ascii="Calibri" w:hAnsi="Calibri" w:cs="Calibri"/>
+        </w:rPr>
+      </w:pPr>
+      <w:r>
+        <w:rPr>
+          <w:rFonts w:ascii="Calibri" w:hAnsi="Calibri" w:cs="Calibri"/>
           <w:b/>
           <w:bCs/>
           <w:color w:val="1F4E79"/>
@@ -711,6 +767,7 @@
       </w:r>
       <w:r>
         <w:rPr>
+          <w:rFonts w:ascii="Calibri" w:hAnsi="Calibri" w:cs="Calibri"/>
           <w:i/>
           <w:iCs/>
         </w:rPr>
@@ -774,6 +831,7 @@
           <w:b/>
           <w:bCs/>
         </w:rPr>
+        <w:lastRenderedPageBreak/>
         <w:t>GNOME</w:t>
       </w:r>
       <w:r>
@@ -790,7 +848,6 @@
         <w:spacing w:after="40"/>
       </w:pPr>
       <w:r>
-        <w:lastRenderedPageBreak/>
         <w:t>Windows and Linux common tasks:</w:t>
       </w:r>
     </w:p>
@@ -869,9 +926,13 @@
         <w:shd w:val="clear" w:color="auto" w:fill="EAF2FB"/>
         <w:spacing w:before="60" w:after="140"/>
         <w:ind w:left="360"/>
-      </w:pPr>
-      <w:r>
-        <w:rPr>
+        <w:rPr>
+          <w:rFonts w:ascii="Calibri" w:hAnsi="Calibri" w:cs="Calibri"/>
+        </w:rPr>
+      </w:pPr>
+      <w:r>
+        <w:rPr>
+          <w:rFonts w:ascii="Calibri" w:hAnsi="Calibri" w:cs="Calibri"/>
           <w:b/>
           <w:bCs/>
           <w:color w:val="1F4E79"/>
@@ -880,6 +941,7 @@
       </w:r>
       <w:r>
         <w:rPr>
+          <w:rFonts w:ascii="Calibri" w:hAnsi="Calibri" w:cs="Calibri"/>
           <w:i/>
           <w:iCs/>
         </w:rPr>
@@ -914,9 +976,13 @@
         <w:shd w:val="clear" w:color="auto" w:fill="EAF2FB"/>
         <w:spacing w:before="60" w:after="140"/>
         <w:ind w:left="360"/>
-      </w:pPr>
-      <w:r>
-        <w:rPr>
+        <w:rPr>
+          <w:rFonts w:ascii="Calibri" w:hAnsi="Calibri" w:cs="Calibri"/>
+        </w:rPr>
+      </w:pPr>
+      <w:r>
+        <w:rPr>
+          <w:rFonts w:ascii="Calibri" w:hAnsi="Calibri" w:cs="Calibri"/>
           <w:b/>
           <w:bCs/>
           <w:color w:val="1F4E79"/>
@@ -925,6 +991,7 @@
       </w:r>
       <w:r>
         <w:rPr>
+          <w:rFonts w:ascii="Calibri" w:hAnsi="Calibri" w:cs="Calibri"/>
           <w:i/>
           <w:iCs/>
         </w:rPr>
@@ -972,9 +1039,13 @@
         <w:shd w:val="clear" w:color="auto" w:fill="EAF2FB"/>
         <w:spacing w:before="60" w:after="140"/>
         <w:ind w:left="360"/>
-      </w:pPr>
-      <w:r>
-        <w:rPr>
+        <w:rPr>
+          <w:rFonts w:ascii="Calibri" w:hAnsi="Calibri" w:cs="Calibri"/>
+        </w:rPr>
+      </w:pPr>
+      <w:r>
+        <w:rPr>
+          <w:rFonts w:ascii="Calibri" w:hAnsi="Calibri" w:cs="Calibri"/>
           <w:b/>
           <w:bCs/>
           <w:color w:val="1F4E79"/>
@@ -983,6 +1054,7 @@
       </w:r>
       <w:r>
         <w:rPr>
+          <w:rFonts w:ascii="Calibri" w:hAnsi="Calibri" w:cs="Calibri"/>
           <w:i/>
           <w:iCs/>
         </w:rPr>
@@ -993,9 +1065,13 @@
       <w:pPr>
         <w:spacing w:before="80" w:after="160"/>
         <w:jc w:val="center"/>
-      </w:pPr>
-      <w:r>
-        <w:rPr>
+        <w:rPr>
+          <w:rFonts w:ascii="Calibri" w:hAnsi="Calibri" w:cs="Calibri"/>
+        </w:rPr>
+      </w:pPr>
+      <w:r>
+        <w:rPr>
+          <w:rFonts w:ascii="Calibri" w:hAnsi="Calibri" w:cs="Calibri"/>
           <w:noProof/>
         </w:rPr>
         <w:drawing>
@@ -1079,17 +1155,23 @@
         <w:shd w:val="clear" w:color="auto" w:fill="EAF2FB"/>
         <w:spacing w:before="60" w:after="140"/>
         <w:ind w:left="360"/>
-      </w:pPr>
-      <w:r>
-        <w:rPr>
+        <w:rPr>
+          <w:rFonts w:ascii="Calibri" w:hAnsi="Calibri" w:cs="Calibri"/>
+        </w:rPr>
+      </w:pPr>
+      <w:r>
+        <w:rPr>
+          <w:rFonts w:ascii="Calibri" w:hAnsi="Calibri" w:cs="Calibri"/>
           <w:b/>
           <w:bCs/>
           <w:color w:val="1F4E79"/>
         </w:rPr>
+        <w:lastRenderedPageBreak/>
         <w:t xml:space="preserve">Analogy: </w:t>
       </w:r>
       <w:r>
         <w:rPr>
+          <w:rFonts w:ascii="Calibri" w:hAnsi="Calibri" w:cs="Calibri"/>
           <w:i/>
           <w:iCs/>
         </w:rPr>
@@ -1100,12 +1182,15 @@
       <w:pPr>
         <w:spacing w:before="80" w:after="160"/>
         <w:jc w:val="center"/>
-      </w:pPr>
-      <w:r>
-        <w:rPr>
+        <w:rPr>
+          <w:rFonts w:ascii="Calibri" w:hAnsi="Calibri" w:cs="Calibri"/>
+        </w:rPr>
+      </w:pPr>
+      <w:r>
+        <w:rPr>
+          <w:rFonts w:ascii="Calibri" w:hAnsi="Calibri" w:cs="Calibri"/>
           <w:noProof/>
         </w:rPr>
-        <w:lastRenderedPageBreak/>
         <w:drawing>
           <wp:inline distT="0" distB="0" distL="0" distR="0" wp14:anchorId="10AD4DBB" wp14:editId="638BB9AD">
             <wp:extent cx="4391025" cy="2057400"/>
@@ -1157,18 +1242,28 @@
     <w:p>
       <w:pPr>
         <w:spacing w:after="80"/>
-      </w:pPr>
-      <w:r>
+        <w:rPr>
+          <w:rFonts w:ascii="Calibri" w:hAnsi="Calibri" w:cs="Calibri"/>
+        </w:rPr>
+      </w:pPr>
+      <w:r>
+        <w:rPr>
+          <w:rFonts w:ascii="Calibri" w:hAnsi="Calibri" w:cs="Calibri"/>
+        </w:rPr>
         <w:t xml:space="preserve">An </w:t>
       </w:r>
       <w:r>
         <w:rPr>
+          <w:rFonts w:ascii="Calibri" w:hAnsi="Calibri" w:cs="Calibri"/>
           <w:b/>
           <w:bCs/>
         </w:rPr>
         <w:t>interpreted language</w:t>
       </w:r>
       <w:r>
+        <w:rPr>
+          <w:rFonts w:ascii="Calibri" w:hAnsi="Calibri" w:cs="Calibri"/>
+        </w:rPr>
         <w:t xml:space="preserve"> is executed line by line by an interpreter at runtime, rather than being converted into machine code ahead of time. Interpreted = Live Instructions.</w:t>
       </w:r>
     </w:p>
@@ -1180,9 +1275,13 @@
         <w:shd w:val="clear" w:color="auto" w:fill="EAF2FB"/>
         <w:spacing w:before="60" w:after="140"/>
         <w:ind w:left="360"/>
-      </w:pPr>
-      <w:r>
-        <w:rPr>
+        <w:rPr>
+          <w:rFonts w:ascii="Calibri" w:hAnsi="Calibri" w:cs="Calibri"/>
+        </w:rPr>
+      </w:pPr>
+      <w:r>
+        <w:rPr>
+          <w:rFonts w:ascii="Calibri" w:hAnsi="Calibri" w:cs="Calibri"/>
           <w:b/>
           <w:bCs/>
           <w:color w:val="1F4E79"/>
@@ -1191,6 +1290,7 @@
       </w:r>
       <w:r>
         <w:rPr>
+          <w:rFonts w:ascii="Calibri" w:hAnsi="Calibri" w:cs="Calibri"/>
           <w:i/>
           <w:iCs/>
         </w:rPr>
@@ -1274,9 +1374,13 @@
         <w:shd w:val="clear" w:color="auto" w:fill="EAF2FB"/>
         <w:spacing w:before="60" w:after="140"/>
         <w:ind w:left="360"/>
-      </w:pPr>
-      <w:r>
-        <w:rPr>
+        <w:rPr>
+          <w:rFonts w:ascii="Calibri" w:hAnsi="Calibri" w:cs="Calibri"/>
+        </w:rPr>
+      </w:pPr>
+      <w:r>
+        <w:rPr>
+          <w:rFonts w:ascii="Calibri" w:hAnsi="Calibri" w:cs="Calibri"/>
           <w:b/>
           <w:bCs/>
           <w:color w:val="1F4E79"/>
@@ -1285,6 +1389,7 @@
       </w:r>
       <w:r>
         <w:rPr>
+          <w:rFonts w:ascii="Calibri" w:hAnsi="Calibri" w:cs="Calibri"/>
           <w:i/>
           <w:iCs/>
         </w:rPr>
@@ -1293,6 +1398,7 @@
       <w:proofErr w:type="gramStart"/>
       <w:r>
         <w:rPr>
+          <w:rFonts w:ascii="Calibri" w:hAnsi="Calibri" w:cs="Calibri"/>
           <w:i/>
           <w:iCs/>
         </w:rPr>
@@ -1301,6 +1407,7 @@
       <w:proofErr w:type="gramEnd"/>
       <w:r>
         <w:rPr>
+          <w:rFonts w:ascii="Calibri" w:hAnsi="Calibri" w:cs="Calibri"/>
           <w:i/>
           <w:iCs/>
         </w:rPr>
@@ -1376,9 +1483,13 @@
         <w:shd w:val="clear" w:color="auto" w:fill="EAF2FB"/>
         <w:spacing w:before="60" w:after="140"/>
         <w:ind w:left="360"/>
-      </w:pPr>
-      <w:r>
-        <w:rPr>
+        <w:rPr>
+          <w:rFonts w:ascii="Calibri" w:hAnsi="Calibri" w:cs="Calibri"/>
+        </w:rPr>
+      </w:pPr>
+      <w:r>
+        <w:rPr>
+          <w:rFonts w:ascii="Calibri" w:hAnsi="Calibri" w:cs="Calibri"/>
           <w:b/>
           <w:bCs/>
           <w:color w:val="1F4E79"/>
@@ -1387,6 +1498,7 @@
       </w:r>
       <w:r>
         <w:rPr>
+          <w:rFonts w:ascii="Calibri" w:hAnsi="Calibri" w:cs="Calibri"/>
           <w:i/>
           <w:iCs/>
         </w:rPr>
@@ -1421,9 +1533,13 @@
         <w:shd w:val="clear" w:color="auto" w:fill="EAF2FB"/>
         <w:spacing w:before="60" w:after="140"/>
         <w:ind w:left="360"/>
-      </w:pPr>
-      <w:r>
-        <w:rPr>
+        <w:rPr>
+          <w:rFonts w:ascii="Calibri" w:hAnsi="Calibri" w:cs="Calibri"/>
+        </w:rPr>
+      </w:pPr>
+      <w:r>
+        <w:rPr>
+          <w:rFonts w:ascii="Calibri" w:hAnsi="Calibri" w:cs="Calibri"/>
           <w:b/>
           <w:bCs/>
           <w:color w:val="1F4E79"/>
@@ -1432,6 +1548,7 @@
       </w:r>
       <w:r>
         <w:rPr>
+          <w:rFonts w:ascii="Calibri" w:hAnsi="Calibri" w:cs="Calibri"/>
           <w:i/>
           <w:iCs/>
         </w:rPr>
@@ -1452,6 +1569,7 @@
           <w:b/>
           <w:bCs/>
         </w:rPr>
+        <w:lastRenderedPageBreak/>
         <w:t>Angular</w:t>
       </w:r>
       <w:r>
@@ -1476,18 +1594,22 @@
         <w:shd w:val="clear" w:color="auto" w:fill="EAF2FB"/>
         <w:spacing w:before="60" w:after="140"/>
         <w:ind w:left="360"/>
-      </w:pPr>
-      <w:r>
-        <w:rPr>
+        <w:rPr>
+          <w:rFonts w:ascii="Calibri" w:hAnsi="Calibri" w:cs="Calibri"/>
+        </w:rPr>
+      </w:pPr>
+      <w:r>
+        <w:rPr>
+          <w:rFonts w:ascii="Calibri" w:hAnsi="Calibri" w:cs="Calibri"/>
           <w:b/>
           <w:bCs/>
           <w:color w:val="1F4E79"/>
         </w:rPr>
-        <w:lastRenderedPageBreak/>
         <w:t xml:space="preserve">Analogy: </w:t>
       </w:r>
       <w:r>
         <w:rPr>
+          <w:rFonts w:ascii="Calibri" w:hAnsi="Calibri" w:cs="Calibri"/>
           <w:i/>
           <w:iCs/>
         </w:rPr>
@@ -1598,9 +1720,13 @@
         <w:shd w:val="clear" w:color="auto" w:fill="EAF2FB"/>
         <w:spacing w:before="60" w:after="140"/>
         <w:ind w:left="360"/>
-      </w:pPr>
-      <w:r>
-        <w:rPr>
+        <w:rPr>
+          <w:rFonts w:ascii="Calibri" w:hAnsi="Calibri" w:cs="Calibri"/>
+        </w:rPr>
+      </w:pPr>
+      <w:r>
+        <w:rPr>
+          <w:rFonts w:ascii="Calibri" w:hAnsi="Calibri" w:cs="Calibri"/>
           <w:b/>
           <w:bCs/>
           <w:color w:val="1F4E79"/>
@@ -1609,6 +1735,7 @@
       </w:r>
       <w:r>
         <w:rPr>
+          <w:rFonts w:ascii="Calibri" w:hAnsi="Calibri" w:cs="Calibri"/>
           <w:i/>
           <w:iCs/>
         </w:rPr>
@@ -1616,6 +1743,7 @@
       </w:r>
       <w:r>
         <w:rPr>
+          <w:rFonts w:ascii="Calibri" w:hAnsi="Calibri" w:cs="Calibri"/>
           <w:i/>
           <w:iCs/>
         </w:rPr>
@@ -1623,6 +1751,7 @@
       </w:r>
       <w:r>
         <w:rPr>
+          <w:rFonts w:ascii="Calibri" w:hAnsi="Calibri" w:cs="Calibri"/>
           <w:i/>
           <w:iCs/>
         </w:rPr>
@@ -1731,9 +1860,13 @@
         <w:shd w:val="clear" w:color="auto" w:fill="EAF2FB"/>
         <w:spacing w:before="60" w:after="140"/>
         <w:ind w:left="360"/>
-      </w:pPr>
-      <w:r>
-        <w:rPr>
+        <w:rPr>
+          <w:rFonts w:ascii="Calibri" w:hAnsi="Calibri" w:cs="Calibri"/>
+        </w:rPr>
+      </w:pPr>
+      <w:r>
+        <w:rPr>
+          <w:rFonts w:ascii="Calibri" w:hAnsi="Calibri" w:cs="Calibri"/>
           <w:b/>
           <w:bCs/>
           <w:color w:val="1F4E79"/>
@@ -1742,6 +1875,7 @@
       </w:r>
       <w:r>
         <w:rPr>
+          <w:rFonts w:ascii="Calibri" w:hAnsi="Calibri" w:cs="Calibri"/>
           <w:i/>
           <w:iCs/>
         </w:rPr>
@@ -1759,18 +1893,28 @@
     <w:p>
       <w:pPr>
         <w:spacing w:after="80"/>
-      </w:pPr>
-      <w:r>
+        <w:rPr>
+          <w:rFonts w:ascii="Calibri" w:hAnsi="Calibri" w:cs="Calibri"/>
+        </w:rPr>
+      </w:pPr>
+      <w:r>
+        <w:rPr>
+          <w:rFonts w:ascii="Calibri" w:hAnsi="Calibri" w:cs="Calibri"/>
+        </w:rPr>
         <w:t xml:space="preserve">A </w:t>
       </w:r>
       <w:r>
         <w:rPr>
+          <w:rFonts w:ascii="Calibri" w:hAnsi="Calibri" w:cs="Calibri"/>
           <w:b/>
           <w:bCs/>
         </w:rPr>
         <w:t>system call</w:t>
       </w:r>
       <w:r>
+        <w:rPr>
+          <w:rFonts w:ascii="Calibri" w:hAnsi="Calibri" w:cs="Calibri"/>
+        </w:rPr>
         <w:t xml:space="preserve"> is any time a program steps outside its own sandbox and asks the OS kernel to do something on its behalf, whether that is touching a file, spawning a process, or allocating memory.</w:t>
       </w:r>
     </w:p>
@@ -1782,9 +1926,13 @@
         <w:shd w:val="clear" w:color="auto" w:fill="EAF2FB"/>
         <w:spacing w:before="60" w:after="140"/>
         <w:ind w:left="360"/>
-      </w:pPr>
-      <w:r>
-        <w:rPr>
+        <w:rPr>
+          <w:rFonts w:ascii="Calibri" w:hAnsi="Calibri" w:cs="Calibri"/>
+        </w:rPr>
+      </w:pPr>
+      <w:r>
+        <w:rPr>
+          <w:rFonts w:ascii="Calibri" w:hAnsi="Calibri" w:cs="Calibri"/>
           <w:b/>
           <w:bCs/>
           <w:color w:val="1F4E79"/>
@@ -1793,6 +1941,7 @@
       </w:r>
       <w:r>
         <w:rPr>
+          <w:rFonts w:ascii="Calibri" w:hAnsi="Calibri" w:cs="Calibri"/>
           <w:i/>
           <w:iCs/>
         </w:rPr>
@@ -1845,8 +1994,14 @@
             </w:tcMar>
           </w:tcPr>
           <w:p>
-            <w:r>
-              <w:rPr>
+            <w:pPr>
+              <w:rPr>
+                <w:rFonts w:ascii="Calibri" w:hAnsi="Calibri" w:cs="Calibri"/>
+              </w:rPr>
+            </w:pPr>
+            <w:r>
+              <w:rPr>
+                <w:rFonts w:ascii="Calibri" w:hAnsi="Calibri" w:cs="Calibri"/>
                 <w:b/>
                 <w:bCs/>
                 <w:color w:val="FFFFFF"/>
@@ -1870,8 +2025,14 @@
             </w:tcMar>
           </w:tcPr>
           <w:p>
-            <w:r>
-              <w:rPr>
+            <w:pPr>
+              <w:rPr>
+                <w:rFonts w:ascii="Calibri" w:hAnsi="Calibri" w:cs="Calibri"/>
+              </w:rPr>
+            </w:pPr>
+            <w:r>
+              <w:rPr>
+                <w:rFonts w:ascii="Calibri" w:hAnsi="Calibri" w:cs="Calibri"/>
                 <w:b/>
                 <w:bCs/>
                 <w:color w:val="FFFFFF"/>
@@ -1894,8 +2055,14 @@
             </w:tcMar>
           </w:tcPr>
           <w:p>
-            <w:r>
-              <w:rPr>
+            <w:pPr>
+              <w:rPr>
+                <w:rFonts w:ascii="Calibri" w:hAnsi="Calibri" w:cs="Calibri"/>
+              </w:rPr>
+            </w:pPr>
+            <w:r>
+              <w:rPr>
+                <w:rFonts w:ascii="Calibri" w:hAnsi="Calibri" w:cs="Calibri"/>
                 <w:b/>
                 <w:bCs/>
                 <w:color w:val="FFFFFF"/>
@@ -1919,9 +2086,15 @@
             </w:tcMar>
           </w:tcPr>
           <w:p>
+            <w:pPr>
+              <w:rPr>
+                <w:rFonts w:ascii="Calibri" w:hAnsi="Calibri" w:cs="Calibri"/>
+              </w:rPr>
+            </w:pPr>
             <w:proofErr w:type="gramStart"/>
             <w:r>
               <w:rPr>
+                <w:rFonts w:ascii="Calibri" w:hAnsi="Calibri" w:cs="Calibri"/>
                 <w:sz w:val="20"/>
                 <w:szCs w:val="20"/>
               </w:rPr>
@@ -1930,6 +2103,7 @@
             <w:proofErr w:type="gramEnd"/>
             <w:r>
               <w:rPr>
+                <w:rFonts w:ascii="Calibri" w:hAnsi="Calibri" w:cs="Calibri"/>
                 <w:sz w:val="20"/>
                 <w:szCs w:val="20"/>
               </w:rPr>
@@ -1948,8 +2122,14 @@
             </w:tcMar>
           </w:tcPr>
           <w:p>
-            <w:r>
-              <w:rPr>
+            <w:pPr>
+              <w:rPr>
+                <w:rFonts w:ascii="Calibri" w:hAnsi="Calibri" w:cs="Calibri"/>
+              </w:rPr>
+            </w:pPr>
+            <w:r>
+              <w:rPr>
+                <w:rFonts w:ascii="Calibri" w:hAnsi="Calibri" w:cs="Calibri"/>
                 <w:sz w:val="20"/>
                 <w:szCs w:val="20"/>
               </w:rPr>
@@ -1968,8 +2148,14 @@
             </w:tcMar>
           </w:tcPr>
           <w:p>
-            <w:r>
-              <w:rPr>
+            <w:pPr>
+              <w:rPr>
+                <w:rFonts w:ascii="Calibri" w:hAnsi="Calibri" w:cs="Calibri"/>
+              </w:rPr>
+            </w:pPr>
+            <w:r>
+              <w:rPr>
+                <w:rFonts w:ascii="Calibri" w:hAnsi="Calibri" w:cs="Calibri"/>
                 <w:sz w:val="20"/>
                 <w:szCs w:val="20"/>
               </w:rPr>
@@ -1990,9 +2176,15 @@
             </w:tcMar>
           </w:tcPr>
           <w:p>
+            <w:pPr>
+              <w:rPr>
+                <w:rFonts w:ascii="Calibri" w:hAnsi="Calibri" w:cs="Calibri"/>
+              </w:rPr>
+            </w:pPr>
             <w:proofErr w:type="gramStart"/>
             <w:r>
               <w:rPr>
+                <w:rFonts w:ascii="Calibri" w:hAnsi="Calibri" w:cs="Calibri"/>
                 <w:sz w:val="20"/>
                 <w:szCs w:val="20"/>
               </w:rPr>
@@ -2001,6 +2193,7 @@
             <w:proofErr w:type="gramEnd"/>
             <w:r>
               <w:rPr>
+                <w:rFonts w:ascii="Calibri" w:hAnsi="Calibri" w:cs="Calibri"/>
                 <w:sz w:val="20"/>
                 <w:szCs w:val="20"/>
               </w:rPr>
@@ -2019,8 +2212,14 @@
             </w:tcMar>
           </w:tcPr>
           <w:p>
-            <w:r>
-              <w:rPr>
+            <w:pPr>
+              <w:rPr>
+                <w:rFonts w:ascii="Calibri" w:hAnsi="Calibri" w:cs="Calibri"/>
+              </w:rPr>
+            </w:pPr>
+            <w:r>
+              <w:rPr>
+                <w:rFonts w:ascii="Calibri" w:hAnsi="Calibri" w:cs="Calibri"/>
                 <w:sz w:val="20"/>
                 <w:szCs w:val="20"/>
               </w:rPr>
@@ -2039,8 +2238,14 @@
             </w:tcMar>
           </w:tcPr>
           <w:p>
-            <w:r>
-              <w:rPr>
+            <w:pPr>
+              <w:rPr>
+                <w:rFonts w:ascii="Calibri" w:hAnsi="Calibri" w:cs="Calibri"/>
+              </w:rPr>
+            </w:pPr>
+            <w:r>
+              <w:rPr>
+                <w:rFonts w:ascii="Calibri" w:hAnsi="Calibri" w:cs="Calibri"/>
                 <w:sz w:val="20"/>
                 <w:szCs w:val="20"/>
               </w:rPr>
@@ -2049,6 +2254,7 @@
             <w:proofErr w:type="gramStart"/>
             <w:r>
               <w:rPr>
+                <w:rFonts w:ascii="Calibri" w:hAnsi="Calibri" w:cs="Calibri"/>
                 <w:sz w:val="20"/>
                 <w:szCs w:val="20"/>
               </w:rPr>
@@ -2057,6 +2263,7 @@
             <w:proofErr w:type="gramEnd"/>
             <w:r>
               <w:rPr>
+                <w:rFonts w:ascii="Calibri" w:hAnsi="Calibri" w:cs="Calibri"/>
                 <w:sz w:val="20"/>
                 <w:szCs w:val="20"/>
               </w:rPr>
@@ -2077,9 +2284,15 @@
             </w:tcMar>
           </w:tcPr>
           <w:p>
+            <w:pPr>
+              <w:rPr>
+                <w:rFonts w:ascii="Calibri" w:hAnsi="Calibri" w:cs="Calibri"/>
+              </w:rPr>
+            </w:pPr>
             <w:proofErr w:type="gramStart"/>
             <w:r>
               <w:rPr>
+                <w:rFonts w:ascii="Calibri" w:hAnsi="Calibri" w:cs="Calibri"/>
                 <w:sz w:val="20"/>
                 <w:szCs w:val="20"/>
               </w:rPr>
@@ -2088,6 +2301,7 @@
             <w:proofErr w:type="gramEnd"/>
             <w:r>
               <w:rPr>
+                <w:rFonts w:ascii="Calibri" w:hAnsi="Calibri" w:cs="Calibri"/>
                 <w:sz w:val="20"/>
                 <w:szCs w:val="20"/>
               </w:rPr>
@@ -2106,8 +2320,14 @@
             </w:tcMar>
           </w:tcPr>
           <w:p>
-            <w:r>
-              <w:rPr>
+            <w:pPr>
+              <w:rPr>
+                <w:rFonts w:ascii="Calibri" w:hAnsi="Calibri" w:cs="Calibri"/>
+              </w:rPr>
+            </w:pPr>
+            <w:r>
+              <w:rPr>
+                <w:rFonts w:ascii="Calibri" w:hAnsi="Calibri" w:cs="Calibri"/>
                 <w:sz w:val="20"/>
                 <w:szCs w:val="20"/>
               </w:rPr>
@@ -2126,8 +2346,14 @@
             </w:tcMar>
           </w:tcPr>
           <w:p>
-            <w:r>
-              <w:rPr>
+            <w:pPr>
+              <w:rPr>
+                <w:rFonts w:ascii="Calibri" w:hAnsi="Calibri" w:cs="Calibri"/>
+              </w:rPr>
+            </w:pPr>
+            <w:r>
+              <w:rPr>
+                <w:rFonts w:ascii="Calibri" w:hAnsi="Calibri" w:cs="Calibri"/>
                 <w:sz w:val="20"/>
                 <w:szCs w:val="20"/>
               </w:rPr>
@@ -2148,9 +2374,15 @@
             </w:tcMar>
           </w:tcPr>
           <w:p>
+            <w:pPr>
+              <w:rPr>
+                <w:rFonts w:ascii="Calibri" w:hAnsi="Calibri" w:cs="Calibri"/>
+              </w:rPr>
+            </w:pPr>
             <w:proofErr w:type="gramStart"/>
             <w:r>
               <w:rPr>
+                <w:rFonts w:ascii="Calibri" w:hAnsi="Calibri" w:cs="Calibri"/>
                 <w:sz w:val="20"/>
                 <w:szCs w:val="20"/>
               </w:rPr>
@@ -2159,6 +2391,7 @@
             <w:proofErr w:type="gramEnd"/>
             <w:r>
               <w:rPr>
+                <w:rFonts w:ascii="Calibri" w:hAnsi="Calibri" w:cs="Calibri"/>
                 <w:sz w:val="20"/>
                 <w:szCs w:val="20"/>
               </w:rPr>
@@ -2177,8 +2410,14 @@
             </w:tcMar>
           </w:tcPr>
           <w:p>
-            <w:r>
-              <w:rPr>
+            <w:pPr>
+              <w:rPr>
+                <w:rFonts w:ascii="Calibri" w:hAnsi="Calibri" w:cs="Calibri"/>
+              </w:rPr>
+            </w:pPr>
+            <w:r>
+              <w:rPr>
+                <w:rFonts w:ascii="Calibri" w:hAnsi="Calibri" w:cs="Calibri"/>
                 <w:sz w:val="20"/>
                 <w:szCs w:val="20"/>
               </w:rPr>
@@ -2197,8 +2436,14 @@
             </w:tcMar>
           </w:tcPr>
           <w:p>
-            <w:r>
-              <w:rPr>
+            <w:pPr>
+              <w:rPr>
+                <w:rFonts w:ascii="Calibri" w:hAnsi="Calibri" w:cs="Calibri"/>
+              </w:rPr>
+            </w:pPr>
+            <w:r>
+              <w:rPr>
+                <w:rFonts w:ascii="Calibri" w:hAnsi="Calibri" w:cs="Calibri"/>
                 <w:sz w:val="20"/>
                 <w:szCs w:val="20"/>
               </w:rPr>
@@ -2219,10 +2464,16 @@
             </w:tcMar>
           </w:tcPr>
           <w:p>
+            <w:pPr>
+              <w:rPr>
+                <w:rFonts w:ascii="Calibri" w:hAnsi="Calibri" w:cs="Calibri"/>
+              </w:rPr>
+            </w:pPr>
             <w:proofErr w:type="spellStart"/>
             <w:proofErr w:type="gramStart"/>
             <w:r>
               <w:rPr>
+                <w:rFonts w:ascii="Calibri" w:hAnsi="Calibri" w:cs="Calibri"/>
                 <w:sz w:val="20"/>
                 <w:szCs w:val="20"/>
               </w:rPr>
@@ -2231,6 +2482,7 @@
             <w:proofErr w:type="spellEnd"/>
             <w:r>
               <w:rPr>
+                <w:rFonts w:ascii="Calibri" w:hAnsi="Calibri" w:cs="Calibri"/>
                 <w:sz w:val="20"/>
                 <w:szCs w:val="20"/>
               </w:rPr>
@@ -2239,6 +2491,7 @@
             <w:proofErr w:type="gramEnd"/>
             <w:r>
               <w:rPr>
+                <w:rFonts w:ascii="Calibri" w:hAnsi="Calibri" w:cs="Calibri"/>
                 <w:sz w:val="20"/>
                 <w:szCs w:val="20"/>
               </w:rPr>
@@ -2257,8 +2510,14 @@
             </w:tcMar>
           </w:tcPr>
           <w:p>
-            <w:r>
-              <w:rPr>
+            <w:pPr>
+              <w:rPr>
+                <w:rFonts w:ascii="Calibri" w:hAnsi="Calibri" w:cs="Calibri"/>
+              </w:rPr>
+            </w:pPr>
+            <w:r>
+              <w:rPr>
+                <w:rFonts w:ascii="Calibri" w:hAnsi="Calibri" w:cs="Calibri"/>
                 <w:sz w:val="20"/>
                 <w:szCs w:val="20"/>
               </w:rPr>
@@ -2277,8 +2536,14 @@
             </w:tcMar>
           </w:tcPr>
           <w:p>
-            <w:r>
-              <w:rPr>
+            <w:pPr>
+              <w:rPr>
+                <w:rFonts w:ascii="Calibri" w:hAnsi="Calibri" w:cs="Calibri"/>
+              </w:rPr>
+            </w:pPr>
+            <w:r>
+              <w:rPr>
+                <w:rFonts w:ascii="Calibri" w:hAnsi="Calibri" w:cs="Calibri"/>
                 <w:sz w:val="20"/>
                 <w:szCs w:val="20"/>
               </w:rPr>
@@ -2287,6 +2552,7 @@
             <w:proofErr w:type="gramStart"/>
             <w:r>
               <w:rPr>
+                <w:rFonts w:ascii="Calibri" w:hAnsi="Calibri" w:cs="Calibri"/>
                 <w:sz w:val="20"/>
                 <w:szCs w:val="20"/>
               </w:rPr>
@@ -2295,6 +2561,7 @@
             <w:proofErr w:type="gramEnd"/>
             <w:r>
               <w:rPr>
+                <w:rFonts w:ascii="Calibri" w:hAnsi="Calibri" w:cs="Calibri"/>
                 <w:sz w:val="20"/>
                 <w:szCs w:val="20"/>
               </w:rPr>
@@ -2303,6 +2570,7 @@
             <w:proofErr w:type="gramStart"/>
             <w:r>
               <w:rPr>
+                <w:rFonts w:ascii="Calibri" w:hAnsi="Calibri" w:cs="Calibri"/>
                 <w:sz w:val="20"/>
                 <w:szCs w:val="20"/>
               </w:rPr>
@@ -2311,6 +2579,7 @@
             <w:proofErr w:type="gramEnd"/>
             <w:r>
               <w:rPr>
+                <w:rFonts w:ascii="Calibri" w:hAnsi="Calibri" w:cs="Calibri"/>
                 <w:sz w:val="20"/>
                 <w:szCs w:val="20"/>
               </w:rPr>
@@ -2331,10 +2600,16 @@
             </w:tcMar>
           </w:tcPr>
           <w:p>
+            <w:pPr>
+              <w:rPr>
+                <w:rFonts w:ascii="Calibri" w:hAnsi="Calibri" w:cs="Calibri"/>
+              </w:rPr>
+            </w:pPr>
             <w:proofErr w:type="spellStart"/>
             <w:proofErr w:type="gramStart"/>
             <w:r>
               <w:rPr>
+                <w:rFonts w:ascii="Calibri" w:hAnsi="Calibri" w:cs="Calibri"/>
                 <w:sz w:val="20"/>
                 <w:szCs w:val="20"/>
               </w:rPr>
@@ -2343,6 +2618,7 @@
             <w:proofErr w:type="spellEnd"/>
             <w:r>
               <w:rPr>
+                <w:rFonts w:ascii="Calibri" w:hAnsi="Calibri" w:cs="Calibri"/>
                 <w:sz w:val="20"/>
                 <w:szCs w:val="20"/>
               </w:rPr>
@@ -2351,6 +2627,7 @@
             <w:proofErr w:type="gramEnd"/>
             <w:r>
               <w:rPr>
+                <w:rFonts w:ascii="Calibri" w:hAnsi="Calibri" w:cs="Calibri"/>
                 <w:sz w:val="20"/>
                 <w:szCs w:val="20"/>
               </w:rPr>
@@ -2369,8 +2646,14 @@
             </w:tcMar>
           </w:tcPr>
           <w:p>
-            <w:r>
-              <w:rPr>
+            <w:pPr>
+              <w:rPr>
+                <w:rFonts w:ascii="Calibri" w:hAnsi="Calibri" w:cs="Calibri"/>
+              </w:rPr>
+            </w:pPr>
+            <w:r>
+              <w:rPr>
+                <w:rFonts w:ascii="Calibri" w:hAnsi="Calibri" w:cs="Calibri"/>
                 <w:sz w:val="20"/>
                 <w:szCs w:val="20"/>
               </w:rPr>
@@ -2389,8 +2672,14 @@
             </w:tcMar>
           </w:tcPr>
           <w:p>
-            <w:r>
-              <w:rPr>
+            <w:pPr>
+              <w:rPr>
+                <w:rFonts w:ascii="Calibri" w:hAnsi="Calibri" w:cs="Calibri"/>
+              </w:rPr>
+            </w:pPr>
+            <w:r>
+              <w:rPr>
+                <w:rFonts w:ascii="Calibri" w:hAnsi="Calibri" w:cs="Calibri"/>
                 <w:sz w:val="20"/>
                 <w:szCs w:val="20"/>
               </w:rPr>
@@ -2399,6 +2688,7 @@
             <w:proofErr w:type="gramStart"/>
             <w:r>
               <w:rPr>
+                <w:rFonts w:ascii="Calibri" w:hAnsi="Calibri" w:cs="Calibri"/>
                 <w:sz w:val="20"/>
                 <w:szCs w:val="20"/>
               </w:rPr>
@@ -2407,6 +2697,7 @@
             <w:proofErr w:type="gramEnd"/>
             <w:r>
               <w:rPr>
+                <w:rFonts w:ascii="Calibri" w:hAnsi="Calibri" w:cs="Calibri"/>
                 <w:sz w:val="20"/>
                 <w:szCs w:val="20"/>
               </w:rPr>
@@ -2427,10 +2718,16 @@
             </w:tcMar>
           </w:tcPr>
           <w:p>
+            <w:pPr>
+              <w:rPr>
+                <w:rFonts w:ascii="Calibri" w:hAnsi="Calibri" w:cs="Calibri"/>
+              </w:rPr>
+            </w:pPr>
             <w:proofErr w:type="spellStart"/>
             <w:proofErr w:type="gramStart"/>
             <w:r>
               <w:rPr>
+                <w:rFonts w:ascii="Calibri" w:hAnsi="Calibri" w:cs="Calibri"/>
                 <w:sz w:val="20"/>
                 <w:szCs w:val="20"/>
               </w:rPr>
@@ -2439,6 +2736,7 @@
             <w:proofErr w:type="spellEnd"/>
             <w:r>
               <w:rPr>
+                <w:rFonts w:ascii="Calibri" w:hAnsi="Calibri" w:cs="Calibri"/>
                 <w:sz w:val="20"/>
                 <w:szCs w:val="20"/>
               </w:rPr>
@@ -2447,6 +2745,7 @@
             <w:proofErr w:type="gramEnd"/>
             <w:r>
               <w:rPr>
+                <w:rFonts w:ascii="Calibri" w:hAnsi="Calibri" w:cs="Calibri"/>
                 <w:sz w:val="20"/>
                 <w:szCs w:val="20"/>
               </w:rPr>
@@ -2465,8 +2764,14 @@
             </w:tcMar>
           </w:tcPr>
           <w:p>
-            <w:r>
-              <w:rPr>
+            <w:pPr>
+              <w:rPr>
+                <w:rFonts w:ascii="Calibri" w:hAnsi="Calibri" w:cs="Calibri"/>
+              </w:rPr>
+            </w:pPr>
+            <w:r>
+              <w:rPr>
+                <w:rFonts w:ascii="Calibri" w:hAnsi="Calibri" w:cs="Calibri"/>
                 <w:sz w:val="20"/>
                 <w:szCs w:val="20"/>
               </w:rPr>
@@ -2485,8 +2790,14 @@
             </w:tcMar>
           </w:tcPr>
           <w:p>
-            <w:r>
-              <w:rPr>
+            <w:pPr>
+              <w:rPr>
+                <w:rFonts w:ascii="Calibri" w:hAnsi="Calibri" w:cs="Calibri"/>
+              </w:rPr>
+            </w:pPr>
+            <w:r>
+              <w:rPr>
+                <w:rFonts w:ascii="Calibri" w:hAnsi="Calibri" w:cs="Calibri"/>
                 <w:sz w:val="20"/>
                 <w:szCs w:val="20"/>
               </w:rPr>
@@ -2495,6 +2806,7 @@
             <w:proofErr w:type="gramStart"/>
             <w:r>
               <w:rPr>
+                <w:rFonts w:ascii="Calibri" w:hAnsi="Calibri" w:cs="Calibri"/>
                 <w:sz w:val="20"/>
                 <w:szCs w:val="20"/>
               </w:rPr>
@@ -2503,6 +2815,7 @@
             <w:proofErr w:type="gramEnd"/>
             <w:r>
               <w:rPr>
+                <w:rFonts w:ascii="Calibri" w:hAnsi="Calibri" w:cs="Calibri"/>
                 <w:sz w:val="20"/>
                 <w:szCs w:val="20"/>
               </w:rPr>
@@ -2515,33 +2828,52 @@
     <w:p>
       <w:pPr>
         <w:spacing w:after="160"/>
+        <w:rPr>
+          <w:rFonts w:ascii="Calibri" w:hAnsi="Calibri" w:cs="Calibri"/>
+        </w:rPr>
       </w:pPr>
     </w:p>
     <w:p>
       <w:pPr>
         <w:spacing w:after="80"/>
-      </w:pPr>
-      <w:r>
-        <w:rPr>
+        <w:rPr>
+          <w:rFonts w:ascii="Calibri" w:hAnsi="Calibri" w:cs="Calibri"/>
+        </w:rPr>
+      </w:pPr>
+      <w:r>
+        <w:rPr>
+          <w:rFonts w:ascii="Calibri" w:hAnsi="Calibri" w:cs="Calibri"/>
           <w:b/>
           <w:bCs/>
         </w:rPr>
         <w:t>Key concept:</w:t>
       </w:r>
       <w:r>
+        <w:rPr>
+          <w:rFonts w:ascii="Calibri" w:hAnsi="Calibri" w:cs="Calibri"/>
+        </w:rPr>
         <w:t xml:space="preserve"> Linux separates "copy this process" (fork) from "run a new program" (exec). Windows combines both into </w:t>
       </w:r>
       <w:proofErr w:type="spellStart"/>
       <w:proofErr w:type="gramStart"/>
       <w:r>
+        <w:rPr>
+          <w:rFonts w:ascii="Calibri" w:hAnsi="Calibri" w:cs="Calibri"/>
+        </w:rPr>
         <w:t>CreateProcess</w:t>
       </w:r>
       <w:proofErr w:type="spellEnd"/>
       <w:r>
+        <w:rPr>
+          <w:rFonts w:ascii="Calibri" w:hAnsi="Calibri" w:cs="Calibri"/>
+        </w:rPr>
         <w:t>(</w:t>
       </w:r>
       <w:proofErr w:type="gramEnd"/>
       <w:r>
+        <w:rPr>
+          <w:rFonts w:ascii="Calibri" w:hAnsi="Calibri" w:cs="Calibri"/>
+        </w:rPr>
         <w:t>).</w:t>
       </w:r>
     </w:p>
@@ -2553,9 +2885,13 @@
         <w:shd w:val="clear" w:color="auto" w:fill="EAF2FB"/>
         <w:spacing w:before="60" w:after="140"/>
         <w:ind w:left="360"/>
-      </w:pPr>
-      <w:r>
-        <w:rPr>
+        <w:rPr>
+          <w:rFonts w:ascii="Calibri" w:hAnsi="Calibri" w:cs="Calibri"/>
+        </w:rPr>
+      </w:pPr>
+      <w:r>
+        <w:rPr>
+          <w:rFonts w:ascii="Calibri" w:hAnsi="Calibri" w:cs="Calibri"/>
           <w:b/>
           <w:bCs/>
           <w:color w:val="1F4E79"/>
@@ -2565,6 +2901,7 @@
       <w:proofErr w:type="gramStart"/>
       <w:r>
         <w:rPr>
+          <w:rFonts w:ascii="Calibri" w:hAnsi="Calibri" w:cs="Calibri"/>
           <w:i/>
           <w:iCs/>
         </w:rPr>
@@ -2573,6 +2910,7 @@
       <w:proofErr w:type="gramEnd"/>
       <w:r>
         <w:rPr>
+          <w:rFonts w:ascii="Calibri" w:hAnsi="Calibri" w:cs="Calibri"/>
           <w:i/>
           <w:iCs/>
         </w:rPr>
@@ -2581,6 +2919,7 @@
       <w:proofErr w:type="gramStart"/>
       <w:r>
         <w:rPr>
+          <w:rFonts w:ascii="Calibri" w:hAnsi="Calibri" w:cs="Calibri"/>
           <w:i/>
           <w:iCs/>
         </w:rPr>
@@ -2589,6 +2928,7 @@
       <w:proofErr w:type="gramEnd"/>
       <w:r>
         <w:rPr>
+          <w:rFonts w:ascii="Calibri" w:hAnsi="Calibri" w:cs="Calibri"/>
           <w:i/>
           <w:iCs/>
         </w:rPr>
@@ -2641,8 +2981,14 @@
             </w:tcMar>
           </w:tcPr>
           <w:p>
-            <w:r>
-              <w:rPr>
+            <w:pPr>
+              <w:rPr>
+                <w:rFonts w:ascii="Calibri" w:hAnsi="Calibri" w:cs="Calibri"/>
+              </w:rPr>
+            </w:pPr>
+            <w:r>
+              <w:rPr>
+                <w:rFonts w:ascii="Calibri" w:hAnsi="Calibri" w:cs="Calibri"/>
                 <w:b/>
                 <w:bCs/>
                 <w:color w:val="FFFFFF"/>
@@ -2665,8 +3011,14 @@
             </w:tcMar>
           </w:tcPr>
           <w:p>
-            <w:r>
-              <w:rPr>
+            <w:pPr>
+              <w:rPr>
+                <w:rFonts w:ascii="Calibri" w:hAnsi="Calibri" w:cs="Calibri"/>
+              </w:rPr>
+            </w:pPr>
+            <w:r>
+              <w:rPr>
+                <w:rFonts w:ascii="Calibri" w:hAnsi="Calibri" w:cs="Calibri"/>
                 <w:b/>
                 <w:bCs/>
                 <w:color w:val="FFFFFF"/>
@@ -2689,8 +3041,14 @@
             </w:tcMar>
           </w:tcPr>
           <w:p>
-            <w:r>
-              <w:rPr>
+            <w:pPr>
+              <w:rPr>
+                <w:rFonts w:ascii="Calibri" w:hAnsi="Calibri" w:cs="Calibri"/>
+              </w:rPr>
+            </w:pPr>
+            <w:r>
+              <w:rPr>
+                <w:rFonts w:ascii="Calibri" w:hAnsi="Calibri" w:cs="Calibri"/>
                 <w:b/>
                 <w:bCs/>
                 <w:color w:val="FFFFFF"/>
@@ -2714,9 +3072,15 @@
             </w:tcMar>
           </w:tcPr>
           <w:p>
+            <w:pPr>
+              <w:rPr>
+                <w:rFonts w:ascii="Calibri" w:hAnsi="Calibri" w:cs="Calibri"/>
+              </w:rPr>
+            </w:pPr>
             <w:proofErr w:type="gramStart"/>
             <w:r>
               <w:rPr>
+                <w:rFonts w:ascii="Calibri" w:hAnsi="Calibri" w:cs="Calibri"/>
                 <w:sz w:val="20"/>
                 <w:szCs w:val="20"/>
               </w:rPr>
@@ -2725,6 +3089,7 @@
             <w:proofErr w:type="gramEnd"/>
             <w:r>
               <w:rPr>
+                <w:rFonts w:ascii="Calibri" w:hAnsi="Calibri" w:cs="Calibri"/>
                 <w:sz w:val="20"/>
                 <w:szCs w:val="20"/>
               </w:rPr>
@@ -2743,8 +3108,14 @@
             </w:tcMar>
           </w:tcPr>
           <w:p>
-            <w:r>
-              <w:rPr>
+            <w:pPr>
+              <w:rPr>
+                <w:rFonts w:ascii="Calibri" w:hAnsi="Calibri" w:cs="Calibri"/>
+              </w:rPr>
+            </w:pPr>
+            <w:r>
+              <w:rPr>
+                <w:rFonts w:ascii="Calibri" w:hAnsi="Calibri" w:cs="Calibri"/>
                 <w:sz w:val="20"/>
                 <w:szCs w:val="20"/>
               </w:rPr>
@@ -2763,8 +3134,14 @@
             </w:tcMar>
           </w:tcPr>
           <w:p>
-            <w:r>
-              <w:rPr>
+            <w:pPr>
+              <w:rPr>
+                <w:rFonts w:ascii="Calibri" w:hAnsi="Calibri" w:cs="Calibri"/>
+              </w:rPr>
+            </w:pPr>
+            <w:r>
+              <w:rPr>
+                <w:rFonts w:ascii="Calibri" w:hAnsi="Calibri" w:cs="Calibri"/>
                 <w:sz w:val="20"/>
                 <w:szCs w:val="20"/>
               </w:rPr>
@@ -2785,9 +3162,15 @@
             </w:tcMar>
           </w:tcPr>
           <w:p>
+            <w:pPr>
+              <w:rPr>
+                <w:rFonts w:ascii="Calibri" w:hAnsi="Calibri" w:cs="Calibri"/>
+              </w:rPr>
+            </w:pPr>
             <w:proofErr w:type="gramStart"/>
             <w:r>
               <w:rPr>
+                <w:rFonts w:ascii="Calibri" w:hAnsi="Calibri" w:cs="Calibri"/>
                 <w:sz w:val="20"/>
                 <w:szCs w:val="20"/>
               </w:rPr>
@@ -2796,6 +3179,7 @@
             <w:proofErr w:type="gramEnd"/>
             <w:r>
               <w:rPr>
+                <w:rFonts w:ascii="Calibri" w:hAnsi="Calibri" w:cs="Calibri"/>
                 <w:sz w:val="20"/>
                 <w:szCs w:val="20"/>
               </w:rPr>
@@ -2814,8 +3198,14 @@
             </w:tcMar>
           </w:tcPr>
           <w:p>
-            <w:r>
-              <w:rPr>
+            <w:pPr>
+              <w:rPr>
+                <w:rFonts w:ascii="Calibri" w:hAnsi="Calibri" w:cs="Calibri"/>
+              </w:rPr>
+            </w:pPr>
+            <w:r>
+              <w:rPr>
+                <w:rFonts w:ascii="Calibri" w:hAnsi="Calibri" w:cs="Calibri"/>
                 <w:sz w:val="20"/>
                 <w:szCs w:val="20"/>
               </w:rPr>
@@ -2834,8 +3224,14 @@
             </w:tcMar>
           </w:tcPr>
           <w:p>
-            <w:r>
-              <w:rPr>
+            <w:pPr>
+              <w:rPr>
+                <w:rFonts w:ascii="Calibri" w:hAnsi="Calibri" w:cs="Calibri"/>
+              </w:rPr>
+            </w:pPr>
+            <w:r>
+              <w:rPr>
+                <w:rFonts w:ascii="Calibri" w:hAnsi="Calibri" w:cs="Calibri"/>
                 <w:sz w:val="20"/>
                 <w:szCs w:val="20"/>
               </w:rPr>
@@ -2856,9 +3252,15 @@
             </w:tcMar>
           </w:tcPr>
           <w:p>
+            <w:pPr>
+              <w:rPr>
+                <w:rFonts w:ascii="Calibri" w:hAnsi="Calibri" w:cs="Calibri"/>
+              </w:rPr>
+            </w:pPr>
             <w:proofErr w:type="gramStart"/>
             <w:r>
               <w:rPr>
+                <w:rFonts w:ascii="Calibri" w:hAnsi="Calibri" w:cs="Calibri"/>
                 <w:sz w:val="20"/>
                 <w:szCs w:val="20"/>
               </w:rPr>
@@ -2867,6 +3269,7 @@
             <w:proofErr w:type="gramEnd"/>
             <w:r>
               <w:rPr>
+                <w:rFonts w:ascii="Calibri" w:hAnsi="Calibri" w:cs="Calibri"/>
                 <w:sz w:val="20"/>
                 <w:szCs w:val="20"/>
               </w:rPr>
@@ -2885,8 +3288,14 @@
             </w:tcMar>
           </w:tcPr>
           <w:p>
-            <w:r>
-              <w:rPr>
+            <w:pPr>
+              <w:rPr>
+                <w:rFonts w:ascii="Calibri" w:hAnsi="Calibri" w:cs="Calibri"/>
+              </w:rPr>
+            </w:pPr>
+            <w:r>
+              <w:rPr>
+                <w:rFonts w:ascii="Calibri" w:hAnsi="Calibri" w:cs="Calibri"/>
                 <w:sz w:val="20"/>
                 <w:szCs w:val="20"/>
               </w:rPr>
@@ -2905,8 +3314,14 @@
             </w:tcMar>
           </w:tcPr>
           <w:p>
-            <w:r>
-              <w:rPr>
+            <w:pPr>
+              <w:rPr>
+                <w:rFonts w:ascii="Calibri" w:hAnsi="Calibri" w:cs="Calibri"/>
+              </w:rPr>
+            </w:pPr>
+            <w:r>
+              <w:rPr>
+                <w:rFonts w:ascii="Calibri" w:hAnsi="Calibri" w:cs="Calibri"/>
                 <w:sz w:val="20"/>
                 <w:szCs w:val="20"/>
               </w:rPr>
@@ -2927,9 +3342,15 @@
             </w:tcMar>
           </w:tcPr>
           <w:p>
+            <w:pPr>
+              <w:rPr>
+                <w:rFonts w:ascii="Calibri" w:hAnsi="Calibri" w:cs="Calibri"/>
+              </w:rPr>
+            </w:pPr>
             <w:proofErr w:type="gramStart"/>
             <w:r>
               <w:rPr>
+                <w:rFonts w:ascii="Calibri" w:hAnsi="Calibri" w:cs="Calibri"/>
                 <w:sz w:val="20"/>
                 <w:szCs w:val="20"/>
               </w:rPr>
@@ -2938,6 +3359,7 @@
             <w:proofErr w:type="gramEnd"/>
             <w:r>
               <w:rPr>
+                <w:rFonts w:ascii="Calibri" w:hAnsi="Calibri" w:cs="Calibri"/>
                 <w:sz w:val="20"/>
                 <w:szCs w:val="20"/>
               </w:rPr>
@@ -2956,8 +3378,14 @@
             </w:tcMar>
           </w:tcPr>
           <w:p>
-            <w:r>
-              <w:rPr>
+            <w:pPr>
+              <w:rPr>
+                <w:rFonts w:ascii="Calibri" w:hAnsi="Calibri" w:cs="Calibri"/>
+              </w:rPr>
+            </w:pPr>
+            <w:r>
+              <w:rPr>
+                <w:rFonts w:ascii="Calibri" w:hAnsi="Calibri" w:cs="Calibri"/>
                 <w:sz w:val="20"/>
                 <w:szCs w:val="20"/>
               </w:rPr>
@@ -2976,8 +3404,14 @@
             </w:tcMar>
           </w:tcPr>
           <w:p>
-            <w:r>
-              <w:rPr>
+            <w:pPr>
+              <w:rPr>
+                <w:rFonts w:ascii="Calibri" w:hAnsi="Calibri" w:cs="Calibri"/>
+              </w:rPr>
+            </w:pPr>
+            <w:r>
+              <w:rPr>
+                <w:rFonts w:ascii="Calibri" w:hAnsi="Calibri" w:cs="Calibri"/>
                 <w:sz w:val="20"/>
                 <w:szCs w:val="20"/>
               </w:rPr>
@@ -2998,9 +3432,15 @@
             </w:tcMar>
           </w:tcPr>
           <w:p>
+            <w:pPr>
+              <w:rPr>
+                <w:rFonts w:ascii="Calibri" w:hAnsi="Calibri" w:cs="Calibri"/>
+              </w:rPr>
+            </w:pPr>
             <w:proofErr w:type="gramStart"/>
             <w:r>
               <w:rPr>
+                <w:rFonts w:ascii="Calibri" w:hAnsi="Calibri" w:cs="Calibri"/>
                 <w:sz w:val="20"/>
                 <w:szCs w:val="20"/>
               </w:rPr>
@@ -3009,6 +3449,7 @@
             <w:proofErr w:type="gramEnd"/>
             <w:r>
               <w:rPr>
+                <w:rFonts w:ascii="Calibri" w:hAnsi="Calibri" w:cs="Calibri"/>
                 <w:sz w:val="20"/>
                 <w:szCs w:val="20"/>
               </w:rPr>
@@ -3027,8 +3468,14 @@
             </w:tcMar>
           </w:tcPr>
           <w:p>
-            <w:r>
-              <w:rPr>
+            <w:pPr>
+              <w:rPr>
+                <w:rFonts w:ascii="Calibri" w:hAnsi="Calibri" w:cs="Calibri"/>
+              </w:rPr>
+            </w:pPr>
+            <w:r>
+              <w:rPr>
+                <w:rFonts w:ascii="Calibri" w:hAnsi="Calibri" w:cs="Calibri"/>
                 <w:sz w:val="20"/>
                 <w:szCs w:val="20"/>
               </w:rPr>
@@ -3047,8 +3494,14 @@
             </w:tcMar>
           </w:tcPr>
           <w:p>
-            <w:r>
-              <w:rPr>
+            <w:pPr>
+              <w:rPr>
+                <w:rFonts w:ascii="Calibri" w:hAnsi="Calibri" w:cs="Calibri"/>
+              </w:rPr>
+            </w:pPr>
+            <w:r>
+              <w:rPr>
+                <w:rFonts w:ascii="Calibri" w:hAnsi="Calibri" w:cs="Calibri"/>
                 <w:sz w:val="20"/>
                 <w:szCs w:val="20"/>
               </w:rPr>
@@ -3069,10 +3522,16 @@
             </w:tcMar>
           </w:tcPr>
           <w:p>
+            <w:pPr>
+              <w:rPr>
+                <w:rFonts w:ascii="Calibri" w:hAnsi="Calibri" w:cs="Calibri"/>
+              </w:rPr>
+            </w:pPr>
             <w:proofErr w:type="spellStart"/>
             <w:proofErr w:type="gramStart"/>
             <w:r>
               <w:rPr>
+                <w:rFonts w:ascii="Calibri" w:hAnsi="Calibri" w:cs="Calibri"/>
                 <w:sz w:val="20"/>
                 <w:szCs w:val="20"/>
               </w:rPr>
@@ -3081,6 +3540,7 @@
             <w:proofErr w:type="spellEnd"/>
             <w:r>
               <w:rPr>
+                <w:rFonts w:ascii="Calibri" w:hAnsi="Calibri" w:cs="Calibri"/>
                 <w:sz w:val="20"/>
                 <w:szCs w:val="20"/>
               </w:rPr>
@@ -3089,6 +3549,7 @@
             <w:proofErr w:type="gramEnd"/>
             <w:r>
               <w:rPr>
+                <w:rFonts w:ascii="Calibri" w:hAnsi="Calibri" w:cs="Calibri"/>
                 <w:sz w:val="20"/>
                 <w:szCs w:val="20"/>
               </w:rPr>
@@ -3107,8 +3568,14 @@
             </w:tcMar>
           </w:tcPr>
           <w:p>
-            <w:r>
-              <w:rPr>
+            <w:pPr>
+              <w:rPr>
+                <w:rFonts w:ascii="Calibri" w:hAnsi="Calibri" w:cs="Calibri"/>
+              </w:rPr>
+            </w:pPr>
+            <w:r>
+              <w:rPr>
+                <w:rFonts w:ascii="Calibri" w:hAnsi="Calibri" w:cs="Calibri"/>
                 <w:sz w:val="20"/>
                 <w:szCs w:val="20"/>
               </w:rPr>
@@ -3127,8 +3594,14 @@
             </w:tcMar>
           </w:tcPr>
           <w:p>
-            <w:r>
-              <w:rPr>
+            <w:pPr>
+              <w:rPr>
+                <w:rFonts w:ascii="Calibri" w:hAnsi="Calibri" w:cs="Calibri"/>
+              </w:rPr>
+            </w:pPr>
+            <w:r>
+              <w:rPr>
+                <w:rFonts w:ascii="Calibri" w:hAnsi="Calibri" w:cs="Calibri"/>
                 <w:sz w:val="20"/>
                 <w:szCs w:val="20"/>
               </w:rPr>
@@ -3149,10 +3622,16 @@
             </w:tcMar>
           </w:tcPr>
           <w:p>
+            <w:pPr>
+              <w:rPr>
+                <w:rFonts w:ascii="Calibri" w:hAnsi="Calibri" w:cs="Calibri"/>
+              </w:rPr>
+            </w:pPr>
             <w:proofErr w:type="spellStart"/>
             <w:proofErr w:type="gramStart"/>
             <w:r>
               <w:rPr>
+                <w:rFonts w:ascii="Calibri" w:hAnsi="Calibri" w:cs="Calibri"/>
                 <w:sz w:val="20"/>
                 <w:szCs w:val="20"/>
               </w:rPr>
@@ -3161,6 +3640,7 @@
             <w:proofErr w:type="spellEnd"/>
             <w:r>
               <w:rPr>
+                <w:rFonts w:ascii="Calibri" w:hAnsi="Calibri" w:cs="Calibri"/>
                 <w:sz w:val="20"/>
                 <w:szCs w:val="20"/>
               </w:rPr>
@@ -3169,6 +3649,7 @@
             <w:proofErr w:type="gramEnd"/>
             <w:r>
               <w:rPr>
+                <w:rFonts w:ascii="Calibri" w:hAnsi="Calibri" w:cs="Calibri"/>
                 <w:sz w:val="20"/>
                 <w:szCs w:val="20"/>
               </w:rPr>
@@ -3187,8 +3668,14 @@
             </w:tcMar>
           </w:tcPr>
           <w:p>
-            <w:r>
-              <w:rPr>
+            <w:pPr>
+              <w:rPr>
+                <w:rFonts w:ascii="Calibri" w:hAnsi="Calibri" w:cs="Calibri"/>
+              </w:rPr>
+            </w:pPr>
+            <w:r>
+              <w:rPr>
+                <w:rFonts w:ascii="Calibri" w:hAnsi="Calibri" w:cs="Calibri"/>
                 <w:sz w:val="20"/>
                 <w:szCs w:val="20"/>
               </w:rPr>
@@ -3207,8 +3694,14 @@
             </w:tcMar>
           </w:tcPr>
           <w:p>
-            <w:r>
-              <w:rPr>
+            <w:pPr>
+              <w:rPr>
+                <w:rFonts w:ascii="Calibri" w:hAnsi="Calibri" w:cs="Calibri"/>
+              </w:rPr>
+            </w:pPr>
+            <w:r>
+              <w:rPr>
+                <w:rFonts w:ascii="Calibri" w:hAnsi="Calibri" w:cs="Calibri"/>
                 <w:sz w:val="20"/>
                 <w:szCs w:val="20"/>
               </w:rPr>
@@ -3229,10 +3722,16 @@
             </w:tcMar>
           </w:tcPr>
           <w:p>
+            <w:pPr>
+              <w:rPr>
+                <w:rFonts w:ascii="Calibri" w:hAnsi="Calibri" w:cs="Calibri"/>
+              </w:rPr>
+            </w:pPr>
             <w:proofErr w:type="spellStart"/>
             <w:proofErr w:type="gramStart"/>
             <w:r>
               <w:rPr>
+                <w:rFonts w:ascii="Calibri" w:hAnsi="Calibri" w:cs="Calibri"/>
                 <w:sz w:val="20"/>
                 <w:szCs w:val="20"/>
               </w:rPr>
@@ -3241,6 +3740,7 @@
             <w:proofErr w:type="spellEnd"/>
             <w:r>
               <w:rPr>
+                <w:rFonts w:ascii="Calibri" w:hAnsi="Calibri" w:cs="Calibri"/>
                 <w:sz w:val="20"/>
                 <w:szCs w:val="20"/>
               </w:rPr>
@@ -3249,6 +3749,7 @@
             <w:proofErr w:type="gramEnd"/>
             <w:r>
               <w:rPr>
+                <w:rFonts w:ascii="Calibri" w:hAnsi="Calibri" w:cs="Calibri"/>
                 <w:sz w:val="20"/>
                 <w:szCs w:val="20"/>
               </w:rPr>
@@ -3267,8 +3768,14 @@
             </w:tcMar>
           </w:tcPr>
           <w:p>
-            <w:r>
-              <w:rPr>
+            <w:pPr>
+              <w:rPr>
+                <w:rFonts w:ascii="Calibri" w:hAnsi="Calibri" w:cs="Calibri"/>
+              </w:rPr>
+            </w:pPr>
+            <w:r>
+              <w:rPr>
+                <w:rFonts w:ascii="Calibri" w:hAnsi="Calibri" w:cs="Calibri"/>
                 <w:sz w:val="20"/>
                 <w:szCs w:val="20"/>
               </w:rPr>
@@ -3287,8 +3794,14 @@
             </w:tcMar>
           </w:tcPr>
           <w:p>
-            <w:r>
-              <w:rPr>
+            <w:pPr>
+              <w:rPr>
+                <w:rFonts w:ascii="Calibri" w:hAnsi="Calibri" w:cs="Calibri"/>
+              </w:rPr>
+            </w:pPr>
+            <w:r>
+              <w:rPr>
+                <w:rFonts w:ascii="Calibri" w:hAnsi="Calibri" w:cs="Calibri"/>
                 <w:sz w:val="20"/>
                 <w:szCs w:val="20"/>
               </w:rPr>
@@ -3309,10 +3822,16 @@
             </w:tcMar>
           </w:tcPr>
           <w:p>
+            <w:pPr>
+              <w:rPr>
+                <w:rFonts w:ascii="Calibri" w:hAnsi="Calibri" w:cs="Calibri"/>
+              </w:rPr>
+            </w:pPr>
             <w:proofErr w:type="spellStart"/>
             <w:proofErr w:type="gramStart"/>
             <w:r>
               <w:rPr>
+                <w:rFonts w:ascii="Calibri" w:hAnsi="Calibri" w:cs="Calibri"/>
                 <w:sz w:val="20"/>
                 <w:szCs w:val="20"/>
               </w:rPr>
@@ -3321,6 +3840,7 @@
             <w:proofErr w:type="spellEnd"/>
             <w:r>
               <w:rPr>
+                <w:rFonts w:ascii="Calibri" w:hAnsi="Calibri" w:cs="Calibri"/>
                 <w:sz w:val="20"/>
                 <w:szCs w:val="20"/>
               </w:rPr>
@@ -3329,6 +3849,7 @@
             <w:proofErr w:type="gramEnd"/>
             <w:r>
               <w:rPr>
+                <w:rFonts w:ascii="Calibri" w:hAnsi="Calibri" w:cs="Calibri"/>
                 <w:sz w:val="20"/>
                 <w:szCs w:val="20"/>
               </w:rPr>
@@ -3347,8 +3868,14 @@
             </w:tcMar>
           </w:tcPr>
           <w:p>
-            <w:r>
-              <w:rPr>
+            <w:pPr>
+              <w:rPr>
+                <w:rFonts w:ascii="Calibri" w:hAnsi="Calibri" w:cs="Calibri"/>
+              </w:rPr>
+            </w:pPr>
+            <w:r>
+              <w:rPr>
+                <w:rFonts w:ascii="Calibri" w:hAnsi="Calibri" w:cs="Calibri"/>
                 <w:sz w:val="20"/>
                 <w:szCs w:val="20"/>
               </w:rPr>
@@ -3367,8 +3894,14 @@
             </w:tcMar>
           </w:tcPr>
           <w:p>
-            <w:r>
-              <w:rPr>
+            <w:pPr>
+              <w:rPr>
+                <w:rFonts w:ascii="Calibri" w:hAnsi="Calibri" w:cs="Calibri"/>
+              </w:rPr>
+            </w:pPr>
+            <w:r>
+              <w:rPr>
+                <w:rFonts w:ascii="Calibri" w:hAnsi="Calibri" w:cs="Calibri"/>
                 <w:sz w:val="20"/>
                 <w:szCs w:val="20"/>
               </w:rPr>
@@ -3377,6 +3910,7 @@
             <w:proofErr w:type="gramStart"/>
             <w:r>
               <w:rPr>
+                <w:rFonts w:ascii="Calibri" w:hAnsi="Calibri" w:cs="Calibri"/>
                 <w:sz w:val="20"/>
                 <w:szCs w:val="20"/>
               </w:rPr>
@@ -3385,6 +3919,7 @@
             <w:proofErr w:type="gramEnd"/>
             <w:r>
               <w:rPr>
+                <w:rFonts w:ascii="Calibri" w:hAnsi="Calibri" w:cs="Calibri"/>
                 <w:sz w:val="20"/>
                 <w:szCs w:val="20"/>
               </w:rPr>
@@ -3405,10 +3940,16 @@
             </w:tcMar>
           </w:tcPr>
           <w:p>
+            <w:pPr>
+              <w:rPr>
+                <w:rFonts w:ascii="Calibri" w:hAnsi="Calibri" w:cs="Calibri"/>
+              </w:rPr>
+            </w:pPr>
             <w:proofErr w:type="spellStart"/>
             <w:proofErr w:type="gramStart"/>
             <w:r>
               <w:rPr>
+                <w:rFonts w:ascii="Calibri" w:hAnsi="Calibri" w:cs="Calibri"/>
                 <w:sz w:val="20"/>
                 <w:szCs w:val="20"/>
               </w:rPr>
@@ -3417,6 +3958,7 @@
             <w:proofErr w:type="spellEnd"/>
             <w:r>
               <w:rPr>
+                <w:rFonts w:ascii="Calibri" w:hAnsi="Calibri" w:cs="Calibri"/>
                 <w:sz w:val="20"/>
                 <w:szCs w:val="20"/>
               </w:rPr>
@@ -3425,6 +3967,7 @@
             <w:proofErr w:type="gramEnd"/>
             <w:r>
               <w:rPr>
+                <w:rFonts w:ascii="Calibri" w:hAnsi="Calibri" w:cs="Calibri"/>
                 <w:sz w:val="20"/>
                 <w:szCs w:val="20"/>
               </w:rPr>
@@ -3443,8 +3986,14 @@
             </w:tcMar>
           </w:tcPr>
           <w:p>
-            <w:r>
-              <w:rPr>
+            <w:pPr>
+              <w:rPr>
+                <w:rFonts w:ascii="Calibri" w:hAnsi="Calibri" w:cs="Calibri"/>
+              </w:rPr>
+            </w:pPr>
+            <w:r>
+              <w:rPr>
+                <w:rFonts w:ascii="Calibri" w:hAnsi="Calibri" w:cs="Calibri"/>
                 <w:sz w:val="20"/>
                 <w:szCs w:val="20"/>
               </w:rPr>
@@ -3463,8 +4012,14 @@
             </w:tcMar>
           </w:tcPr>
           <w:p>
-            <w:r>
-              <w:rPr>
+            <w:pPr>
+              <w:rPr>
+                <w:rFonts w:ascii="Calibri" w:hAnsi="Calibri" w:cs="Calibri"/>
+              </w:rPr>
+            </w:pPr>
+            <w:r>
+              <w:rPr>
+                <w:rFonts w:ascii="Calibri" w:hAnsi="Calibri" w:cs="Calibri"/>
                 <w:sz w:val="20"/>
                 <w:szCs w:val="20"/>
               </w:rPr>
@@ -3473,6 +4028,7 @@
             <w:proofErr w:type="gramStart"/>
             <w:r>
               <w:rPr>
+                <w:rFonts w:ascii="Calibri" w:hAnsi="Calibri" w:cs="Calibri"/>
                 <w:sz w:val="20"/>
                 <w:szCs w:val="20"/>
               </w:rPr>
@@ -3481,6 +4037,7 @@
             <w:proofErr w:type="gramEnd"/>
             <w:r>
               <w:rPr>
+                <w:rFonts w:ascii="Calibri" w:hAnsi="Calibri" w:cs="Calibri"/>
                 <w:sz w:val="20"/>
                 <w:szCs w:val="20"/>
               </w:rPr>
@@ -3493,20 +4050,30 @@
     <w:p>
       <w:pPr>
         <w:spacing w:after="160"/>
+        <w:rPr>
+          <w:rFonts w:ascii="Calibri" w:hAnsi="Calibri" w:cs="Calibri"/>
+        </w:rPr>
       </w:pPr>
     </w:p>
     <w:p>
       <w:pPr>
         <w:spacing w:after="80"/>
-      </w:pPr>
-      <w:r>
-        <w:rPr>
+        <w:rPr>
+          <w:rFonts w:ascii="Calibri" w:hAnsi="Calibri" w:cs="Calibri"/>
+        </w:rPr>
+      </w:pPr>
+      <w:r>
+        <w:rPr>
+          <w:rFonts w:ascii="Calibri" w:hAnsi="Calibri" w:cs="Calibri"/>
           <w:b/>
           <w:bCs/>
         </w:rPr>
         <w:t>Key concept:</w:t>
       </w:r>
       <w:r>
+        <w:rPr>
+          <w:rFonts w:ascii="Calibri" w:hAnsi="Calibri" w:cs="Calibri"/>
+        </w:rPr>
         <w:t xml:space="preserve"> Linux uses file descriptors (integers); Windows uses handles (opaque references managed by the kernel). The workflow is the same: open, read/write, close.</w:t>
       </w:r>
     </w:p>
@@ -3518,9 +4085,13 @@
         <w:shd w:val="clear" w:color="auto" w:fill="EAF2FB"/>
         <w:spacing w:before="60" w:after="140"/>
         <w:ind w:left="360"/>
-      </w:pPr>
-      <w:r>
-        <w:rPr>
+        <w:rPr>
+          <w:rFonts w:ascii="Calibri" w:hAnsi="Calibri" w:cs="Calibri"/>
+        </w:rPr>
+      </w:pPr>
+      <w:r>
+        <w:rPr>
+          <w:rFonts w:ascii="Calibri" w:hAnsi="Calibri" w:cs="Calibri"/>
           <w:b/>
           <w:bCs/>
           <w:color w:val="1F4E79"/>
@@ -3530,6 +4101,7 @@
       </w:r>
       <w:r>
         <w:rPr>
+          <w:rFonts w:ascii="Calibri" w:hAnsi="Calibri" w:cs="Calibri"/>
           <w:i/>
           <w:iCs/>
         </w:rPr>
@@ -3659,9 +4231,13 @@
         <w:shd w:val="clear" w:color="auto" w:fill="EAF2FB"/>
         <w:spacing w:before="60" w:after="140"/>
         <w:ind w:left="360"/>
-      </w:pPr>
-      <w:r>
-        <w:rPr>
+        <w:rPr>
+          <w:rFonts w:ascii="Calibri" w:hAnsi="Calibri" w:cs="Calibri"/>
+        </w:rPr>
+      </w:pPr>
+      <w:r>
+        <w:rPr>
+          <w:rFonts w:ascii="Calibri" w:hAnsi="Calibri" w:cs="Calibri"/>
           <w:b/>
           <w:bCs/>
           <w:color w:val="1F4E79"/>
@@ -3670,6 +4246,7 @@
       </w:r>
       <w:r>
         <w:rPr>
+          <w:rFonts w:ascii="Calibri" w:hAnsi="Calibri" w:cs="Calibri"/>
           <w:i/>
           <w:iCs/>
         </w:rPr>
@@ -3678,6 +4255,7 @@
       <w:proofErr w:type="gramStart"/>
       <w:r>
         <w:rPr>
+          <w:rFonts w:ascii="Calibri" w:hAnsi="Calibri" w:cs="Calibri"/>
           <w:i/>
           <w:iCs/>
         </w:rPr>
@@ -3686,6 +4264,7 @@
       <w:proofErr w:type="gramEnd"/>
       <w:r>
         <w:rPr>
+          <w:rFonts w:ascii="Calibri" w:hAnsi="Calibri" w:cs="Calibri"/>
           <w:i/>
           <w:iCs/>
         </w:rPr>
@@ -3703,8 +4282,14 @@
     <w:p>
       <w:pPr>
         <w:spacing w:after="80"/>
-      </w:pPr>
-      <w:r>
+        <w:rPr>
+          <w:rFonts w:ascii="Calibri" w:hAnsi="Calibri" w:cs="Calibri"/>
+        </w:rPr>
+      </w:pPr>
+      <w:r>
+        <w:rPr>
+          <w:rFonts w:ascii="Calibri" w:hAnsi="Calibri" w:cs="Calibri"/>
+        </w:rPr>
         <w:t>When running multiple applications, total RAM required = the sum of RAM for each application plus RAM required by the operating system.</w:t>
       </w:r>
     </w:p>
@@ -3810,9 +4395,13 @@
         <w:shd w:val="clear" w:color="auto" w:fill="EAF2FB"/>
         <w:spacing w:before="60" w:after="140"/>
         <w:ind w:left="360"/>
-      </w:pPr>
-      <w:r>
-        <w:rPr>
+        <w:rPr>
+          <w:rFonts w:ascii="Calibri" w:hAnsi="Calibri" w:cs="Calibri"/>
+        </w:rPr>
+      </w:pPr>
+      <w:r>
+        <w:rPr>
+          <w:rFonts w:ascii="Calibri" w:hAnsi="Calibri" w:cs="Calibri"/>
           <w:b/>
           <w:bCs/>
           <w:color w:val="1F4E79"/>
@@ -3821,6 +4410,7 @@
       </w:r>
       <w:r>
         <w:rPr>
+          <w:rFonts w:ascii="Calibri" w:hAnsi="Calibri" w:cs="Calibri"/>
           <w:i/>
           <w:iCs/>
         </w:rPr>
@@ -3899,6 +4489,7 @@
         <w:spacing w:after="40"/>
       </w:pPr>
       <w:r>
+        <w:lastRenderedPageBreak/>
         <w:t xml:space="preserve">Not affected by magnets or magnetic fields </w:t>
       </w:r>
     </w:p>
@@ -3912,7 +4503,6 @@
         <w:spacing w:after="40"/>
       </w:pPr>
       <w:r>
-        <w:lastRenderedPageBreak/>
         <w:t>Fast read/write speeds</w:t>
       </w:r>
     </w:p>
@@ -4128,9 +4718,13 @@
         <w:shd w:val="clear" w:color="auto" w:fill="EAF2FB"/>
         <w:spacing w:before="60" w:after="140"/>
         <w:ind w:left="360"/>
-      </w:pPr>
-      <w:r>
-        <w:rPr>
+        <w:rPr>
+          <w:rFonts w:ascii="Calibri" w:hAnsi="Calibri" w:cs="Calibri"/>
+        </w:rPr>
+      </w:pPr>
+      <w:r>
+        <w:rPr>
+          <w:rFonts w:ascii="Calibri" w:hAnsi="Calibri" w:cs="Calibri"/>
           <w:b/>
           <w:bCs/>
           <w:color w:val="1F4E79"/>
@@ -4139,6 +4733,7 @@
       </w:r>
       <w:r>
         <w:rPr>
+          <w:rFonts w:ascii="Calibri" w:hAnsi="Calibri" w:cs="Calibri"/>
           <w:i/>
           <w:iCs/>
         </w:rPr>
@@ -4185,8 +4780,14 @@
             </w:tcMar>
           </w:tcPr>
           <w:p>
-            <w:r>
-              <w:rPr>
+            <w:pPr>
+              <w:rPr>
+                <w:rFonts w:ascii="Calibri" w:hAnsi="Calibri" w:cs="Calibri"/>
+              </w:rPr>
+            </w:pPr>
+            <w:r>
+              <w:rPr>
+                <w:rFonts w:ascii="Calibri" w:hAnsi="Calibri" w:cs="Calibri"/>
                 <w:b/>
                 <w:bCs/>
                 <w:color w:val="FFFFFF"/>
@@ -4209,8 +4810,14 @@
             </w:tcMar>
           </w:tcPr>
           <w:p>
-            <w:r>
-              <w:rPr>
+            <w:pPr>
+              <w:rPr>
+                <w:rFonts w:ascii="Calibri" w:hAnsi="Calibri" w:cs="Calibri"/>
+              </w:rPr>
+            </w:pPr>
+            <w:r>
+              <w:rPr>
+                <w:rFonts w:ascii="Calibri" w:hAnsi="Calibri" w:cs="Calibri"/>
                 <w:b/>
                 <w:bCs/>
                 <w:color w:val="FFFFFF"/>
@@ -4233,8 +4840,14 @@
             </w:tcMar>
           </w:tcPr>
           <w:p>
-            <w:r>
-              <w:rPr>
+            <w:pPr>
+              <w:rPr>
+                <w:rFonts w:ascii="Calibri" w:hAnsi="Calibri" w:cs="Calibri"/>
+              </w:rPr>
+            </w:pPr>
+            <w:r>
+              <w:rPr>
+                <w:rFonts w:ascii="Calibri" w:hAnsi="Calibri" w:cs="Calibri"/>
                 <w:b/>
                 <w:bCs/>
                 <w:color w:val="FFFFFF"/>
@@ -4257,8 +4870,14 @@
             </w:tcMar>
           </w:tcPr>
           <w:p>
-            <w:r>
-              <w:rPr>
+            <w:pPr>
+              <w:rPr>
+                <w:rFonts w:ascii="Calibri" w:hAnsi="Calibri" w:cs="Calibri"/>
+              </w:rPr>
+            </w:pPr>
+            <w:r>
+              <w:rPr>
+                <w:rFonts w:ascii="Calibri" w:hAnsi="Calibri" w:cs="Calibri"/>
                 <w:b/>
                 <w:bCs/>
                 <w:color w:val="FFFFFF"/>
@@ -4281,8 +4900,14 @@
             </w:tcMar>
           </w:tcPr>
           <w:p>
-            <w:r>
-              <w:rPr>
+            <w:pPr>
+              <w:rPr>
+                <w:rFonts w:ascii="Calibri" w:hAnsi="Calibri" w:cs="Calibri"/>
+              </w:rPr>
+            </w:pPr>
+            <w:r>
+              <w:rPr>
+                <w:rFonts w:ascii="Calibri" w:hAnsi="Calibri" w:cs="Calibri"/>
                 <w:b/>
                 <w:bCs/>
                 <w:color w:val="FFFFFF"/>
@@ -4306,8 +4931,14 @@
             </w:tcMar>
           </w:tcPr>
           <w:p>
-            <w:r>
-              <w:rPr>
+            <w:pPr>
+              <w:rPr>
+                <w:rFonts w:ascii="Calibri" w:hAnsi="Calibri" w:cs="Calibri"/>
+              </w:rPr>
+            </w:pPr>
+            <w:r>
+              <w:rPr>
+                <w:rFonts w:ascii="Calibri" w:hAnsi="Calibri" w:cs="Calibri"/>
                 <w:sz w:val="20"/>
                 <w:szCs w:val="20"/>
               </w:rPr>
@@ -4326,8 +4957,14 @@
             </w:tcMar>
           </w:tcPr>
           <w:p>
-            <w:r>
-              <w:rPr>
+            <w:pPr>
+              <w:rPr>
+                <w:rFonts w:ascii="Calibri" w:hAnsi="Calibri" w:cs="Calibri"/>
+              </w:rPr>
+            </w:pPr>
+            <w:r>
+              <w:rPr>
+                <w:rFonts w:ascii="Calibri" w:hAnsi="Calibri" w:cs="Calibri"/>
                 <w:sz w:val="20"/>
                 <w:szCs w:val="20"/>
               </w:rPr>
@@ -4346,8 +4983,14 @@
             </w:tcMar>
           </w:tcPr>
           <w:p>
-            <w:r>
-              <w:rPr>
+            <w:pPr>
+              <w:rPr>
+                <w:rFonts w:ascii="Calibri" w:hAnsi="Calibri" w:cs="Calibri"/>
+              </w:rPr>
+            </w:pPr>
+            <w:r>
+              <w:rPr>
+                <w:rFonts w:ascii="Calibri" w:hAnsi="Calibri" w:cs="Calibri"/>
                 <w:sz w:val="20"/>
                 <w:szCs w:val="20"/>
               </w:rPr>
@@ -4366,8 +5009,14 @@
             </w:tcMar>
           </w:tcPr>
           <w:p>
-            <w:r>
-              <w:rPr>
+            <w:pPr>
+              <w:rPr>
+                <w:rFonts w:ascii="Calibri" w:hAnsi="Calibri" w:cs="Calibri"/>
+              </w:rPr>
+            </w:pPr>
+            <w:r>
+              <w:rPr>
+                <w:rFonts w:ascii="Calibri" w:hAnsi="Calibri" w:cs="Calibri"/>
                 <w:sz w:val="20"/>
                 <w:szCs w:val="20"/>
               </w:rPr>
@@ -4386,8 +5035,14 @@
             </w:tcMar>
           </w:tcPr>
           <w:p>
-            <w:r>
-              <w:rPr>
+            <w:pPr>
+              <w:rPr>
+                <w:rFonts w:ascii="Calibri" w:hAnsi="Calibri" w:cs="Calibri"/>
+              </w:rPr>
+            </w:pPr>
+            <w:r>
+              <w:rPr>
+                <w:rFonts w:ascii="Calibri" w:hAnsi="Calibri" w:cs="Calibri"/>
                 <w:sz w:val="20"/>
                 <w:szCs w:val="20"/>
               </w:rPr>
@@ -4408,8 +5063,14 @@
             </w:tcMar>
           </w:tcPr>
           <w:p>
-            <w:r>
-              <w:rPr>
+            <w:pPr>
+              <w:rPr>
+                <w:rFonts w:ascii="Calibri" w:hAnsi="Calibri" w:cs="Calibri"/>
+              </w:rPr>
+            </w:pPr>
+            <w:r>
+              <w:rPr>
+                <w:rFonts w:ascii="Calibri" w:hAnsi="Calibri" w:cs="Calibri"/>
                 <w:sz w:val="20"/>
                 <w:szCs w:val="20"/>
               </w:rPr>
@@ -4428,8 +5089,14 @@
             </w:tcMar>
           </w:tcPr>
           <w:p>
-            <w:r>
-              <w:rPr>
+            <w:pPr>
+              <w:rPr>
+                <w:rFonts w:ascii="Calibri" w:hAnsi="Calibri" w:cs="Calibri"/>
+              </w:rPr>
+            </w:pPr>
+            <w:r>
+              <w:rPr>
+                <w:rFonts w:ascii="Calibri" w:hAnsi="Calibri" w:cs="Calibri"/>
                 <w:sz w:val="20"/>
                 <w:szCs w:val="20"/>
               </w:rPr>
@@ -4448,8 +5115,14 @@
             </w:tcMar>
           </w:tcPr>
           <w:p>
-            <w:r>
-              <w:rPr>
+            <w:pPr>
+              <w:rPr>
+                <w:rFonts w:ascii="Calibri" w:hAnsi="Calibri" w:cs="Calibri"/>
+              </w:rPr>
+            </w:pPr>
+            <w:r>
+              <w:rPr>
+                <w:rFonts w:ascii="Calibri" w:hAnsi="Calibri" w:cs="Calibri"/>
                 <w:sz w:val="20"/>
                 <w:szCs w:val="20"/>
               </w:rPr>
@@ -4468,8 +5141,14 @@
             </w:tcMar>
           </w:tcPr>
           <w:p>
-            <w:r>
-              <w:rPr>
+            <w:pPr>
+              <w:rPr>
+                <w:rFonts w:ascii="Calibri" w:hAnsi="Calibri" w:cs="Calibri"/>
+              </w:rPr>
+            </w:pPr>
+            <w:r>
+              <w:rPr>
+                <w:rFonts w:ascii="Calibri" w:hAnsi="Calibri" w:cs="Calibri"/>
                 <w:sz w:val="20"/>
                 <w:szCs w:val="20"/>
               </w:rPr>
@@ -4488,8 +5167,14 @@
             </w:tcMar>
           </w:tcPr>
           <w:p>
-            <w:r>
-              <w:rPr>
+            <w:pPr>
+              <w:rPr>
+                <w:rFonts w:ascii="Calibri" w:hAnsi="Calibri" w:cs="Calibri"/>
+              </w:rPr>
+            </w:pPr>
+            <w:r>
+              <w:rPr>
+                <w:rFonts w:ascii="Calibri" w:hAnsi="Calibri" w:cs="Calibri"/>
                 <w:sz w:val="20"/>
                 <w:szCs w:val="20"/>
               </w:rPr>
@@ -4510,8 +5195,14 @@
             </w:tcMar>
           </w:tcPr>
           <w:p>
-            <w:r>
-              <w:rPr>
+            <w:pPr>
+              <w:rPr>
+                <w:rFonts w:ascii="Calibri" w:hAnsi="Calibri" w:cs="Calibri"/>
+              </w:rPr>
+            </w:pPr>
+            <w:r>
+              <w:rPr>
+                <w:rFonts w:ascii="Calibri" w:hAnsi="Calibri" w:cs="Calibri"/>
                 <w:sz w:val="20"/>
                 <w:szCs w:val="20"/>
               </w:rPr>
@@ -4530,8 +5221,14 @@
             </w:tcMar>
           </w:tcPr>
           <w:p>
-            <w:r>
-              <w:rPr>
+            <w:pPr>
+              <w:rPr>
+                <w:rFonts w:ascii="Calibri" w:hAnsi="Calibri" w:cs="Calibri"/>
+              </w:rPr>
+            </w:pPr>
+            <w:r>
+              <w:rPr>
+                <w:rFonts w:ascii="Calibri" w:hAnsi="Calibri" w:cs="Calibri"/>
                 <w:sz w:val="20"/>
                 <w:szCs w:val="20"/>
               </w:rPr>
@@ -4550,8 +5247,14 @@
             </w:tcMar>
           </w:tcPr>
           <w:p>
-            <w:r>
-              <w:rPr>
+            <w:pPr>
+              <w:rPr>
+                <w:rFonts w:ascii="Calibri" w:hAnsi="Calibri" w:cs="Calibri"/>
+              </w:rPr>
+            </w:pPr>
+            <w:r>
+              <w:rPr>
+                <w:rFonts w:ascii="Calibri" w:hAnsi="Calibri" w:cs="Calibri"/>
                 <w:sz w:val="20"/>
                 <w:szCs w:val="20"/>
               </w:rPr>
@@ -4570,8 +5273,14 @@
             </w:tcMar>
           </w:tcPr>
           <w:p>
-            <w:r>
-              <w:rPr>
+            <w:pPr>
+              <w:rPr>
+                <w:rFonts w:ascii="Calibri" w:hAnsi="Calibri" w:cs="Calibri"/>
+              </w:rPr>
+            </w:pPr>
+            <w:r>
+              <w:rPr>
+                <w:rFonts w:ascii="Calibri" w:hAnsi="Calibri" w:cs="Calibri"/>
                 <w:sz w:val="20"/>
                 <w:szCs w:val="20"/>
               </w:rPr>
@@ -4590,8 +5299,14 @@
             </w:tcMar>
           </w:tcPr>
           <w:p>
-            <w:r>
-              <w:rPr>
+            <w:pPr>
+              <w:rPr>
+                <w:rFonts w:ascii="Calibri" w:hAnsi="Calibri" w:cs="Calibri"/>
+              </w:rPr>
+            </w:pPr>
+            <w:r>
+              <w:rPr>
+                <w:rFonts w:ascii="Calibri" w:hAnsi="Calibri" w:cs="Calibri"/>
                 <w:sz w:val="20"/>
                 <w:szCs w:val="20"/>
               </w:rPr>
@@ -4604,10 +5319,21 @@
     <w:p>
       <w:pPr>
         <w:spacing w:after="160"/>
-      </w:pPr>
-    </w:p>
-    <w:p>
-      <w:r>
+        <w:rPr>
+          <w:rFonts w:ascii="Calibri" w:hAnsi="Calibri" w:cs="Calibri"/>
+        </w:rPr>
+      </w:pPr>
+    </w:p>
+    <w:p>
+      <w:pPr>
+        <w:rPr>
+          <w:rFonts w:ascii="Calibri" w:hAnsi="Calibri" w:cs="Calibri"/>
+        </w:rPr>
+      </w:pPr>
+      <w:r>
+        <w:rPr>
+          <w:rFonts w:ascii="Calibri" w:hAnsi="Calibri" w:cs="Calibri"/>
+        </w:rPr>
         <w:br w:type="page"/>
       </w:r>
     </w:p>
@@ -4722,9 +5448,13 @@
         <w:shd w:val="clear" w:color="auto" w:fill="EAF2FB"/>
         <w:spacing w:before="60" w:after="140"/>
         <w:ind w:left="360"/>
-      </w:pPr>
-      <w:r>
-        <w:rPr>
+        <w:rPr>
+          <w:rFonts w:ascii="Calibri" w:hAnsi="Calibri" w:cs="Calibri"/>
+        </w:rPr>
+      </w:pPr>
+      <w:r>
+        <w:rPr>
+          <w:rFonts w:ascii="Calibri" w:hAnsi="Calibri" w:cs="Calibri"/>
           <w:b/>
           <w:bCs/>
           <w:color w:val="1F4E79"/>
@@ -4733,6 +5463,7 @@
       </w:r>
       <w:r>
         <w:rPr>
+          <w:rFonts w:ascii="Calibri" w:hAnsi="Calibri" w:cs="Calibri"/>
           <w:i/>
           <w:iCs/>
         </w:rPr>
@@ -4770,9 +5501,13 @@
         <w:shd w:val="clear" w:color="auto" w:fill="EAF2FB"/>
         <w:spacing w:before="60" w:after="140"/>
         <w:ind w:left="360"/>
-      </w:pPr>
-      <w:r>
-        <w:rPr>
+        <w:rPr>
+          <w:rFonts w:ascii="Calibri" w:hAnsi="Calibri" w:cs="Calibri"/>
+        </w:rPr>
+      </w:pPr>
+      <w:r>
+        <w:rPr>
+          <w:rFonts w:ascii="Calibri" w:hAnsi="Calibri" w:cs="Calibri"/>
           <w:b/>
           <w:bCs/>
           <w:color w:val="1F4E79"/>
@@ -4781,6 +5516,7 @@
       </w:r>
       <w:r>
         <w:rPr>
+          <w:rFonts w:ascii="Calibri" w:hAnsi="Calibri" w:cs="Calibri"/>
           <w:i/>
           <w:iCs/>
         </w:rPr>
@@ -4818,9 +5554,13 @@
         <w:shd w:val="clear" w:color="auto" w:fill="EAF2FB"/>
         <w:spacing w:before="60" w:after="140"/>
         <w:ind w:left="360"/>
-      </w:pPr>
-      <w:r>
-        <w:rPr>
+        <w:rPr>
+          <w:rFonts w:ascii="Calibri" w:hAnsi="Calibri" w:cs="Calibri"/>
+        </w:rPr>
+      </w:pPr>
+      <w:r>
+        <w:rPr>
+          <w:rFonts w:ascii="Calibri" w:hAnsi="Calibri" w:cs="Calibri"/>
           <w:b/>
           <w:bCs/>
           <w:color w:val="1F4E79"/>
@@ -4829,6 +5569,7 @@
       </w:r>
       <w:r>
         <w:rPr>
+          <w:rFonts w:ascii="Calibri" w:hAnsi="Calibri" w:cs="Calibri"/>
           <w:i/>
           <w:iCs/>
         </w:rPr>
@@ -4866,9 +5607,13 @@
         <w:shd w:val="clear" w:color="auto" w:fill="EAF2FB"/>
         <w:spacing w:before="60" w:after="140"/>
         <w:ind w:left="360"/>
-      </w:pPr>
-      <w:r>
-        <w:rPr>
+        <w:rPr>
+          <w:rFonts w:ascii="Calibri" w:hAnsi="Calibri" w:cs="Calibri"/>
+        </w:rPr>
+      </w:pPr>
+      <w:r>
+        <w:rPr>
+          <w:rFonts w:ascii="Calibri" w:hAnsi="Calibri" w:cs="Calibri"/>
           <w:b/>
           <w:bCs/>
           <w:color w:val="1F4E79"/>
@@ -4877,6 +5622,7 @@
       </w:r>
       <w:r>
         <w:rPr>
+          <w:rFonts w:ascii="Calibri" w:hAnsi="Calibri" w:cs="Calibri"/>
           <w:i/>
           <w:iCs/>
         </w:rPr>
@@ -4894,15 +5640,22 @@
     <w:p>
       <w:pPr>
         <w:spacing w:after="80"/>
-      </w:pPr>
-      <w:r>
-        <w:rPr>
+        <w:rPr>
+          <w:rFonts w:ascii="Calibri" w:hAnsi="Calibri" w:cs="Calibri"/>
+        </w:rPr>
+      </w:pPr>
+      <w:r>
+        <w:rPr>
+          <w:rFonts w:ascii="Calibri" w:hAnsi="Calibri" w:cs="Calibri"/>
           <w:b/>
           <w:bCs/>
         </w:rPr>
         <w:t>RAID (Redundant Array of Independent Disks)</w:t>
       </w:r>
       <w:r>
+        <w:rPr>
+          <w:rFonts w:ascii="Calibri" w:hAnsi="Calibri" w:cs="Calibri"/>
+        </w:rPr>
         <w:t xml:space="preserve"> is a data storage virtualization technology that combines multiple drives.</w:t>
       </w:r>
     </w:p>
@@ -5034,6 +5787,7 @@
           <w:b/>
           <w:bCs/>
         </w:rPr>
+        <w:lastRenderedPageBreak/>
         <w:t>RAID 10 (RAID 1 + RAID 0):</w:t>
       </w:r>
       <w:r>
@@ -5048,18 +5802,22 @@
         <w:shd w:val="clear" w:color="auto" w:fill="EAF2FB"/>
         <w:spacing w:before="60" w:after="140"/>
         <w:ind w:left="360"/>
-      </w:pPr>
-      <w:r>
-        <w:rPr>
+        <w:rPr>
+          <w:rFonts w:ascii="Calibri" w:hAnsi="Calibri" w:cs="Calibri"/>
+        </w:rPr>
+      </w:pPr>
+      <w:r>
+        <w:rPr>
+          <w:rFonts w:ascii="Calibri" w:hAnsi="Calibri" w:cs="Calibri"/>
           <w:b/>
           <w:bCs/>
           <w:color w:val="1F4E79"/>
         </w:rPr>
-        <w:lastRenderedPageBreak/>
         <w:t xml:space="preserve">Analogy: </w:t>
       </w:r>
       <w:r>
         <w:rPr>
+          <w:rFonts w:ascii="Calibri" w:hAnsi="Calibri" w:cs="Calibri"/>
           <w:i/>
           <w:iCs/>
         </w:rPr>
@@ -5068,6 +5826,7 @@
       <w:proofErr w:type="gramStart"/>
       <w:r>
         <w:rPr>
+          <w:rFonts w:ascii="Calibri" w:hAnsi="Calibri" w:cs="Calibri"/>
           <w:i/>
           <w:iCs/>
         </w:rPr>
@@ -5076,6 +5835,7 @@
       <w:proofErr w:type="gramEnd"/>
       <w:r>
         <w:rPr>
+          <w:rFonts w:ascii="Calibri" w:hAnsi="Calibri" w:cs="Calibri"/>
           <w:i/>
           <w:iCs/>
         </w:rPr>
@@ -5259,9 +6019,13 @@
         <w:shd w:val="clear" w:color="auto" w:fill="EAF2FB"/>
         <w:spacing w:before="60" w:after="140"/>
         <w:ind w:left="360"/>
-      </w:pPr>
-      <w:r>
-        <w:rPr>
+        <w:rPr>
+          <w:rFonts w:ascii="Calibri" w:hAnsi="Calibri" w:cs="Calibri"/>
+        </w:rPr>
+      </w:pPr>
+      <w:r>
+        <w:rPr>
+          <w:rFonts w:ascii="Calibri" w:hAnsi="Calibri" w:cs="Calibri"/>
           <w:b/>
           <w:bCs/>
           <w:color w:val="1F4E79"/>
@@ -5270,6 +6034,7 @@
       </w:r>
       <w:r>
         <w:rPr>
+          <w:rFonts w:ascii="Calibri" w:hAnsi="Calibri" w:cs="Calibri"/>
           <w:i/>
           <w:iCs/>
         </w:rPr>
@@ -5411,6 +6176,7 @@
         <w:spacing w:after="40"/>
       </w:pPr>
       <w:r>
+        <w:lastRenderedPageBreak/>
         <w:t>Example: a Docker container running a Node.js app with MongoDB as a sidecar container</w:t>
       </w:r>
     </w:p>
@@ -5422,18 +6188,22 @@
         <w:shd w:val="clear" w:color="auto" w:fill="EAF2FB"/>
         <w:spacing w:before="60" w:after="140"/>
         <w:ind w:left="360"/>
-      </w:pPr>
-      <w:r>
-        <w:rPr>
+        <w:rPr>
+          <w:rFonts w:ascii="Calibri" w:hAnsi="Calibri" w:cs="Calibri"/>
+        </w:rPr>
+      </w:pPr>
+      <w:r>
+        <w:rPr>
+          <w:rFonts w:ascii="Calibri" w:hAnsi="Calibri" w:cs="Calibri"/>
           <w:b/>
           <w:bCs/>
           <w:color w:val="1F4E79"/>
         </w:rPr>
-        <w:lastRenderedPageBreak/>
         <w:t xml:space="preserve">Analogy: </w:t>
       </w:r>
       <w:r>
         <w:rPr>
+          <w:rFonts w:ascii="Calibri" w:hAnsi="Calibri" w:cs="Calibri"/>
           <w:i/>
           <w:iCs/>
         </w:rPr>
@@ -5609,9 +6379,13 @@
         <w:shd w:val="clear" w:color="auto" w:fill="EAF2FB"/>
         <w:spacing w:before="60" w:after="140"/>
         <w:ind w:left="360"/>
-      </w:pPr>
-      <w:r>
-        <w:rPr>
+        <w:rPr>
+          <w:rFonts w:ascii="Calibri" w:hAnsi="Calibri" w:cs="Calibri"/>
+        </w:rPr>
+      </w:pPr>
+      <w:r>
+        <w:rPr>
+          <w:rFonts w:ascii="Calibri" w:hAnsi="Calibri" w:cs="Calibri"/>
           <w:b/>
           <w:bCs/>
           <w:color w:val="1F4E79"/>
@@ -5620,6 +6394,7 @@
       </w:r>
       <w:r>
         <w:rPr>
+          <w:rFonts w:ascii="Calibri" w:hAnsi="Calibri" w:cs="Calibri"/>
           <w:i/>
           <w:iCs/>
         </w:rPr>
@@ -5658,9 +6433,13 @@
       <w:pPr>
         <w:spacing w:before="80" w:after="160"/>
         <w:jc w:val="center"/>
-      </w:pPr>
-      <w:r>
-        <w:rPr>
+        <w:rPr>
+          <w:rFonts w:ascii="Calibri" w:hAnsi="Calibri" w:cs="Calibri"/>
+        </w:rPr>
+      </w:pPr>
+      <w:r>
+        <w:rPr>
+          <w:rFonts w:ascii="Calibri" w:hAnsi="Calibri" w:cs="Calibri"/>
           <w:noProof/>
         </w:rPr>
         <w:drawing>
@@ -5737,6 +6516,7 @@
           <w:b/>
           <w:bCs/>
         </w:rPr>
+        <w:lastRenderedPageBreak/>
         <w:t>Twisted pair</w:t>
       </w:r>
       <w:r>
@@ -5755,7 +6535,6 @@
         <w:pStyle w:val="Heading3"/>
       </w:pPr>
       <w:r>
-        <w:lastRenderedPageBreak/>
         <w:t>Protocols and Communication Modes</w:t>
       </w:r>
     </w:p>
@@ -5908,8 +6687,14 @@
             </w:tcMar>
           </w:tcPr>
           <w:p>
-            <w:r>
-              <w:rPr>
+            <w:pPr>
+              <w:rPr>
+                <w:rFonts w:ascii="Calibri" w:hAnsi="Calibri" w:cs="Calibri"/>
+              </w:rPr>
+            </w:pPr>
+            <w:r>
+              <w:rPr>
+                <w:rFonts w:ascii="Calibri" w:hAnsi="Calibri" w:cs="Calibri"/>
                 <w:b/>
                 <w:bCs/>
                 <w:color w:val="FFFFFF"/>
@@ -5932,8 +6717,14 @@
             </w:tcMar>
           </w:tcPr>
           <w:p>
-            <w:r>
-              <w:rPr>
+            <w:pPr>
+              <w:rPr>
+                <w:rFonts w:ascii="Calibri" w:hAnsi="Calibri" w:cs="Calibri"/>
+              </w:rPr>
+            </w:pPr>
+            <w:r>
+              <w:rPr>
+                <w:rFonts w:ascii="Calibri" w:hAnsi="Calibri" w:cs="Calibri"/>
                 <w:b/>
                 <w:bCs/>
                 <w:color w:val="FFFFFF"/>
@@ -5956,8 +6747,14 @@
             </w:tcMar>
           </w:tcPr>
           <w:p>
-            <w:r>
-              <w:rPr>
+            <w:pPr>
+              <w:rPr>
+                <w:rFonts w:ascii="Calibri" w:hAnsi="Calibri" w:cs="Calibri"/>
+              </w:rPr>
+            </w:pPr>
+            <w:r>
+              <w:rPr>
+                <w:rFonts w:ascii="Calibri" w:hAnsi="Calibri" w:cs="Calibri"/>
                 <w:b/>
                 <w:bCs/>
                 <w:color w:val="FFFFFF"/>
@@ -5981,8 +6778,14 @@
             </w:tcMar>
           </w:tcPr>
           <w:p>
-            <w:r>
-              <w:rPr>
+            <w:pPr>
+              <w:rPr>
+                <w:rFonts w:ascii="Calibri" w:hAnsi="Calibri" w:cs="Calibri"/>
+              </w:rPr>
+            </w:pPr>
+            <w:r>
+              <w:rPr>
+                <w:rFonts w:ascii="Calibri" w:hAnsi="Calibri" w:cs="Calibri"/>
                 <w:sz w:val="20"/>
                 <w:szCs w:val="20"/>
               </w:rPr>
@@ -6001,8 +6804,14 @@
             </w:tcMar>
           </w:tcPr>
           <w:p>
-            <w:r>
-              <w:rPr>
+            <w:pPr>
+              <w:rPr>
+                <w:rFonts w:ascii="Calibri" w:hAnsi="Calibri" w:cs="Calibri"/>
+              </w:rPr>
+            </w:pPr>
+            <w:r>
+              <w:rPr>
+                <w:rFonts w:ascii="Calibri" w:hAnsi="Calibri" w:cs="Calibri"/>
                 <w:sz w:val="20"/>
                 <w:szCs w:val="20"/>
               </w:rPr>
@@ -6021,8 +6830,14 @@
             </w:tcMar>
           </w:tcPr>
           <w:p>
-            <w:r>
-              <w:rPr>
+            <w:pPr>
+              <w:rPr>
+                <w:rFonts w:ascii="Calibri" w:hAnsi="Calibri" w:cs="Calibri"/>
+              </w:rPr>
+            </w:pPr>
+            <w:r>
+              <w:rPr>
+                <w:rFonts w:ascii="Calibri" w:hAnsi="Calibri" w:cs="Calibri"/>
                 <w:sz w:val="20"/>
                 <w:szCs w:val="20"/>
               </w:rPr>
@@ -6043,8 +6858,14 @@
             </w:tcMar>
           </w:tcPr>
           <w:p>
-            <w:r>
-              <w:rPr>
+            <w:pPr>
+              <w:rPr>
+                <w:rFonts w:ascii="Calibri" w:hAnsi="Calibri" w:cs="Calibri"/>
+              </w:rPr>
+            </w:pPr>
+            <w:r>
+              <w:rPr>
+                <w:rFonts w:ascii="Calibri" w:hAnsi="Calibri" w:cs="Calibri"/>
                 <w:sz w:val="20"/>
                 <w:szCs w:val="20"/>
               </w:rPr>
@@ -6063,8 +6884,14 @@
             </w:tcMar>
           </w:tcPr>
           <w:p>
-            <w:r>
-              <w:rPr>
+            <w:pPr>
+              <w:rPr>
+                <w:rFonts w:ascii="Calibri" w:hAnsi="Calibri" w:cs="Calibri"/>
+              </w:rPr>
+            </w:pPr>
+            <w:r>
+              <w:rPr>
+                <w:rFonts w:ascii="Calibri" w:hAnsi="Calibri" w:cs="Calibri"/>
                 <w:sz w:val="20"/>
                 <w:szCs w:val="20"/>
               </w:rPr>
@@ -6083,8 +6910,14 @@
             </w:tcMar>
           </w:tcPr>
           <w:p>
-            <w:r>
-              <w:rPr>
+            <w:pPr>
+              <w:rPr>
+                <w:rFonts w:ascii="Calibri" w:hAnsi="Calibri" w:cs="Calibri"/>
+              </w:rPr>
+            </w:pPr>
+            <w:r>
+              <w:rPr>
+                <w:rFonts w:ascii="Calibri" w:hAnsi="Calibri" w:cs="Calibri"/>
                 <w:sz w:val="20"/>
                 <w:szCs w:val="20"/>
               </w:rPr>
@@ -6105,8 +6938,14 @@
             </w:tcMar>
           </w:tcPr>
           <w:p>
-            <w:r>
-              <w:rPr>
+            <w:pPr>
+              <w:rPr>
+                <w:rFonts w:ascii="Calibri" w:hAnsi="Calibri" w:cs="Calibri"/>
+              </w:rPr>
+            </w:pPr>
+            <w:r>
+              <w:rPr>
+                <w:rFonts w:ascii="Calibri" w:hAnsi="Calibri" w:cs="Calibri"/>
                 <w:sz w:val="20"/>
                 <w:szCs w:val="20"/>
               </w:rPr>
@@ -6125,8 +6964,14 @@
             </w:tcMar>
           </w:tcPr>
           <w:p>
-            <w:r>
-              <w:rPr>
+            <w:pPr>
+              <w:rPr>
+                <w:rFonts w:ascii="Calibri" w:hAnsi="Calibri" w:cs="Calibri"/>
+              </w:rPr>
+            </w:pPr>
+            <w:r>
+              <w:rPr>
+                <w:rFonts w:ascii="Calibri" w:hAnsi="Calibri" w:cs="Calibri"/>
                 <w:sz w:val="20"/>
                 <w:szCs w:val="20"/>
               </w:rPr>
@@ -6145,8 +6990,14 @@
             </w:tcMar>
           </w:tcPr>
           <w:p>
-            <w:r>
-              <w:rPr>
+            <w:pPr>
+              <w:rPr>
+                <w:rFonts w:ascii="Calibri" w:hAnsi="Calibri" w:cs="Calibri"/>
+              </w:rPr>
+            </w:pPr>
+            <w:r>
+              <w:rPr>
+                <w:rFonts w:ascii="Calibri" w:hAnsi="Calibri" w:cs="Calibri"/>
                 <w:sz w:val="20"/>
                 <w:szCs w:val="20"/>
               </w:rPr>
@@ -6167,8 +7018,14 @@
             </w:tcMar>
           </w:tcPr>
           <w:p>
-            <w:r>
-              <w:rPr>
+            <w:pPr>
+              <w:rPr>
+                <w:rFonts w:ascii="Calibri" w:hAnsi="Calibri" w:cs="Calibri"/>
+              </w:rPr>
+            </w:pPr>
+            <w:r>
+              <w:rPr>
+                <w:rFonts w:ascii="Calibri" w:hAnsi="Calibri" w:cs="Calibri"/>
                 <w:sz w:val="20"/>
                 <w:szCs w:val="20"/>
               </w:rPr>
@@ -6187,8 +7044,14 @@
             </w:tcMar>
           </w:tcPr>
           <w:p>
-            <w:r>
-              <w:rPr>
+            <w:pPr>
+              <w:rPr>
+                <w:rFonts w:ascii="Calibri" w:hAnsi="Calibri" w:cs="Calibri"/>
+              </w:rPr>
+            </w:pPr>
+            <w:r>
+              <w:rPr>
+                <w:rFonts w:ascii="Calibri" w:hAnsi="Calibri" w:cs="Calibri"/>
                 <w:sz w:val="20"/>
                 <w:szCs w:val="20"/>
               </w:rPr>
@@ -6196,6 +7059,7 @@
             </w:r>
             <w:r>
               <w:rPr>
+                <w:rFonts w:ascii="Calibri" w:hAnsi="Calibri" w:cs="Calibri"/>
                 <w:b/>
                 <w:bCs/>
                 <w:sz w:val="20"/>
@@ -6205,6 +7069,7 @@
             </w:r>
             <w:r>
               <w:rPr>
+                <w:rFonts w:ascii="Calibri" w:hAnsi="Calibri" w:cs="Calibri"/>
                 <w:sz w:val="20"/>
                 <w:szCs w:val="20"/>
               </w:rPr>
@@ -6223,8 +7088,14 @@
             </w:tcMar>
           </w:tcPr>
           <w:p>
-            <w:r>
-              <w:rPr>
+            <w:pPr>
+              <w:rPr>
+                <w:rFonts w:ascii="Calibri" w:hAnsi="Calibri" w:cs="Calibri"/>
+              </w:rPr>
+            </w:pPr>
+            <w:r>
+              <w:rPr>
+                <w:rFonts w:ascii="Calibri" w:hAnsi="Calibri" w:cs="Calibri"/>
                 <w:sz w:val="20"/>
                 <w:szCs w:val="20"/>
               </w:rPr>
@@ -6232,6 +7103,7 @@
             </w:r>
             <w:r>
               <w:rPr>
+                <w:rFonts w:ascii="Calibri" w:hAnsi="Calibri" w:cs="Calibri"/>
                 <w:sz w:val="20"/>
                 <w:szCs w:val="20"/>
               </w:rPr>
@@ -6244,6 +7116,9 @@
     <w:p>
       <w:pPr>
         <w:spacing w:after="160"/>
+        <w:rPr>
+          <w:rFonts w:ascii="Calibri" w:hAnsi="Calibri" w:cs="Calibri"/>
+        </w:rPr>
       </w:pPr>
     </w:p>
     <w:p>
@@ -6254,9 +7129,13 @@
         <w:shd w:val="clear" w:color="auto" w:fill="EAF2FB"/>
         <w:spacing w:before="60" w:after="140"/>
         <w:ind w:left="360"/>
-      </w:pPr>
-      <w:r>
-        <w:rPr>
+        <w:rPr>
+          <w:rFonts w:ascii="Calibri" w:hAnsi="Calibri" w:cs="Calibri"/>
+        </w:rPr>
+      </w:pPr>
+      <w:r>
+        <w:rPr>
+          <w:rFonts w:ascii="Calibri" w:hAnsi="Calibri" w:cs="Calibri"/>
           <w:b/>
           <w:bCs/>
           <w:color w:val="1F4E79"/>
@@ -6265,6 +7144,7 @@
       </w:r>
       <w:r>
         <w:rPr>
+          <w:rFonts w:ascii="Calibri" w:hAnsi="Calibri" w:cs="Calibri"/>
           <w:i/>
           <w:iCs/>
         </w:rPr>
@@ -6350,6 +7230,7 @@
         <w:spacing w:after="40"/>
       </w:pPr>
       <w:r>
+        <w:lastRenderedPageBreak/>
         <w:t>Centralized structure; a dedicated server provides services and resources; clients request and receive services; common in enterprise and web environments</w:t>
       </w:r>
     </w:p>
@@ -6357,12 +7238,15 @@
       <w:pPr>
         <w:spacing w:before="80" w:after="160"/>
         <w:jc w:val="center"/>
-      </w:pPr>
-      <w:r>
-        <w:rPr>
+        <w:rPr>
+          <w:rFonts w:ascii="Calibri" w:hAnsi="Calibri" w:cs="Calibri"/>
+        </w:rPr>
+      </w:pPr>
+      <w:r>
+        <w:rPr>
+          <w:rFonts w:ascii="Calibri" w:hAnsi="Calibri" w:cs="Calibri"/>
           <w:noProof/>
         </w:rPr>
-        <w:lastRenderedPageBreak/>
         <w:drawing>
           <wp:inline distT="0" distB="0" distL="0" distR="0" wp14:anchorId="23BF2353" wp14:editId="76BAE737">
             <wp:extent cx="4933950" cy="2190750"/>
@@ -6411,9 +7295,13 @@
         <w:shd w:val="clear" w:color="auto" w:fill="EAF2FB"/>
         <w:spacing w:before="60" w:after="140"/>
         <w:ind w:left="360"/>
-      </w:pPr>
-      <w:r>
-        <w:rPr>
+        <w:rPr>
+          <w:rFonts w:ascii="Calibri" w:hAnsi="Calibri" w:cs="Calibri"/>
+        </w:rPr>
+      </w:pPr>
+      <w:r>
+        <w:rPr>
+          <w:rFonts w:ascii="Calibri" w:hAnsi="Calibri" w:cs="Calibri"/>
           <w:b/>
           <w:bCs/>
           <w:color w:val="1F4E79"/>
@@ -6422,6 +7310,7 @@
       </w:r>
       <w:r>
         <w:rPr>
+          <w:rFonts w:ascii="Calibri" w:hAnsi="Calibri" w:cs="Calibri"/>
           <w:i/>
           <w:iCs/>
         </w:rPr>
@@ -6467,9 +7356,13 @@
         <w:shd w:val="clear" w:color="auto" w:fill="EAF2FB"/>
         <w:spacing w:before="60" w:after="140"/>
         <w:ind w:left="360"/>
-      </w:pPr>
-      <w:r>
-        <w:rPr>
+        <w:rPr>
+          <w:rFonts w:ascii="Calibri" w:hAnsi="Calibri" w:cs="Calibri"/>
+        </w:rPr>
+      </w:pPr>
+      <w:r>
+        <w:rPr>
+          <w:rFonts w:ascii="Calibri" w:hAnsi="Calibri" w:cs="Calibri"/>
           <w:b/>
           <w:bCs/>
           <w:color w:val="1F4E79"/>
@@ -6478,6 +7371,7 @@
       </w:r>
       <w:r>
         <w:rPr>
+          <w:rFonts w:ascii="Calibri" w:hAnsi="Calibri" w:cs="Calibri"/>
           <w:i/>
           <w:iCs/>
         </w:rPr>
@@ -6512,9 +7406,13 @@
         <w:shd w:val="clear" w:color="auto" w:fill="EAF2FB"/>
         <w:spacing w:before="60" w:after="140"/>
         <w:ind w:left="360"/>
-      </w:pPr>
-      <w:r>
-        <w:rPr>
+        <w:rPr>
+          <w:rFonts w:ascii="Calibri" w:hAnsi="Calibri" w:cs="Calibri"/>
+        </w:rPr>
+      </w:pPr>
+      <w:r>
+        <w:rPr>
+          <w:rFonts w:ascii="Calibri" w:hAnsi="Calibri" w:cs="Calibri"/>
           <w:b/>
           <w:bCs/>
           <w:color w:val="1F4E79"/>
@@ -6523,6 +7421,7 @@
       </w:r>
       <w:r>
         <w:rPr>
+          <w:rFonts w:ascii="Calibri" w:hAnsi="Calibri" w:cs="Calibri"/>
           <w:i/>
           <w:iCs/>
         </w:rPr>
@@ -6557,9 +7456,13 @@
         <w:shd w:val="clear" w:color="auto" w:fill="EAF2FB"/>
         <w:spacing w:before="60" w:after="140"/>
         <w:ind w:left="360"/>
-      </w:pPr>
-      <w:r>
-        <w:rPr>
+        <w:rPr>
+          <w:rFonts w:ascii="Calibri" w:hAnsi="Calibri" w:cs="Calibri"/>
+        </w:rPr>
+      </w:pPr>
+      <w:r>
+        <w:rPr>
+          <w:rFonts w:ascii="Calibri" w:hAnsi="Calibri" w:cs="Calibri"/>
           <w:b/>
           <w:bCs/>
           <w:color w:val="1F4E79"/>
@@ -6568,6 +7471,7 @@
       </w:r>
       <w:r>
         <w:rPr>
+          <w:rFonts w:ascii="Calibri" w:hAnsi="Calibri" w:cs="Calibri"/>
           <w:i/>
           <w:iCs/>
         </w:rPr>
@@ -6605,9 +7509,13 @@
         <w:shd w:val="clear" w:color="auto" w:fill="EAF2FB"/>
         <w:spacing w:before="60" w:after="140"/>
         <w:ind w:left="360"/>
-      </w:pPr>
-      <w:r>
-        <w:rPr>
+        <w:rPr>
+          <w:rFonts w:ascii="Calibri" w:hAnsi="Calibri" w:cs="Calibri"/>
+        </w:rPr>
+      </w:pPr>
+      <w:r>
+        <w:rPr>
+          <w:rFonts w:ascii="Calibri" w:hAnsi="Calibri" w:cs="Calibri"/>
           <w:b/>
           <w:bCs/>
           <w:color w:val="1F4E79"/>
@@ -6616,6 +7524,7 @@
       </w:r>
       <w:r>
         <w:rPr>
+          <w:rFonts w:ascii="Calibri" w:hAnsi="Calibri" w:cs="Calibri"/>
           <w:i/>
           <w:iCs/>
         </w:rPr>
@@ -6623,6 +7532,7 @@
       </w:r>
       <w:r>
         <w:rPr>
+          <w:rFonts w:ascii="Calibri" w:hAnsi="Calibri" w:cs="Calibri"/>
           <w:i/>
           <w:iCs/>
         </w:rPr>
@@ -6630,6 +7540,7 @@
       </w:r>
       <w:r>
         <w:rPr>
+          <w:rFonts w:ascii="Calibri" w:hAnsi="Calibri" w:cs="Calibri"/>
           <w:i/>
           <w:iCs/>
         </w:rPr>
@@ -6689,9 +7600,13 @@
       <w:pPr>
         <w:spacing w:before="80" w:after="160"/>
         <w:jc w:val="center"/>
-      </w:pPr>
-      <w:r>
-        <w:rPr>
+        <w:rPr>
+          <w:rFonts w:ascii="Calibri" w:hAnsi="Calibri" w:cs="Calibri"/>
+        </w:rPr>
+      </w:pPr>
+      <w:r>
+        <w:rPr>
+          <w:rFonts w:ascii="Calibri" w:hAnsi="Calibri" w:cs="Calibri"/>
           <w:noProof/>
         </w:rPr>
         <w:drawing>
@@ -6796,26 +7711,41 @@
     <w:p>
       <w:pPr>
         <w:spacing w:after="40"/>
-      </w:pPr>
-    </w:p>
-    <w:p>
-      <w:pPr>
-        <w:spacing w:after="40"/>
-      </w:pPr>
-    </w:p>
-    <w:p>
-      <w:pPr>
-        <w:spacing w:after="40"/>
-      </w:pPr>
-    </w:p>
-    <w:p>
-      <w:pPr>
-        <w:spacing w:after="40"/>
-      </w:pPr>
-    </w:p>
-    <w:p>
-      <w:pPr>
-        <w:spacing w:after="40"/>
+        <w:rPr>
+          <w:rFonts w:ascii="Calibri" w:hAnsi="Calibri" w:cs="Calibri"/>
+        </w:rPr>
+      </w:pPr>
+    </w:p>
+    <w:p>
+      <w:pPr>
+        <w:spacing w:after="40"/>
+        <w:rPr>
+          <w:rFonts w:ascii="Calibri" w:hAnsi="Calibri" w:cs="Calibri"/>
+        </w:rPr>
+      </w:pPr>
+    </w:p>
+    <w:p>
+      <w:pPr>
+        <w:spacing w:after="40"/>
+        <w:rPr>
+          <w:rFonts w:ascii="Calibri" w:hAnsi="Calibri" w:cs="Calibri"/>
+        </w:rPr>
+      </w:pPr>
+    </w:p>
+    <w:p>
+      <w:pPr>
+        <w:spacing w:after="40"/>
+        <w:rPr>
+          <w:rFonts w:ascii="Calibri" w:hAnsi="Calibri" w:cs="Calibri"/>
+        </w:rPr>
+      </w:pPr>
+    </w:p>
+    <w:p>
+      <w:pPr>
+        <w:spacing w:after="40"/>
+        <w:rPr>
+          <w:rFonts w:ascii="Calibri" w:hAnsi="Calibri" w:cs="Calibri"/>
+        </w:rPr>
       </w:pPr>
     </w:p>
     <w:p>
@@ -6830,9 +7760,13 @@
       <w:pPr>
         <w:spacing w:before="80" w:after="160"/>
         <w:jc w:val="center"/>
-      </w:pPr>
-      <w:r>
-        <w:rPr>
+        <w:rPr>
+          <w:rFonts w:ascii="Calibri" w:hAnsi="Calibri" w:cs="Calibri"/>
+        </w:rPr>
+      </w:pPr>
+      <w:r>
+        <w:rPr>
+          <w:rFonts w:ascii="Calibri" w:hAnsi="Calibri" w:cs="Calibri"/>
           <w:noProof/>
         </w:rPr>
         <w:drawing>
@@ -6946,9 +7880,13 @@
       <w:pPr>
         <w:spacing w:before="80" w:after="160"/>
         <w:jc w:val="center"/>
-      </w:pPr>
-      <w:r>
-        <w:rPr>
+        <w:rPr>
+          <w:rFonts w:ascii="Calibri" w:hAnsi="Calibri" w:cs="Calibri"/>
+        </w:rPr>
+      </w:pPr>
+      <w:r>
+        <w:rPr>
+          <w:rFonts w:ascii="Calibri" w:hAnsi="Calibri" w:cs="Calibri"/>
           <w:noProof/>
         </w:rPr>
         <w:lastRenderedPageBreak/>
@@ -7063,9 +8001,13 @@
       <w:pPr>
         <w:spacing w:before="80" w:after="160"/>
         <w:jc w:val="center"/>
-      </w:pPr>
-      <w:r>
-        <w:rPr>
+        <w:rPr>
+          <w:rFonts w:ascii="Calibri" w:hAnsi="Calibri" w:cs="Calibri"/>
+        </w:rPr>
+      </w:pPr>
+      <w:r>
+        <w:rPr>
+          <w:rFonts w:ascii="Calibri" w:hAnsi="Calibri" w:cs="Calibri"/>
           <w:noProof/>
         </w:rPr>
         <w:drawing>
@@ -7214,9 +8156,13 @@
         <w:shd w:val="clear" w:color="auto" w:fill="EAF2FB"/>
         <w:spacing w:before="60" w:after="140"/>
         <w:ind w:left="360"/>
-      </w:pPr>
-      <w:r>
-        <w:rPr>
+        <w:rPr>
+          <w:rFonts w:ascii="Calibri" w:hAnsi="Calibri" w:cs="Calibri"/>
+        </w:rPr>
+      </w:pPr>
+      <w:r>
+        <w:rPr>
+          <w:rFonts w:ascii="Calibri" w:hAnsi="Calibri" w:cs="Calibri"/>
           <w:b/>
           <w:bCs/>
           <w:color w:val="1F4E79"/>
@@ -7225,6 +8171,7 @@
       </w:r>
       <w:r>
         <w:rPr>
+          <w:rFonts w:ascii="Calibri" w:hAnsi="Calibri" w:cs="Calibri"/>
           <w:i/>
           <w:iCs/>
         </w:rPr>
@@ -7247,18 +8194,28 @@
     <w:p>
       <w:pPr>
         <w:spacing w:after="80"/>
-      </w:pPr>
-      <w:r>
+        <w:rPr>
+          <w:rFonts w:ascii="Calibri" w:hAnsi="Calibri" w:cs="Calibri"/>
+        </w:rPr>
+      </w:pPr>
+      <w:r>
+        <w:rPr>
+          <w:rFonts w:ascii="Calibri" w:hAnsi="Calibri" w:cs="Calibri"/>
+        </w:rPr>
         <w:t xml:space="preserve">A </w:t>
       </w:r>
       <w:r>
         <w:rPr>
+          <w:rFonts w:ascii="Calibri" w:hAnsi="Calibri" w:cs="Calibri"/>
           <w:b/>
           <w:bCs/>
         </w:rPr>
         <w:t>text editor</w:t>
       </w:r>
       <w:r>
+        <w:rPr>
+          <w:rFonts w:ascii="Calibri" w:hAnsi="Calibri" w:cs="Calibri"/>
+        </w:rPr>
         <w:t xml:space="preserve"> is a lightweight application used to create and edit plain text files. Programmers use text editors to write and edit source code in various programming languages.</w:t>
       </w:r>
     </w:p>
@@ -7293,8 +8250,8 @@
         <w:tblLook w:val="04A0" w:firstRow="1" w:lastRow="0" w:firstColumn="1" w:lastColumn="0" w:noHBand="0" w:noVBand="1"/>
       </w:tblPr>
       <w:tblGrid>
-        <w:gridCol w:w="4288"/>
-        <w:gridCol w:w="5072"/>
+        <w:gridCol w:w="4266"/>
+        <w:gridCol w:w="5094"/>
       </w:tblGrid>
       <w:tr>
         <w:trPr>
@@ -7312,8 +8269,14 @@
             </w:tcMar>
           </w:tcPr>
           <w:p>
-            <w:r>
-              <w:rPr>
+            <w:pPr>
+              <w:rPr>
+                <w:rFonts w:ascii="Calibri" w:hAnsi="Calibri" w:cs="Calibri"/>
+              </w:rPr>
+            </w:pPr>
+            <w:r>
+              <w:rPr>
+                <w:rFonts w:ascii="Calibri" w:hAnsi="Calibri" w:cs="Calibri"/>
                 <w:b/>
                 <w:bCs/>
                 <w:color w:val="FFFFFF"/>
@@ -7336,8 +8299,14 @@
             </w:tcMar>
           </w:tcPr>
           <w:p>
-            <w:r>
-              <w:rPr>
+            <w:pPr>
+              <w:rPr>
+                <w:rFonts w:ascii="Calibri" w:hAnsi="Calibri" w:cs="Calibri"/>
+              </w:rPr>
+            </w:pPr>
+            <w:r>
+              <w:rPr>
+                <w:rFonts w:ascii="Calibri" w:hAnsi="Calibri" w:cs="Calibri"/>
                 <w:b/>
                 <w:bCs/>
                 <w:color w:val="FFFFFF"/>
@@ -7361,8 +8330,14 @@
             </w:tcMar>
           </w:tcPr>
           <w:p>
-            <w:r>
-              <w:rPr>
+            <w:pPr>
+              <w:rPr>
+                <w:rFonts w:ascii="Calibri" w:hAnsi="Calibri" w:cs="Calibri"/>
+              </w:rPr>
+            </w:pPr>
+            <w:r>
+              <w:rPr>
+                <w:rFonts w:ascii="Calibri" w:hAnsi="Calibri" w:cs="Calibri"/>
                 <w:sz w:val="20"/>
                 <w:szCs w:val="20"/>
               </w:rPr>
@@ -7381,8 +8356,14 @@
             </w:tcMar>
           </w:tcPr>
           <w:p>
-            <w:r>
-              <w:rPr>
+            <w:pPr>
+              <w:rPr>
+                <w:rFonts w:ascii="Calibri" w:hAnsi="Calibri" w:cs="Calibri"/>
+              </w:rPr>
+            </w:pPr>
+            <w:r>
+              <w:rPr>
+                <w:rFonts w:ascii="Calibri" w:hAnsi="Calibri" w:cs="Calibri"/>
                 <w:sz w:val="20"/>
                 <w:szCs w:val="20"/>
               </w:rPr>
@@ -7403,8 +8384,14 @@
             </w:tcMar>
           </w:tcPr>
           <w:p>
-            <w:r>
-              <w:rPr>
+            <w:pPr>
+              <w:rPr>
+                <w:rFonts w:ascii="Calibri" w:hAnsi="Calibri" w:cs="Calibri"/>
+              </w:rPr>
+            </w:pPr>
+            <w:r>
+              <w:rPr>
+                <w:rFonts w:ascii="Calibri" w:hAnsi="Calibri" w:cs="Calibri"/>
                 <w:sz w:val="20"/>
                 <w:szCs w:val="20"/>
               </w:rPr>
@@ -7424,8 +8411,14 @@
             </w:tcMar>
           </w:tcPr>
           <w:p>
-            <w:r>
-              <w:rPr>
+            <w:pPr>
+              <w:rPr>
+                <w:rFonts w:ascii="Calibri" w:hAnsi="Calibri" w:cs="Calibri"/>
+              </w:rPr>
+            </w:pPr>
+            <w:r>
+              <w:rPr>
+                <w:rFonts w:ascii="Calibri" w:hAnsi="Calibri" w:cs="Calibri"/>
                 <w:sz w:val="20"/>
                 <w:szCs w:val="20"/>
               </w:rPr>
@@ -7446,8 +8439,14 @@
             </w:tcMar>
           </w:tcPr>
           <w:p>
-            <w:r>
-              <w:rPr>
+            <w:pPr>
+              <w:rPr>
+                <w:rFonts w:ascii="Calibri" w:hAnsi="Calibri" w:cs="Calibri"/>
+              </w:rPr>
+            </w:pPr>
+            <w:r>
+              <w:rPr>
+                <w:rFonts w:ascii="Calibri" w:hAnsi="Calibri" w:cs="Calibri"/>
                 <w:sz w:val="20"/>
                 <w:szCs w:val="20"/>
               </w:rPr>
@@ -7466,8 +8465,14 @@
             </w:tcMar>
           </w:tcPr>
           <w:p>
-            <w:r>
-              <w:rPr>
+            <w:pPr>
+              <w:rPr>
+                <w:rFonts w:ascii="Calibri" w:hAnsi="Calibri" w:cs="Calibri"/>
+              </w:rPr>
+            </w:pPr>
+            <w:r>
+              <w:rPr>
+                <w:rFonts w:ascii="Calibri" w:hAnsi="Calibri" w:cs="Calibri"/>
                 <w:sz w:val="20"/>
                 <w:szCs w:val="20"/>
               </w:rPr>
@@ -7488,8 +8493,14 @@
             </w:tcMar>
           </w:tcPr>
           <w:p>
-            <w:r>
-              <w:rPr>
+            <w:pPr>
+              <w:rPr>
+                <w:rFonts w:ascii="Calibri" w:hAnsi="Calibri" w:cs="Calibri"/>
+              </w:rPr>
+            </w:pPr>
+            <w:r>
+              <w:rPr>
+                <w:rFonts w:ascii="Calibri" w:hAnsi="Calibri" w:cs="Calibri"/>
                 <w:sz w:val="20"/>
                 <w:szCs w:val="20"/>
               </w:rPr>
@@ -7508,8 +8519,14 @@
             </w:tcMar>
           </w:tcPr>
           <w:p>
-            <w:r>
-              <w:rPr>
+            <w:pPr>
+              <w:rPr>
+                <w:rFonts w:ascii="Calibri" w:hAnsi="Calibri" w:cs="Calibri"/>
+              </w:rPr>
+            </w:pPr>
+            <w:r>
+              <w:rPr>
+                <w:rFonts w:ascii="Calibri" w:hAnsi="Calibri" w:cs="Calibri"/>
                 <w:sz w:val="20"/>
                 <w:szCs w:val="20"/>
               </w:rPr>
@@ -7522,23 +8539,36 @@
     <w:p>
       <w:pPr>
         <w:spacing w:after="160"/>
+        <w:rPr>
+          <w:rFonts w:ascii="Calibri" w:hAnsi="Calibri" w:cs="Calibri"/>
+        </w:rPr>
       </w:pPr>
     </w:p>
     <w:p>
       <w:pPr>
         <w:spacing w:after="80"/>
-      </w:pPr>
-      <w:r>
+        <w:rPr>
+          <w:rFonts w:ascii="Calibri" w:hAnsi="Calibri" w:cs="Calibri"/>
+        </w:rPr>
+      </w:pPr>
+      <w:r>
+        <w:rPr>
+          <w:rFonts w:ascii="Calibri" w:hAnsi="Calibri" w:cs="Calibri"/>
+        </w:rPr>
         <w:t xml:space="preserve">An </w:t>
       </w:r>
       <w:r>
         <w:rPr>
+          <w:rFonts w:ascii="Calibri" w:hAnsi="Calibri" w:cs="Calibri"/>
           <w:b/>
           <w:bCs/>
         </w:rPr>
         <w:t>IDE (Integrated Development Environment)</w:t>
       </w:r>
       <w:r>
+        <w:rPr>
+          <w:rFonts w:ascii="Calibri" w:hAnsi="Calibri" w:cs="Calibri"/>
+        </w:rPr>
         <w:t xml:space="preserve"> is a full-featured application designed to streamline software development. It integrates a code editor, debugger, compiler/interpreter, and other tools into a single interface.</w:t>
       </w:r>
     </w:p>
@@ -7623,9 +8653,9 @@
         <w:tblLook w:val="04A0" w:firstRow="1" w:lastRow="0" w:firstColumn="1" w:lastColumn="0" w:noHBand="0" w:noVBand="1"/>
       </w:tblPr>
       <w:tblGrid>
-        <w:gridCol w:w="2701"/>
-        <w:gridCol w:w="3486"/>
-        <w:gridCol w:w="3173"/>
+        <w:gridCol w:w="2656"/>
+        <w:gridCol w:w="3660"/>
+        <w:gridCol w:w="3044"/>
       </w:tblGrid>
       <w:tr>
         <w:trPr>
@@ -7643,8 +8673,14 @@
             </w:tcMar>
           </w:tcPr>
           <w:p>
-            <w:r>
-              <w:rPr>
+            <w:pPr>
+              <w:rPr>
+                <w:rFonts w:ascii="Calibri" w:hAnsi="Calibri" w:cs="Calibri"/>
+              </w:rPr>
+            </w:pPr>
+            <w:r>
+              <w:rPr>
+                <w:rFonts w:ascii="Calibri" w:hAnsi="Calibri" w:cs="Calibri"/>
                 <w:b/>
                 <w:bCs/>
                 <w:color w:val="FFFFFF"/>
@@ -7667,8 +8703,14 @@
             </w:tcMar>
           </w:tcPr>
           <w:p>
-            <w:r>
-              <w:rPr>
+            <w:pPr>
+              <w:rPr>
+                <w:rFonts w:ascii="Calibri" w:hAnsi="Calibri" w:cs="Calibri"/>
+              </w:rPr>
+            </w:pPr>
+            <w:r>
+              <w:rPr>
+                <w:rFonts w:ascii="Calibri" w:hAnsi="Calibri" w:cs="Calibri"/>
                 <w:b/>
                 <w:bCs/>
                 <w:color w:val="FFFFFF"/>
@@ -7691,8 +8733,14 @@
             </w:tcMar>
           </w:tcPr>
           <w:p>
-            <w:r>
-              <w:rPr>
+            <w:pPr>
+              <w:rPr>
+                <w:rFonts w:ascii="Calibri" w:hAnsi="Calibri" w:cs="Calibri"/>
+              </w:rPr>
+            </w:pPr>
+            <w:r>
+              <w:rPr>
+                <w:rFonts w:ascii="Calibri" w:hAnsi="Calibri" w:cs="Calibri"/>
                 <w:b/>
                 <w:bCs/>
                 <w:color w:val="FFFFFF"/>
@@ -7716,8 +8764,14 @@
             </w:tcMar>
           </w:tcPr>
           <w:p>
-            <w:r>
-              <w:rPr>
+            <w:pPr>
+              <w:rPr>
+                <w:rFonts w:ascii="Calibri" w:hAnsi="Calibri" w:cs="Calibri"/>
+              </w:rPr>
+            </w:pPr>
+            <w:r>
+              <w:rPr>
+                <w:rFonts w:ascii="Calibri" w:hAnsi="Calibri" w:cs="Calibri"/>
                 <w:sz w:val="20"/>
                 <w:szCs w:val="20"/>
               </w:rPr>
@@ -7725,6 +8779,7 @@
             </w:r>
             <w:r>
               <w:rPr>
+                <w:rFonts w:ascii="Calibri" w:hAnsi="Calibri" w:cs="Calibri"/>
                 <w:sz w:val="20"/>
                 <w:szCs w:val="20"/>
               </w:rPr>
@@ -7743,8 +8798,14 @@
             </w:tcMar>
           </w:tcPr>
           <w:p>
-            <w:r>
-              <w:rPr>
+            <w:pPr>
+              <w:rPr>
+                <w:rFonts w:ascii="Calibri" w:hAnsi="Calibri" w:cs="Calibri"/>
+              </w:rPr>
+            </w:pPr>
+            <w:r>
+              <w:rPr>
+                <w:rFonts w:ascii="Calibri" w:hAnsi="Calibri" w:cs="Calibri"/>
                 <w:sz w:val="20"/>
                 <w:szCs w:val="20"/>
               </w:rPr>
@@ -7763,8 +8824,14 @@
             </w:tcMar>
           </w:tcPr>
           <w:p>
-            <w:r>
-              <w:rPr>
+            <w:pPr>
+              <w:rPr>
+                <w:rFonts w:ascii="Calibri" w:hAnsi="Calibri" w:cs="Calibri"/>
+              </w:rPr>
+            </w:pPr>
+            <w:r>
+              <w:rPr>
+                <w:rFonts w:ascii="Calibri" w:hAnsi="Calibri" w:cs="Calibri"/>
                 <w:sz w:val="20"/>
                 <w:szCs w:val="20"/>
               </w:rPr>
@@ -7785,8 +8852,14 @@
             </w:tcMar>
           </w:tcPr>
           <w:p>
-            <w:r>
-              <w:rPr>
+            <w:pPr>
+              <w:rPr>
+                <w:rFonts w:ascii="Calibri" w:hAnsi="Calibri" w:cs="Calibri"/>
+              </w:rPr>
+            </w:pPr>
+            <w:r>
+              <w:rPr>
+                <w:rFonts w:ascii="Calibri" w:hAnsi="Calibri" w:cs="Calibri"/>
                 <w:sz w:val="20"/>
                 <w:szCs w:val="20"/>
               </w:rPr>
@@ -7805,8 +8878,14 @@
             </w:tcMar>
           </w:tcPr>
           <w:p>
-            <w:r>
-              <w:rPr>
+            <w:pPr>
+              <w:rPr>
+                <w:rFonts w:ascii="Calibri" w:hAnsi="Calibri" w:cs="Calibri"/>
+              </w:rPr>
+            </w:pPr>
+            <w:r>
+              <w:rPr>
+                <w:rFonts w:ascii="Calibri" w:hAnsi="Calibri" w:cs="Calibri"/>
                 <w:sz w:val="20"/>
                 <w:szCs w:val="20"/>
               </w:rPr>
@@ -7825,8 +8904,14 @@
             </w:tcMar>
           </w:tcPr>
           <w:p>
-            <w:r>
-              <w:rPr>
+            <w:pPr>
+              <w:rPr>
+                <w:rFonts w:ascii="Calibri" w:hAnsi="Calibri" w:cs="Calibri"/>
+              </w:rPr>
+            </w:pPr>
+            <w:r>
+              <w:rPr>
+                <w:rFonts w:ascii="Calibri" w:hAnsi="Calibri" w:cs="Calibri"/>
                 <w:sz w:val="20"/>
                 <w:szCs w:val="20"/>
               </w:rPr>
@@ -7847,8 +8932,14 @@
             </w:tcMar>
           </w:tcPr>
           <w:p>
-            <w:r>
-              <w:rPr>
+            <w:pPr>
+              <w:rPr>
+                <w:rFonts w:ascii="Calibri" w:hAnsi="Calibri" w:cs="Calibri"/>
+              </w:rPr>
+            </w:pPr>
+            <w:r>
+              <w:rPr>
+                <w:rFonts w:ascii="Calibri" w:hAnsi="Calibri" w:cs="Calibri"/>
                 <w:sz w:val="20"/>
                 <w:szCs w:val="20"/>
               </w:rPr>
@@ -7867,8 +8958,14 @@
             </w:tcMar>
           </w:tcPr>
           <w:p>
-            <w:r>
-              <w:rPr>
+            <w:pPr>
+              <w:rPr>
+                <w:rFonts w:ascii="Calibri" w:hAnsi="Calibri" w:cs="Calibri"/>
+              </w:rPr>
+            </w:pPr>
+            <w:r>
+              <w:rPr>
+                <w:rFonts w:ascii="Calibri" w:hAnsi="Calibri" w:cs="Calibri"/>
                 <w:sz w:val="20"/>
                 <w:szCs w:val="20"/>
               </w:rPr>
@@ -7887,8 +8984,14 @@
             </w:tcMar>
           </w:tcPr>
           <w:p>
-            <w:r>
-              <w:rPr>
+            <w:pPr>
+              <w:rPr>
+                <w:rFonts w:ascii="Calibri" w:hAnsi="Calibri" w:cs="Calibri"/>
+              </w:rPr>
+            </w:pPr>
+            <w:r>
+              <w:rPr>
+                <w:rFonts w:ascii="Calibri" w:hAnsi="Calibri" w:cs="Calibri"/>
                 <w:sz w:val="20"/>
                 <w:szCs w:val="20"/>
               </w:rPr>
@@ -7909,8 +9012,14 @@
             </w:tcMar>
           </w:tcPr>
           <w:p>
-            <w:r>
-              <w:rPr>
+            <w:pPr>
+              <w:rPr>
+                <w:rFonts w:ascii="Calibri" w:hAnsi="Calibri" w:cs="Calibri"/>
+              </w:rPr>
+            </w:pPr>
+            <w:r>
+              <w:rPr>
+                <w:rFonts w:ascii="Calibri" w:hAnsi="Calibri" w:cs="Calibri"/>
                 <w:sz w:val="20"/>
                 <w:szCs w:val="20"/>
               </w:rPr>
@@ -7929,8 +9038,14 @@
             </w:tcMar>
           </w:tcPr>
           <w:p>
-            <w:r>
-              <w:rPr>
+            <w:pPr>
+              <w:rPr>
+                <w:rFonts w:ascii="Calibri" w:hAnsi="Calibri" w:cs="Calibri"/>
+              </w:rPr>
+            </w:pPr>
+            <w:r>
+              <w:rPr>
+                <w:rFonts w:ascii="Calibri" w:hAnsi="Calibri" w:cs="Calibri"/>
                 <w:sz w:val="20"/>
                 <w:szCs w:val="20"/>
               </w:rPr>
@@ -7949,8 +9064,14 @@
             </w:tcMar>
           </w:tcPr>
           <w:p>
-            <w:r>
-              <w:rPr>
+            <w:pPr>
+              <w:rPr>
+                <w:rFonts w:ascii="Calibri" w:hAnsi="Calibri" w:cs="Calibri"/>
+              </w:rPr>
+            </w:pPr>
+            <w:r>
+              <w:rPr>
+                <w:rFonts w:ascii="Calibri" w:hAnsi="Calibri" w:cs="Calibri"/>
                 <w:sz w:val="20"/>
                 <w:szCs w:val="20"/>
               </w:rPr>
@@ -7963,6 +9084,9 @@
     <w:p>
       <w:pPr>
         <w:spacing w:after="160"/>
+        <w:rPr>
+          <w:rFonts w:ascii="Calibri" w:hAnsi="Calibri" w:cs="Calibri"/>
+        </w:rPr>
       </w:pPr>
     </w:p>
     <w:p>
@@ -7973,9 +9097,13 @@
         <w:shd w:val="clear" w:color="auto" w:fill="EAF2FB"/>
         <w:spacing w:before="60" w:after="140"/>
         <w:ind w:left="360"/>
-      </w:pPr>
-      <w:r>
-        <w:rPr>
+        <w:rPr>
+          <w:rFonts w:ascii="Calibri" w:hAnsi="Calibri" w:cs="Calibri"/>
+        </w:rPr>
+      </w:pPr>
+      <w:r>
+        <w:rPr>
+          <w:rFonts w:ascii="Calibri" w:hAnsi="Calibri" w:cs="Calibri"/>
           <w:b/>
           <w:bCs/>
           <w:color w:val="1F4E79"/>
@@ -7984,6 +9112,7 @@
       </w:r>
       <w:r>
         <w:rPr>
+          <w:rFonts w:ascii="Calibri" w:hAnsi="Calibri" w:cs="Calibri"/>
           <w:i/>
           <w:iCs/>
         </w:rPr>
@@ -8017,9 +9146,13 @@
         <w:shd w:val="clear" w:color="auto" w:fill="EAF2FB"/>
         <w:spacing w:before="60" w:after="140"/>
         <w:ind w:left="360"/>
-      </w:pPr>
-      <w:r>
-        <w:rPr>
+        <w:rPr>
+          <w:rFonts w:ascii="Calibri" w:hAnsi="Calibri" w:cs="Calibri"/>
+        </w:rPr>
+      </w:pPr>
+      <w:r>
+        <w:rPr>
+          <w:rFonts w:ascii="Calibri" w:hAnsi="Calibri" w:cs="Calibri"/>
           <w:b/>
           <w:bCs/>
           <w:color w:val="1F4E79"/>
@@ -8028,102 +9161,83 @@
       </w:r>
       <w:r>
         <w:rPr>
+          <w:rFonts w:ascii="Calibri" w:hAnsi="Calibri" w:cs="Calibri"/>
           <w:i/>
           <w:iCs/>
         </w:rPr>
-        <w:t xml:space="preserve">The pizza analogy. </w:t>
-      </w:r>
-      <w:r>
-        <w:rPr>
+        <w:t xml:space="preserve">The pizza analogy. On premises is making pizza from scratch at home: you buy every ingredient, the oven, and the table. </w:t>
+      </w:r>
+      <w:r>
+        <w:rPr>
+          <w:rFonts w:ascii="Calibri" w:hAnsi="Calibri" w:cs="Calibri"/>
+          <w:b/>
+          <w:bCs/>
           <w:i/>
           <w:iCs/>
         </w:rPr>
-        <w:t>On premises</w:t>
-      </w:r>
-      <w:r>
-        <w:rPr>
+        <w:t>IaaS</w:t>
+      </w:r>
+      <w:r>
+        <w:rPr>
+          <w:rFonts w:ascii="Calibri" w:hAnsi="Calibri" w:cs="Calibri"/>
           <w:i/>
           <w:iCs/>
         </w:rPr>
-        <w:t xml:space="preserve"> is making pizza from scratch at home: you buy every ingredient, the oven, and the table. </w:t>
-      </w:r>
-      <w:r>
-        <w:rPr>
+        <w:t xml:space="preserve"> is take-and-bake: the pizza is assembled for you, but you supply the oven, the table, and do the cooking. </w:t>
+      </w:r>
+      <w:r>
+        <w:rPr>
+          <w:rFonts w:ascii="Calibri" w:hAnsi="Calibri" w:cs="Calibri"/>
           <w:b/>
           <w:bCs/>
           <w:i/>
           <w:iCs/>
         </w:rPr>
-        <w:t>IaaS</w:t>
-      </w:r>
-      <w:r>
-        <w:rPr>
+        <w:t xml:space="preserve">PaaS </w:t>
+      </w:r>
+      <w:r>
+        <w:rPr>
+          <w:rFonts w:ascii="Calibri" w:hAnsi="Calibri" w:cs="Calibri"/>
           <w:i/>
           <w:iCs/>
         </w:rPr>
-        <w:t xml:space="preserve"> is take-and-bake: the pizza is assembled for you, but you supply the oven, the table, and do the cooking. </w:t>
-      </w:r>
-      <w:r>
-        <w:rPr>
+        <w:t xml:space="preserve">is delivery: it arrives cooked; you only supply the table and the drinks. </w:t>
+      </w:r>
+      <w:r>
+        <w:rPr>
+          <w:rFonts w:ascii="Calibri" w:hAnsi="Calibri" w:cs="Calibri"/>
           <w:b/>
           <w:bCs/>
           <w:i/>
           <w:iCs/>
         </w:rPr>
-        <w:t xml:space="preserve">PaaS </w:t>
-      </w:r>
-      <w:r>
-        <w:rPr>
+        <w:t>SaaS</w:t>
+      </w:r>
+      <w:r>
+        <w:rPr>
+          <w:rFonts w:ascii="Calibri" w:hAnsi="Calibri" w:cs="Calibri"/>
           <w:i/>
           <w:iCs/>
         </w:rPr>
-        <w:t xml:space="preserve">is delivery: it arrives cooked; you only supply the table and the drinks. </w:t>
-      </w:r>
-      <w:r>
-        <w:rPr>
+        <w:t xml:space="preserve"> is eating at the restaurant: everything is handled, you just show up and eat. </w:t>
+      </w:r>
+      <w:r>
+        <w:rPr>
+          <w:rFonts w:ascii="Calibri" w:hAnsi="Calibri" w:cs="Calibri"/>
           <w:b/>
           <w:bCs/>
           <w:i/>
           <w:iCs/>
         </w:rPr>
-        <w:t>SaaS</w:t>
-      </w:r>
-      <w:r>
-        <w:rPr>
+        <w:t>DaaS</w:t>
+      </w:r>
+      <w:r>
+        <w:rPr>
+          <w:rFonts w:ascii="Calibri" w:hAnsi="Calibri" w:cs="Calibri"/>
           <w:i/>
           <w:iCs/>
         </w:rPr>
-        <w:t xml:space="preserve"> is eating at the restaurant: everything is handled, you just show up and eat. </w:t>
-      </w:r>
-      <w:r>
-        <w:rPr>
-          <w:b/>
-          <w:bCs/>
-          <w:i/>
-          <w:iCs/>
-        </w:rPr>
-        <w:t>DaaS</w:t>
-      </w:r>
-      <w:r>
-        <w:rPr>
-          <w:i/>
-          <w:iCs/>
-        </w:rPr>
-        <w:t xml:space="preserve"> is the restaurant setting up your personal table, with your usual order and your own seat, wherever you happen to </w:t>
-      </w:r>
-      <w:r>
-        <w:rPr>
-          <w:i/>
-          <w:iCs/>
-        </w:rPr>
-        <w:t>be</w:t>
-      </w:r>
-      <w:r>
-        <w:rPr>
-          <w:i/>
-          <w:iCs/>
-        </w:rPr>
-        <w:t xml:space="preserve"> at home, at work, or in a hotel. You bring only yourself (the device); the whole dining experience follows you. The more you move toward SaaS and DaaS, the less you manage and the less you control.</w:t>
+        <w:t xml:space="preserve"> is the restaurant setting up your personal table, with your usual order and your own seat, wherever you happen to be at home, at work, or in a hotel. You bring only yourself (the device); the whole dining experience follows you. The more you move toward SaaS and DaaS, the less you manage and the less you control.</w:t>
       </w:r>
     </w:p>
     <w:p>
@@ -8160,6 +9274,7 @@
         <w:spacing w:after="40"/>
       </w:pPr>
       <w:r>
+        <w:lastRenderedPageBreak/>
         <w:t>Ready-to-use software delivered over the internet, accessible from any device via a web browser</w:t>
       </w:r>
     </w:p>
@@ -8186,7 +9301,6 @@
         <w:spacing w:after="40"/>
       </w:pPr>
       <w:r>
-        <w:lastRenderedPageBreak/>
         <w:t>Examples: web-based email (Gmail, Yahoo), Microsoft 365 (Word, Excel, Outlook), Dropbox, Salesforce, Zoom</w:t>
       </w:r>
     </w:p>
@@ -8455,6 +9569,9 @@
     <w:p>
       <w:pPr>
         <w:spacing w:after="40"/>
+        <w:rPr>
+          <w:rFonts w:ascii="Calibri" w:hAnsi="Calibri" w:cs="Calibri"/>
+        </w:rPr>
       </w:pPr>
     </w:p>
     <w:p>
@@ -8482,7 +9599,6 @@
         <w:pStyle w:val="Heading2"/>
       </w:pPr>
       <w:r>
-        <w:lastRenderedPageBreak/>
         <w:t>Tech Stacks: MERN, MEVN, MEAN, LAMP</w:t>
       </w:r>
     </w:p>
@@ -8627,10 +9743,7 @@
         <w:pStyle w:val="Heading3"/>
       </w:pPr>
       <w:r>
-        <w:t>MEVN Stack (MongoDB, Express.js, Vue.js, Node.js</w:t>
-      </w:r>
-      <w:r>
-        <w:t>)</w:t>
+        <w:t>MEVN Stack (MongoDB, Express.js, Vue.js, Node.js)</w:t>
       </w:r>
       <w:r>
         <w:rPr>
@@ -8806,23 +9919,7 @@
           <w:sz w:val="22"/>
           <w:szCs w:val="22"/>
         </w:rPr>
-        <w:t>(Similar to ME</w:t>
-      </w:r>
-      <w:r>
-        <w:rPr>
-          <w:color w:val="auto"/>
-          <w:sz w:val="22"/>
-          <w:szCs w:val="22"/>
-        </w:rPr>
-        <w:t>V</w:t>
-      </w:r>
-      <w:r>
-        <w:rPr>
-          <w:color w:val="auto"/>
-          <w:sz w:val="22"/>
-          <w:szCs w:val="22"/>
-        </w:rPr>
-        <w:t>N)</w:t>
+        <w:t>(Similar to MEVN)</w:t>
       </w:r>
     </w:p>
     <w:p>
@@ -8849,6 +9946,9 @@
         <w:t>MongoDB (database):</w:t>
       </w:r>
       <w:r>
+        <w:rPr>
+          <w:rFonts w:ascii="Calibri" w:hAnsi="Calibri" w:cs="Calibri"/>
+        </w:rPr>
         <w:t xml:space="preserve"> </w:t>
       </w:r>
       <w:r>
@@ -8988,6 +10088,9 @@
         <w:t>Linux (operating system):</w:t>
       </w:r>
       <w:r>
+        <w:rPr>
+          <w:rFonts w:ascii="Calibri" w:hAnsi="Calibri" w:cs="Calibri"/>
+        </w:rPr>
         <w:t xml:space="preserve"> </w:t>
       </w:r>
       <w:r>
@@ -9114,6 +10217,7 @@
           <w:sz w:val="22"/>
           <w:szCs w:val="22"/>
         </w:rPr>
+        <w:lastRenderedPageBreak/>
         <w:br/>
       </w:r>
     </w:p>
@@ -9122,7 +10226,6 @@
         <w:pStyle w:val="Heading2"/>
       </w:pPr>
       <w:r>
-        <w:lastRenderedPageBreak/>
         <w:t>Malware Types</w:t>
       </w:r>
     </w:p>
@@ -9144,11 +10247,11 @@
         <w:tblLook w:val="04A0" w:firstRow="1" w:lastRow="0" w:firstColumn="1" w:lastColumn="0" w:noHBand="0" w:noVBand="1"/>
       </w:tblPr>
       <w:tblGrid>
-        <w:gridCol w:w="1810"/>
-        <w:gridCol w:w="1873"/>
-        <w:gridCol w:w="1728"/>
-        <w:gridCol w:w="1955"/>
-        <w:gridCol w:w="1994"/>
+        <w:gridCol w:w="1827"/>
+        <w:gridCol w:w="1891"/>
+        <w:gridCol w:w="1769"/>
+        <w:gridCol w:w="1948"/>
+        <w:gridCol w:w="1925"/>
       </w:tblGrid>
       <w:tr>
         <w:trPr>
@@ -9166,8 +10269,14 @@
             </w:tcMar>
           </w:tcPr>
           <w:p>
-            <w:r>
-              <w:rPr>
+            <w:pPr>
+              <w:rPr>
+                <w:rFonts w:ascii="Calibri" w:hAnsi="Calibri" w:cs="Calibri"/>
+              </w:rPr>
+            </w:pPr>
+            <w:r>
+              <w:rPr>
+                <w:rFonts w:ascii="Calibri" w:hAnsi="Calibri" w:cs="Calibri"/>
                 <w:b/>
                 <w:bCs/>
                 <w:color w:val="FFFFFF"/>
@@ -9190,8 +10299,14 @@
             </w:tcMar>
           </w:tcPr>
           <w:p>
-            <w:r>
-              <w:rPr>
+            <w:pPr>
+              <w:rPr>
+                <w:rFonts w:ascii="Calibri" w:hAnsi="Calibri" w:cs="Calibri"/>
+              </w:rPr>
+            </w:pPr>
+            <w:r>
+              <w:rPr>
+                <w:rFonts w:ascii="Calibri" w:hAnsi="Calibri" w:cs="Calibri"/>
                 <w:b/>
                 <w:bCs/>
                 <w:color w:val="FFFFFF"/>
@@ -9214,8 +10329,14 @@
             </w:tcMar>
           </w:tcPr>
           <w:p>
-            <w:r>
-              <w:rPr>
+            <w:pPr>
+              <w:rPr>
+                <w:rFonts w:ascii="Calibri" w:hAnsi="Calibri" w:cs="Calibri"/>
+              </w:rPr>
+            </w:pPr>
+            <w:r>
+              <w:rPr>
+                <w:rFonts w:ascii="Calibri" w:hAnsi="Calibri" w:cs="Calibri"/>
                 <w:b/>
                 <w:bCs/>
                 <w:color w:val="FFFFFF"/>
@@ -9238,8 +10359,14 @@
             </w:tcMar>
           </w:tcPr>
           <w:p>
-            <w:r>
-              <w:rPr>
+            <w:pPr>
+              <w:rPr>
+                <w:rFonts w:ascii="Calibri" w:hAnsi="Calibri" w:cs="Calibri"/>
+              </w:rPr>
+            </w:pPr>
+            <w:r>
+              <w:rPr>
+                <w:rFonts w:ascii="Calibri" w:hAnsi="Calibri" w:cs="Calibri"/>
                 <w:b/>
                 <w:bCs/>
                 <w:color w:val="FFFFFF"/>
@@ -9262,8 +10389,14 @@
             </w:tcMar>
           </w:tcPr>
           <w:p>
-            <w:r>
-              <w:rPr>
+            <w:pPr>
+              <w:rPr>
+                <w:rFonts w:ascii="Calibri" w:hAnsi="Calibri" w:cs="Calibri"/>
+              </w:rPr>
+            </w:pPr>
+            <w:r>
+              <w:rPr>
+                <w:rFonts w:ascii="Calibri" w:hAnsi="Calibri" w:cs="Calibri"/>
                 <w:b/>
                 <w:bCs/>
                 <w:color w:val="FFFFFF"/>
@@ -9287,8 +10420,14 @@
             </w:tcMar>
           </w:tcPr>
           <w:p>
-            <w:r>
-              <w:rPr>
+            <w:pPr>
+              <w:rPr>
+                <w:rFonts w:ascii="Calibri" w:hAnsi="Calibri" w:cs="Calibri"/>
+              </w:rPr>
+            </w:pPr>
+            <w:r>
+              <w:rPr>
+                <w:rFonts w:ascii="Calibri" w:hAnsi="Calibri" w:cs="Calibri"/>
                 <w:sz w:val="20"/>
                 <w:szCs w:val="20"/>
               </w:rPr>
@@ -9307,8 +10446,14 @@
             </w:tcMar>
           </w:tcPr>
           <w:p>
-            <w:r>
-              <w:rPr>
+            <w:pPr>
+              <w:rPr>
+                <w:rFonts w:ascii="Calibri" w:hAnsi="Calibri" w:cs="Calibri"/>
+              </w:rPr>
+            </w:pPr>
+            <w:r>
+              <w:rPr>
+                <w:rFonts w:ascii="Calibri" w:hAnsi="Calibri" w:cs="Calibri"/>
                 <w:sz w:val="20"/>
                 <w:szCs w:val="20"/>
               </w:rPr>
@@ -9327,8 +10472,14 @@
             </w:tcMar>
           </w:tcPr>
           <w:p>
-            <w:r>
-              <w:rPr>
+            <w:pPr>
+              <w:rPr>
+                <w:rFonts w:ascii="Calibri" w:hAnsi="Calibri" w:cs="Calibri"/>
+              </w:rPr>
+            </w:pPr>
+            <w:r>
+              <w:rPr>
+                <w:rFonts w:ascii="Calibri" w:hAnsi="Calibri" w:cs="Calibri"/>
                 <w:sz w:val="20"/>
                 <w:szCs w:val="20"/>
               </w:rPr>
@@ -9347,8 +10498,14 @@
             </w:tcMar>
           </w:tcPr>
           <w:p>
-            <w:r>
-              <w:rPr>
+            <w:pPr>
+              <w:rPr>
+                <w:rFonts w:ascii="Calibri" w:hAnsi="Calibri" w:cs="Calibri"/>
+              </w:rPr>
+            </w:pPr>
+            <w:r>
+              <w:rPr>
+                <w:rFonts w:ascii="Calibri" w:hAnsi="Calibri" w:cs="Calibri"/>
                 <w:sz w:val="20"/>
                 <w:szCs w:val="20"/>
               </w:rPr>
@@ -9367,8 +10524,14 @@
             </w:tcMar>
           </w:tcPr>
           <w:p>
-            <w:r>
-              <w:rPr>
+            <w:pPr>
+              <w:rPr>
+                <w:rFonts w:ascii="Calibri" w:hAnsi="Calibri" w:cs="Calibri"/>
+              </w:rPr>
+            </w:pPr>
+            <w:r>
+              <w:rPr>
+                <w:rFonts w:ascii="Calibri" w:hAnsi="Calibri" w:cs="Calibri"/>
                 <w:sz w:val="20"/>
                 <w:szCs w:val="20"/>
               </w:rPr>
@@ -9389,8 +10552,14 @@
             </w:tcMar>
           </w:tcPr>
           <w:p>
-            <w:r>
-              <w:rPr>
+            <w:pPr>
+              <w:rPr>
+                <w:rFonts w:ascii="Calibri" w:hAnsi="Calibri" w:cs="Calibri"/>
+              </w:rPr>
+            </w:pPr>
+            <w:r>
+              <w:rPr>
+                <w:rFonts w:ascii="Calibri" w:hAnsi="Calibri" w:cs="Calibri"/>
                 <w:sz w:val="20"/>
                 <w:szCs w:val="20"/>
               </w:rPr>
@@ -9409,8 +10578,14 @@
             </w:tcMar>
           </w:tcPr>
           <w:p>
-            <w:r>
-              <w:rPr>
+            <w:pPr>
+              <w:rPr>
+                <w:rFonts w:ascii="Calibri" w:hAnsi="Calibri" w:cs="Calibri"/>
+              </w:rPr>
+            </w:pPr>
+            <w:r>
+              <w:rPr>
+                <w:rFonts w:ascii="Calibri" w:hAnsi="Calibri" w:cs="Calibri"/>
                 <w:sz w:val="20"/>
                 <w:szCs w:val="20"/>
               </w:rPr>
@@ -9429,8 +10604,14 @@
             </w:tcMar>
           </w:tcPr>
           <w:p>
-            <w:r>
-              <w:rPr>
+            <w:pPr>
+              <w:rPr>
+                <w:rFonts w:ascii="Calibri" w:hAnsi="Calibri" w:cs="Calibri"/>
+              </w:rPr>
+            </w:pPr>
+            <w:r>
+              <w:rPr>
+                <w:rFonts w:ascii="Calibri" w:hAnsi="Calibri" w:cs="Calibri"/>
                 <w:sz w:val="20"/>
                 <w:szCs w:val="20"/>
               </w:rPr>
@@ -9449,8 +10630,14 @@
             </w:tcMar>
           </w:tcPr>
           <w:p>
-            <w:r>
-              <w:rPr>
+            <w:pPr>
+              <w:rPr>
+                <w:rFonts w:ascii="Calibri" w:hAnsi="Calibri" w:cs="Calibri"/>
+              </w:rPr>
+            </w:pPr>
+            <w:r>
+              <w:rPr>
+                <w:rFonts w:ascii="Calibri" w:hAnsi="Calibri" w:cs="Calibri"/>
                 <w:sz w:val="20"/>
                 <w:szCs w:val="20"/>
               </w:rPr>
@@ -9469,8 +10656,14 @@
             </w:tcMar>
           </w:tcPr>
           <w:p>
-            <w:r>
-              <w:rPr>
+            <w:pPr>
+              <w:rPr>
+                <w:rFonts w:ascii="Calibri" w:hAnsi="Calibri" w:cs="Calibri"/>
+              </w:rPr>
+            </w:pPr>
+            <w:r>
+              <w:rPr>
+                <w:rFonts w:ascii="Calibri" w:hAnsi="Calibri" w:cs="Calibri"/>
                 <w:sz w:val="20"/>
                 <w:szCs w:val="20"/>
               </w:rPr>
@@ -9491,8 +10684,14 @@
             </w:tcMar>
           </w:tcPr>
           <w:p>
-            <w:r>
-              <w:rPr>
+            <w:pPr>
+              <w:rPr>
+                <w:rFonts w:ascii="Calibri" w:hAnsi="Calibri" w:cs="Calibri"/>
+              </w:rPr>
+            </w:pPr>
+            <w:r>
+              <w:rPr>
+                <w:rFonts w:ascii="Calibri" w:hAnsi="Calibri" w:cs="Calibri"/>
                 <w:sz w:val="20"/>
                 <w:szCs w:val="20"/>
               </w:rPr>
@@ -9511,8 +10710,14 @@
             </w:tcMar>
           </w:tcPr>
           <w:p>
-            <w:r>
-              <w:rPr>
+            <w:pPr>
+              <w:rPr>
+                <w:rFonts w:ascii="Calibri" w:hAnsi="Calibri" w:cs="Calibri"/>
+              </w:rPr>
+            </w:pPr>
+            <w:r>
+              <w:rPr>
+                <w:rFonts w:ascii="Calibri" w:hAnsi="Calibri" w:cs="Calibri"/>
                 <w:sz w:val="20"/>
                 <w:szCs w:val="20"/>
               </w:rPr>
@@ -9531,8 +10736,14 @@
             </w:tcMar>
           </w:tcPr>
           <w:p>
-            <w:r>
-              <w:rPr>
+            <w:pPr>
+              <w:rPr>
+                <w:rFonts w:ascii="Calibri" w:hAnsi="Calibri" w:cs="Calibri"/>
+              </w:rPr>
+            </w:pPr>
+            <w:r>
+              <w:rPr>
+                <w:rFonts w:ascii="Calibri" w:hAnsi="Calibri" w:cs="Calibri"/>
                 <w:sz w:val="20"/>
                 <w:szCs w:val="20"/>
               </w:rPr>
@@ -9551,8 +10762,14 @@
             </w:tcMar>
           </w:tcPr>
           <w:p>
-            <w:r>
-              <w:rPr>
+            <w:pPr>
+              <w:rPr>
+                <w:rFonts w:ascii="Calibri" w:hAnsi="Calibri" w:cs="Calibri"/>
+              </w:rPr>
+            </w:pPr>
+            <w:r>
+              <w:rPr>
+                <w:rFonts w:ascii="Calibri" w:hAnsi="Calibri" w:cs="Calibri"/>
                 <w:sz w:val="20"/>
                 <w:szCs w:val="20"/>
               </w:rPr>
@@ -9571,8 +10788,14 @@
             </w:tcMar>
           </w:tcPr>
           <w:p>
-            <w:r>
-              <w:rPr>
+            <w:pPr>
+              <w:rPr>
+                <w:rFonts w:ascii="Calibri" w:hAnsi="Calibri" w:cs="Calibri"/>
+              </w:rPr>
+            </w:pPr>
+            <w:r>
+              <w:rPr>
+                <w:rFonts w:ascii="Calibri" w:hAnsi="Calibri" w:cs="Calibri"/>
                 <w:sz w:val="20"/>
                 <w:szCs w:val="20"/>
               </w:rPr>
@@ -9581,6 +10804,7 @@
             <w:proofErr w:type="spellStart"/>
             <w:r>
               <w:rPr>
+                <w:rFonts w:ascii="Calibri" w:hAnsi="Calibri" w:cs="Calibri"/>
                 <w:sz w:val="20"/>
                 <w:szCs w:val="20"/>
               </w:rPr>
@@ -9602,8 +10826,14 @@
             </w:tcMar>
           </w:tcPr>
           <w:p>
-            <w:r>
-              <w:rPr>
+            <w:pPr>
+              <w:rPr>
+                <w:rFonts w:ascii="Calibri" w:hAnsi="Calibri" w:cs="Calibri"/>
+              </w:rPr>
+            </w:pPr>
+            <w:r>
+              <w:rPr>
+                <w:rFonts w:ascii="Calibri" w:hAnsi="Calibri" w:cs="Calibri"/>
                 <w:sz w:val="20"/>
                 <w:szCs w:val="20"/>
               </w:rPr>
@@ -9622,8 +10852,14 @@
             </w:tcMar>
           </w:tcPr>
           <w:p>
-            <w:r>
-              <w:rPr>
+            <w:pPr>
+              <w:rPr>
+                <w:rFonts w:ascii="Calibri" w:hAnsi="Calibri" w:cs="Calibri"/>
+              </w:rPr>
+            </w:pPr>
+            <w:r>
+              <w:rPr>
+                <w:rFonts w:ascii="Calibri" w:hAnsi="Calibri" w:cs="Calibri"/>
                 <w:sz w:val="20"/>
                 <w:szCs w:val="20"/>
               </w:rPr>
@@ -9642,8 +10878,14 @@
             </w:tcMar>
           </w:tcPr>
           <w:p>
-            <w:r>
-              <w:rPr>
+            <w:pPr>
+              <w:rPr>
+                <w:rFonts w:ascii="Calibri" w:hAnsi="Calibri" w:cs="Calibri"/>
+              </w:rPr>
+            </w:pPr>
+            <w:r>
+              <w:rPr>
+                <w:rFonts w:ascii="Calibri" w:hAnsi="Calibri" w:cs="Calibri"/>
                 <w:sz w:val="20"/>
                 <w:szCs w:val="20"/>
               </w:rPr>
@@ -9662,8 +10904,14 @@
             </w:tcMar>
           </w:tcPr>
           <w:p>
-            <w:r>
-              <w:rPr>
+            <w:pPr>
+              <w:rPr>
+                <w:rFonts w:ascii="Calibri" w:hAnsi="Calibri" w:cs="Calibri"/>
+              </w:rPr>
+            </w:pPr>
+            <w:r>
+              <w:rPr>
+                <w:rFonts w:ascii="Calibri" w:hAnsi="Calibri" w:cs="Calibri"/>
                 <w:sz w:val="20"/>
                 <w:szCs w:val="20"/>
               </w:rPr>
@@ -9682,8 +10930,14 @@
             </w:tcMar>
           </w:tcPr>
           <w:p>
-            <w:r>
-              <w:rPr>
+            <w:pPr>
+              <w:rPr>
+                <w:rFonts w:ascii="Calibri" w:hAnsi="Calibri" w:cs="Calibri"/>
+              </w:rPr>
+            </w:pPr>
+            <w:r>
+              <w:rPr>
+                <w:rFonts w:ascii="Calibri" w:hAnsi="Calibri" w:cs="Calibri"/>
                 <w:sz w:val="20"/>
                 <w:szCs w:val="20"/>
               </w:rPr>
@@ -9704,8 +10958,14 @@
             </w:tcMar>
           </w:tcPr>
           <w:p>
-            <w:r>
-              <w:rPr>
+            <w:pPr>
+              <w:rPr>
+                <w:rFonts w:ascii="Calibri" w:hAnsi="Calibri" w:cs="Calibri"/>
+              </w:rPr>
+            </w:pPr>
+            <w:r>
+              <w:rPr>
+                <w:rFonts w:ascii="Calibri" w:hAnsi="Calibri" w:cs="Calibri"/>
                 <w:sz w:val="20"/>
                 <w:szCs w:val="20"/>
               </w:rPr>
@@ -9724,8 +10984,14 @@
             </w:tcMar>
           </w:tcPr>
           <w:p>
-            <w:r>
-              <w:rPr>
+            <w:pPr>
+              <w:rPr>
+                <w:rFonts w:ascii="Calibri" w:hAnsi="Calibri" w:cs="Calibri"/>
+              </w:rPr>
+            </w:pPr>
+            <w:r>
+              <w:rPr>
+                <w:rFonts w:ascii="Calibri" w:hAnsi="Calibri" w:cs="Calibri"/>
                 <w:sz w:val="20"/>
                 <w:szCs w:val="20"/>
               </w:rPr>
@@ -9744,8 +11010,14 @@
             </w:tcMar>
           </w:tcPr>
           <w:p>
-            <w:r>
-              <w:rPr>
+            <w:pPr>
+              <w:rPr>
+                <w:rFonts w:ascii="Calibri" w:hAnsi="Calibri" w:cs="Calibri"/>
+              </w:rPr>
+            </w:pPr>
+            <w:r>
+              <w:rPr>
+                <w:rFonts w:ascii="Calibri" w:hAnsi="Calibri" w:cs="Calibri"/>
                 <w:sz w:val="20"/>
                 <w:szCs w:val="20"/>
               </w:rPr>
@@ -9764,8 +11036,14 @@
             </w:tcMar>
           </w:tcPr>
           <w:p>
-            <w:r>
-              <w:rPr>
+            <w:pPr>
+              <w:rPr>
+                <w:rFonts w:ascii="Calibri" w:hAnsi="Calibri" w:cs="Calibri"/>
+              </w:rPr>
+            </w:pPr>
+            <w:r>
+              <w:rPr>
+                <w:rFonts w:ascii="Calibri" w:hAnsi="Calibri" w:cs="Calibri"/>
                 <w:sz w:val="20"/>
                 <w:szCs w:val="20"/>
               </w:rPr>
@@ -9784,9 +11062,15 @@
             </w:tcMar>
           </w:tcPr>
           <w:p>
+            <w:pPr>
+              <w:rPr>
+                <w:rFonts w:ascii="Calibri" w:hAnsi="Calibri" w:cs="Calibri"/>
+              </w:rPr>
+            </w:pPr>
             <w:proofErr w:type="spellStart"/>
             <w:r>
               <w:rPr>
+                <w:rFonts w:ascii="Calibri" w:hAnsi="Calibri" w:cs="Calibri"/>
                 <w:sz w:val="20"/>
                 <w:szCs w:val="20"/>
               </w:rPr>
@@ -9795,6 +11079,7 @@
             <w:proofErr w:type="spellEnd"/>
             <w:r>
               <w:rPr>
+                <w:rFonts w:ascii="Calibri" w:hAnsi="Calibri" w:cs="Calibri"/>
                 <w:sz w:val="20"/>
                 <w:szCs w:val="20"/>
               </w:rPr>
@@ -9815,8 +11100,14 @@
             </w:tcMar>
           </w:tcPr>
           <w:p>
-            <w:r>
-              <w:rPr>
+            <w:pPr>
+              <w:rPr>
+                <w:rFonts w:ascii="Calibri" w:hAnsi="Calibri" w:cs="Calibri"/>
+              </w:rPr>
+            </w:pPr>
+            <w:r>
+              <w:rPr>
+                <w:rFonts w:ascii="Calibri" w:hAnsi="Calibri" w:cs="Calibri"/>
                 <w:sz w:val="20"/>
                 <w:szCs w:val="20"/>
               </w:rPr>
@@ -9835,8 +11126,14 @@
             </w:tcMar>
           </w:tcPr>
           <w:p>
-            <w:r>
-              <w:rPr>
+            <w:pPr>
+              <w:rPr>
+                <w:rFonts w:ascii="Calibri" w:hAnsi="Calibri" w:cs="Calibri"/>
+              </w:rPr>
+            </w:pPr>
+            <w:r>
+              <w:rPr>
+                <w:rFonts w:ascii="Calibri" w:hAnsi="Calibri" w:cs="Calibri"/>
                 <w:sz w:val="20"/>
                 <w:szCs w:val="20"/>
               </w:rPr>
@@ -9855,8 +11152,14 @@
             </w:tcMar>
           </w:tcPr>
           <w:p>
-            <w:r>
-              <w:rPr>
+            <w:pPr>
+              <w:rPr>
+                <w:rFonts w:ascii="Calibri" w:hAnsi="Calibri" w:cs="Calibri"/>
+              </w:rPr>
+            </w:pPr>
+            <w:r>
+              <w:rPr>
+                <w:rFonts w:ascii="Calibri" w:hAnsi="Calibri" w:cs="Calibri"/>
                 <w:sz w:val="20"/>
                 <w:szCs w:val="20"/>
               </w:rPr>
@@ -9875,8 +11178,14 @@
             </w:tcMar>
           </w:tcPr>
           <w:p>
-            <w:r>
-              <w:rPr>
+            <w:pPr>
+              <w:rPr>
+                <w:rFonts w:ascii="Calibri" w:hAnsi="Calibri" w:cs="Calibri"/>
+              </w:rPr>
+            </w:pPr>
+            <w:r>
+              <w:rPr>
+                <w:rFonts w:ascii="Calibri" w:hAnsi="Calibri" w:cs="Calibri"/>
                 <w:sz w:val="20"/>
                 <w:szCs w:val="20"/>
               </w:rPr>
@@ -9895,8 +11204,14 @@
             </w:tcMar>
           </w:tcPr>
           <w:p>
-            <w:r>
-              <w:rPr>
+            <w:pPr>
+              <w:rPr>
+                <w:rFonts w:ascii="Calibri" w:hAnsi="Calibri" w:cs="Calibri"/>
+              </w:rPr>
+            </w:pPr>
+            <w:r>
+              <w:rPr>
+                <w:rFonts w:ascii="Calibri" w:hAnsi="Calibri" w:cs="Calibri"/>
                 <w:sz w:val="20"/>
                 <w:szCs w:val="20"/>
               </w:rPr>
@@ -9917,8 +11232,14 @@
             </w:tcMar>
           </w:tcPr>
           <w:p>
-            <w:r>
-              <w:rPr>
+            <w:pPr>
+              <w:rPr>
+                <w:rFonts w:ascii="Calibri" w:hAnsi="Calibri" w:cs="Calibri"/>
+              </w:rPr>
+            </w:pPr>
+            <w:r>
+              <w:rPr>
+                <w:rFonts w:ascii="Calibri" w:hAnsi="Calibri" w:cs="Calibri"/>
                 <w:sz w:val="20"/>
                 <w:szCs w:val="20"/>
               </w:rPr>
@@ -9937,8 +11258,14 @@
             </w:tcMar>
           </w:tcPr>
           <w:p>
-            <w:r>
-              <w:rPr>
+            <w:pPr>
+              <w:rPr>
+                <w:rFonts w:ascii="Calibri" w:hAnsi="Calibri" w:cs="Calibri"/>
+              </w:rPr>
+            </w:pPr>
+            <w:r>
+              <w:rPr>
+                <w:rFonts w:ascii="Calibri" w:hAnsi="Calibri" w:cs="Calibri"/>
                 <w:sz w:val="20"/>
                 <w:szCs w:val="20"/>
               </w:rPr>
@@ -9957,8 +11284,14 @@
             </w:tcMar>
           </w:tcPr>
           <w:p>
-            <w:r>
-              <w:rPr>
+            <w:pPr>
+              <w:rPr>
+                <w:rFonts w:ascii="Calibri" w:hAnsi="Calibri" w:cs="Calibri"/>
+              </w:rPr>
+            </w:pPr>
+            <w:r>
+              <w:rPr>
+                <w:rFonts w:ascii="Calibri" w:hAnsi="Calibri" w:cs="Calibri"/>
                 <w:sz w:val="20"/>
                 <w:szCs w:val="20"/>
               </w:rPr>
@@ -9977,8 +11310,14 @@
             </w:tcMar>
           </w:tcPr>
           <w:p>
-            <w:r>
-              <w:rPr>
+            <w:pPr>
+              <w:rPr>
+                <w:rFonts w:ascii="Calibri" w:hAnsi="Calibri" w:cs="Calibri"/>
+              </w:rPr>
+            </w:pPr>
+            <w:r>
+              <w:rPr>
+                <w:rFonts w:ascii="Calibri" w:hAnsi="Calibri" w:cs="Calibri"/>
                 <w:sz w:val="20"/>
                 <w:szCs w:val="20"/>
               </w:rPr>
@@ -9997,8 +11336,14 @@
             </w:tcMar>
           </w:tcPr>
           <w:p>
-            <w:r>
-              <w:rPr>
+            <w:pPr>
+              <w:rPr>
+                <w:rFonts w:ascii="Calibri" w:hAnsi="Calibri" w:cs="Calibri"/>
+              </w:rPr>
+            </w:pPr>
+            <w:r>
+              <w:rPr>
+                <w:rFonts w:ascii="Calibri" w:hAnsi="Calibri" w:cs="Calibri"/>
                 <w:sz w:val="20"/>
                 <w:szCs w:val="20"/>
               </w:rPr>
@@ -10019,8 +11364,14 @@
             </w:tcMar>
           </w:tcPr>
           <w:p>
-            <w:r>
-              <w:rPr>
+            <w:pPr>
+              <w:rPr>
+                <w:rFonts w:ascii="Calibri" w:hAnsi="Calibri" w:cs="Calibri"/>
+              </w:rPr>
+            </w:pPr>
+            <w:r>
+              <w:rPr>
+                <w:rFonts w:ascii="Calibri" w:hAnsi="Calibri" w:cs="Calibri"/>
                 <w:sz w:val="20"/>
                 <w:szCs w:val="20"/>
               </w:rPr>
@@ -10039,8 +11390,14 @@
             </w:tcMar>
           </w:tcPr>
           <w:p>
-            <w:r>
-              <w:rPr>
+            <w:pPr>
+              <w:rPr>
+                <w:rFonts w:ascii="Calibri" w:hAnsi="Calibri" w:cs="Calibri"/>
+              </w:rPr>
+            </w:pPr>
+            <w:r>
+              <w:rPr>
+                <w:rFonts w:ascii="Calibri" w:hAnsi="Calibri" w:cs="Calibri"/>
                 <w:sz w:val="20"/>
                 <w:szCs w:val="20"/>
               </w:rPr>
@@ -10059,8 +11416,14 @@
             </w:tcMar>
           </w:tcPr>
           <w:p>
-            <w:r>
-              <w:rPr>
+            <w:pPr>
+              <w:rPr>
+                <w:rFonts w:ascii="Calibri" w:hAnsi="Calibri" w:cs="Calibri"/>
+              </w:rPr>
+            </w:pPr>
+            <w:r>
+              <w:rPr>
+                <w:rFonts w:ascii="Calibri" w:hAnsi="Calibri" w:cs="Calibri"/>
                 <w:sz w:val="20"/>
                 <w:szCs w:val="20"/>
               </w:rPr>
@@ -10079,8 +11442,14 @@
             </w:tcMar>
           </w:tcPr>
           <w:p>
-            <w:r>
-              <w:rPr>
+            <w:pPr>
+              <w:rPr>
+                <w:rFonts w:ascii="Calibri" w:hAnsi="Calibri" w:cs="Calibri"/>
+              </w:rPr>
+            </w:pPr>
+            <w:r>
+              <w:rPr>
+                <w:rFonts w:ascii="Calibri" w:hAnsi="Calibri" w:cs="Calibri"/>
                 <w:sz w:val="20"/>
                 <w:szCs w:val="20"/>
               </w:rPr>
@@ -10099,8 +11468,14 @@
             </w:tcMar>
           </w:tcPr>
           <w:p>
-            <w:r>
-              <w:rPr>
+            <w:pPr>
+              <w:rPr>
+                <w:rFonts w:ascii="Calibri" w:hAnsi="Calibri" w:cs="Calibri"/>
+              </w:rPr>
+            </w:pPr>
+            <w:r>
+              <w:rPr>
+                <w:rFonts w:ascii="Calibri" w:hAnsi="Calibri" w:cs="Calibri"/>
                 <w:sz w:val="20"/>
                 <w:szCs w:val="20"/>
               </w:rPr>
@@ -10121,8 +11496,14 @@
             </w:tcMar>
           </w:tcPr>
           <w:p>
-            <w:r>
-              <w:rPr>
+            <w:pPr>
+              <w:rPr>
+                <w:rFonts w:ascii="Calibri" w:hAnsi="Calibri" w:cs="Calibri"/>
+              </w:rPr>
+            </w:pPr>
+            <w:r>
+              <w:rPr>
+                <w:rFonts w:ascii="Calibri" w:hAnsi="Calibri" w:cs="Calibri"/>
                 <w:sz w:val="20"/>
                 <w:szCs w:val="20"/>
               </w:rPr>
@@ -10141,8 +11522,14 @@
             </w:tcMar>
           </w:tcPr>
           <w:p>
-            <w:r>
-              <w:rPr>
+            <w:pPr>
+              <w:rPr>
+                <w:rFonts w:ascii="Calibri" w:hAnsi="Calibri" w:cs="Calibri"/>
+              </w:rPr>
+            </w:pPr>
+            <w:r>
+              <w:rPr>
+                <w:rFonts w:ascii="Calibri" w:hAnsi="Calibri" w:cs="Calibri"/>
                 <w:sz w:val="20"/>
                 <w:szCs w:val="20"/>
               </w:rPr>
@@ -10161,8 +11548,14 @@
             </w:tcMar>
           </w:tcPr>
           <w:p>
-            <w:r>
-              <w:rPr>
+            <w:pPr>
+              <w:rPr>
+                <w:rFonts w:ascii="Calibri" w:hAnsi="Calibri" w:cs="Calibri"/>
+              </w:rPr>
+            </w:pPr>
+            <w:r>
+              <w:rPr>
+                <w:rFonts w:ascii="Calibri" w:hAnsi="Calibri" w:cs="Calibri"/>
                 <w:sz w:val="20"/>
                 <w:szCs w:val="20"/>
               </w:rPr>
@@ -10181,8 +11574,14 @@
             </w:tcMar>
           </w:tcPr>
           <w:p>
-            <w:r>
-              <w:rPr>
+            <w:pPr>
+              <w:rPr>
+                <w:rFonts w:ascii="Calibri" w:hAnsi="Calibri" w:cs="Calibri"/>
+              </w:rPr>
+            </w:pPr>
+            <w:r>
+              <w:rPr>
+                <w:rFonts w:ascii="Calibri" w:hAnsi="Calibri" w:cs="Calibri"/>
                 <w:sz w:val="20"/>
                 <w:szCs w:val="20"/>
               </w:rPr>
@@ -10201,8 +11600,14 @@
             </w:tcMar>
           </w:tcPr>
           <w:p>
-            <w:r>
-              <w:rPr>
+            <w:pPr>
+              <w:rPr>
+                <w:rFonts w:ascii="Calibri" w:hAnsi="Calibri" w:cs="Calibri"/>
+              </w:rPr>
+            </w:pPr>
+            <w:r>
+              <w:rPr>
+                <w:rFonts w:ascii="Calibri" w:hAnsi="Calibri" w:cs="Calibri"/>
                 <w:sz w:val="20"/>
                 <w:szCs w:val="20"/>
               </w:rPr>
@@ -10211,6 +11616,7 @@
             <w:proofErr w:type="spellStart"/>
             <w:r>
               <w:rPr>
+                <w:rFonts w:ascii="Calibri" w:hAnsi="Calibri" w:cs="Calibri"/>
                 <w:sz w:val="20"/>
                 <w:szCs w:val="20"/>
               </w:rPr>
@@ -10224,6 +11630,9 @@
     <w:p>
       <w:pPr>
         <w:spacing w:after="160"/>
+        <w:rPr>
+          <w:rFonts w:ascii="Calibri" w:hAnsi="Calibri" w:cs="Calibri"/>
+        </w:rPr>
       </w:pPr>
     </w:p>
     <w:sectPr>

--- a/Student_Notes.docx
+++ b/Student_Notes.docx
@@ -1,6 +1,6 @@
 
 <file path=word/document.xml><?xml version="1.0" encoding="utf-8"?>
-<w:document xmlns:wpc="http://schemas.microsoft.com/office/word/2010/wordprocessingCanvas" xmlns:cx="http://schemas.microsoft.com/office/drawing/2014/chartex" xmlns:cx1="http://schemas.microsoft.com/office/drawing/2015/9/8/chartex" xmlns:cx2="http://schemas.microsoft.com/office/drawing/2015/10/21/chartex" xmlns:cx3="http://schemas.microsoft.com/office/drawing/2016/5/9/chartex" xmlns:cx4="http://schemas.microsoft.com/office/drawing/2016/5/10/chartex" xmlns:cx5="http://schemas.microsoft.com/office/drawing/2016/5/11/chartex" xmlns:cx6="http://schemas.microsoft.com/office/drawing/2016/5/12/chartex" xmlns:cx7="http://schemas.microsoft.com/office/drawing/2016/5/13/chartex" xmlns:cx8="http://schemas.microsoft.com/office/drawing/2016/5/14/chartex" xmlns:mc="http://schemas.openxmlformats.org/markup-compatibility/2006" xmlns:m="http://schemas.openxmlformats.org/officeDocument/2006/math" xmlns:aink="http://schemas.microsoft.com/office/drawing/2016/ink" xmlns:am3d="http://schemas.microsoft.com/office/drawing/2017/model3d" xmlns:oel="http://schemas.microsoft.com/office/2019/extlst" xmlns:r="http://schemas.openxmlformats.org/officeDocument/2006/relationships" xmlns:wp14="http://schemas.microsoft.com/office/word/2010/wordprocessingDrawing" xmlns:wp="http://schemas.openxmlformats.org/drawingml/2006/wordprocessingDrawing" xmlns:wpg="http://schemas.microsoft.com/office/word/2010/wordprocessingGroup" xmlns:wpi="http://schemas.microsoft.com/office/word/2010/wordprocessingInk" xmlns:wps="http://schemas.microsoft.com/office/word/2010/wordprocessingShape" xmlns:o="urn:schemas-microsoft-com:office:office" xmlns:v="urn:schemas-microsoft-com:vml" xmlns:w10="urn:schemas-microsoft-com:office:word" xmlns:w="http://schemas.openxmlformats.org/wordprocessingml/2006/main" xmlns:w14="http://schemas.microsoft.com/office/word/2010/wordml" xmlns:w15="http://schemas.microsoft.com/office/word/2012/wordml" xmlns:w16cex="http://schemas.microsoft.com/office/word/2018/wordml/cex" xmlns:w16cid="http://schemas.microsoft.com/office/word/2016/wordml/cid" xmlns:w16="http://schemas.microsoft.com/office/word/2018/wordml" xmlns:w16sdtdh="http://schemas.microsoft.com/office/word/2020/wordml/sdtdatahash" xmlns:w16sdtfl="http://schemas.microsoft.com/office/word/2024/wordml/sdtformatlock" xmlns:w16se="http://schemas.microsoft.com/office/word/2015/wordml/symex" xmlns:w16du="http://schemas.microsoft.com/office/word/2023/wordml/word16du" xmlns:wne="http://schemas.microsoft.com/office/word/2006/wordml" mc:Ignorable="w14 w15 w16se w16cid w16 w16cex w16sdtdh w16sdtfl w16du wp14">
+<w:document xmlns:wpc="http://schemas.microsoft.com/office/word/2010/wordprocessingCanvas" xmlns:cx="http://schemas.microsoft.com/office/drawing/2014/chartex" xmlns:cx1="http://schemas.microsoft.com/office/drawing/2015/9/8/chartex" xmlns:cx2="http://schemas.microsoft.com/office/drawing/2015/10/21/chartex" xmlns:cx3="http://schemas.microsoft.com/office/drawing/2016/5/9/chartex" xmlns:cx4="http://schemas.microsoft.com/office/drawing/2016/5/10/chartex" xmlns:cx5="http://schemas.microsoft.com/office/drawing/2016/5/11/chartex" xmlns:cx6="http://schemas.microsoft.com/office/drawing/2016/5/12/chartex" xmlns:cx7="http://schemas.microsoft.com/office/drawing/2016/5/13/chartex" xmlns:cx8="http://schemas.microsoft.com/office/drawing/2016/5/14/chartex" xmlns:mc="http://schemas.openxmlformats.org/markup-compatibility/2006" xmlns:aink="http://schemas.microsoft.com/office/drawing/2016/ink" xmlns:am3d="http://schemas.microsoft.com/office/drawing/2017/model3d" xmlns:o="urn:schemas-microsoft-com:office:office" xmlns:oel="http://schemas.microsoft.com/office/2019/extlst" xmlns:r="http://schemas.openxmlformats.org/officeDocument/2006/relationships" xmlns:m="http://schemas.openxmlformats.org/officeDocument/2006/math" xmlns:v="urn:schemas-microsoft-com:vml" xmlns:wp14="http://schemas.microsoft.com/office/word/2010/wordprocessingDrawing" xmlns:wp="http://schemas.openxmlformats.org/drawingml/2006/wordprocessingDrawing" xmlns:w10="urn:schemas-microsoft-com:office:word" xmlns:w="http://schemas.openxmlformats.org/wordprocessingml/2006/main" xmlns:w14="http://schemas.microsoft.com/office/word/2010/wordml" xmlns:w15="http://schemas.microsoft.com/office/word/2012/wordml" xmlns:w16cex="http://schemas.microsoft.com/office/word/2018/wordml/cex" xmlns:w16cid="http://schemas.microsoft.com/office/word/2016/wordml/cid" xmlns:w16="http://schemas.microsoft.com/office/word/2018/wordml" xmlns:w16du="http://schemas.microsoft.com/office/word/2023/wordml/word16du" xmlns:w16sdtdh="http://schemas.microsoft.com/office/word/2020/wordml/sdtdatahash" xmlns:w16sdtfl="http://schemas.microsoft.com/office/word/2024/wordml/sdtformatlock" xmlns:w16se="http://schemas.microsoft.com/office/word/2015/wordml/symex" xmlns:wpg="http://schemas.microsoft.com/office/word/2010/wordprocessingGroup" xmlns:wpi="http://schemas.microsoft.com/office/word/2010/wordprocessingInk" xmlns:wne="http://schemas.microsoft.com/office/word/2006/wordml" xmlns:wps="http://schemas.microsoft.com/office/word/2010/wordprocessingShape" mc:Ignorable="w14 w15 w16se w16cid w16 w16cex w16sdtdh w16sdtfl w16du wp14">
   <w:body>
     <w:p>
       <w:pPr>
@@ -1332,38 +1332,36 @@
       <w:r>
         <w:t xml:space="preserve"> </w:t>
       </w:r>
-    </w:p>
-    <w:p>
-      <w:pPr>
-        <w:pStyle w:val="ListParagraph"/>
+      <w:r>
+        <w:br/>
+      </w:r>
+    </w:p>
+    <w:p>
+      <w:pPr>
         <w:spacing w:after="80"/>
-        <w:ind w:left="720"/>
-      </w:pPr>
-      <w:r>
-        <w:br/>
-      </w:r>
-    </w:p>
-    <w:p>
-      <w:pPr>
-        <w:pStyle w:val="ListParagraph"/>
-        <w:numPr>
-          <w:ilvl w:val="0"/>
-          <w:numId w:val="2"/>
-        </w:numPr>
-        <w:spacing w:after="80"/>
-      </w:pPr>
-      <w:r>
+        <w:rPr>
+          <w:rFonts w:ascii="Calibri" w:hAnsi="Calibri" w:cs="Calibri"/>
+        </w:rPr>
+      </w:pPr>
+      <w:r>
+        <w:rPr>
+          <w:rFonts w:ascii="Calibri" w:hAnsi="Calibri" w:cs="Calibri"/>
+        </w:rPr>
         <w:t xml:space="preserve">A </w:t>
       </w:r>
       <w:r>
         <w:rPr>
-          <w:b/>
-          <w:bCs/>
-        </w:rPr>
-        <w:t>compiled language</w:t>
-      </w:r>
-      <w:r>
-        <w:t xml:space="preserve"> is converted into machine code before execution using a compiler. The compiled program then runs directly on the CPU. Compiled = Build First.</w:t>
+          <w:rFonts w:ascii="Calibri" w:hAnsi="Calibri" w:cs="Calibri"/>
+          <w:b/>
+          <w:bCs/>
+        </w:rPr>
+        <w:t xml:space="preserve">compiled language </w:t>
+      </w:r>
+      <w:r>
+        <w:rPr>
+          <w:rFonts w:ascii="Calibri" w:hAnsi="Calibri" w:cs="Calibri"/>
+        </w:rPr>
+        <w:t>is converted into machine code before execution using a compiler. The compiled program then runs directly on the CPU. Compiled = Build First.</w:t>
       </w:r>
     </w:p>
     <w:p>
@@ -2583,7 +2581,43 @@
                 <w:sz w:val="20"/>
                 <w:szCs w:val="20"/>
               </w:rPr>
-              <w:t>) do together: creates and launches a new process in one step.</w:t>
+              <w:t xml:space="preserve">) do together: </w:t>
+            </w:r>
+            <w:proofErr w:type="gramStart"/>
+            <w:r>
+              <w:rPr>
+                <w:rFonts w:ascii="Calibri" w:hAnsi="Calibri" w:cs="Calibri"/>
+                <w:sz w:val="20"/>
+                <w:szCs w:val="20"/>
+              </w:rPr>
+              <w:t>creates</w:t>
+            </w:r>
+            <w:proofErr w:type="gramEnd"/>
+            <w:r>
+              <w:rPr>
+                <w:rFonts w:ascii="Calibri" w:hAnsi="Calibri" w:cs="Calibri"/>
+                <w:sz w:val="20"/>
+                <w:szCs w:val="20"/>
+              </w:rPr>
+              <w:t xml:space="preserve"> and </w:t>
+            </w:r>
+            <w:proofErr w:type="gramStart"/>
+            <w:r>
+              <w:rPr>
+                <w:rFonts w:ascii="Calibri" w:hAnsi="Calibri" w:cs="Calibri"/>
+                <w:sz w:val="20"/>
+                <w:szCs w:val="20"/>
+              </w:rPr>
+              <w:t>launches</w:t>
+            </w:r>
+            <w:proofErr w:type="gramEnd"/>
+            <w:r>
+              <w:rPr>
+                <w:rFonts w:ascii="Calibri" w:hAnsi="Calibri" w:cs="Calibri"/>
+                <w:sz w:val="20"/>
+                <w:szCs w:val="20"/>
+              </w:rPr>
+              <w:t xml:space="preserve"> a new process in one step.</w:t>
             </w:r>
           </w:p>
         </w:tc>
@@ -6277,38 +6311,13 @@
         <w:spacing w:after="40"/>
       </w:pPr>
       <w:r>
-        <w:t>Example: two offices in different cities need to communicate as one network. Each site needs a router to join its local network (LAN) to the wider network. The result is a WAN.</w:t>
-      </w:r>
-    </w:p>
-    <w:p>
-      <w:pPr>
-        <w:pStyle w:val="ListParagraph"/>
-        <w:numPr>
-          <w:ilvl w:val="1"/>
-          <w:numId w:val="2"/>
-        </w:numPr>
-        <w:spacing w:after="40"/>
-      </w:pPr>
-      <w:r>
-        <w:t xml:space="preserve">Remember the distinction: the WAN is the </w:t>
-      </w:r>
-      <w:r>
-        <w:rPr>
-          <w:rStyle w:val="Emphasis"/>
-        </w:rPr>
-        <w:t>outcome</w:t>
-      </w:r>
-      <w:r>
-        <w:t xml:space="preserve">; the router is the </w:t>
-      </w:r>
-      <w:r>
-        <w:rPr>
-          <w:rStyle w:val="Emphasis"/>
-        </w:rPr>
-        <w:t>equipment</w:t>
-      </w:r>
-      <w:r>
-        <w:t xml:space="preserve"> that makes it possible</w:t>
+        <w:t>Remember the distinction: a WAN is a network</w:t>
+      </w:r>
+      <w:r>
+        <w:t xml:space="preserve">. </w:t>
+      </w:r>
+      <w:r>
+        <w:t>The router is the equipment that connects your local network to that wider network.</w:t>
       </w:r>
     </w:p>
     <w:p>
@@ -6516,7 +6525,6 @@
           <w:b/>
           <w:bCs/>
         </w:rPr>
-        <w:lastRenderedPageBreak/>
         <w:t>Twisted pair</w:t>
       </w:r>
       <w:r>
@@ -7230,7 +7238,6 @@
         <w:spacing w:after="40"/>
       </w:pPr>
       <w:r>
-        <w:lastRenderedPageBreak/>
         <w:t>Centralized structure; a dedicated server provides services and resources; clients request and receive services; common in enterprise and web environments</w:t>
       </w:r>
     </w:p>
@@ -7247,6 +7254,7 @@
           <w:rFonts w:ascii="Calibri" w:hAnsi="Calibri" w:cs="Calibri"/>
           <w:noProof/>
         </w:rPr>
+        <w:lastRenderedPageBreak/>
         <w:drawing>
           <wp:inline distT="0" distB="0" distL="0" distR="0" wp14:anchorId="23BF2353" wp14:editId="76BAE737">
             <wp:extent cx="4933950" cy="2190750"/>
@@ -7726,30 +7734,6 @@
     </w:p>
     <w:p>
       <w:pPr>
-        <w:spacing w:after="40"/>
-        <w:rPr>
-          <w:rFonts w:ascii="Calibri" w:hAnsi="Calibri" w:cs="Calibri"/>
-        </w:rPr>
-      </w:pPr>
-    </w:p>
-    <w:p>
-      <w:pPr>
-        <w:spacing w:after="40"/>
-        <w:rPr>
-          <w:rFonts w:ascii="Calibri" w:hAnsi="Calibri" w:cs="Calibri"/>
-        </w:rPr>
-      </w:pPr>
-    </w:p>
-    <w:p>
-      <w:pPr>
-        <w:spacing w:after="40"/>
-        <w:rPr>
-          <w:rFonts w:ascii="Calibri" w:hAnsi="Calibri" w:cs="Calibri"/>
-        </w:rPr>
-      </w:pPr>
-    </w:p>
-    <w:p>
-      <w:pPr>
         <w:pStyle w:val="Heading3"/>
       </w:pPr>
       <w:r>
@@ -7870,9 +7854,50 @@
     </w:p>
     <w:p>
       <w:pPr>
+        <w:spacing w:after="40"/>
+      </w:pPr>
+    </w:p>
+    <w:p>
+      <w:pPr>
+        <w:spacing w:after="40"/>
+      </w:pPr>
+    </w:p>
+    <w:p>
+      <w:pPr>
+        <w:spacing w:after="40"/>
+      </w:pPr>
+    </w:p>
+    <w:p>
+      <w:pPr>
+        <w:spacing w:after="40"/>
+      </w:pPr>
+    </w:p>
+    <w:p>
+      <w:pPr>
+        <w:spacing w:after="40"/>
+      </w:pPr>
+    </w:p>
+    <w:p>
+      <w:pPr>
+        <w:spacing w:after="40"/>
+      </w:pPr>
+    </w:p>
+    <w:p>
+      <w:pPr>
+        <w:spacing w:after="40"/>
+      </w:pPr>
+    </w:p>
+    <w:p>
+      <w:pPr>
+        <w:spacing w:after="40"/>
+      </w:pPr>
+    </w:p>
+    <w:p>
+      <w:pPr>
         <w:pStyle w:val="Heading3"/>
       </w:pPr>
       <w:r>
+        <w:lastRenderedPageBreak/>
         <w:t>Star Topology (nicknamed Hub-and-Spoke)</w:t>
       </w:r>
     </w:p>
@@ -7889,7 +7914,6 @@
           <w:rFonts w:ascii="Calibri" w:hAnsi="Calibri" w:cs="Calibri"/>
           <w:noProof/>
         </w:rPr>
-        <w:lastRenderedPageBreak/>
         <w:drawing>
           <wp:inline distT="0" distB="0" distL="0" distR="0" wp14:anchorId="734F8AA1" wp14:editId="4D864ADB">
             <wp:extent cx="1276350" cy="1304925"/>
@@ -8283,6 +8307,7 @@
                 <w:sz w:val="20"/>
                 <w:szCs w:val="20"/>
               </w:rPr>
+              <w:lastRenderedPageBreak/>
               <w:t>Text Editor</w:t>
             </w:r>
           </w:p>
@@ -8395,7 +8420,6 @@
                 <w:sz w:val="20"/>
                 <w:szCs w:val="20"/>
               </w:rPr>
-              <w:lastRenderedPageBreak/>
               <w:t>Sublime Text</w:t>
             </w:r>
           </w:p>
@@ -9122,6 +9146,21 @@
     <w:p>
       <w:pPr>
         <w:pStyle w:val="Heading3"/>
+      </w:pPr>
+    </w:p>
+    <w:p>
+      <w:pPr>
+        <w:pStyle w:val="Heading3"/>
+      </w:pPr>
+    </w:p>
+    <w:p>
+      <w:pPr>
+        <w:pStyle w:val="Heading3"/>
+      </w:pPr>
+    </w:p>
+    <w:p>
+      <w:pPr>
+        <w:pStyle w:val="Heading3"/>
         <w:rPr>
           <w:sz w:val="28"/>
           <w:szCs w:val="28"/>
@@ -9237,13 +9276,27 @@
           <w:i/>
           <w:iCs/>
         </w:rPr>
-        <w:t xml:space="preserve"> is the restaurant setting up your personal table, with your usual order and your own seat, wherever you happen to be at home, at work, or in a hotel. You bring only yourself (the device); the whole dining experience follows you. The more you move toward SaaS and DaaS, the less you manage and the less you control.</w:t>
+        <w:t xml:space="preserve"> is the restaurant setting up your personal table, with your usual order and your own seat, wherever you happen to be at </w:t>
+      </w:r>
+      <w:r>
+        <w:rPr>
+          <w:rFonts w:ascii="Calibri" w:hAnsi="Calibri" w:cs="Calibri"/>
+          <w:i/>
+          <w:iCs/>
+        </w:rPr>
+        <w:lastRenderedPageBreak/>
+        <w:t>home, at work, or in a hotel. You bring only yourself (the device); the whole dining experience follows you. The more you move toward SaaS and DaaS, the less you manage and the less you control.</w:t>
       </w:r>
     </w:p>
     <w:p>
       <w:pPr>
         <w:pStyle w:val="Heading4"/>
       </w:pPr>
+    </w:p>
+    <w:p>
+      <w:pPr>
+        <w:pStyle w:val="Heading4"/>
+      </w:pPr>
       <w:r>
         <w:br/>
       </w:r>
@@ -9274,286 +9327,286 @@
         <w:spacing w:after="40"/>
       </w:pPr>
       <w:r>
+        <w:t>Ready-to-use software delivered over the internet, accessible from any device via a web browser</w:t>
+      </w:r>
+    </w:p>
+    <w:p>
+      <w:pPr>
+        <w:pStyle w:val="ListParagraph"/>
+        <w:numPr>
+          <w:ilvl w:val="0"/>
+          <w:numId w:val="2"/>
+        </w:numPr>
+        <w:spacing w:after="40"/>
+      </w:pPr>
+      <w:r>
+        <w:t>Subscription-based pricing</w:t>
+      </w:r>
+    </w:p>
+    <w:p>
+      <w:pPr>
+        <w:pStyle w:val="ListParagraph"/>
+        <w:numPr>
+          <w:ilvl w:val="0"/>
+          <w:numId w:val="2"/>
+        </w:numPr>
+        <w:spacing w:after="40"/>
+      </w:pPr>
+      <w:r>
+        <w:t>Examples: web-based email (Gmail, Yahoo), Microsoft 365 (Word, Excel, Outlook), Dropbox, Salesforce, Zoom</w:t>
+      </w:r>
+    </w:p>
+    <w:p>
+      <w:pPr>
+        <w:pStyle w:val="ListParagraph"/>
+        <w:numPr>
+          <w:ilvl w:val="0"/>
+          <w:numId w:val="2"/>
+        </w:numPr>
+        <w:spacing w:after="40"/>
+      </w:pPr>
+      <w:r>
+        <w:t>Use cases: a company needing IT help desks and other ready-made services; WGU uses SaaS</w:t>
+      </w:r>
+    </w:p>
+    <w:p>
+      <w:pPr>
+        <w:pStyle w:val="Heading4"/>
+      </w:pPr>
+      <w:r>
+        <w:t>Infrastructure as a Service (IaaS)</w:t>
+      </w:r>
+    </w:p>
+    <w:p>
+      <w:pPr>
+        <w:pStyle w:val="ListParagraph"/>
+        <w:numPr>
+          <w:ilvl w:val="0"/>
+          <w:numId w:val="2"/>
+        </w:numPr>
+        <w:spacing w:after="40"/>
+      </w:pPr>
+      <w:r>
+        <w:t>Scalable compute, storage, and networking resources provisioned on demand as needs grow</w:t>
+      </w:r>
+    </w:p>
+    <w:p>
+      <w:pPr>
+        <w:pStyle w:val="ListParagraph"/>
+        <w:numPr>
+          <w:ilvl w:val="0"/>
+          <w:numId w:val="2"/>
+        </w:numPr>
+        <w:spacing w:after="40"/>
+      </w:pPr>
+      <w:r>
+        <w:t>Provides virtualized computing resources over the internet: servers, storage, networking, and virtualization</w:t>
+      </w:r>
+    </w:p>
+    <w:p>
+      <w:pPr>
+        <w:pStyle w:val="ListParagraph"/>
+        <w:numPr>
+          <w:ilvl w:val="0"/>
+          <w:numId w:val="2"/>
+        </w:numPr>
+        <w:spacing w:after="40"/>
+      </w:pPr>
+      <w:r>
+        <w:t>Pay-as-you-go pricing model</w:t>
+      </w:r>
+    </w:p>
+    <w:p>
+      <w:pPr>
+        <w:pStyle w:val="ListParagraph"/>
+        <w:numPr>
+          <w:ilvl w:val="0"/>
+          <w:numId w:val="2"/>
+        </w:numPr>
+        <w:spacing w:after="40"/>
+      </w:pPr>
+      <w:r>
+        <w:t>Examples: Amazon Web Services (AWS) EC2, Microsoft Azure Virtual Machines, Google Compute Engine (GCE)</w:t>
+      </w:r>
+    </w:p>
+    <w:p>
+      <w:pPr>
+        <w:pStyle w:val="ListParagraph"/>
+        <w:numPr>
+          <w:ilvl w:val="0"/>
+          <w:numId w:val="2"/>
+        </w:numPr>
+        <w:spacing w:after="40"/>
+      </w:pPr>
+      <w:r>
+        <w:t>Use cases: hosting websites and applications, running virtual machines and custom environments, disaster recovery and backup solutions</w:t>
+      </w:r>
+    </w:p>
+    <w:p>
+      <w:pPr>
+        <w:pStyle w:val="ListParagraph"/>
+        <w:numPr>
+          <w:ilvl w:val="0"/>
+          <w:numId w:val="2"/>
+        </w:numPr>
+        <w:spacing w:after="40"/>
+      </w:pPr>
+      <w:r>
+        <w:t>Key clue: the customer rents virtual machines, storage, and networking but installs and maintains its own operating systems and applications. If the customer manages the OS, it is IaaS</w:t>
+      </w:r>
+    </w:p>
+    <w:p>
+      <w:pPr>
+        <w:pStyle w:val="Heading4"/>
+      </w:pPr>
+      <w:r>
+        <w:t>Desktop as a Service (DaaS)</w:t>
+      </w:r>
+    </w:p>
+    <w:p>
+      <w:pPr>
+        <w:pStyle w:val="ListParagraph"/>
+        <w:numPr>
+          <w:ilvl w:val="0"/>
+          <w:numId w:val="2"/>
+        </w:numPr>
+        <w:spacing w:after="40"/>
+      </w:pPr>
+      <w:r>
+        <w:t>Delivers cloud-hosted virtual desktops to users, allowing access from any device</w:t>
+      </w:r>
+    </w:p>
+    <w:p>
+      <w:pPr>
+        <w:pStyle w:val="ListParagraph"/>
+        <w:numPr>
+          <w:ilvl w:val="0"/>
+          <w:numId w:val="2"/>
+        </w:numPr>
+        <w:spacing w:after="40"/>
+      </w:pPr>
+      <w:r>
+        <w:t>Secure remote desktop access; centralized management of virtual desktops; supports multiple operating systems; pay-per-user model</w:t>
+      </w:r>
+    </w:p>
+    <w:p>
+      <w:pPr>
+        <w:pStyle w:val="ListParagraph"/>
+        <w:numPr>
+          <w:ilvl w:val="0"/>
+          <w:numId w:val="2"/>
+        </w:numPr>
+        <w:spacing w:after="40"/>
+      </w:pPr>
+      <w:r>
+        <w:t xml:space="preserve">Examples: Amazon </w:t>
+      </w:r>
+      <w:proofErr w:type="spellStart"/>
+      <w:r>
+        <w:t>WorkSpaces</w:t>
+      </w:r>
+      <w:proofErr w:type="spellEnd"/>
+      <w:r>
+        <w:t>, Microsoft Azure Virtual Desktop, Citrix DaaS (formerly Citrix Virtual Apps and Desktops service)</w:t>
+      </w:r>
+    </w:p>
+    <w:p>
+      <w:pPr>
+        <w:pStyle w:val="ListParagraph"/>
+        <w:numPr>
+          <w:ilvl w:val="0"/>
+          <w:numId w:val="2"/>
+        </w:numPr>
+        <w:spacing w:after="40"/>
+      </w:pPr>
+      <w:r>
+        <w:t>Use cases: remote work and telecommuting</w:t>
+      </w:r>
+    </w:p>
+    <w:p>
+      <w:pPr>
+        <w:pStyle w:val="Heading4"/>
+      </w:pPr>
+      <w:r>
+        <w:t>Platform as a Service (PaaS)</w:t>
+      </w:r>
+    </w:p>
+    <w:p>
+      <w:pPr>
+        <w:pStyle w:val="ListParagraph"/>
+        <w:numPr>
+          <w:ilvl w:val="0"/>
+          <w:numId w:val="2"/>
+        </w:numPr>
+        <w:spacing w:after="40"/>
+      </w:pPr>
+      <w:r>
+        <w:t>A platform for developers to build, test, and deploy applications without worrying about the underlying infrastructure</w:t>
+      </w:r>
+    </w:p>
+    <w:p>
+      <w:pPr>
+        <w:pStyle w:val="ListParagraph"/>
+        <w:numPr>
+          <w:ilvl w:val="0"/>
+          <w:numId w:val="2"/>
+        </w:numPr>
+        <w:spacing w:after="40"/>
+      </w:pPr>
+      <w:r>
+        <w:t>Includes development tools, databases, and runtime environments; automates infrastructure management; supports various programming languages</w:t>
+      </w:r>
+    </w:p>
+    <w:p>
+      <w:pPr>
+        <w:pStyle w:val="ListParagraph"/>
+        <w:numPr>
+          <w:ilvl w:val="0"/>
+          <w:numId w:val="2"/>
+        </w:numPr>
+        <w:spacing w:after="40"/>
+      </w:pPr>
+      <w:r>
+        <w:t>Developers focus on coding while the provider handles scaling and maintenance</w:t>
+      </w:r>
+    </w:p>
+    <w:p>
+      <w:pPr>
+        <w:pStyle w:val="ListParagraph"/>
+        <w:numPr>
+          <w:ilvl w:val="0"/>
+          <w:numId w:val="2"/>
+        </w:numPr>
+        <w:spacing w:after="40"/>
+      </w:pPr>
+      <w:r>
+        <w:t>Examples: Google App Engine, Microsoft Azure App Service, AWS Elastic Beanstalk</w:t>
+      </w:r>
+    </w:p>
+    <w:p>
+      <w:pPr>
+        <w:pStyle w:val="ListParagraph"/>
+        <w:numPr>
+          <w:ilvl w:val="0"/>
+          <w:numId w:val="2"/>
+        </w:numPr>
+        <w:spacing w:after="40"/>
+      </w:pPr>
+      <w:r>
+        <w:t>Use cases: a category of internet and cloud-based services that provides software development tools</w:t>
+      </w:r>
+    </w:p>
+    <w:p>
+      <w:pPr>
+        <w:pStyle w:val="ListParagraph"/>
+        <w:numPr>
+          <w:ilvl w:val="0"/>
+          <w:numId w:val="2"/>
+        </w:numPr>
+        <w:spacing w:after="40"/>
+      </w:pPr>
+      <w:r>
         <w:lastRenderedPageBreak/>
-        <w:t>Ready-to-use software delivered over the internet, accessible from any device via a web browser</w:t>
-      </w:r>
-    </w:p>
-    <w:p>
-      <w:pPr>
-        <w:pStyle w:val="ListParagraph"/>
-        <w:numPr>
-          <w:ilvl w:val="0"/>
-          <w:numId w:val="2"/>
-        </w:numPr>
-        <w:spacing w:after="40"/>
-      </w:pPr>
-      <w:r>
-        <w:t>Subscription-based pricing</w:t>
-      </w:r>
-    </w:p>
-    <w:p>
-      <w:pPr>
-        <w:pStyle w:val="ListParagraph"/>
-        <w:numPr>
-          <w:ilvl w:val="0"/>
-          <w:numId w:val="2"/>
-        </w:numPr>
-        <w:spacing w:after="40"/>
-      </w:pPr>
-      <w:r>
-        <w:t>Examples: web-based email (Gmail, Yahoo), Microsoft 365 (Word, Excel, Outlook), Dropbox, Salesforce, Zoom</w:t>
-      </w:r>
-    </w:p>
-    <w:p>
-      <w:pPr>
-        <w:pStyle w:val="ListParagraph"/>
-        <w:numPr>
-          <w:ilvl w:val="0"/>
-          <w:numId w:val="2"/>
-        </w:numPr>
-        <w:spacing w:after="40"/>
-      </w:pPr>
-      <w:r>
-        <w:t>Use cases: a company needing IT help desks and other ready-made services; WGU uses SaaS</w:t>
-      </w:r>
-    </w:p>
-    <w:p>
-      <w:pPr>
-        <w:pStyle w:val="Heading4"/>
-      </w:pPr>
-      <w:r>
-        <w:t>Infrastructure as a Service (IaaS)</w:t>
-      </w:r>
-    </w:p>
-    <w:p>
-      <w:pPr>
-        <w:pStyle w:val="ListParagraph"/>
-        <w:numPr>
-          <w:ilvl w:val="0"/>
-          <w:numId w:val="2"/>
-        </w:numPr>
-        <w:spacing w:after="40"/>
-      </w:pPr>
-      <w:r>
-        <w:t>Scalable compute, storage, and networking resources provisioned on demand as needs grow</w:t>
-      </w:r>
-    </w:p>
-    <w:p>
-      <w:pPr>
-        <w:pStyle w:val="ListParagraph"/>
-        <w:numPr>
-          <w:ilvl w:val="0"/>
-          <w:numId w:val="2"/>
-        </w:numPr>
-        <w:spacing w:after="40"/>
-      </w:pPr>
-      <w:r>
-        <w:t>Provides virtualized computing resources over the internet: servers, storage, networking, and virtualization</w:t>
-      </w:r>
-    </w:p>
-    <w:p>
-      <w:pPr>
-        <w:pStyle w:val="ListParagraph"/>
-        <w:numPr>
-          <w:ilvl w:val="0"/>
-          <w:numId w:val="2"/>
-        </w:numPr>
-        <w:spacing w:after="40"/>
-      </w:pPr>
-      <w:r>
-        <w:t>Pay-as-you-go pricing model</w:t>
-      </w:r>
-    </w:p>
-    <w:p>
-      <w:pPr>
-        <w:pStyle w:val="ListParagraph"/>
-        <w:numPr>
-          <w:ilvl w:val="0"/>
-          <w:numId w:val="2"/>
-        </w:numPr>
-        <w:spacing w:after="40"/>
-      </w:pPr>
-      <w:r>
-        <w:t>Examples: Amazon Web Services (AWS) EC2, Microsoft Azure Virtual Machines, Google Compute Engine (GCE)</w:t>
-      </w:r>
-    </w:p>
-    <w:p>
-      <w:pPr>
-        <w:pStyle w:val="ListParagraph"/>
-        <w:numPr>
-          <w:ilvl w:val="0"/>
-          <w:numId w:val="2"/>
-        </w:numPr>
-        <w:spacing w:after="40"/>
-      </w:pPr>
-      <w:r>
-        <w:t>Use cases: hosting websites and applications, running virtual machines and custom environments, disaster recovery and backup solutions</w:t>
-      </w:r>
-    </w:p>
-    <w:p>
-      <w:pPr>
-        <w:pStyle w:val="ListParagraph"/>
-        <w:numPr>
-          <w:ilvl w:val="0"/>
-          <w:numId w:val="2"/>
-        </w:numPr>
-        <w:spacing w:after="40"/>
-      </w:pPr>
-      <w:r>
-        <w:t>Key clue: the customer rents virtual machines, storage, and networking but installs and maintains its own operating systems and applications. If the customer manages the OS, it is IaaS</w:t>
-      </w:r>
-    </w:p>
-    <w:p>
-      <w:pPr>
-        <w:pStyle w:val="Heading4"/>
-      </w:pPr>
-      <w:r>
-        <w:t>Desktop as a Service (DaaS)</w:t>
-      </w:r>
-    </w:p>
-    <w:p>
-      <w:pPr>
-        <w:pStyle w:val="ListParagraph"/>
-        <w:numPr>
-          <w:ilvl w:val="0"/>
-          <w:numId w:val="2"/>
-        </w:numPr>
-        <w:spacing w:after="40"/>
-      </w:pPr>
-      <w:r>
-        <w:t>Delivers cloud-hosted virtual desktops to users, allowing access from any device</w:t>
-      </w:r>
-    </w:p>
-    <w:p>
-      <w:pPr>
-        <w:pStyle w:val="ListParagraph"/>
-        <w:numPr>
-          <w:ilvl w:val="0"/>
-          <w:numId w:val="2"/>
-        </w:numPr>
-        <w:spacing w:after="40"/>
-      </w:pPr>
-      <w:r>
-        <w:t>Secure remote desktop access; centralized management of virtual desktops; supports multiple operating systems; pay-per-user model</w:t>
-      </w:r>
-    </w:p>
-    <w:p>
-      <w:pPr>
-        <w:pStyle w:val="ListParagraph"/>
-        <w:numPr>
-          <w:ilvl w:val="0"/>
-          <w:numId w:val="2"/>
-        </w:numPr>
-        <w:spacing w:after="40"/>
-      </w:pPr>
-      <w:r>
-        <w:t xml:space="preserve">Examples: Amazon </w:t>
-      </w:r>
-      <w:proofErr w:type="spellStart"/>
-      <w:r>
-        <w:t>WorkSpaces</w:t>
-      </w:r>
-      <w:proofErr w:type="spellEnd"/>
-      <w:r>
-        <w:t>, Microsoft Azure Virtual Desktop, Citrix DaaS (formerly Citrix Virtual Apps and Desktops service)</w:t>
-      </w:r>
-    </w:p>
-    <w:p>
-      <w:pPr>
-        <w:pStyle w:val="ListParagraph"/>
-        <w:numPr>
-          <w:ilvl w:val="0"/>
-          <w:numId w:val="2"/>
-        </w:numPr>
-        <w:spacing w:after="40"/>
-      </w:pPr>
-      <w:r>
-        <w:t>Use cases: remote work and telecommuting</w:t>
-      </w:r>
-    </w:p>
-    <w:p>
-      <w:pPr>
-        <w:pStyle w:val="Heading4"/>
-      </w:pPr>
-      <w:r>
-        <w:t>Platform as a Service (PaaS)</w:t>
-      </w:r>
-    </w:p>
-    <w:p>
-      <w:pPr>
-        <w:pStyle w:val="ListParagraph"/>
-        <w:numPr>
-          <w:ilvl w:val="0"/>
-          <w:numId w:val="2"/>
-        </w:numPr>
-        <w:spacing w:after="40"/>
-      </w:pPr>
-      <w:r>
-        <w:t>A platform for developers to build, test, and deploy applications without worrying about the underlying infrastructure</w:t>
-      </w:r>
-    </w:p>
-    <w:p>
-      <w:pPr>
-        <w:pStyle w:val="ListParagraph"/>
-        <w:numPr>
-          <w:ilvl w:val="0"/>
-          <w:numId w:val="2"/>
-        </w:numPr>
-        <w:spacing w:after="40"/>
-      </w:pPr>
-      <w:r>
-        <w:t>Includes development tools, databases, and runtime environments; automates infrastructure management; supports various programming languages</w:t>
-      </w:r>
-    </w:p>
-    <w:p>
-      <w:pPr>
-        <w:pStyle w:val="ListParagraph"/>
-        <w:numPr>
-          <w:ilvl w:val="0"/>
-          <w:numId w:val="2"/>
-        </w:numPr>
-        <w:spacing w:after="40"/>
-      </w:pPr>
-      <w:r>
-        <w:t>Developers focus on coding while the provider handles scaling and maintenance</w:t>
-      </w:r>
-    </w:p>
-    <w:p>
-      <w:pPr>
-        <w:pStyle w:val="ListParagraph"/>
-        <w:numPr>
-          <w:ilvl w:val="0"/>
-          <w:numId w:val="2"/>
-        </w:numPr>
-        <w:spacing w:after="40"/>
-      </w:pPr>
-      <w:r>
-        <w:t>Examples: Google App Engine, Microsoft Azure App Service, AWS Elastic Beanstalk</w:t>
-      </w:r>
-    </w:p>
-    <w:p>
-      <w:pPr>
-        <w:pStyle w:val="ListParagraph"/>
-        <w:numPr>
-          <w:ilvl w:val="0"/>
-          <w:numId w:val="2"/>
-        </w:numPr>
-        <w:spacing w:after="40"/>
-      </w:pPr>
-      <w:r>
-        <w:t>Use cases: a category of internet and cloud-based services that provides software development tools</w:t>
-      </w:r>
-    </w:p>
-    <w:p>
-      <w:pPr>
-        <w:pStyle w:val="ListParagraph"/>
-        <w:numPr>
-          <w:ilvl w:val="0"/>
-          <w:numId w:val="2"/>
-        </w:numPr>
-        <w:spacing w:after="40"/>
-      </w:pPr>
-      <w:r>
         <w:t>D</w:t>
       </w:r>
       <w:r>
@@ -10045,6 +10098,7 @@
           <w:sz w:val="22"/>
           <w:szCs w:val="22"/>
         </w:rPr>
+        <w:lastRenderedPageBreak/>
         <w:t>Node.js (runtime):</w:t>
       </w:r>
       <w:r>
@@ -10217,7 +10271,6 @@
           <w:sz w:val="22"/>
           <w:szCs w:val="22"/>
         </w:rPr>
-        <w:lastRenderedPageBreak/>
         <w:br/>
       </w:r>
     </w:p>
@@ -11269,7 +11322,16 @@
                 <w:sz w:val="20"/>
                 <w:szCs w:val="20"/>
               </w:rPr>
-              <w:t>Virus that hides its presence by manipulating system functions during detection</w:t>
+              <w:t xml:space="preserve">Virus that hides its presence by manipulating system </w:t>
+            </w:r>
+            <w:r>
+              <w:rPr>
+                <w:rFonts w:ascii="Calibri" w:hAnsi="Calibri" w:cs="Calibri"/>
+                <w:sz w:val="20"/>
+                <w:szCs w:val="20"/>
+              </w:rPr>
+              <w:lastRenderedPageBreak/>
+              <w:t>functions during detection</w:t>
             </w:r>
           </w:p>
         </w:tc>
@@ -11295,6 +11357,7 @@
                 <w:sz w:val="20"/>
                 <w:szCs w:val="20"/>
               </w:rPr>
+              <w:lastRenderedPageBreak/>
               <w:t>Conceals infection</w:t>
             </w:r>
           </w:p>
@@ -11652,7 +11715,7 @@
 </file>
 
 <file path=word/endnotes.xml><?xml version="1.0" encoding="utf-8"?>
-<w:endnotes xmlns:wpc="http://schemas.microsoft.com/office/word/2010/wordprocessingCanvas" xmlns:cx="http://schemas.microsoft.com/office/drawing/2014/chartex" xmlns:cx1="http://schemas.microsoft.com/office/drawing/2015/9/8/chartex" xmlns:cx2="http://schemas.microsoft.com/office/drawing/2015/10/21/chartex" xmlns:cx3="http://schemas.microsoft.com/office/drawing/2016/5/9/chartex" xmlns:cx4="http://schemas.microsoft.com/office/drawing/2016/5/10/chartex" xmlns:cx5="http://schemas.microsoft.com/office/drawing/2016/5/11/chartex" xmlns:cx6="http://schemas.microsoft.com/office/drawing/2016/5/12/chartex" xmlns:cx7="http://schemas.microsoft.com/office/drawing/2016/5/13/chartex" xmlns:cx8="http://schemas.microsoft.com/office/drawing/2016/5/14/chartex" xmlns:mc="http://schemas.openxmlformats.org/markup-compatibility/2006" xmlns:m="http://schemas.openxmlformats.org/officeDocument/2006/math" xmlns:aink="http://schemas.microsoft.com/office/drawing/2016/ink" xmlns:am3d="http://schemas.microsoft.com/office/drawing/2017/model3d" xmlns:oel="http://schemas.microsoft.com/office/2019/extlst" xmlns:r="http://schemas.openxmlformats.org/officeDocument/2006/relationships" xmlns:wp14="http://schemas.microsoft.com/office/word/2010/wordprocessingDrawing" xmlns:wp="http://schemas.openxmlformats.org/drawingml/2006/wordprocessingDrawing" xmlns:wpg="http://schemas.microsoft.com/office/word/2010/wordprocessingGroup" xmlns:wpi="http://schemas.microsoft.com/office/word/2010/wordprocessingInk" xmlns:wps="http://schemas.microsoft.com/office/word/2010/wordprocessingShape" xmlns:o="urn:schemas-microsoft-com:office:office" xmlns:v="urn:schemas-microsoft-com:vml" xmlns:w10="urn:schemas-microsoft-com:office:word" xmlns:w="http://schemas.openxmlformats.org/wordprocessingml/2006/main" xmlns:w14="http://schemas.microsoft.com/office/word/2010/wordml" xmlns:w15="http://schemas.microsoft.com/office/word/2012/wordml" xmlns:w16cex="http://schemas.microsoft.com/office/word/2018/wordml/cex" xmlns:w16cid="http://schemas.microsoft.com/office/word/2016/wordml/cid" xmlns:w16="http://schemas.microsoft.com/office/word/2018/wordml" xmlns:w16sdtdh="http://schemas.microsoft.com/office/word/2020/wordml/sdtdatahash" xmlns:w16sdtfl="http://schemas.microsoft.com/office/word/2024/wordml/sdtformatlock" xmlns:w16se="http://schemas.microsoft.com/office/word/2015/wordml/symex" xmlns:w16du="http://schemas.microsoft.com/office/word/2023/wordml/word16du" xmlns:wne="http://schemas.microsoft.com/office/word/2006/wordml" mc:Ignorable="w14 w15 w16se w16cid w16 w16cex w16sdtdh w16sdtfl w16du wp14">
+<w:endnotes xmlns:wpc="http://schemas.microsoft.com/office/word/2010/wordprocessingCanvas" xmlns:cx="http://schemas.microsoft.com/office/drawing/2014/chartex" xmlns:cx1="http://schemas.microsoft.com/office/drawing/2015/9/8/chartex" xmlns:cx2="http://schemas.microsoft.com/office/drawing/2015/10/21/chartex" xmlns:cx3="http://schemas.microsoft.com/office/drawing/2016/5/9/chartex" xmlns:cx4="http://schemas.microsoft.com/office/drawing/2016/5/10/chartex" xmlns:cx5="http://schemas.microsoft.com/office/drawing/2016/5/11/chartex" xmlns:cx6="http://schemas.microsoft.com/office/drawing/2016/5/12/chartex" xmlns:cx7="http://schemas.microsoft.com/office/drawing/2016/5/13/chartex" xmlns:cx8="http://schemas.microsoft.com/office/drawing/2016/5/14/chartex" xmlns:mc="http://schemas.openxmlformats.org/markup-compatibility/2006" xmlns:aink="http://schemas.microsoft.com/office/drawing/2016/ink" xmlns:am3d="http://schemas.microsoft.com/office/drawing/2017/model3d" xmlns:o="urn:schemas-microsoft-com:office:office" xmlns:oel="http://schemas.microsoft.com/office/2019/extlst" xmlns:r="http://schemas.openxmlformats.org/officeDocument/2006/relationships" xmlns:m="http://schemas.openxmlformats.org/officeDocument/2006/math" xmlns:v="urn:schemas-microsoft-com:vml" xmlns:wp14="http://schemas.microsoft.com/office/word/2010/wordprocessingDrawing" xmlns:wp="http://schemas.openxmlformats.org/drawingml/2006/wordprocessingDrawing" xmlns:w10="urn:schemas-microsoft-com:office:word" xmlns:w="http://schemas.openxmlformats.org/wordprocessingml/2006/main" xmlns:w14="http://schemas.microsoft.com/office/word/2010/wordml" xmlns:w15="http://schemas.microsoft.com/office/word/2012/wordml" xmlns:w16cex="http://schemas.microsoft.com/office/word/2018/wordml/cex" xmlns:w16cid="http://schemas.microsoft.com/office/word/2016/wordml/cid" xmlns:w16="http://schemas.microsoft.com/office/word/2018/wordml" xmlns:w16du="http://schemas.microsoft.com/office/word/2023/wordml/word16du" xmlns:w16sdtdh="http://schemas.microsoft.com/office/word/2020/wordml/sdtdatahash" xmlns:w16sdtfl="http://schemas.microsoft.com/office/word/2024/wordml/sdtformatlock" xmlns:w16se="http://schemas.microsoft.com/office/word/2015/wordml/symex" xmlns:wpg="http://schemas.microsoft.com/office/word/2010/wordprocessingGroup" xmlns:wpi="http://schemas.microsoft.com/office/word/2010/wordprocessingInk" xmlns:wne="http://schemas.microsoft.com/office/word/2006/wordml" xmlns:wps="http://schemas.microsoft.com/office/word/2010/wordprocessingShape" mc:Ignorable="w14 w15 w16se w16cid w16 w16cex w16sdtdh w16sdtfl w16du wp14">
   <w:endnote w:type="separator" w:id="-1">
     <w:p>
       <w:r>
@@ -11671,7 +11734,7 @@
 </file>
 
 <file path=word/footer1.xml><?xml version="1.0" encoding="utf-8"?>
-<w:ftr xmlns:wpc="http://schemas.microsoft.com/office/word/2010/wordprocessingCanvas" xmlns:cx="http://schemas.microsoft.com/office/drawing/2014/chartex" xmlns:cx1="http://schemas.microsoft.com/office/drawing/2015/9/8/chartex" xmlns:cx2="http://schemas.microsoft.com/office/drawing/2015/10/21/chartex" xmlns:cx3="http://schemas.microsoft.com/office/drawing/2016/5/9/chartex" xmlns:cx4="http://schemas.microsoft.com/office/drawing/2016/5/10/chartex" xmlns:cx5="http://schemas.microsoft.com/office/drawing/2016/5/11/chartex" xmlns:cx6="http://schemas.microsoft.com/office/drawing/2016/5/12/chartex" xmlns:cx7="http://schemas.microsoft.com/office/drawing/2016/5/13/chartex" xmlns:cx8="http://schemas.microsoft.com/office/drawing/2016/5/14/chartex" xmlns:mc="http://schemas.openxmlformats.org/markup-compatibility/2006" xmlns:m="http://schemas.openxmlformats.org/officeDocument/2006/math" xmlns:aink="http://schemas.microsoft.com/office/drawing/2016/ink" xmlns:am3d="http://schemas.microsoft.com/office/drawing/2017/model3d" xmlns:oel="http://schemas.microsoft.com/office/2019/extlst" xmlns:r="http://schemas.openxmlformats.org/officeDocument/2006/relationships" xmlns:wp14="http://schemas.microsoft.com/office/word/2010/wordprocessingDrawing" xmlns:wp="http://schemas.openxmlformats.org/drawingml/2006/wordprocessingDrawing" xmlns:wpg="http://schemas.microsoft.com/office/word/2010/wordprocessingGroup" xmlns:wpi="http://schemas.microsoft.com/office/word/2010/wordprocessingInk" xmlns:wps="http://schemas.microsoft.com/office/word/2010/wordprocessingShape" xmlns:o="urn:schemas-microsoft-com:office:office" xmlns:v="urn:schemas-microsoft-com:vml" xmlns:w10="urn:schemas-microsoft-com:office:word" xmlns:w="http://schemas.openxmlformats.org/wordprocessingml/2006/main" xmlns:w14="http://schemas.microsoft.com/office/word/2010/wordml" xmlns:w15="http://schemas.microsoft.com/office/word/2012/wordml" xmlns:w16cex="http://schemas.microsoft.com/office/word/2018/wordml/cex" xmlns:w16cid="http://schemas.microsoft.com/office/word/2016/wordml/cid" xmlns:w16="http://schemas.microsoft.com/office/word/2018/wordml" xmlns:w16sdtdh="http://schemas.microsoft.com/office/word/2020/wordml/sdtdatahash" xmlns:w16sdtfl="http://schemas.microsoft.com/office/word/2024/wordml/sdtformatlock" xmlns:w16se="http://schemas.microsoft.com/office/word/2015/wordml/symex" xmlns:w16du="http://schemas.microsoft.com/office/word/2023/wordml/word16du" xmlns:wne="http://schemas.microsoft.com/office/word/2006/wordml" mc:Ignorable="w14 w15 w16se w16cid w16 w16cex w16sdtdh w16sdtfl w16du wp14">
+<w:ftr xmlns:wpc="http://schemas.microsoft.com/office/word/2010/wordprocessingCanvas" xmlns:cx="http://schemas.microsoft.com/office/drawing/2014/chartex" xmlns:cx1="http://schemas.microsoft.com/office/drawing/2015/9/8/chartex" xmlns:cx2="http://schemas.microsoft.com/office/drawing/2015/10/21/chartex" xmlns:cx3="http://schemas.microsoft.com/office/drawing/2016/5/9/chartex" xmlns:cx4="http://schemas.microsoft.com/office/drawing/2016/5/10/chartex" xmlns:cx5="http://schemas.microsoft.com/office/drawing/2016/5/11/chartex" xmlns:cx6="http://schemas.microsoft.com/office/drawing/2016/5/12/chartex" xmlns:cx7="http://schemas.microsoft.com/office/drawing/2016/5/13/chartex" xmlns:cx8="http://schemas.microsoft.com/office/drawing/2016/5/14/chartex" xmlns:mc="http://schemas.openxmlformats.org/markup-compatibility/2006" xmlns:aink="http://schemas.microsoft.com/office/drawing/2016/ink" xmlns:am3d="http://schemas.microsoft.com/office/drawing/2017/model3d" xmlns:o="urn:schemas-microsoft-com:office:office" xmlns:oel="http://schemas.microsoft.com/office/2019/extlst" xmlns:r="http://schemas.openxmlformats.org/officeDocument/2006/relationships" xmlns:m="http://schemas.openxmlformats.org/officeDocument/2006/math" xmlns:v="urn:schemas-microsoft-com:vml" xmlns:wp14="http://schemas.microsoft.com/office/word/2010/wordprocessingDrawing" xmlns:wp="http://schemas.openxmlformats.org/drawingml/2006/wordprocessingDrawing" xmlns:w10="urn:schemas-microsoft-com:office:word" xmlns:w="http://schemas.openxmlformats.org/wordprocessingml/2006/main" xmlns:w14="http://schemas.microsoft.com/office/word/2010/wordml" xmlns:w15="http://schemas.microsoft.com/office/word/2012/wordml" xmlns:w16cex="http://schemas.microsoft.com/office/word/2018/wordml/cex" xmlns:w16cid="http://schemas.microsoft.com/office/word/2016/wordml/cid" xmlns:w16="http://schemas.microsoft.com/office/word/2018/wordml" xmlns:w16du="http://schemas.microsoft.com/office/word/2023/wordml/word16du" xmlns:w16sdtdh="http://schemas.microsoft.com/office/word/2020/wordml/sdtdatahash" xmlns:w16sdtfl="http://schemas.microsoft.com/office/word/2024/wordml/sdtformatlock" xmlns:w16se="http://schemas.microsoft.com/office/word/2015/wordml/symex" xmlns:wpg="http://schemas.microsoft.com/office/word/2010/wordprocessingGroup" xmlns:wpi="http://schemas.microsoft.com/office/word/2010/wordprocessingInk" xmlns:wne="http://schemas.microsoft.com/office/word/2006/wordml" xmlns:wps="http://schemas.microsoft.com/office/word/2010/wordprocessingShape" mc:Ignorable="w14 w15 w16se w16cid w16 w16cex w16sdtdh w16sdtfl w16du wp14">
   <w:p>
     <w:pPr>
       <w:pStyle w:val="Footer"/>
@@ -11681,7 +11744,7 @@
 </file>
 
 <file path=word/footer2.xml><?xml version="1.0" encoding="utf-8"?>
-<w:ftr xmlns:wpc="http://schemas.microsoft.com/office/word/2010/wordprocessingCanvas" xmlns:cx="http://schemas.microsoft.com/office/drawing/2014/chartex" xmlns:cx1="http://schemas.microsoft.com/office/drawing/2015/9/8/chartex" xmlns:cx2="http://schemas.microsoft.com/office/drawing/2015/10/21/chartex" xmlns:cx3="http://schemas.microsoft.com/office/drawing/2016/5/9/chartex" xmlns:cx4="http://schemas.microsoft.com/office/drawing/2016/5/10/chartex" xmlns:cx5="http://schemas.microsoft.com/office/drawing/2016/5/11/chartex" xmlns:cx6="http://schemas.microsoft.com/office/drawing/2016/5/12/chartex" xmlns:cx7="http://schemas.microsoft.com/office/drawing/2016/5/13/chartex" xmlns:cx8="http://schemas.microsoft.com/office/drawing/2016/5/14/chartex" xmlns:mc="http://schemas.openxmlformats.org/markup-compatibility/2006" xmlns:m="http://schemas.openxmlformats.org/officeDocument/2006/math" xmlns:aink="http://schemas.microsoft.com/office/drawing/2016/ink" xmlns:am3d="http://schemas.microsoft.com/office/drawing/2017/model3d" xmlns:oel="http://schemas.microsoft.com/office/2019/extlst" xmlns:r="http://schemas.openxmlformats.org/officeDocument/2006/relationships" xmlns:wp14="http://schemas.microsoft.com/office/word/2010/wordprocessingDrawing" xmlns:wp="http://schemas.openxmlformats.org/drawingml/2006/wordprocessingDrawing" xmlns:wpg="http://schemas.microsoft.com/office/word/2010/wordprocessingGroup" xmlns:wpi="http://schemas.microsoft.com/office/word/2010/wordprocessingInk" xmlns:wps="http://schemas.microsoft.com/office/word/2010/wordprocessingShape" xmlns:o="urn:schemas-microsoft-com:office:office" xmlns:v="urn:schemas-microsoft-com:vml" xmlns:w10="urn:schemas-microsoft-com:office:word" xmlns:w="http://schemas.openxmlformats.org/wordprocessingml/2006/main" xmlns:w14="http://schemas.microsoft.com/office/word/2010/wordml" xmlns:w15="http://schemas.microsoft.com/office/word/2012/wordml" xmlns:w16cex="http://schemas.microsoft.com/office/word/2018/wordml/cex" xmlns:w16cid="http://schemas.microsoft.com/office/word/2016/wordml/cid" xmlns:w16="http://schemas.microsoft.com/office/word/2018/wordml" xmlns:w16sdtdh="http://schemas.microsoft.com/office/word/2020/wordml/sdtdatahash" xmlns:w16sdtfl="http://schemas.microsoft.com/office/word/2024/wordml/sdtformatlock" xmlns:w16se="http://schemas.microsoft.com/office/word/2015/wordml/symex" xmlns:w16du="http://schemas.microsoft.com/office/word/2023/wordml/word16du" xmlns:wne="http://schemas.microsoft.com/office/word/2006/wordml" mc:Ignorable="w14 w15 w16se w16cid w16 w16cex w16sdtdh w16sdtfl w16du wp14">
+<w:ftr xmlns:wpc="http://schemas.microsoft.com/office/word/2010/wordprocessingCanvas" xmlns:cx="http://schemas.microsoft.com/office/drawing/2014/chartex" xmlns:cx1="http://schemas.microsoft.com/office/drawing/2015/9/8/chartex" xmlns:cx2="http://schemas.microsoft.com/office/drawing/2015/10/21/chartex" xmlns:cx3="http://schemas.microsoft.com/office/drawing/2016/5/9/chartex" xmlns:cx4="http://schemas.microsoft.com/office/drawing/2016/5/10/chartex" xmlns:cx5="http://schemas.microsoft.com/office/drawing/2016/5/11/chartex" xmlns:cx6="http://schemas.microsoft.com/office/drawing/2016/5/12/chartex" xmlns:cx7="http://schemas.microsoft.com/office/drawing/2016/5/13/chartex" xmlns:cx8="http://schemas.microsoft.com/office/drawing/2016/5/14/chartex" xmlns:mc="http://schemas.openxmlformats.org/markup-compatibility/2006" xmlns:aink="http://schemas.microsoft.com/office/drawing/2016/ink" xmlns:am3d="http://schemas.microsoft.com/office/drawing/2017/model3d" xmlns:o="urn:schemas-microsoft-com:office:office" xmlns:oel="http://schemas.microsoft.com/office/2019/extlst" xmlns:r="http://schemas.openxmlformats.org/officeDocument/2006/relationships" xmlns:m="http://schemas.openxmlformats.org/officeDocument/2006/math" xmlns:v="urn:schemas-microsoft-com:vml" xmlns:wp14="http://schemas.microsoft.com/office/word/2010/wordprocessingDrawing" xmlns:wp="http://schemas.openxmlformats.org/drawingml/2006/wordprocessingDrawing" xmlns:w10="urn:schemas-microsoft-com:office:word" xmlns:w="http://schemas.openxmlformats.org/wordprocessingml/2006/main" xmlns:w14="http://schemas.microsoft.com/office/word/2010/wordml" xmlns:w15="http://schemas.microsoft.com/office/word/2012/wordml" xmlns:w16cex="http://schemas.microsoft.com/office/word/2018/wordml/cex" xmlns:w16cid="http://schemas.microsoft.com/office/word/2016/wordml/cid" xmlns:w16="http://schemas.microsoft.com/office/word/2018/wordml" xmlns:w16du="http://schemas.microsoft.com/office/word/2023/wordml/word16du" xmlns:w16sdtdh="http://schemas.microsoft.com/office/word/2020/wordml/sdtdatahash" xmlns:w16sdtfl="http://schemas.microsoft.com/office/word/2024/wordml/sdtformatlock" xmlns:w16se="http://schemas.microsoft.com/office/word/2015/wordml/symex" xmlns:wpg="http://schemas.microsoft.com/office/word/2010/wordprocessingGroup" xmlns:wpi="http://schemas.microsoft.com/office/word/2010/wordprocessingInk" xmlns:wne="http://schemas.microsoft.com/office/word/2006/wordml" xmlns:wps="http://schemas.microsoft.com/office/word/2010/wordprocessingShape" mc:Ignorable="w14 w15 w16se w16cid w16 w16cex w16sdtdh w16sdtfl w16du wp14">
   <w:p>
     <w:pPr>
       <w:pStyle w:val="Footer"/>
@@ -11691,7 +11754,7 @@
 </file>
 
 <file path=word/footer3.xml><?xml version="1.0" encoding="utf-8"?>
-<w:ftr xmlns:wpc="http://schemas.microsoft.com/office/word/2010/wordprocessingCanvas" xmlns:cx="http://schemas.microsoft.com/office/drawing/2014/chartex" xmlns:cx1="http://schemas.microsoft.com/office/drawing/2015/9/8/chartex" xmlns:cx2="http://schemas.microsoft.com/office/drawing/2015/10/21/chartex" xmlns:cx3="http://schemas.microsoft.com/office/drawing/2016/5/9/chartex" xmlns:cx4="http://schemas.microsoft.com/office/drawing/2016/5/10/chartex" xmlns:cx5="http://schemas.microsoft.com/office/drawing/2016/5/11/chartex" xmlns:cx6="http://schemas.microsoft.com/office/drawing/2016/5/12/chartex" xmlns:cx7="http://schemas.microsoft.com/office/drawing/2016/5/13/chartex" xmlns:cx8="http://schemas.microsoft.com/office/drawing/2016/5/14/chartex" xmlns:mc="http://schemas.openxmlformats.org/markup-compatibility/2006" xmlns:m="http://schemas.openxmlformats.org/officeDocument/2006/math" xmlns:aink="http://schemas.microsoft.com/office/drawing/2016/ink" xmlns:am3d="http://schemas.microsoft.com/office/drawing/2017/model3d" xmlns:oel="http://schemas.microsoft.com/office/2019/extlst" xmlns:r="http://schemas.openxmlformats.org/officeDocument/2006/relationships" xmlns:wp14="http://schemas.microsoft.com/office/word/2010/wordprocessingDrawing" xmlns:wp="http://schemas.openxmlformats.org/drawingml/2006/wordprocessingDrawing" xmlns:wpg="http://schemas.microsoft.com/office/word/2010/wordprocessingGroup" xmlns:wpi="http://schemas.microsoft.com/office/word/2010/wordprocessingInk" xmlns:wps="http://schemas.microsoft.com/office/word/2010/wordprocessingShape" xmlns:o="urn:schemas-microsoft-com:office:office" xmlns:v="urn:schemas-microsoft-com:vml" xmlns:w10="urn:schemas-microsoft-com:office:word" xmlns:w="http://schemas.openxmlformats.org/wordprocessingml/2006/main" xmlns:w14="http://schemas.microsoft.com/office/word/2010/wordml" xmlns:w15="http://schemas.microsoft.com/office/word/2012/wordml" xmlns:w16cex="http://schemas.microsoft.com/office/word/2018/wordml/cex" xmlns:w16cid="http://schemas.microsoft.com/office/word/2016/wordml/cid" xmlns:w16="http://schemas.microsoft.com/office/word/2018/wordml" xmlns:w16sdtdh="http://schemas.microsoft.com/office/word/2020/wordml/sdtdatahash" xmlns:w16sdtfl="http://schemas.microsoft.com/office/word/2024/wordml/sdtformatlock" xmlns:w16se="http://schemas.microsoft.com/office/word/2015/wordml/symex" xmlns:w16du="http://schemas.microsoft.com/office/word/2023/wordml/word16du" xmlns:wne="http://schemas.microsoft.com/office/word/2006/wordml" mc:Ignorable="w14 w15 w16se w16cid w16 w16cex w16sdtdh w16sdtfl w16du wp14">
+<w:ftr xmlns:wpc="http://schemas.microsoft.com/office/word/2010/wordprocessingCanvas" xmlns:cx="http://schemas.microsoft.com/office/drawing/2014/chartex" xmlns:cx1="http://schemas.microsoft.com/office/drawing/2015/9/8/chartex" xmlns:cx2="http://schemas.microsoft.com/office/drawing/2015/10/21/chartex" xmlns:cx3="http://schemas.microsoft.com/office/drawing/2016/5/9/chartex" xmlns:cx4="http://schemas.microsoft.com/office/drawing/2016/5/10/chartex" xmlns:cx5="http://schemas.microsoft.com/office/drawing/2016/5/11/chartex" xmlns:cx6="http://schemas.microsoft.com/office/drawing/2016/5/12/chartex" xmlns:cx7="http://schemas.microsoft.com/office/drawing/2016/5/13/chartex" xmlns:cx8="http://schemas.microsoft.com/office/drawing/2016/5/14/chartex" xmlns:mc="http://schemas.openxmlformats.org/markup-compatibility/2006" xmlns:aink="http://schemas.microsoft.com/office/drawing/2016/ink" xmlns:am3d="http://schemas.microsoft.com/office/drawing/2017/model3d" xmlns:o="urn:schemas-microsoft-com:office:office" xmlns:oel="http://schemas.microsoft.com/office/2019/extlst" xmlns:r="http://schemas.openxmlformats.org/officeDocument/2006/relationships" xmlns:m="http://schemas.openxmlformats.org/officeDocument/2006/math" xmlns:v="urn:schemas-microsoft-com:vml" xmlns:wp14="http://schemas.microsoft.com/office/word/2010/wordprocessingDrawing" xmlns:wp="http://schemas.openxmlformats.org/drawingml/2006/wordprocessingDrawing" xmlns:w10="urn:schemas-microsoft-com:office:word" xmlns:w="http://schemas.openxmlformats.org/wordprocessingml/2006/main" xmlns:w14="http://schemas.microsoft.com/office/word/2010/wordml" xmlns:w15="http://schemas.microsoft.com/office/word/2012/wordml" xmlns:w16cex="http://schemas.microsoft.com/office/word/2018/wordml/cex" xmlns:w16cid="http://schemas.microsoft.com/office/word/2016/wordml/cid" xmlns:w16="http://schemas.microsoft.com/office/word/2018/wordml" xmlns:w16du="http://schemas.microsoft.com/office/word/2023/wordml/word16du" xmlns:w16sdtdh="http://schemas.microsoft.com/office/word/2020/wordml/sdtdatahash" xmlns:w16sdtfl="http://schemas.microsoft.com/office/word/2024/wordml/sdtformatlock" xmlns:w16se="http://schemas.microsoft.com/office/word/2015/wordml/symex" xmlns:wpg="http://schemas.microsoft.com/office/word/2010/wordprocessingGroup" xmlns:wpi="http://schemas.microsoft.com/office/word/2010/wordprocessingInk" xmlns:wne="http://schemas.microsoft.com/office/word/2006/wordml" xmlns:wps="http://schemas.microsoft.com/office/word/2010/wordprocessingShape" mc:Ignorable="w14 w15 w16se w16cid w16 w16cex w16sdtdh w16sdtfl w16du wp14">
   <w:p>
     <w:pPr>
       <w:pStyle w:val="Footer"/>
@@ -11701,7 +11764,7 @@
 </file>
 
 <file path=word/footnotes.xml><?xml version="1.0" encoding="utf-8"?>
-<w:footnotes xmlns:wpc="http://schemas.microsoft.com/office/word/2010/wordprocessingCanvas" xmlns:cx="http://schemas.microsoft.com/office/drawing/2014/chartex" xmlns:cx1="http://schemas.microsoft.com/office/drawing/2015/9/8/chartex" xmlns:cx2="http://schemas.microsoft.com/office/drawing/2015/10/21/chartex" xmlns:cx3="http://schemas.microsoft.com/office/drawing/2016/5/9/chartex" xmlns:cx4="http://schemas.microsoft.com/office/drawing/2016/5/10/chartex" xmlns:cx5="http://schemas.microsoft.com/office/drawing/2016/5/11/chartex" xmlns:cx6="http://schemas.microsoft.com/office/drawing/2016/5/12/chartex" xmlns:cx7="http://schemas.microsoft.com/office/drawing/2016/5/13/chartex" xmlns:cx8="http://schemas.microsoft.com/office/drawing/2016/5/14/chartex" xmlns:mc="http://schemas.openxmlformats.org/markup-compatibility/2006" xmlns:m="http://schemas.openxmlformats.org/officeDocument/2006/math" xmlns:aink="http://schemas.microsoft.com/office/drawing/2016/ink" xmlns:am3d="http://schemas.microsoft.com/office/drawing/2017/model3d" xmlns:oel="http://schemas.microsoft.com/office/2019/extlst" xmlns:r="http://schemas.openxmlformats.org/officeDocument/2006/relationships" xmlns:wp14="http://schemas.microsoft.com/office/word/2010/wordprocessingDrawing" xmlns:wp="http://schemas.openxmlformats.org/drawingml/2006/wordprocessingDrawing" xmlns:wpg="http://schemas.microsoft.com/office/word/2010/wordprocessingGroup" xmlns:wpi="http://schemas.microsoft.com/office/word/2010/wordprocessingInk" xmlns:wps="http://schemas.microsoft.com/office/word/2010/wordprocessingShape" xmlns:o="urn:schemas-microsoft-com:office:office" xmlns:v="urn:schemas-microsoft-com:vml" xmlns:w10="urn:schemas-microsoft-com:office:word" xmlns:w="http://schemas.openxmlformats.org/wordprocessingml/2006/main" xmlns:w14="http://schemas.microsoft.com/office/word/2010/wordml" xmlns:w15="http://schemas.microsoft.com/office/word/2012/wordml" xmlns:w16cex="http://schemas.microsoft.com/office/word/2018/wordml/cex" xmlns:w16cid="http://schemas.microsoft.com/office/word/2016/wordml/cid" xmlns:w16="http://schemas.microsoft.com/office/word/2018/wordml" xmlns:w16sdtdh="http://schemas.microsoft.com/office/word/2020/wordml/sdtdatahash" xmlns:w16sdtfl="http://schemas.microsoft.com/office/word/2024/wordml/sdtformatlock" xmlns:w16se="http://schemas.microsoft.com/office/word/2015/wordml/symex" xmlns:w16du="http://schemas.microsoft.com/office/word/2023/wordml/word16du" xmlns:wne="http://schemas.microsoft.com/office/word/2006/wordml" mc:Ignorable="w14 w15 w16se w16cid w16 w16cex w16sdtdh w16sdtfl w16du wp14">
+<w:footnotes xmlns:wpc="http://schemas.microsoft.com/office/word/2010/wordprocessingCanvas" xmlns:cx="http://schemas.microsoft.com/office/drawing/2014/chartex" xmlns:cx1="http://schemas.microsoft.com/office/drawing/2015/9/8/chartex" xmlns:cx2="http://schemas.microsoft.com/office/drawing/2015/10/21/chartex" xmlns:cx3="http://schemas.microsoft.com/office/drawing/2016/5/9/chartex" xmlns:cx4="http://schemas.microsoft.com/office/drawing/2016/5/10/chartex" xmlns:cx5="http://schemas.microsoft.com/office/drawing/2016/5/11/chartex" xmlns:cx6="http://schemas.microsoft.com/office/drawing/2016/5/12/chartex" xmlns:cx7="http://schemas.microsoft.com/office/drawing/2016/5/13/chartex" xmlns:cx8="http://schemas.microsoft.com/office/drawing/2016/5/14/chartex" xmlns:mc="http://schemas.openxmlformats.org/markup-compatibility/2006" xmlns:aink="http://schemas.microsoft.com/office/drawing/2016/ink" xmlns:am3d="http://schemas.microsoft.com/office/drawing/2017/model3d" xmlns:o="urn:schemas-microsoft-com:office:office" xmlns:oel="http://schemas.microsoft.com/office/2019/extlst" xmlns:r="http://schemas.openxmlformats.org/officeDocument/2006/relationships" xmlns:m="http://schemas.openxmlformats.org/officeDocument/2006/math" xmlns:v="urn:schemas-microsoft-com:vml" xmlns:wp14="http://schemas.microsoft.com/office/word/2010/wordprocessingDrawing" xmlns:wp="http://schemas.openxmlformats.org/drawingml/2006/wordprocessingDrawing" xmlns:w10="urn:schemas-microsoft-com:office:word" xmlns:w="http://schemas.openxmlformats.org/wordprocessingml/2006/main" xmlns:w14="http://schemas.microsoft.com/office/word/2010/wordml" xmlns:w15="http://schemas.microsoft.com/office/word/2012/wordml" xmlns:w16cex="http://schemas.microsoft.com/office/word/2018/wordml/cex" xmlns:w16cid="http://schemas.microsoft.com/office/word/2016/wordml/cid" xmlns:w16="http://schemas.microsoft.com/office/word/2018/wordml" xmlns:w16du="http://schemas.microsoft.com/office/word/2023/wordml/word16du" xmlns:w16sdtdh="http://schemas.microsoft.com/office/word/2020/wordml/sdtdatahash" xmlns:w16sdtfl="http://schemas.microsoft.com/office/word/2024/wordml/sdtformatlock" xmlns:w16se="http://schemas.microsoft.com/office/word/2015/wordml/symex" xmlns:wpg="http://schemas.microsoft.com/office/word/2010/wordprocessingGroup" xmlns:wpi="http://schemas.microsoft.com/office/word/2010/wordprocessingInk" xmlns:wne="http://schemas.microsoft.com/office/word/2006/wordml" xmlns:wps="http://schemas.microsoft.com/office/word/2010/wordprocessingShape" mc:Ignorable="w14 w15 w16se w16cid w16 w16cex w16sdtdh w16sdtfl w16du wp14">
   <w:footnote w:type="separator" w:id="-1">
     <w:p>
       <w:r>
@@ -11720,7 +11783,7 @@
 </file>
 
 <file path=word/header1.xml><?xml version="1.0" encoding="utf-8"?>
-<w:hdr xmlns:wpc="http://schemas.microsoft.com/office/word/2010/wordprocessingCanvas" xmlns:cx="http://schemas.microsoft.com/office/drawing/2014/chartex" xmlns:cx1="http://schemas.microsoft.com/office/drawing/2015/9/8/chartex" xmlns:cx2="http://schemas.microsoft.com/office/drawing/2015/10/21/chartex" xmlns:cx3="http://schemas.microsoft.com/office/drawing/2016/5/9/chartex" xmlns:cx4="http://schemas.microsoft.com/office/drawing/2016/5/10/chartex" xmlns:cx5="http://schemas.microsoft.com/office/drawing/2016/5/11/chartex" xmlns:cx6="http://schemas.microsoft.com/office/drawing/2016/5/12/chartex" xmlns:cx7="http://schemas.microsoft.com/office/drawing/2016/5/13/chartex" xmlns:cx8="http://schemas.microsoft.com/office/drawing/2016/5/14/chartex" xmlns:mc="http://schemas.openxmlformats.org/markup-compatibility/2006" xmlns:m="http://schemas.openxmlformats.org/officeDocument/2006/math" xmlns:aink="http://schemas.microsoft.com/office/drawing/2016/ink" xmlns:am3d="http://schemas.microsoft.com/office/drawing/2017/model3d" xmlns:oel="http://schemas.microsoft.com/office/2019/extlst" xmlns:r="http://schemas.openxmlformats.org/officeDocument/2006/relationships" xmlns:wp14="http://schemas.microsoft.com/office/word/2010/wordprocessingDrawing" xmlns:wp="http://schemas.openxmlformats.org/drawingml/2006/wordprocessingDrawing" xmlns:wpg="http://schemas.microsoft.com/office/word/2010/wordprocessingGroup" xmlns:wpi="http://schemas.microsoft.com/office/word/2010/wordprocessingInk" xmlns:wps="http://schemas.microsoft.com/office/word/2010/wordprocessingShape" xmlns:o="urn:schemas-microsoft-com:office:office" xmlns:v="urn:schemas-microsoft-com:vml" xmlns:w10="urn:schemas-microsoft-com:office:word" xmlns:w="http://schemas.openxmlformats.org/wordprocessingml/2006/main" xmlns:w14="http://schemas.microsoft.com/office/word/2010/wordml" xmlns:w15="http://schemas.microsoft.com/office/word/2012/wordml" xmlns:w16cex="http://schemas.microsoft.com/office/word/2018/wordml/cex" xmlns:w16cid="http://schemas.microsoft.com/office/word/2016/wordml/cid" xmlns:w16="http://schemas.microsoft.com/office/word/2018/wordml" xmlns:w16sdtdh="http://schemas.microsoft.com/office/word/2020/wordml/sdtdatahash" xmlns:w16sdtfl="http://schemas.microsoft.com/office/word/2024/wordml/sdtformatlock" xmlns:w16se="http://schemas.microsoft.com/office/word/2015/wordml/symex" xmlns:w16du="http://schemas.microsoft.com/office/word/2023/wordml/word16du" xmlns:wne="http://schemas.microsoft.com/office/word/2006/wordml" mc:Ignorable="w14 w15 w16se w16cid w16 w16cex w16sdtdh w16sdtfl w16du wp14">
+<w:hdr xmlns:wpc="http://schemas.microsoft.com/office/word/2010/wordprocessingCanvas" xmlns:cx="http://schemas.microsoft.com/office/drawing/2014/chartex" xmlns:cx1="http://schemas.microsoft.com/office/drawing/2015/9/8/chartex" xmlns:cx2="http://schemas.microsoft.com/office/drawing/2015/10/21/chartex" xmlns:cx3="http://schemas.microsoft.com/office/drawing/2016/5/9/chartex" xmlns:cx4="http://schemas.microsoft.com/office/drawing/2016/5/10/chartex" xmlns:cx5="http://schemas.microsoft.com/office/drawing/2016/5/11/chartex" xmlns:cx6="http://schemas.microsoft.com/office/drawing/2016/5/12/chartex" xmlns:cx7="http://schemas.microsoft.com/office/drawing/2016/5/13/chartex" xmlns:cx8="http://schemas.microsoft.com/office/drawing/2016/5/14/chartex" xmlns:mc="http://schemas.openxmlformats.org/markup-compatibility/2006" xmlns:aink="http://schemas.microsoft.com/office/drawing/2016/ink" xmlns:am3d="http://schemas.microsoft.com/office/drawing/2017/model3d" xmlns:o="urn:schemas-microsoft-com:office:office" xmlns:oel="http://schemas.microsoft.com/office/2019/extlst" xmlns:r="http://schemas.openxmlformats.org/officeDocument/2006/relationships" xmlns:m="http://schemas.openxmlformats.org/officeDocument/2006/math" xmlns:v="urn:schemas-microsoft-com:vml" xmlns:wp14="http://schemas.microsoft.com/office/word/2010/wordprocessingDrawing" xmlns:wp="http://schemas.openxmlformats.org/drawingml/2006/wordprocessingDrawing" xmlns:w10="urn:schemas-microsoft-com:office:word" xmlns:w="http://schemas.openxmlformats.org/wordprocessingml/2006/main" xmlns:w14="http://schemas.microsoft.com/office/word/2010/wordml" xmlns:w15="http://schemas.microsoft.com/office/word/2012/wordml" xmlns:w16cex="http://schemas.microsoft.com/office/word/2018/wordml/cex" xmlns:w16cid="http://schemas.microsoft.com/office/word/2016/wordml/cid" xmlns:w16="http://schemas.microsoft.com/office/word/2018/wordml" xmlns:w16du="http://schemas.microsoft.com/office/word/2023/wordml/word16du" xmlns:w16sdtdh="http://schemas.microsoft.com/office/word/2020/wordml/sdtdatahash" xmlns:w16sdtfl="http://schemas.microsoft.com/office/word/2024/wordml/sdtformatlock" xmlns:w16se="http://schemas.microsoft.com/office/word/2015/wordml/symex" xmlns:wpg="http://schemas.microsoft.com/office/word/2010/wordprocessingGroup" xmlns:wpi="http://schemas.microsoft.com/office/word/2010/wordprocessingInk" xmlns:wne="http://schemas.microsoft.com/office/word/2006/wordml" xmlns:wps="http://schemas.microsoft.com/office/word/2010/wordprocessingShape" mc:Ignorable="w14 w15 w16se w16cid w16 w16cex w16sdtdh w16sdtfl w16du wp14">
   <w:p>
     <w:pPr>
       <w:pStyle w:val="Header"/>
@@ -11730,7 +11793,7 @@
 </file>
 
 <file path=word/header2.xml><?xml version="1.0" encoding="utf-8"?>
-<w:hdr xmlns:wpc="http://schemas.microsoft.com/office/word/2010/wordprocessingCanvas" xmlns:cx="http://schemas.microsoft.com/office/drawing/2014/chartex" xmlns:cx1="http://schemas.microsoft.com/office/drawing/2015/9/8/chartex" xmlns:cx2="http://schemas.microsoft.com/office/drawing/2015/10/21/chartex" xmlns:cx3="http://schemas.microsoft.com/office/drawing/2016/5/9/chartex" xmlns:cx4="http://schemas.microsoft.com/office/drawing/2016/5/10/chartex" xmlns:cx5="http://schemas.microsoft.com/office/drawing/2016/5/11/chartex" xmlns:cx6="http://schemas.microsoft.com/office/drawing/2016/5/12/chartex" xmlns:cx7="http://schemas.microsoft.com/office/drawing/2016/5/13/chartex" xmlns:cx8="http://schemas.microsoft.com/office/drawing/2016/5/14/chartex" xmlns:mc="http://schemas.openxmlformats.org/markup-compatibility/2006" xmlns:m="http://schemas.openxmlformats.org/officeDocument/2006/math" xmlns:aink="http://schemas.microsoft.com/office/drawing/2016/ink" xmlns:am3d="http://schemas.microsoft.com/office/drawing/2017/model3d" xmlns:oel="http://schemas.microsoft.com/office/2019/extlst" xmlns:r="http://schemas.openxmlformats.org/officeDocument/2006/relationships" xmlns:wp14="http://schemas.microsoft.com/office/word/2010/wordprocessingDrawing" xmlns:wp="http://schemas.openxmlformats.org/drawingml/2006/wordprocessingDrawing" xmlns:wpg="http://schemas.microsoft.com/office/word/2010/wordprocessingGroup" xmlns:wpi="http://schemas.microsoft.com/office/word/2010/wordprocessingInk" xmlns:wps="http://schemas.microsoft.com/office/word/2010/wordprocessingShape" xmlns:o="urn:schemas-microsoft-com:office:office" xmlns:v="urn:schemas-microsoft-com:vml" xmlns:w10="urn:schemas-microsoft-com:office:word" xmlns:w="http://schemas.openxmlformats.org/wordprocessingml/2006/main" xmlns:w14="http://schemas.microsoft.com/office/word/2010/wordml" xmlns:w15="http://schemas.microsoft.com/office/word/2012/wordml" xmlns:w16cex="http://schemas.microsoft.com/office/word/2018/wordml/cex" xmlns:w16cid="http://schemas.microsoft.com/office/word/2016/wordml/cid" xmlns:w16="http://schemas.microsoft.com/office/word/2018/wordml" xmlns:w16sdtdh="http://schemas.microsoft.com/office/word/2020/wordml/sdtdatahash" xmlns:w16sdtfl="http://schemas.microsoft.com/office/word/2024/wordml/sdtformatlock" xmlns:w16se="http://schemas.microsoft.com/office/word/2015/wordml/symex" xmlns:w16du="http://schemas.microsoft.com/office/word/2023/wordml/word16du" xmlns:wne="http://schemas.microsoft.com/office/word/2006/wordml" mc:Ignorable="w14 w15 w16se w16cid w16 w16cex w16sdtdh w16sdtfl w16du wp14">
+<w:hdr xmlns:wpc="http://schemas.microsoft.com/office/word/2010/wordprocessingCanvas" xmlns:cx="http://schemas.microsoft.com/office/drawing/2014/chartex" xmlns:cx1="http://schemas.microsoft.com/office/drawing/2015/9/8/chartex" xmlns:cx2="http://schemas.microsoft.com/office/drawing/2015/10/21/chartex" xmlns:cx3="http://schemas.microsoft.com/office/drawing/2016/5/9/chartex" xmlns:cx4="http://schemas.microsoft.com/office/drawing/2016/5/10/chartex" xmlns:cx5="http://schemas.microsoft.com/office/drawing/2016/5/11/chartex" xmlns:cx6="http://schemas.microsoft.com/office/drawing/2016/5/12/chartex" xmlns:cx7="http://schemas.microsoft.com/office/drawing/2016/5/13/chartex" xmlns:cx8="http://schemas.microsoft.com/office/drawing/2016/5/14/chartex" xmlns:mc="http://schemas.openxmlformats.org/markup-compatibility/2006" xmlns:aink="http://schemas.microsoft.com/office/drawing/2016/ink" xmlns:am3d="http://schemas.microsoft.com/office/drawing/2017/model3d" xmlns:o="urn:schemas-microsoft-com:office:office" xmlns:oel="http://schemas.microsoft.com/office/2019/extlst" xmlns:r="http://schemas.openxmlformats.org/officeDocument/2006/relationships" xmlns:m="http://schemas.openxmlformats.org/officeDocument/2006/math" xmlns:v="urn:schemas-microsoft-com:vml" xmlns:wp14="http://schemas.microsoft.com/office/word/2010/wordprocessingDrawing" xmlns:wp="http://schemas.openxmlformats.org/drawingml/2006/wordprocessingDrawing" xmlns:w10="urn:schemas-microsoft-com:office:word" xmlns:w="http://schemas.openxmlformats.org/wordprocessingml/2006/main" xmlns:w14="http://schemas.microsoft.com/office/word/2010/wordml" xmlns:w15="http://schemas.microsoft.com/office/word/2012/wordml" xmlns:w16cex="http://schemas.microsoft.com/office/word/2018/wordml/cex" xmlns:w16cid="http://schemas.microsoft.com/office/word/2016/wordml/cid" xmlns:w16="http://schemas.microsoft.com/office/word/2018/wordml" xmlns:w16du="http://schemas.microsoft.com/office/word/2023/wordml/word16du" xmlns:w16sdtdh="http://schemas.microsoft.com/office/word/2020/wordml/sdtdatahash" xmlns:w16sdtfl="http://schemas.microsoft.com/office/word/2024/wordml/sdtformatlock" xmlns:w16se="http://schemas.microsoft.com/office/word/2015/wordml/symex" xmlns:wpg="http://schemas.microsoft.com/office/word/2010/wordprocessingGroup" xmlns:wpi="http://schemas.microsoft.com/office/word/2010/wordprocessingInk" xmlns:wne="http://schemas.microsoft.com/office/word/2006/wordml" xmlns:wps="http://schemas.microsoft.com/office/word/2010/wordprocessingShape" mc:Ignorable="w14 w15 w16se w16cid w16 w16cex w16sdtdh w16sdtfl w16du wp14">
   <w:p>
     <w:pPr>
       <w:pStyle w:val="Header"/>
@@ -11795,7 +11858,7 @@
 </file>
 
 <file path=word/header3.xml><?xml version="1.0" encoding="utf-8"?>
-<w:hdr xmlns:wpc="http://schemas.microsoft.com/office/word/2010/wordprocessingCanvas" xmlns:cx="http://schemas.microsoft.com/office/drawing/2014/chartex" xmlns:cx1="http://schemas.microsoft.com/office/drawing/2015/9/8/chartex" xmlns:cx2="http://schemas.microsoft.com/office/drawing/2015/10/21/chartex" xmlns:cx3="http://schemas.microsoft.com/office/drawing/2016/5/9/chartex" xmlns:cx4="http://schemas.microsoft.com/office/drawing/2016/5/10/chartex" xmlns:cx5="http://schemas.microsoft.com/office/drawing/2016/5/11/chartex" xmlns:cx6="http://schemas.microsoft.com/office/drawing/2016/5/12/chartex" xmlns:cx7="http://schemas.microsoft.com/office/drawing/2016/5/13/chartex" xmlns:cx8="http://schemas.microsoft.com/office/drawing/2016/5/14/chartex" xmlns:mc="http://schemas.openxmlformats.org/markup-compatibility/2006" xmlns:m="http://schemas.openxmlformats.org/officeDocument/2006/math" xmlns:aink="http://schemas.microsoft.com/office/drawing/2016/ink" xmlns:am3d="http://schemas.microsoft.com/office/drawing/2017/model3d" xmlns:oel="http://schemas.microsoft.com/office/2019/extlst" xmlns:r="http://schemas.openxmlformats.org/officeDocument/2006/relationships" xmlns:wp14="http://schemas.microsoft.com/office/word/2010/wordprocessingDrawing" xmlns:wp="http://schemas.openxmlformats.org/drawingml/2006/wordprocessingDrawing" xmlns:wpg="http://schemas.microsoft.com/office/word/2010/wordprocessingGroup" xmlns:wpi="http://schemas.microsoft.com/office/word/2010/wordprocessingInk" xmlns:wps="http://schemas.microsoft.com/office/word/2010/wordprocessingShape" xmlns:o="urn:schemas-microsoft-com:office:office" xmlns:v="urn:schemas-microsoft-com:vml" xmlns:w10="urn:schemas-microsoft-com:office:word" xmlns:w="http://schemas.openxmlformats.org/wordprocessingml/2006/main" xmlns:w14="http://schemas.microsoft.com/office/word/2010/wordml" xmlns:w15="http://schemas.microsoft.com/office/word/2012/wordml" xmlns:w16cex="http://schemas.microsoft.com/office/word/2018/wordml/cex" xmlns:w16cid="http://schemas.microsoft.com/office/word/2016/wordml/cid" xmlns:w16="http://schemas.microsoft.com/office/word/2018/wordml" xmlns:w16sdtdh="http://schemas.microsoft.com/office/word/2020/wordml/sdtdatahash" xmlns:w16sdtfl="http://schemas.microsoft.com/office/word/2024/wordml/sdtformatlock" xmlns:w16se="http://schemas.microsoft.com/office/word/2015/wordml/symex" xmlns:w16du="http://schemas.microsoft.com/office/word/2023/wordml/word16du" xmlns:wne="http://schemas.microsoft.com/office/word/2006/wordml" mc:Ignorable="w14 w15 w16se w16cid w16 w16cex w16sdtdh w16sdtfl w16du wp14">
+<w:hdr xmlns:wpc="http://schemas.microsoft.com/office/word/2010/wordprocessingCanvas" xmlns:cx="http://schemas.microsoft.com/office/drawing/2014/chartex" xmlns:cx1="http://schemas.microsoft.com/office/drawing/2015/9/8/chartex" xmlns:cx2="http://schemas.microsoft.com/office/drawing/2015/10/21/chartex" xmlns:cx3="http://schemas.microsoft.com/office/drawing/2016/5/9/chartex" xmlns:cx4="http://schemas.microsoft.com/office/drawing/2016/5/10/chartex" xmlns:cx5="http://schemas.microsoft.com/office/drawing/2016/5/11/chartex" xmlns:cx6="http://schemas.microsoft.com/office/drawing/2016/5/12/chartex" xmlns:cx7="http://schemas.microsoft.com/office/drawing/2016/5/13/chartex" xmlns:cx8="http://schemas.microsoft.com/office/drawing/2016/5/14/chartex" xmlns:mc="http://schemas.openxmlformats.org/markup-compatibility/2006" xmlns:aink="http://schemas.microsoft.com/office/drawing/2016/ink" xmlns:am3d="http://schemas.microsoft.com/office/drawing/2017/model3d" xmlns:o="urn:schemas-microsoft-com:office:office" xmlns:oel="http://schemas.microsoft.com/office/2019/extlst" xmlns:r="http://schemas.openxmlformats.org/officeDocument/2006/relationships" xmlns:m="http://schemas.openxmlformats.org/officeDocument/2006/math" xmlns:v="urn:schemas-microsoft-com:vml" xmlns:wp14="http://schemas.microsoft.com/office/word/2010/wordprocessingDrawing" xmlns:wp="http://schemas.openxmlformats.org/drawingml/2006/wordprocessingDrawing" xmlns:w10="urn:schemas-microsoft-com:office:word" xmlns:w="http://schemas.openxmlformats.org/wordprocessingml/2006/main" xmlns:w14="http://schemas.microsoft.com/office/word/2010/wordml" xmlns:w15="http://schemas.microsoft.com/office/word/2012/wordml" xmlns:w16cex="http://schemas.microsoft.com/office/word/2018/wordml/cex" xmlns:w16cid="http://schemas.microsoft.com/office/word/2016/wordml/cid" xmlns:w16="http://schemas.microsoft.com/office/word/2018/wordml" xmlns:w16du="http://schemas.microsoft.com/office/word/2023/wordml/word16du" xmlns:w16sdtdh="http://schemas.microsoft.com/office/word/2020/wordml/sdtdatahash" xmlns:w16sdtfl="http://schemas.microsoft.com/office/word/2024/wordml/sdtformatlock" xmlns:w16se="http://schemas.microsoft.com/office/word/2015/wordml/symex" xmlns:wpg="http://schemas.microsoft.com/office/word/2010/wordprocessingGroup" xmlns:wpi="http://schemas.microsoft.com/office/word/2010/wordprocessingInk" xmlns:wne="http://schemas.microsoft.com/office/word/2006/wordml" xmlns:wps="http://schemas.microsoft.com/office/word/2010/wordprocessingShape" mc:Ignorable="w14 w15 w16se w16cid w16 w16cex w16sdtdh w16sdtfl w16du wp14">
   <w:p>
     <w:pPr>
       <w:pStyle w:val="Header"/>
@@ -11805,7 +11868,7 @@
 </file>
 
 <file path=word/numbering.xml><?xml version="1.0" encoding="utf-8"?>
-<w:numbering xmlns:wpc="http://schemas.microsoft.com/office/word/2010/wordprocessingCanvas" xmlns:cx="http://schemas.microsoft.com/office/drawing/2014/chartex" xmlns:cx1="http://schemas.microsoft.com/office/drawing/2015/9/8/chartex" xmlns:cx2="http://schemas.microsoft.com/office/drawing/2015/10/21/chartex" xmlns:cx3="http://schemas.microsoft.com/office/drawing/2016/5/9/chartex" xmlns:cx4="http://schemas.microsoft.com/office/drawing/2016/5/10/chartex" xmlns:cx5="http://schemas.microsoft.com/office/drawing/2016/5/11/chartex" xmlns:cx6="http://schemas.microsoft.com/office/drawing/2016/5/12/chartex" xmlns:cx7="http://schemas.microsoft.com/office/drawing/2016/5/13/chartex" xmlns:cx8="http://schemas.microsoft.com/office/drawing/2016/5/14/chartex" xmlns:mc="http://schemas.openxmlformats.org/markup-compatibility/2006" xmlns:m="http://schemas.openxmlformats.org/officeDocument/2006/math" xmlns:aink="http://schemas.microsoft.com/office/drawing/2016/ink" xmlns:am3d="http://schemas.microsoft.com/office/drawing/2017/model3d" xmlns:oel="http://schemas.microsoft.com/office/2019/extlst" xmlns:r="http://schemas.openxmlformats.org/officeDocument/2006/relationships" xmlns:wp14="http://schemas.microsoft.com/office/word/2010/wordprocessingDrawing" xmlns:wp="http://schemas.openxmlformats.org/drawingml/2006/wordprocessingDrawing" xmlns:wpg="http://schemas.microsoft.com/office/word/2010/wordprocessingGroup" xmlns:wpi="http://schemas.microsoft.com/office/word/2010/wordprocessingInk" xmlns:wps="http://schemas.microsoft.com/office/word/2010/wordprocessingShape" xmlns:o="urn:schemas-microsoft-com:office:office" xmlns:v="urn:schemas-microsoft-com:vml" xmlns:w10="urn:schemas-microsoft-com:office:word" xmlns:w="http://schemas.openxmlformats.org/wordprocessingml/2006/main" xmlns:w14="http://schemas.microsoft.com/office/word/2010/wordml" xmlns:w15="http://schemas.microsoft.com/office/word/2012/wordml" xmlns:w16cex="http://schemas.microsoft.com/office/word/2018/wordml/cex" xmlns:w16cid="http://schemas.microsoft.com/office/word/2016/wordml/cid" xmlns:w16="http://schemas.microsoft.com/office/word/2018/wordml" xmlns:w16sdtdh="http://schemas.microsoft.com/office/word/2020/wordml/sdtdatahash" xmlns:w16sdtfl="http://schemas.microsoft.com/office/word/2024/wordml/sdtformatlock" xmlns:w16se="http://schemas.microsoft.com/office/word/2015/wordml/symex" xmlns:w16du="http://schemas.microsoft.com/office/word/2023/wordml/word16du" xmlns:wne="http://schemas.microsoft.com/office/word/2006/wordml" mc:Ignorable="w14 w15 w16se w16cid w16 w16cex w16sdtdh w16sdtfl w16du wp14">
+<w:numbering xmlns:wpc="http://schemas.microsoft.com/office/word/2010/wordprocessingCanvas" xmlns:cx="http://schemas.microsoft.com/office/drawing/2014/chartex" xmlns:cx1="http://schemas.microsoft.com/office/drawing/2015/9/8/chartex" xmlns:cx2="http://schemas.microsoft.com/office/drawing/2015/10/21/chartex" xmlns:cx3="http://schemas.microsoft.com/office/drawing/2016/5/9/chartex" xmlns:cx4="http://schemas.microsoft.com/office/drawing/2016/5/10/chartex" xmlns:cx5="http://schemas.microsoft.com/office/drawing/2016/5/11/chartex" xmlns:cx6="http://schemas.microsoft.com/office/drawing/2016/5/12/chartex" xmlns:cx7="http://schemas.microsoft.com/office/drawing/2016/5/13/chartex" xmlns:cx8="http://schemas.microsoft.com/office/drawing/2016/5/14/chartex" xmlns:mc="http://schemas.openxmlformats.org/markup-compatibility/2006" xmlns:aink="http://schemas.microsoft.com/office/drawing/2016/ink" xmlns:am3d="http://schemas.microsoft.com/office/drawing/2017/model3d" xmlns:o="urn:schemas-microsoft-com:office:office" xmlns:oel="http://schemas.microsoft.com/office/2019/extlst" xmlns:r="http://schemas.openxmlformats.org/officeDocument/2006/relationships" xmlns:m="http://schemas.openxmlformats.org/officeDocument/2006/math" xmlns:v="urn:schemas-microsoft-com:vml" xmlns:wp14="http://schemas.microsoft.com/office/word/2010/wordprocessingDrawing" xmlns:wp="http://schemas.openxmlformats.org/drawingml/2006/wordprocessingDrawing" xmlns:w10="urn:schemas-microsoft-com:office:word" xmlns:w="http://schemas.openxmlformats.org/wordprocessingml/2006/main" xmlns:w14="http://schemas.microsoft.com/office/word/2010/wordml" xmlns:w15="http://schemas.microsoft.com/office/word/2012/wordml" xmlns:w16cex="http://schemas.microsoft.com/office/word/2018/wordml/cex" xmlns:w16cid="http://schemas.microsoft.com/office/word/2016/wordml/cid" xmlns:w16="http://schemas.microsoft.com/office/word/2018/wordml" xmlns:w16du="http://schemas.microsoft.com/office/word/2023/wordml/word16du" xmlns:w16sdtdh="http://schemas.microsoft.com/office/word/2020/wordml/sdtdatahash" xmlns:w16sdtfl="http://schemas.microsoft.com/office/word/2024/wordml/sdtformatlock" xmlns:w16se="http://schemas.microsoft.com/office/word/2015/wordml/symex" xmlns:wpg="http://schemas.microsoft.com/office/word/2010/wordprocessingGroup" xmlns:wpi="http://schemas.microsoft.com/office/word/2010/wordprocessingInk" xmlns:wne="http://schemas.microsoft.com/office/word/2006/wordml" xmlns:wps="http://schemas.microsoft.com/office/word/2010/wordprocessingShape" mc:Ignorable="w14 w15 w16se w16cid w16 w16cex w16sdtdh w16sdtfl w16du wp14">
   <w:abstractNum w:abstractNumId="0" w15:restartNumberingAfterBreak="0">
     <w:nsid w:val="2D71098D"/>
     <w:multiLevelType w:val="multilevel"/>
@@ -12578,7 +12641,7 @@
 </file>
 
 <file path=word/styles.xml><?xml version="1.0" encoding="utf-8"?>
-<w:styles xmlns:mc="http://schemas.openxmlformats.org/markup-compatibility/2006" xmlns:r="http://schemas.openxmlformats.org/officeDocument/2006/relationships" xmlns:w="http://schemas.openxmlformats.org/wordprocessingml/2006/main" xmlns:w14="http://schemas.microsoft.com/office/word/2010/wordml" xmlns:w15="http://schemas.microsoft.com/office/word/2012/wordml" xmlns:w16cex="http://schemas.microsoft.com/office/word/2018/wordml/cex" xmlns:w16cid="http://schemas.microsoft.com/office/word/2016/wordml/cid" xmlns:w16="http://schemas.microsoft.com/office/word/2018/wordml" xmlns:w16sdtdh="http://schemas.microsoft.com/office/word/2020/wordml/sdtdatahash" xmlns:w16sdtfl="http://schemas.microsoft.com/office/word/2024/wordml/sdtformatlock" xmlns:w16se="http://schemas.microsoft.com/office/word/2015/wordml/symex" xmlns:w16du="http://schemas.microsoft.com/office/word/2023/wordml/word16du" mc:Ignorable="w14 w15 w16se w16cid w16 w16cex w16sdtdh w16sdtfl w16du">
+<w:styles xmlns:mc="http://schemas.openxmlformats.org/markup-compatibility/2006" xmlns:r="http://schemas.openxmlformats.org/officeDocument/2006/relationships" xmlns:w="http://schemas.openxmlformats.org/wordprocessingml/2006/main" xmlns:w14="http://schemas.microsoft.com/office/word/2010/wordml" xmlns:w15="http://schemas.microsoft.com/office/word/2012/wordml" xmlns:w16cex="http://schemas.microsoft.com/office/word/2018/wordml/cex" xmlns:w16cid="http://schemas.microsoft.com/office/word/2016/wordml/cid" xmlns:w16="http://schemas.microsoft.com/office/word/2018/wordml" xmlns:w16du="http://schemas.microsoft.com/office/word/2023/wordml/word16du" xmlns:w16sdtdh="http://schemas.microsoft.com/office/word/2020/wordml/sdtdatahash" xmlns:w16sdtfl="http://schemas.microsoft.com/office/word/2024/wordml/sdtformatlock" xmlns:w16se="http://schemas.microsoft.com/office/word/2015/wordml/symex" mc:Ignorable="w14 w15 w16se w16cid w16 w16cex w16sdtdh w16sdtfl w16du">
   <w:docDefaults>
     <w:rPrDefault>
       <w:rPr>
@@ -13148,7 +13211,6 @@
   <w:style w:type="character" w:default="1" w:styleId="DefaultParagraphFont">
     <w:name w:val="Default Paragraph Font"/>
     <w:uiPriority w:val="1"/>
-    <w:semiHidden/>
     <w:unhideWhenUsed/>
   </w:style>
   <w:style w:type="table" w:default="1" w:styleId="TableNormal">
